--- a/career-management-final-project/ניהול קריירה - התמודדות עם חוסר ודאות תעסוקתי - עבודה מסכמת.docx
+++ b/career-management-final-project/ניהול קריירה - התמודדות עם חוסר ודאות תעסוקתי - עבודה מסכמת.docx
@@ -4,7 +4,7 @@
   <w:body>
     <w:p>
       <w:pPr>
-        <w:spacing w:after="600"/>
+        <w:spacing w:after="500"/>
       </w:pPr>
     </w:p>
     <w:p>
@@ -15,7 +15,7 @@
       </w:pPr>
       <w:r>
         <w:rPr>
-          <w:rFonts w:ascii="Arial" w:cs="Arial" w:eastAsia="Arial" w:hAnsi="Arial"/>
+          <w:rFonts w:ascii="David" w:cs="David" w:eastAsia="David" w:hAnsi="David"/>
           <w:b/>
           <w:bCs/>
           <w:color w:val="1F3864"/>
@@ -34,7 +34,7 @@
       </w:pPr>
       <w:r>
         <w:rPr>
-          <w:rFonts w:ascii="Arial" w:cs="Arial" w:eastAsia="Arial" w:hAnsi="Arial"/>
+          <w:rFonts w:ascii="David" w:cs="David" w:eastAsia="David" w:hAnsi="David"/>
           <w:color w:val="595959"/>
           <w:sz w:val="24"/>
           <w:szCs w:val="24"/>
@@ -51,7 +51,7 @@
       </w:pPr>
       <w:r>
         <w:rPr>
-          <w:rFonts w:ascii="Arial" w:cs="Arial" w:eastAsia="Arial" w:hAnsi="Arial"/>
+          <w:rFonts w:ascii="David" w:cs="David" w:eastAsia="David" w:hAnsi="David"/>
           <w:sz w:val="26"/>
           <w:szCs w:val="26"/>
           <w:rtl/>
@@ -61,7 +61,7 @@
     </w:p>
     <w:p>
       <w:pPr>
-        <w:spacing w:after="600"/>
+        <w:spacing w:after="500"/>
       </w:pPr>
     </w:p>
     <w:p>
@@ -72,7 +72,7 @@
       </w:pPr>
       <w:r>
         <w:rPr>
-          <w:rFonts w:ascii="Arial" w:cs="Arial" w:eastAsia="Arial" w:hAnsi="Arial"/>
+          <w:rFonts w:ascii="David" w:cs="David" w:eastAsia="David" w:hAnsi="David"/>
           <w:b/>
           <w:bCs/>
           <w:sz w:val="28"/>
@@ -90,7 +90,7 @@
       </w:pPr>
       <w:r>
         <w:rPr>
-          <w:rFonts w:ascii="Arial" w:cs="Arial" w:eastAsia="Arial" w:hAnsi="Arial"/>
+          <w:rFonts w:ascii="David" w:cs="David" w:eastAsia="David" w:hAnsi="David"/>
           <w:sz w:val="24"/>
           <w:szCs w:val="24"/>
           <w:rtl/>
@@ -100,7 +100,7 @@
     </w:p>
     <w:p>
       <w:pPr>
-        <w:spacing w:after="700"/>
+        <w:spacing w:after="600"/>
       </w:pPr>
     </w:p>
     <w:p>
@@ -111,7 +111,7 @@
       </w:pPr>
       <w:r>
         <w:rPr>
-          <w:rFonts w:ascii="Arial" w:cs="Arial" w:eastAsia="Arial" w:hAnsi="Arial"/>
+          <w:rFonts w:ascii="David" w:cs="David" w:eastAsia="David" w:hAnsi="David"/>
           <w:b/>
           <w:bCs/>
           <w:color w:val="0E6E73"/>
@@ -130,12 +130,12 @@
       </w:pPr>
       <w:r>
         <w:rPr>
-          <w:rFonts w:ascii="Arial" w:cs="Arial" w:eastAsia="Arial" w:hAnsi="Arial"/>
+          <w:rFonts w:ascii="David" w:cs="David" w:eastAsia="David" w:hAnsi="David"/>
           <w:sz w:val="26"/>
           <w:szCs w:val="26"/>
           <w:rtl/>
         </w:rPr>
-        <w:t xml:space="preserve">ניתוח ויישום של המאמר</w:t>
+        <w:t xml:space="preserve">ניתוח ויישום של מאמר אקדמי בתחום ניהול הקריירה</w:t>
       </w:r>
     </w:p>
     <w:p>
@@ -145,14 +145,14 @@
       </w:pPr>
       <w:r>
         <w:rPr>
-          <w:rFonts w:ascii="Arial" w:cs="Arial" w:eastAsia="Arial" w:hAnsi="Arial"/>
+          <w:rFonts w:ascii="Times New Roman" w:cs="Times New Roman" w:eastAsia="Times New Roman" w:hAnsi="Times New Roman"/>
           <w:i/>
           <w:iCs/>
           <w:color w:val="404040"/>
           <w:sz w:val="22"/>
           <w:szCs w:val="22"/>
         </w:rPr>
-        <w:t xml:space="preserve">Shoss, M. K. (2017). Job insecurity: An integrative review and agenda for future research. Journal of Management, 43(6), 1911–1939.</w:t>
+        <w:t xml:space="preserve">Shoss, M. K. (2017). Job insecurity: An integrative review and agenda for future research. Journal of Management, 43(6), 1911-1939.</w:t>
       </w:r>
     </w:p>
     <w:p>
@@ -163,13 +163,13 @@
       </w:pPr>
       <w:r>
         <w:rPr>
-          <w:rFonts w:ascii="Arial" w:cs="Arial" w:eastAsia="Arial" w:hAnsi="Arial"/>
+          <w:rFonts w:ascii="David" w:cs="David" w:eastAsia="David" w:hAnsi="David"/>
           <w:color w:val="404040"/>
           <w:sz w:val="22"/>
           <w:szCs w:val="22"/>
           <w:rtl/>
         </w:rPr>
-        <w:t xml:space="preserve">בצירוף מאמר משלים:</w:t>
+        <w:t xml:space="preserve">מאמר משלים:</w:t>
       </w:r>
     </w:p>
     <w:p>
@@ -179,19 +179,19 @@
       </w:pPr>
       <w:r>
         <w:rPr>
-          <w:rFonts w:ascii="Arial" w:cs="Arial" w:eastAsia="Arial" w:hAnsi="Arial"/>
+          <w:rFonts w:ascii="Times New Roman" w:cs="Times New Roman" w:eastAsia="Times New Roman" w:hAnsi="Times New Roman"/>
           <w:i/>
           <w:iCs/>
           <w:color w:val="404040"/>
           <w:sz w:val="22"/>
           <w:szCs w:val="22"/>
         </w:rPr>
-        <w:t xml:space="preserve">Lee, C., Huang, G.-H., &amp; Ashford, S. J. (2018). Job insecurity and the changing workplace. Annual Review of Organizational Psychology and Organizational Behavior, 5, 335–359.</w:t>
-      </w:r>
-    </w:p>
-    <w:p>
-      <w:pPr>
-        <w:spacing w:after="700"/>
+        <w:t xml:space="preserve">Lee, C., Huang, G.-H., &amp; Ashford, S. J. (2018). Job insecurity and the changing workplace. Annual Review of Organizational Psychology and Organizational Behavior, 5, 335-359.</w:t>
+      </w:r>
+    </w:p>
+    <w:p>
+      <w:pPr>
+        <w:spacing w:after="500"/>
       </w:pPr>
     </w:p>
     <w:tbl>
@@ -237,12 +237,12 @@
           <w:p>
             <w:pPr>
               <w:bidi/>
-              <w:spacing w:after="40" w:line="300"/>
+              <w:spacing w:after="40" w:line="276"/>
               <w:jc w:val="center"/>
             </w:pPr>
             <w:r>
               <w:rPr>
-                <w:rFonts w:ascii="Arial" w:cs="Arial" w:eastAsia="Arial" w:hAnsi="Arial"/>
+                <w:rFonts w:ascii="David" w:cs="David" w:eastAsia="David" w:hAnsi="David"/>
                 <w:b/>
                 <w:bCs/>
                 <w:color w:val="1F3864"/>
@@ -275,12 +275,12 @@
           <w:p>
             <w:pPr>
               <w:bidi/>
-              <w:spacing w:after="40" w:line="300"/>
+              <w:spacing w:after="40" w:line="276"/>
               <w:jc w:val="center"/>
             </w:pPr>
             <w:r>
               <w:rPr>
-                <w:rFonts w:ascii="Arial" w:cs="Arial" w:eastAsia="Arial" w:hAnsi="Arial"/>
+                <w:rFonts w:ascii="David" w:cs="David" w:eastAsia="David" w:hAnsi="David"/>
                 <w:b/>
                 <w:bCs/>
                 <w:color w:val="1F3864"/>
@@ -314,17 +314,17 @@
           <w:p>
             <w:pPr>
               <w:bidi/>
-              <w:spacing w:after="40" w:line="300"/>
+              <w:spacing w:after="40" w:line="276"/>
               <w:jc w:val="center"/>
             </w:pPr>
             <w:r>
               <w:rPr>
-                <w:rFonts w:ascii="Arial" w:cs="Arial" w:eastAsia="Arial" w:hAnsi="Arial"/>
-                <w:sz w:val="22"/>
-                <w:szCs w:val="22"/>
-                <w:rtl/>
-              </w:rPr>
-              <w:t xml:space="preserve">[שם מלא – חבר/ת קבוצה 1]</w:t>
+                <w:rFonts w:ascii="David" w:cs="David" w:eastAsia="David" w:hAnsi="David"/>
+                <w:sz w:val="22"/>
+                <w:szCs w:val="22"/>
+                <w:rtl/>
+              </w:rPr>
+              <w:t xml:space="preserve">[שם מלא]</w:t>
             </w:r>
           </w:p>
         </w:tc>
@@ -348,12 +348,12 @@
           <w:p>
             <w:pPr>
               <w:bidi/>
-              <w:spacing w:after="40" w:line="300"/>
+              <w:spacing w:after="40" w:line="276"/>
               <w:jc w:val="center"/>
             </w:pPr>
             <w:r>
               <w:rPr>
-                <w:rFonts w:ascii="Arial" w:cs="Arial" w:eastAsia="Arial" w:hAnsi="Arial"/>
+                <w:rFonts w:ascii="David" w:cs="David" w:eastAsia="David" w:hAnsi="David"/>
                 <w:sz w:val="22"/>
                 <w:szCs w:val="22"/>
                 <w:rtl/>
@@ -384,17 +384,17 @@
           <w:p>
             <w:pPr>
               <w:bidi/>
-              <w:spacing w:after="40" w:line="300"/>
+              <w:spacing w:after="40" w:line="276"/>
               <w:jc w:val="center"/>
             </w:pPr>
             <w:r>
               <w:rPr>
-                <w:rFonts w:ascii="Arial" w:cs="Arial" w:eastAsia="Arial" w:hAnsi="Arial"/>
-                <w:sz w:val="22"/>
-                <w:szCs w:val="22"/>
-                <w:rtl/>
-              </w:rPr>
-              <w:t xml:space="preserve">[שם מלא – חבר/ת קבוצה 2]</w:t>
+                <w:rFonts w:ascii="David" w:cs="David" w:eastAsia="David" w:hAnsi="David"/>
+                <w:sz w:val="22"/>
+                <w:szCs w:val="22"/>
+                <w:rtl/>
+              </w:rPr>
+              <w:t xml:space="preserve">[שם מלא]</w:t>
             </w:r>
           </w:p>
         </w:tc>
@@ -418,12 +418,12 @@
           <w:p>
             <w:pPr>
               <w:bidi/>
-              <w:spacing w:after="40" w:line="300"/>
+              <w:spacing w:after="40" w:line="276"/>
               <w:jc w:val="center"/>
             </w:pPr>
             <w:r>
               <w:rPr>
-                <w:rFonts w:ascii="Arial" w:cs="Arial" w:eastAsia="Arial" w:hAnsi="Arial"/>
+                <w:rFonts w:ascii="David" w:cs="David" w:eastAsia="David" w:hAnsi="David"/>
                 <w:sz w:val="22"/>
                 <w:szCs w:val="22"/>
                 <w:rtl/>
@@ -454,17 +454,17 @@
           <w:p>
             <w:pPr>
               <w:bidi/>
-              <w:spacing w:after="40" w:line="300"/>
+              <w:spacing w:after="40" w:line="276"/>
               <w:jc w:val="center"/>
             </w:pPr>
             <w:r>
               <w:rPr>
-                <w:rFonts w:ascii="Arial" w:cs="Arial" w:eastAsia="Arial" w:hAnsi="Arial"/>
-                <w:sz w:val="22"/>
-                <w:szCs w:val="22"/>
-                <w:rtl/>
-              </w:rPr>
-              <w:t xml:space="preserve">[שם מלא – חבר/ת קבוצה 3 (אם רלוונטי)]</w:t>
+                <w:rFonts w:ascii="David" w:cs="David" w:eastAsia="David" w:hAnsi="David"/>
+                <w:sz w:val="22"/>
+                <w:szCs w:val="22"/>
+                <w:rtl/>
+              </w:rPr>
+              <w:t xml:space="preserve">[שם מלא, אם ההגשה בשלשה]</w:t>
             </w:r>
           </w:p>
         </w:tc>
@@ -488,12 +488,12 @@
           <w:p>
             <w:pPr>
               <w:bidi/>
-              <w:spacing w:after="40" w:line="300"/>
+              <w:spacing w:after="40" w:line="276"/>
               <w:jc w:val="center"/>
             </w:pPr>
             <w:r>
               <w:rPr>
-                <w:rFonts w:ascii="Arial" w:cs="Arial" w:eastAsia="Arial" w:hAnsi="Arial"/>
+                <w:rFonts w:ascii="David" w:cs="David" w:eastAsia="David" w:hAnsi="David"/>
                 <w:sz w:val="22"/>
                 <w:szCs w:val="22"/>
                 <w:rtl/>
@@ -506,7 +506,7 @@
     </w:tbl>
     <w:p>
       <w:pPr>
-        <w:spacing w:after="600"/>
+        <w:spacing w:after="500"/>
       </w:pPr>
     </w:p>
     <w:p>
@@ -517,7 +517,7 @@
       </w:pPr>
       <w:r>
         <w:rPr>
-          <w:rFonts w:ascii="Arial" w:cs="Arial" w:eastAsia="Arial" w:hAnsi="Arial"/>
+          <w:rFonts w:ascii="David" w:cs="David" w:eastAsia="David" w:hAnsi="David"/>
           <w:sz w:val="24"/>
           <w:szCs w:val="24"/>
           <w:rtl/>
@@ -533,7 +533,7 @@
       </w:pPr>
       <w:r>
         <w:rPr>
-          <w:rFonts w:ascii="Arial" w:cs="Arial" w:eastAsia="Arial" w:hAnsi="Arial"/>
+          <w:rFonts w:ascii="David" w:cs="David" w:eastAsia="David" w:hAnsi="David"/>
           <w:sz w:val="24"/>
           <w:szCs w:val="24"/>
           <w:rtl/>
@@ -543,7 +543,7 @@
     </w:p>
     <w:p>
       <w:pPr>
-        <w:spacing w:after="300"/>
+        <w:spacing w:after="240"/>
       </w:pPr>
     </w:p>
     <w:p>
@@ -554,12 +554,12 @@
       </w:pPr>
       <w:r>
         <w:rPr>
-          <w:rFonts w:ascii="Arial" w:cs="Arial" w:eastAsia="Arial" w:hAnsi="Arial"/>
-          <w:sz w:val="24"/>
-          <w:szCs w:val="24"/>
-          <w:rtl/>
-        </w:rPr>
-        <w:t xml:space="preserve">תאריך הגשה: 21.09.2026</w:t>
+          <w:rFonts w:ascii="David" w:cs="David" w:eastAsia="David" w:hAnsi="David"/>
+          <w:sz w:val="24"/>
+          <w:szCs w:val="24"/>
+          <w:rtl/>
+        </w:rPr>
+        <w:t xml:space="preserve">תאריך הגשה: י' בתשרי תשפ"ז, 21.09.2026</w:t>
       </w:r>
     </w:p>
     <w:p>
@@ -571,12 +571,12 @@
       <w:pPr>
         <w:pStyle w:val="Heading1"/>
         <w:bidi/>
-        <w:spacing w:after="200" w:before="360"/>
+        <w:spacing w:after="240" w:before="240" w:line="480"/>
         <w:jc w:val="right"/>
       </w:pPr>
       <w:r>
         <w:rPr>
-          <w:rFonts w:ascii="Arial" w:cs="Arial" w:eastAsia="Arial" w:hAnsi="Arial"/>
+          <w:rFonts w:ascii="David" w:cs="David" w:eastAsia="David" w:hAnsi="David"/>
           <w:b/>
           <w:bCs/>
           <w:color w:val="1F3864"/>
@@ -589,234 +589,328 @@
     </w:p>
     <w:p>
       <w:pPr>
-        <w:pStyle w:val="ListParagraph"/>
-        <w:numPr>
-          <w:ilvl w:val="0"/>
-          <w:numId w:val="2"/>
-        </w:numPr>
-        <w:bidi/>
-        <w:spacing w:after="80" w:line="360"/>
-        <w:jc w:val="both"/>
-      </w:pPr>
-      <w:r>
-        <w:rPr>
-          <w:rFonts w:ascii="Arial" w:cs="Arial" w:eastAsia="Arial" w:hAnsi="Arial"/>
+        <w:tabs>
+          <w:tab w:val="left" w:pos="8800" w:leader="dot"/>
+        </w:tabs>
+        <w:bidi/>
+        <w:spacing w:after="0" w:line="480"/>
+        <w:jc w:val="right"/>
+      </w:pPr>
+      <w:r>
+        <w:rPr>
+          <w:rFonts w:ascii="David" w:cs="David" w:eastAsia="David" w:hAnsi="David"/>
           <w:sz w:val="24"/>
           <w:szCs w:val="24"/>
           <w:rtl/>
         </w:rPr>
         <w:t xml:space="preserve">מבוא</w:t>
       </w:r>
-    </w:p>
-    <w:p>
-      <w:pPr>
-        <w:pStyle w:val="ListParagraph"/>
-        <w:numPr>
-          <w:ilvl w:val="0"/>
-          <w:numId w:val="2"/>
-        </w:numPr>
-        <w:bidi/>
-        <w:spacing w:after="80" w:line="360"/>
-        <w:jc w:val="both"/>
-      </w:pPr>
-      <w:r>
-        <w:rPr>
-          <w:rFonts w:ascii="Arial" w:cs="Arial" w:eastAsia="Arial" w:hAnsi="Arial"/>
+      <w:r>
+        <w:rPr>
+          <w:rFonts w:ascii="David" w:cs="David" w:eastAsia="David" w:hAnsi="David"/>
+          <w:sz w:val="24"/>
+          <w:szCs w:val="24"/>
+          <w:rtl/>
+        </w:rPr>
+        <w:t xml:space="preserve">	3</w:t>
+      </w:r>
+    </w:p>
+    <w:p>
+      <w:pPr>
+        <w:tabs>
+          <w:tab w:val="left" w:pos="8800" w:leader="dot"/>
+        </w:tabs>
+        <w:bidi/>
+        <w:spacing w:after="0" w:line="480"/>
+        <w:jc w:val="right"/>
+      </w:pPr>
+      <w:r>
+        <w:rPr>
+          <w:rFonts w:ascii="David" w:cs="David" w:eastAsia="David" w:hAnsi="David"/>
           <w:sz w:val="24"/>
           <w:szCs w:val="24"/>
           <w:rtl/>
         </w:rPr>
         <w:t xml:space="preserve">פרק 1: הצגת המאמר המרכזי</w:t>
       </w:r>
-    </w:p>
-    <w:p>
-      <w:pPr>
-        <w:pStyle w:val="ListParagraph"/>
-        <w:numPr>
-          <w:ilvl w:val="0"/>
-          <w:numId w:val="2"/>
-        </w:numPr>
-        <w:bidi/>
-        <w:spacing w:after="80" w:line="360"/>
-        <w:jc w:val="both"/>
-      </w:pPr>
-      <w:r>
-        <w:rPr>
-          <w:rFonts w:ascii="Arial" w:cs="Arial" w:eastAsia="Arial" w:hAnsi="Arial"/>
+      <w:r>
+        <w:rPr>
+          <w:rFonts w:ascii="David" w:cs="David" w:eastAsia="David" w:hAnsi="David"/>
+          <w:sz w:val="24"/>
+          <w:szCs w:val="24"/>
+          <w:rtl/>
+        </w:rPr>
+        <w:t xml:space="preserve">	5</w:t>
+      </w:r>
+    </w:p>
+    <w:p>
+      <w:pPr>
+        <w:tabs>
+          <w:tab w:val="left" w:pos="8800" w:leader="dot"/>
+        </w:tabs>
+        <w:bidi/>
+        <w:spacing w:after="0" w:line="480"/>
+        <w:jc w:val="right"/>
+      </w:pPr>
+      <w:r>
+        <w:rPr>
+          <w:rFonts w:ascii="David" w:cs="David" w:eastAsia="David" w:hAnsi="David"/>
           <w:sz w:val="24"/>
           <w:szCs w:val="24"/>
           <w:rtl/>
         </w:rPr>
         <w:t xml:space="preserve">פרק 2: תמצית המאמר והנקודות המרכזיות</w:t>
       </w:r>
-    </w:p>
-    <w:p>
-      <w:pPr>
-        <w:pStyle w:val="ListParagraph"/>
-        <w:numPr>
-          <w:ilvl w:val="0"/>
-          <w:numId w:val="2"/>
-        </w:numPr>
-        <w:bidi/>
-        <w:spacing w:after="80" w:line="360"/>
-        <w:jc w:val="both"/>
-      </w:pPr>
-      <w:r>
-        <w:rPr>
-          <w:rFonts w:ascii="Arial" w:cs="Arial" w:eastAsia="Arial" w:hAnsi="Arial"/>
+      <w:r>
+        <w:rPr>
+          <w:rFonts w:ascii="David" w:cs="David" w:eastAsia="David" w:hAnsi="David"/>
+          <w:sz w:val="24"/>
+          <w:szCs w:val="24"/>
+          <w:rtl/>
+        </w:rPr>
+        <w:t xml:space="preserve">	6</w:t>
+      </w:r>
+    </w:p>
+    <w:p>
+      <w:pPr>
+        <w:tabs>
+          <w:tab w:val="left" w:pos="8800" w:leader="dot"/>
+        </w:tabs>
+        <w:bidi/>
+        <w:spacing w:after="0" w:line="480"/>
+        <w:jc w:val="right"/>
+      </w:pPr>
+      <w:r>
+        <w:rPr>
+          <w:rFonts w:ascii="David" w:cs="David" w:eastAsia="David" w:hAnsi="David"/>
           <w:sz w:val="24"/>
           <w:szCs w:val="24"/>
           <w:rtl/>
         </w:rPr>
         <w:t xml:space="preserve">פרק 3: ניתוח המאמר לפי מבנה, שיטה וממצאים</w:t>
       </w:r>
-    </w:p>
-    <w:p>
-      <w:pPr>
-        <w:pStyle w:val="ListParagraph"/>
-        <w:numPr>
-          <w:ilvl w:val="0"/>
-          <w:numId w:val="2"/>
-        </w:numPr>
-        <w:bidi/>
-        <w:spacing w:after="80" w:line="360"/>
-        <w:jc w:val="both"/>
-      </w:pPr>
-      <w:r>
-        <w:rPr>
-          <w:rFonts w:ascii="Arial" w:cs="Arial" w:eastAsia="Arial" w:hAnsi="Arial"/>
+      <w:r>
+        <w:rPr>
+          <w:rFonts w:ascii="David" w:cs="David" w:eastAsia="David" w:hAnsi="David"/>
+          <w:sz w:val="24"/>
+          <w:szCs w:val="24"/>
+          <w:rtl/>
+        </w:rPr>
+        <w:t xml:space="preserve">	9</w:t>
+      </w:r>
+    </w:p>
+    <w:p>
+      <w:pPr>
+        <w:tabs>
+          <w:tab w:val="left" w:pos="8800" w:leader="dot"/>
+        </w:tabs>
+        <w:bidi/>
+        <w:spacing w:after="0" w:line="480"/>
+        <w:jc w:val="right"/>
+      </w:pPr>
+      <w:r>
+        <w:rPr>
+          <w:rFonts w:ascii="David" w:cs="David" w:eastAsia="David" w:hAnsi="David"/>
           <w:sz w:val="24"/>
           <w:szCs w:val="24"/>
           <w:rtl/>
         </w:rPr>
         <w:t xml:space="preserve">פרק 4: המאמר המשלים וראיות תומכות</w:t>
       </w:r>
-    </w:p>
-    <w:p>
-      <w:pPr>
-        <w:pStyle w:val="ListParagraph"/>
-        <w:numPr>
-          <w:ilvl w:val="0"/>
-          <w:numId w:val="2"/>
-        </w:numPr>
-        <w:bidi/>
-        <w:spacing w:after="80" w:line="360"/>
-        <w:jc w:val="both"/>
-      </w:pPr>
-      <w:r>
-        <w:rPr>
-          <w:rFonts w:ascii="Arial" w:cs="Arial" w:eastAsia="Arial" w:hAnsi="Arial"/>
+      <w:r>
+        <w:rPr>
+          <w:rFonts w:ascii="David" w:cs="David" w:eastAsia="David" w:hAnsi="David"/>
+          <w:sz w:val="24"/>
+          <w:szCs w:val="24"/>
+          <w:rtl/>
+        </w:rPr>
+        <w:t xml:space="preserve">	11</w:t>
+      </w:r>
+    </w:p>
+    <w:p>
+      <w:pPr>
+        <w:tabs>
+          <w:tab w:val="left" w:pos="8800" w:leader="dot"/>
+        </w:tabs>
+        <w:bidi/>
+        <w:spacing w:after="0" w:line="480"/>
+        <w:jc w:val="right"/>
+      </w:pPr>
+      <w:r>
+        <w:rPr>
+          <w:rFonts w:ascii="David" w:cs="David" w:eastAsia="David" w:hAnsi="David"/>
           <w:sz w:val="24"/>
           <w:szCs w:val="24"/>
           <w:rtl/>
         </w:rPr>
         <w:t xml:space="preserve">פרק 5: תובנות, מסקנות ודעה אישית</w:t>
       </w:r>
-    </w:p>
-    <w:p>
-      <w:pPr>
-        <w:pStyle w:val="ListParagraph"/>
-        <w:numPr>
-          <w:ilvl w:val="0"/>
-          <w:numId w:val="2"/>
-        </w:numPr>
-        <w:bidi/>
-        <w:spacing w:after="80" w:line="360"/>
-        <w:jc w:val="both"/>
-      </w:pPr>
-      <w:r>
-        <w:rPr>
-          <w:rFonts w:ascii="Arial" w:cs="Arial" w:eastAsia="Arial" w:hAnsi="Arial"/>
+      <w:r>
+        <w:rPr>
+          <w:rFonts w:ascii="David" w:cs="David" w:eastAsia="David" w:hAnsi="David"/>
+          <w:sz w:val="24"/>
+          <w:szCs w:val="24"/>
+          <w:rtl/>
+        </w:rPr>
+        <w:t xml:space="preserve">	12</w:t>
+      </w:r>
+    </w:p>
+    <w:p>
+      <w:pPr>
+        <w:tabs>
+          <w:tab w:val="left" w:pos="8800" w:leader="dot"/>
+        </w:tabs>
+        <w:bidi/>
+        <w:spacing w:after="0" w:line="480"/>
+        <w:jc w:val="right"/>
+      </w:pPr>
+      <w:r>
+        <w:rPr>
+          <w:rFonts w:ascii="David" w:cs="David" w:eastAsia="David" w:hAnsi="David"/>
           <w:sz w:val="24"/>
           <w:szCs w:val="24"/>
           <w:rtl/>
         </w:rPr>
         <w:t xml:space="preserve">פרק 6: יישום מעשי בניהול קריירה</w:t>
       </w:r>
-    </w:p>
-    <w:p>
-      <w:pPr>
-        <w:pStyle w:val="ListParagraph"/>
-        <w:numPr>
-          <w:ilvl w:val="0"/>
-          <w:numId w:val="2"/>
-        </w:numPr>
-        <w:bidi/>
-        <w:spacing w:after="80" w:line="360"/>
-        <w:jc w:val="both"/>
-      </w:pPr>
-      <w:r>
-        <w:rPr>
-          <w:rFonts w:ascii="Arial" w:cs="Arial" w:eastAsia="Arial" w:hAnsi="Arial"/>
-          <w:sz w:val="24"/>
-          <w:szCs w:val="24"/>
-          <w:rtl/>
-        </w:rPr>
-        <w:t xml:space="preserve">סיכום</w:t>
-      </w:r>
-    </w:p>
-    <w:p>
-      <w:pPr>
-        <w:pStyle w:val="ListParagraph"/>
-        <w:numPr>
-          <w:ilvl w:val="0"/>
-          <w:numId w:val="2"/>
-        </w:numPr>
-        <w:bidi/>
-        <w:spacing w:after="80" w:line="360"/>
-        <w:jc w:val="both"/>
-      </w:pPr>
-      <w:r>
-        <w:rPr>
-          <w:rFonts w:ascii="Arial" w:cs="Arial" w:eastAsia="Arial" w:hAnsi="Arial"/>
+      <w:r>
+        <w:rPr>
+          <w:rFonts w:ascii="David" w:cs="David" w:eastAsia="David" w:hAnsi="David"/>
+          <w:sz w:val="24"/>
+          <w:szCs w:val="24"/>
+          <w:rtl/>
+        </w:rPr>
+        <w:t xml:space="preserve">	15</w:t>
+      </w:r>
+    </w:p>
+    <w:p>
+      <w:pPr>
+        <w:tabs>
+          <w:tab w:val="left" w:pos="8800" w:leader="dot"/>
+        </w:tabs>
+        <w:bidi/>
+        <w:spacing w:after="0" w:line="480"/>
+        <w:jc w:val="right"/>
+      </w:pPr>
+      <w:r>
+        <w:rPr>
+          <w:rFonts w:ascii="David" w:cs="David" w:eastAsia="David" w:hAnsi="David"/>
+          <w:sz w:val="24"/>
+          <w:szCs w:val="24"/>
+          <w:rtl/>
+        </w:rPr>
+        <w:t xml:space="preserve">סיכום ומסקנות</w:t>
+      </w:r>
+      <w:r>
+        <w:rPr>
+          <w:rFonts w:ascii="David" w:cs="David" w:eastAsia="David" w:hAnsi="David"/>
+          <w:sz w:val="24"/>
+          <w:szCs w:val="24"/>
+          <w:rtl/>
+        </w:rPr>
+        <w:t xml:space="preserve">	17</w:t>
+      </w:r>
+    </w:p>
+    <w:p>
+      <w:pPr>
+        <w:tabs>
+          <w:tab w:val="left" w:pos="8800" w:leader="dot"/>
+        </w:tabs>
+        <w:bidi/>
+        <w:spacing w:after="0" w:line="480"/>
+        <w:jc w:val="right"/>
+      </w:pPr>
+      <w:r>
+        <w:rPr>
+          <w:rFonts w:ascii="David" w:cs="David" w:eastAsia="David" w:hAnsi="David"/>
           <w:sz w:val="24"/>
           <w:szCs w:val="24"/>
           <w:rtl/>
         </w:rPr>
         <w:t xml:space="preserve">נספח א: תכנון המצגת והאמצעים להמחשה</w:t>
       </w:r>
-    </w:p>
-    <w:p>
-      <w:pPr>
-        <w:pStyle w:val="ListParagraph"/>
-        <w:numPr>
-          <w:ilvl w:val="0"/>
-          <w:numId w:val="2"/>
-        </w:numPr>
-        <w:bidi/>
-        <w:spacing w:after="80" w:line="360"/>
-        <w:jc w:val="both"/>
-      </w:pPr>
-      <w:r>
-        <w:rPr>
-          <w:rFonts w:ascii="Arial" w:cs="Arial" w:eastAsia="Arial" w:hAnsi="Arial"/>
+      <w:r>
+        <w:rPr>
+          <w:rFonts w:ascii="David" w:cs="David" w:eastAsia="David" w:hAnsi="David"/>
+          <w:sz w:val="24"/>
+          <w:szCs w:val="24"/>
+          <w:rtl/>
+        </w:rPr>
+        <w:t xml:space="preserve">	18</w:t>
+      </w:r>
+    </w:p>
+    <w:p>
+      <w:pPr>
+        <w:tabs>
+          <w:tab w:val="left" w:pos="8800" w:leader="dot"/>
+        </w:tabs>
+        <w:bidi/>
+        <w:spacing w:after="0" w:line="480"/>
+        <w:jc w:val="right"/>
+      </w:pPr>
+      <w:r>
+        <w:rPr>
+          <w:rFonts w:ascii="David" w:cs="David" w:eastAsia="David" w:hAnsi="David"/>
           <w:sz w:val="24"/>
           <w:szCs w:val="24"/>
           <w:rtl/>
         </w:rPr>
         <w:t xml:space="preserve">נספח ב: שאלון קצר להערכה עצמית</w:t>
       </w:r>
-    </w:p>
-    <w:p>
-      <w:pPr>
-        <w:pStyle w:val="ListParagraph"/>
-        <w:numPr>
-          <w:ilvl w:val="0"/>
-          <w:numId w:val="2"/>
-        </w:numPr>
-        <w:bidi/>
-        <w:spacing w:after="80" w:line="360"/>
-        <w:jc w:val="both"/>
-      </w:pPr>
-      <w:r>
-        <w:rPr>
-          <w:rFonts w:ascii="Arial" w:cs="Arial" w:eastAsia="Arial" w:hAnsi="Arial"/>
+      <w:r>
+        <w:rPr>
+          <w:rFonts w:ascii="David" w:cs="David" w:eastAsia="David" w:hAnsi="David"/>
+          <w:sz w:val="24"/>
+          <w:szCs w:val="24"/>
+          <w:rtl/>
+        </w:rPr>
+        <w:t xml:space="preserve">	19</w:t>
+      </w:r>
+    </w:p>
+    <w:p>
+      <w:pPr>
+        <w:tabs>
+          <w:tab w:val="left" w:pos="8800" w:leader="dot"/>
+        </w:tabs>
+        <w:bidi/>
+        <w:spacing w:after="0" w:line="480"/>
+        <w:jc w:val="right"/>
+      </w:pPr>
+      <w:r>
+        <w:rPr>
+          <w:rFonts w:ascii="David" w:cs="David" w:eastAsia="David" w:hAnsi="David"/>
           <w:sz w:val="24"/>
           <w:szCs w:val="24"/>
           <w:rtl/>
         </w:rPr>
         <w:t xml:space="preserve">רשימת מקורות</w:t>
       </w:r>
+      <w:r>
+        <w:rPr>
+          <w:rFonts w:ascii="David" w:cs="David" w:eastAsia="David" w:hAnsi="David"/>
+          <w:sz w:val="24"/>
+          <w:szCs w:val="24"/>
+          <w:rtl/>
+        </w:rPr>
+        <w:t xml:space="preserve">	20</w:t>
+      </w:r>
+    </w:p>
+    <w:p>
+      <w:pPr>
+        <w:bidi/>
+        <w:spacing w:after="120" w:before="240" w:line="276"/>
+        <w:jc w:val="right"/>
+      </w:pPr>
+      <w:r>
+        <w:rPr>
+          <w:rFonts w:ascii="David" w:cs="David" w:eastAsia="David" w:hAnsi="David"/>
+          <w:color w:val="595959"/>
+          <w:sz w:val="20"/>
+          <w:szCs w:val="20"/>
+          <w:rtl/>
+        </w:rPr>
+        <w:t xml:space="preserve">מספרי העמודים משוערים ויש לעדכנם לאחר מילוי פרטי המגישים.</w:t>
+      </w:r>
     </w:p>
     <w:p>
       <w:r>
@@ -827,12 +921,12 @@
       <w:pPr>
         <w:pStyle w:val="Heading1"/>
         <w:bidi/>
-        <w:spacing w:after="200" w:before="360"/>
+        <w:spacing w:after="240" w:before="240" w:line="480"/>
         <w:jc w:val="right"/>
       </w:pPr>
       <w:r>
         <w:rPr>
-          <w:rFonts w:ascii="Arial" w:cs="Arial" w:eastAsia="Arial" w:hAnsi="Arial"/>
+          <w:rFonts w:ascii="David" w:cs="David" w:eastAsia="David" w:hAnsi="David"/>
           <w:b/>
           <w:bCs/>
           <w:color w:val="1F3864"/>
@@ -846,41 +940,21 @@
     <w:p>
       <w:pPr>
         <w:bidi/>
-        <w:spacing w:after="120" w:before="0" w:line="360"/>
+        <w:spacing w:after="120" w:before="0" w:line="480"/>
         <w:jc w:val="both"/>
       </w:pPr>
       <w:r>
         <w:rPr>
-          <w:rFonts w:ascii="Arial" w:cs="Arial" w:eastAsia="Arial" w:hAnsi="Arial"/>
-          <w:sz w:val="24"/>
-          <w:szCs w:val="24"/>
-          <w:rtl/>
-        </w:rPr>
-        <w:t xml:space="preserve">בשנים האחרונות הפך </w:t>
-      </w:r>
-      <w:r>
-        <w:rPr>
-          <w:rFonts w:ascii="Arial" w:cs="Arial" w:eastAsia="Arial" w:hAnsi="Arial"/>
-          <w:b/>
-          <w:bCs/>
-          <w:sz w:val="24"/>
-          <w:szCs w:val="24"/>
-          <w:rtl/>
-        </w:rPr>
-        <w:t xml:space="preserve">חוסר הביטחון התעסוקתי</w:t>
-      </w:r>
-      <w:r>
-        <w:rPr>
-          <w:rFonts w:ascii="Arial" w:cs="Arial" w:eastAsia="Arial" w:hAnsi="Arial"/>
-          <w:sz w:val="24"/>
-          <w:szCs w:val="24"/>
-          <w:rtl/>
-        </w:rPr>
-        <w:t xml:space="preserve"> (</w:t>
-      </w:r>
-      <w:r>
-        <w:rPr>
-          <w:rFonts w:ascii="Arial" w:cs="Arial" w:eastAsia="Arial" w:hAnsi="Arial"/>
+          <w:rFonts w:ascii="David" w:cs="David" w:eastAsia="David" w:hAnsi="David"/>
+          <w:sz w:val="24"/>
+          <w:szCs w:val="24"/>
+          <w:rtl/>
+        </w:rPr>
+        <w:t xml:space="preserve">חוסר ביטחון תעסוקתי (</w:t>
+      </w:r>
+      <w:r>
+        <w:rPr>
+          <w:rFonts w:ascii="Times New Roman" w:cs="Times New Roman" w:eastAsia="Times New Roman" w:hAnsi="Times New Roman"/>
           <w:sz w:val="24"/>
           <w:szCs w:val="24"/>
         </w:rPr>
@@ -888,65 +962,99 @@
       </w:r>
       <w:r>
         <w:rPr>
-          <w:rFonts w:ascii="Arial" w:cs="Arial" w:eastAsia="Arial" w:hAnsi="Arial"/>
-          <w:sz w:val="24"/>
-          <w:szCs w:val="24"/>
-          <w:rtl/>
-        </w:rPr>
-        <w:t xml:space="preserve">) לאחת התופעות המרכזיות בעולם העבודה. גלי הפיטורים וההתייעלות בענף ההייטק, כניסתה המואצת של הבינה המלאכותית היוצרת לתפקידי "צווארון לבן", המלחמה ושירות המילואים הממושך, לצד המעבר לצורות העסקה גמישות (פרילנס, חוזים זמניים ועבודה דרך פלטפורמות), יצרו מציאות שבה גם עובדים בעלי ותק ומיומנויות גבוהות חשים כי המשך העסקתם אינו מובן מאליו. תיבה בדוח בנק ישראל לשנת 2024 העריכה כי כחמישית מהמועסקים בישראל עובדים במקצועות "תחליפיים", שבהם הביקוש לעובדים צפוי לרדת באופן משמעותי עם התרחבות השימוש בבינה מלאכותית (בנק ישראל, 2025).</w:t>
-      </w:r>
-    </w:p>
-    <w:p>
-      <w:pPr>
-        <w:bidi/>
-        <w:spacing w:after="120" w:before="0" w:line="360"/>
+          <w:rFonts w:ascii="David" w:cs="David" w:eastAsia="David" w:hAnsi="David"/>
+          <w:sz w:val="24"/>
+          <w:szCs w:val="24"/>
+          <w:rtl/>
+        </w:rPr>
+        <w:t xml:space="preserve">) נחקר מאז שנות השמונים, אז הוגדר לראשונה כתחושת חוסר אונים של העובד לשמור על ההמשכיות הרצויה לו במצב עבודה מאוים (</w:t>
+      </w:r>
+      <w:r>
+        <w:rPr>
+          <w:rFonts w:ascii="Times New Roman" w:cs="Times New Roman" w:eastAsia="Times New Roman" w:hAnsi="Times New Roman"/>
+          <w:sz w:val="24"/>
+          <w:szCs w:val="24"/>
+        </w:rPr>
+        <w:t xml:space="preserve">‎Greenhalgh &amp; Rosenblatt, 1984‎</w:t>
+      </w:r>
+      <w:r>
+        <w:rPr>
+          <w:rFonts w:ascii="David" w:cs="David" w:eastAsia="David" w:hAnsi="David"/>
+          <w:sz w:val="24"/>
+          <w:szCs w:val="24"/>
+          <w:rtl/>
+        </w:rPr>
+        <w:t xml:space="preserve">). בשנים האחרונות התופעה חזרה למרכז השיח, משום שהיא כבר אינה נחלתם של עובדים זמניים או של ענפים במשבר בלבד. גלי הפיטורים וההתייעלות בענף ההייטק, כניסת הבינה המלאכותית היוצרת לתפקידי צווארון לבן, המלחמה ושירות המילואים הממושך, והמעבר לצורות העסקה גמישות, יצרו מציאות שבה גם עובדים בעלי ותק ומיומנויות גבוהות חשים כי המשך העסקתם אינו מובן מאליו. תיבה בדוח בנק ישראל לשנת 2024 העריכה כי כחמישית מהמועסקים בישראל עובדים במקצועות שבהם הביקוש לעובדים צפוי לרדת באופן משמעותי עם התרחבות השימוש בבינה מלאכותית (בנק ישראל, 2025). בעיתונות הכלכלית דווח כי ההתייעלות באמצעות בינה מלאכותית עומדת בראש סדר היום של מנהלי ההייטק בשנת 2026 ("הקשיים של מנהלי הייטק", 2026).</w:t>
+      </w:r>
+    </w:p>
+    <w:p>
+      <w:pPr>
+        <w:bidi/>
+        <w:spacing w:after="120" w:before="0" w:line="480"/>
         <w:jc w:val="both"/>
       </w:pPr>
       <w:r>
         <w:rPr>
-          <w:rFonts w:ascii="Arial" w:cs="Arial" w:eastAsia="Arial" w:hAnsi="Arial"/>
-          <w:sz w:val="24"/>
-          <w:szCs w:val="24"/>
-          <w:rtl/>
-        </w:rPr>
-        <w:t xml:space="preserve">מציאות זו מעלה שאלה מרכזית עבור קורס בניהול קריירה: כיצד מנהלים קריירה באופן מושכל כאשר אי-הוודאות הופכת לתנאי קבוע ולא לאירוע חריג? בחרנו בנושא "התמודדות עם חוסר ודאות תעסוקתי" משום שהוא נוגע ישירות לנו, סטודנטים העומדים בפני כניסה לשוק העבודה או הנמצאים בתחילת דרכם המקצועית, ומשום שהוא מתכתב עם נושאים מרכזיים שנלמדו בקורס: עוגני קריירה, מסע הקריירה במאה ה-21, שלושת "סלי הכלים" לניהול קריירה (רשת אנשים, זהות מקצועית והתפתחות) וההסתכלות על משבר כעל הזדמנות.</w:t>
-      </w:r>
-    </w:p>
-    <w:p>
-      <w:pPr>
-        <w:bidi/>
-        <w:spacing w:after="120" w:before="0" w:line="360"/>
+          <w:rFonts w:ascii="David" w:cs="David" w:eastAsia="David" w:hAnsi="David"/>
+          <w:sz w:val="24"/>
+          <w:szCs w:val="24"/>
+          <w:rtl/>
+        </w:rPr>
+        <w:t xml:space="preserve">ניהול קריירה מתואר בספרות כתהליך מתמשך שבו הפרט אוסף מידע על עצמו ועל סביבתו, מציב יעדים ומפתח אסטרטגיות להשגתם (</w:t>
+      </w:r>
+      <w:r>
+        <w:rPr>
+          <w:rFonts w:ascii="Times New Roman" w:cs="Times New Roman" w:eastAsia="Times New Roman" w:hAnsi="Times New Roman"/>
+          <w:sz w:val="24"/>
+          <w:szCs w:val="24"/>
+        </w:rPr>
+        <w:t xml:space="preserve">‎Greenhaus et al., 2018‎</w:t>
+      </w:r>
+      <w:r>
+        <w:rPr>
+          <w:rFonts w:ascii="David" w:cs="David" w:eastAsia="David" w:hAnsi="David"/>
+          <w:sz w:val="24"/>
+          <w:szCs w:val="24"/>
+          <w:rtl/>
+        </w:rPr>
+        <w:t xml:space="preserve">). תהליך כזה מניח מידה של יציבות. מכאן עולה השאלה שבמרכז עבודה זו: כיצד מנהלים קריירה כאשר אי-הוודאות הופכת לתנאי קבוע ולא לאירוע חריג? הנושא נבחר משום שהוא נוגע ישירות לסטודנטים הנמצאים לפני הכניסה לשוק העבודה או בתחילת דרכם המקצועית, ומשום שהוא מתחבר לנושאים שנלמדו בקורס: מסע הקריירה במאה ה-21 ושלושת "סלי הכלים" לניהול קריירה, רשת אנשים, זהות מקצועית והתפתחות (דבדבני דקל, 2026א), וההסתכלות על משבר כעל הזדמנות (דבדבני דקל, 2026ב).</w:t>
+      </w:r>
+    </w:p>
+    <w:p>
+      <w:pPr>
+        <w:bidi/>
+        <w:spacing w:after="120" w:before="0" w:line="480"/>
         <w:jc w:val="both"/>
       </w:pPr>
       <w:r>
         <w:rPr>
-          <w:rFonts w:ascii="Arial" w:cs="Arial" w:eastAsia="Arial" w:hAnsi="Arial"/>
-          <w:sz w:val="24"/>
-          <w:szCs w:val="24"/>
-          <w:rtl/>
-        </w:rPr>
-        <w:t xml:space="preserve">כמאמר מרכזי בחרנו את הסקירה האינטגרטיבית של </w:t>
-      </w:r>
-      <w:r>
-        <w:rPr>
-          <w:rFonts w:ascii="Arial" w:cs="Arial" w:eastAsia="Arial" w:hAnsi="Arial"/>
-          <w:sz w:val="24"/>
-          <w:szCs w:val="24"/>
-        </w:rPr>
-        <w:t xml:space="preserve">‎Shoss (2017)‎</w:t>
-      </w:r>
-      <w:r>
-        <w:rPr>
-          <w:rFonts w:ascii="Arial" w:cs="Arial" w:eastAsia="Arial" w:hAnsi="Arial"/>
-          <w:sz w:val="24"/>
-          <w:szCs w:val="24"/>
-          <w:rtl/>
-        </w:rPr>
-        <w:t xml:space="preserve">, שפורסמה בכתב העת </w:t>
-      </w:r>
-      <w:r>
-        <w:rPr>
-          <w:rFonts w:ascii="Arial" w:cs="Arial" w:eastAsia="Arial" w:hAnsi="Arial"/>
+          <w:rFonts w:ascii="David" w:cs="David" w:eastAsia="David" w:hAnsi="David"/>
+          <w:sz w:val="24"/>
+          <w:szCs w:val="24"/>
+          <w:rtl/>
+        </w:rPr>
+        <w:t xml:space="preserve">העבודה נשענת על הסקירה האינטגרטיבית של שוס (</w:t>
+      </w:r>
+      <w:r>
+        <w:rPr>
+          <w:rFonts w:ascii="Times New Roman" w:cs="Times New Roman" w:eastAsia="Times New Roman" w:hAnsi="Times New Roman"/>
+          <w:sz w:val="24"/>
+          <w:szCs w:val="24"/>
+        </w:rPr>
+        <w:t xml:space="preserve">‎Shoss, 2017‎</w:t>
+      </w:r>
+      <w:r>
+        <w:rPr>
+          <w:rFonts w:ascii="David" w:cs="David" w:eastAsia="David" w:hAnsi="David"/>
+          <w:sz w:val="24"/>
+          <w:szCs w:val="24"/>
+          <w:rtl/>
+        </w:rPr>
+        <w:t xml:space="preserve">), שפורסמה בכתב העת </w:t>
+      </w:r>
+      <w:r>
+        <w:rPr>
+          <w:rFonts w:ascii="Times New Roman" w:cs="Times New Roman" w:eastAsia="Times New Roman" w:hAnsi="Times New Roman"/>
           <w:sz w:val="24"/>
           <w:szCs w:val="24"/>
         </w:rPr>
@@ -954,33 +1062,33 @@
       </w:r>
       <w:r>
         <w:rPr>
-          <w:rFonts w:ascii="Arial" w:cs="Arial" w:eastAsia="Arial" w:hAnsi="Arial"/>
-          <w:sz w:val="24"/>
-          <w:szCs w:val="24"/>
-          <w:rtl/>
-        </w:rPr>
-        <w:t xml:space="preserve">, מכתבי העת המובילים והמצוטטים ביותר בתחום הניהול וההתנהגות הארגונית. המאמר מציע הגדרה ברורה לחוסר ביטחון תעסוקתי, מסגרת מושגית המארגנת עשרות שנות מחקר, ותשובה לשאלה מדוע אנשים שונים מגיבים באופן שונה לאותו איום. כמאמר משלים (לצורך הגשה בשלשה) בחרנו את הסקירה של </w:t>
-      </w:r>
-      <w:r>
-        <w:rPr>
-          <w:rFonts w:ascii="Arial" w:cs="Arial" w:eastAsia="Arial" w:hAnsi="Arial"/>
-          <w:sz w:val="24"/>
-          <w:szCs w:val="24"/>
-        </w:rPr>
-        <w:t xml:space="preserve">‎Lee, Huang &amp; Ashford (2018)‎</w:t>
-      </w:r>
-      <w:r>
-        <w:rPr>
-          <w:rFonts w:ascii="Arial" w:cs="Arial" w:eastAsia="Arial" w:hAnsi="Arial"/>
-          <w:sz w:val="24"/>
-          <w:szCs w:val="24"/>
-          <w:rtl/>
-        </w:rPr>
-        <w:t xml:space="preserve"> מתוך </w:t>
-      </w:r>
-      <w:r>
-        <w:rPr>
-          <w:rFonts w:ascii="Arial" w:cs="Arial" w:eastAsia="Arial" w:hAnsi="Arial"/>
+          <w:rFonts w:ascii="David" w:cs="David" w:eastAsia="David" w:hAnsi="David"/>
+          <w:sz w:val="24"/>
+          <w:szCs w:val="24"/>
+          <w:rtl/>
+        </w:rPr>
+        <w:t xml:space="preserve">, מכתבי העת המובילים בתחום הניהול וההתנהגות הארגונית. המאמר מציע הגדרה לחוסר ביטחון תעסוקתי, מסגרת מושגית המארגנת עשרות שנות מחקר, והסבר לשאלה מדוע אנשים שונים מגיבים באופן שונה לאותו איום. כמאמר משלים, לצורך הגשה בשלשה, נבחרה הסקירה של לי ואחרים (</w:t>
+      </w:r>
+      <w:r>
+        <w:rPr>
+          <w:rFonts w:ascii="Times New Roman" w:cs="Times New Roman" w:eastAsia="Times New Roman" w:hAnsi="Times New Roman"/>
+          <w:sz w:val="24"/>
+          <w:szCs w:val="24"/>
+        </w:rPr>
+        <w:t xml:space="preserve">‎Lee et al., 2018‎</w:t>
+      </w:r>
+      <w:r>
+        <w:rPr>
+          <w:rFonts w:ascii="David" w:cs="David" w:eastAsia="David" w:hAnsi="David"/>
+          <w:sz w:val="24"/>
+          <w:szCs w:val="24"/>
+          <w:rtl/>
+        </w:rPr>
+        <w:t xml:space="preserve">) מתוך </w:t>
+      </w:r>
+      <w:r>
+        <w:rPr>
+          <w:rFonts w:ascii="Times New Roman" w:cs="Times New Roman" w:eastAsia="Times New Roman" w:hAnsi="Times New Roman"/>
           <w:sz w:val="24"/>
           <w:szCs w:val="24"/>
         </w:rPr>
@@ -988,49 +1096,49 @@
       </w:r>
       <w:r>
         <w:rPr>
-          <w:rFonts w:ascii="Arial" w:cs="Arial" w:eastAsia="Arial" w:hAnsi="Arial"/>
-          <w:sz w:val="24"/>
-          <w:szCs w:val="24"/>
-          <w:rtl/>
-        </w:rPr>
-        <w:t xml:space="preserve">, הבוחנת את התופעה בהקשר של עולם העבודה המשתנה ובהשוואה בין-תרבותית. לצידם נסתמך על המטא-אנליזה של </w:t>
-      </w:r>
-      <w:r>
-        <w:rPr>
-          <w:rFonts w:ascii="Arial" w:cs="Arial" w:eastAsia="Arial" w:hAnsi="Arial"/>
-          <w:sz w:val="24"/>
-          <w:szCs w:val="24"/>
-        </w:rPr>
-        <w:t xml:space="preserve">‎Jiang &amp; Lavaysse (2018)‎</w:t>
-      </w:r>
-      <w:r>
-        <w:rPr>
-          <w:rFonts w:ascii="Arial" w:cs="Arial" w:eastAsia="Arial" w:hAnsi="Arial"/>
-          <w:sz w:val="24"/>
-          <w:szCs w:val="24"/>
-          <w:rtl/>
-        </w:rPr>
-        <w:t xml:space="preserve"> כראיה כמותית תומכת.</w:t>
-      </w:r>
-    </w:p>
-    <w:p>
-      <w:pPr>
-        <w:bidi/>
-        <w:spacing w:after="120" w:before="0" w:line="360"/>
+          <w:rFonts w:ascii="David" w:cs="David" w:eastAsia="David" w:hAnsi="David"/>
+          <w:sz w:val="24"/>
+          <w:szCs w:val="24"/>
+          <w:rtl/>
+        </w:rPr>
+        <w:t xml:space="preserve">, הבוחנת את התופעה בהקשר של עולם העבודה המשתנה ובהשוואה בין-תרבותית. כראיה כמותית תומכת משמשת המטא-אנליזה של ג'יאנג ולאבייס (</w:t>
+      </w:r>
+      <w:r>
+        <w:rPr>
+          <w:rFonts w:ascii="Times New Roman" w:cs="Times New Roman" w:eastAsia="Times New Roman" w:hAnsi="Times New Roman"/>
+          <w:sz w:val="24"/>
+          <w:szCs w:val="24"/>
+        </w:rPr>
+        <w:t xml:space="preserve">‎Jiang &amp; Lavaysse, 2018‎</w:t>
+      </w:r>
+      <w:r>
+        <w:rPr>
+          <w:rFonts w:ascii="David" w:cs="David" w:eastAsia="David" w:hAnsi="David"/>
+          <w:sz w:val="24"/>
+          <w:szCs w:val="24"/>
+          <w:rtl/>
+        </w:rPr>
+        <w:t xml:space="preserve">).</w:t>
+      </w:r>
+    </w:p>
+    <w:p>
+      <w:pPr>
+        <w:bidi/>
+        <w:spacing w:after="120" w:before="0" w:line="480"/>
         <w:jc w:val="both"/>
       </w:pPr>
       <w:r>
         <w:rPr>
-          <w:rFonts w:ascii="Arial" w:cs="Arial" w:eastAsia="Arial" w:hAnsi="Arial"/>
-          <w:sz w:val="24"/>
-          <w:szCs w:val="24"/>
-          <w:rtl/>
-        </w:rPr>
-        <w:t xml:space="preserve">העבודה בנויה כך: פרק 1 מציג את המאמר המרכזי; פרק 2 מסכם את תמציתו ואת נקודותיו המרכזיות; פרק 3 מנתח אותו לפי מבנה, שיטה וממצאים; פרק 4 מציג את המאמר המשלים ואת הראיות התומכות; פרק 5 מציג תובנות, מסקנות ודעה אישית; פרק 6 מציע יישום מעשי לניהול הקריירה שלנו ושל חברי הכיתה. בנספחים מובאים תכנון המצגת והאמצעים להמחשה, ושאלון קצר להערכה עצמית. העבודה מסתיימת ברשימת מקורות על פי כללי </w:t>
-      </w:r>
-      <w:r>
-        <w:rPr>
-          <w:rFonts w:ascii="Arial" w:cs="Arial" w:eastAsia="Arial" w:hAnsi="Arial"/>
+          <w:rFonts w:ascii="David" w:cs="David" w:eastAsia="David" w:hAnsi="David"/>
+          <w:sz w:val="24"/>
+          <w:szCs w:val="24"/>
+          <w:rtl/>
+        </w:rPr>
+        <w:t xml:space="preserve">פרק 1 מציג את המאמר המרכזי. פרק 2 מסכם את תמציתו ואת נקודותיו המרכזיות. פרק 3 מנתח אותו לפי מבנה, שיטה וממצאים. פרק 4 מציג את המאמר המשלים ואת הראיות התומכות. פרק 5 מציג תובנות, מסקנות ודעה אישית, ופרק 6 מציע יישום מעשי לניהול הקריירה של הסטודנטים בכיתה. בנספחים מובאים תכנון המצגת והאמצעים להמחשה ושאלון קצר להערכה עצמית. העבודה מסתיימת ברשימת מקורות על פי כללי </w:t>
+      </w:r>
+      <w:r>
+        <w:rPr>
+          <w:rFonts w:ascii="Times New Roman" w:cs="Times New Roman" w:eastAsia="Times New Roman" w:hAnsi="Times New Roman"/>
           <w:sz w:val="24"/>
           <w:szCs w:val="24"/>
         </w:rPr>
@@ -1038,24 +1146,29 @@
       </w:r>
       <w:r>
         <w:rPr>
-          <w:rFonts w:ascii="Arial" w:cs="Arial" w:eastAsia="Arial" w:hAnsi="Arial"/>
-          <w:sz w:val="24"/>
-          <w:szCs w:val="24"/>
-          <w:rtl/>
-        </w:rPr>
-        <w:t xml:space="preserve">.</w:t>
+          <w:rFonts w:ascii="David" w:cs="David" w:eastAsia="David" w:hAnsi="David"/>
+          <w:sz w:val="24"/>
+          <w:szCs w:val="24"/>
+          <w:rtl/>
+        </w:rPr>
+        <w:t xml:space="preserve"> במהדורתם השביעית.</w:t>
+      </w:r>
+    </w:p>
+    <w:p>
+      <w:r>
+        <w:br w:type="page"/>
       </w:r>
     </w:p>
     <w:p>
       <w:pPr>
         <w:pStyle w:val="Heading1"/>
         <w:bidi/>
-        <w:spacing w:after="200" w:before="360"/>
+        <w:spacing w:after="240" w:before="240" w:line="480"/>
         <w:jc w:val="right"/>
       </w:pPr>
       <w:r>
         <w:rPr>
-          <w:rFonts w:ascii="Arial" w:cs="Arial" w:eastAsia="Arial" w:hAnsi="Arial"/>
+          <w:rFonts w:ascii="David" w:cs="David" w:eastAsia="David" w:hAnsi="David"/>
           <w:b/>
           <w:bCs/>
           <w:color w:val="1F3864"/>
@@ -1070,12 +1183,12 @@
       <w:pPr>
         <w:pStyle w:val="Heading2"/>
         <w:bidi/>
-        <w:spacing w:after="120" w:before="240"/>
+        <w:spacing w:after="120" w:before="240" w:line="480"/>
         <w:jc w:val="right"/>
       </w:pPr>
       <w:r>
         <w:rPr>
-          <w:rFonts w:ascii="Arial" w:cs="Arial" w:eastAsia="Arial" w:hAnsi="Arial"/>
+          <w:rFonts w:ascii="David" w:cs="David" w:eastAsia="David" w:hAnsi="David"/>
           <w:b/>
           <w:bCs/>
           <w:color w:val="0E6E73"/>
@@ -1128,12 +1241,12 @@
           <w:p>
             <w:pPr>
               <w:bidi/>
-              <w:spacing w:after="40" w:line="300"/>
-              <w:jc w:val="right"/>
-            </w:pPr>
-            <w:r>
-              <w:rPr>
-                <w:rFonts w:ascii="Arial" w:cs="Arial" w:eastAsia="Arial" w:hAnsi="Arial"/>
+              <w:spacing w:after="40" w:line="276"/>
+              <w:jc w:val="right"/>
+            </w:pPr>
+            <w:r>
+              <w:rPr>
+                <w:rFonts w:ascii="David" w:cs="David" w:eastAsia="David" w:hAnsi="David"/>
                 <w:b/>
                 <w:bCs/>
                 <w:color w:val="1F3864"/>
@@ -1166,12 +1279,12 @@
           <w:p>
             <w:pPr>
               <w:bidi/>
-              <w:spacing w:after="40" w:line="300"/>
-              <w:jc w:val="right"/>
-            </w:pPr>
-            <w:r>
-              <w:rPr>
-                <w:rFonts w:ascii="Arial" w:cs="Arial" w:eastAsia="Arial" w:hAnsi="Arial"/>
+              <w:spacing w:after="40" w:line="276"/>
+              <w:jc w:val="right"/>
+            </w:pPr>
+            <w:r>
+              <w:rPr>
+                <w:rFonts w:ascii="David" w:cs="David" w:eastAsia="David" w:hAnsi="David"/>
                 <w:b/>
                 <w:bCs/>
                 <w:color w:val="1F3864"/>
@@ -1205,12 +1318,12 @@
           <w:p>
             <w:pPr>
               <w:bidi/>
-              <w:spacing w:after="40" w:line="300"/>
-              <w:jc w:val="right"/>
-            </w:pPr>
-            <w:r>
-              <w:rPr>
-                <w:rFonts w:ascii="Arial" w:cs="Arial" w:eastAsia="Arial" w:hAnsi="Arial"/>
+              <w:spacing w:after="40" w:line="276"/>
+              <w:jc w:val="right"/>
+            </w:pPr>
+            <w:r>
+              <w:rPr>
+                <w:rFonts w:ascii="David" w:cs="David" w:eastAsia="David" w:hAnsi="David"/>
                 <w:sz w:val="22"/>
                 <w:szCs w:val="22"/>
                 <w:rtl/>
@@ -1239,12 +1352,12 @@
           <w:p>
             <w:pPr>
               <w:bidi/>
-              <w:spacing w:after="40" w:line="300"/>
-              <w:jc w:val="right"/>
-            </w:pPr>
-            <w:r>
-              <w:rPr>
-                <w:rFonts w:ascii="Arial" w:cs="Arial" w:eastAsia="Arial" w:hAnsi="Arial"/>
+              <w:spacing w:after="40" w:line="276"/>
+              <w:jc w:val="right"/>
+            </w:pPr>
+            <w:r>
+              <w:rPr>
+                <w:rFonts w:ascii="Times New Roman" w:cs="Times New Roman" w:eastAsia="Times New Roman" w:hAnsi="Times New Roman"/>
                 <w:sz w:val="22"/>
                 <w:szCs w:val="22"/>
               </w:rPr>
@@ -1275,12 +1388,12 @@
           <w:p>
             <w:pPr>
               <w:bidi/>
-              <w:spacing w:after="40" w:line="300"/>
-              <w:jc w:val="right"/>
-            </w:pPr>
-            <w:r>
-              <w:rPr>
-                <w:rFonts w:ascii="Arial" w:cs="Arial" w:eastAsia="Arial" w:hAnsi="Arial"/>
+              <w:spacing w:after="40" w:line="276"/>
+              <w:jc w:val="right"/>
+            </w:pPr>
+            <w:r>
+              <w:rPr>
+                <w:rFonts w:ascii="David" w:cs="David" w:eastAsia="David" w:hAnsi="David"/>
                 <w:sz w:val="22"/>
                 <w:szCs w:val="22"/>
                 <w:rtl/>
@@ -1310,12 +1423,12 @@
           <w:p>
             <w:pPr>
               <w:bidi/>
-              <w:spacing w:after="40" w:line="300"/>
-              <w:jc w:val="right"/>
-            </w:pPr>
-            <w:r>
-              <w:rPr>
-                <w:rFonts w:ascii="Arial" w:cs="Arial" w:eastAsia="Arial" w:hAnsi="Arial"/>
+              <w:spacing w:after="40" w:line="276"/>
+              <w:jc w:val="right"/>
+            </w:pPr>
+            <w:r>
+              <w:rPr>
+                <w:rFonts w:ascii="Times New Roman" w:cs="Times New Roman" w:eastAsia="Times New Roman" w:hAnsi="Times New Roman"/>
                 <w:sz w:val="22"/>
                 <w:szCs w:val="22"/>
               </w:rPr>
@@ -1323,12 +1436,12 @@
             </w:r>
             <w:r>
               <w:rPr>
-                <w:rFonts w:ascii="Arial" w:cs="Arial" w:eastAsia="Arial" w:hAnsi="Arial"/>
-                <w:sz w:val="22"/>
-                <w:szCs w:val="22"/>
-                <w:rtl/>
-              </w:rPr>
-              <w:t xml:space="preserve"> – חוקרת בתחום הפסיכולוגיה התעשייתית-ארגונית, אוניברסיטת סנטרל פלורידה (ארה"ב)</w:t>
+                <w:rFonts w:ascii="David" w:cs="David" w:eastAsia="David" w:hAnsi="David"/>
+                <w:sz w:val="22"/>
+                <w:szCs w:val="22"/>
+                <w:rtl/>
+              </w:rPr>
+              <w:t xml:space="preserve">, חוקרת בתחום הפסיכולוגיה התעשייתית-ארגונית מאוניברסיטת סנטרל פלורידה, ארצות הברית</w:t>
             </w:r>
           </w:p>
         </w:tc>
@@ -1354,12 +1467,12 @@
           <w:p>
             <w:pPr>
               <w:bidi/>
-              <w:spacing w:after="40" w:line="300"/>
-              <w:jc w:val="right"/>
-            </w:pPr>
-            <w:r>
-              <w:rPr>
-                <w:rFonts w:ascii="Arial" w:cs="Arial" w:eastAsia="Arial" w:hAnsi="Arial"/>
+              <w:spacing w:after="40" w:line="276"/>
+              <w:jc w:val="right"/>
+            </w:pPr>
+            <w:r>
+              <w:rPr>
+                <w:rFonts w:ascii="David" w:cs="David" w:eastAsia="David" w:hAnsi="David"/>
                 <w:sz w:val="22"/>
                 <w:szCs w:val="22"/>
                 <w:rtl/>
@@ -1388,12 +1501,12 @@
           <w:p>
             <w:pPr>
               <w:bidi/>
-              <w:spacing w:after="40" w:line="300"/>
-              <w:jc w:val="right"/>
-            </w:pPr>
-            <w:r>
-              <w:rPr>
-                <w:rFonts w:ascii="Arial" w:cs="Arial" w:eastAsia="Arial" w:hAnsi="Arial"/>
+              <w:spacing w:after="40" w:line="276"/>
+              <w:jc w:val="right"/>
+            </w:pPr>
+            <w:r>
+              <w:rPr>
+                <w:rFonts w:ascii="Times New Roman" w:cs="Times New Roman" w:eastAsia="Times New Roman" w:hAnsi="Times New Roman"/>
                 <w:sz w:val="22"/>
                 <w:szCs w:val="22"/>
               </w:rPr>
@@ -1401,12 +1514,12 @@
             </w:r>
             <w:r>
               <w:rPr>
-                <w:rFonts w:ascii="Arial" w:cs="Arial" w:eastAsia="Arial" w:hAnsi="Arial"/>
-                <w:sz w:val="22"/>
-                <w:szCs w:val="22"/>
-                <w:rtl/>
-              </w:rPr>
-              <w:t xml:space="preserve">, כרך 43, גיליון 6, עמ' 1911–1939 (2017)</w:t>
+                <w:rFonts w:ascii="David" w:cs="David" w:eastAsia="David" w:hAnsi="David"/>
+                <w:sz w:val="22"/>
+                <w:szCs w:val="22"/>
+                <w:rtl/>
+              </w:rPr>
+              <w:t xml:space="preserve">, כרך 43, גיליון 6, עמ' 1911-1939 (2017)</w:t>
             </w:r>
           </w:p>
         </w:tc>
@@ -1433,12 +1546,12 @@
           <w:p>
             <w:pPr>
               <w:bidi/>
-              <w:spacing w:after="40" w:line="300"/>
-              <w:jc w:val="right"/>
-            </w:pPr>
-            <w:r>
-              <w:rPr>
-                <w:rFonts w:ascii="Arial" w:cs="Arial" w:eastAsia="Arial" w:hAnsi="Arial"/>
+              <w:spacing w:after="40" w:line="276"/>
+              <w:jc w:val="right"/>
+            </w:pPr>
+            <w:r>
+              <w:rPr>
+                <w:rFonts w:ascii="David" w:cs="David" w:eastAsia="David" w:hAnsi="David"/>
                 <w:sz w:val="22"/>
                 <w:szCs w:val="22"/>
                 <w:rtl/>
@@ -1468,12 +1581,12 @@
           <w:p>
             <w:pPr>
               <w:bidi/>
-              <w:spacing w:after="40" w:line="300"/>
-              <w:jc w:val="right"/>
-            </w:pPr>
-            <w:r>
-              <w:rPr>
-                <w:rFonts w:ascii="Arial" w:cs="Arial" w:eastAsia="Arial" w:hAnsi="Arial"/>
+              <w:spacing w:after="40" w:line="276"/>
+              <w:jc w:val="right"/>
+            </w:pPr>
+            <w:r>
+              <w:rPr>
+                <w:rFonts w:ascii="David" w:cs="David" w:eastAsia="David" w:hAnsi="David"/>
                 <w:sz w:val="22"/>
                 <w:szCs w:val="22"/>
                 <w:rtl/>
@@ -1482,7 +1595,7 @@
             </w:r>
             <w:r>
               <w:rPr>
-                <w:rFonts w:ascii="Arial" w:cs="Arial" w:eastAsia="Arial" w:hAnsi="Arial"/>
+                <w:rFonts w:ascii="Times New Roman" w:cs="Times New Roman" w:eastAsia="Times New Roman" w:hAnsi="Times New Roman"/>
                 <w:sz w:val="22"/>
                 <w:szCs w:val="22"/>
               </w:rPr>
@@ -1490,12 +1603,12 @@
             </w:r>
             <w:r>
               <w:rPr>
-                <w:rFonts w:ascii="Arial" w:cs="Arial" w:eastAsia="Arial" w:hAnsi="Arial"/>
-                <w:sz w:val="22"/>
-                <w:szCs w:val="22"/>
-                <w:rtl/>
-              </w:rPr>
-              <w:t xml:space="preserve">) – מאמר תיאורטי המסנתז ספרות מחקרית ומציע מסגרת מושגית</w:t>
+                <w:rFonts w:ascii="David" w:cs="David" w:eastAsia="David" w:hAnsi="David"/>
+                <w:sz w:val="22"/>
+                <w:szCs w:val="22"/>
+                <w:rtl/>
+              </w:rPr>
+              <w:t xml:space="preserve">): מאמר תיאורטי המסנתז ספרות מחקרית ומציע מסגרת מושגית</w:t>
             </w:r>
           </w:p>
         </w:tc>
@@ -1521,12 +1634,12 @@
           <w:p>
             <w:pPr>
               <w:bidi/>
-              <w:spacing w:after="40" w:line="300"/>
-              <w:jc w:val="right"/>
-            </w:pPr>
-            <w:r>
-              <w:rPr>
-                <w:rFonts w:ascii="Arial" w:cs="Arial" w:eastAsia="Arial" w:hAnsi="Arial"/>
+              <w:spacing w:after="40" w:line="276"/>
+              <w:jc w:val="right"/>
+            </w:pPr>
+            <w:r>
+              <w:rPr>
+                <w:rFonts w:ascii="David" w:cs="David" w:eastAsia="David" w:hAnsi="David"/>
                 <w:sz w:val="22"/>
                 <w:szCs w:val="22"/>
                 <w:rtl/>
@@ -1555,12 +1668,12 @@
           <w:p>
             <w:pPr>
               <w:bidi/>
-              <w:spacing w:after="40" w:line="300"/>
-              <w:jc w:val="right"/>
-            </w:pPr>
-            <w:r>
-              <w:rPr>
-                <w:rFonts w:ascii="Arial" w:cs="Arial" w:eastAsia="Arial" w:hAnsi="Arial"/>
+              <w:spacing w:after="40" w:line="276"/>
+              <w:jc w:val="right"/>
+            </w:pPr>
+            <w:r>
+              <w:rPr>
+                <w:rFonts w:ascii="David" w:cs="David" w:eastAsia="David" w:hAnsi="David"/>
                 <w:sz w:val="22"/>
                 <w:szCs w:val="22"/>
                 <w:rtl/>
@@ -1592,12 +1705,12 @@
           <w:p>
             <w:pPr>
               <w:bidi/>
-              <w:spacing w:after="40" w:line="300"/>
-              <w:jc w:val="right"/>
-            </w:pPr>
-            <w:r>
-              <w:rPr>
-                <w:rFonts w:ascii="Arial" w:cs="Arial" w:eastAsia="Arial" w:hAnsi="Arial"/>
+              <w:spacing w:after="40" w:line="276"/>
+              <w:jc w:val="right"/>
+            </w:pPr>
+            <w:r>
+              <w:rPr>
+                <w:rFonts w:ascii="David" w:cs="David" w:eastAsia="David" w:hAnsi="David"/>
                 <w:sz w:val="22"/>
                 <w:szCs w:val="22"/>
                 <w:rtl/>
@@ -1627,12 +1740,12 @@
           <w:p>
             <w:pPr>
               <w:bidi/>
-              <w:spacing w:after="40" w:line="300"/>
-              <w:jc w:val="right"/>
-            </w:pPr>
-            <w:r>
-              <w:rPr>
-                <w:rFonts w:ascii="Arial" w:cs="Arial" w:eastAsia="Arial" w:hAnsi="Arial"/>
+              <w:spacing w:after="40" w:line="276"/>
+              <w:jc w:val="right"/>
+            </w:pPr>
+            <w:r>
+              <w:rPr>
+                <w:rFonts w:ascii="David" w:cs="David" w:eastAsia="David" w:hAnsi="David"/>
                 <w:sz w:val="22"/>
                 <w:szCs w:val="22"/>
                 <w:rtl/>
@@ -1641,7 +1754,7 @@
             </w:r>
             <w:r>
               <w:rPr>
-                <w:rFonts w:ascii="Arial" w:cs="Arial" w:eastAsia="Arial" w:hAnsi="Arial"/>
+                <w:rFonts w:ascii="Times New Roman" w:cs="Times New Roman" w:eastAsia="Times New Roman" w:hAnsi="Times New Roman"/>
                 <w:sz w:val="22"/>
                 <w:szCs w:val="22"/>
               </w:rPr>
@@ -1649,12 +1762,12 @@
             </w:r>
             <w:r>
               <w:rPr>
-                <w:rFonts w:ascii="Arial" w:cs="Arial" w:eastAsia="Arial" w:hAnsi="Arial"/>
-                <w:sz w:val="22"/>
-                <w:szCs w:val="22"/>
-                <w:rtl/>
-              </w:rPr>
-              <w:t xml:space="preserve">) מהמובילים בעולם בתחום הניהול; המאמר מצוטט מאות פעמים ומשמש נקודת ייחוס מרכזית במחקר על חוסר ביטחון תעסוקתי</w:t>
+                <w:rFonts w:ascii="David" w:cs="David" w:eastAsia="David" w:hAnsi="David"/>
+                <w:sz w:val="22"/>
+                <w:szCs w:val="22"/>
+                <w:rtl/>
+              </w:rPr>
+              <w:t xml:space="preserve">) מהמובילים בעולם בתחום הניהול. המאמר מצוטט מאות פעמים ומשמש נקודת ייחוס במחקר על חוסר ביטחון תעסוקתי</w:t>
             </w:r>
           </w:p>
         </w:tc>
@@ -1669,12 +1782,12 @@
       <w:pPr>
         <w:pStyle w:val="Heading2"/>
         <w:bidi/>
-        <w:spacing w:after="120" w:before="240"/>
+        <w:spacing w:after="120" w:before="240" w:line="480"/>
         <w:jc w:val="right"/>
       </w:pPr>
       <w:r>
         <w:rPr>
-          <w:rFonts w:ascii="Arial" w:cs="Arial" w:eastAsia="Arial" w:hAnsi="Arial"/>
+          <w:rFonts w:ascii="David" w:cs="David" w:eastAsia="David" w:hAnsi="David"/>
           <w:b/>
           <w:bCs/>
           <w:color w:val="0E6E73"/>
@@ -1688,250 +1801,84 @@
     <w:p>
       <w:pPr>
         <w:bidi/>
-        <w:spacing w:after="120" w:before="0" w:line="360"/>
+        <w:spacing w:after="120" w:before="0" w:line="480"/>
         <w:jc w:val="both"/>
       </w:pPr>
       <w:r>
         <w:rPr>
-          <w:rFonts w:ascii="Arial" w:cs="Arial" w:eastAsia="Arial" w:hAnsi="Arial"/>
-          <w:sz w:val="24"/>
-          <w:szCs w:val="24"/>
-          <w:rtl/>
-        </w:rPr>
-        <w:t xml:space="preserve">המאמר נפתח בקביעה כי חוסר ביטחון תעסוקתי זוכה לתשומת לב מחקרית וציבורית הולכת וגוברת בעקבות שינויים טכנולוגיים, כלכליים ופוליטיים בעשורים האחרונים. עם זאת, לטענת המחברת, הספרות בתחום מפוצלת: חוקרים מדיסציפלינות שונות משתמשים בהגדרות שונות, מודדים את התופעה בדרכים שונות ומערבבים בין התופעה עצמה לבין הגורמים לה ותוצאותיה. מטרת המאמר היא לספק סדר – מסגרת מושגית אחת המאחדת את הידע הקיים ומכוונת את המחקר העתידי.</w:t>
-      </w:r>
-    </w:p>
-    <w:p>
-      <w:pPr>
-        <w:bidi/>
-        <w:spacing w:after="120" w:before="0" w:line="360"/>
+          <w:rFonts w:ascii="David" w:cs="David" w:eastAsia="David" w:hAnsi="David"/>
+          <w:sz w:val="24"/>
+          <w:szCs w:val="24"/>
+          <w:rtl/>
+        </w:rPr>
+        <w:t xml:space="preserve">המאמר נפתח בקביעה כי חוסר ביטחון תעסוקתי זוכה לתשומת לב מחקרית וציבורית הולכת וגוברת בעקבות שינויים טכנולוגיים, כלכליים ופוליטיים בעשורים האחרונים. עם זאת, הספרות בתחום מפוצלת: חוקרים מדיסציפלינות שונות משתמשים בהגדרות שונות, מודדים את התופעה בדרכים שונות ומערבבים בין התופעה עצמה לבין הגורמים לה ותוצאותיה. מטרת המאמר היא להציע מסגרת מושגית אחת המאחדת את הידע הקיים ומכוונת את המחקר העתידי (</w:t>
+      </w:r>
+      <w:r>
+        <w:rPr>
+          <w:rFonts w:ascii="Times New Roman" w:cs="Times New Roman" w:eastAsia="Times New Roman" w:hAnsi="Times New Roman"/>
+          <w:sz w:val="24"/>
+          <w:szCs w:val="24"/>
+        </w:rPr>
+        <w:t xml:space="preserve">‎Shoss, 2017‎</w:t>
+      </w:r>
+      <w:r>
+        <w:rPr>
+          <w:rFonts w:ascii="David" w:cs="David" w:eastAsia="David" w:hAnsi="David"/>
+          <w:sz w:val="24"/>
+          <w:szCs w:val="24"/>
+          <w:rtl/>
+        </w:rPr>
+        <w:t xml:space="preserve">).</w:t>
+      </w:r>
+    </w:p>
+    <w:p>
+      <w:pPr>
+        <w:bidi/>
+        <w:spacing w:after="120" w:before="0" w:line="480"/>
         <w:jc w:val="both"/>
       </w:pPr>
       <w:r>
         <w:rPr>
-          <w:rFonts w:ascii="Arial" w:cs="Arial" w:eastAsia="Arial" w:hAnsi="Arial"/>
-          <w:sz w:val="24"/>
-          <w:szCs w:val="24"/>
-          <w:rtl/>
-        </w:rPr>
-        <w:t xml:space="preserve">באופן ספציפי, המאמר מציב חמש מטרות:</w:t>
-      </w:r>
-    </w:p>
-    <w:p>
-      <w:pPr>
-        <w:pStyle w:val="ListParagraph"/>
-        <w:numPr>
-          <w:ilvl w:val="0"/>
-          <w:numId w:val="3"/>
-        </w:numPr>
-        <w:bidi/>
-        <w:spacing w:after="80" w:line="360"/>
-        <w:jc w:val="both"/>
-      </w:pPr>
-      <w:r>
-        <w:rPr>
-          <w:rFonts w:ascii="Arial" w:cs="Arial" w:eastAsia="Arial" w:hAnsi="Arial"/>
-          <w:sz w:val="24"/>
-          <w:szCs w:val="24"/>
-          <w:rtl/>
-        </w:rPr>
-        <w:t xml:space="preserve">להציע </w:t>
-      </w:r>
-      <w:r>
-        <w:rPr>
-          <w:rFonts w:ascii="Arial" w:cs="Arial" w:eastAsia="Arial" w:hAnsi="Arial"/>
-          <w:b/>
-          <w:bCs/>
-          <w:sz w:val="24"/>
-          <w:szCs w:val="24"/>
-          <w:rtl/>
-        </w:rPr>
-        <w:t xml:space="preserve">הגדרה</w:t>
-      </w:r>
-      <w:r>
-        <w:rPr>
-          <w:rFonts w:ascii="Arial" w:cs="Arial" w:eastAsia="Arial" w:hAnsi="Arial"/>
-          <w:sz w:val="24"/>
-          <w:szCs w:val="24"/>
-          <w:rtl/>
-        </w:rPr>
-        <w:t xml:space="preserve"> לחוסר ביטחון תעסוקתי המבחינה בינו לבין הגורמים לו, המשתנים הממתנים אותו ותוצאותיו.</w:t>
-      </w:r>
-    </w:p>
-    <w:p>
-      <w:pPr>
-        <w:pStyle w:val="ListParagraph"/>
-        <w:numPr>
-          <w:ilvl w:val="0"/>
-          <w:numId w:val="3"/>
-        </w:numPr>
-        <w:bidi/>
-        <w:spacing w:after="80" w:line="360"/>
-        <w:jc w:val="both"/>
-      </w:pPr>
-      <w:r>
-        <w:rPr>
-          <w:rFonts w:ascii="Arial" w:cs="Arial" w:eastAsia="Arial" w:hAnsi="Arial"/>
-          <w:sz w:val="24"/>
-          <w:szCs w:val="24"/>
-          <w:rtl/>
-        </w:rPr>
-        <w:t xml:space="preserve">להציג </w:t>
-      </w:r>
-      <w:r>
-        <w:rPr>
-          <w:rFonts w:ascii="Arial" w:cs="Arial" w:eastAsia="Arial" w:hAnsi="Arial"/>
-          <w:b/>
-          <w:bCs/>
-          <w:sz w:val="24"/>
-          <w:szCs w:val="24"/>
-          <w:rtl/>
-        </w:rPr>
-        <w:t xml:space="preserve">טיפולוגיה של מנגנונים ומוקדי איום</w:t>
-      </w:r>
-      <w:r>
-        <w:rPr>
-          <w:rFonts w:ascii="Arial" w:cs="Arial" w:eastAsia="Arial" w:hAnsi="Arial"/>
-          <w:sz w:val="24"/>
-          <w:szCs w:val="24"/>
-          <w:rtl/>
-        </w:rPr>
-        <w:t xml:space="preserve"> המקשרים בין גורמים שונים (מאקרו, ארגוניים ואישיים) לבין תחושת חוסר הביטחון.</w:t>
-      </w:r>
-    </w:p>
-    <w:p>
-      <w:pPr>
-        <w:pStyle w:val="ListParagraph"/>
-        <w:numPr>
-          <w:ilvl w:val="0"/>
-          <w:numId w:val="3"/>
-        </w:numPr>
-        <w:bidi/>
-        <w:spacing w:after="80" w:line="360"/>
-        <w:jc w:val="both"/>
-      </w:pPr>
-      <w:r>
-        <w:rPr>
-          <w:rFonts w:ascii="Arial" w:cs="Arial" w:eastAsia="Arial" w:hAnsi="Arial"/>
-          <w:sz w:val="24"/>
-          <w:szCs w:val="24"/>
-          <w:rtl/>
-        </w:rPr>
-        <w:t xml:space="preserve">לזהות </w:t>
-      </w:r>
-      <w:r>
-        <w:rPr>
-          <w:rFonts w:ascii="Arial" w:cs="Arial" w:eastAsia="Arial" w:hAnsi="Arial"/>
-          <w:b/>
-          <w:bCs/>
-          <w:sz w:val="24"/>
-          <w:szCs w:val="24"/>
-          <w:rtl/>
-        </w:rPr>
-        <w:t xml:space="preserve">ארבעה מנגנונים מרכזיים</w:t>
-      </w:r>
-      <w:r>
-        <w:rPr>
-          <w:rFonts w:ascii="Arial" w:cs="Arial" w:eastAsia="Arial" w:hAnsi="Arial"/>
-          <w:sz w:val="24"/>
-          <w:szCs w:val="24"/>
-          <w:rtl/>
-        </w:rPr>
-        <w:t xml:space="preserve"> שדרכם חוסר ביטחון תעסוקתי מוביל לתוצאות: לחץ, חליפין חברתי, מוטיבציה לשימור המשרה והתמודדות פרואקטיבית.</w:t>
-      </w:r>
-    </w:p>
-    <w:p>
-      <w:pPr>
-        <w:pStyle w:val="ListParagraph"/>
-        <w:numPr>
-          <w:ilvl w:val="0"/>
-          <w:numId w:val="3"/>
-        </w:numPr>
-        <w:bidi/>
-        <w:spacing w:after="80" w:line="360"/>
-        <w:jc w:val="both"/>
-      </w:pPr>
-      <w:r>
-        <w:rPr>
-          <w:rFonts w:ascii="Arial" w:cs="Arial" w:eastAsia="Arial" w:hAnsi="Arial"/>
-          <w:sz w:val="24"/>
-          <w:szCs w:val="24"/>
-          <w:rtl/>
-        </w:rPr>
-        <w:t xml:space="preserve">להציע </w:t>
-      </w:r>
-      <w:r>
-        <w:rPr>
-          <w:rFonts w:ascii="Arial" w:cs="Arial" w:eastAsia="Arial" w:hAnsi="Arial"/>
-          <w:b/>
-          <w:bCs/>
-          <w:sz w:val="24"/>
-          <w:szCs w:val="24"/>
-          <w:rtl/>
-        </w:rPr>
-        <w:t xml:space="preserve">שלוש קטגוריות של משתנים ממתנים</w:t>
-      </w:r>
-      <w:r>
-        <w:rPr>
-          <w:rFonts w:ascii="Arial" w:cs="Arial" w:eastAsia="Arial" w:hAnsi="Arial"/>
-          <w:sz w:val="24"/>
-          <w:szCs w:val="24"/>
-          <w:rtl/>
-        </w:rPr>
-        <w:t xml:space="preserve"> – מאפייני האיום, פגיעוּת כלכלית ופגיעוּת פסיכולוגית – המסבירות מדוע אנשים שונים מגיבים באופן שונה.</w:t>
-      </w:r>
-    </w:p>
-    <w:p>
-      <w:pPr>
-        <w:pStyle w:val="ListParagraph"/>
-        <w:numPr>
-          <w:ilvl w:val="0"/>
-          <w:numId w:val="3"/>
-        </w:numPr>
-        <w:bidi/>
-        <w:spacing w:after="80" w:line="360"/>
-        <w:jc w:val="both"/>
-      </w:pPr>
-      <w:r>
-        <w:rPr>
-          <w:rFonts w:ascii="Arial" w:cs="Arial" w:eastAsia="Arial" w:hAnsi="Arial"/>
-          <w:sz w:val="24"/>
-          <w:szCs w:val="24"/>
-          <w:rtl/>
-        </w:rPr>
-        <w:t xml:space="preserve">להתוות </w:t>
-      </w:r>
-      <w:r>
-        <w:rPr>
-          <w:rFonts w:ascii="Arial" w:cs="Arial" w:eastAsia="Arial" w:hAnsi="Arial"/>
-          <w:b/>
-          <w:bCs/>
-          <w:sz w:val="24"/>
-          <w:szCs w:val="24"/>
-          <w:rtl/>
-        </w:rPr>
-        <w:t xml:space="preserve">אג'נדה למחקר עתידי</w:t>
-      </w:r>
-      <w:r>
-        <w:rPr>
-          <w:rFonts w:ascii="Arial" w:cs="Arial" w:eastAsia="Arial" w:hAnsi="Arial"/>
-          <w:sz w:val="24"/>
-          <w:szCs w:val="24"/>
-          <w:rtl/>
-        </w:rPr>
-        <w:t xml:space="preserve">.</w:t>
+          <w:rFonts w:ascii="David" w:cs="David" w:eastAsia="David" w:hAnsi="David"/>
+          <w:sz w:val="24"/>
+          <w:szCs w:val="24"/>
+          <w:rtl/>
+        </w:rPr>
+        <w:t xml:space="preserve">לשם כך מציבה שוס (</w:t>
+      </w:r>
+      <w:r>
+        <w:rPr>
+          <w:rFonts w:ascii="Times New Roman" w:cs="Times New Roman" w:eastAsia="Times New Roman" w:hAnsi="Times New Roman"/>
+          <w:sz w:val="24"/>
+          <w:szCs w:val="24"/>
+        </w:rPr>
+        <w:t xml:space="preserve">‎Shoss, 2017‎</w:t>
+      </w:r>
+      <w:r>
+        <w:rPr>
+          <w:rFonts w:ascii="David" w:cs="David" w:eastAsia="David" w:hAnsi="David"/>
+          <w:sz w:val="24"/>
+          <w:szCs w:val="24"/>
+          <w:rtl/>
+        </w:rPr>
+        <w:t xml:space="preserve">) חמש מטרות. הראשונה היא הגדרה של חוסר ביטחון תעסוקתי המבחינה בינו לבין הגורמים לו, המשתנים הממתנים אותו ותוצאותיו. השנייה היא טיפולוגיה של מנגנונים ומוקדי איום המקשרים בין גורמים ברמת המאקרו, הארגון והפרט לבין תחושת חוסר הביטחון. השלישית היא זיהוי ארבעה מנגנונים שדרכם חוסר ביטחון מוביל לתוצאות: לחץ, חליפין חברתי, מוטיבציה לשימור המשרה והתמודדות פרואקטיבית. הרביעית היא הצעת שלוש קטגוריות של משתנים ממתנים, מאפייני האיום, פגיעוּת כלכלית ופגיעוּת פסיכולוגית, המסבירות מדוע אנשים שונים מגיבים באופן שונה. החמישית היא התוויית סדר יום למחקר עתידי.</w:t>
+      </w:r>
+    </w:p>
+    <w:p>
+      <w:r>
+        <w:br w:type="page"/>
       </w:r>
     </w:p>
     <w:p>
       <w:pPr>
         <w:pStyle w:val="Heading1"/>
         <w:bidi/>
-        <w:spacing w:after="200" w:before="360"/>
+        <w:spacing w:after="240" w:before="240" w:line="480"/>
         <w:jc w:val="right"/>
       </w:pPr>
       <w:r>
         <w:rPr>
-          <w:rFonts w:ascii="Arial" w:cs="Arial" w:eastAsia="Arial" w:hAnsi="Arial"/>
+          <w:rFonts w:ascii="David" w:cs="David" w:eastAsia="David" w:hAnsi="David"/>
           <w:b/>
           <w:bCs/>
           <w:color w:val="1F3864"/>
@@ -1946,12 +1893,12 @@
       <w:pPr>
         <w:pStyle w:val="Heading2"/>
         <w:bidi/>
-        <w:spacing w:after="120" w:before="240"/>
+        <w:spacing w:after="120" w:before="240" w:line="480"/>
         <w:jc w:val="right"/>
       </w:pPr>
       <w:r>
         <w:rPr>
-          <w:rFonts w:ascii="Arial" w:cs="Arial" w:eastAsia="Arial" w:hAnsi="Arial"/>
+          <w:rFonts w:ascii="David" w:cs="David" w:eastAsia="David" w:hAnsi="David"/>
           <w:b/>
           <w:bCs/>
           <w:color w:val="0E6E73"/>
@@ -1965,182 +1912,63 @@
     <w:p>
       <w:pPr>
         <w:bidi/>
-        <w:spacing w:after="120" w:before="0" w:line="360"/>
+        <w:spacing w:after="120" w:before="0" w:line="480"/>
         <w:jc w:val="both"/>
       </w:pPr>
       <w:r>
         <w:rPr>
-          <w:rFonts w:ascii="Arial" w:cs="Arial" w:eastAsia="Arial" w:hAnsi="Arial"/>
-          <w:sz w:val="24"/>
-          <w:szCs w:val="24"/>
-        </w:rPr>
-        <w:t xml:space="preserve">‎Shoss (2017)‎</w:t>
-      </w:r>
-      <w:r>
-        <w:rPr>
-          <w:rFonts w:ascii="Arial" w:cs="Arial" w:eastAsia="Arial" w:hAnsi="Arial"/>
-          <w:sz w:val="24"/>
-          <w:szCs w:val="24"/>
-          <w:rtl/>
-        </w:rPr>
-        <w:t xml:space="preserve"> מגדירה חוסר ביטחון תעסוקתי כ"איום נתפס על ההמשכיות והיציבות של התעסוקה כפי שהיא נחווית כיום" (</w:t>
-      </w:r>
-      <w:r>
-        <w:rPr>
-          <w:rFonts w:ascii="Arial" w:cs="Arial" w:eastAsia="Arial" w:hAnsi="Arial"/>
-          <w:sz w:val="24"/>
-          <w:szCs w:val="24"/>
-        </w:rPr>
-        <w:t xml:space="preserve">‎“a perceived threat to the continuity and stability of employment as it is currently experienced”‎</w:t>
-      </w:r>
-      <w:r>
-        <w:rPr>
-          <w:rFonts w:ascii="Arial" w:cs="Arial" w:eastAsia="Arial" w:hAnsi="Arial"/>
-          <w:sz w:val="24"/>
-          <w:szCs w:val="24"/>
-          <w:rtl/>
-        </w:rPr>
-        <w:t xml:space="preserve">). להגדרה ארבעה רכיבים חשובים:</w:t>
-      </w:r>
-    </w:p>
-    <w:p>
-      <w:pPr>
-        <w:pStyle w:val="ListParagraph"/>
-        <w:numPr>
-          <w:ilvl w:val="0"/>
-          <w:numId w:val="4"/>
-        </w:numPr>
-        <w:bidi/>
-        <w:spacing w:after="80" w:line="360"/>
-        <w:jc w:val="both"/>
-      </w:pPr>
-      <w:r>
-        <w:rPr>
-          <w:rFonts w:ascii="Arial" w:cs="Arial" w:eastAsia="Arial" w:hAnsi="Arial"/>
-          <w:b/>
-          <w:bCs/>
-          <w:sz w:val="24"/>
-          <w:szCs w:val="24"/>
-          <w:rtl/>
-        </w:rPr>
-        <w:t xml:space="preserve">תפיסה סובייקטיבית</w:t>
-      </w:r>
-      <w:r>
-        <w:rPr>
-          <w:rFonts w:ascii="Arial" w:cs="Arial" w:eastAsia="Arial" w:hAnsi="Arial"/>
-          <w:sz w:val="24"/>
-          <w:szCs w:val="24"/>
-          <w:rtl/>
-        </w:rPr>
-        <w:t xml:space="preserve"> – מדובר בחוויה של העובד ולא במצב אובייקטיבי. שני עובדים באותו ארגון, עם אותו חוזה, עשויים לחוש רמות שונות לחלוטין של ביטחון.</w:t>
-      </w:r>
-    </w:p>
-    <w:p>
-      <w:pPr>
-        <w:pStyle w:val="ListParagraph"/>
-        <w:numPr>
-          <w:ilvl w:val="0"/>
-          <w:numId w:val="4"/>
-        </w:numPr>
-        <w:bidi/>
-        <w:spacing w:after="80" w:line="360"/>
-        <w:jc w:val="both"/>
-      </w:pPr>
-      <w:r>
-        <w:rPr>
-          <w:rFonts w:ascii="Arial" w:cs="Arial" w:eastAsia="Arial" w:hAnsi="Arial"/>
-          <w:b/>
-          <w:bCs/>
-          <w:sz w:val="24"/>
-          <w:szCs w:val="24"/>
-          <w:rtl/>
-        </w:rPr>
-        <w:t xml:space="preserve">איום</w:t>
-      </w:r>
-      <w:r>
-        <w:rPr>
-          <w:rFonts w:ascii="Arial" w:cs="Arial" w:eastAsia="Arial" w:hAnsi="Arial"/>
-          <w:sz w:val="24"/>
-          <w:szCs w:val="24"/>
-          <w:rtl/>
-        </w:rPr>
-        <w:t xml:space="preserve"> – התופעה מכוונת אל העתיד. היא שונה מאבטלה (שכבר התרחשה) ומפיטורים בפועל; היא מצב של "לפני", של ציפייה לאובדן.</w:t>
-      </w:r>
-    </w:p>
-    <w:p>
-      <w:pPr>
-        <w:pStyle w:val="ListParagraph"/>
-        <w:numPr>
-          <w:ilvl w:val="0"/>
-          <w:numId w:val="4"/>
-        </w:numPr>
-        <w:bidi/>
-        <w:spacing w:after="80" w:line="360"/>
-        <w:jc w:val="both"/>
-      </w:pPr>
-      <w:r>
-        <w:rPr>
-          <w:rFonts w:ascii="Arial" w:cs="Arial" w:eastAsia="Arial" w:hAnsi="Arial"/>
-          <w:b/>
-          <w:bCs/>
-          <w:sz w:val="24"/>
-          <w:szCs w:val="24"/>
-          <w:rtl/>
-        </w:rPr>
-        <w:t xml:space="preserve">המשכיות ויציבות</w:t>
-      </w:r>
-      <w:r>
-        <w:rPr>
-          <w:rFonts w:ascii="Arial" w:cs="Arial" w:eastAsia="Arial" w:hAnsi="Arial"/>
-          <w:sz w:val="24"/>
-          <w:szCs w:val="24"/>
-          <w:rtl/>
-        </w:rPr>
-        <w:t xml:space="preserve"> – האיום יכול להיות על עצם קיום המשרה (המשכיות) או על מאפייניה החשובים – שכר, קידום, אוטונומיה, עמיתים, מיקום (יציבות).</w:t>
-      </w:r>
-    </w:p>
-    <w:p>
-      <w:pPr>
-        <w:pStyle w:val="ListParagraph"/>
-        <w:numPr>
-          <w:ilvl w:val="0"/>
-          <w:numId w:val="4"/>
-        </w:numPr>
-        <w:bidi/>
-        <w:spacing w:after="80" w:line="360"/>
-        <w:jc w:val="both"/>
-      </w:pPr>
-      <w:r>
-        <w:rPr>
-          <w:rFonts w:ascii="Arial" w:cs="Arial" w:eastAsia="Arial" w:hAnsi="Arial"/>
-          <w:b/>
-          <w:bCs/>
-          <w:sz w:val="24"/>
-          <w:szCs w:val="24"/>
-          <w:rtl/>
-        </w:rPr>
-        <w:t xml:space="preserve">כפי שהיא נחווית כיום</w:t>
-      </w:r>
-      <w:r>
-        <w:rPr>
-          <w:rFonts w:ascii="Arial" w:cs="Arial" w:eastAsia="Arial" w:hAnsi="Arial"/>
-          <w:sz w:val="24"/>
-          <w:szCs w:val="24"/>
-          <w:rtl/>
-        </w:rPr>
-        <w:t xml:space="preserve"> – ההתייחסות היא למשרה הנוכחית, ולא לחשש כללי מהעתיד או לתחושת "יכולת תעסוקה" נמוכה.</w:t>
+          <w:rFonts w:ascii="David" w:cs="David" w:eastAsia="David" w:hAnsi="David"/>
+          <w:sz w:val="24"/>
+          <w:szCs w:val="24"/>
+          <w:rtl/>
+        </w:rPr>
+        <w:t xml:space="preserve">שוס (</w:t>
+      </w:r>
+      <w:r>
+        <w:rPr>
+          <w:rFonts w:ascii="Times New Roman" w:cs="Times New Roman" w:eastAsia="Times New Roman" w:hAnsi="Times New Roman"/>
+          <w:sz w:val="24"/>
+          <w:szCs w:val="24"/>
+        </w:rPr>
+        <w:t xml:space="preserve">‎Shoss, 2017‎</w:t>
+      </w:r>
+      <w:r>
+        <w:rPr>
+          <w:rFonts w:ascii="David" w:cs="David" w:eastAsia="David" w:hAnsi="David"/>
+          <w:sz w:val="24"/>
+          <w:szCs w:val="24"/>
+          <w:rtl/>
+        </w:rPr>
+        <w:t xml:space="preserve">) מגדירה חוסר ביטחון תעסוקתי כאיום נתפס על ההמשכיות ועל היציבות של התעסוקה, כפי שהיא נחווית על ידי העובד בהווה. בהגדרה ארבעה רכיבים. הרכיב הראשון הוא התפיסה: מדובר בחוויה סובייקטיבית של העובד ולא במצב אובייקטיבי, ולכן שני עובדים באותו ארגון ועם אותו חוזה עשויים לחוש רמות שונות של ביטחון. הרכיב השני הוא האיום: התופעה מכוונת אל העתיד ושונה מאבטלה, שכבר התרחשה, ומפיטורים בפועל. הרכיב השלישי הוא ההמשכיות והיציבות: האיום יכול להיות על עצם קיום המשרה או על מאפייניה החשובים, כמו שכר, קידום, אוטונומיה ועמיתים. הרכיב הרביעי הוא ההתייחסות למשרה הנוכחית, להבדיל מחשש כללי מהעתיד או מתחושת יכולת תעסוקה נמוכה. בכך ההגדרה ממוקדת יותר מההגדרה המוקדמת, שהדגישה את תחושת חוסר האונים של העובד (</w:t>
+      </w:r>
+      <w:r>
+        <w:rPr>
+          <w:rFonts w:ascii="Times New Roman" w:cs="Times New Roman" w:eastAsia="Times New Roman" w:hAnsi="Times New Roman"/>
+          <w:sz w:val="24"/>
+          <w:szCs w:val="24"/>
+        </w:rPr>
+        <w:t xml:space="preserve">‎Greenhalgh &amp; Rosenblatt, 1984‎</w:t>
+      </w:r>
+      <w:r>
+        <w:rPr>
+          <w:rFonts w:ascii="David" w:cs="David" w:eastAsia="David" w:hAnsi="David"/>
+          <w:sz w:val="24"/>
+          <w:szCs w:val="24"/>
+          <w:rtl/>
+        </w:rPr>
+        <w:t xml:space="preserve">).</w:t>
       </w:r>
     </w:p>
     <w:p>
       <w:pPr>
         <w:pStyle w:val="Heading2"/>
         <w:bidi/>
-        <w:spacing w:after="120" w:before="240"/>
+        <w:spacing w:after="120" w:before="240" w:line="480"/>
         <w:jc w:val="right"/>
       </w:pPr>
       <w:r>
         <w:rPr>
-          <w:rFonts w:ascii="Arial" w:cs="Arial" w:eastAsia="Arial" w:hAnsi="Arial"/>
+          <w:rFonts w:ascii="David" w:cs="David" w:eastAsia="David" w:hAnsi="David"/>
           <w:b/>
           <w:bCs/>
           <w:color w:val="0E6E73"/>
@@ -2154,160 +1982,80 @@
     <w:p>
       <w:pPr>
         <w:bidi/>
-        <w:spacing w:after="120" w:before="0" w:line="360"/>
+        <w:spacing w:after="120" w:before="0" w:line="480"/>
         <w:jc w:val="both"/>
       </w:pPr>
       <w:r>
         <w:rPr>
-          <w:rFonts w:ascii="Arial" w:cs="Arial" w:eastAsia="Arial" w:hAnsi="Arial"/>
-          <w:sz w:val="24"/>
-          <w:szCs w:val="24"/>
-          <w:rtl/>
-        </w:rPr>
-        <w:t xml:space="preserve">המאמר מארגן את ההבחנות המקובלות בספרות סביב שני צירים. הציר הראשון, בעקבות </w:t>
-      </w:r>
-      <w:r>
-        <w:rPr>
-          <w:rFonts w:ascii="Arial" w:cs="Arial" w:eastAsia="Arial" w:hAnsi="Arial"/>
-          <w:sz w:val="24"/>
-          <w:szCs w:val="24"/>
-        </w:rPr>
-        <w:t xml:space="preserve">‎Hellgren, Sverke &amp; Isaksson (1999)‎</w:t>
-      </w:r>
-      <w:r>
-        <w:rPr>
-          <w:rFonts w:ascii="Arial" w:cs="Arial" w:eastAsia="Arial" w:hAnsi="Arial"/>
-          <w:sz w:val="24"/>
-          <w:szCs w:val="24"/>
-          <w:rtl/>
-        </w:rPr>
-        <w:t xml:space="preserve">, מבחין בין </w:t>
-      </w:r>
-      <w:r>
-        <w:rPr>
-          <w:rFonts w:ascii="Arial" w:cs="Arial" w:eastAsia="Arial" w:hAnsi="Arial"/>
-          <w:b/>
-          <w:bCs/>
-          <w:sz w:val="24"/>
-          <w:szCs w:val="24"/>
-          <w:rtl/>
-        </w:rPr>
-        <w:t xml:space="preserve">חוסר ביטחון כמותי</w:t>
-      </w:r>
-      <w:r>
-        <w:rPr>
-          <w:rFonts w:ascii="Arial" w:cs="Arial" w:eastAsia="Arial" w:hAnsi="Arial"/>
-          <w:sz w:val="24"/>
-          <w:szCs w:val="24"/>
-          <w:rtl/>
-        </w:rPr>
-        <w:t xml:space="preserve"> (חשש לאבד את המשרה כולה) לבין </w:t>
-      </w:r>
-      <w:r>
-        <w:rPr>
-          <w:rFonts w:ascii="Arial" w:cs="Arial" w:eastAsia="Arial" w:hAnsi="Arial"/>
-          <w:b/>
-          <w:bCs/>
-          <w:sz w:val="24"/>
-          <w:szCs w:val="24"/>
-          <w:rtl/>
-        </w:rPr>
-        <w:t xml:space="preserve">חוסר ביטחון איכותני</w:t>
-      </w:r>
-      <w:r>
-        <w:rPr>
-          <w:rFonts w:ascii="Arial" w:cs="Arial" w:eastAsia="Arial" w:hAnsi="Arial"/>
-          <w:sz w:val="24"/>
-          <w:szCs w:val="24"/>
-          <w:rtl/>
-        </w:rPr>
-        <w:t xml:space="preserve"> (חשש לאבד מאפיינים מוערכים של המשרה, גם אם היא נשמרת). הציר השני מבחין בין </w:t>
-      </w:r>
-      <w:r>
-        <w:rPr>
-          <w:rFonts w:ascii="Arial" w:cs="Arial" w:eastAsia="Arial" w:hAnsi="Arial"/>
-          <w:b/>
-          <w:bCs/>
-          <w:sz w:val="24"/>
-          <w:szCs w:val="24"/>
-          <w:rtl/>
-        </w:rPr>
-        <w:t xml:space="preserve">הרכיב הקוגניטיבי</w:t>
-      </w:r>
-      <w:r>
-        <w:rPr>
-          <w:rFonts w:ascii="Arial" w:cs="Arial" w:eastAsia="Arial" w:hAnsi="Arial"/>
-          <w:sz w:val="24"/>
-          <w:szCs w:val="24"/>
-          <w:rtl/>
-        </w:rPr>
-        <w:t xml:space="preserve"> (ההערכה עד כמה האיום סביר) לבין </w:t>
-      </w:r>
-      <w:r>
-        <w:rPr>
-          <w:rFonts w:ascii="Arial" w:cs="Arial" w:eastAsia="Arial" w:hAnsi="Arial"/>
-          <w:b/>
-          <w:bCs/>
-          <w:sz w:val="24"/>
-          <w:szCs w:val="24"/>
-          <w:rtl/>
-        </w:rPr>
-        <w:t xml:space="preserve">הרכיב הרגשי</w:t>
-      </w:r>
-      <w:r>
-        <w:rPr>
-          <w:rFonts w:ascii="Arial" w:cs="Arial" w:eastAsia="Arial" w:hAnsi="Arial"/>
-          <w:sz w:val="24"/>
-          <w:szCs w:val="24"/>
-          <w:rtl/>
-        </w:rPr>
-        <w:t xml:space="preserve"> (הדאגה, החרדה והמצוקה שהאיום מעורר). </w:t>
-      </w:r>
-      <w:r>
-        <w:rPr>
-          <w:rFonts w:ascii="Arial" w:cs="Arial" w:eastAsia="Arial" w:hAnsi="Arial"/>
-          <w:sz w:val="24"/>
-          <w:szCs w:val="24"/>
-        </w:rPr>
-        <w:t xml:space="preserve">‎Shoss‎</w:t>
-      </w:r>
-      <w:r>
-        <w:rPr>
-          <w:rFonts w:ascii="Arial" w:cs="Arial" w:eastAsia="Arial" w:hAnsi="Arial"/>
-          <w:sz w:val="24"/>
-          <w:szCs w:val="24"/>
-          <w:rtl/>
-        </w:rPr>
-        <w:t xml:space="preserve"> מכנה את הצירים הללו "מוקדי איום" (</w:t>
-      </w:r>
-      <w:r>
-        <w:rPr>
-          <w:rFonts w:ascii="Arial" w:cs="Arial" w:eastAsia="Arial" w:hAnsi="Arial"/>
-          <w:sz w:val="24"/>
-          <w:szCs w:val="24"/>
-        </w:rPr>
-        <w:t xml:space="preserve">‎threat foci‎</w:t>
-      </w:r>
-      <w:r>
-        <w:rPr>
-          <w:rFonts w:ascii="Arial" w:cs="Arial" w:eastAsia="Arial" w:hAnsi="Arial"/>
-          <w:sz w:val="24"/>
-          <w:szCs w:val="24"/>
-          <w:rtl/>
-        </w:rPr>
-        <w:t xml:space="preserve">) ומדגישה כי בעידן של שינויים טכנולוגיים, האיום האיכותני – "המשרה תישאר אבל תשתנה לרעה" – חשוב לא פחות מן האיום הכמותי.</w:t>
+          <w:rFonts w:ascii="David" w:cs="David" w:eastAsia="David" w:hAnsi="David"/>
+          <w:sz w:val="24"/>
+          <w:szCs w:val="24"/>
+          <w:rtl/>
+        </w:rPr>
+        <w:t xml:space="preserve">המאמר מארגן את ההבחנות המקובלות בספרות סביב שני צירים. הציר הראשון מבחין בין חוסר ביטחון כמותי, שהוא חשש לאבד את המשרה כולה, לבין חוסר ביטחון איכותני, שהוא חשש לאבד מאפיינים מוערכים של המשרה גם אם היא נשמרת (</w:t>
+      </w:r>
+      <w:r>
+        <w:rPr>
+          <w:rFonts w:ascii="Times New Roman" w:cs="Times New Roman" w:eastAsia="Times New Roman" w:hAnsi="Times New Roman"/>
+          <w:sz w:val="24"/>
+          <w:szCs w:val="24"/>
+        </w:rPr>
+        <w:t xml:space="preserve">‎Hellgren et al., 1999‎</w:t>
+      </w:r>
+      <w:r>
+        <w:rPr>
+          <w:rFonts w:ascii="David" w:cs="David" w:eastAsia="David" w:hAnsi="David"/>
+          <w:sz w:val="24"/>
+          <w:szCs w:val="24"/>
+          <w:rtl/>
+        </w:rPr>
+        <w:t xml:space="preserve">). הציר השני מבחין בין הרכיב הקוגניטיבי, כלומר ההערכה עד כמה האיום סביר, לבין הרכיב הרגשי, הדאגה והמצוקה שהאיום מעורר. ההבחנה בין רכיבים אלה נשענת על עבודה מוקדמת שפיתחה כלי מדידה רב-ממדי לחוסר ביטחון תעסוקתי (</w:t>
+      </w:r>
+      <w:r>
+        <w:rPr>
+          <w:rFonts w:ascii="Times New Roman" w:cs="Times New Roman" w:eastAsia="Times New Roman" w:hAnsi="Times New Roman"/>
+          <w:sz w:val="24"/>
+          <w:szCs w:val="24"/>
+        </w:rPr>
+        <w:t xml:space="preserve">‎Ashford et al., 1989‎</w:t>
+      </w:r>
+      <w:r>
+        <w:rPr>
+          <w:rFonts w:ascii="David" w:cs="David" w:eastAsia="David" w:hAnsi="David"/>
+          <w:sz w:val="24"/>
+          <w:szCs w:val="24"/>
+          <w:rtl/>
+        </w:rPr>
+        <w:t xml:space="preserve">). שוס (</w:t>
+      </w:r>
+      <w:r>
+        <w:rPr>
+          <w:rFonts w:ascii="Times New Roman" w:cs="Times New Roman" w:eastAsia="Times New Roman" w:hAnsi="Times New Roman"/>
+          <w:sz w:val="24"/>
+          <w:szCs w:val="24"/>
+        </w:rPr>
+        <w:t xml:space="preserve">‎Shoss, 2017‎</w:t>
+      </w:r>
+      <w:r>
+        <w:rPr>
+          <w:rFonts w:ascii="David" w:cs="David" w:eastAsia="David" w:hAnsi="David"/>
+          <w:sz w:val="24"/>
+          <w:szCs w:val="24"/>
+          <w:rtl/>
+        </w:rPr>
+        <w:t xml:space="preserve">) מכנה את הצירים "מוקדי איום" ומדגישה כי בתקופה של שינויים טכנולוגיים האיום האיכותני, שבו המשרה נשארת אך משתנה לרעה, חשוב לא פחות מהאיום הכמותי.</w:t>
       </w:r>
     </w:p>
     <w:p>
       <w:pPr>
         <w:pStyle w:val="Heading2"/>
         <w:bidi/>
-        <w:spacing w:after="120" w:before="240"/>
+        <w:spacing w:after="120" w:before="240" w:line="480"/>
         <w:jc w:val="right"/>
       </w:pPr>
       <w:r>
         <w:rPr>
-          <w:rFonts w:ascii="Arial" w:cs="Arial" w:eastAsia="Arial" w:hAnsi="Arial"/>
+          <w:rFonts w:ascii="David" w:cs="David" w:eastAsia="David" w:hAnsi="David"/>
           <w:b/>
           <w:bCs/>
           <w:color w:val="0E6E73"/>
@@ -2321,34 +2069,52 @@
     <w:p>
       <w:pPr>
         <w:bidi/>
-        <w:spacing w:after="120" w:before="0" w:line="360"/>
+        <w:spacing w:after="120" w:before="0" w:line="480"/>
         <w:jc w:val="both"/>
       </w:pPr>
       <w:r>
         <w:rPr>
-          <w:rFonts w:ascii="Arial" w:cs="Arial" w:eastAsia="Arial" w:hAnsi="Arial"/>
-          <w:sz w:val="24"/>
-          <w:szCs w:val="24"/>
-          <w:rtl/>
-        </w:rPr>
-        <w:t xml:space="preserve">המאמר ממפה את הגורמים (</w:t>
-      </w:r>
-      <w:r>
-        <w:rPr>
-          <w:rFonts w:ascii="Arial" w:cs="Arial" w:eastAsia="Arial" w:hAnsi="Arial"/>
-          <w:sz w:val="24"/>
-          <w:szCs w:val="24"/>
-        </w:rPr>
-        <w:t xml:space="preserve">‎antecedents‎</w:t>
-      </w:r>
-      <w:r>
-        <w:rPr>
-          <w:rFonts w:ascii="Arial" w:cs="Arial" w:eastAsia="Arial" w:hAnsi="Arial"/>
-          <w:sz w:val="24"/>
-          <w:szCs w:val="24"/>
-          <w:rtl/>
-        </w:rPr>
-        <w:t xml:space="preserve">) בשלוש רמות ומציע כי כל אחד מהם פועל דרך מנגנון מסוים – למשל, איתותים ורמזים בסביבה, השוואה חברתית או נטיות אישיות המגבירות רגישות לאיום:</w:t>
+          <w:rFonts w:ascii="David" w:cs="David" w:eastAsia="David" w:hAnsi="David"/>
+          <w:sz w:val="24"/>
+          <w:szCs w:val="24"/>
+          <w:rtl/>
+        </w:rPr>
+        <w:t xml:space="preserve">המאמר ממפה את הגורמים לתופעה בשלוש רמות ומציע כי כל אחד מהם פועל דרך מנגנון מסוים, כגון איתותים ורמזים בסביבה, השוואה חברתית או נטיות אישיות המגבירות רגישות לאיום (</w:t>
+      </w:r>
+      <w:r>
+        <w:rPr>
+          <w:rFonts w:ascii="Times New Roman" w:cs="Times New Roman" w:eastAsia="Times New Roman" w:hAnsi="Times New Roman"/>
+          <w:sz w:val="24"/>
+          <w:szCs w:val="24"/>
+        </w:rPr>
+        <w:t xml:space="preserve">‎Shoss, 2017‎</w:t>
+      </w:r>
+      <w:r>
+        <w:rPr>
+          <w:rFonts w:ascii="David" w:cs="David" w:eastAsia="David" w:hAnsi="David"/>
+          <w:sz w:val="24"/>
+          <w:szCs w:val="24"/>
+          <w:rtl/>
+        </w:rPr>
+        <w:t xml:space="preserve">). טבלה 1 מסכמת את שלוש הרמות.</w:t>
+      </w:r>
+    </w:p>
+    <w:p>
+      <w:pPr>
+        <w:bidi/>
+        <w:spacing w:after="120" w:before="0" w:line="276"/>
+        <w:jc w:val="right"/>
+      </w:pPr>
+      <w:r>
+        <w:rPr>
+          <w:rFonts w:ascii="David" w:cs="David" w:eastAsia="David" w:hAnsi="David"/>
+          <w:b/>
+          <w:bCs/>
+          <w:sz w:val="22"/>
+          <w:szCs w:val="22"/>
+          <w:rtl/>
+        </w:rPr>
+        <w:t xml:space="preserve">טבלה 1: הגורמים לחוסר ביטחון תעסוקתי לפי רמות</w:t>
       </w:r>
     </w:p>
     <w:tbl>
@@ -2393,12 +2159,12 @@
           <w:p>
             <w:pPr>
               <w:bidi/>
-              <w:spacing w:after="40" w:line="300"/>
-              <w:jc w:val="right"/>
-            </w:pPr>
-            <w:r>
-              <w:rPr>
-                <w:rFonts w:ascii="Arial" w:cs="Arial" w:eastAsia="Arial" w:hAnsi="Arial"/>
+              <w:spacing w:after="40" w:line="276"/>
+              <w:jc w:val="right"/>
+            </w:pPr>
+            <w:r>
+              <w:rPr>
+                <w:rFonts w:ascii="David" w:cs="David" w:eastAsia="David" w:hAnsi="David"/>
                 <w:b/>
                 <w:bCs/>
                 <w:color w:val="1F3864"/>
@@ -2431,12 +2197,12 @@
           <w:p>
             <w:pPr>
               <w:bidi/>
-              <w:spacing w:after="40" w:line="300"/>
-              <w:jc w:val="right"/>
-            </w:pPr>
-            <w:r>
-              <w:rPr>
-                <w:rFonts w:ascii="Arial" w:cs="Arial" w:eastAsia="Arial" w:hAnsi="Arial"/>
+              <w:spacing w:after="40" w:line="276"/>
+              <w:jc w:val="right"/>
+            </w:pPr>
+            <w:r>
+              <w:rPr>
+                <w:rFonts w:ascii="David" w:cs="David" w:eastAsia="David" w:hAnsi="David"/>
                 <w:b/>
                 <w:bCs/>
                 <w:color w:val="1F3864"/>
@@ -2470,12 +2236,12 @@
           <w:p>
             <w:pPr>
               <w:bidi/>
-              <w:spacing w:after="40" w:line="300"/>
-              <w:jc w:val="right"/>
-            </w:pPr>
-            <w:r>
-              <w:rPr>
-                <w:rFonts w:ascii="Arial" w:cs="Arial" w:eastAsia="Arial" w:hAnsi="Arial"/>
+              <w:spacing w:after="40" w:line="276"/>
+              <w:jc w:val="right"/>
+            </w:pPr>
+            <w:r>
+              <w:rPr>
+                <w:rFonts w:ascii="David" w:cs="David" w:eastAsia="David" w:hAnsi="David"/>
                 <w:sz w:val="22"/>
                 <w:szCs w:val="22"/>
                 <w:rtl/>
@@ -2504,12 +2270,12 @@
           <w:p>
             <w:pPr>
               <w:bidi/>
-              <w:spacing w:after="40" w:line="300"/>
-              <w:jc w:val="right"/>
-            </w:pPr>
-            <w:r>
-              <w:rPr>
-                <w:rFonts w:ascii="Arial" w:cs="Arial" w:eastAsia="Arial" w:hAnsi="Arial"/>
+              <w:spacing w:after="40" w:line="276"/>
+              <w:jc w:val="right"/>
+            </w:pPr>
+            <w:r>
+              <w:rPr>
+                <w:rFonts w:ascii="David" w:cs="David" w:eastAsia="David" w:hAnsi="David"/>
                 <w:sz w:val="22"/>
                 <w:szCs w:val="22"/>
                 <w:rtl/>
@@ -2541,12 +2307,12 @@
           <w:p>
             <w:pPr>
               <w:bidi/>
-              <w:spacing w:after="40" w:line="300"/>
-              <w:jc w:val="right"/>
-            </w:pPr>
-            <w:r>
-              <w:rPr>
-                <w:rFonts w:ascii="Arial" w:cs="Arial" w:eastAsia="Arial" w:hAnsi="Arial"/>
+              <w:spacing w:after="40" w:line="276"/>
+              <w:jc w:val="right"/>
+            </w:pPr>
+            <w:r>
+              <w:rPr>
+                <w:rFonts w:ascii="David" w:cs="David" w:eastAsia="David" w:hAnsi="David"/>
                 <w:sz w:val="22"/>
                 <w:szCs w:val="22"/>
                 <w:rtl/>
@@ -2576,34 +2342,17 @@
           <w:p>
             <w:pPr>
               <w:bidi/>
-              <w:spacing w:after="40" w:line="300"/>
-              <w:jc w:val="right"/>
-            </w:pPr>
-            <w:r>
-              <w:rPr>
-                <w:rFonts w:ascii="Arial" w:cs="Arial" w:eastAsia="Arial" w:hAnsi="Arial"/>
-                <w:sz w:val="22"/>
-                <w:szCs w:val="22"/>
-                <w:rtl/>
-              </w:rPr>
-              <w:t xml:space="preserve">צמצומים (</w:t>
-            </w:r>
-            <w:r>
-              <w:rPr>
-                <w:rFonts w:ascii="Arial" w:cs="Arial" w:eastAsia="Arial" w:hAnsi="Arial"/>
-                <w:sz w:val="22"/>
-                <w:szCs w:val="22"/>
-              </w:rPr>
-              <w:t xml:space="preserve">‎downsizing‎</w:t>
-            </w:r>
-            <w:r>
-              <w:rPr>
-                <w:rFonts w:ascii="Arial" w:cs="Arial" w:eastAsia="Arial" w:hAnsi="Arial"/>
-                <w:sz w:val="22"/>
-                <w:szCs w:val="22"/>
-                <w:rtl/>
-              </w:rPr>
-              <w:t xml:space="preserve">), מיזוגים ורכישות, ארגון מחדש, מיקור חוץ, חוזים זמניים, תקשורת ארגונית לקויה, תחושת חוסר צדק, שמועות</w:t>
+              <w:spacing w:after="40" w:line="276"/>
+              <w:jc w:val="right"/>
+            </w:pPr>
+            <w:r>
+              <w:rPr>
+                <w:rFonts w:ascii="David" w:cs="David" w:eastAsia="David" w:hAnsi="David"/>
+                <w:sz w:val="22"/>
+                <w:szCs w:val="22"/>
+                <w:rtl/>
+              </w:rPr>
+              <w:t xml:space="preserve">צמצומים, מיזוגים ורכישות, ארגון מחדש, מיקור חוץ, חוזים זמניים, תקשורת ארגונית לקויה, תחושת חוסר צדק, שמועות</w:t>
             </w:r>
           </w:p>
         </w:tc>
@@ -2629,12 +2378,12 @@
           <w:p>
             <w:pPr>
               <w:bidi/>
-              <w:spacing w:after="40" w:line="300"/>
-              <w:jc w:val="right"/>
-            </w:pPr>
-            <w:r>
-              <w:rPr>
-                <w:rFonts w:ascii="Arial" w:cs="Arial" w:eastAsia="Arial" w:hAnsi="Arial"/>
+              <w:spacing w:after="40" w:line="276"/>
+              <w:jc w:val="right"/>
+            </w:pPr>
+            <w:r>
+              <w:rPr>
+                <w:rFonts w:ascii="David" w:cs="David" w:eastAsia="David" w:hAnsi="David"/>
                 <w:sz w:val="22"/>
                 <w:szCs w:val="22"/>
                 <w:rtl/>
@@ -2663,34 +2412,17 @@
           <w:p>
             <w:pPr>
               <w:bidi/>
-              <w:spacing w:after="40" w:line="300"/>
-              <w:jc w:val="right"/>
-            </w:pPr>
-            <w:r>
-              <w:rPr>
-                <w:rFonts w:ascii="Arial" w:cs="Arial" w:eastAsia="Arial" w:hAnsi="Arial"/>
-                <w:sz w:val="22"/>
-                <w:szCs w:val="22"/>
-                <w:rtl/>
-              </w:rPr>
-              <w:t xml:space="preserve">תכונות אישיות (רגשיות שלילית, מוקד שליטה חיצוני, הערכה עצמית נמוכה), גיל, ותק, השכלה, יכולת תעסוקה (</w:t>
-            </w:r>
-            <w:r>
-              <w:rPr>
-                <w:rFonts w:ascii="Arial" w:cs="Arial" w:eastAsia="Arial" w:hAnsi="Arial"/>
-                <w:sz w:val="22"/>
-                <w:szCs w:val="22"/>
-              </w:rPr>
-              <w:t xml:space="preserve">‎employability‎</w:t>
-            </w:r>
-            <w:r>
-              <w:rPr>
-                <w:rFonts w:ascii="Arial" w:cs="Arial" w:eastAsia="Arial" w:hAnsi="Arial"/>
-                <w:sz w:val="22"/>
-                <w:szCs w:val="22"/>
-                <w:rtl/>
-              </w:rPr>
-              <w:t xml:space="preserve">) נתפסת, מצב משפחתי וכלכלי</w:t>
+              <w:spacing w:after="40" w:line="276"/>
+              <w:jc w:val="right"/>
+            </w:pPr>
+            <w:r>
+              <w:rPr>
+                <w:rFonts w:ascii="David" w:cs="David" w:eastAsia="David" w:hAnsi="David"/>
+                <w:sz w:val="22"/>
+                <w:szCs w:val="22"/>
+                <w:rtl/>
+              </w:rPr>
+              <w:t xml:space="preserve">תכונות אישיות (רגשיות שלילית, מוקד שליטה חיצוני, הערכה עצמית נמוכה), גיל, ותק, השכלה, יכולת תעסוקה נתפסת, מצב משפחתי וכלכלי</w:t>
             </w:r>
           </w:p>
         </w:tc>
@@ -2698,19 +2430,50 @@
     </w:tbl>
     <w:p>
       <w:pPr>
-        <w:spacing w:after="120"/>
-      </w:pPr>
+        <w:bidi/>
+        <w:spacing w:after="120" w:before="0" w:line="276"/>
+        <w:jc w:val="right"/>
+      </w:pPr>
+      <w:r>
+        <w:rPr>
+          <w:rFonts w:ascii="David" w:cs="David" w:eastAsia="David" w:hAnsi="David"/>
+          <w:color w:val="595959"/>
+          <w:sz w:val="20"/>
+          <w:szCs w:val="20"/>
+          <w:rtl/>
+        </w:rPr>
+        <w:t xml:space="preserve">מקור: עיבוד של המחברים על פי </w:t>
+      </w:r>
+      <w:r>
+        <w:rPr>
+          <w:rFonts w:ascii="Times New Roman" w:cs="Times New Roman" w:eastAsia="Times New Roman" w:hAnsi="Times New Roman"/>
+          <w:color w:val="595959"/>
+          <w:sz w:val="20"/>
+          <w:szCs w:val="20"/>
+        </w:rPr>
+        <w:t xml:space="preserve">‎Shoss (2017)‎</w:t>
+      </w:r>
+      <w:r>
+        <w:rPr>
+          <w:rFonts w:ascii="David" w:cs="David" w:eastAsia="David" w:hAnsi="David"/>
+          <w:color w:val="595959"/>
+          <w:sz w:val="20"/>
+          <w:szCs w:val="20"/>
+          <w:rtl/>
+        </w:rPr>
+        <w:t xml:space="preserve">.</w:t>
+      </w:r>
     </w:p>
     <w:p>
       <w:pPr>
         <w:pStyle w:val="Heading2"/>
         <w:bidi/>
-        <w:spacing w:after="120" w:before="240"/>
+        <w:spacing w:after="120" w:before="240" w:line="480"/>
         <w:jc w:val="right"/>
       </w:pPr>
       <w:r>
         <w:rPr>
-          <w:rFonts w:ascii="Arial" w:cs="Arial" w:eastAsia="Arial" w:hAnsi="Arial"/>
+          <w:rFonts w:ascii="David" w:cs="David" w:eastAsia="David" w:hAnsi="David"/>
           <w:b/>
           <w:bCs/>
           <w:color w:val="0E6E73"/>
@@ -2724,74 +2487,54 @@
     <w:p>
       <w:pPr>
         <w:bidi/>
-        <w:spacing w:after="120" w:before="0" w:line="360"/>
+        <w:spacing w:after="120" w:before="0" w:line="480"/>
         <w:jc w:val="both"/>
       </w:pPr>
       <w:r>
         <w:rPr>
-          <w:rFonts w:ascii="Arial" w:cs="Arial" w:eastAsia="Arial" w:hAnsi="Arial"/>
-          <w:sz w:val="24"/>
-          <w:szCs w:val="24"/>
-          <w:rtl/>
-        </w:rPr>
-        <w:t xml:space="preserve">תרומתו המרכזית של המאמר היא בזיהוי ארבעה מנגנונים מקבילים – ולעיתים סותרים – שדרכם חוסר ביטחון תעסוקתי משפיע על העובד:</w:t>
-      </w:r>
-    </w:p>
-    <w:p>
-      <w:pPr>
-        <w:pStyle w:val="ListParagraph"/>
-        <w:numPr>
-          <w:ilvl w:val="0"/>
-          <w:numId w:val="5"/>
-        </w:numPr>
-        <w:bidi/>
-        <w:spacing w:after="80" w:line="360"/>
+          <w:rFonts w:ascii="David" w:cs="David" w:eastAsia="David" w:hAnsi="David"/>
+          <w:sz w:val="24"/>
+          <w:szCs w:val="24"/>
+          <w:rtl/>
+        </w:rPr>
+        <w:t xml:space="preserve">תרומתו המרכזית של המאמר היא בזיהוי ארבעה מנגנונים מקבילים, ולעיתים סותרים, שדרכם חוסר ביטחון תעסוקתי משפיע על העובד (</w:t>
+      </w:r>
+      <w:r>
+        <w:rPr>
+          <w:rFonts w:ascii="Times New Roman" w:cs="Times New Roman" w:eastAsia="Times New Roman" w:hAnsi="Times New Roman"/>
+          <w:sz w:val="24"/>
+          <w:szCs w:val="24"/>
+        </w:rPr>
+        <w:t xml:space="preserve">‎Shoss, 2017‎</w:t>
+      </w:r>
+      <w:r>
+        <w:rPr>
+          <w:rFonts w:ascii="David" w:cs="David" w:eastAsia="David" w:hAnsi="David"/>
+          <w:sz w:val="24"/>
+          <w:szCs w:val="24"/>
+          <w:rtl/>
+        </w:rPr>
+        <w:t xml:space="preserve">).</w:t>
+      </w:r>
+    </w:p>
+    <w:p>
+      <w:pPr>
+        <w:bidi/>
+        <w:spacing w:after="120" w:before="0" w:line="480"/>
         <w:jc w:val="both"/>
       </w:pPr>
       <w:r>
         <w:rPr>
-          <w:rFonts w:ascii="Arial" w:cs="Arial" w:eastAsia="Arial" w:hAnsi="Arial"/>
-          <w:b/>
-          <w:bCs/>
-          <w:sz w:val="24"/>
-          <w:szCs w:val="24"/>
-          <w:rtl/>
-        </w:rPr>
-        <w:t xml:space="preserve">מנגנון הלחץ (</w:t>
-      </w:r>
-      <w:r>
-        <w:rPr>
-          <w:rFonts w:ascii="Arial" w:cs="Arial" w:eastAsia="Arial" w:hAnsi="Arial"/>
-          <w:b/>
-          <w:bCs/>
-          <w:sz w:val="24"/>
-          <w:szCs w:val="24"/>
-        </w:rPr>
-        <w:t xml:space="preserve">‎Stress‎</w:t>
-      </w:r>
-      <w:r>
-        <w:rPr>
-          <w:rFonts w:ascii="Arial" w:cs="Arial" w:eastAsia="Arial" w:hAnsi="Arial"/>
-          <w:b/>
-          <w:bCs/>
-          <w:sz w:val="24"/>
-          <w:szCs w:val="24"/>
-          <w:rtl/>
-        </w:rPr>
-        <w:t xml:space="preserve">)</w:t>
-      </w:r>
-      <w:r>
-        <w:rPr>
-          <w:rFonts w:ascii="Arial" w:cs="Arial" w:eastAsia="Arial" w:hAnsi="Arial"/>
-          <w:sz w:val="24"/>
-          <w:szCs w:val="24"/>
-          <w:rtl/>
-        </w:rPr>
-        <w:t xml:space="preserve"> – בהתבסס על תיאוריית ההערכה וההתמודדות (</w:t>
-      </w:r>
-      <w:r>
-        <w:rPr>
-          <w:rFonts w:ascii="Arial" w:cs="Arial" w:eastAsia="Arial" w:hAnsi="Arial"/>
+          <w:rFonts w:ascii="David" w:cs="David" w:eastAsia="David" w:hAnsi="David"/>
+          <w:sz w:val="24"/>
+          <w:szCs w:val="24"/>
+          <w:rtl/>
+        </w:rPr>
+        <w:t xml:space="preserve">המנגנון הראשון הוא הלחץ. בהתבסס על תיאוריית ההערכה וההתמודדות (</w:t>
+      </w:r>
+      <w:r>
+        <w:rPr>
+          <w:rFonts w:ascii="Times New Roman" w:cs="Times New Roman" w:eastAsia="Times New Roman" w:hAnsi="Times New Roman"/>
           <w:sz w:val="24"/>
           <w:szCs w:val="24"/>
         </w:rPr>
@@ -2799,7 +2542,7 @@
       </w:r>
       <w:r>
         <w:rPr>
-          <w:rFonts w:ascii="Arial" w:cs="Arial" w:eastAsia="Arial" w:hAnsi="Arial"/>
+          <w:rFonts w:ascii="David" w:cs="David" w:eastAsia="David" w:hAnsi="David"/>
           <w:sz w:val="24"/>
           <w:szCs w:val="24"/>
           <w:rtl/>
@@ -2808,7 +2551,7 @@
       </w:r>
       <w:r>
         <w:rPr>
-          <w:rFonts w:ascii="Arial" w:cs="Arial" w:eastAsia="Arial" w:hAnsi="Arial"/>
+          <w:rFonts w:ascii="Times New Roman" w:cs="Times New Roman" w:eastAsia="Times New Roman" w:hAnsi="Times New Roman"/>
           <w:sz w:val="24"/>
           <w:szCs w:val="24"/>
         </w:rPr>
@@ -2816,227 +2559,140 @@
       </w:r>
       <w:r>
         <w:rPr>
-          <w:rFonts w:ascii="Arial" w:cs="Arial" w:eastAsia="Arial" w:hAnsi="Arial"/>
-          <w:sz w:val="24"/>
-          <w:szCs w:val="24"/>
-          <w:rtl/>
-        </w:rPr>
-        <w:t xml:space="preserve">), חוסר ביטחון נחווה כאיום על משאבים חיוניים (הכנסה, מעמד, זהות, שגרה). האיום הצפוי, ולא רק האובדן בפועל, מדלדל משאבים ומוביל למתח, שחיקה, ירידה בבריאות הנפשית והפיזית, בעיות שינה והשלכות על חיי המשפחה.</w:t>
-      </w:r>
-    </w:p>
-    <w:p>
-      <w:pPr>
-        <w:pStyle w:val="ListParagraph"/>
-        <w:numPr>
-          <w:ilvl w:val="0"/>
-          <w:numId w:val="5"/>
-        </w:numPr>
-        <w:bidi/>
-        <w:spacing w:after="80" w:line="360"/>
+          <w:rFonts w:ascii="David" w:cs="David" w:eastAsia="David" w:hAnsi="David"/>
+          <w:sz w:val="24"/>
+          <w:szCs w:val="24"/>
+          <w:rtl/>
+        </w:rPr>
+        <w:t xml:space="preserve">), חוסר ביטחון נחווה כאיום על משאבים חיוניים: הכנסה, מעמד, זהות ושגרה. האיום הצפוי, ולא רק האובדן בפועל, מדלדל משאבים ומוביל למתח, לשחיקה, לירידה בבריאות הנפשית והפיזית ולהשלכות על חיי המשפחה (</w:t>
+      </w:r>
+      <w:r>
+        <w:rPr>
+          <w:rFonts w:ascii="Times New Roman" w:cs="Times New Roman" w:eastAsia="Times New Roman" w:hAnsi="Times New Roman"/>
+          <w:sz w:val="24"/>
+          <w:szCs w:val="24"/>
+        </w:rPr>
+        <w:t xml:space="preserve">‎Shoss, 2017‎</w:t>
+      </w:r>
+      <w:r>
+        <w:rPr>
+          <w:rFonts w:ascii="David" w:cs="David" w:eastAsia="David" w:hAnsi="David"/>
+          <w:sz w:val="24"/>
+          <w:szCs w:val="24"/>
+          <w:rtl/>
+        </w:rPr>
+        <w:t xml:space="preserve">).</w:t>
+      </w:r>
+    </w:p>
+    <w:p>
+      <w:pPr>
+        <w:bidi/>
+        <w:spacing w:after="120" w:before="0" w:line="480"/>
         <w:jc w:val="both"/>
       </w:pPr>
       <w:r>
         <w:rPr>
-          <w:rFonts w:ascii="Arial" w:cs="Arial" w:eastAsia="Arial" w:hAnsi="Arial"/>
-          <w:b/>
-          <w:bCs/>
-          <w:sz w:val="24"/>
-          <w:szCs w:val="24"/>
-          <w:rtl/>
-        </w:rPr>
-        <w:t xml:space="preserve">מנגנון החליפין החברתי (</w:t>
-      </w:r>
-      <w:r>
-        <w:rPr>
-          <w:rFonts w:ascii="Arial" w:cs="Arial" w:eastAsia="Arial" w:hAnsi="Arial"/>
-          <w:b/>
-          <w:bCs/>
-          <w:sz w:val="24"/>
-          <w:szCs w:val="24"/>
-        </w:rPr>
-        <w:t xml:space="preserve">‎Social Exchange‎</w:t>
-      </w:r>
-      <w:r>
-        <w:rPr>
-          <w:rFonts w:ascii="Arial" w:cs="Arial" w:eastAsia="Arial" w:hAnsi="Arial"/>
-          <w:b/>
-          <w:bCs/>
-          <w:sz w:val="24"/>
-          <w:szCs w:val="24"/>
-          <w:rtl/>
-        </w:rPr>
-        <w:t xml:space="preserve">)</w:t>
-      </w:r>
-      <w:r>
-        <w:rPr>
-          <w:rFonts w:ascii="Arial" w:cs="Arial" w:eastAsia="Arial" w:hAnsi="Arial"/>
-          <w:sz w:val="24"/>
-          <w:szCs w:val="24"/>
-          <w:rtl/>
-        </w:rPr>
-        <w:t xml:space="preserve"> – העובד תופס את חוסר הביטחון כהפרה של החוזה הפסיכולוגי: "אני נותן נאמנות ומאמץ, והארגון אמור לתת ביטחון". ההפרה מובילה לירידה במחויבות, באמון ובשביעות הרצון, לצמצום התנהגויות אזרחות ארגונית ולעיתים להתנהגויות נגד-פרודוקטיביות.</w:t>
-      </w:r>
-    </w:p>
-    <w:p>
-      <w:pPr>
-        <w:pStyle w:val="ListParagraph"/>
-        <w:numPr>
-          <w:ilvl w:val="0"/>
-          <w:numId w:val="5"/>
-        </w:numPr>
-        <w:bidi/>
-        <w:spacing w:after="80" w:line="360"/>
+          <w:rFonts w:ascii="David" w:cs="David" w:eastAsia="David" w:hAnsi="David"/>
+          <w:sz w:val="24"/>
+          <w:szCs w:val="24"/>
+          <w:rtl/>
+        </w:rPr>
+        <w:t xml:space="preserve">המנגנון השני הוא החליפין החברתי. העובד תופס את חוסר הביטחון כהפרה של החוזה הפסיכולוגי שבינו לבין הארגון, שלפיו נאמנות ומאמץ נענים בביטחון תעסוקתי. ההפרה מובילה לירידה במחויבות, באמון ובשביעות הרצון, לצמצום התנהגויות אזרחות ארגונית ולעיתים להתנהגויות נגד-פרודוקטיביות (</w:t>
+      </w:r>
+      <w:r>
+        <w:rPr>
+          <w:rFonts w:ascii="Times New Roman" w:cs="Times New Roman" w:eastAsia="Times New Roman" w:hAnsi="Times New Roman"/>
+          <w:sz w:val="24"/>
+          <w:szCs w:val="24"/>
+        </w:rPr>
+        <w:t xml:space="preserve">‎Shoss, 2017‎</w:t>
+      </w:r>
+      <w:r>
+        <w:rPr>
+          <w:rFonts w:ascii="David" w:cs="David" w:eastAsia="David" w:hAnsi="David"/>
+          <w:sz w:val="24"/>
+          <w:szCs w:val="24"/>
+          <w:rtl/>
+        </w:rPr>
+        <w:t xml:space="preserve">).</w:t>
+      </w:r>
+    </w:p>
+    <w:p>
+      <w:pPr>
+        <w:bidi/>
+        <w:spacing w:after="120" w:before="0" w:line="480"/>
         <w:jc w:val="both"/>
       </w:pPr>
       <w:r>
         <w:rPr>
-          <w:rFonts w:ascii="Arial" w:cs="Arial" w:eastAsia="Arial" w:hAnsi="Arial"/>
-          <w:b/>
-          <w:bCs/>
-          <w:sz w:val="24"/>
-          <w:szCs w:val="24"/>
-          <w:rtl/>
-        </w:rPr>
-        <w:t xml:space="preserve">מנגנון המוטיבציה לשימור המשרה (</w:t>
-      </w:r>
-      <w:r>
-        <w:rPr>
-          <w:rFonts w:ascii="Arial" w:cs="Arial" w:eastAsia="Arial" w:hAnsi="Arial"/>
-          <w:b/>
-          <w:bCs/>
-          <w:sz w:val="24"/>
-          <w:szCs w:val="24"/>
-        </w:rPr>
-        <w:t xml:space="preserve">‎Job Preservation Motivation‎</w:t>
-      </w:r>
-      <w:r>
-        <w:rPr>
-          <w:rFonts w:ascii="Arial" w:cs="Arial" w:eastAsia="Arial" w:hAnsi="Arial"/>
-          <w:b/>
-          <w:bCs/>
-          <w:sz w:val="24"/>
-          <w:szCs w:val="24"/>
-          <w:rtl/>
-        </w:rPr>
-        <w:t xml:space="preserve">)</w:t>
-      </w:r>
-      <w:r>
-        <w:rPr>
-          <w:rFonts w:ascii="Arial" w:cs="Arial" w:eastAsia="Arial" w:hAnsi="Arial"/>
-          <w:sz w:val="24"/>
-          <w:szCs w:val="24"/>
-          <w:rtl/>
-        </w:rPr>
-        <w:t xml:space="preserve"> – בניגוד לשני הקודמים, מנגנון זה מסביר מדוע לעיתים עובדים חסרי ביטחון דווקא "מתכופפים": עובדים קשה יותר, נמנעים מהשמעת ביקורת, עוסקים בניהול רושם ומגיעים לעבודה גם כשהם חולים. תגובות אלו משמרות את המשרה בטווח הקצר, אך במחיר בריאותי ורגשי.</w:t>
-      </w:r>
-    </w:p>
-    <w:p>
-      <w:pPr>
-        <w:pStyle w:val="ListParagraph"/>
-        <w:numPr>
-          <w:ilvl w:val="0"/>
-          <w:numId w:val="5"/>
-        </w:numPr>
-        <w:bidi/>
-        <w:spacing w:after="80" w:line="360"/>
+          <w:rFonts w:ascii="David" w:cs="David" w:eastAsia="David" w:hAnsi="David"/>
+          <w:sz w:val="24"/>
+          <w:szCs w:val="24"/>
+          <w:rtl/>
+        </w:rPr>
+        <w:t xml:space="preserve">המנגנון השלישי הוא המוטיבציה לשימור המשרה. בניגוד לשני הקודמים, מנגנון זה מסביר מדוע עובדים חסרי ביטחון עשויים דווקא להגביר מאמץ, להימנע מהשמעת ביקורת, לעסוק בניהול רושם ולהגיע לעבודה גם כשהם חולים. תגובות אלה משמרות את המשרה בטווח הקצר, במחיר בריאותי ורגשי (</w:t>
+      </w:r>
+      <w:r>
+        <w:rPr>
+          <w:rFonts w:ascii="Times New Roman" w:cs="Times New Roman" w:eastAsia="Times New Roman" w:hAnsi="Times New Roman"/>
+          <w:sz w:val="24"/>
+          <w:szCs w:val="24"/>
+        </w:rPr>
+        <w:t xml:space="preserve">‎Shoss, 2017‎</w:t>
+      </w:r>
+      <w:r>
+        <w:rPr>
+          <w:rFonts w:ascii="David" w:cs="David" w:eastAsia="David" w:hAnsi="David"/>
+          <w:sz w:val="24"/>
+          <w:szCs w:val="24"/>
+          <w:rtl/>
+        </w:rPr>
+        <w:t xml:space="preserve">).</w:t>
+      </w:r>
+    </w:p>
+    <w:p>
+      <w:pPr>
+        <w:bidi/>
+        <w:spacing w:after="120" w:before="0" w:line="480"/>
         <w:jc w:val="both"/>
       </w:pPr>
       <w:r>
         <w:rPr>
-          <w:rFonts w:ascii="Arial" w:cs="Arial" w:eastAsia="Arial" w:hAnsi="Arial"/>
-          <w:b/>
-          <w:bCs/>
-          <w:sz w:val="24"/>
-          <w:szCs w:val="24"/>
-          <w:rtl/>
-        </w:rPr>
-        <w:t xml:space="preserve">מנגנון ההתמודדות הפרואקטיבית (</w:t>
-      </w:r>
-      <w:r>
-        <w:rPr>
-          <w:rFonts w:ascii="Arial" w:cs="Arial" w:eastAsia="Arial" w:hAnsi="Arial"/>
-          <w:b/>
-          <w:bCs/>
-          <w:sz w:val="24"/>
-          <w:szCs w:val="24"/>
-        </w:rPr>
-        <w:t xml:space="preserve">‎Proactive Coping‎</w:t>
-      </w:r>
-      <w:r>
-        <w:rPr>
-          <w:rFonts w:ascii="Arial" w:cs="Arial" w:eastAsia="Arial" w:hAnsi="Arial"/>
-          <w:b/>
-          <w:bCs/>
-          <w:sz w:val="24"/>
-          <w:szCs w:val="24"/>
-          <w:rtl/>
-        </w:rPr>
-        <w:t xml:space="preserve">)</w:t>
-      </w:r>
-      <w:r>
-        <w:rPr>
-          <w:rFonts w:ascii="Arial" w:cs="Arial" w:eastAsia="Arial" w:hAnsi="Arial"/>
-          <w:sz w:val="24"/>
-          <w:szCs w:val="24"/>
-          <w:rtl/>
-        </w:rPr>
-        <w:t xml:space="preserve"> – חוסר ביטחון עשוי לדרבן חיפוש עבודה, רכישת מיומנויות חדשות, בניית רשת קשרים ותכנון חלופות קריירה. זהו המנגנון ה"בריא" ביותר, אך הוא דורש משאבים – זמן, אנרגיה, ביטחון עצמי – שמנגנון הלחץ מדלדל.</w:t>
-      </w:r>
-    </w:p>
-    <w:p>
-      <w:pPr>
-        <w:bidi/>
-        <w:spacing w:after="120" w:before="0" w:line="360"/>
-        <w:jc w:val="both"/>
-      </w:pPr>
-      <w:r>
-        <w:rPr>
-          <w:rFonts w:ascii="Arial" w:cs="Arial" w:eastAsia="Arial" w:hAnsi="Arial"/>
-          <w:sz w:val="24"/>
-          <w:szCs w:val="24"/>
-        </w:rPr>
-        <w:t xml:space="preserve">‎Shoss‎</w:t>
-      </w:r>
-      <w:r>
-        <w:rPr>
-          <w:rFonts w:ascii="Arial" w:cs="Arial" w:eastAsia="Arial" w:hAnsi="Arial"/>
-          <w:sz w:val="24"/>
-          <w:szCs w:val="24"/>
-          <w:rtl/>
-        </w:rPr>
-        <w:t xml:space="preserve"> מדגישה את </w:t>
-      </w:r>
-      <w:r>
-        <w:rPr>
-          <w:rFonts w:ascii="Arial" w:cs="Arial" w:eastAsia="Arial" w:hAnsi="Arial"/>
-          <w:b/>
-          <w:bCs/>
-          <w:sz w:val="24"/>
-          <w:szCs w:val="24"/>
-          <w:rtl/>
-        </w:rPr>
-        <w:t xml:space="preserve">המתחים המובנים</w:t>
-      </w:r>
-      <w:r>
-        <w:rPr>
-          <w:rFonts w:ascii="Arial" w:cs="Arial" w:eastAsia="Arial" w:hAnsi="Arial"/>
-          <w:sz w:val="24"/>
-          <w:szCs w:val="24"/>
-          <w:rtl/>
-        </w:rPr>
-        <w:t xml:space="preserve"> בין המנגנונים: העובד עשוי לרצות בו-זמנית להשקיע יותר כדי לשמור על המשרה ולחפש עבודה אחרת; הלחץ שהאיום מייצר פוגע ביכולת לפעול באופן פרואקטיבי. הבנת המתח הזה מסבירה מדוע מחקרים שונים מצאו קשרים סותרים בין חוסר ביטחון לבין ביצועים.</w:t>
+          <w:rFonts w:ascii="David" w:cs="David" w:eastAsia="David" w:hAnsi="David"/>
+          <w:sz w:val="24"/>
+          <w:szCs w:val="24"/>
+          <w:rtl/>
+        </w:rPr>
+        <w:t xml:space="preserve">המנגנון הרביעי הוא ההתמודדות הפרואקטיבית. חוסר ביטחון עשוי לדרבן חיפוש עבודה, רכישת מיומנויות חדשות, בניית רשת קשרים ותכנון חלופות קריירה. זהו המנגנון הבריא ביותר מבין הארבעה, אך הוא דורש זמן, אנרגיה וביטחון עצמי, בדיוק המשאבים שמנגנון הלחץ מדלדל. שוס (</w:t>
+      </w:r>
+      <w:r>
+        <w:rPr>
+          <w:rFonts w:ascii="Times New Roman" w:cs="Times New Roman" w:eastAsia="Times New Roman" w:hAnsi="Times New Roman"/>
+          <w:sz w:val="24"/>
+          <w:szCs w:val="24"/>
+        </w:rPr>
+        <w:t xml:space="preserve">‎Shoss, 2017‎</w:t>
+      </w:r>
+      <w:r>
+        <w:rPr>
+          <w:rFonts w:ascii="David" w:cs="David" w:eastAsia="David" w:hAnsi="David"/>
+          <w:sz w:val="24"/>
+          <w:szCs w:val="24"/>
+          <w:rtl/>
+        </w:rPr>
+        <w:t xml:space="preserve">) מדגישה את המתח המובנה בין המנגנונים: העובד עשוי לרצות בו-זמנית להשקיע יותר כדי לשמור על המשרה ולחפש עבודה אחרת, והבנת המתח הזה מסבירה מדוע מחקרים שונים מצאו קשרים סותרים בין חוסר ביטחון לבין ביצועים.</w:t>
       </w:r>
     </w:p>
     <w:p>
       <w:pPr>
         <w:pStyle w:val="Heading2"/>
         <w:bidi/>
-        <w:spacing w:after="120" w:before="240"/>
+        <w:spacing w:after="120" w:before="240" w:line="480"/>
         <w:jc w:val="right"/>
       </w:pPr>
       <w:r>
         <w:rPr>
-          <w:rFonts w:ascii="Arial" w:cs="Arial" w:eastAsia="Arial" w:hAnsi="Arial"/>
+          <w:rFonts w:ascii="David" w:cs="David" w:eastAsia="David" w:hAnsi="David"/>
           <w:b/>
           <w:bCs/>
           <w:color w:val="0E6E73"/>
@@ -3050,34 +2706,52 @@
     <w:p>
       <w:pPr>
         <w:bidi/>
-        <w:spacing w:after="120" w:before="0" w:line="360"/>
+        <w:spacing w:after="120" w:before="0" w:line="480"/>
         <w:jc w:val="both"/>
       </w:pPr>
       <w:r>
         <w:rPr>
-          <w:rFonts w:ascii="Arial" w:cs="Arial" w:eastAsia="Arial" w:hAnsi="Arial"/>
-          <w:sz w:val="24"/>
-          <w:szCs w:val="24"/>
-          <w:rtl/>
-        </w:rPr>
-        <w:t xml:space="preserve">המאמר מציע שלוש קטגוריות של משתנים הממתנים (</w:t>
-      </w:r>
-      <w:r>
-        <w:rPr>
-          <w:rFonts w:ascii="Arial" w:cs="Arial" w:eastAsia="Arial" w:hAnsi="Arial"/>
-          <w:sz w:val="24"/>
-          <w:szCs w:val="24"/>
-        </w:rPr>
-        <w:t xml:space="preserve">‎moderators‎</w:t>
-      </w:r>
-      <w:r>
-        <w:rPr>
-          <w:rFonts w:ascii="Arial" w:cs="Arial" w:eastAsia="Arial" w:hAnsi="Arial"/>
-          <w:sz w:val="24"/>
-          <w:szCs w:val="24"/>
-          <w:rtl/>
-        </w:rPr>
-        <w:t xml:space="preserve">) את עוצמת התגובה לחוסר ביטחון:</w:t>
+          <w:rFonts w:ascii="David" w:cs="David" w:eastAsia="David" w:hAnsi="David"/>
+          <w:sz w:val="24"/>
+          <w:szCs w:val="24"/>
+          <w:rtl/>
+        </w:rPr>
+        <w:t xml:space="preserve">המאמר מציע שלוש קטגוריות של משתנים הממתנים את עוצמת התגובה לחוסר ביטחון (</w:t>
+      </w:r>
+      <w:r>
+        <w:rPr>
+          <w:rFonts w:ascii="Times New Roman" w:cs="Times New Roman" w:eastAsia="Times New Roman" w:hAnsi="Times New Roman"/>
+          <w:sz w:val="24"/>
+          <w:szCs w:val="24"/>
+        </w:rPr>
+        <w:t xml:space="preserve">‎Shoss, 2017‎</w:t>
+      </w:r>
+      <w:r>
+        <w:rPr>
+          <w:rFonts w:ascii="David" w:cs="David" w:eastAsia="David" w:hAnsi="David"/>
+          <w:sz w:val="24"/>
+          <w:szCs w:val="24"/>
+          <w:rtl/>
+        </w:rPr>
+        <w:t xml:space="preserve">). טבלה 2 מציגה אותן.</w:t>
+      </w:r>
+    </w:p>
+    <w:p>
+      <w:pPr>
+        <w:bidi/>
+        <w:spacing w:after="120" w:before="0" w:line="276"/>
+        <w:jc w:val="right"/>
+      </w:pPr>
+      <w:r>
+        <w:rPr>
+          <w:rFonts w:ascii="David" w:cs="David" w:eastAsia="David" w:hAnsi="David"/>
+          <w:b/>
+          <w:bCs/>
+          <w:sz w:val="22"/>
+          <w:szCs w:val="22"/>
+          <w:rtl/>
+        </w:rPr>
+        <w:t xml:space="preserve">טבלה 2: קטגוריות המשתנים הממתנים</w:t>
       </w:r>
     </w:p>
     <w:tbl>
@@ -3122,12 +2796,12 @@
           <w:p>
             <w:pPr>
               <w:bidi/>
-              <w:spacing w:after="40" w:line="300"/>
-              <w:jc w:val="right"/>
-            </w:pPr>
-            <w:r>
-              <w:rPr>
-                <w:rFonts w:ascii="Arial" w:cs="Arial" w:eastAsia="Arial" w:hAnsi="Arial"/>
+              <w:spacing w:after="40" w:line="276"/>
+              <w:jc w:val="right"/>
+            </w:pPr>
+            <w:r>
+              <w:rPr>
+                <w:rFonts w:ascii="David" w:cs="David" w:eastAsia="David" w:hAnsi="David"/>
                 <w:b/>
                 <w:bCs/>
                 <w:color w:val="1F3864"/>
@@ -3160,12 +2834,12 @@
           <w:p>
             <w:pPr>
               <w:bidi/>
-              <w:spacing w:after="40" w:line="300"/>
-              <w:jc w:val="right"/>
-            </w:pPr>
-            <w:r>
-              <w:rPr>
-                <w:rFonts w:ascii="Arial" w:cs="Arial" w:eastAsia="Arial" w:hAnsi="Arial"/>
+              <w:spacing w:after="40" w:line="276"/>
+              <w:jc w:val="right"/>
+            </w:pPr>
+            <w:r>
+              <w:rPr>
+                <w:rFonts w:ascii="David" w:cs="David" w:eastAsia="David" w:hAnsi="David"/>
                 <w:b/>
                 <w:bCs/>
                 <w:color w:val="1F3864"/>
@@ -3199,12 +2873,12 @@
           <w:p>
             <w:pPr>
               <w:bidi/>
-              <w:spacing w:after="40" w:line="300"/>
-              <w:jc w:val="right"/>
-            </w:pPr>
-            <w:r>
-              <w:rPr>
-                <w:rFonts w:ascii="Arial" w:cs="Arial" w:eastAsia="Arial" w:hAnsi="Arial"/>
+              <w:spacing w:after="40" w:line="276"/>
+              <w:jc w:val="right"/>
+            </w:pPr>
+            <w:r>
+              <w:rPr>
+                <w:rFonts w:ascii="David" w:cs="David" w:eastAsia="David" w:hAnsi="David"/>
                 <w:sz w:val="22"/>
                 <w:szCs w:val="22"/>
                 <w:rtl/>
@@ -3213,7 +2887,7 @@
             </w:r>
             <w:r>
               <w:rPr>
-                <w:rFonts w:ascii="Arial" w:cs="Arial" w:eastAsia="Arial" w:hAnsi="Arial"/>
+                <w:rFonts w:ascii="Times New Roman" w:cs="Times New Roman" w:eastAsia="Times New Roman" w:hAnsi="Times New Roman"/>
                 <w:sz w:val="22"/>
                 <w:szCs w:val="22"/>
               </w:rPr>
@@ -3221,7 +2895,7 @@
             </w:r>
             <w:r>
               <w:rPr>
-                <w:rFonts w:ascii="Arial" w:cs="Arial" w:eastAsia="Arial" w:hAnsi="Arial"/>
+                <w:rFonts w:ascii="David" w:cs="David" w:eastAsia="David" w:hAnsi="David"/>
                 <w:sz w:val="22"/>
                 <w:szCs w:val="22"/>
                 <w:rtl/>
@@ -3250,12 +2924,12 @@
           <w:p>
             <w:pPr>
               <w:bidi/>
-              <w:spacing w:after="40" w:line="300"/>
-              <w:jc w:val="right"/>
-            </w:pPr>
-            <w:r>
-              <w:rPr>
-                <w:rFonts w:ascii="Arial" w:cs="Arial" w:eastAsia="Arial" w:hAnsi="Arial"/>
+              <w:spacing w:after="40" w:line="276"/>
+              <w:jc w:val="right"/>
+            </w:pPr>
+            <w:r>
+              <w:rPr>
+                <w:rFonts w:ascii="David" w:cs="David" w:eastAsia="David" w:hAnsi="David"/>
                 <w:sz w:val="22"/>
                 <w:szCs w:val="22"/>
                 <w:rtl/>
@@ -3287,12 +2961,12 @@
           <w:p>
             <w:pPr>
               <w:bidi/>
-              <w:spacing w:after="40" w:line="300"/>
-              <w:jc w:val="right"/>
-            </w:pPr>
-            <w:r>
-              <w:rPr>
-                <w:rFonts w:ascii="Arial" w:cs="Arial" w:eastAsia="Arial" w:hAnsi="Arial"/>
+              <w:spacing w:after="40" w:line="276"/>
+              <w:jc w:val="right"/>
+            </w:pPr>
+            <w:r>
+              <w:rPr>
+                <w:rFonts w:ascii="David" w:cs="David" w:eastAsia="David" w:hAnsi="David"/>
                 <w:sz w:val="22"/>
                 <w:szCs w:val="22"/>
                 <w:rtl/>
@@ -3301,7 +2975,7 @@
             </w:r>
             <w:r>
               <w:rPr>
-                <w:rFonts w:ascii="Arial" w:cs="Arial" w:eastAsia="Arial" w:hAnsi="Arial"/>
+                <w:rFonts w:ascii="Times New Roman" w:cs="Times New Roman" w:eastAsia="Times New Roman" w:hAnsi="Times New Roman"/>
                 <w:sz w:val="22"/>
                 <w:szCs w:val="22"/>
               </w:rPr>
@@ -3309,7 +2983,7 @@
             </w:r>
             <w:r>
               <w:rPr>
-                <w:rFonts w:ascii="Arial" w:cs="Arial" w:eastAsia="Arial" w:hAnsi="Arial"/>
+                <w:rFonts w:ascii="David" w:cs="David" w:eastAsia="David" w:hAnsi="David"/>
                 <w:sz w:val="22"/>
                 <w:szCs w:val="22"/>
                 <w:rtl/>
@@ -3339,12 +3013,12 @@
           <w:p>
             <w:pPr>
               <w:bidi/>
-              <w:spacing w:after="40" w:line="300"/>
-              <w:jc w:val="right"/>
-            </w:pPr>
-            <w:r>
-              <w:rPr>
-                <w:rFonts w:ascii="Arial" w:cs="Arial" w:eastAsia="Arial" w:hAnsi="Arial"/>
+              <w:spacing w:after="40" w:line="276"/>
+              <w:jc w:val="right"/>
+            </w:pPr>
+            <w:r>
+              <w:rPr>
+                <w:rFonts w:ascii="David" w:cs="David" w:eastAsia="David" w:hAnsi="David"/>
                 <w:sz w:val="22"/>
                 <w:szCs w:val="22"/>
                 <w:rtl/>
@@ -3375,12 +3049,12 @@
           <w:p>
             <w:pPr>
               <w:bidi/>
-              <w:spacing w:after="40" w:line="300"/>
-              <w:jc w:val="right"/>
-            </w:pPr>
-            <w:r>
-              <w:rPr>
-                <w:rFonts w:ascii="Arial" w:cs="Arial" w:eastAsia="Arial" w:hAnsi="Arial"/>
+              <w:spacing w:after="40" w:line="276"/>
+              <w:jc w:val="right"/>
+            </w:pPr>
+            <w:r>
+              <w:rPr>
+                <w:rFonts w:ascii="David" w:cs="David" w:eastAsia="David" w:hAnsi="David"/>
                 <w:sz w:val="22"/>
                 <w:szCs w:val="22"/>
                 <w:rtl/>
@@ -3389,7 +3063,7 @@
             </w:r>
             <w:r>
               <w:rPr>
-                <w:rFonts w:ascii="Arial" w:cs="Arial" w:eastAsia="Arial" w:hAnsi="Arial"/>
+                <w:rFonts w:ascii="Times New Roman" w:cs="Times New Roman" w:eastAsia="Times New Roman" w:hAnsi="Times New Roman"/>
                 <w:sz w:val="22"/>
                 <w:szCs w:val="22"/>
               </w:rPr>
@@ -3397,7 +3071,7 @@
             </w:r>
             <w:r>
               <w:rPr>
-                <w:rFonts w:ascii="Arial" w:cs="Arial" w:eastAsia="Arial" w:hAnsi="Arial"/>
+                <w:rFonts w:ascii="David" w:cs="David" w:eastAsia="David" w:hAnsi="David"/>
                 <w:sz w:val="22"/>
                 <w:szCs w:val="22"/>
                 <w:rtl/>
@@ -3426,12 +3100,12 @@
           <w:p>
             <w:pPr>
               <w:bidi/>
-              <w:spacing w:after="40" w:line="300"/>
-              <w:jc w:val="right"/>
-            </w:pPr>
-            <w:r>
-              <w:rPr>
-                <w:rFonts w:ascii="Arial" w:cs="Arial" w:eastAsia="Arial" w:hAnsi="Arial"/>
+              <w:spacing w:after="40" w:line="276"/>
+              <w:jc w:val="right"/>
+            </w:pPr>
+            <w:r>
+              <w:rPr>
+                <w:rFonts w:ascii="David" w:cs="David" w:eastAsia="David" w:hAnsi="David"/>
                 <w:sz w:val="22"/>
                 <w:szCs w:val="22"/>
                 <w:rtl/>
@@ -3444,35 +3118,83 @@
     </w:tbl>
     <w:p>
       <w:pPr>
-        <w:spacing w:after="120"/>
-      </w:pPr>
-    </w:p>
-    <w:p>
-      <w:pPr>
-        <w:bidi/>
-        <w:spacing w:after="120" w:before="0" w:line="360"/>
+        <w:bidi/>
+        <w:spacing w:after="120" w:before="0" w:line="276"/>
+        <w:jc w:val="right"/>
+      </w:pPr>
+      <w:r>
+        <w:rPr>
+          <w:rFonts w:ascii="David" w:cs="David" w:eastAsia="David" w:hAnsi="David"/>
+          <w:color w:val="595959"/>
+          <w:sz w:val="20"/>
+          <w:szCs w:val="20"/>
+          <w:rtl/>
+        </w:rPr>
+        <w:t xml:space="preserve">מקור: עיבוד של המחברים על פי </w:t>
+      </w:r>
+      <w:r>
+        <w:rPr>
+          <w:rFonts w:ascii="Times New Roman" w:cs="Times New Roman" w:eastAsia="Times New Roman" w:hAnsi="Times New Roman"/>
+          <w:color w:val="595959"/>
+          <w:sz w:val="20"/>
+          <w:szCs w:val="20"/>
+        </w:rPr>
+        <w:t xml:space="preserve">‎Shoss (2017)‎</w:t>
+      </w:r>
+      <w:r>
+        <w:rPr>
+          <w:rFonts w:ascii="David" w:cs="David" w:eastAsia="David" w:hAnsi="David"/>
+          <w:color w:val="595959"/>
+          <w:sz w:val="20"/>
+          <w:szCs w:val="20"/>
+          <w:rtl/>
+        </w:rPr>
+        <w:t xml:space="preserve">.</w:t>
+      </w:r>
+    </w:p>
+    <w:p>
+      <w:pPr>
+        <w:bidi/>
+        <w:spacing w:after="120" w:before="0" w:line="480"/>
         <w:jc w:val="both"/>
       </w:pPr>
       <w:r>
         <w:rPr>
-          <w:rFonts w:ascii="Arial" w:cs="Arial" w:eastAsia="Arial" w:hAnsi="Arial"/>
-          <w:sz w:val="24"/>
-          <w:szCs w:val="24"/>
-          <w:rtl/>
-        </w:rPr>
-        <w:t xml:space="preserve">המסר המעשי הוא שהתגובה לחוסר ביטחון אינה גזירת גורל: כאשר האיום נתפס כניתן לשליטה, כאשר לעובד יש "כרית" כלכלית ויכולת תעסוקה גבוהה, וכאשר הוא ניחן במסוגלות עצמית ובתמיכה חברתית – ההשפעות השליליות קטנות והסיכוי לתגובה פרואקטיבית גדל.</w:t>
+          <w:rFonts w:ascii="David" w:cs="David" w:eastAsia="David" w:hAnsi="David"/>
+          <w:sz w:val="24"/>
+          <w:szCs w:val="24"/>
+          <w:rtl/>
+        </w:rPr>
+        <w:t xml:space="preserve">המסר המעשי של חלק זה הוא שהתגובה לחוסר ביטחון אינה גזירת גורל. כאשר האיום נתפס כניתן לשליטה, כאשר לעובד יש כרית כלכלית ויכולת תעסוקה גבוהה, וכאשר הוא ניחן במסוגלות עצמית ובתמיכה חברתית, ההשפעות השליליות קטנות והסיכוי לתגובה פרואקטיבית גדל (</w:t>
+      </w:r>
+      <w:r>
+        <w:rPr>
+          <w:rFonts w:ascii="Times New Roman" w:cs="Times New Roman" w:eastAsia="Times New Roman" w:hAnsi="Times New Roman"/>
+          <w:sz w:val="24"/>
+          <w:szCs w:val="24"/>
+        </w:rPr>
+        <w:t xml:space="preserve">‎Shoss, 2017‎</w:t>
+      </w:r>
+      <w:r>
+        <w:rPr>
+          <w:rFonts w:ascii="David" w:cs="David" w:eastAsia="David" w:hAnsi="David"/>
+          <w:sz w:val="24"/>
+          <w:szCs w:val="24"/>
+          <w:rtl/>
+        </w:rPr>
+        <w:t xml:space="preserve">).</w:t>
       </w:r>
     </w:p>
     <w:p>
       <w:pPr>
         <w:pStyle w:val="Heading2"/>
         <w:bidi/>
-        <w:spacing w:after="120" w:before="240"/>
+        <w:spacing w:after="120" w:before="240" w:line="480"/>
         <w:jc w:val="right"/>
       </w:pPr>
       <w:r>
         <w:rPr>
-          <w:rFonts w:ascii="Arial" w:cs="Arial" w:eastAsia="Arial" w:hAnsi="Arial"/>
+          <w:rFonts w:ascii="David" w:cs="David" w:eastAsia="David" w:hAnsi="David"/>
           <w:b/>
           <w:bCs/>
           <w:color w:val="0E6E73"/>
@@ -3480,35 +3202,57 @@
           <w:szCs w:val="28"/>
           <w:rtl/>
         </w:rPr>
-        <w:t xml:space="preserve">2.6 האג'נדה למחקר עתידי</w:t>
-      </w:r>
-    </w:p>
-    <w:p>
-      <w:pPr>
-        <w:bidi/>
-        <w:spacing w:after="120" w:before="0" w:line="360"/>
+        <w:t xml:space="preserve">2.6 סדר היום למחקר עתידי</w:t>
+      </w:r>
+    </w:p>
+    <w:p>
+      <w:pPr>
+        <w:bidi/>
+        <w:spacing w:after="120" w:before="0" w:line="480"/>
         <w:jc w:val="both"/>
       </w:pPr>
       <w:r>
         <w:rPr>
-          <w:rFonts w:ascii="Arial" w:cs="Arial" w:eastAsia="Arial" w:hAnsi="Arial"/>
-          <w:sz w:val="24"/>
-          <w:szCs w:val="24"/>
-          <w:rtl/>
-        </w:rPr>
-        <w:t xml:space="preserve">בחלקו האחרון מציע המאמר כיווני מחקר: בחינת חוסר ביטחון כתהליך דינמי לאורך זמן (ולא כמדידה חד-פעמית), הבחנה בין איומים אובייקטיביים לסובייקטיביים, מחקר רב-רמתי (צוותים וארגונים שלמים החווים חוסר ביטחון), התייחסות לצורות העסקה חדשות שבהן חוסר ביטחון הוא מצב מתמשך ולא אירוע, ופיתוח התערבויות ארגוניות ואישיות המחזקות את המנגנון הפרואקטיבי.</w:t>
+          <w:rFonts w:ascii="David" w:cs="David" w:eastAsia="David" w:hAnsi="David"/>
+          <w:sz w:val="24"/>
+          <w:szCs w:val="24"/>
+          <w:rtl/>
+        </w:rPr>
+        <w:t xml:space="preserve">בחלקו האחרון מציע המאמר כיווני מחקר: בחינת חוסר ביטחון כתהליך דינמי לאורך זמן ולא כמדידה חד-פעמית, הבחנה בין איומים אובייקטיביים לסובייקטיביים, מחקר רב-רמתי של צוותים וארגונים שלמים החווים חוסר ביטחון, התייחסות לצורות העסקה חדשות שבהן חוסר ביטחון הוא מצב מתמשך, ופיתוח התערבויות ארגוניות ואישיות המחזקות את המנגנון הפרואקטיבי (</w:t>
+      </w:r>
+      <w:r>
+        <w:rPr>
+          <w:rFonts w:ascii="Times New Roman" w:cs="Times New Roman" w:eastAsia="Times New Roman" w:hAnsi="Times New Roman"/>
+          <w:sz w:val="24"/>
+          <w:szCs w:val="24"/>
+        </w:rPr>
+        <w:t xml:space="preserve">‎Shoss, 2017‎</w:t>
+      </w:r>
+      <w:r>
+        <w:rPr>
+          <w:rFonts w:ascii="David" w:cs="David" w:eastAsia="David" w:hAnsi="David"/>
+          <w:sz w:val="24"/>
+          <w:szCs w:val="24"/>
+          <w:rtl/>
+        </w:rPr>
+        <w:t xml:space="preserve">).</w:t>
+      </w:r>
+    </w:p>
+    <w:p>
+      <w:r>
+        <w:br w:type="page"/>
       </w:r>
     </w:p>
     <w:p>
       <w:pPr>
         <w:pStyle w:val="Heading1"/>
         <w:bidi/>
-        <w:spacing w:after="200" w:before="360"/>
+        <w:spacing w:after="240" w:before="240" w:line="480"/>
         <w:jc w:val="right"/>
       </w:pPr>
       <w:r>
         <w:rPr>
-          <w:rFonts w:ascii="Arial" w:cs="Arial" w:eastAsia="Arial" w:hAnsi="Arial"/>
+          <w:rFonts w:ascii="David" w:cs="David" w:eastAsia="David" w:hAnsi="David"/>
           <w:b/>
           <w:bCs/>
           <w:color w:val="1F3864"/>
@@ -3523,12 +3267,12 @@
       <w:pPr>
         <w:pStyle w:val="Heading2"/>
         <w:bidi/>
-        <w:spacing w:after="120" w:before="240"/>
+        <w:spacing w:after="120" w:before="240" w:line="480"/>
         <w:jc w:val="right"/>
       </w:pPr>
       <w:r>
         <w:rPr>
-          <w:rFonts w:ascii="Arial" w:cs="Arial" w:eastAsia="Arial" w:hAnsi="Arial"/>
+          <w:rFonts w:ascii="David" w:cs="David" w:eastAsia="David" w:hAnsi="David"/>
           <w:b/>
           <w:bCs/>
           <w:color w:val="0E6E73"/>
@@ -3537,6 +3281,57 @@
           <w:rtl/>
         </w:rPr>
         <w:t xml:space="preserve">3.1 מבנה המאמר</w:t>
+      </w:r>
+    </w:p>
+    <w:p>
+      <w:pPr>
+        <w:bidi/>
+        <w:spacing w:after="120" w:before="0" w:line="480"/>
+        <w:jc w:val="both"/>
+      </w:pPr>
+      <w:r>
+        <w:rPr>
+          <w:rFonts w:ascii="David" w:cs="David" w:eastAsia="David" w:hAnsi="David"/>
+          <w:sz w:val="24"/>
+          <w:szCs w:val="24"/>
+          <w:rtl/>
+        </w:rPr>
+        <w:t xml:space="preserve">טבלה 3 מציגה את חלקי המאמר, את תוכנם ואת תרומתו של כל חלק (</w:t>
+      </w:r>
+      <w:r>
+        <w:rPr>
+          <w:rFonts w:ascii="Times New Roman" w:cs="Times New Roman" w:eastAsia="Times New Roman" w:hAnsi="Times New Roman"/>
+          <w:sz w:val="24"/>
+          <w:szCs w:val="24"/>
+        </w:rPr>
+        <w:t xml:space="preserve">‎Shoss, 2017‎</w:t>
+      </w:r>
+      <w:r>
+        <w:rPr>
+          <w:rFonts w:ascii="David" w:cs="David" w:eastAsia="David" w:hAnsi="David"/>
+          <w:sz w:val="24"/>
+          <w:szCs w:val="24"/>
+          <w:rtl/>
+        </w:rPr>
+        <w:t xml:space="preserve">).</w:t>
+      </w:r>
+    </w:p>
+    <w:p>
+      <w:pPr>
+        <w:bidi/>
+        <w:spacing w:after="120" w:before="0" w:line="276"/>
+        <w:jc w:val="right"/>
+      </w:pPr>
+      <w:r>
+        <w:rPr>
+          <w:rFonts w:ascii="David" w:cs="David" w:eastAsia="David" w:hAnsi="David"/>
+          <w:b/>
+          <w:bCs/>
+          <w:sz w:val="22"/>
+          <w:szCs w:val="22"/>
+          <w:rtl/>
+        </w:rPr>
+        <w:t xml:space="preserve">טבלה 3: מבנה המאמר</w:t>
       </w:r>
     </w:p>
     <w:tbl>
@@ -3582,12 +3377,12 @@
           <w:p>
             <w:pPr>
               <w:bidi/>
-              <w:spacing w:after="40" w:line="300"/>
-              <w:jc w:val="right"/>
-            </w:pPr>
-            <w:r>
-              <w:rPr>
-                <w:rFonts w:ascii="Arial" w:cs="Arial" w:eastAsia="Arial" w:hAnsi="Arial"/>
+              <w:spacing w:after="40" w:line="276"/>
+              <w:jc w:val="right"/>
+            </w:pPr>
+            <w:r>
+              <w:rPr>
+                <w:rFonts w:ascii="David" w:cs="David" w:eastAsia="David" w:hAnsi="David"/>
                 <w:b/>
                 <w:bCs/>
                 <w:color w:val="1F3864"/>
@@ -3620,12 +3415,12 @@
           <w:p>
             <w:pPr>
               <w:bidi/>
-              <w:spacing w:after="40" w:line="300"/>
-              <w:jc w:val="right"/>
-            </w:pPr>
-            <w:r>
-              <w:rPr>
-                <w:rFonts w:ascii="Arial" w:cs="Arial" w:eastAsia="Arial" w:hAnsi="Arial"/>
+              <w:spacing w:after="40" w:line="276"/>
+              <w:jc w:val="right"/>
+            </w:pPr>
+            <w:r>
+              <w:rPr>
+                <w:rFonts w:ascii="David" w:cs="David" w:eastAsia="David" w:hAnsi="David"/>
                 <w:b/>
                 <w:bCs/>
                 <w:color w:val="1F3864"/>
@@ -3658,12 +3453,12 @@
           <w:p>
             <w:pPr>
               <w:bidi/>
-              <w:spacing w:after="40" w:line="300"/>
-              <w:jc w:val="right"/>
-            </w:pPr>
-            <w:r>
-              <w:rPr>
-                <w:rFonts w:ascii="Arial" w:cs="Arial" w:eastAsia="Arial" w:hAnsi="Arial"/>
+              <w:spacing w:after="40" w:line="276"/>
+              <w:jc w:val="right"/>
+            </w:pPr>
+            <w:r>
+              <w:rPr>
+                <w:rFonts w:ascii="David" w:cs="David" w:eastAsia="David" w:hAnsi="David"/>
                 <w:b/>
                 <w:bCs/>
                 <w:color w:val="1F3864"/>
@@ -3697,12 +3492,12 @@
           <w:p>
             <w:pPr>
               <w:bidi/>
-              <w:spacing w:after="40" w:line="300"/>
-              <w:jc w:val="right"/>
-            </w:pPr>
-            <w:r>
-              <w:rPr>
-                <w:rFonts w:ascii="Arial" w:cs="Arial" w:eastAsia="Arial" w:hAnsi="Arial"/>
+              <w:spacing w:after="40" w:line="276"/>
+              <w:jc w:val="right"/>
+            </w:pPr>
+            <w:r>
+              <w:rPr>
+                <w:rFonts w:ascii="David" w:cs="David" w:eastAsia="David" w:hAnsi="David"/>
                 <w:sz w:val="22"/>
                 <w:szCs w:val="22"/>
                 <w:rtl/>
@@ -3731,12 +3526,12 @@
           <w:p>
             <w:pPr>
               <w:bidi/>
-              <w:spacing w:after="40" w:line="300"/>
-              <w:jc w:val="right"/>
-            </w:pPr>
-            <w:r>
-              <w:rPr>
-                <w:rFonts w:ascii="Arial" w:cs="Arial" w:eastAsia="Arial" w:hAnsi="Arial"/>
+              <w:spacing w:after="40" w:line="276"/>
+              <w:jc w:val="right"/>
+            </w:pPr>
+            <w:r>
+              <w:rPr>
+                <w:rFonts w:ascii="David" w:cs="David" w:eastAsia="David" w:hAnsi="David"/>
                 <w:sz w:val="22"/>
                 <w:szCs w:val="22"/>
                 <w:rtl/>
@@ -3765,12 +3560,12 @@
           <w:p>
             <w:pPr>
               <w:bidi/>
-              <w:spacing w:after="40" w:line="300"/>
-              <w:jc w:val="right"/>
-            </w:pPr>
-            <w:r>
-              <w:rPr>
-                <w:rFonts w:ascii="Arial" w:cs="Arial" w:eastAsia="Arial" w:hAnsi="Arial"/>
+              <w:spacing w:after="40" w:line="276"/>
+              <w:jc w:val="right"/>
+            </w:pPr>
+            <w:r>
+              <w:rPr>
+                <w:rFonts w:ascii="David" w:cs="David" w:eastAsia="David" w:hAnsi="David"/>
                 <w:sz w:val="22"/>
                 <w:szCs w:val="22"/>
                 <w:rtl/>
@@ -3802,12 +3597,12 @@
           <w:p>
             <w:pPr>
               <w:bidi/>
-              <w:spacing w:after="40" w:line="300"/>
-              <w:jc w:val="right"/>
-            </w:pPr>
-            <w:r>
-              <w:rPr>
-                <w:rFonts w:ascii="Arial" w:cs="Arial" w:eastAsia="Arial" w:hAnsi="Arial"/>
+              <w:spacing w:after="40" w:line="276"/>
+              <w:jc w:val="right"/>
+            </w:pPr>
+            <w:r>
+              <w:rPr>
+                <w:rFonts w:ascii="David" w:cs="David" w:eastAsia="David" w:hAnsi="David"/>
                 <w:sz w:val="22"/>
                 <w:szCs w:val="22"/>
                 <w:rtl/>
@@ -3837,12 +3632,12 @@
           <w:p>
             <w:pPr>
               <w:bidi/>
-              <w:spacing w:after="40" w:line="300"/>
-              <w:jc w:val="right"/>
-            </w:pPr>
-            <w:r>
-              <w:rPr>
-                <w:rFonts w:ascii="Arial" w:cs="Arial" w:eastAsia="Arial" w:hAnsi="Arial"/>
+              <w:spacing w:after="40" w:line="276"/>
+              <w:jc w:val="right"/>
+            </w:pPr>
+            <w:r>
+              <w:rPr>
+                <w:rFonts w:ascii="David" w:cs="David" w:eastAsia="David" w:hAnsi="David"/>
                 <w:sz w:val="22"/>
                 <w:szCs w:val="22"/>
                 <w:rtl/>
@@ -3872,12 +3667,12 @@
           <w:p>
             <w:pPr>
               <w:bidi/>
-              <w:spacing w:after="40" w:line="300"/>
-              <w:jc w:val="right"/>
-            </w:pPr>
-            <w:r>
-              <w:rPr>
-                <w:rFonts w:ascii="Arial" w:cs="Arial" w:eastAsia="Arial" w:hAnsi="Arial"/>
+              <w:spacing w:after="40" w:line="276"/>
+              <w:jc w:val="right"/>
+            </w:pPr>
+            <w:r>
+              <w:rPr>
+                <w:rFonts w:ascii="David" w:cs="David" w:eastAsia="David" w:hAnsi="David"/>
                 <w:sz w:val="22"/>
                 <w:szCs w:val="22"/>
                 <w:rtl/>
@@ -3908,12 +3703,12 @@
           <w:p>
             <w:pPr>
               <w:bidi/>
-              <w:spacing w:after="40" w:line="300"/>
-              <w:jc w:val="right"/>
-            </w:pPr>
-            <w:r>
-              <w:rPr>
-                <w:rFonts w:ascii="Arial" w:cs="Arial" w:eastAsia="Arial" w:hAnsi="Arial"/>
+              <w:spacing w:after="40" w:line="276"/>
+              <w:jc w:val="right"/>
+            </w:pPr>
+            <w:r>
+              <w:rPr>
+                <w:rFonts w:ascii="David" w:cs="David" w:eastAsia="David" w:hAnsi="David"/>
                 <w:sz w:val="22"/>
                 <w:szCs w:val="22"/>
                 <w:rtl/>
@@ -3942,12 +3737,12 @@
           <w:p>
             <w:pPr>
               <w:bidi/>
-              <w:spacing w:after="40" w:line="300"/>
-              <w:jc w:val="right"/>
-            </w:pPr>
-            <w:r>
-              <w:rPr>
-                <w:rFonts w:ascii="Arial" w:cs="Arial" w:eastAsia="Arial" w:hAnsi="Arial"/>
+              <w:spacing w:after="40" w:line="276"/>
+              <w:jc w:val="right"/>
+            </w:pPr>
+            <w:r>
+              <w:rPr>
+                <w:rFonts w:ascii="David" w:cs="David" w:eastAsia="David" w:hAnsi="David"/>
                 <w:sz w:val="22"/>
                 <w:szCs w:val="22"/>
                 <w:rtl/>
@@ -3976,12 +3771,12 @@
           <w:p>
             <w:pPr>
               <w:bidi/>
-              <w:spacing w:after="40" w:line="300"/>
-              <w:jc w:val="right"/>
-            </w:pPr>
-            <w:r>
-              <w:rPr>
-                <w:rFonts w:ascii="Arial" w:cs="Arial" w:eastAsia="Arial" w:hAnsi="Arial"/>
+              <w:spacing w:after="40" w:line="276"/>
+              <w:jc w:val="right"/>
+            </w:pPr>
+            <w:r>
+              <w:rPr>
+                <w:rFonts w:ascii="David" w:cs="David" w:eastAsia="David" w:hAnsi="David"/>
                 <w:sz w:val="22"/>
                 <w:szCs w:val="22"/>
                 <w:rtl/>
@@ -4013,12 +3808,12 @@
           <w:p>
             <w:pPr>
               <w:bidi/>
-              <w:spacing w:after="40" w:line="300"/>
-              <w:jc w:val="right"/>
-            </w:pPr>
-            <w:r>
-              <w:rPr>
-                <w:rFonts w:ascii="Arial" w:cs="Arial" w:eastAsia="Arial" w:hAnsi="Arial"/>
+              <w:spacing w:after="40" w:line="276"/>
+              <w:jc w:val="right"/>
+            </w:pPr>
+            <w:r>
+              <w:rPr>
+                <w:rFonts w:ascii="David" w:cs="David" w:eastAsia="David" w:hAnsi="David"/>
                 <w:sz w:val="22"/>
                 <w:szCs w:val="22"/>
                 <w:rtl/>
@@ -4048,12 +3843,12 @@
           <w:p>
             <w:pPr>
               <w:bidi/>
-              <w:spacing w:after="40" w:line="300"/>
-              <w:jc w:val="right"/>
-            </w:pPr>
-            <w:r>
-              <w:rPr>
-                <w:rFonts w:ascii="Arial" w:cs="Arial" w:eastAsia="Arial" w:hAnsi="Arial"/>
+              <w:spacing w:after="40" w:line="276"/>
+              <w:jc w:val="right"/>
+            </w:pPr>
+            <w:r>
+              <w:rPr>
+                <w:rFonts w:ascii="David" w:cs="David" w:eastAsia="David" w:hAnsi="David"/>
                 <w:sz w:val="22"/>
                 <w:szCs w:val="22"/>
                 <w:rtl/>
@@ -4083,12 +3878,12 @@
           <w:p>
             <w:pPr>
               <w:bidi/>
-              <w:spacing w:after="40" w:line="300"/>
-              <w:jc w:val="right"/>
-            </w:pPr>
-            <w:r>
-              <w:rPr>
-                <w:rFonts w:ascii="Arial" w:cs="Arial" w:eastAsia="Arial" w:hAnsi="Arial"/>
+              <w:spacing w:after="40" w:line="276"/>
+              <w:jc w:val="right"/>
+            </w:pPr>
+            <w:r>
+              <w:rPr>
+                <w:rFonts w:ascii="David" w:cs="David" w:eastAsia="David" w:hAnsi="David"/>
                 <w:sz w:val="22"/>
                 <w:szCs w:val="22"/>
                 <w:rtl/>
@@ -4119,12 +3914,12 @@
           <w:p>
             <w:pPr>
               <w:bidi/>
-              <w:spacing w:after="40" w:line="300"/>
-              <w:jc w:val="right"/>
-            </w:pPr>
-            <w:r>
-              <w:rPr>
-                <w:rFonts w:ascii="Arial" w:cs="Arial" w:eastAsia="Arial" w:hAnsi="Arial"/>
+              <w:spacing w:after="40" w:line="276"/>
+              <w:jc w:val="right"/>
+            </w:pPr>
+            <w:r>
+              <w:rPr>
+                <w:rFonts w:ascii="David" w:cs="David" w:eastAsia="David" w:hAnsi="David"/>
                 <w:sz w:val="22"/>
                 <w:szCs w:val="22"/>
                 <w:rtl/>
@@ -4153,12 +3948,12 @@
           <w:p>
             <w:pPr>
               <w:bidi/>
-              <w:spacing w:after="40" w:line="300"/>
-              <w:jc w:val="right"/>
-            </w:pPr>
-            <w:r>
-              <w:rPr>
-                <w:rFonts w:ascii="Arial" w:cs="Arial" w:eastAsia="Arial" w:hAnsi="Arial"/>
+              <w:spacing w:after="40" w:line="276"/>
+              <w:jc w:val="right"/>
+            </w:pPr>
+            <w:r>
+              <w:rPr>
+                <w:rFonts w:ascii="David" w:cs="David" w:eastAsia="David" w:hAnsi="David"/>
                 <w:sz w:val="22"/>
                 <w:szCs w:val="22"/>
                 <w:rtl/>
@@ -4187,12 +3982,12 @@
           <w:p>
             <w:pPr>
               <w:bidi/>
-              <w:spacing w:after="40" w:line="300"/>
-              <w:jc w:val="right"/>
-            </w:pPr>
-            <w:r>
-              <w:rPr>
-                <w:rFonts w:ascii="Arial" w:cs="Arial" w:eastAsia="Arial" w:hAnsi="Arial"/>
+              <w:spacing w:after="40" w:line="276"/>
+              <w:jc w:val="right"/>
+            </w:pPr>
+            <w:r>
+              <w:rPr>
+                <w:rFonts w:ascii="David" w:cs="David" w:eastAsia="David" w:hAnsi="David"/>
                 <w:sz w:val="22"/>
                 <w:szCs w:val="22"/>
                 <w:rtl/>
@@ -4224,17 +4019,17 @@
           <w:p>
             <w:pPr>
               <w:bidi/>
-              <w:spacing w:after="40" w:line="300"/>
-              <w:jc w:val="right"/>
-            </w:pPr>
-            <w:r>
-              <w:rPr>
-                <w:rFonts w:ascii="Arial" w:cs="Arial" w:eastAsia="Arial" w:hAnsi="Arial"/>
-                <w:sz w:val="22"/>
-                <w:szCs w:val="22"/>
-                <w:rtl/>
-              </w:rPr>
-              <w:t xml:space="preserve">אג'נדה למחקר</w:t>
+              <w:spacing w:after="40" w:line="276"/>
+              <w:jc w:val="right"/>
+            </w:pPr>
+            <w:r>
+              <w:rPr>
+                <w:rFonts w:ascii="David" w:cs="David" w:eastAsia="David" w:hAnsi="David"/>
+                <w:sz w:val="22"/>
+                <w:szCs w:val="22"/>
+                <w:rtl/>
+              </w:rPr>
+              <w:t xml:space="preserve">סדר יום למחקר</w:t>
             </w:r>
           </w:p>
         </w:tc>
@@ -4259,12 +4054,12 @@
           <w:p>
             <w:pPr>
               <w:bidi/>
-              <w:spacing w:after="40" w:line="300"/>
-              <w:jc w:val="right"/>
-            </w:pPr>
-            <w:r>
-              <w:rPr>
-                <w:rFonts w:ascii="Arial" w:cs="Arial" w:eastAsia="Arial" w:hAnsi="Arial"/>
+              <w:spacing w:after="40" w:line="276"/>
+              <w:jc w:val="right"/>
+            </w:pPr>
+            <w:r>
+              <w:rPr>
+                <w:rFonts w:ascii="David" w:cs="David" w:eastAsia="David" w:hAnsi="David"/>
                 <w:sz w:val="22"/>
                 <w:szCs w:val="22"/>
                 <w:rtl/>
@@ -4294,12 +4089,12 @@
           <w:p>
             <w:pPr>
               <w:bidi/>
-              <w:spacing w:after="40" w:line="300"/>
-              <w:jc w:val="right"/>
-            </w:pPr>
-            <w:r>
-              <w:rPr>
-                <w:rFonts w:ascii="Arial" w:cs="Arial" w:eastAsia="Arial" w:hAnsi="Arial"/>
+              <w:spacing w:after="40" w:line="276"/>
+              <w:jc w:val="right"/>
+            </w:pPr>
+            <w:r>
+              <w:rPr>
+                <w:rFonts w:ascii="David" w:cs="David" w:eastAsia="David" w:hAnsi="David"/>
                 <w:sz w:val="22"/>
                 <w:szCs w:val="22"/>
                 <w:rtl/>
@@ -4319,12 +4114,12 @@
       <w:pPr>
         <w:pStyle w:val="Heading2"/>
         <w:bidi/>
-        <w:spacing w:after="120" w:before="240"/>
+        <w:spacing w:after="120" w:before="240" w:line="480"/>
         <w:jc w:val="right"/>
       </w:pPr>
       <w:r>
         <w:rPr>
-          <w:rFonts w:ascii="Arial" w:cs="Arial" w:eastAsia="Arial" w:hAnsi="Arial"/>
+          <w:rFonts w:ascii="David" w:cs="David" w:eastAsia="David" w:hAnsi="David"/>
           <w:b/>
           <w:bCs/>
           <w:color w:val="0E6E73"/>
@@ -4338,103 +4133,62 @@
     <w:p>
       <w:pPr>
         <w:bidi/>
-        <w:spacing w:after="120" w:before="0" w:line="360"/>
+        <w:spacing w:after="120" w:before="0" w:line="480"/>
         <w:jc w:val="both"/>
       </w:pPr>
       <w:r>
         <w:rPr>
-          <w:rFonts w:ascii="Arial" w:cs="Arial" w:eastAsia="Arial" w:hAnsi="Arial"/>
-          <w:sz w:val="24"/>
-          <w:szCs w:val="24"/>
-          <w:rtl/>
-        </w:rPr>
-        <w:t xml:space="preserve">המאמר אינו מחקר אמפירי אלא </w:t>
-      </w:r>
-      <w:r>
-        <w:rPr>
-          <w:rFonts w:ascii="Arial" w:cs="Arial" w:eastAsia="Arial" w:hAnsi="Arial"/>
-          <w:b/>
-          <w:bCs/>
-          <w:sz w:val="24"/>
-          <w:szCs w:val="24"/>
-          <w:rtl/>
-        </w:rPr>
-        <w:t xml:space="preserve">סקירה אינטגרטיבית</w:t>
-      </w:r>
-      <w:r>
-        <w:rPr>
-          <w:rFonts w:ascii="Arial" w:cs="Arial" w:eastAsia="Arial" w:hAnsi="Arial"/>
-          <w:sz w:val="24"/>
-          <w:szCs w:val="24"/>
-          <w:rtl/>
-        </w:rPr>
-        <w:t xml:space="preserve">: המחברת סוקרת ומסנתזת מחקרים תיאורטיים ואמפיריים ממגוון דיסציפלינות – ניהול, התנהגות ארגונית, פסיכולוגיה, סוציולוגיה וכלכלה – ובונה מהם מסגרת מושגית אחת. גישה זו שונה ממטא-אנליזה, שבה מאחדים סטטיסטית את תוצאות המחקרים, ושונה ממחקר ראשוני שבו אוספים נתונים חדשים.</w:t>
-      </w:r>
-    </w:p>
-    <w:p>
-      <w:pPr>
-        <w:bidi/>
-        <w:spacing w:after="120" w:before="0" w:line="360"/>
+          <w:rFonts w:ascii="David" w:cs="David" w:eastAsia="David" w:hAnsi="David"/>
+          <w:sz w:val="24"/>
+          <w:szCs w:val="24"/>
+          <w:rtl/>
+        </w:rPr>
+        <w:t xml:space="preserve">המאמר אינו מחקר אמפירי אלא סקירה אינטגרטיבית. המחברת סוקרת ומסנתזת מחקרים תיאורטיים ואמפיריים ממגוון דיסציפלינות, ניהול, התנהגות ארגונית, פסיכולוגיה, סוציולוגיה וכלכלה, ובונה מהם מסגרת מושגית אחת (</w:t>
+      </w:r>
+      <w:r>
+        <w:rPr>
+          <w:rFonts w:ascii="Times New Roman" w:cs="Times New Roman" w:eastAsia="Times New Roman" w:hAnsi="Times New Roman"/>
+          <w:sz w:val="24"/>
+          <w:szCs w:val="24"/>
+        </w:rPr>
+        <w:t xml:space="preserve">‎Shoss, 2017‎</w:t>
+      </w:r>
+      <w:r>
+        <w:rPr>
+          <w:rFonts w:ascii="David" w:cs="David" w:eastAsia="David" w:hAnsi="David"/>
+          <w:sz w:val="24"/>
+          <w:szCs w:val="24"/>
+          <w:rtl/>
+        </w:rPr>
+        <w:t xml:space="preserve">). גישה זו שונה ממטא-אנליזה, שבה מאחדים סטטיסטית את תוצאות המחקרים, ושונה ממחקר ראשוני שבו אוספים נתונים חדשים.</w:t>
+      </w:r>
+    </w:p>
+    <w:p>
+      <w:pPr>
+        <w:bidi/>
+        <w:spacing w:after="120" w:before="0" w:line="480"/>
         <w:jc w:val="both"/>
       </w:pPr>
       <w:r>
         <w:rPr>
-          <w:rFonts w:ascii="Arial" w:cs="Arial" w:eastAsia="Arial" w:hAnsi="Arial"/>
-          <w:b/>
-          <w:bCs/>
-          <w:sz w:val="24"/>
-          <w:szCs w:val="24"/>
-          <w:rtl/>
-        </w:rPr>
-        <w:t xml:space="preserve">חוזקות השיטה:</w:t>
-      </w:r>
-      <w:r>
-        <w:rPr>
-          <w:rFonts w:ascii="Arial" w:cs="Arial" w:eastAsia="Arial" w:hAnsi="Arial"/>
-          <w:sz w:val="24"/>
-          <w:szCs w:val="24"/>
-          <w:rtl/>
-        </w:rPr>
-        <w:t xml:space="preserve"> רוחב היריעה ויכולת לחבר בין ממצאים שנחקרו בנפרד; יצירת שפה משותפת; זיהוי סתירות ומתחים בספרות והצעת הסבר להם; ניסוח שאלות מחקר חדשות.</w:t>
-      </w:r>
-    </w:p>
-    <w:p>
-      <w:pPr>
-        <w:bidi/>
-        <w:spacing w:after="120" w:before="0" w:line="360"/>
-        <w:jc w:val="both"/>
-      </w:pPr>
-      <w:r>
-        <w:rPr>
-          <w:rFonts w:ascii="Arial" w:cs="Arial" w:eastAsia="Arial" w:hAnsi="Arial"/>
-          <w:b/>
-          <w:bCs/>
-          <w:sz w:val="24"/>
-          <w:szCs w:val="24"/>
-          <w:rtl/>
-        </w:rPr>
-        <w:t xml:space="preserve">מגבלות השיטה:</w:t>
-      </w:r>
-      <w:r>
-        <w:rPr>
-          <w:rFonts w:ascii="Arial" w:cs="Arial" w:eastAsia="Arial" w:hAnsi="Arial"/>
-          <w:sz w:val="24"/>
-          <w:szCs w:val="24"/>
-          <w:rtl/>
-        </w:rPr>
-        <w:t xml:space="preserve"> הסקירה אינה מכמתת את עוצמת הקשרים ואינה מאפשרת לקבוע איזה מנגנון דומיננטי; קיים סיכון להטיה בבחירת המחקרים הנסקרים; רוב המחקרים שנסקרו הם מחקרי חתך המבוססים על דיווח עצמי, ולכן קשה להסיק סיבתיות; המסגרת נשענת בעיקר על מחקרים מארה"ב ומאירופה. כדי לגשר על מגבלות אלו נעזרנו בפרק 4 במטא-אנליזה כמותית ובסקירה בין-תרבותית.</w:t>
+          <w:rFonts w:ascii="David" w:cs="David" w:eastAsia="David" w:hAnsi="David"/>
+          <w:sz w:val="24"/>
+          <w:szCs w:val="24"/>
+          <w:rtl/>
+        </w:rPr>
+        <w:t xml:space="preserve">לשיטה זו כמה יתרונות: רוחב היריעה ויכולת לחבר בין ממצאים שנחקרו בנפרד, יצירת שפה משותפת, זיהוי סתירות בספרות והצעת הסבר להן, וניסוח שאלות מחקר חדשות. יש לה גם מגבלות. הסקירה אינה מכמתת את עוצמת הקשרים ואינה מאפשרת לקבוע איזה מנגנון דומיננטי. קיים סיכון להטיה בבחירת המחקרים הנסקרים. רוב המחקרים שנסקרו הם מחקרי חתך המבוססים על דיווח עצמי, ולכן קשה להסיק מהם סיבתיות, והמסגרת נשענת בעיקר על מחקרים מארצות הברית ומאירופה. כדי לגשר על מגבלות אלה נעזרת העבודה, בפרק 4, במטא-אנליזה כמותית ובסקירה בין-תרבותית.</w:t>
       </w:r>
     </w:p>
     <w:p>
       <w:pPr>
         <w:pStyle w:val="Heading2"/>
         <w:bidi/>
-        <w:spacing w:after="120" w:before="240"/>
+        <w:spacing w:after="120" w:before="240" w:line="480"/>
         <w:jc w:val="right"/>
       </w:pPr>
       <w:r>
         <w:rPr>
-          <w:rFonts w:ascii="Arial" w:cs="Arial" w:eastAsia="Arial" w:hAnsi="Arial"/>
+          <w:rFonts w:ascii="David" w:cs="David" w:eastAsia="David" w:hAnsi="David"/>
           <w:b/>
           <w:bCs/>
           <w:color w:val="0E6E73"/>
@@ -4447,227 +4201,52 @@
     </w:p>
     <w:p>
       <w:pPr>
-        <w:pStyle w:val="ListParagraph"/>
-        <w:numPr>
-          <w:ilvl w:val="0"/>
-          <w:numId w:val="4"/>
-        </w:numPr>
-        <w:bidi/>
-        <w:spacing w:after="80" w:line="360"/>
+        <w:bidi/>
+        <w:spacing w:after="120" w:before="0" w:line="480"/>
         <w:jc w:val="both"/>
       </w:pPr>
       <w:r>
         <w:rPr>
-          <w:rFonts w:ascii="Arial" w:cs="Arial" w:eastAsia="Arial" w:hAnsi="Arial"/>
-          <w:sz w:val="24"/>
-          <w:szCs w:val="24"/>
-          <w:rtl/>
-        </w:rPr>
-        <w:t xml:space="preserve">חוסר ביטחון תעסוקתי הוא </w:t>
-      </w:r>
-      <w:r>
-        <w:rPr>
-          <w:rFonts w:ascii="Arial" w:cs="Arial" w:eastAsia="Arial" w:hAnsi="Arial"/>
-          <w:b/>
-          <w:bCs/>
-          <w:sz w:val="24"/>
-          <w:szCs w:val="24"/>
-          <w:rtl/>
-        </w:rPr>
-        <w:t xml:space="preserve">תפיסה סובייקטיבית של איום עתידי</w:t>
-      </w:r>
-      <w:r>
-        <w:rPr>
-          <w:rFonts w:ascii="Arial" w:cs="Arial" w:eastAsia="Arial" w:hAnsi="Arial"/>
-          <w:sz w:val="24"/>
-          <w:szCs w:val="24"/>
-          <w:rtl/>
-        </w:rPr>
-        <w:t xml:space="preserve">, ולכן ניתן להשפיע עליה גם ללא שינוי במצב האובייקטיבי – באמצעות מידע, תקשורת ופרשנות.</w:t>
-      </w:r>
-    </w:p>
-    <w:p>
-      <w:pPr>
-        <w:pStyle w:val="ListParagraph"/>
-        <w:numPr>
-          <w:ilvl w:val="0"/>
-          <w:numId w:val="4"/>
-        </w:numPr>
-        <w:bidi/>
-        <w:spacing w:after="80" w:line="360"/>
-        <w:jc w:val="both"/>
-      </w:pPr>
-      <w:r>
-        <w:rPr>
-          <w:rFonts w:ascii="Arial" w:cs="Arial" w:eastAsia="Arial" w:hAnsi="Arial"/>
-          <w:sz w:val="24"/>
-          <w:szCs w:val="24"/>
-          <w:rtl/>
-        </w:rPr>
-        <w:t xml:space="preserve">התופעה היא </w:t>
-      </w:r>
-      <w:r>
-        <w:rPr>
-          <w:rFonts w:ascii="Arial" w:cs="Arial" w:eastAsia="Arial" w:hAnsi="Arial"/>
-          <w:b/>
-          <w:bCs/>
-          <w:sz w:val="24"/>
-          <w:szCs w:val="24"/>
-          <w:rtl/>
-        </w:rPr>
-        <w:t xml:space="preserve">רב-ממדית</w:t>
-      </w:r>
-      <w:r>
-        <w:rPr>
-          <w:rFonts w:ascii="Arial" w:cs="Arial" w:eastAsia="Arial" w:hAnsi="Arial"/>
-          <w:sz w:val="24"/>
-          <w:szCs w:val="24"/>
-          <w:rtl/>
-        </w:rPr>
-        <w:t xml:space="preserve">: כמותית ואיכותנית, קוגניטיבית ורגשית. התעלמות מהממד האיכותני מחמיצה חלק גדול מן החוויה בעידן של שינוי טכנולוגי.</w:t>
-      </w:r>
-    </w:p>
-    <w:p>
-      <w:pPr>
-        <w:pStyle w:val="ListParagraph"/>
-        <w:numPr>
-          <w:ilvl w:val="0"/>
-          <w:numId w:val="4"/>
-        </w:numPr>
-        <w:bidi/>
-        <w:spacing w:after="80" w:line="360"/>
-        <w:jc w:val="both"/>
-      </w:pPr>
-      <w:r>
-        <w:rPr>
-          <w:rFonts w:ascii="Arial" w:cs="Arial" w:eastAsia="Arial" w:hAnsi="Arial"/>
-          <w:sz w:val="24"/>
-          <w:szCs w:val="24"/>
-          <w:rtl/>
-        </w:rPr>
-        <w:t xml:space="preserve">הקשר בין חוסר ביטחון לתוצאות עובר דרך </w:t>
-      </w:r>
-      <w:r>
-        <w:rPr>
-          <w:rFonts w:ascii="Arial" w:cs="Arial" w:eastAsia="Arial" w:hAnsi="Arial"/>
-          <w:b/>
-          <w:bCs/>
-          <w:sz w:val="24"/>
-          <w:szCs w:val="24"/>
-          <w:rtl/>
-        </w:rPr>
-        <w:t xml:space="preserve">ארבעה מנגנונים מקבילים</w:t>
-      </w:r>
-      <w:r>
-        <w:rPr>
-          <w:rFonts w:ascii="Arial" w:cs="Arial" w:eastAsia="Arial" w:hAnsi="Arial"/>
-          <w:sz w:val="24"/>
-          <w:szCs w:val="24"/>
-          <w:rtl/>
-        </w:rPr>
-        <w:t xml:space="preserve">, ובאותו עובד יכולים לפעול כמה מהם בו-זמנית.</w:t>
-      </w:r>
-    </w:p>
-    <w:p>
-      <w:pPr>
-        <w:pStyle w:val="ListParagraph"/>
-        <w:numPr>
-          <w:ilvl w:val="0"/>
-          <w:numId w:val="4"/>
-        </w:numPr>
-        <w:bidi/>
-        <w:spacing w:after="80" w:line="360"/>
-        <w:jc w:val="both"/>
-      </w:pPr>
-      <w:r>
-        <w:rPr>
-          <w:rFonts w:ascii="Arial" w:cs="Arial" w:eastAsia="Arial" w:hAnsi="Arial"/>
-          <w:sz w:val="24"/>
-          <w:szCs w:val="24"/>
-          <w:rtl/>
-        </w:rPr>
-        <w:t xml:space="preserve">בסך הכול, חוסר ביטחון הוא בעיקר </w:t>
-      </w:r>
-      <w:r>
-        <w:rPr>
-          <w:rFonts w:ascii="Arial" w:cs="Arial" w:eastAsia="Arial" w:hAnsi="Arial"/>
-          <w:b/>
-          <w:bCs/>
-          <w:sz w:val="24"/>
-          <w:szCs w:val="24"/>
-          <w:rtl/>
-        </w:rPr>
-        <w:t xml:space="preserve">גורם לחץ מעכב</w:t>
-      </w:r>
-      <w:r>
-        <w:rPr>
-          <w:rFonts w:ascii="Arial" w:cs="Arial" w:eastAsia="Arial" w:hAnsi="Arial"/>
-          <w:sz w:val="24"/>
-          <w:szCs w:val="24"/>
-          <w:rtl/>
-        </w:rPr>
-        <w:t xml:space="preserve"> (</w:t>
-      </w:r>
-      <w:r>
-        <w:rPr>
-          <w:rFonts w:ascii="Arial" w:cs="Arial" w:eastAsia="Arial" w:hAnsi="Arial"/>
-          <w:sz w:val="24"/>
-          <w:szCs w:val="24"/>
-        </w:rPr>
-        <w:t xml:space="preserve">‎hindrance stressor‎</w:t>
-      </w:r>
-      <w:r>
-        <w:rPr>
-          <w:rFonts w:ascii="Arial" w:cs="Arial" w:eastAsia="Arial" w:hAnsi="Arial"/>
-          <w:sz w:val="24"/>
-          <w:szCs w:val="24"/>
-          <w:rtl/>
-        </w:rPr>
-        <w:t xml:space="preserve">) הפוגע בבריאות, בעמדות ובביצועים לאורך זמן – אך בתנאים מסוימים הוא מדרבן פעולה פרואקטיבית.</w:t>
-      </w:r>
-    </w:p>
-    <w:p>
-      <w:pPr>
-        <w:pStyle w:val="ListParagraph"/>
-        <w:numPr>
-          <w:ilvl w:val="0"/>
-          <w:numId w:val="4"/>
-        </w:numPr>
-        <w:bidi/>
-        <w:spacing w:after="80" w:line="360"/>
-        <w:jc w:val="both"/>
-      </w:pPr>
-      <w:r>
-        <w:rPr>
-          <w:rFonts w:ascii="Arial" w:cs="Arial" w:eastAsia="Arial" w:hAnsi="Arial"/>
-          <w:b/>
-          <w:bCs/>
-          <w:sz w:val="24"/>
-          <w:szCs w:val="24"/>
-          <w:rtl/>
-        </w:rPr>
-        <w:t xml:space="preserve">עוצמת התגובה תלויה במאפייני האיום ובפגיעוּת הכלכלית והפסיכולוגית</w:t>
-      </w:r>
-      <w:r>
-        <w:rPr>
-          <w:rFonts w:ascii="Arial" w:cs="Arial" w:eastAsia="Arial" w:hAnsi="Arial"/>
-          <w:sz w:val="24"/>
-          <w:szCs w:val="24"/>
-          <w:rtl/>
-        </w:rPr>
-        <w:t xml:space="preserve"> של העובד – ומכאן שניתן לבנות "חוסן" מראש.</w:t>
+          <w:rFonts w:ascii="David" w:cs="David" w:eastAsia="David" w:hAnsi="David"/>
+          <w:sz w:val="24"/>
+          <w:szCs w:val="24"/>
+          <w:rtl/>
+        </w:rPr>
+        <w:t xml:space="preserve">ממצאי המאמר ניתנים לסיכום בחמש קביעות (</w:t>
+      </w:r>
+      <w:r>
+        <w:rPr>
+          <w:rFonts w:ascii="Times New Roman" w:cs="Times New Roman" w:eastAsia="Times New Roman" w:hAnsi="Times New Roman"/>
+          <w:sz w:val="24"/>
+          <w:szCs w:val="24"/>
+        </w:rPr>
+        <w:t xml:space="preserve">‎Shoss, 2017‎</w:t>
+      </w:r>
+      <w:r>
+        <w:rPr>
+          <w:rFonts w:ascii="David" w:cs="David" w:eastAsia="David" w:hAnsi="David"/>
+          <w:sz w:val="24"/>
+          <w:szCs w:val="24"/>
+          <w:rtl/>
+        </w:rPr>
+        <w:t xml:space="preserve">). ראשית, חוסר ביטחון תעסוקתי הוא תפיסה סובייקטיבית של איום עתידי, ולכן ניתן להשפיע עליה גם ללא שינוי במצב האובייקטיבי, באמצעות מידע, תקשורת ופרשנות. שנית, התופעה רב-ממדית, כמותית ואיכותנית, קוגניטיבית ורגשית, והתעלמות מהממד האיכותני מחמיצה חלק גדול מן החוויה בתקופה של שינוי טכנולוגי. שלישית, הקשר בין חוסר ביטחון לתוצאות עובר דרך ארבעה מנגנונים מקבילים שיכולים לפעול באותו עובד בו-זמנית. רביעית, בסך הכול חוסר ביטחון הוא בעיקר גורם לחץ מעכב הפוגע בבריאות, בעמדות ובביצועים לאורך זמן, אך בתנאים מסוימים הוא מדרבן פעולה פרואקטיבית. חמישית, עוצמת התגובה תלויה במאפייני האיום ובפגיעוּת הכלכלית והפסיכולוגית של העובד, ומכאן שניתן לבנות חוסן מראש.</w:t>
+      </w:r>
+    </w:p>
+    <w:p>
+      <w:r>
+        <w:br w:type="page"/>
       </w:r>
     </w:p>
     <w:p>
       <w:pPr>
         <w:pStyle w:val="Heading1"/>
         <w:bidi/>
-        <w:spacing w:after="200" w:before="360"/>
+        <w:spacing w:after="240" w:before="240" w:line="480"/>
         <w:jc w:val="right"/>
       </w:pPr>
       <w:r>
         <w:rPr>
-          <w:rFonts w:ascii="Arial" w:cs="Arial" w:eastAsia="Arial" w:hAnsi="Arial"/>
+          <w:rFonts w:ascii="David" w:cs="David" w:eastAsia="David" w:hAnsi="David"/>
           <w:b/>
           <w:bCs/>
           <w:color w:val="1F3864"/>
@@ -4682,12 +4261,12 @@
       <w:pPr>
         <w:pStyle w:val="Heading2"/>
         <w:bidi/>
-        <w:spacing w:after="120" w:before="240"/>
+        <w:spacing w:after="120" w:before="240" w:line="480"/>
         <w:jc w:val="right"/>
       </w:pPr>
       <w:r>
         <w:rPr>
-          <w:rFonts w:ascii="Arial" w:cs="Arial" w:eastAsia="Arial" w:hAnsi="Arial"/>
+          <w:rFonts w:ascii="David" w:cs="David" w:eastAsia="David" w:hAnsi="David"/>
           <w:b/>
           <w:bCs/>
           <w:color w:val="0E6E73"/>
@@ -4695,276 +4274,298 @@
           <w:szCs w:val="28"/>
           <w:rtl/>
         </w:rPr>
-        <w:t xml:space="preserve">4.1 המאמר המשלים: </w:t>
-      </w:r>
-      <w:r>
-        <w:rPr>
-          <w:rFonts w:ascii="Arial" w:cs="Arial" w:eastAsia="Arial" w:hAnsi="Arial"/>
+        <w:t xml:space="preserve">4.1 המאמר המשלים</w:t>
+      </w:r>
+    </w:p>
+    <w:p>
+      <w:pPr>
+        <w:bidi/>
+        <w:spacing w:after="120" w:before="0" w:line="480"/>
+        <w:jc w:val="both"/>
+      </w:pPr>
+      <w:r>
+        <w:rPr>
+          <w:rFonts w:ascii="David" w:cs="David" w:eastAsia="David" w:hAnsi="David"/>
+          <w:sz w:val="24"/>
+          <w:szCs w:val="24"/>
+          <w:rtl/>
+        </w:rPr>
+        <w:t xml:space="preserve">המאמר </w:t>
+      </w:r>
+      <w:r>
+        <w:rPr>
+          <w:rFonts w:ascii="Times New Roman" w:cs="Times New Roman" w:eastAsia="Times New Roman" w:hAnsi="Times New Roman"/>
+          <w:sz w:val="24"/>
+          <w:szCs w:val="24"/>
+        </w:rPr>
+        <w:t xml:space="preserve">‎Job Insecurity and the Changing Workplace: Recent Developments and the Future Trends in Job Insecurity Research‎</w:t>
+      </w:r>
+      <w:r>
+        <w:rPr>
+          <w:rFonts w:ascii="David" w:cs="David" w:eastAsia="David" w:hAnsi="David"/>
+          <w:sz w:val="24"/>
+          <w:szCs w:val="24"/>
+          <w:rtl/>
+        </w:rPr>
+        <w:t xml:space="preserve"> פורסם ב-</w:t>
+      </w:r>
+      <w:r>
+        <w:rPr>
+          <w:rFonts w:ascii="Times New Roman" w:cs="Times New Roman" w:eastAsia="Times New Roman" w:hAnsi="Times New Roman"/>
+          <w:sz w:val="24"/>
+          <w:szCs w:val="24"/>
+        </w:rPr>
+        <w:t xml:space="preserve">‎Annual Review of Organizational Psychology and Organizational Behavior‎</w:t>
+      </w:r>
+      <w:r>
+        <w:rPr>
+          <w:rFonts w:ascii="David" w:cs="David" w:eastAsia="David" w:hAnsi="David"/>
+          <w:sz w:val="24"/>
+          <w:szCs w:val="24"/>
+          <w:rtl/>
+        </w:rPr>
+        <w:t xml:space="preserve">, כתב עת המפרסם סקירות מוזמנות מאת חוקרים מובילים בלבד (</w:t>
+      </w:r>
+      <w:r>
+        <w:rPr>
+          <w:rFonts w:ascii="Times New Roman" w:cs="Times New Roman" w:eastAsia="Times New Roman" w:hAnsi="Times New Roman"/>
+          <w:sz w:val="24"/>
+          <w:szCs w:val="24"/>
+        </w:rPr>
+        <w:t xml:space="preserve">‎Lee et al., 2018‎</w:t>
+      </w:r>
+      <w:r>
+        <w:rPr>
+          <w:rFonts w:ascii="David" w:cs="David" w:eastAsia="David" w:hAnsi="David"/>
+          <w:sz w:val="24"/>
+          <w:szCs w:val="24"/>
+          <w:rtl/>
+        </w:rPr>
+        <w:t xml:space="preserve">). המחברים, סינתיה לי מאוניברסיטת נורת'איסטרן, גואו-הואה הואנג מהאוניברסיטה הבפטיסטית של הונג קונג וסוזן אשפורד מאוניברסיטת מישיגן, נמנים עם החוקרים הבולטים בתחום. אשפורד היא ממחברות המחקר שפיתח את אחד מכלי המדידה הראשונים לחוסר ביטחון תעסוקתי (</w:t>
+      </w:r>
+      <w:r>
+        <w:rPr>
+          <w:rFonts w:ascii="Times New Roman" w:cs="Times New Roman" w:eastAsia="Times New Roman" w:hAnsi="Times New Roman"/>
+          <w:sz w:val="24"/>
+          <w:szCs w:val="24"/>
+        </w:rPr>
+        <w:t xml:space="preserve">‎Ashford et al., 1989‎</w:t>
+      </w:r>
+      <w:r>
+        <w:rPr>
+          <w:rFonts w:ascii="David" w:cs="David" w:eastAsia="David" w:hAnsi="David"/>
+          <w:sz w:val="24"/>
+          <w:szCs w:val="24"/>
+          <w:rtl/>
+        </w:rPr>
+        <w:t xml:space="preserve">).</w:t>
+      </w:r>
+    </w:p>
+    <w:p>
+      <w:pPr>
+        <w:bidi/>
+        <w:spacing w:after="120" w:before="0" w:line="480"/>
+        <w:jc w:val="both"/>
+      </w:pPr>
+      <w:r>
+        <w:rPr>
+          <w:rFonts w:ascii="David" w:cs="David" w:eastAsia="David" w:hAnsi="David"/>
+          <w:sz w:val="24"/>
+          <w:szCs w:val="24"/>
+          <w:rtl/>
+        </w:rPr>
+        <w:t xml:space="preserve">מטרת המאמר היא לעדכן את הידע בתחום לאור מחקרים שנערכו ברחבי העולם מאז 2003. הוא סוקר את ההמשגה והמדידה של חוסר ביטחון תעסוקתי, את הגורמים לו, את תוצאותיו ואת המשתנים הממתנים, וכן את הפרספקטיבות התיאורטיות המסבירות את הקשרים בין חוסר ביטחון לתוצאותיו. ייחודו בשני היבטים. ראשית, הוא בוחן את התופעה בהשוואה בין אזורים ותרבויות ומראה כי עוצמת ההשלכות משתנה בין מדינות, בין היתר בהתאם לרשת הביטחון הסוציאלי ולנורמות תרבותיות. שנית, הוא ממקם את התופעה בעולם העבודה המשתנה: כלכלת הגיג, העסקה זמנית וטכנולוגיה הופכות את חוסר הביטחון ממצב חריג וזמני למצב כרוני, ומכאן הצורך בכלי מחקר וניהול חדשים (</w:t>
+      </w:r>
+      <w:r>
+        <w:rPr>
+          <w:rFonts w:ascii="Times New Roman" w:cs="Times New Roman" w:eastAsia="Times New Roman" w:hAnsi="Times New Roman"/>
+          <w:sz w:val="24"/>
+          <w:szCs w:val="24"/>
+        </w:rPr>
+        <w:t xml:space="preserve">‎Lee et al., 2018‎</w:t>
+      </w:r>
+      <w:r>
+        <w:rPr>
+          <w:rFonts w:ascii="David" w:cs="David" w:eastAsia="David" w:hAnsi="David"/>
+          <w:sz w:val="24"/>
+          <w:szCs w:val="24"/>
+          <w:rtl/>
+        </w:rPr>
+        <w:t xml:space="preserve">).</w:t>
+      </w:r>
+    </w:p>
+    <w:p>
+      <w:pPr>
+        <w:bidi/>
+        <w:spacing w:after="120" w:before="0" w:line="480"/>
+        <w:jc w:val="both"/>
+      </w:pPr>
+      <w:r>
+        <w:rPr>
+          <w:rFonts w:ascii="David" w:cs="David" w:eastAsia="David" w:hAnsi="David"/>
+          <w:sz w:val="24"/>
+          <w:szCs w:val="24"/>
+          <w:rtl/>
+        </w:rPr>
+        <w:t xml:space="preserve">שני המאמרים משלימים זה את זה. שוס (</w:t>
+      </w:r>
+      <w:r>
+        <w:rPr>
+          <w:rFonts w:ascii="Times New Roman" w:cs="Times New Roman" w:eastAsia="Times New Roman" w:hAnsi="Times New Roman"/>
+          <w:sz w:val="24"/>
+          <w:szCs w:val="24"/>
+        </w:rPr>
+        <w:t xml:space="preserve">‎Shoss, 2017‎</w:t>
+      </w:r>
+      <w:r>
+        <w:rPr>
+          <w:rFonts w:ascii="David" w:cs="David" w:eastAsia="David" w:hAnsi="David"/>
+          <w:sz w:val="24"/>
+          <w:szCs w:val="24"/>
+          <w:rtl/>
+        </w:rPr>
+        <w:t xml:space="preserve">) מספקת את השלד התיאורטי, הגדרה, מנגנונים ומשתנים ממתנים. לי ואחרים (</w:t>
+      </w:r>
+      <w:r>
+        <w:rPr>
+          <w:rFonts w:ascii="Times New Roman" w:cs="Times New Roman" w:eastAsia="Times New Roman" w:hAnsi="Times New Roman"/>
+          <w:sz w:val="24"/>
+          <w:szCs w:val="24"/>
+        </w:rPr>
+        <w:t xml:space="preserve">‎Lee et al., 2018‎</w:t>
+      </w:r>
+      <w:r>
+        <w:rPr>
+          <w:rFonts w:ascii="David" w:cs="David" w:eastAsia="David" w:hAnsi="David"/>
+          <w:sz w:val="24"/>
+          <w:szCs w:val="24"/>
+          <w:rtl/>
+        </w:rPr>
+        <w:t xml:space="preserve">) מוסיפים את הבסיס האמפירי הבין-תרבותי ואת ההקשר של עולם העבודה החדש. יחד הם מאפשרים תמונה מלאה: מהי התופעה, כיצד היא פועלת, ומדוע היא רלוונטית במיוחד לדור הנוכחי של העובדים.</w:t>
+      </w:r>
+    </w:p>
+    <w:p>
+      <w:pPr>
+        <w:pStyle w:val="Heading2"/>
+        <w:bidi/>
+        <w:spacing w:after="120" w:before="240" w:line="480"/>
+        <w:jc w:val="right"/>
+      </w:pPr>
+      <w:r>
+        <w:rPr>
+          <w:rFonts w:ascii="David" w:cs="David" w:eastAsia="David" w:hAnsi="David"/>
           <w:b/>
           <w:bCs/>
           <w:color w:val="0E6E73"/>
           <w:sz w:val="28"/>
           <w:szCs w:val="28"/>
-        </w:rPr>
-        <w:t xml:space="preserve">‎Lee, Huang &amp; Ashford (2018)‎</w:t>
-      </w:r>
-    </w:p>
-    <w:p>
-      <w:pPr>
-        <w:bidi/>
-        <w:spacing w:after="120" w:before="0" w:line="360"/>
+          <w:rtl/>
+        </w:rPr>
+        <w:t xml:space="preserve">4.2 ראיה כמותית תומכת</w:t>
+      </w:r>
+    </w:p>
+    <w:p>
+      <w:pPr>
+        <w:bidi/>
+        <w:spacing w:after="120" w:before="0" w:line="480"/>
         <w:jc w:val="both"/>
       </w:pPr>
       <w:r>
         <w:rPr>
-          <w:rFonts w:ascii="Arial" w:cs="Arial" w:eastAsia="Arial" w:hAnsi="Arial"/>
-          <w:sz w:val="24"/>
-          <w:szCs w:val="24"/>
-          <w:rtl/>
-        </w:rPr>
-        <w:t xml:space="preserve">המאמר "</w:t>
-      </w:r>
-      <w:r>
-        <w:rPr>
-          <w:rFonts w:ascii="Arial" w:cs="Arial" w:eastAsia="Arial" w:hAnsi="Arial"/>
-          <w:sz w:val="24"/>
-          <w:szCs w:val="24"/>
-        </w:rPr>
-        <w:t xml:space="preserve">‎Job Insecurity and the Changing Workplace: Recent Developments and the Future Trends in Job Insecurity Research‎</w:t>
-      </w:r>
-      <w:r>
-        <w:rPr>
-          <w:rFonts w:ascii="Arial" w:cs="Arial" w:eastAsia="Arial" w:hAnsi="Arial"/>
-          <w:sz w:val="24"/>
-          <w:szCs w:val="24"/>
-          <w:rtl/>
-        </w:rPr>
-        <w:t xml:space="preserve">" פורסם ב-</w:t>
-      </w:r>
-      <w:r>
-        <w:rPr>
-          <w:rFonts w:ascii="Arial" w:cs="Arial" w:eastAsia="Arial" w:hAnsi="Arial"/>
-          <w:sz w:val="24"/>
-          <w:szCs w:val="24"/>
-        </w:rPr>
-        <w:t xml:space="preserve">‎Annual Review of Organizational Psychology and Organizational Behavior‎</w:t>
-      </w:r>
-      <w:r>
-        <w:rPr>
-          <w:rFonts w:ascii="Arial" w:cs="Arial" w:eastAsia="Arial" w:hAnsi="Arial"/>
-          <w:sz w:val="24"/>
-          <w:szCs w:val="24"/>
-          <w:rtl/>
-        </w:rPr>
-        <w:t xml:space="preserve"> (כרך 5, עמ' 335–359), כתב עת המפרסם סקירות מוזמנות מאת חוקרים מובילים בלבד. המחברים – </w:t>
-      </w:r>
-      <w:r>
-        <w:rPr>
-          <w:rFonts w:ascii="Arial" w:cs="Arial" w:eastAsia="Arial" w:hAnsi="Arial"/>
-          <w:sz w:val="24"/>
-          <w:szCs w:val="24"/>
-        </w:rPr>
-        <w:t xml:space="preserve">‎Cynthia Lee‎</w:t>
-      </w:r>
-      <w:r>
-        <w:rPr>
-          <w:rFonts w:ascii="Arial" w:cs="Arial" w:eastAsia="Arial" w:hAnsi="Arial"/>
-          <w:sz w:val="24"/>
-          <w:szCs w:val="24"/>
-          <w:rtl/>
-        </w:rPr>
-        <w:t xml:space="preserve"> (אוניברסיטת נורת'איסטרן), </w:t>
-      </w:r>
-      <w:r>
-        <w:rPr>
-          <w:rFonts w:ascii="Arial" w:cs="Arial" w:eastAsia="Arial" w:hAnsi="Arial"/>
-          <w:sz w:val="24"/>
-          <w:szCs w:val="24"/>
-        </w:rPr>
-        <w:t xml:space="preserve">‎Guo-Hua Huang‎</w:t>
-      </w:r>
-      <w:r>
-        <w:rPr>
-          <w:rFonts w:ascii="Arial" w:cs="Arial" w:eastAsia="Arial" w:hAnsi="Arial"/>
-          <w:sz w:val="24"/>
-          <w:szCs w:val="24"/>
-          <w:rtl/>
-        </w:rPr>
-        <w:t xml:space="preserve"> (האוניברסיטה הבפטיסטית של הונג קונג) ו-</w:t>
-      </w:r>
-      <w:r>
-        <w:rPr>
-          <w:rFonts w:ascii="Arial" w:cs="Arial" w:eastAsia="Arial" w:hAnsi="Arial"/>
-          <w:sz w:val="24"/>
-          <w:szCs w:val="24"/>
-        </w:rPr>
-        <w:t xml:space="preserve">‎Susan J. Ashford‎</w:t>
-      </w:r>
-      <w:r>
-        <w:rPr>
-          <w:rFonts w:ascii="Arial" w:cs="Arial" w:eastAsia="Arial" w:hAnsi="Arial"/>
-          <w:sz w:val="24"/>
-          <w:szCs w:val="24"/>
-          <w:rtl/>
-        </w:rPr>
-        <w:t xml:space="preserve"> (אוניברסיטת מישיגן) – נמנים עם החוקרים הבולטים בתחום. </w:t>
-      </w:r>
-      <w:r>
-        <w:rPr>
-          <w:rFonts w:ascii="Arial" w:cs="Arial" w:eastAsia="Arial" w:hAnsi="Arial"/>
-          <w:sz w:val="24"/>
-          <w:szCs w:val="24"/>
-        </w:rPr>
-        <w:t xml:space="preserve">‎Ashford‎</w:t>
-      </w:r>
-      <w:r>
-        <w:rPr>
-          <w:rFonts w:ascii="Arial" w:cs="Arial" w:eastAsia="Arial" w:hAnsi="Arial"/>
-          <w:sz w:val="24"/>
-          <w:szCs w:val="24"/>
-          <w:rtl/>
-        </w:rPr>
-        <w:t xml:space="preserve"> היא ממחברות אחד המחקרים המכוננים על מדידת חוסר ביטחון תעסוקתי משנת 1989.</w:t>
-      </w:r>
-    </w:p>
-    <w:p>
-      <w:pPr>
-        <w:bidi/>
-        <w:spacing w:after="120" w:before="0" w:line="360"/>
-        <w:jc w:val="both"/>
-      </w:pPr>
-      <w:r>
-        <w:rPr>
-          <w:rFonts w:ascii="Arial" w:cs="Arial" w:eastAsia="Arial" w:hAnsi="Arial"/>
+          <w:rFonts w:ascii="David" w:cs="David" w:eastAsia="David" w:hAnsi="David"/>
+          <w:sz w:val="24"/>
+          <w:szCs w:val="24"/>
+          <w:rtl/>
+        </w:rPr>
+        <w:t xml:space="preserve">המטא-אנליזה של ג'יאנג ולאבייס (</w:t>
+      </w:r>
+      <w:r>
+        <w:rPr>
+          <w:rFonts w:ascii="Times New Roman" w:cs="Times New Roman" w:eastAsia="Times New Roman" w:hAnsi="Times New Roman"/>
+          <w:sz w:val="24"/>
+          <w:szCs w:val="24"/>
+        </w:rPr>
+        <w:t xml:space="preserve">‎Jiang &amp; Lavaysse, 2018‎</w:t>
+      </w:r>
+      <w:r>
+        <w:rPr>
+          <w:rFonts w:ascii="David" w:cs="David" w:eastAsia="David" w:hAnsi="David"/>
+          <w:sz w:val="24"/>
+          <w:szCs w:val="24"/>
+          <w:rtl/>
+        </w:rPr>
+        <w:t xml:space="preserve">), שפורסמה אף היא ב-</w:t>
+      </w:r>
+      <w:r>
+        <w:rPr>
+          <w:rFonts w:ascii="Times New Roman" w:cs="Times New Roman" w:eastAsia="Times New Roman" w:hAnsi="Times New Roman"/>
+          <w:sz w:val="24"/>
+          <w:szCs w:val="24"/>
+        </w:rPr>
+        <w:t xml:space="preserve">‎Journal of Management‎</w:t>
+      </w:r>
+      <w:r>
+        <w:rPr>
+          <w:rFonts w:ascii="David" w:cs="David" w:eastAsia="David" w:hAnsi="David"/>
+          <w:sz w:val="24"/>
+          <w:szCs w:val="24"/>
+          <w:rtl/>
+        </w:rPr>
+        <w:t xml:space="preserve">, איחדה נתונים מ-535 מדגמים בלתי תלויים ובחנה 56 תוצאות ומתאמים. הממצאים מחזקים את המסגרת של שוס: חוסר ביטחון תעסוקתי נמצא קשור באופן מובהק ל-51 מתוך 56 התוצאות, הרכיב הרגשי נמצא קשור בעוצמה חזקה יותר לרוב התוצאות מאשר הרכיב הקוגניטיבי, וברוב המקרים הרכיב הרגשי תיווך את הקשר בין ההערכה הקוגניטיבית לבין התוצאות (</w:t>
+      </w:r>
+      <w:r>
+        <w:rPr>
+          <w:rFonts w:ascii="Times New Roman" w:cs="Times New Roman" w:eastAsia="Times New Roman" w:hAnsi="Times New Roman"/>
+          <w:sz w:val="24"/>
+          <w:szCs w:val="24"/>
+        </w:rPr>
+        <w:t xml:space="preserve">‎Jiang &amp; Lavaysse, 2018‎</w:t>
+      </w:r>
+      <w:r>
+        <w:rPr>
+          <w:rFonts w:ascii="David" w:cs="David" w:eastAsia="David" w:hAnsi="David"/>
+          <w:sz w:val="24"/>
+          <w:szCs w:val="24"/>
+          <w:rtl/>
+        </w:rPr>
+        <w:t xml:space="preserve">). במילים אחרות, לא עצם המחשבה שהפיטורים אפשריים היא הפוגעת, אלא הדאגה שהיא מעוררת. זהו המקום שבו כלים של ויסות רגשי, תמיכה ומסגור מחדש יכולים לעזור.</w:t>
+      </w:r>
+    </w:p>
+    <w:p>
+      <w:r>
+        <w:br w:type="page"/>
+      </w:r>
+    </w:p>
+    <w:p>
+      <w:pPr>
+        <w:pStyle w:val="Heading1"/>
+        <w:bidi/>
+        <w:spacing w:after="240" w:before="240" w:line="480"/>
+        <w:jc w:val="right"/>
+      </w:pPr>
+      <w:r>
+        <w:rPr>
+          <w:rFonts w:ascii="David" w:cs="David" w:eastAsia="David" w:hAnsi="David"/>
           <w:b/>
           <w:bCs/>
-          <w:sz w:val="24"/>
-          <w:szCs w:val="24"/>
-          <w:rtl/>
-        </w:rPr>
-        <w:t xml:space="preserve">מטרת המאמר</w:t>
-      </w:r>
-      <w:r>
-        <w:rPr>
-          <w:rFonts w:ascii="Arial" w:cs="Arial" w:eastAsia="Arial" w:hAnsi="Arial"/>
-          <w:sz w:val="24"/>
-          <w:szCs w:val="24"/>
-          <w:rtl/>
-        </w:rPr>
-        <w:t xml:space="preserve"> היא לעדכן את הידע בתחום לאור מחקרים שנערכו ברחבי העולם מאז 2003. המאמר סוקר את ההמשגה והמדידה של חוסר ביטחון תעסוקתי, את הגורמים לו, את תוצאותיו ואת המשתנים הממתנים, וכן את הפרספקטיבות התיאורטיות המסבירות את הקשרים בין חוסר ביטחון לתוצאותיו. ייחודו בשני היבטים: ראשית, הוא בוחן את התופעה </w:t>
-      </w:r>
-      <w:r>
-        <w:rPr>
-          <w:rFonts w:ascii="Arial" w:cs="Arial" w:eastAsia="Arial" w:hAnsi="Arial"/>
-          <w:b/>
-          <w:bCs/>
-          <w:sz w:val="24"/>
-          <w:szCs w:val="24"/>
-          <w:rtl/>
-        </w:rPr>
-        <w:t xml:space="preserve">בהשוואה בין אזורים ותרבויות</w:t>
-      </w:r>
-      <w:r>
-        <w:rPr>
-          <w:rFonts w:ascii="Arial" w:cs="Arial" w:eastAsia="Arial" w:hAnsi="Arial"/>
-          <w:sz w:val="24"/>
-          <w:szCs w:val="24"/>
-          <w:rtl/>
-        </w:rPr>
-        <w:t xml:space="preserve">, ומראה כי עוצמת ההשלכות משתנה בין מדינות – בין היתר בהתאם לרשת הביטחון הסוציאלי, לנורמות תרבותיות ולמידת הקולקטיביזם. שנית, הוא ממקם את התופעה ב</w:t>
-      </w:r>
-      <w:r>
-        <w:rPr>
-          <w:rFonts w:ascii="Arial" w:cs="Arial" w:eastAsia="Arial" w:hAnsi="Arial"/>
-          <w:b/>
-          <w:bCs/>
-          <w:sz w:val="24"/>
-          <w:szCs w:val="24"/>
-          <w:rtl/>
-        </w:rPr>
-        <w:t xml:space="preserve">עולם העבודה המשתנה</w:t>
-      </w:r>
-      <w:r>
-        <w:rPr>
-          <w:rFonts w:ascii="Arial" w:cs="Arial" w:eastAsia="Arial" w:hAnsi="Arial"/>
-          <w:sz w:val="24"/>
-          <w:szCs w:val="24"/>
-          <w:rtl/>
-        </w:rPr>
-        <w:t xml:space="preserve">: כלכלת הגיג, העסקה זמנית וטכנולוגיה הופכות את חוסר הביטחון ממצב חריג וזמני למצב כרוני, ומכאן הצורך בכלי מחקר וניהול חדשים.</w:t>
-      </w:r>
-    </w:p>
-    <w:p>
-      <w:pPr>
-        <w:bidi/>
-        <w:spacing w:after="120" w:before="0" w:line="360"/>
-        <w:jc w:val="both"/>
-      </w:pPr>
-      <w:r>
-        <w:rPr>
-          <w:rFonts w:ascii="Arial" w:cs="Arial" w:eastAsia="Arial" w:hAnsi="Arial"/>
-          <w:b/>
-          <w:bCs/>
-          <w:sz w:val="24"/>
-          <w:szCs w:val="24"/>
-          <w:rtl/>
-        </w:rPr>
-        <w:t xml:space="preserve">הקשר בין שני המאמרים:</w:t>
-      </w:r>
-      <w:r>
-        <w:rPr>
-          <w:rFonts w:ascii="Arial" w:cs="Arial" w:eastAsia="Arial" w:hAnsi="Arial"/>
-          <w:sz w:val="24"/>
-          <w:szCs w:val="24"/>
-          <w:rtl/>
-        </w:rPr>
-        <w:t xml:space="preserve"> </w:t>
-      </w:r>
-      <w:r>
-        <w:rPr>
-          <w:rFonts w:ascii="Arial" w:cs="Arial" w:eastAsia="Arial" w:hAnsi="Arial"/>
-          <w:sz w:val="24"/>
-          <w:szCs w:val="24"/>
-        </w:rPr>
-        <w:t xml:space="preserve">‎Shoss‎</w:t>
-      </w:r>
-      <w:r>
-        <w:rPr>
-          <w:rFonts w:ascii="Arial" w:cs="Arial" w:eastAsia="Arial" w:hAnsi="Arial"/>
-          <w:sz w:val="24"/>
-          <w:szCs w:val="24"/>
-          <w:rtl/>
-        </w:rPr>
-        <w:t xml:space="preserve"> מספקת את ה"שלד" התיאורטי – הגדרה, מנגנונים ומשתנים ממתנים; </w:t>
-      </w:r>
-      <w:r>
-        <w:rPr>
-          <w:rFonts w:ascii="Arial" w:cs="Arial" w:eastAsia="Arial" w:hAnsi="Arial"/>
-          <w:sz w:val="24"/>
-          <w:szCs w:val="24"/>
-        </w:rPr>
-        <w:t xml:space="preserve">‎Lee‎</w:t>
-      </w:r>
-      <w:r>
-        <w:rPr>
-          <w:rFonts w:ascii="Arial" w:cs="Arial" w:eastAsia="Arial" w:hAnsi="Arial"/>
-          <w:sz w:val="24"/>
-          <w:szCs w:val="24"/>
-          <w:rtl/>
-        </w:rPr>
-        <w:t xml:space="preserve"> ועמיתיה מוסיפות את ה"בשר" האמפירי והבין-תרבותי ואת ההקשר של עולם העבודה החדש. יחד הם מאפשרים תמונה מלאה: מה התופעה, כיצד היא פועלת, ומדוע היא רלוונטית במיוחד לדור שלנו.</w:t>
+          <w:color w:val="1F3864"/>
+          <w:sz w:val="32"/>
+          <w:szCs w:val="32"/>
+          <w:rtl/>
+        </w:rPr>
+        <w:t xml:space="preserve">פרק 5: תובנות, מסקנות ודעה אישית</w:t>
       </w:r>
     </w:p>
     <w:p>
       <w:pPr>
         <w:pStyle w:val="Heading2"/>
         <w:bidi/>
-        <w:spacing w:after="120" w:before="240"/>
+        <w:spacing w:after="120" w:before="240" w:line="480"/>
         <w:jc w:val="right"/>
       </w:pPr>
       <w:r>
         <w:rPr>
-          <w:rFonts w:ascii="Arial" w:cs="Arial" w:eastAsia="Arial" w:hAnsi="Arial"/>
+          <w:rFonts w:ascii="David" w:cs="David" w:eastAsia="David" w:hAnsi="David"/>
           <w:b/>
           <w:bCs/>
           <w:color w:val="0E6E73"/>
@@ -4972,137 +4573,363 @@
           <w:szCs w:val="28"/>
           <w:rtl/>
         </w:rPr>
-        <w:t xml:space="preserve">4.2 ראיה כמותית תומכת: </w:t>
-      </w:r>
-      <w:r>
-        <w:rPr>
-          <w:rFonts w:ascii="Arial" w:cs="Arial" w:eastAsia="Arial" w:hAnsi="Arial"/>
+        <w:t xml:space="preserve">5.1 תובנות מרכזיות</w:t>
+      </w:r>
+    </w:p>
+    <w:p>
+      <w:pPr>
+        <w:bidi/>
+        <w:spacing w:after="120" w:before="0" w:line="480"/>
+        <w:jc w:val="both"/>
+      </w:pPr>
+      <w:r>
+        <w:rPr>
+          <w:rFonts w:ascii="David" w:cs="David" w:eastAsia="David" w:hAnsi="David"/>
+          <w:sz w:val="24"/>
+          <w:szCs w:val="24"/>
+          <w:rtl/>
+        </w:rPr>
+        <w:t xml:space="preserve">התובנה הראשונה היא שחוסר ביטחון הוא פרשנות ולא רק עובדה. מכיוון שמדובר בתפיסה סובייקטיבית של איום, יש לעובד מרחב השפעה: איסוף מידע אמין במקום שמועות, בחינה מציאותית של ההסתברות והחומרה, ומיקוד במה שבשליטתו (</w:t>
+      </w:r>
+      <w:r>
+        <w:rPr>
+          <w:rFonts w:ascii="Times New Roman" w:cs="Times New Roman" w:eastAsia="Times New Roman" w:hAnsi="Times New Roman"/>
+          <w:sz w:val="24"/>
+          <w:szCs w:val="24"/>
+        </w:rPr>
+        <w:t xml:space="preserve">‎Shoss, 2017‎</w:t>
+      </w:r>
+      <w:r>
+        <w:rPr>
+          <w:rFonts w:ascii="David" w:cs="David" w:eastAsia="David" w:hAnsi="David"/>
+          <w:sz w:val="24"/>
+          <w:szCs w:val="24"/>
+          <w:rtl/>
+        </w:rPr>
+        <w:t xml:space="preserve">).</w:t>
+      </w:r>
+    </w:p>
+    <w:p>
+      <w:pPr>
+        <w:bidi/>
+        <w:spacing w:after="120" w:before="0" w:line="480"/>
+        <w:jc w:val="both"/>
+      </w:pPr>
+      <w:r>
+        <w:rPr>
+          <w:rFonts w:ascii="David" w:cs="David" w:eastAsia="David" w:hAnsi="David"/>
+          <w:sz w:val="24"/>
+          <w:szCs w:val="24"/>
+          <w:rtl/>
+        </w:rPr>
+        <w:t xml:space="preserve">התובנה השנייה נוגעת לאופי האיום בשנת 2026. הבינה המלאכותית אינה בהכרח מבטלת את המשרה, אך היא משנה את תוכנה. בנק ישראל (2025) מעריך כי חלק ניכר מהמועסקים עובדים במקצועות שבהם הביקוש יירד, ולכן מי שמנהל קריירה צריך לשאול לא רק אם ישמור על המשרה, אלא אם המשרה שישמור עליה עדיין תתאים לו. זהו האיום האיכותני שעליו הצביעו הלגרן ואחרים (</w:t>
+      </w:r>
+      <w:r>
+        <w:rPr>
+          <w:rFonts w:ascii="Times New Roman" w:cs="Times New Roman" w:eastAsia="Times New Roman" w:hAnsi="Times New Roman"/>
+          <w:sz w:val="24"/>
+          <w:szCs w:val="24"/>
+        </w:rPr>
+        <w:t xml:space="preserve">‎Hellgren et al., 1999‎</w:t>
+      </w:r>
+      <w:r>
+        <w:rPr>
+          <w:rFonts w:ascii="David" w:cs="David" w:eastAsia="David" w:hAnsi="David"/>
+          <w:sz w:val="24"/>
+          <w:szCs w:val="24"/>
+          <w:rtl/>
+        </w:rPr>
+        <w:t xml:space="preserve">).</w:t>
+      </w:r>
+    </w:p>
+    <w:p>
+      <w:pPr>
+        <w:bidi/>
+        <w:spacing w:after="120" w:before="0" w:line="480"/>
+        <w:jc w:val="both"/>
+      </w:pPr>
+      <w:r>
+        <w:rPr>
+          <w:rFonts w:ascii="David" w:cs="David" w:eastAsia="David" w:hAnsi="David"/>
+          <w:sz w:val="24"/>
+          <w:szCs w:val="24"/>
+          <w:rtl/>
+        </w:rPr>
+        <w:t xml:space="preserve">התובנה השלישית היא שארבעת המנגנונים מסבירים התנהגויות שנראות סותרות. עובד יכול להשקיע שעות נוספות כדי לא לבלוט, ובמקביל לשלוח קורות חיים בסתר. הבנה זו חשובה למנהלים: מאמץ מוגבר בתקופת אי-ודאות אינו בהכרח סימן למחויבות, ולעיתים הוא סימן לפחד (</w:t>
+      </w:r>
+      <w:r>
+        <w:rPr>
+          <w:rFonts w:ascii="Times New Roman" w:cs="Times New Roman" w:eastAsia="Times New Roman" w:hAnsi="Times New Roman"/>
+          <w:sz w:val="24"/>
+          <w:szCs w:val="24"/>
+        </w:rPr>
+        <w:t xml:space="preserve">‎Shoss, 2017‎</w:t>
+      </w:r>
+      <w:r>
+        <w:rPr>
+          <w:rFonts w:ascii="David" w:cs="David" w:eastAsia="David" w:hAnsi="David"/>
+          <w:sz w:val="24"/>
+          <w:szCs w:val="24"/>
+          <w:rtl/>
+        </w:rPr>
+        <w:t xml:space="preserve">).</w:t>
+      </w:r>
+    </w:p>
+    <w:p>
+      <w:pPr>
+        <w:bidi/>
+        <w:spacing w:after="120" w:before="0" w:line="480"/>
+        <w:jc w:val="both"/>
+      </w:pPr>
+      <w:r>
+        <w:rPr>
+          <w:rFonts w:ascii="David" w:cs="David" w:eastAsia="David" w:hAnsi="David"/>
+          <w:sz w:val="24"/>
+          <w:szCs w:val="24"/>
+          <w:rtl/>
+        </w:rPr>
+        <w:t xml:space="preserve">התובנה הרביעית היא שחוסן אפשר לבנות מראש. המשתנים הממתנים, כרית כלכלית, יכולת תעסוקה, מסוגלות עצמית ותמיכה חברתית, ניתנים ברובם לפיתוח (</w:t>
+      </w:r>
+      <w:r>
+        <w:rPr>
+          <w:rFonts w:ascii="Times New Roman" w:cs="Times New Roman" w:eastAsia="Times New Roman" w:hAnsi="Times New Roman"/>
+          <w:sz w:val="24"/>
+          <w:szCs w:val="24"/>
+        </w:rPr>
+        <w:t xml:space="preserve">‎Shoss, 2017‎</w:t>
+      </w:r>
+      <w:r>
+        <w:rPr>
+          <w:rFonts w:ascii="David" w:cs="David" w:eastAsia="David" w:hAnsi="David"/>
+          <w:sz w:val="24"/>
+          <w:szCs w:val="24"/>
+          <w:rtl/>
+        </w:rPr>
+        <w:t xml:space="preserve">). זהו הגשר בין המאמר לבין ניהול קריירה. התובנה החמישית, הנגזרת מהמטא-אנליזה, היא שהרגש הוא המנוף: עבודה על הדאגה חשובה לא פחות מעבודה על המצב האובייקטיבי (</w:t>
+      </w:r>
+      <w:r>
+        <w:rPr>
+          <w:rFonts w:ascii="Times New Roman" w:cs="Times New Roman" w:eastAsia="Times New Roman" w:hAnsi="Times New Roman"/>
+          <w:sz w:val="24"/>
+          <w:szCs w:val="24"/>
+        </w:rPr>
+        <w:t xml:space="preserve">‎Jiang &amp; Lavaysse, 2018‎</w:t>
+      </w:r>
+      <w:r>
+        <w:rPr>
+          <w:rFonts w:ascii="David" w:cs="David" w:eastAsia="David" w:hAnsi="David"/>
+          <w:sz w:val="24"/>
+          <w:szCs w:val="24"/>
+          <w:rtl/>
+        </w:rPr>
+        <w:t xml:space="preserve">).</w:t>
+      </w:r>
+    </w:p>
+    <w:p>
+      <w:pPr>
+        <w:pStyle w:val="Heading2"/>
+        <w:bidi/>
+        <w:spacing w:after="120" w:before="240" w:line="480"/>
+        <w:jc w:val="right"/>
+      </w:pPr>
+      <w:r>
+        <w:rPr>
+          <w:rFonts w:ascii="David" w:cs="David" w:eastAsia="David" w:hAnsi="David"/>
           <w:b/>
           <w:bCs/>
           <w:color w:val="0E6E73"/>
           <w:sz w:val="28"/>
           <w:szCs w:val="28"/>
-        </w:rPr>
-        <w:t xml:space="preserve">‎Jiang &amp; Lavaysse (2018)‎</w:t>
-      </w:r>
-    </w:p>
-    <w:p>
-      <w:pPr>
-        <w:bidi/>
-        <w:spacing w:after="120" w:before="0" w:line="360"/>
+          <w:rtl/>
+        </w:rPr>
+        <w:t xml:space="preserve">5.2 מסקנות</w:t>
+      </w:r>
+    </w:p>
+    <w:p>
+      <w:pPr>
+        <w:bidi/>
+        <w:spacing w:after="120" w:before="0" w:line="480"/>
         <w:jc w:val="both"/>
       </w:pPr>
       <w:r>
         <w:rPr>
-          <w:rFonts w:ascii="Arial" w:cs="Arial" w:eastAsia="Arial" w:hAnsi="Arial"/>
-          <w:sz w:val="24"/>
-          <w:szCs w:val="24"/>
-          <w:rtl/>
-        </w:rPr>
-        <w:t xml:space="preserve">המטא-אנליזה של </w:t>
-      </w:r>
-      <w:r>
-        <w:rPr>
-          <w:rFonts w:ascii="Arial" w:cs="Arial" w:eastAsia="Arial" w:hAnsi="Arial"/>
-          <w:sz w:val="24"/>
-          <w:szCs w:val="24"/>
-        </w:rPr>
-        <w:t xml:space="preserve">‎Jiang &amp; Lavaysse (2018)‎</w:t>
-      </w:r>
-      <w:r>
-        <w:rPr>
-          <w:rFonts w:ascii="Arial" w:cs="Arial" w:eastAsia="Arial" w:hAnsi="Arial"/>
-          <w:sz w:val="24"/>
-          <w:szCs w:val="24"/>
-          <w:rtl/>
-        </w:rPr>
-        <w:t xml:space="preserve">, שפורסמה אף היא ב-</w:t>
-      </w:r>
-      <w:r>
-        <w:rPr>
-          <w:rFonts w:ascii="Arial" w:cs="Arial" w:eastAsia="Arial" w:hAnsi="Arial"/>
-          <w:sz w:val="24"/>
-          <w:szCs w:val="24"/>
-        </w:rPr>
-        <w:t xml:space="preserve">‎Journal of Management‎</w:t>
-      </w:r>
-      <w:r>
-        <w:rPr>
-          <w:rFonts w:ascii="Arial" w:cs="Arial" w:eastAsia="Arial" w:hAnsi="Arial"/>
-          <w:sz w:val="24"/>
-          <w:szCs w:val="24"/>
-          <w:rtl/>
-        </w:rPr>
-        <w:t xml:space="preserve">, איחדה נתונים מ-535 מדגמים בלתי תלויים ובחנה 56 תוצאות ומתאמים. הממצאים מחזקים את מסגרת </w:t>
-      </w:r>
-      <w:r>
-        <w:rPr>
-          <w:rFonts w:ascii="Arial" w:cs="Arial" w:eastAsia="Arial" w:hAnsi="Arial"/>
-          <w:sz w:val="24"/>
-          <w:szCs w:val="24"/>
-        </w:rPr>
-        <w:t xml:space="preserve">‎Shoss‎</w:t>
-      </w:r>
-      <w:r>
-        <w:rPr>
-          <w:rFonts w:ascii="Arial" w:cs="Arial" w:eastAsia="Arial" w:hAnsi="Arial"/>
-          <w:sz w:val="24"/>
-          <w:szCs w:val="24"/>
-          <w:rtl/>
-        </w:rPr>
-        <w:t xml:space="preserve">: חוסר ביטחון תעסוקתי נמצא קשור באופן מובהק ל-51 מתוך 56 התוצאות; </w:t>
-      </w:r>
-      <w:r>
-        <w:rPr>
-          <w:rFonts w:ascii="Arial" w:cs="Arial" w:eastAsia="Arial" w:hAnsi="Arial"/>
+          <w:rFonts w:ascii="David" w:cs="David" w:eastAsia="David" w:hAnsi="David"/>
+          <w:sz w:val="24"/>
+          <w:szCs w:val="24"/>
+          <w:rtl/>
+        </w:rPr>
+        <w:t xml:space="preserve">המסקנה המרכזית היא שבעולם שבו חוסר ודאות הוא ברירת המחדל, ניהול קריירה טוב הוא בראש ובראשונה ניהול של משאבים כלכליים, מקצועיים, חברתיים ופסיכולוגיים, המאפשרים לבחור בתגובה הפרואקטיבית במקום להיגרר לתגובת הלחץ או לשימור המשרה בכל מחיר (</w:t>
+      </w:r>
+      <w:r>
+        <w:rPr>
+          <w:rFonts w:ascii="Times New Roman" w:cs="Times New Roman" w:eastAsia="Times New Roman" w:hAnsi="Times New Roman"/>
+          <w:sz w:val="24"/>
+          <w:szCs w:val="24"/>
+        </w:rPr>
+        <w:t xml:space="preserve">‎Shoss, 2017‎</w:t>
+      </w:r>
+      <w:r>
+        <w:rPr>
+          <w:rFonts w:ascii="David" w:cs="David" w:eastAsia="David" w:hAnsi="David"/>
+          <w:sz w:val="24"/>
+          <w:szCs w:val="24"/>
+          <w:rtl/>
+        </w:rPr>
+        <w:t xml:space="preserve">). ברמה הארגונית, המסקנה היא שתקשורת שקופה, הוגנות בתהליכי שינוי והשקעה ביכולת התעסוקה של העובדים אינן מותרות אלא כלי ניהולי המפחית את הנזק של חוסר ביטחון לעובד ולארגון כאחד (</w:t>
+      </w:r>
+      <w:r>
+        <w:rPr>
+          <w:rFonts w:ascii="Times New Roman" w:cs="Times New Roman" w:eastAsia="Times New Roman" w:hAnsi="Times New Roman"/>
+          <w:sz w:val="24"/>
+          <w:szCs w:val="24"/>
+        </w:rPr>
+        <w:t xml:space="preserve">‎Lee et al., 2018; Shoss, 2017‎</w:t>
+      </w:r>
+      <w:r>
+        <w:rPr>
+          <w:rFonts w:ascii="David" w:cs="David" w:eastAsia="David" w:hAnsi="David"/>
+          <w:sz w:val="24"/>
+          <w:szCs w:val="24"/>
+          <w:rtl/>
+        </w:rPr>
+        <w:t xml:space="preserve">).</w:t>
+      </w:r>
+    </w:p>
+    <w:p>
+      <w:pPr>
+        <w:pStyle w:val="Heading2"/>
+        <w:bidi/>
+        <w:spacing w:after="120" w:before="240" w:line="480"/>
+        <w:jc w:val="right"/>
+      </w:pPr>
+      <w:r>
+        <w:rPr>
+          <w:rFonts w:ascii="David" w:cs="David" w:eastAsia="David" w:hAnsi="David"/>
           <w:b/>
           <w:bCs/>
-          <w:sz w:val="24"/>
-          <w:szCs w:val="24"/>
-          <w:rtl/>
-        </w:rPr>
-        <w:t xml:space="preserve">הרכיב הרגשי</w:t>
-      </w:r>
-      <w:r>
-        <w:rPr>
-          <w:rFonts w:ascii="Arial" w:cs="Arial" w:eastAsia="Arial" w:hAnsi="Arial"/>
-          <w:sz w:val="24"/>
-          <w:szCs w:val="24"/>
-          <w:rtl/>
-        </w:rPr>
-        <w:t xml:space="preserve"> (הדאגה) נמצא קשור בעוצמה חזקה יותר לרוב התוצאות מאשר הרכיב הקוגניטיבי (ההערכה); וברוב המקרים הרכיב הרגשי </w:t>
-      </w:r>
-      <w:r>
-        <w:rPr>
-          <w:rFonts w:ascii="Arial" w:cs="Arial" w:eastAsia="Arial" w:hAnsi="Arial"/>
-          <w:b/>
-          <w:bCs/>
-          <w:sz w:val="24"/>
-          <w:szCs w:val="24"/>
-          <w:rtl/>
-        </w:rPr>
-        <w:t xml:space="preserve">תיווך</w:t>
-      </w:r>
-      <w:r>
-        <w:rPr>
-          <w:rFonts w:ascii="Arial" w:cs="Arial" w:eastAsia="Arial" w:hAnsi="Arial"/>
-          <w:sz w:val="24"/>
-          <w:szCs w:val="24"/>
-          <w:rtl/>
-        </w:rPr>
-        <w:t xml:space="preserve"> את הקשר בין ההערכה הקוגניטיבית לבין התוצאות. במילים אחרות: לא עצם המחשבה "ייתכן שאפוטר" היא הפוגעת, אלא הדאגה שהיא מעוררת – וזהו בדיוק המקום שבו כלים של ויסות רגשי, תמיכה ומסגור מחדש יכולים לעזור.</w:t>
+          <w:color w:val="0E6E73"/>
+          <w:sz w:val="28"/>
+          <w:szCs w:val="28"/>
+          <w:rtl/>
+        </w:rPr>
+        <w:t xml:space="preserve">5.3 דעה אישית וביקורת</w:t>
+      </w:r>
+    </w:p>
+    <w:p>
+      <w:pPr>
+        <w:bidi/>
+        <w:spacing w:after="120" w:before="0" w:line="276"/>
+        <w:jc w:val="both"/>
+      </w:pPr>
+      <w:r>
+        <w:rPr>
+          <w:rFonts w:ascii="David" w:cs="David" w:eastAsia="David" w:hAnsi="David"/>
+          <w:i/>
+          <w:iCs/>
+          <w:sz w:val="22"/>
+          <w:szCs w:val="22"/>
+          <w:rtl/>
+        </w:rPr>
+        <w:t xml:space="preserve">חלק זה נכתב בגוף ראשון, בהתאם לדרישת המטלה להביע דעה אישית על המאמר.</w:t>
+      </w:r>
+    </w:p>
+    <w:p>
+      <w:pPr>
+        <w:bidi/>
+        <w:spacing w:after="120" w:before="0" w:line="480"/>
+        <w:jc w:val="both"/>
+      </w:pPr>
+      <w:r>
+        <w:rPr>
+          <w:rFonts w:ascii="David" w:cs="David" w:eastAsia="David" w:hAnsi="David"/>
+          <w:sz w:val="24"/>
+          <w:szCs w:val="24"/>
+          <w:rtl/>
+        </w:rPr>
+        <w:t xml:space="preserve">מה שאהבנו במאמר הוא הבהירות המושגית. לפני הקריאה תפסנו חוסר ביטחון תעסוקתי כתחושה אחת אמורפית, והמאמר פירק אותה לרכיבים שאפשר לעבוד איתם. במיוחד התחברנו לרעיון ארבעת המנגנונים, שהסביר לנו התנהגויות שראינו במקומות העבודה שלנו ושל הורינו בתקופות של צמצומים. ההבחנה בין פגיעות כלכלית לפסיכולוגית נתנה לנו רשימה של דברים שאפשר לעשות כבר עכשיו, בתור סטודנטים (</w:t>
+      </w:r>
+      <w:r>
+        <w:rPr>
+          <w:rFonts w:ascii="Times New Roman" w:cs="Times New Roman" w:eastAsia="Times New Roman" w:hAnsi="Times New Roman"/>
+          <w:sz w:val="24"/>
+          <w:szCs w:val="24"/>
+        </w:rPr>
+        <w:t xml:space="preserve">‎Shoss, 2017‎</w:t>
+      </w:r>
+      <w:r>
+        <w:rPr>
+          <w:rFonts w:ascii="David" w:cs="David" w:eastAsia="David" w:hAnsi="David"/>
+          <w:sz w:val="24"/>
+          <w:szCs w:val="24"/>
+          <w:rtl/>
+        </w:rPr>
+        <w:t xml:space="preserve">).</w:t>
+      </w:r>
+    </w:p>
+    <w:p>
+      <w:pPr>
+        <w:bidi/>
+        <w:spacing w:after="120" w:before="0" w:line="480"/>
+        <w:jc w:val="both"/>
+      </w:pPr>
+      <w:r>
+        <w:rPr>
+          <w:rFonts w:ascii="David" w:cs="David" w:eastAsia="David" w:hAnsi="David"/>
+          <w:sz w:val="24"/>
+          <w:szCs w:val="24"/>
+          <w:rtl/>
+        </w:rPr>
+        <w:t xml:space="preserve">חסרו לנו ארבעה דברים. ראשית, המאמר תיאורטי ואינו מציע התערבויות מעשיות, ואת השאלה "מה עושים עם זה" נאלצנו לענות בעצמנו בפרק 6. שנית, המאמר נכתב לפני מגפת הקורונה ולפני פריצת הבינה המלאכותית היוצרת, ולכן חלק מהדוגמאות מיושנות, אם כי המסגרת עצמה מחזיקה מעמד היטב. שלישית, המאמר מתמקד באיום שמקורו בארגון ובשוק העבודה, ואילו המציאות הישראלית מוסיפה ממד שהוא אינו דן בו: חוסר ודאות שמקורו בסביבה הביטחונית, במילואים ממושכים ובמצב הכלכלי, המשפיע גם על עובדים שהארגון שלהם יציב לחלוטין. רביעית, המאמר נשען בעיקר על מחקרים מערביים, פער שהמאמר המשלים ממלא חלקית (</w:t>
+      </w:r>
+      <w:r>
+        <w:rPr>
+          <w:rFonts w:ascii="Times New Roman" w:cs="Times New Roman" w:eastAsia="Times New Roman" w:hAnsi="Times New Roman"/>
+          <w:sz w:val="24"/>
+          <w:szCs w:val="24"/>
+        </w:rPr>
+        <w:t xml:space="preserve">‎Lee et al., 2018‎</w:t>
+      </w:r>
+      <w:r>
+        <w:rPr>
+          <w:rFonts w:ascii="David" w:cs="David" w:eastAsia="David" w:hAnsi="David"/>
+          <w:sz w:val="24"/>
+          <w:szCs w:val="24"/>
+          <w:rtl/>
+        </w:rPr>
+        <w:t xml:space="preserve">).</w:t>
+      </w:r>
+    </w:p>
+    <w:p>
+      <w:pPr>
+        <w:bidi/>
+        <w:spacing w:after="120" w:before="0" w:line="480"/>
+        <w:jc w:val="both"/>
+      </w:pPr>
+      <w:r>
+        <w:rPr>
+          <w:rFonts w:ascii="David" w:cs="David" w:eastAsia="David" w:hAnsi="David"/>
+          <w:sz w:val="24"/>
+          <w:szCs w:val="24"/>
+          <w:rtl/>
+        </w:rPr>
+        <w:t xml:space="preserve">עמדתנו היא שהמאמר צודק בכך שחוסר ביטחון הוא ברובו גורם לחץ מזיק. ועדיין, על סמך מה שלמדנו בקורס על משבר כהזדמנות (דבדבני דקל, 2026ב) ועל סמך ניסיוננו בתרבות הישראלית של אלתור והסתגלות, אנחנו מאמינים שמידה מסוימת של חוסר ודאות יכולה להיות מנוע לצמיחה, בתנאי שקיימים המשאבים שהמאמר מתאר. בלי משאבים חוסר ודאות משתק. עם משאבים הוא מניע. לכן המסר שלנו לכיתה אינו "אל תפחדו", אלא "בנו את הכרית שתאפשר לכם לפעול".</w:t>
+      </w:r>
+    </w:p>
+    <w:p>
+      <w:r>
+        <w:br w:type="page"/>
       </w:r>
     </w:p>
     <w:p>
       <w:pPr>
         <w:pStyle w:val="Heading1"/>
         <w:bidi/>
-        <w:spacing w:after="200" w:before="360"/>
+        <w:spacing w:after="240" w:before="240" w:line="480"/>
         <w:jc w:val="right"/>
       </w:pPr>
       <w:r>
         <w:rPr>
-          <w:rFonts w:ascii="Arial" w:cs="Arial" w:eastAsia="Arial" w:hAnsi="Arial"/>
+          <w:rFonts w:ascii="David" w:cs="David" w:eastAsia="David" w:hAnsi="David"/>
           <w:b/>
           <w:bCs/>
           <w:color w:val="1F3864"/>
@@ -5110,19 +4937,19 @@
           <w:szCs w:val="32"/>
           <w:rtl/>
         </w:rPr>
-        <w:t xml:space="preserve">פרק 5: תובנות, מסקנות ודעה אישית</w:t>
+        <w:t xml:space="preserve">פרק 6: יישום מעשי בניהול קריירה</w:t>
       </w:r>
     </w:p>
     <w:p>
       <w:pPr>
         <w:pStyle w:val="Heading2"/>
         <w:bidi/>
-        <w:spacing w:after="120" w:before="240"/>
+        <w:spacing w:after="120" w:before="240" w:line="480"/>
         <w:jc w:val="right"/>
       </w:pPr>
       <w:r>
         <w:rPr>
-          <w:rFonts w:ascii="Arial" w:cs="Arial" w:eastAsia="Arial" w:hAnsi="Arial"/>
+          <w:rFonts w:ascii="David" w:cs="David" w:eastAsia="David" w:hAnsi="David"/>
           <w:b/>
           <w:bCs/>
           <w:color w:val="0E6E73"/>
@@ -5130,417 +4957,58 @@
           <w:szCs w:val="28"/>
           <w:rtl/>
         </w:rPr>
-        <w:t xml:space="preserve">5.1 תובנות מרכזיות</w:t>
-      </w:r>
-    </w:p>
-    <w:p>
-      <w:pPr>
-        <w:pStyle w:val="ListParagraph"/>
-        <w:numPr>
-          <w:ilvl w:val="0"/>
-          <w:numId w:val="6"/>
-        </w:numPr>
-        <w:bidi/>
-        <w:spacing w:after="80" w:line="360"/>
+        <w:t xml:space="preserve">6.1 מפת החוסן התעסוקתי: כלי אישי הנגזר מהמאמר</w:t>
+      </w:r>
+    </w:p>
+    <w:p>
+      <w:pPr>
+        <w:bidi/>
+        <w:spacing w:after="120" w:before="0" w:line="480"/>
         <w:jc w:val="both"/>
       </w:pPr>
       <w:r>
         <w:rPr>
-          <w:rFonts w:ascii="Arial" w:cs="Arial" w:eastAsia="Arial" w:hAnsi="Arial"/>
+          <w:rFonts w:ascii="David" w:cs="David" w:eastAsia="David" w:hAnsi="David"/>
+          <w:sz w:val="24"/>
+          <w:szCs w:val="24"/>
+          <w:rtl/>
+        </w:rPr>
+        <w:t xml:space="preserve">המסגרת של שוס (</w:t>
+      </w:r>
+      <w:r>
+        <w:rPr>
+          <w:rFonts w:ascii="Times New Roman" w:cs="Times New Roman" w:eastAsia="Times New Roman" w:hAnsi="Times New Roman"/>
+          <w:sz w:val="24"/>
+          <w:szCs w:val="24"/>
+        </w:rPr>
+        <w:t xml:space="preserve">‎Shoss, 2017‎</w:t>
+      </w:r>
+      <w:r>
+        <w:rPr>
+          <w:rFonts w:ascii="David" w:cs="David" w:eastAsia="David" w:hAnsi="David"/>
+          <w:sz w:val="24"/>
+          <w:szCs w:val="24"/>
+          <w:rtl/>
+        </w:rPr>
+        <w:t xml:space="preserve">) תורגמה בעבודה זו לכלי עבודה אישי בן ארבעה שלבים, שכל סטודנט בכיתה יכול למלא בעצמו. הרעיון הוא לעבוד מראש על שלושת המשתנים הממתנים ולבחור במודע במנגנון הפרואקטיבי, במקום לחכות שהאיום יגיע. טבלה 4 מציגה את הכלי.</w:t>
+      </w:r>
+    </w:p>
+    <w:p>
+      <w:pPr>
+        <w:bidi/>
+        <w:spacing w:after="120" w:before="0" w:line="276"/>
+        <w:jc w:val="right"/>
+      </w:pPr>
+      <w:r>
+        <w:rPr>
+          <w:rFonts w:ascii="David" w:cs="David" w:eastAsia="David" w:hAnsi="David"/>
           <w:b/>
           <w:bCs/>
-          <w:sz w:val="24"/>
-          <w:szCs w:val="24"/>
-          <w:rtl/>
-        </w:rPr>
-        <w:t xml:space="preserve">חוסר ביטחון הוא פרשנות, לא רק עובדה.</w:t>
-      </w:r>
-      <w:r>
-        <w:rPr>
-          <w:rFonts w:ascii="Arial" w:cs="Arial" w:eastAsia="Arial" w:hAnsi="Arial"/>
-          <w:sz w:val="24"/>
-          <w:szCs w:val="24"/>
-          <w:rtl/>
-        </w:rPr>
-        <w:t xml:space="preserve"> מכיוון שמדובר בתפיסה סובייקטיבית של איום, יש לנו מרחב השפעה: איסוף מידע אמין במקום שמועות, בחינה מציאותית של ההסתברות והחומרה, ומיקוד במה שבשליטתנו.</w:t>
-      </w:r>
-    </w:p>
-    <w:p>
-      <w:pPr>
-        <w:pStyle w:val="ListParagraph"/>
-        <w:numPr>
-          <w:ilvl w:val="0"/>
-          <w:numId w:val="6"/>
-        </w:numPr>
-        <w:bidi/>
-        <w:spacing w:after="80" w:line="360"/>
-        <w:jc w:val="both"/>
-      </w:pPr>
-      <w:r>
-        <w:rPr>
-          <w:rFonts w:ascii="Arial" w:cs="Arial" w:eastAsia="Arial" w:hAnsi="Arial"/>
-          <w:b/>
-          <w:bCs/>
-          <w:sz w:val="24"/>
-          <w:szCs w:val="24"/>
-          <w:rtl/>
-        </w:rPr>
-        <w:t xml:space="preserve">האיום של 2026 הוא בעיקר איכותני.</w:t>
-      </w:r>
-      <w:r>
-        <w:rPr>
-          <w:rFonts w:ascii="Arial" w:cs="Arial" w:eastAsia="Arial" w:hAnsi="Arial"/>
-          <w:sz w:val="24"/>
-          <w:szCs w:val="24"/>
-          <w:rtl/>
-        </w:rPr>
-        <w:t xml:space="preserve"> הבינה המלאכותית לא בהכרח "תיקח את המשרה", אך היא משנה את תוכנה. מי שמנהל קריירה צריך לשאול לא רק "האם אשמור על המשרה" אלא "האם המשרה שאשמור עליה עדיין תתאים לי".</w:t>
-      </w:r>
-    </w:p>
-    <w:p>
-      <w:pPr>
-        <w:pStyle w:val="ListParagraph"/>
-        <w:numPr>
-          <w:ilvl w:val="0"/>
-          <w:numId w:val="6"/>
-        </w:numPr>
-        <w:bidi/>
-        <w:spacing w:after="80" w:line="360"/>
-        <w:jc w:val="both"/>
-      </w:pPr>
-      <w:r>
-        <w:rPr>
-          <w:rFonts w:ascii="Arial" w:cs="Arial" w:eastAsia="Arial" w:hAnsi="Arial"/>
-          <w:b/>
-          <w:bCs/>
-          <w:sz w:val="24"/>
-          <w:szCs w:val="24"/>
-          <w:rtl/>
-        </w:rPr>
-        <w:t xml:space="preserve">ארבעת המנגנונים מסבירים התנהגויות שנראות סותרות.</w:t>
-      </w:r>
-      <w:r>
-        <w:rPr>
-          <w:rFonts w:ascii="Arial" w:cs="Arial" w:eastAsia="Arial" w:hAnsi="Arial"/>
-          <w:sz w:val="24"/>
-          <w:szCs w:val="24"/>
-          <w:rtl/>
-        </w:rPr>
-        <w:t xml:space="preserve"> עובד יכול להשקיע שעות נוספות כדי "לא לבלוט" ובמקביל לשלוח קורות חיים בסתר. ההבנה הזו חשובה למנהלים: מאמץ מוגבר בתקופת אי-ודאות אינו בהכרח סימן למחויבות, אלא לעיתים סימן לפחד.</w:t>
-      </w:r>
-    </w:p>
-    <w:p>
-      <w:pPr>
-        <w:pStyle w:val="ListParagraph"/>
-        <w:numPr>
-          <w:ilvl w:val="0"/>
-          <w:numId w:val="6"/>
-        </w:numPr>
-        <w:bidi/>
-        <w:spacing w:after="80" w:line="360"/>
-        <w:jc w:val="both"/>
-      </w:pPr>
-      <w:r>
-        <w:rPr>
-          <w:rFonts w:ascii="Arial" w:cs="Arial" w:eastAsia="Arial" w:hAnsi="Arial"/>
-          <w:b/>
-          <w:bCs/>
-          <w:sz w:val="24"/>
-          <w:szCs w:val="24"/>
-          <w:rtl/>
-        </w:rPr>
-        <w:t xml:space="preserve">חוסן אפשר לבנות מראש.</w:t>
-      </w:r>
-      <w:r>
-        <w:rPr>
-          <w:rFonts w:ascii="Arial" w:cs="Arial" w:eastAsia="Arial" w:hAnsi="Arial"/>
-          <w:sz w:val="24"/>
-          <w:szCs w:val="24"/>
-          <w:rtl/>
-        </w:rPr>
-        <w:t xml:space="preserve"> המשתנים הממתנים – כרית כלכלית, יכולת תעסוקה, מסוגלות עצמית, תמיכה חברתית – הם ברובם ניתנים לפיתוח. זהו הגשר בין המאמר לבין ניהול קריירה.</w:t>
-      </w:r>
-    </w:p>
-    <w:p>
-      <w:pPr>
-        <w:pStyle w:val="ListParagraph"/>
-        <w:numPr>
-          <w:ilvl w:val="0"/>
-          <w:numId w:val="6"/>
-        </w:numPr>
-        <w:bidi/>
-        <w:spacing w:after="80" w:line="360"/>
-        <w:jc w:val="both"/>
-      </w:pPr>
-      <w:r>
-        <w:rPr>
-          <w:rFonts w:ascii="Arial" w:cs="Arial" w:eastAsia="Arial" w:hAnsi="Arial"/>
-          <w:b/>
-          <w:bCs/>
-          <w:sz w:val="24"/>
-          <w:szCs w:val="24"/>
-          <w:rtl/>
-        </w:rPr>
-        <w:t xml:space="preserve">הרגש הוא המנוף.</w:t>
-      </w:r>
-      <w:r>
-        <w:rPr>
-          <w:rFonts w:ascii="Arial" w:cs="Arial" w:eastAsia="Arial" w:hAnsi="Arial"/>
-          <w:sz w:val="24"/>
-          <w:szCs w:val="24"/>
-          <w:rtl/>
-        </w:rPr>
-        <w:t xml:space="preserve"> לאור ממצאי המטא-אנליזה, עבודה על הרכיב הרגשי (דאגה) חשובה לא פחות מעבודה על המצב האובייקטיבי.</w:t>
-      </w:r>
-    </w:p>
-    <w:p>
-      <w:pPr>
-        <w:pStyle w:val="Heading2"/>
-        <w:bidi/>
-        <w:spacing w:after="120" w:before="240"/>
-        <w:jc w:val="right"/>
-      </w:pPr>
-      <w:r>
-        <w:rPr>
-          <w:rFonts w:ascii="Arial" w:cs="Arial" w:eastAsia="Arial" w:hAnsi="Arial"/>
-          <w:b/>
-          <w:bCs/>
-          <w:color w:val="0E6E73"/>
-          <w:sz w:val="28"/>
-          <w:szCs w:val="28"/>
-          <w:rtl/>
-        </w:rPr>
-        <w:t xml:space="preserve">5.2 מסקנות</w:t>
-      </w:r>
-    </w:p>
-    <w:p>
-      <w:pPr>
-        <w:bidi/>
-        <w:spacing w:after="120" w:before="0" w:line="360"/>
-        <w:jc w:val="both"/>
-      </w:pPr>
-      <w:r>
-        <w:rPr>
-          <w:rFonts w:ascii="Arial" w:cs="Arial" w:eastAsia="Arial" w:hAnsi="Arial"/>
-          <w:sz w:val="24"/>
-          <w:szCs w:val="24"/>
-          <w:rtl/>
-        </w:rPr>
-        <w:t xml:space="preserve">המסקנה המרכזית שלנו היא שבעולם שבו חוסר ודאות הוא ברירת המחדל, </w:t>
-      </w:r>
-      <w:r>
-        <w:rPr>
-          <w:rFonts w:ascii="Arial" w:cs="Arial" w:eastAsia="Arial" w:hAnsi="Arial"/>
-          <w:b/>
-          <w:bCs/>
-          <w:sz w:val="24"/>
-          <w:szCs w:val="24"/>
-          <w:rtl/>
-        </w:rPr>
-        <w:t xml:space="preserve">ניהול קריירה טוב הוא בראש ובראשונה ניהול של משאבים</w:t>
-      </w:r>
-      <w:r>
-        <w:rPr>
-          <w:rFonts w:ascii="Arial" w:cs="Arial" w:eastAsia="Arial" w:hAnsi="Arial"/>
-          <w:sz w:val="24"/>
-          <w:szCs w:val="24"/>
-          <w:rtl/>
-        </w:rPr>
-        <w:t xml:space="preserve"> – כלכליים, מקצועיים, חברתיים ופסיכולוגיים – שמאפשרים לבחור בתגובה הפרואקטיבית במקום להיגרר לתגובת הלחץ או לתגובת "שימור המשרה בכל מחיר". ברמה הארגונית, המסקנה היא שתקשורת שקופה, הוגנות בתהליכי שינוי והשקעה ביכולת התעסוקה של העובדים אינן "מותרות" אלא כלי ניהולי המפחית את הנזק של חוסר ביטחון – לעובד ולארגון כאחד.</w:t>
-      </w:r>
-    </w:p>
-    <w:p>
-      <w:pPr>
-        <w:pStyle w:val="Heading2"/>
-        <w:bidi/>
-        <w:spacing w:after="120" w:before="240"/>
-        <w:jc w:val="right"/>
-      </w:pPr>
-      <w:r>
-        <w:rPr>
-          <w:rFonts w:ascii="Arial" w:cs="Arial" w:eastAsia="Arial" w:hAnsi="Arial"/>
-          <w:b/>
-          <w:bCs/>
-          <w:color w:val="0E6E73"/>
-          <w:sz w:val="28"/>
-          <w:szCs w:val="28"/>
-          <w:rtl/>
-        </w:rPr>
-        <w:t xml:space="preserve">5.3 דעה אישית וביקורת</w:t>
-      </w:r>
-    </w:p>
-    <w:p>
-      <w:pPr>
-        <w:bidi/>
-        <w:spacing w:after="120" w:before="0" w:line="360"/>
-        <w:jc w:val="both"/>
-      </w:pPr>
-      <w:r>
-        <w:rPr>
-          <w:rFonts w:ascii="Arial" w:cs="Arial" w:eastAsia="Arial" w:hAnsi="Arial"/>
-          <w:b/>
-          <w:bCs/>
-          <w:sz w:val="24"/>
-          <w:szCs w:val="24"/>
-          <w:rtl/>
-        </w:rPr>
-        <w:t xml:space="preserve">מה אהבנו במאמר:</w:t>
-      </w:r>
-      <w:r>
-        <w:rPr>
-          <w:rFonts w:ascii="Arial" w:cs="Arial" w:eastAsia="Arial" w:hAnsi="Arial"/>
-          <w:sz w:val="24"/>
-          <w:szCs w:val="24"/>
-          <w:rtl/>
-        </w:rPr>
-        <w:t xml:space="preserve"> הבהירות המושגית. לפני קריאת המאמר תפסנו "חוסר ביטחון תעסוקתי" כתחושה אחת אמורפית; המאמר פירק אותה לרכיבים שאפשר לעבוד איתם. במיוחד התחברנו לרעיון של ארבעת המנגנונים – הוא הסביר לנו התנהגויות שראינו במקומות עבודה שלנו ושל הורינו בתקופות של צמצומים. ההבחנה בין פגיעות כלכלית לפסיכולוגית נתנה לנו "רשימת מכולת" של דברים שאפשר לעשות כבר עכשיו, בתור סטודנטים.</w:t>
-      </w:r>
-    </w:p>
-    <w:p>
-      <w:pPr>
-        <w:bidi/>
-        <w:spacing w:after="120" w:before="0" w:line="360"/>
-        <w:jc w:val="both"/>
-      </w:pPr>
-      <w:r>
-        <w:rPr>
-          <w:rFonts w:ascii="Arial" w:cs="Arial" w:eastAsia="Arial" w:hAnsi="Arial"/>
-          <w:b/>
-          <w:bCs/>
-          <w:sz w:val="24"/>
-          <w:szCs w:val="24"/>
-          <w:rtl/>
-        </w:rPr>
-        <w:t xml:space="preserve">מה חסר לנו:</w:t>
-      </w:r>
-      <w:r>
-        <w:rPr>
-          <w:rFonts w:ascii="Arial" w:cs="Arial" w:eastAsia="Arial" w:hAnsi="Arial"/>
-          <w:sz w:val="24"/>
-          <w:szCs w:val="24"/>
-          <w:rtl/>
-        </w:rPr>
-        <w:t xml:space="preserve"> ראשית, המאמר תיאורטי ואינו מציע התערבויות מעשיות – את "מה עושים עם זה" נאלצנו לבנות בעצמנו (פרק 6). שנית, המאמר נכתב לפני מגפת הקורונה ולפני פריצת הבינה המלאכותית היוצרת, ולכן חלק מהדוגמאות מיושנות, אם כי המסגרת עצמה מחזיקה מעמד היטב. שלישית, המאמר מתמקד באיום שמקורו בארגון ובשוק העבודה; המציאות הישראלית מוסיפה ממד שהמאמר אינו דן בו – חוסר ודאות שמקורו בסביבה הביטחונית, במילואים ממושכים ובמצב הכלכלי, המשפיע גם על עובדים שהארגון שלהם יציב לחלוטין. רביעית, המאמר נשען בעיקר על מחקרים מערביים; המאמר המשלים ממלא חלקית פער זה.</w:t>
-      </w:r>
-    </w:p>
-    <w:p>
-      <w:pPr>
-        <w:bidi/>
-        <w:spacing w:after="120" w:before="0" w:line="360"/>
-        <w:jc w:val="both"/>
-      </w:pPr>
-      <w:r>
-        <w:rPr>
-          <w:rFonts w:ascii="Arial" w:cs="Arial" w:eastAsia="Arial" w:hAnsi="Arial"/>
-          <w:b/>
-          <w:bCs/>
-          <w:sz w:val="24"/>
-          <w:szCs w:val="24"/>
-          <w:rtl/>
-        </w:rPr>
-        <w:t xml:space="preserve">עמדה אישית:</w:t>
-      </w:r>
-      <w:r>
-        <w:rPr>
-          <w:rFonts w:ascii="Arial" w:cs="Arial" w:eastAsia="Arial" w:hAnsi="Arial"/>
-          <w:sz w:val="24"/>
-          <w:szCs w:val="24"/>
-          <w:rtl/>
-        </w:rPr>
-        <w:t xml:space="preserve"> אנו סבורים שהמאמר צודק בכך שחוסר ביטחון הוא ברובו גורם לחץ מזיק, אך בהתבסס על מה שלמדנו בקורס ("ממשבר להזדמנות") ועל התרבות הישראלית של אלתור והסתגלות, אנו מאמינים שמידה מסוימת של חוסר ודאות יכולה להיות מנוע לצמיחה – </w:t>
-      </w:r>
-      <w:r>
-        <w:rPr>
-          <w:rFonts w:ascii="Arial" w:cs="Arial" w:eastAsia="Arial" w:hAnsi="Arial"/>
-          <w:b/>
-          <w:bCs/>
-          <w:sz w:val="24"/>
-          <w:szCs w:val="24"/>
-          <w:rtl/>
-        </w:rPr>
-        <w:t xml:space="preserve">בתנאי</w:t>
-      </w:r>
-      <w:r>
-        <w:rPr>
-          <w:rFonts w:ascii="Arial" w:cs="Arial" w:eastAsia="Arial" w:hAnsi="Arial"/>
-          <w:sz w:val="24"/>
-          <w:szCs w:val="24"/>
-          <w:rtl/>
-        </w:rPr>
-        <w:t xml:space="preserve"> שקיימים המשאבים שהמאמר מתאר. ללא משאבים, חוסר ודאות משתק; עם משאבים, הוא מניע. לכן המסר שלנו לכיתה אינו "אל תפחדו", אלא "בנו את הכרית שתאפשר לכם לפעול".</w:t>
-      </w:r>
-    </w:p>
-    <w:p>
-      <w:pPr>
-        <w:pStyle w:val="Heading1"/>
-        <w:bidi/>
-        <w:spacing w:after="200" w:before="360"/>
-        <w:jc w:val="right"/>
-      </w:pPr>
-      <w:r>
-        <w:rPr>
-          <w:rFonts w:ascii="Arial" w:cs="Arial" w:eastAsia="Arial" w:hAnsi="Arial"/>
-          <w:b/>
-          <w:bCs/>
-          <w:color w:val="1F3864"/>
-          <w:sz w:val="32"/>
-          <w:szCs w:val="32"/>
-          <w:rtl/>
-        </w:rPr>
-        <w:t xml:space="preserve">פרק 6: יישום מעשי בניהול קריירה</w:t>
-      </w:r>
-    </w:p>
-    <w:p>
-      <w:pPr>
-        <w:pStyle w:val="Heading2"/>
-        <w:bidi/>
-        <w:spacing w:after="120" w:before="240"/>
-        <w:jc w:val="right"/>
-      </w:pPr>
-      <w:r>
-        <w:rPr>
-          <w:rFonts w:ascii="Arial" w:cs="Arial" w:eastAsia="Arial" w:hAnsi="Arial"/>
-          <w:b/>
-          <w:bCs/>
-          <w:color w:val="0E6E73"/>
-          <w:sz w:val="28"/>
-          <w:szCs w:val="28"/>
-          <w:rtl/>
-        </w:rPr>
-        <w:t xml:space="preserve">6.1 "מפת החוסן התעסוקתי" – כלי אישי הנגזר מהמאמר</w:t>
-      </w:r>
-    </w:p>
-    <w:p>
-      <w:pPr>
-        <w:bidi/>
-        <w:spacing w:after="120" w:before="0" w:line="360"/>
-        <w:jc w:val="both"/>
-      </w:pPr>
-      <w:r>
-        <w:rPr>
-          <w:rFonts w:ascii="Arial" w:cs="Arial" w:eastAsia="Arial" w:hAnsi="Arial"/>
-          <w:sz w:val="24"/>
-          <w:szCs w:val="24"/>
-          <w:rtl/>
-        </w:rPr>
-        <w:t xml:space="preserve">תרגמנו את מסגרת </w:t>
-      </w:r>
-      <w:r>
-        <w:rPr>
-          <w:rFonts w:ascii="Arial" w:cs="Arial" w:eastAsia="Arial" w:hAnsi="Arial"/>
-          <w:sz w:val="24"/>
-          <w:szCs w:val="24"/>
-        </w:rPr>
-        <w:t xml:space="preserve">‎Shoss‎</w:t>
-      </w:r>
-      <w:r>
-        <w:rPr>
-          <w:rFonts w:ascii="Arial" w:cs="Arial" w:eastAsia="Arial" w:hAnsi="Arial"/>
-          <w:sz w:val="24"/>
-          <w:szCs w:val="24"/>
-          <w:rtl/>
-        </w:rPr>
-        <w:t xml:space="preserve"> לכלי עבודה אישי בן ארבעה שלבים, שכל סטודנט/ית בכיתה יכול למלא בעצמו. הרעיון: במקום לחכות שהאיום יגיע, לעבוד מראש על שלושת המשתנים הממתנים ולבחור במודע במנגנון הפרואקטיבי.</w:t>
+          <w:sz w:val="22"/>
+          <w:szCs w:val="22"/>
+          <w:rtl/>
+        </w:rPr>
+        <w:t xml:space="preserve">טבלה 4: מפת החוסן התעסוקתי</w:t>
       </w:r>
     </w:p>
     <w:tbl>
@@ -5586,12 +5054,12 @@
           <w:p>
             <w:pPr>
               <w:bidi/>
-              <w:spacing w:after="40" w:line="300"/>
-              <w:jc w:val="right"/>
-            </w:pPr>
-            <w:r>
-              <w:rPr>
-                <w:rFonts w:ascii="Arial" w:cs="Arial" w:eastAsia="Arial" w:hAnsi="Arial"/>
+              <w:spacing w:after="40" w:line="276"/>
+              <w:jc w:val="right"/>
+            </w:pPr>
+            <w:r>
+              <w:rPr>
+                <w:rFonts w:ascii="David" w:cs="David" w:eastAsia="David" w:hAnsi="David"/>
                 <w:b/>
                 <w:bCs/>
                 <w:color w:val="1F3864"/>
@@ -5624,12 +5092,12 @@
           <w:p>
             <w:pPr>
               <w:bidi/>
-              <w:spacing w:after="40" w:line="300"/>
-              <w:jc w:val="right"/>
-            </w:pPr>
-            <w:r>
-              <w:rPr>
-                <w:rFonts w:ascii="Arial" w:cs="Arial" w:eastAsia="Arial" w:hAnsi="Arial"/>
+              <w:spacing w:after="40" w:line="276"/>
+              <w:jc w:val="right"/>
+            </w:pPr>
+            <w:r>
+              <w:rPr>
+                <w:rFonts w:ascii="David" w:cs="David" w:eastAsia="David" w:hAnsi="David"/>
                 <w:b/>
                 <w:bCs/>
                 <w:color w:val="1F3864"/>
@@ -5662,12 +5130,12 @@
           <w:p>
             <w:pPr>
               <w:bidi/>
-              <w:spacing w:after="40" w:line="300"/>
-              <w:jc w:val="right"/>
-            </w:pPr>
-            <w:r>
-              <w:rPr>
-                <w:rFonts w:ascii="Arial" w:cs="Arial" w:eastAsia="Arial" w:hAnsi="Arial"/>
+              <w:spacing w:after="40" w:line="276"/>
+              <w:jc w:val="right"/>
+            </w:pPr>
+            <w:r>
+              <w:rPr>
+                <w:rFonts w:ascii="David" w:cs="David" w:eastAsia="David" w:hAnsi="David"/>
                 <w:b/>
                 <w:bCs/>
                 <w:color w:val="1F3864"/>
@@ -5701,12 +5169,12 @@
           <w:p>
             <w:pPr>
               <w:bidi/>
-              <w:spacing w:after="40" w:line="300"/>
-              <w:jc w:val="right"/>
-            </w:pPr>
-            <w:r>
-              <w:rPr>
-                <w:rFonts w:ascii="Arial" w:cs="Arial" w:eastAsia="Arial" w:hAnsi="Arial"/>
+              <w:spacing w:after="40" w:line="276"/>
+              <w:jc w:val="right"/>
+            </w:pPr>
+            <w:r>
+              <w:rPr>
+                <w:rFonts w:ascii="David" w:cs="David" w:eastAsia="David" w:hAnsi="David"/>
                 <w:sz w:val="22"/>
                 <w:szCs w:val="22"/>
                 <w:rtl/>
@@ -5735,12 +5203,12 @@
           <w:p>
             <w:pPr>
               <w:bidi/>
-              <w:spacing w:after="40" w:line="300"/>
-              <w:jc w:val="right"/>
-            </w:pPr>
-            <w:r>
-              <w:rPr>
-                <w:rFonts w:ascii="Arial" w:cs="Arial" w:eastAsia="Arial" w:hAnsi="Arial"/>
+              <w:spacing w:after="40" w:line="276"/>
+              <w:jc w:val="right"/>
+            </w:pPr>
+            <w:r>
+              <w:rPr>
+                <w:rFonts w:ascii="David" w:cs="David" w:eastAsia="David" w:hAnsi="David"/>
                 <w:sz w:val="22"/>
                 <w:szCs w:val="22"/>
                 <w:rtl/>
@@ -5769,12 +5237,12 @@
           <w:p>
             <w:pPr>
               <w:bidi/>
-              <w:spacing w:after="40" w:line="300"/>
-              <w:jc w:val="right"/>
-            </w:pPr>
-            <w:r>
-              <w:rPr>
-                <w:rFonts w:ascii="Arial" w:cs="Arial" w:eastAsia="Arial" w:hAnsi="Arial"/>
+              <w:spacing w:after="40" w:line="276"/>
+              <w:jc w:val="right"/>
+            </w:pPr>
+            <w:r>
+              <w:rPr>
+                <w:rFonts w:ascii="David" w:cs="David" w:eastAsia="David" w:hAnsi="David"/>
                 <w:sz w:val="22"/>
                 <w:szCs w:val="22"/>
                 <w:rtl/>
@@ -5806,12 +5274,12 @@
           <w:p>
             <w:pPr>
               <w:bidi/>
-              <w:spacing w:after="40" w:line="300"/>
-              <w:jc w:val="right"/>
-            </w:pPr>
-            <w:r>
-              <w:rPr>
-                <w:rFonts w:ascii="Arial" w:cs="Arial" w:eastAsia="Arial" w:hAnsi="Arial"/>
+              <w:spacing w:after="40" w:line="276"/>
+              <w:jc w:val="right"/>
+            </w:pPr>
+            <w:r>
+              <w:rPr>
+                <w:rFonts w:ascii="David" w:cs="David" w:eastAsia="David" w:hAnsi="David"/>
                 <w:sz w:val="22"/>
                 <w:szCs w:val="22"/>
                 <w:rtl/>
@@ -5841,12 +5309,12 @@
           <w:p>
             <w:pPr>
               <w:bidi/>
-              <w:spacing w:after="40" w:line="300"/>
-              <w:jc w:val="right"/>
-            </w:pPr>
-            <w:r>
-              <w:rPr>
-                <w:rFonts w:ascii="Arial" w:cs="Arial" w:eastAsia="Arial" w:hAnsi="Arial"/>
+              <w:spacing w:after="40" w:line="276"/>
+              <w:jc w:val="right"/>
+            </w:pPr>
+            <w:r>
+              <w:rPr>
+                <w:rFonts w:ascii="David" w:cs="David" w:eastAsia="David" w:hAnsi="David"/>
                 <w:sz w:val="22"/>
                 <w:szCs w:val="22"/>
                 <w:rtl/>
@@ -5876,34 +5344,17 @@
           <w:p>
             <w:pPr>
               <w:bidi/>
-              <w:spacing w:after="40" w:line="300"/>
-              <w:jc w:val="right"/>
-            </w:pPr>
-            <w:r>
-              <w:rPr>
-                <w:rFonts w:ascii="Arial" w:cs="Arial" w:eastAsia="Arial" w:hAnsi="Arial"/>
-                <w:sz w:val="22"/>
-                <w:szCs w:val="22"/>
-                <w:rtl/>
-              </w:rPr>
-              <w:t xml:space="preserve">קרן חירום של 3–6 חודשי הוצאות; פיתוח מקור הכנסה משלים; עדכון קורות חיים ופרופיל לינקדאין אחת לחצי שנה; שמירה על מיומנויות מבוקשות (כולל כלי </w:t>
-            </w:r>
-            <w:r>
-              <w:rPr>
-                <w:rFonts w:ascii="Arial" w:cs="Arial" w:eastAsia="Arial" w:hAnsi="Arial"/>
-                <w:sz w:val="22"/>
-                <w:szCs w:val="22"/>
-              </w:rPr>
-              <w:t xml:space="preserve">‎AI‎</w:t>
-            </w:r>
-            <w:r>
-              <w:rPr>
-                <w:rFonts w:ascii="Arial" w:cs="Arial" w:eastAsia="Arial" w:hAnsi="Arial"/>
-                <w:sz w:val="22"/>
-                <w:szCs w:val="22"/>
-                <w:rtl/>
-              </w:rPr>
-              <w:t xml:space="preserve">)</w:t>
+              <w:spacing w:after="40" w:line="276"/>
+              <w:jc w:val="right"/>
+            </w:pPr>
+            <w:r>
+              <w:rPr>
+                <w:rFonts w:ascii="David" w:cs="David" w:eastAsia="David" w:hAnsi="David"/>
+                <w:sz w:val="22"/>
+                <w:szCs w:val="22"/>
+                <w:rtl/>
+              </w:rPr>
+              <w:t xml:space="preserve">קרן חירום של שלושה עד שישה חודשי הוצאות. פיתוח מקור הכנסה משלים. עדכון קורות חיים ופרופיל לינקדאין אחת לחצי שנה. שמירה על מיומנויות מבוקשות, כולל כלי בינה מלאכותית</w:t>
             </w:r>
           </w:p>
         </w:tc>
@@ -5929,12 +5380,12 @@
           <w:p>
             <w:pPr>
               <w:bidi/>
-              <w:spacing w:after="40" w:line="300"/>
-              <w:jc w:val="right"/>
-            </w:pPr>
-            <w:r>
-              <w:rPr>
-                <w:rFonts w:ascii="Arial" w:cs="Arial" w:eastAsia="Arial" w:hAnsi="Arial"/>
+              <w:spacing w:after="40" w:line="276"/>
+              <w:jc w:val="right"/>
+            </w:pPr>
+            <w:r>
+              <w:rPr>
+                <w:rFonts w:ascii="David" w:cs="David" w:eastAsia="David" w:hAnsi="David"/>
                 <w:sz w:val="22"/>
                 <w:szCs w:val="22"/>
                 <w:rtl/>
@@ -5963,17 +5414,17 @@
           <w:p>
             <w:pPr>
               <w:bidi/>
-              <w:spacing w:after="40" w:line="300"/>
-              <w:jc w:val="right"/>
-            </w:pPr>
-            <w:r>
-              <w:rPr>
-                <w:rFonts w:ascii="Arial" w:cs="Arial" w:eastAsia="Arial" w:hAnsi="Arial"/>
-                <w:sz w:val="22"/>
-                <w:szCs w:val="22"/>
-                <w:rtl/>
-              </w:rPr>
-              <w:t xml:space="preserve">עד כמה הזהות שלי תלויה בתפקיד הנוכחי? למי אני יכול/ה לפנות? איך אני מגיב/ה ללחץ?</w:t>
+              <w:spacing w:after="40" w:line="276"/>
+              <w:jc w:val="right"/>
+            </w:pPr>
+            <w:r>
+              <w:rPr>
+                <w:rFonts w:ascii="David" w:cs="David" w:eastAsia="David" w:hAnsi="David"/>
+                <w:sz w:val="22"/>
+                <w:szCs w:val="22"/>
+                <w:rtl/>
+              </w:rPr>
+              <w:t xml:space="preserve">עד כמה הזהות שלי תלויה בתפקיד הנוכחי? למי אני יכול לפנות? איך אני מגיב ללחץ?</w:t>
             </w:r>
           </w:p>
         </w:tc>
@@ -5997,17 +5448,17 @@
           <w:p>
             <w:pPr>
               <w:bidi/>
-              <w:spacing w:after="40" w:line="300"/>
-              <w:jc w:val="right"/>
-            </w:pPr>
-            <w:r>
-              <w:rPr>
-                <w:rFonts w:ascii="Arial" w:cs="Arial" w:eastAsia="Arial" w:hAnsi="Arial"/>
-                <w:sz w:val="22"/>
-                <w:szCs w:val="22"/>
-                <w:rtl/>
-              </w:rPr>
-              <w:t xml:space="preserve">בניית זהות מקצועית שאינה תלויה בארגון; רשת תמיכה (משפחה, חברים, מנטור); תרגול מסגור מחדש ("זה לא מגדיר אותי"); פעילות גופנית ושגרה</w:t>
+              <w:spacing w:after="40" w:line="276"/>
+              <w:jc w:val="right"/>
+            </w:pPr>
+            <w:r>
+              <w:rPr>
+                <w:rFonts w:ascii="David" w:cs="David" w:eastAsia="David" w:hAnsi="David"/>
+                <w:sz w:val="22"/>
+                <w:szCs w:val="22"/>
+                <w:rtl/>
+              </w:rPr>
+              <w:t xml:space="preserve">בניית זהות מקצועית שאינה תלויה בארגון. רשת תמיכה של משפחה, חברים ומנטור. תרגול מסגור מחדש. פעילות גופנית ושגרה</w:t>
             </w:r>
           </w:p>
         </w:tc>
@@ -6034,12 +5485,12 @@
           <w:p>
             <w:pPr>
               <w:bidi/>
-              <w:spacing w:after="40" w:line="300"/>
-              <w:jc w:val="right"/>
-            </w:pPr>
-            <w:r>
-              <w:rPr>
-                <w:rFonts w:ascii="Arial" w:cs="Arial" w:eastAsia="Arial" w:hAnsi="Arial"/>
+              <w:spacing w:after="40" w:line="276"/>
+              <w:jc w:val="right"/>
+            </w:pPr>
+            <w:r>
+              <w:rPr>
+                <w:rFonts w:ascii="David" w:cs="David" w:eastAsia="David" w:hAnsi="David"/>
                 <w:sz w:val="22"/>
                 <w:szCs w:val="22"/>
                 <w:rtl/>
@@ -6069,17 +5520,17 @@
           <w:p>
             <w:pPr>
               <w:bidi/>
-              <w:spacing w:after="40" w:line="300"/>
-              <w:jc w:val="right"/>
-            </w:pPr>
-            <w:r>
-              <w:rPr>
-                <w:rFonts w:ascii="Arial" w:cs="Arial" w:eastAsia="Arial" w:hAnsi="Arial"/>
-                <w:sz w:val="22"/>
-                <w:szCs w:val="22"/>
-                <w:rtl/>
-              </w:rPr>
-              <w:t xml:space="preserve">האם אני "מתכופף/ת" (שימור משרה) או פועל/ת (פרואקטיביות)?</w:t>
+              <w:spacing w:after="40" w:line="276"/>
+              <w:jc w:val="right"/>
+            </w:pPr>
+            <w:r>
+              <w:rPr>
+                <w:rFonts w:ascii="David" w:cs="David" w:eastAsia="David" w:hAnsi="David"/>
+                <w:sz w:val="22"/>
+                <w:szCs w:val="22"/>
+                <w:rtl/>
+              </w:rPr>
+              <w:t xml:space="preserve">האם אני "מתכופף" (שימור משרה) או פועל (פרואקטיביות)?</w:t>
             </w:r>
           </w:p>
         </w:tc>
@@ -6104,17 +5555,17 @@
           <w:p>
             <w:pPr>
               <w:bidi/>
-              <w:spacing w:after="40" w:line="300"/>
-              <w:jc w:val="right"/>
-            </w:pPr>
-            <w:r>
-              <w:rPr>
-                <w:rFonts w:ascii="Arial" w:cs="Arial" w:eastAsia="Arial" w:hAnsi="Arial"/>
-                <w:sz w:val="22"/>
-                <w:szCs w:val="22"/>
-                <w:rtl/>
-              </w:rPr>
-              <w:t xml:space="preserve">להקצות זמן קבוע שבועי ללמידה ולנטוורקינג; להגדיר יעד למידה שנתי; לתכנן "תוכנית ב" עוד לפני שצריך אותה</w:t>
+              <w:spacing w:after="40" w:line="276"/>
+              <w:jc w:val="right"/>
+            </w:pPr>
+            <w:r>
+              <w:rPr>
+                <w:rFonts w:ascii="David" w:cs="David" w:eastAsia="David" w:hAnsi="David"/>
+                <w:sz w:val="22"/>
+                <w:szCs w:val="22"/>
+                <w:rtl/>
+              </w:rPr>
+              <w:t xml:space="preserve">זמן קבוע שבועי ללמידה ולנטוורקינג. יעד למידה שנתי. תכנון "תוכנית ב" עוד לפני שצריך אותה</w:t>
             </w:r>
           </w:p>
         </w:tc>
@@ -6122,19 +5573,50 @@
     </w:tbl>
     <w:p>
       <w:pPr>
-        <w:spacing w:after="120"/>
-      </w:pPr>
+        <w:bidi/>
+        <w:spacing w:after="120" w:before="0" w:line="276"/>
+        <w:jc w:val="right"/>
+      </w:pPr>
+      <w:r>
+        <w:rPr>
+          <w:rFonts w:ascii="David" w:cs="David" w:eastAsia="David" w:hAnsi="David"/>
+          <w:color w:val="595959"/>
+          <w:sz w:val="20"/>
+          <w:szCs w:val="20"/>
+          <w:rtl/>
+        </w:rPr>
+        <w:t xml:space="preserve">מקור: פיתוח של המחברים על פי </w:t>
+      </w:r>
+      <w:r>
+        <w:rPr>
+          <w:rFonts w:ascii="Times New Roman" w:cs="Times New Roman" w:eastAsia="Times New Roman" w:hAnsi="Times New Roman"/>
+          <w:color w:val="595959"/>
+          <w:sz w:val="20"/>
+          <w:szCs w:val="20"/>
+        </w:rPr>
+        <w:t xml:space="preserve">‎Shoss (2017)‎</w:t>
+      </w:r>
+      <w:r>
+        <w:rPr>
+          <w:rFonts w:ascii="David" w:cs="David" w:eastAsia="David" w:hAnsi="David"/>
+          <w:color w:val="595959"/>
+          <w:sz w:val="20"/>
+          <w:szCs w:val="20"/>
+          <w:rtl/>
+        </w:rPr>
+        <w:t xml:space="preserve">.</w:t>
+      </w:r>
     </w:p>
     <w:p>
       <w:pPr>
         <w:pStyle w:val="Heading2"/>
         <w:bidi/>
-        <w:spacing w:after="120" w:before="240"/>
+        <w:spacing w:after="120" w:before="240" w:line="480"/>
         <w:jc w:val="right"/>
       </w:pPr>
       <w:r>
         <w:rPr>
-          <w:rFonts w:ascii="Arial" w:cs="Arial" w:eastAsia="Arial" w:hAnsi="Arial"/>
+          <w:rFonts w:ascii="David" w:cs="David" w:eastAsia="David" w:hAnsi="David"/>
           <w:b/>
           <w:bCs/>
           <w:color w:val="0E6E73"/>
@@ -6147,70 +5629,55 @@
     </w:p>
     <w:p>
       <w:pPr>
-        <w:pStyle w:val="ListParagraph"/>
-        <w:numPr>
-          <w:ilvl w:val="0"/>
-          <w:numId w:val="4"/>
-        </w:numPr>
-        <w:bidi/>
-        <w:spacing w:after="80" w:line="360"/>
+        <w:bidi/>
+        <w:spacing w:after="120" w:before="0" w:line="480"/>
         <w:jc w:val="both"/>
       </w:pPr>
       <w:r>
         <w:rPr>
-          <w:rFonts w:ascii="Arial" w:cs="Arial" w:eastAsia="Arial" w:hAnsi="Arial"/>
-          <w:b/>
-          <w:bCs/>
-          <w:sz w:val="24"/>
-          <w:szCs w:val="24"/>
-          <w:rtl/>
-        </w:rPr>
-        <w:t xml:space="preserve">שלושת "סלי הכלים"</w:t>
-      </w:r>
-      <w:r>
-        <w:rPr>
-          <w:rFonts w:ascii="Arial" w:cs="Arial" w:eastAsia="Arial" w:hAnsi="Arial"/>
-          <w:sz w:val="24"/>
-          <w:szCs w:val="24"/>
-          <w:rtl/>
-        </w:rPr>
-        <w:t xml:space="preserve"> (רשת אנשים, זהות מקצועית, התפתחות) הם בדיוק המשאבים הממתנים שהמאמר מתאר: רשת אנשים = תמיכה חברתית וגישה להזדמנויות; זהות מקצועית המנותקת מתפקיד או מארגון = הקטנת האיום האיכותני והפגיעות הפסיכולוגית; תוכנית למידה שנתית = יכולת תעסוקה.</w:t>
-      </w:r>
-    </w:p>
-    <w:p>
-      <w:pPr>
-        <w:pStyle w:val="ListParagraph"/>
-        <w:numPr>
-          <w:ilvl w:val="0"/>
-          <w:numId w:val="4"/>
-        </w:numPr>
-        <w:bidi/>
-        <w:spacing w:after="80" w:line="360"/>
+          <w:rFonts w:ascii="David" w:cs="David" w:eastAsia="David" w:hAnsi="David"/>
+          <w:sz w:val="24"/>
+          <w:szCs w:val="24"/>
+          <w:rtl/>
+        </w:rPr>
+        <w:t xml:space="preserve">שלושת "סלי הכלים" שנלמדו בקורס, רשת אנשים, זהות מקצועית והתפתחות (דבדבני דקל, 2026א), הם בדיוק המשאבים הממתנים שהמאמר מתאר. רשת אנשים היא תמיכה חברתית וגישה להזדמנויות. זהות מקצועית המנותקת מתפקיד או מארגון מקטינה את האיום האיכותני ואת הפגיעות הפסיכולוגית. תוכנית למידה שנתית היא יכולת תעסוקה (</w:t>
+      </w:r>
+      <w:r>
+        <w:rPr>
+          <w:rFonts w:ascii="Times New Roman" w:cs="Times New Roman" w:eastAsia="Times New Roman" w:hAnsi="Times New Roman"/>
+          <w:sz w:val="24"/>
+          <w:szCs w:val="24"/>
+        </w:rPr>
+        <w:t xml:space="preserve">‎Shoss, 2017‎</w:t>
+      </w:r>
+      <w:r>
+        <w:rPr>
+          <w:rFonts w:ascii="David" w:cs="David" w:eastAsia="David" w:hAnsi="David"/>
+          <w:sz w:val="24"/>
+          <w:szCs w:val="24"/>
+          <w:rtl/>
+        </w:rPr>
+        <w:t xml:space="preserve">).</w:t>
+      </w:r>
+    </w:p>
+    <w:p>
+      <w:pPr>
+        <w:bidi/>
+        <w:spacing w:after="120" w:before="0" w:line="480"/>
         <w:jc w:val="both"/>
       </w:pPr>
       <w:r>
         <w:rPr>
-          <w:rFonts w:ascii="Arial" w:cs="Arial" w:eastAsia="Arial" w:hAnsi="Arial"/>
-          <w:b/>
-          <w:bCs/>
-          <w:sz w:val="24"/>
-          <w:szCs w:val="24"/>
-          <w:rtl/>
-        </w:rPr>
-        <w:t xml:space="preserve">עוגני קריירה</w:t>
-      </w:r>
-      <w:r>
-        <w:rPr>
-          <w:rFonts w:ascii="Arial" w:cs="Arial" w:eastAsia="Arial" w:hAnsi="Arial"/>
-          <w:sz w:val="24"/>
-          <w:szCs w:val="24"/>
-          <w:rtl/>
-        </w:rPr>
-        <w:t xml:space="preserve"> (</w:t>
-      </w:r>
-      <w:r>
-        <w:rPr>
-          <w:rFonts w:ascii="Arial" w:cs="Arial" w:eastAsia="Arial" w:hAnsi="Arial"/>
+          <w:rFonts w:ascii="David" w:cs="David" w:eastAsia="David" w:hAnsi="David"/>
+          <w:sz w:val="24"/>
+          <w:szCs w:val="24"/>
+          <w:rtl/>
+        </w:rPr>
+        <w:t xml:space="preserve">גם תיאוריות הקריירה הקלאסיות מתחברות למסגרת. לפי מודל עוגני הקריירה, מי שעוגן הביטחון והיציבות דומיננטי אצלו פגיע יותר לחוסר ביטחון, ועליו לשקול סביבות עבודה יציבות יותר או להשקיע במודע בבניית ביטחון פנימי שאינו תלוי במעסיק (</w:t>
+      </w:r>
+      <w:r>
+        <w:rPr>
+          <w:rFonts w:ascii="Times New Roman" w:cs="Times New Roman" w:eastAsia="Times New Roman" w:hAnsi="Times New Roman"/>
           <w:sz w:val="24"/>
           <w:szCs w:val="24"/>
         </w:rPr>
@@ -6218,48 +5685,16 @@
       </w:r>
       <w:r>
         <w:rPr>
-          <w:rFonts w:ascii="Arial" w:cs="Arial" w:eastAsia="Arial" w:hAnsi="Arial"/>
-          <w:sz w:val="24"/>
-          <w:szCs w:val="24"/>
-          <w:rtl/>
-        </w:rPr>
-        <w:t xml:space="preserve">): מי שעוגן "ביטחון ויציבות" דומיננטי אצלו פגיע יותר לחוסר ביטחון, ועליו לשקול סביבות עבודה יציבות יותר – או להשקיע במודע בבניית ביטחון פנימי שאינו תלוי במעסיק.</w:t>
-      </w:r>
-    </w:p>
-    <w:p>
-      <w:pPr>
-        <w:pStyle w:val="ListParagraph"/>
-        <w:numPr>
-          <w:ilvl w:val="0"/>
-          <w:numId w:val="4"/>
-        </w:numPr>
-        <w:bidi/>
-        <w:spacing w:after="80" w:line="360"/>
-        <w:jc w:val="both"/>
-      </w:pPr>
-      <w:r>
-        <w:rPr>
-          <w:rFonts w:ascii="Arial" w:cs="Arial" w:eastAsia="Arial" w:hAnsi="Arial"/>
-          <w:b/>
-          <w:bCs/>
-          <w:sz w:val="24"/>
-          <w:szCs w:val="24"/>
-          <w:rtl/>
-        </w:rPr>
-        <w:t xml:space="preserve">שלבי הקריירה של סופר</w:t>
-      </w:r>
-      <w:r>
-        <w:rPr>
-          <w:rFonts w:ascii="Arial" w:cs="Arial" w:eastAsia="Arial" w:hAnsi="Arial"/>
-          <w:sz w:val="24"/>
-          <w:szCs w:val="24"/>
-          <w:rtl/>
-        </w:rPr>
-        <w:t xml:space="preserve"> (</w:t>
-      </w:r>
-      <w:r>
-        <w:rPr>
-          <w:rFonts w:ascii="Arial" w:cs="Arial" w:eastAsia="Arial" w:hAnsi="Arial"/>
+          <w:rFonts w:ascii="David" w:cs="David" w:eastAsia="David" w:hAnsi="David"/>
+          <w:sz w:val="24"/>
+          <w:szCs w:val="24"/>
+          <w:rtl/>
+        </w:rPr>
+        <w:t xml:space="preserve">). לפי גישת מרחב החיים, רוב הסטודנטים בכיתה נמצאים בשלב החקירה או הביסוס, שבו חוסר ודאות הוא חלק טבעי מההתפתחות, והבנה זו מקלה על הרכיב הרגשי (</w:t>
+      </w:r>
+      <w:r>
+        <w:rPr>
+          <w:rFonts w:ascii="Times New Roman" w:cs="Times New Roman" w:eastAsia="Times New Roman" w:hAnsi="Times New Roman"/>
           <w:sz w:val="24"/>
           <w:szCs w:val="24"/>
         </w:rPr>
@@ -6267,105 +5702,41 @@
       </w:r>
       <w:r>
         <w:rPr>
-          <w:rFonts w:ascii="Arial" w:cs="Arial" w:eastAsia="Arial" w:hAnsi="Arial"/>
-          <w:sz w:val="24"/>
-          <w:szCs w:val="24"/>
-          <w:rtl/>
-        </w:rPr>
-        <w:t xml:space="preserve">): רובנו בשלב החקירה/הביסוס, שבו חוסר ודאות טבעי; ההבנה הזו מקלה על הרכיב הרגשי.</w:t>
-      </w:r>
-    </w:p>
-    <w:p>
-      <w:pPr>
-        <w:pStyle w:val="ListParagraph"/>
-        <w:numPr>
-          <w:ilvl w:val="0"/>
-          <w:numId w:val="4"/>
-        </w:numPr>
-        <w:bidi/>
-        <w:spacing w:after="80" w:line="360"/>
-        <w:jc w:val="both"/>
-      </w:pPr>
-      <w:r>
-        <w:rPr>
-          <w:rFonts w:ascii="Arial" w:cs="Arial" w:eastAsia="Arial" w:hAnsi="Arial"/>
-          <w:b/>
-          <w:bCs/>
-          <w:sz w:val="24"/>
-          <w:szCs w:val="24"/>
-          <w:rtl/>
-        </w:rPr>
-        <w:t xml:space="preserve">תמיכה במקום העבודה ובמשפחה</w:t>
-      </w:r>
-      <w:r>
-        <w:rPr>
-          <w:rFonts w:ascii="Arial" w:cs="Arial" w:eastAsia="Arial" w:hAnsi="Arial"/>
-          <w:sz w:val="24"/>
-          <w:szCs w:val="24"/>
-          <w:rtl/>
-        </w:rPr>
-        <w:t xml:space="preserve"> (</w:t>
-      </w:r>
-      <w:r>
-        <w:rPr>
-          <w:rFonts w:ascii="Arial" w:cs="Arial" w:eastAsia="Arial" w:hAnsi="Arial"/>
-          <w:sz w:val="24"/>
-          <w:szCs w:val="24"/>
-        </w:rPr>
-        <w:t xml:space="preserve">‎Russo, Shteigman &amp; Carmeli, 2016‎</w:t>
-      </w:r>
-      <w:r>
-        <w:rPr>
-          <w:rFonts w:ascii="Arial" w:cs="Arial" w:eastAsia="Arial" w:hAnsi="Arial"/>
-          <w:sz w:val="24"/>
-          <w:szCs w:val="24"/>
-          <w:rtl/>
-        </w:rPr>
-        <w:t xml:space="preserve">): ממאמר החובה בקורס למדנו שתמיכה משפרת זמינות פסיכולוגית ואנרגיה בעבודה – משאבים המגנים מפני השחיקה שחוסר ביטחון מייצר.</w:t>
-      </w:r>
-    </w:p>
-    <w:p>
-      <w:pPr>
-        <w:pStyle w:val="ListParagraph"/>
-        <w:numPr>
-          <w:ilvl w:val="0"/>
-          <w:numId w:val="4"/>
-        </w:numPr>
-        <w:bidi/>
-        <w:spacing w:after="80" w:line="360"/>
-        <w:jc w:val="both"/>
-      </w:pPr>
-      <w:r>
-        <w:rPr>
-          <w:rFonts w:ascii="Arial" w:cs="Arial" w:eastAsia="Arial" w:hAnsi="Arial"/>
-          <w:b/>
-          <w:bCs/>
-          <w:sz w:val="24"/>
-          <w:szCs w:val="24"/>
-          <w:rtl/>
-        </w:rPr>
-        <w:t xml:space="preserve">"ממשבר להזדמנות"</w:t>
-      </w:r>
-      <w:r>
-        <w:rPr>
-          <w:rFonts w:ascii="Arial" w:cs="Arial" w:eastAsia="Arial" w:hAnsi="Arial"/>
-          <w:sz w:val="24"/>
-          <w:szCs w:val="24"/>
-          <w:rtl/>
-        </w:rPr>
-        <w:t xml:space="preserve">: העיקרון של בניית תמונת מצב סדורה, שמירה על "מזומן" ומיקוד במה שבשליטתנו הוא יישום ישיר של ההתמודדות הפרואקטיבית.</w:t>
+          <w:rFonts w:ascii="David" w:cs="David" w:eastAsia="David" w:hAnsi="David"/>
+          <w:sz w:val="24"/>
+          <w:szCs w:val="24"/>
+          <w:rtl/>
+        </w:rPr>
+        <w:t xml:space="preserve">). ממאמר החובה בקורס עולה שתמיכה במקום העבודה ובמשפחה משפרת זמינות פסיכולוגית ואנרגיה בעבודה, משאבים המגנים מפני השחיקה שחוסר ביטחון מייצר (</w:t>
+      </w:r>
+      <w:r>
+        <w:rPr>
+          <w:rFonts w:ascii="Times New Roman" w:cs="Times New Roman" w:eastAsia="Times New Roman" w:hAnsi="Times New Roman"/>
+          <w:sz w:val="24"/>
+          <w:szCs w:val="24"/>
+        </w:rPr>
+        <w:t xml:space="preserve">‎Russo et al., 2016‎</w:t>
+      </w:r>
+      <w:r>
+        <w:rPr>
+          <w:rFonts w:ascii="David" w:cs="David" w:eastAsia="David" w:hAnsi="David"/>
+          <w:sz w:val="24"/>
+          <w:szCs w:val="24"/>
+          <w:rtl/>
+        </w:rPr>
+        <w:t xml:space="preserve">). לבסוף, העיקרון של בניית תמונת מצב סדורה, שמירה על מזומן ומיקוד במה שבשליטה, שנלמד בהקשר של משבר הקורונה (דבדבני דקל, 2026ב), הוא יישום ישיר של ההתמודדות הפרואקטיבית.</w:t>
       </w:r>
     </w:p>
     <w:p>
       <w:pPr>
         <w:pStyle w:val="Heading2"/>
         <w:bidi/>
-        <w:spacing w:after="120" w:before="240"/>
+        <w:spacing w:after="120" w:before="240" w:line="480"/>
         <w:jc w:val="right"/>
       </w:pPr>
       <w:r>
         <w:rPr>
-          <w:rFonts w:ascii="Arial" w:cs="Arial" w:eastAsia="Arial" w:hAnsi="Arial"/>
+          <w:rFonts w:ascii="David" w:cs="David" w:eastAsia="David" w:hAnsi="David"/>
           <w:b/>
           <w:bCs/>
           <w:color w:val="0E6E73"/>
@@ -6379,109 +5750,46 @@
     <w:p>
       <w:pPr>
         <w:bidi/>
-        <w:spacing w:after="120" w:before="0" w:line="360"/>
+        <w:spacing w:after="120" w:before="0" w:line="480"/>
         <w:jc w:val="both"/>
       </w:pPr>
       <w:r>
         <w:rPr>
-          <w:rFonts w:ascii="Arial" w:cs="Arial" w:eastAsia="Arial" w:hAnsi="Arial"/>
-          <w:sz w:val="24"/>
-          <w:szCs w:val="24"/>
-          <w:rtl/>
-        </w:rPr>
-        <w:t xml:space="preserve">חלק מחברי הכיתה מנהלים עובדים או ינהלו בעתיד. מהמאמר נגזרות ארבע המלצות: (1) </w:t>
-      </w:r>
-      <w:r>
-        <w:rPr>
-          <w:rFonts w:ascii="Arial" w:cs="Arial" w:eastAsia="Arial" w:hAnsi="Arial"/>
-          <w:b/>
-          <w:bCs/>
-          <w:sz w:val="24"/>
-          <w:szCs w:val="24"/>
-          <w:rtl/>
-        </w:rPr>
-        <w:t xml:space="preserve">תקשורת שקופה ומהירה</w:t>
-      </w:r>
-      <w:r>
-        <w:rPr>
-          <w:rFonts w:ascii="Arial" w:cs="Arial" w:eastAsia="Arial" w:hAnsi="Arial"/>
-          <w:sz w:val="24"/>
-          <w:szCs w:val="24"/>
-          <w:rtl/>
-        </w:rPr>
-        <w:t xml:space="preserve"> – בהיעדר מידע, העובדים משלימים את התמונה בשמועות והאיום הנתפס גדל; (2) </w:t>
-      </w:r>
-      <w:r>
-        <w:rPr>
-          <w:rFonts w:ascii="Arial" w:cs="Arial" w:eastAsia="Arial" w:hAnsi="Arial"/>
-          <w:b/>
-          <w:bCs/>
-          <w:sz w:val="24"/>
-          <w:szCs w:val="24"/>
-          <w:rtl/>
-        </w:rPr>
-        <w:t xml:space="preserve">הוגנות בתהליכי שינוי</w:t>
-      </w:r>
-      <w:r>
-        <w:rPr>
-          <w:rFonts w:ascii="Arial" w:cs="Arial" w:eastAsia="Arial" w:hAnsi="Arial"/>
-          <w:sz w:val="24"/>
-          <w:szCs w:val="24"/>
-          <w:rtl/>
-        </w:rPr>
-        <w:t xml:space="preserve"> – צדק תהליכי מפחית את תחושת הפרת החוזה הפסיכולוגי; (3) </w:t>
-      </w:r>
-      <w:r>
-        <w:rPr>
-          <w:rFonts w:ascii="Arial" w:cs="Arial" w:eastAsia="Arial" w:hAnsi="Arial"/>
-          <w:b/>
-          <w:bCs/>
-          <w:sz w:val="24"/>
-          <w:szCs w:val="24"/>
-          <w:rtl/>
-        </w:rPr>
-        <w:t xml:space="preserve">השקעה ביכולת התעסוקה של העובדים</w:t>
-      </w:r>
-      <w:r>
-        <w:rPr>
-          <w:rFonts w:ascii="Arial" w:cs="Arial" w:eastAsia="Arial" w:hAnsi="Arial"/>
-          <w:sz w:val="24"/>
-          <w:szCs w:val="24"/>
-          <w:rtl/>
-        </w:rPr>
-        <w:t xml:space="preserve"> – בניגוד לאינטואיציה, עובד שמרגיש שיוכל למצוא עבודה בקלות חש בטוח יותר ומחויב יותר; (4) </w:t>
-      </w:r>
-      <w:r>
-        <w:rPr>
-          <w:rFonts w:ascii="Arial" w:cs="Arial" w:eastAsia="Arial" w:hAnsi="Arial"/>
-          <w:b/>
-          <w:bCs/>
-          <w:sz w:val="24"/>
-          <w:szCs w:val="24"/>
-          <w:rtl/>
-        </w:rPr>
-        <w:t xml:space="preserve">תשומת לב ל"מתכופפים"</w:t>
-      </w:r>
-      <w:r>
-        <w:rPr>
-          <w:rFonts w:ascii="Arial" w:cs="Arial" w:eastAsia="Arial" w:hAnsi="Arial"/>
-          <w:sz w:val="24"/>
-          <w:szCs w:val="24"/>
-          <w:rtl/>
-        </w:rPr>
-        <w:t xml:space="preserve"> – מאמץ מוגבר ושתיקה בתקופות אי-ודאות עשויים להסתיר מצוקה ולא מחויבות.</w:t>
+          <w:rFonts w:ascii="David" w:cs="David" w:eastAsia="David" w:hAnsi="David"/>
+          <w:sz w:val="24"/>
+          <w:szCs w:val="24"/>
+          <w:rtl/>
+        </w:rPr>
+        <w:t xml:space="preserve">חלק מחברי הכיתה מנהלים עובדים או ינהלו בעתיד. מהמאמר נגזרות ארבע המלצות (</w:t>
+      </w:r>
+      <w:r>
+        <w:rPr>
+          <w:rFonts w:ascii="Times New Roman" w:cs="Times New Roman" w:eastAsia="Times New Roman" w:hAnsi="Times New Roman"/>
+          <w:sz w:val="24"/>
+          <w:szCs w:val="24"/>
+        </w:rPr>
+        <w:t xml:space="preserve">‎Shoss, 2017‎</w:t>
+      </w:r>
+      <w:r>
+        <w:rPr>
+          <w:rFonts w:ascii="David" w:cs="David" w:eastAsia="David" w:hAnsi="David"/>
+          <w:sz w:val="24"/>
+          <w:szCs w:val="24"/>
+          <w:rtl/>
+        </w:rPr>
+        <w:t xml:space="preserve">). הראשונה היא תקשורת שקופה ומהירה, משום שבהיעדר מידע העובדים משלימים את התמונה בשמועות והאיום הנתפס גדל. השנייה היא הוגנות בתהליכי שינוי, משום שצדק תהליכי מפחית את תחושת הפרת החוזה הפסיכולוגי. השלישית היא השקעה ביכולת התעסוקה של העובדים: בניגוד לאינטואיציה, עובד שמרגיש שיוכל למצוא עבודה בקלות חש בטוח יותר ומחויב יותר. הרביעית היא תשומת לב לעובדים ש"מתכופפים", שכן מאמץ מוגבר ושתיקה בתקופות אי-ודאות עשויים להסתיר מצוקה ולא מחויבות.</w:t>
       </w:r>
     </w:p>
     <w:p>
       <w:pPr>
         <w:pStyle w:val="Heading2"/>
         <w:bidi/>
-        <w:spacing w:after="120" w:before="240"/>
+        <w:spacing w:after="120" w:before="240" w:line="480"/>
         <w:jc w:val="right"/>
       </w:pPr>
       <w:r>
         <w:rPr>
-          <w:rFonts w:ascii="Arial" w:cs="Arial" w:eastAsia="Arial" w:hAnsi="Arial"/>
+          <w:rFonts w:ascii="David" w:cs="David" w:eastAsia="David" w:hAnsi="David"/>
           <w:b/>
           <w:bCs/>
           <w:color w:val="0E6E73"/>
@@ -6495,38 +5803,21 @@
     <w:p>
       <w:pPr>
         <w:bidi/>
-        <w:spacing w:after="120" w:before="0" w:line="360"/>
+        <w:spacing w:after="120" w:before="0" w:line="480"/>
         <w:jc w:val="both"/>
       </w:pPr>
       <w:r>
         <w:rPr>
-          <w:rFonts w:ascii="Arial" w:cs="Arial" w:eastAsia="Arial" w:hAnsi="Arial"/>
-          <w:sz w:val="24"/>
-          <w:szCs w:val="24"/>
-          <w:rtl/>
-        </w:rPr>
-        <w:t xml:space="preserve">כנדרש בהנחיות, המצגת משלבת אמצעים ויזואליים ואינטראקטיביים. פירוט מלא ולוח זמנים מופיעים בנספח א. בתמצית: סקר פתיחה בזמן אמת ("עד כמה אתם בטוחים שתהיו באותו תפקיד בעוד שנתיים?"), כתבת עיתון מ-</w:t>
-      </w:r>
-      <w:r>
-        <w:rPr>
-          <w:rFonts w:ascii="Arial" w:cs="Arial" w:eastAsia="Arial" w:hAnsi="Arial"/>
-          <w:sz w:val="24"/>
-          <w:szCs w:val="24"/>
-        </w:rPr>
-        <w:t xml:space="preserve">‎TheMarker‎</w:t>
-      </w:r>
-      <w:r>
-        <w:rPr>
-          <w:rFonts w:ascii="Arial" w:cs="Arial" w:eastAsia="Arial" w:hAnsi="Arial"/>
-          <w:sz w:val="24"/>
-          <w:szCs w:val="24"/>
-          <w:rtl/>
-        </w:rPr>
-        <w:t xml:space="preserve"> (יוני 2026) על אתגרי מנהלי ההייטק וההתייעלות באמצעות בינה מלאכותית לצד נתוני בנק ישראל, קטע וידאו מהרצאת </w:t>
-      </w:r>
-      <w:r>
-        <w:rPr>
-          <w:rFonts w:ascii="Arial" w:cs="Arial" w:eastAsia="Arial" w:hAnsi="Arial"/>
+          <w:rFonts w:ascii="David" w:cs="David" w:eastAsia="David" w:hAnsi="David"/>
+          <w:sz w:val="24"/>
+          <w:szCs w:val="24"/>
+          <w:rtl/>
+        </w:rPr>
+        <w:t xml:space="preserve">כנדרש בהנחיות המטלה, המצגת משלבת אמצעים ויזואליים ואינטראקטיביים. פירוט מלא ולוח זמנים מופיעים בנספח א. בתמצית: סקר פתיחה בזמן אמת, כתבת עיתון על אתגרי מנהלי ההייטק וההתייעלות באמצעות בינה מלאכותית ("הקשיים של מנהלי הייטק", 2026) לצד נתוני בנק ישראל (2025), קטע וידאו מהרצאת </w:t>
+      </w:r>
+      <w:r>
+        <w:rPr>
+          <w:rFonts w:ascii="Times New Roman" w:cs="Times New Roman" w:eastAsia="Times New Roman" w:hAnsi="Times New Roman"/>
           <w:sz w:val="24"/>
           <w:szCs w:val="24"/>
         </w:rPr>
@@ -6534,58 +5825,63 @@
       </w:r>
       <w:r>
         <w:rPr>
-          <w:rFonts w:ascii="Arial" w:cs="Arial" w:eastAsia="Arial" w:hAnsi="Arial"/>
-          <w:sz w:val="24"/>
-          <w:szCs w:val="24"/>
-          <w:rtl/>
-        </w:rPr>
-        <w:t xml:space="preserve"> של חוקרת החוסן </w:t>
-      </w:r>
-      <w:r>
-        <w:rPr>
-          <w:rFonts w:ascii="Arial" w:cs="Arial" w:eastAsia="Arial" w:hAnsi="Arial"/>
-          <w:sz w:val="24"/>
-          <w:szCs w:val="24"/>
-        </w:rPr>
-        <w:t xml:space="preserve">‎Lucy Hone‎</w:t>
-      </w:r>
-      <w:r>
-        <w:rPr>
-          <w:rFonts w:ascii="Arial" w:cs="Arial" w:eastAsia="Arial" w:hAnsi="Arial"/>
-          <w:sz w:val="24"/>
-          <w:szCs w:val="24"/>
-          <w:rtl/>
-        </w:rPr>
-        <w:t xml:space="preserve">, תרשים של מודל </w:t>
-      </w:r>
-      <w:r>
-        <w:rPr>
-          <w:rFonts w:ascii="Arial" w:cs="Arial" w:eastAsia="Arial" w:hAnsi="Arial"/>
-          <w:sz w:val="24"/>
-          <w:szCs w:val="24"/>
-        </w:rPr>
-        <w:t xml:space="preserve">‎Shoss‎</w:t>
-      </w:r>
-      <w:r>
-        <w:rPr>
-          <w:rFonts w:ascii="Arial" w:cs="Arial" w:eastAsia="Arial" w:hAnsi="Arial"/>
-          <w:sz w:val="24"/>
-          <w:szCs w:val="24"/>
-          <w:rtl/>
-        </w:rPr>
-        <w:t xml:space="preserve">, טבלת "מפת החוסן" והפעלה קבוצתית קצרה עם כרטיסי תרחיש.</w:t>
+          <w:rFonts w:ascii="David" w:cs="David" w:eastAsia="David" w:hAnsi="David"/>
+          <w:sz w:val="24"/>
+          <w:szCs w:val="24"/>
+          <w:rtl/>
+        </w:rPr>
+        <w:t xml:space="preserve"> של חוקרת החוסן לוסי הון (</w:t>
+      </w:r>
+      <w:r>
+        <w:rPr>
+          <w:rFonts w:ascii="Times New Roman" w:cs="Times New Roman" w:eastAsia="Times New Roman" w:hAnsi="Times New Roman"/>
+          <w:sz w:val="24"/>
+          <w:szCs w:val="24"/>
+        </w:rPr>
+        <w:t xml:space="preserve">‎Hone, 2019‎</w:t>
+      </w:r>
+      <w:r>
+        <w:rPr>
+          <w:rFonts w:ascii="David" w:cs="David" w:eastAsia="David" w:hAnsi="David"/>
+          <w:sz w:val="24"/>
+          <w:szCs w:val="24"/>
+          <w:rtl/>
+        </w:rPr>
+        <w:t xml:space="preserve">), תרשים של המודל של שוס (</w:t>
+      </w:r>
+      <w:r>
+        <w:rPr>
+          <w:rFonts w:ascii="Times New Roman" w:cs="Times New Roman" w:eastAsia="Times New Roman" w:hAnsi="Times New Roman"/>
+          <w:sz w:val="24"/>
+          <w:szCs w:val="24"/>
+        </w:rPr>
+        <w:t xml:space="preserve">‎Shoss, 2017‎</w:t>
+      </w:r>
+      <w:r>
+        <w:rPr>
+          <w:rFonts w:ascii="David" w:cs="David" w:eastAsia="David" w:hAnsi="David"/>
+          <w:sz w:val="24"/>
+          <w:szCs w:val="24"/>
+          <w:rtl/>
+        </w:rPr>
+        <w:t xml:space="preserve">), טבלת מפת החוסן והפעלה קבוצתית קצרה עם כרטיסי תרחיש.</w:t>
+      </w:r>
+    </w:p>
+    <w:p>
+      <w:r>
+        <w:br w:type="page"/>
       </w:r>
     </w:p>
     <w:p>
       <w:pPr>
         <w:pStyle w:val="Heading1"/>
         <w:bidi/>
-        <w:spacing w:after="200" w:before="360"/>
+        <w:spacing w:after="240" w:before="240" w:line="480"/>
         <w:jc w:val="right"/>
       </w:pPr>
       <w:r>
         <w:rPr>
-          <w:rFonts w:ascii="Arial" w:cs="Arial" w:eastAsia="Arial" w:hAnsi="Arial"/>
+          <w:rFonts w:ascii="David" w:cs="David" w:eastAsia="David" w:hAnsi="David"/>
           <w:b/>
           <w:bCs/>
           <w:color w:val="1F3864"/>
@@ -6593,74 +5889,90 @@
           <w:szCs w:val="32"/>
           <w:rtl/>
         </w:rPr>
-        <w:t xml:space="preserve">סיכום</w:t>
-      </w:r>
-    </w:p>
-    <w:p>
-      <w:pPr>
-        <w:bidi/>
-        <w:spacing w:after="120" w:before="0" w:line="360"/>
+        <w:t xml:space="preserve">סיכום ומסקנות</w:t>
+      </w:r>
+    </w:p>
+    <w:p>
+      <w:pPr>
+        <w:bidi/>
+        <w:spacing w:after="120" w:before="0" w:line="480"/>
         <w:jc w:val="both"/>
       </w:pPr>
       <w:r>
         <w:rPr>
-          <w:rFonts w:ascii="Arial" w:cs="Arial" w:eastAsia="Arial" w:hAnsi="Arial"/>
-          <w:sz w:val="24"/>
-          <w:szCs w:val="24"/>
-          <w:rtl/>
-        </w:rPr>
-        <w:t xml:space="preserve">בעבודה זו בחנו את נושא ההתמודדות עם חוסר ודאות תעסוקתי דרך הסקירה האינטגרטיבית של </w:t>
-      </w:r>
-      <w:r>
-        <w:rPr>
-          <w:rFonts w:ascii="Arial" w:cs="Arial" w:eastAsia="Arial" w:hAnsi="Arial"/>
-          <w:sz w:val="24"/>
-          <w:szCs w:val="24"/>
-        </w:rPr>
-        <w:t xml:space="preserve">‎Shoss (2017)‎</w:t>
-      </w:r>
-      <w:r>
-        <w:rPr>
-          <w:rFonts w:ascii="Arial" w:cs="Arial" w:eastAsia="Arial" w:hAnsi="Arial"/>
-          <w:sz w:val="24"/>
-          <w:szCs w:val="24"/>
-          <w:rtl/>
-        </w:rPr>
-        <w:t xml:space="preserve">, בתוספת הסקירה הבין-תרבותית של </w:t>
-      </w:r>
-      <w:r>
-        <w:rPr>
-          <w:rFonts w:ascii="Arial" w:cs="Arial" w:eastAsia="Arial" w:hAnsi="Arial"/>
-          <w:sz w:val="24"/>
-          <w:szCs w:val="24"/>
-        </w:rPr>
-        <w:t xml:space="preserve">‎Lee, Huang &amp; Ashford (2018)‎</w:t>
-      </w:r>
-      <w:r>
-        <w:rPr>
-          <w:rFonts w:ascii="Arial" w:cs="Arial" w:eastAsia="Arial" w:hAnsi="Arial"/>
-          <w:sz w:val="24"/>
-          <w:szCs w:val="24"/>
-          <w:rtl/>
-        </w:rPr>
-        <w:t xml:space="preserve"> והמטא-אנליזה של </w:t>
-      </w:r>
-      <w:r>
-        <w:rPr>
-          <w:rFonts w:ascii="Arial" w:cs="Arial" w:eastAsia="Arial" w:hAnsi="Arial"/>
-          <w:sz w:val="24"/>
-          <w:szCs w:val="24"/>
-        </w:rPr>
-        <w:t xml:space="preserve">‎Jiang &amp; Lavaysse (2018)‎</w:t>
-      </w:r>
-      <w:r>
-        <w:rPr>
-          <w:rFonts w:ascii="Arial" w:cs="Arial" w:eastAsia="Arial" w:hAnsi="Arial"/>
-          <w:sz w:val="24"/>
-          <w:szCs w:val="24"/>
-          <w:rtl/>
-        </w:rPr>
-        <w:t xml:space="preserve">. למדנו שחוסר ביטחון תעסוקתי הוא איום נתפס, רב-ממדי, הפועל דרך ארבעה מנגנונים ושעוצמתו תלויה במאפייני האיום ובפגיעוּת הכלכלית והפסיכולוגית של העובד. מכאן גזרנו כלי מעשי – "מפת החוסן התעסוקתי" – המחבר את המאמר לכלים שנלמדו בקורס ומאפשר לכל אחד מאיתנו להתכונן מראש לעולם עבודה שבו הוודאות היחידה היא חוסר הוודאות. המסר שנרצה להשאיר לכיתה: את האיום לא תמיד אפשר למנוע, אבל את הכרית שתאפשר לנו לפעול – אפשר ואפשר לבנות.</w:t>
+          <w:rFonts w:ascii="David" w:cs="David" w:eastAsia="David" w:hAnsi="David"/>
+          <w:sz w:val="24"/>
+          <w:szCs w:val="24"/>
+          <w:rtl/>
+        </w:rPr>
+        <w:t xml:space="preserve">העבודה פתחה בשאלה כיצד מנהלים קריירה כאשר אי-הוודאות הופכת לתנאי קבוע. התשובה שעלתה מהסקירה של שוס (</w:t>
+      </w:r>
+      <w:r>
+        <w:rPr>
+          <w:rFonts w:ascii="Times New Roman" w:cs="Times New Roman" w:eastAsia="Times New Roman" w:hAnsi="Times New Roman"/>
+          <w:sz w:val="24"/>
+          <w:szCs w:val="24"/>
+        </w:rPr>
+        <w:t xml:space="preserve">‎Shoss, 2017‎</w:t>
+      </w:r>
+      <w:r>
+        <w:rPr>
+          <w:rFonts w:ascii="David" w:cs="David" w:eastAsia="David" w:hAnsi="David"/>
+          <w:sz w:val="24"/>
+          <w:szCs w:val="24"/>
+          <w:rtl/>
+        </w:rPr>
+        <w:t xml:space="preserve">) היא שחוסר ביטחון תעסוקתי הוא איום נתפס ורב-ממדי, הפועל דרך ארבעה מנגנונים, ושעוצמתו תלויה במאפייני האיום ובפגיעוּת הכלכלית והפסיכולוגית של העובד. הסקירה של לי ואחרים (</w:t>
+      </w:r>
+      <w:r>
+        <w:rPr>
+          <w:rFonts w:ascii="Times New Roman" w:cs="Times New Roman" w:eastAsia="Times New Roman" w:hAnsi="Times New Roman"/>
+          <w:sz w:val="24"/>
+          <w:szCs w:val="24"/>
+        </w:rPr>
+        <w:t xml:space="preserve">‎Lee et al., 2018‎</w:t>
+      </w:r>
+      <w:r>
+        <w:rPr>
+          <w:rFonts w:ascii="David" w:cs="David" w:eastAsia="David" w:hAnsi="David"/>
+          <w:sz w:val="24"/>
+          <w:szCs w:val="24"/>
+          <w:rtl/>
+        </w:rPr>
+        <w:t xml:space="preserve">) הוסיפה כי בעולם העבודה החדש חוסר הביטחון הוא מצב כרוני ולא אירוע, והמטא-אנליזה של ג'יאנג ולאבייס (</w:t>
+      </w:r>
+      <w:r>
+        <w:rPr>
+          <w:rFonts w:ascii="Times New Roman" w:cs="Times New Roman" w:eastAsia="Times New Roman" w:hAnsi="Times New Roman"/>
+          <w:sz w:val="24"/>
+          <w:szCs w:val="24"/>
+        </w:rPr>
+        <w:t xml:space="preserve">‎Jiang &amp; Lavaysse, 2018‎</w:t>
+      </w:r>
+      <w:r>
+        <w:rPr>
+          <w:rFonts w:ascii="David" w:cs="David" w:eastAsia="David" w:hAnsi="David"/>
+          <w:sz w:val="24"/>
+          <w:szCs w:val="24"/>
+          <w:rtl/>
+        </w:rPr>
+        <w:t xml:space="preserve">) הראתה כי הרכיב הרגשי הוא המתווך העיקרי של הנזק.</w:t>
+      </w:r>
+    </w:p>
+    <w:p>
+      <w:pPr>
+        <w:bidi/>
+        <w:spacing w:after="120" w:before="0" w:line="480"/>
+        <w:jc w:val="both"/>
+      </w:pPr>
+      <w:r>
+        <w:rPr>
+          <w:rFonts w:ascii="David" w:cs="David" w:eastAsia="David" w:hAnsi="David"/>
+          <w:sz w:val="24"/>
+          <w:szCs w:val="24"/>
+          <w:rtl/>
+        </w:rPr>
+        <w:t xml:space="preserve">מכאן נגזרות המלצות יישומיות. לסטודנט: לבנות קרן חירום של שלושה עד שישה חודשי הוצאות, לקבוע יעד למידה שנתי ולהקצות לו זמן שבועי קבוע, לעדכן קורות חיים ופרופיל מקצועי אחת לחצי שנה, ולטפח רשת תמיכה שאינה תלויה במקום העבודה הנוכחי. למנהל: לתקשר שינויים במהירות ובשקיפות, להקפיד על צדק תהליכי, להשקיע בהכשרת העובדים גם כשהיא מגדילה את סיכויי עזיבתם, ולהתייחס למאמץ מוגבר ולשתיקה בתקופת אי-ודאות כסימן אפשרי למצוקה. את האיום לא תמיד אפשר למנוע. את הכרית שמאפשרת לפעול אפשר לבנות, וזו הבשורה של המאמר לניהול קריירה.</w:t>
       </w:r>
     </w:p>
     <w:p>
@@ -6672,12 +5984,12 @@
       <w:pPr>
         <w:pStyle w:val="Heading1"/>
         <w:bidi/>
-        <w:spacing w:after="200" w:before="360"/>
+        <w:spacing w:after="240" w:before="240" w:line="480"/>
         <w:jc w:val="right"/>
       </w:pPr>
       <w:r>
         <w:rPr>
-          <w:rFonts w:ascii="Arial" w:cs="Arial" w:eastAsia="Arial" w:hAnsi="Arial"/>
+          <w:rFonts w:ascii="David" w:cs="David" w:eastAsia="David" w:hAnsi="David"/>
           <w:b/>
           <w:bCs/>
           <w:color w:val="1F3864"/>
@@ -6696,12 +6008,12 @@
       </w:pPr>
       <w:r>
         <w:rPr>
-          <w:rFonts w:ascii="Arial" w:cs="Arial" w:eastAsia="Arial" w:hAnsi="Arial"/>
-          <w:sz w:val="24"/>
-          <w:szCs w:val="24"/>
-          <w:rtl/>
-        </w:rPr>
-        <w:t xml:space="preserve">משך ההצגה: עד 10 דקות (בזוג) / עד 15 דקות (בשלשה). התכנון להלן מבוסס על 10 דקות; בהגשה בשלשה מתווספות כ-4 דקות להצגת המאמר המשלים ולהרחבת הדיון.</w:t>
+          <w:rFonts w:ascii="David" w:cs="David" w:eastAsia="David" w:hAnsi="David"/>
+          <w:sz w:val="24"/>
+          <w:szCs w:val="24"/>
+          <w:rtl/>
+        </w:rPr>
+        <w:t xml:space="preserve">משך ההצגה עד עשר דקות בזוג או עד רבע שעה בשלשה. התכנון להלן מבוסס על עשר דקות. בהגשה בשלשה מתווספות כארבע דקות להצגת המאמר המשלים ולהרחבת הדיון.</w:t>
       </w:r>
     </w:p>
     <w:tbl>
@@ -6747,12 +6059,12 @@
           <w:p>
             <w:pPr>
               <w:bidi/>
-              <w:spacing w:after="40" w:line="300"/>
-              <w:jc w:val="right"/>
-            </w:pPr>
-            <w:r>
-              <w:rPr>
-                <w:rFonts w:ascii="Arial" w:cs="Arial" w:eastAsia="Arial" w:hAnsi="Arial"/>
+              <w:spacing w:after="40" w:line="276"/>
+              <w:jc w:val="right"/>
+            </w:pPr>
+            <w:r>
+              <w:rPr>
+                <w:rFonts w:ascii="David" w:cs="David" w:eastAsia="David" w:hAnsi="David"/>
                 <w:b/>
                 <w:bCs/>
                 <w:color w:val="1F3864"/>
@@ -6785,12 +6097,12 @@
           <w:p>
             <w:pPr>
               <w:bidi/>
-              <w:spacing w:after="40" w:line="300"/>
-              <w:jc w:val="right"/>
-            </w:pPr>
-            <w:r>
-              <w:rPr>
-                <w:rFonts w:ascii="Arial" w:cs="Arial" w:eastAsia="Arial" w:hAnsi="Arial"/>
+              <w:spacing w:after="40" w:line="276"/>
+              <w:jc w:val="right"/>
+            </w:pPr>
+            <w:r>
+              <w:rPr>
+                <w:rFonts w:ascii="David" w:cs="David" w:eastAsia="David" w:hAnsi="David"/>
                 <w:b/>
                 <w:bCs/>
                 <w:color w:val="1F3864"/>
@@ -6823,12 +6135,12 @@
           <w:p>
             <w:pPr>
               <w:bidi/>
-              <w:spacing w:after="40" w:line="300"/>
-              <w:jc w:val="right"/>
-            </w:pPr>
-            <w:r>
-              <w:rPr>
-                <w:rFonts w:ascii="Arial" w:cs="Arial" w:eastAsia="Arial" w:hAnsi="Arial"/>
+              <w:spacing w:after="40" w:line="276"/>
+              <w:jc w:val="right"/>
+            </w:pPr>
+            <w:r>
+              <w:rPr>
+                <w:rFonts w:ascii="David" w:cs="David" w:eastAsia="David" w:hAnsi="David"/>
                 <w:b/>
                 <w:bCs/>
                 <w:color w:val="1F3864"/>
@@ -6862,17 +6174,17 @@
           <w:p>
             <w:pPr>
               <w:bidi/>
-              <w:spacing w:after="40" w:line="300"/>
-              <w:jc w:val="right"/>
-            </w:pPr>
-            <w:r>
-              <w:rPr>
-                <w:rFonts w:ascii="Arial" w:cs="Arial" w:eastAsia="Arial" w:hAnsi="Arial"/>
-                <w:sz w:val="22"/>
-                <w:szCs w:val="22"/>
-                <w:rtl/>
-              </w:rPr>
-              <w:t xml:space="preserve">0:00–1:00</w:t>
+              <w:spacing w:after="40" w:line="276"/>
+              <w:jc w:val="right"/>
+            </w:pPr>
+            <w:r>
+              <w:rPr>
+                <w:rFonts w:ascii="David" w:cs="David" w:eastAsia="David" w:hAnsi="David"/>
+                <w:sz w:val="22"/>
+                <w:szCs w:val="22"/>
+                <w:rtl/>
+              </w:rPr>
+              <w:t xml:space="preserve">0:00-1:00</w:t>
             </w:r>
           </w:p>
         </w:tc>
@@ -6896,12 +6208,12 @@
           <w:p>
             <w:pPr>
               <w:bidi/>
-              <w:spacing w:after="40" w:line="300"/>
-              <w:jc w:val="right"/>
-            </w:pPr>
-            <w:r>
-              <w:rPr>
-                <w:rFonts w:ascii="Arial" w:cs="Arial" w:eastAsia="Arial" w:hAnsi="Arial"/>
+              <w:spacing w:after="40" w:line="276"/>
+              <w:jc w:val="right"/>
+            </w:pPr>
+            <w:r>
+              <w:rPr>
+                <w:rFonts w:ascii="David" w:cs="David" w:eastAsia="David" w:hAnsi="David"/>
                 <w:sz w:val="22"/>
                 <w:szCs w:val="22"/>
                 <w:rtl/>
@@ -6930,12 +6242,12 @@
           <w:p>
             <w:pPr>
               <w:bidi/>
-              <w:spacing w:after="40" w:line="300"/>
-              <w:jc w:val="right"/>
-            </w:pPr>
-            <w:r>
-              <w:rPr>
-                <w:rFonts w:ascii="Arial" w:cs="Arial" w:eastAsia="Arial" w:hAnsi="Arial"/>
+              <w:spacing w:after="40" w:line="276"/>
+              <w:jc w:val="right"/>
+            </w:pPr>
+            <w:r>
+              <w:rPr>
+                <w:rFonts w:ascii="David" w:cs="David" w:eastAsia="David" w:hAnsi="David"/>
                 <w:sz w:val="22"/>
                 <w:szCs w:val="22"/>
                 <w:rtl/>
@@ -6944,15 +6256,15 @@
             </w:r>
             <w:r>
               <w:rPr>
-                <w:rFonts w:ascii="Arial" w:cs="Arial" w:eastAsia="Arial" w:hAnsi="Arial"/>
-                <w:sz w:val="22"/>
-                <w:szCs w:val="22"/>
-              </w:rPr>
-              <w:t xml:space="preserve">‎Mentimeter/Kahoot‎</w:t>
-            </w:r>
-            <w:r>
-              <w:rPr>
-                <w:rFonts w:ascii="Arial" w:cs="Arial" w:eastAsia="Arial" w:hAnsi="Arial"/>
+                <w:rFonts w:ascii="Times New Roman" w:cs="Times New Roman" w:eastAsia="Times New Roman" w:hAnsi="Times New Roman"/>
+                <w:sz w:val="22"/>
+                <w:szCs w:val="22"/>
+              </w:rPr>
+              <w:t xml:space="preserve">‎Mentimeter‎</w:t>
+            </w:r>
+            <w:r>
+              <w:rPr>
+                <w:rFonts w:ascii="David" w:cs="David" w:eastAsia="David" w:hAnsi="David"/>
                 <w:sz w:val="22"/>
                 <w:szCs w:val="22"/>
                 <w:rtl/>
@@ -6984,17 +6296,17 @@
           <w:p>
             <w:pPr>
               <w:bidi/>
-              <w:spacing w:after="40" w:line="300"/>
-              <w:jc w:val="right"/>
-            </w:pPr>
-            <w:r>
-              <w:rPr>
-                <w:rFonts w:ascii="Arial" w:cs="Arial" w:eastAsia="Arial" w:hAnsi="Arial"/>
-                <w:sz w:val="22"/>
-                <w:szCs w:val="22"/>
-                <w:rtl/>
-              </w:rPr>
-              <w:t xml:space="preserve">1:00–2:30</w:t>
+              <w:spacing w:after="40" w:line="276"/>
+              <w:jc w:val="right"/>
+            </w:pPr>
+            <w:r>
+              <w:rPr>
+                <w:rFonts w:ascii="David" w:cs="David" w:eastAsia="David" w:hAnsi="David"/>
+                <w:sz w:val="22"/>
+                <w:szCs w:val="22"/>
+                <w:rtl/>
+              </w:rPr>
+              <w:t xml:space="preserve">1:00-2:30</w:t>
             </w:r>
           </w:p>
         </w:tc>
@@ -7019,12 +6331,12 @@
           <w:p>
             <w:pPr>
               <w:bidi/>
-              <w:spacing w:after="40" w:line="300"/>
-              <w:jc w:val="right"/>
-            </w:pPr>
-            <w:r>
-              <w:rPr>
-                <w:rFonts w:ascii="Arial" w:cs="Arial" w:eastAsia="Arial" w:hAnsi="Arial"/>
+              <w:spacing w:after="40" w:line="276"/>
+              <w:jc w:val="right"/>
+            </w:pPr>
+            <w:r>
+              <w:rPr>
+                <w:rFonts w:ascii="David" w:cs="David" w:eastAsia="David" w:hAnsi="David"/>
                 <w:sz w:val="22"/>
                 <w:szCs w:val="22"/>
                 <w:rtl/>
@@ -7054,12 +6366,12 @@
           <w:p>
             <w:pPr>
               <w:bidi/>
-              <w:spacing w:after="40" w:line="300"/>
-              <w:jc w:val="right"/>
-            </w:pPr>
-            <w:r>
-              <w:rPr>
-                <w:rFonts w:ascii="Arial" w:cs="Arial" w:eastAsia="Arial" w:hAnsi="Arial"/>
+              <w:spacing w:after="40" w:line="276"/>
+              <w:jc w:val="right"/>
+            </w:pPr>
+            <w:r>
+              <w:rPr>
+                <w:rFonts w:ascii="David" w:cs="David" w:eastAsia="David" w:hAnsi="David"/>
                 <w:sz w:val="22"/>
                 <w:szCs w:val="22"/>
                 <w:rtl/>
@@ -7068,7 +6380,7 @@
             </w:r>
             <w:r>
               <w:rPr>
-                <w:rFonts w:ascii="Arial" w:cs="Arial" w:eastAsia="Arial" w:hAnsi="Arial"/>
+                <w:rFonts w:ascii="Times New Roman" w:cs="Times New Roman" w:eastAsia="Times New Roman" w:hAnsi="Times New Roman"/>
                 <w:sz w:val="22"/>
                 <w:szCs w:val="22"/>
               </w:rPr>
@@ -7076,12 +6388,12 @@
             </w:r>
             <w:r>
               <w:rPr>
-                <w:rFonts w:ascii="Arial" w:cs="Arial" w:eastAsia="Arial" w:hAnsi="Arial"/>
-                <w:sz w:val="22"/>
-                <w:szCs w:val="22"/>
-                <w:rtl/>
-              </w:rPr>
-              <w:t xml:space="preserve"> (21.6.2026), נתוני בנק ישראל – כרטיסי מספרים גדולים</w:t>
+                <w:rFonts w:ascii="David" w:cs="David" w:eastAsia="David" w:hAnsi="David"/>
+                <w:sz w:val="22"/>
+                <w:szCs w:val="22"/>
+                <w:rtl/>
+              </w:rPr>
+              <w:t xml:space="preserve"> ("הקשיים של מנהלי הייטק", 2026), נתוני בנק ישראל (2025), כרטיסי מספרים</w:t>
             </w:r>
           </w:p>
         </w:tc>
@@ -7107,17 +6419,17 @@
           <w:p>
             <w:pPr>
               <w:bidi/>
-              <w:spacing w:after="40" w:line="300"/>
-              <w:jc w:val="right"/>
-            </w:pPr>
-            <w:r>
-              <w:rPr>
-                <w:rFonts w:ascii="Arial" w:cs="Arial" w:eastAsia="Arial" w:hAnsi="Arial"/>
-                <w:sz w:val="22"/>
-                <w:szCs w:val="22"/>
-                <w:rtl/>
-              </w:rPr>
-              <w:t xml:space="preserve">2:30–5:00</w:t>
+              <w:spacing w:after="40" w:line="276"/>
+              <w:jc w:val="right"/>
+            </w:pPr>
+            <w:r>
+              <w:rPr>
+                <w:rFonts w:ascii="David" w:cs="David" w:eastAsia="David" w:hAnsi="David"/>
+                <w:sz w:val="22"/>
+                <w:szCs w:val="22"/>
+                <w:rtl/>
+              </w:rPr>
+              <w:t xml:space="preserve">2:30-5:00</w:t>
             </w:r>
           </w:p>
         </w:tc>
@@ -7141,17 +6453,17 @@
           <w:p>
             <w:pPr>
               <w:bidi/>
-              <w:spacing w:after="40" w:line="300"/>
-              <w:jc w:val="right"/>
-            </w:pPr>
-            <w:r>
-              <w:rPr>
-                <w:rFonts w:ascii="Arial" w:cs="Arial" w:eastAsia="Arial" w:hAnsi="Arial"/>
-                <w:sz w:val="22"/>
-                <w:szCs w:val="22"/>
-                <w:rtl/>
-              </w:rPr>
-              <w:t xml:space="preserve">המאמר: מי, איפה, מה; ההגדרה; ממדי האיום; ארבעת המנגנונים; המשתנים הממתנים</w:t>
+              <w:spacing w:after="40" w:line="276"/>
+              <w:jc w:val="right"/>
+            </w:pPr>
+            <w:r>
+              <w:rPr>
+                <w:rFonts w:ascii="David" w:cs="David" w:eastAsia="David" w:hAnsi="David"/>
+                <w:sz w:val="22"/>
+                <w:szCs w:val="22"/>
+                <w:rtl/>
+              </w:rPr>
+              <w:t xml:space="preserve">המאמר: מי, איפה, מה. ההגדרה, ממדי האיום, ארבעת המנגנונים, המשתנים הממתנים</w:t>
             </w:r>
           </w:p>
         </w:tc>
@@ -7175,12 +6487,12 @@
           <w:p>
             <w:pPr>
               <w:bidi/>
-              <w:spacing w:after="40" w:line="300"/>
-              <w:jc w:val="right"/>
-            </w:pPr>
-            <w:r>
-              <w:rPr>
-                <w:rFonts w:ascii="Arial" w:cs="Arial" w:eastAsia="Arial" w:hAnsi="Arial"/>
+              <w:spacing w:after="40" w:line="276"/>
+              <w:jc w:val="right"/>
+            </w:pPr>
+            <w:r>
+              <w:rPr>
+                <w:rFonts w:ascii="David" w:cs="David" w:eastAsia="David" w:hAnsi="David"/>
                 <w:sz w:val="22"/>
                 <w:szCs w:val="22"/>
                 <w:rtl/>
@@ -7212,17 +6524,17 @@
           <w:p>
             <w:pPr>
               <w:bidi/>
-              <w:spacing w:after="40" w:line="300"/>
-              <w:jc w:val="right"/>
-            </w:pPr>
-            <w:r>
-              <w:rPr>
-                <w:rFonts w:ascii="Arial" w:cs="Arial" w:eastAsia="Arial" w:hAnsi="Arial"/>
-                <w:sz w:val="22"/>
-                <w:szCs w:val="22"/>
-                <w:rtl/>
-              </w:rPr>
-              <w:t xml:space="preserve">5:00–6:00</w:t>
+              <w:spacing w:after="40" w:line="276"/>
+              <w:jc w:val="right"/>
+            </w:pPr>
+            <w:r>
+              <w:rPr>
+                <w:rFonts w:ascii="David" w:cs="David" w:eastAsia="David" w:hAnsi="David"/>
+                <w:sz w:val="22"/>
+                <w:szCs w:val="22"/>
+                <w:rtl/>
+              </w:rPr>
+              <w:t xml:space="preserve">5:00-6:00</w:t>
             </w:r>
           </w:p>
         </w:tc>
@@ -7247,12 +6559,12 @@
           <w:p>
             <w:pPr>
               <w:bidi/>
-              <w:spacing w:after="40" w:line="300"/>
-              <w:jc w:val="right"/>
-            </w:pPr>
-            <w:r>
-              <w:rPr>
-                <w:rFonts w:ascii="Arial" w:cs="Arial" w:eastAsia="Arial" w:hAnsi="Arial"/>
+              <w:spacing w:after="40" w:line="276"/>
+              <w:jc w:val="right"/>
+            </w:pPr>
+            <w:r>
+              <w:rPr>
+                <w:rFonts w:ascii="David" w:cs="David" w:eastAsia="David" w:hAnsi="David"/>
                 <w:sz w:val="22"/>
                 <w:szCs w:val="22"/>
                 <w:rtl/>
@@ -7282,17 +6594,17 @@
           <w:p>
             <w:pPr>
               <w:bidi/>
-              <w:spacing w:after="40" w:line="300"/>
-              <w:jc w:val="right"/>
-            </w:pPr>
-            <w:r>
-              <w:rPr>
-                <w:rFonts w:ascii="Arial" w:cs="Arial" w:eastAsia="Arial" w:hAnsi="Arial"/>
-                <w:sz w:val="22"/>
-                <w:szCs w:val="22"/>
-                <w:rtl/>
-              </w:rPr>
-              <w:t xml:space="preserve">שקופית מספרים (535 מדגמים, 51/56 תוצאות)</w:t>
+              <w:spacing w:after="40" w:line="276"/>
+              <w:jc w:val="right"/>
+            </w:pPr>
+            <w:r>
+              <w:rPr>
+                <w:rFonts w:ascii="David" w:cs="David" w:eastAsia="David" w:hAnsi="David"/>
+                <w:sz w:val="22"/>
+                <w:szCs w:val="22"/>
+                <w:rtl/>
+              </w:rPr>
+              <w:t xml:space="preserve">שקופית מספרים (535 מדגמים, 51 מתוך 56 תוצאות)</w:t>
             </w:r>
           </w:p>
         </w:tc>
@@ -7318,17 +6630,17 @@
           <w:p>
             <w:pPr>
               <w:bidi/>
-              <w:spacing w:after="40" w:line="300"/>
-              <w:jc w:val="right"/>
-            </w:pPr>
-            <w:r>
-              <w:rPr>
-                <w:rFonts w:ascii="Arial" w:cs="Arial" w:eastAsia="Arial" w:hAnsi="Arial"/>
-                <w:sz w:val="22"/>
-                <w:szCs w:val="22"/>
-                <w:rtl/>
-              </w:rPr>
-              <w:t xml:space="preserve">6:00–7:30</w:t>
+              <w:spacing w:after="40" w:line="276"/>
+              <w:jc w:val="right"/>
+            </w:pPr>
+            <w:r>
+              <w:rPr>
+                <w:rFonts w:ascii="David" w:cs="David" w:eastAsia="David" w:hAnsi="David"/>
+                <w:sz w:val="22"/>
+                <w:szCs w:val="22"/>
+                <w:rtl/>
+              </w:rPr>
+              <w:t xml:space="preserve">6:00-7:30</w:t>
             </w:r>
           </w:p>
         </w:tc>
@@ -7352,12 +6664,12 @@
           <w:p>
             <w:pPr>
               <w:bidi/>
-              <w:spacing w:after="40" w:line="300"/>
-              <w:jc w:val="right"/>
-            </w:pPr>
-            <w:r>
-              <w:rPr>
-                <w:rFonts w:ascii="Arial" w:cs="Arial" w:eastAsia="Arial" w:hAnsi="Arial"/>
+              <w:spacing w:after="40" w:line="276"/>
+              <w:jc w:val="right"/>
+            </w:pPr>
+            <w:r>
+              <w:rPr>
+                <w:rFonts w:ascii="David" w:cs="David" w:eastAsia="David" w:hAnsi="David"/>
                 <w:sz w:val="22"/>
                 <w:szCs w:val="22"/>
                 <w:rtl/>
@@ -7366,7 +6678,7 @@
             </w:r>
             <w:r>
               <w:rPr>
-                <w:rFonts w:ascii="Arial" w:cs="Arial" w:eastAsia="Arial" w:hAnsi="Arial"/>
+                <w:rFonts w:ascii="Times New Roman" w:cs="Times New Roman" w:eastAsia="Times New Roman" w:hAnsi="Times New Roman"/>
                 <w:sz w:val="22"/>
                 <w:szCs w:val="22"/>
               </w:rPr>
@@ -7374,29 +6686,29 @@
             </w:r>
             <w:r>
               <w:rPr>
-                <w:rFonts w:ascii="Arial" w:cs="Arial" w:eastAsia="Arial" w:hAnsi="Arial"/>
-                <w:sz w:val="22"/>
-                <w:szCs w:val="22"/>
-                <w:rtl/>
-              </w:rPr>
-              <w:t xml:space="preserve"> של </w:t>
-            </w:r>
-            <w:r>
-              <w:rPr>
-                <w:rFonts w:ascii="Arial" w:cs="Arial" w:eastAsia="Arial" w:hAnsi="Arial"/>
-                <w:sz w:val="22"/>
-                <w:szCs w:val="22"/>
-              </w:rPr>
-              <w:t xml:space="preserve">‎Lucy Hone‎</w:t>
-            </w:r>
-            <w:r>
-              <w:rPr>
-                <w:rFonts w:ascii="Arial" w:cs="Arial" w:eastAsia="Arial" w:hAnsi="Arial"/>
-                <w:sz w:val="22"/>
-                <w:szCs w:val="22"/>
-                <w:rtl/>
-              </w:rPr>
-              <w:t xml:space="preserve"> – "שלושת הסודות של אנשים חסינים"</w:t>
+                <w:rFonts w:ascii="David" w:cs="David" w:eastAsia="David" w:hAnsi="David"/>
+                <w:sz w:val="22"/>
+                <w:szCs w:val="22"/>
+                <w:rtl/>
+              </w:rPr>
+              <w:t xml:space="preserve"> של לוסי הון (</w:t>
+            </w:r>
+            <w:r>
+              <w:rPr>
+                <w:rFonts w:ascii="Times New Roman" w:cs="Times New Roman" w:eastAsia="Times New Roman" w:hAnsi="Times New Roman"/>
+                <w:sz w:val="22"/>
+                <w:szCs w:val="22"/>
+              </w:rPr>
+              <w:t xml:space="preserve">‎Hone, 2019‎</w:t>
+            </w:r>
+            <w:r>
+              <w:rPr>
+                <w:rFonts w:ascii="David" w:cs="David" w:eastAsia="David" w:hAnsi="David"/>
+                <w:sz w:val="22"/>
+                <w:szCs w:val="22"/>
+                <w:rtl/>
+              </w:rPr>
+              <w:t xml:space="preserve">)</w:t>
             </w:r>
           </w:p>
         </w:tc>
@@ -7420,12 +6732,12 @@
           <w:p>
             <w:pPr>
               <w:bidi/>
-              <w:spacing w:after="40" w:line="300"/>
-              <w:jc w:val="right"/>
-            </w:pPr>
-            <w:r>
-              <w:rPr>
-                <w:rFonts w:ascii="Arial" w:cs="Arial" w:eastAsia="Arial" w:hAnsi="Arial"/>
+              <w:spacing w:after="40" w:line="276"/>
+              <w:jc w:val="right"/>
+            </w:pPr>
+            <w:r>
+              <w:rPr>
+                <w:rFonts w:ascii="David" w:cs="David" w:eastAsia="David" w:hAnsi="David"/>
                 <w:sz w:val="22"/>
                 <w:szCs w:val="22"/>
                 <w:rtl/>
@@ -7457,17 +6769,17 @@
           <w:p>
             <w:pPr>
               <w:bidi/>
-              <w:spacing w:after="40" w:line="300"/>
-              <w:jc w:val="right"/>
-            </w:pPr>
-            <w:r>
-              <w:rPr>
-                <w:rFonts w:ascii="Arial" w:cs="Arial" w:eastAsia="Arial" w:hAnsi="Arial"/>
-                <w:sz w:val="22"/>
-                <w:szCs w:val="22"/>
-                <w:rtl/>
-              </w:rPr>
-              <w:t xml:space="preserve">7:30–9:00</w:t>
+              <w:spacing w:after="40" w:line="276"/>
+              <w:jc w:val="right"/>
+            </w:pPr>
+            <w:r>
+              <w:rPr>
+                <w:rFonts w:ascii="David" w:cs="David" w:eastAsia="David" w:hAnsi="David"/>
+                <w:sz w:val="22"/>
+                <w:szCs w:val="22"/>
+                <w:rtl/>
+              </w:rPr>
+              <w:t xml:space="preserve">7:30-9:00</w:t>
             </w:r>
           </w:p>
         </w:tc>
@@ -7492,17 +6804,17 @@
           <w:p>
             <w:pPr>
               <w:bidi/>
-              <w:spacing w:after="40" w:line="300"/>
-              <w:jc w:val="right"/>
-            </w:pPr>
-            <w:r>
-              <w:rPr>
-                <w:rFonts w:ascii="Arial" w:cs="Arial" w:eastAsia="Arial" w:hAnsi="Arial"/>
-                <w:sz w:val="22"/>
-                <w:szCs w:val="22"/>
-                <w:rtl/>
-              </w:rPr>
-              <w:t xml:space="preserve">הפעלה: כרטיסי תרחיש בזוגות ("החברה הודיעה על התייעלות של 15%") – מילוי מהיר של מפת החוסן</w:t>
+              <w:spacing w:after="40" w:line="276"/>
+              <w:jc w:val="right"/>
+            </w:pPr>
+            <w:r>
+              <w:rPr>
+                <w:rFonts w:ascii="David" w:cs="David" w:eastAsia="David" w:hAnsi="David"/>
+                <w:sz w:val="22"/>
+                <w:szCs w:val="22"/>
+                <w:rtl/>
+              </w:rPr>
+              <w:t xml:space="preserve">הפעלה: כרטיסי תרחיש בזוגות ומילוי מהיר של מפת החוסן</w:t>
             </w:r>
           </w:p>
         </w:tc>
@@ -7527,17 +6839,17 @@
           <w:p>
             <w:pPr>
               <w:bidi/>
-              <w:spacing w:after="40" w:line="300"/>
-              <w:jc w:val="right"/>
-            </w:pPr>
-            <w:r>
-              <w:rPr>
-                <w:rFonts w:ascii="Arial" w:cs="Arial" w:eastAsia="Arial" w:hAnsi="Arial"/>
-                <w:sz w:val="22"/>
-                <w:szCs w:val="22"/>
-                <w:rtl/>
-              </w:rPr>
-              <w:t xml:space="preserve">כרטיסים מודפסים / שקופית תרחיש, טבלת מפת החוסן</w:t>
+              <w:spacing w:after="40" w:line="276"/>
+              <w:jc w:val="right"/>
+            </w:pPr>
+            <w:r>
+              <w:rPr>
+                <w:rFonts w:ascii="David" w:cs="David" w:eastAsia="David" w:hAnsi="David"/>
+                <w:sz w:val="22"/>
+                <w:szCs w:val="22"/>
+                <w:rtl/>
+              </w:rPr>
+              <w:t xml:space="preserve">כרטיסים מודפסים או שקופית תרחיש, טבלת מפת החוסן</w:t>
             </w:r>
           </w:p>
         </w:tc>
@@ -7563,17 +6875,17 @@
           <w:p>
             <w:pPr>
               <w:bidi/>
-              <w:spacing w:after="40" w:line="300"/>
-              <w:jc w:val="right"/>
-            </w:pPr>
-            <w:r>
-              <w:rPr>
-                <w:rFonts w:ascii="Arial" w:cs="Arial" w:eastAsia="Arial" w:hAnsi="Arial"/>
-                <w:sz w:val="22"/>
-                <w:szCs w:val="22"/>
-                <w:rtl/>
-              </w:rPr>
-              <w:t xml:space="preserve">9:00–10:00</w:t>
+              <w:spacing w:after="40" w:line="276"/>
+              <w:jc w:val="right"/>
+            </w:pPr>
+            <w:r>
+              <w:rPr>
+                <w:rFonts w:ascii="David" w:cs="David" w:eastAsia="David" w:hAnsi="David"/>
+                <w:sz w:val="22"/>
+                <w:szCs w:val="22"/>
+                <w:rtl/>
+              </w:rPr>
+              <w:t xml:space="preserve">9:00-10:00</w:t>
             </w:r>
           </w:p>
         </w:tc>
@@ -7597,12 +6909,12 @@
           <w:p>
             <w:pPr>
               <w:bidi/>
-              <w:spacing w:after="40" w:line="300"/>
-              <w:jc w:val="right"/>
-            </w:pPr>
-            <w:r>
-              <w:rPr>
-                <w:rFonts w:ascii="Arial" w:cs="Arial" w:eastAsia="Arial" w:hAnsi="Arial"/>
+              <w:spacing w:after="40" w:line="276"/>
+              <w:jc w:val="right"/>
+            </w:pPr>
+            <w:r>
+              <w:rPr>
+                <w:rFonts w:ascii="David" w:cs="David" w:eastAsia="David" w:hAnsi="David"/>
                 <w:sz w:val="22"/>
                 <w:szCs w:val="22"/>
                 <w:rtl/>
@@ -7631,12 +6943,12 @@
           <w:p>
             <w:pPr>
               <w:bidi/>
-              <w:spacing w:after="40" w:line="300"/>
-              <w:jc w:val="right"/>
-            </w:pPr>
-            <w:r>
-              <w:rPr>
-                <w:rFonts w:ascii="Arial" w:cs="Arial" w:eastAsia="Arial" w:hAnsi="Arial"/>
+              <w:spacing w:after="40" w:line="276"/>
+              <w:jc w:val="right"/>
+            </w:pPr>
+            <w:r>
+              <w:rPr>
+                <w:rFonts w:ascii="David" w:cs="David" w:eastAsia="David" w:hAnsi="David"/>
                 <w:sz w:val="22"/>
                 <w:szCs w:val="22"/>
                 <w:rtl/>
@@ -7656,12 +6968,12 @@
       <w:pPr>
         <w:pStyle w:val="Heading2"/>
         <w:bidi/>
-        <w:spacing w:after="120" w:before="240"/>
+        <w:spacing w:after="120" w:before="240" w:line="480"/>
         <w:jc w:val="right"/>
       </w:pPr>
       <w:r>
         <w:rPr>
-          <w:rFonts w:ascii="Arial" w:cs="Arial" w:eastAsia="Arial" w:hAnsi="Arial"/>
+          <w:rFonts w:ascii="David" w:cs="David" w:eastAsia="David" w:hAnsi="David"/>
           <w:b/>
           <w:bCs/>
           <w:color w:val="0E6E73"/>
@@ -7677,31 +6989,20 @@
         <w:pStyle w:val="ListParagraph"/>
         <w:numPr>
           <w:ilvl w:val="0"/>
-          <w:numId w:val="4"/>
+          <w:numId w:val="2"/>
         </w:numPr>
         <w:bidi/>
-        <w:spacing w:after="80" w:line="360"/>
+        <w:spacing w:after="60" w:line="480"/>
         <w:jc w:val="both"/>
       </w:pPr>
       <w:r>
         <w:rPr>
-          <w:rFonts w:ascii="Arial" w:cs="Arial" w:eastAsia="Arial" w:hAnsi="Arial"/>
-          <w:b/>
-          <w:bCs/>
-          <w:sz w:val="24"/>
-          <w:szCs w:val="24"/>
-          <w:rtl/>
-        </w:rPr>
-        <w:t xml:space="preserve">תרחיש א:</w:t>
-      </w:r>
-      <w:r>
-        <w:rPr>
-          <w:rFonts w:ascii="Arial" w:cs="Arial" w:eastAsia="Arial" w:hAnsi="Arial"/>
-          <w:sz w:val="24"/>
-          <w:szCs w:val="24"/>
-          <w:rtl/>
-        </w:rPr>
-        <w:t xml:space="preserve"> אתם עובדי מטה בחברת הייטק. הבוקר נשלח מייל מהמנכ"ל על "התייעלות של 15% ברבעון הקרוב". אין פרטים נוספים. מה תעשו בשבוע הקרוב?</w:t>
+          <w:rFonts w:ascii="David" w:cs="David" w:eastAsia="David" w:hAnsi="David"/>
+          <w:sz w:val="24"/>
+          <w:szCs w:val="24"/>
+          <w:rtl/>
+        </w:rPr>
+        <w:t xml:space="preserve">תרחיש א: עובדי מטה בחברת הייטק. הבוקר נשלח מייל מהמנכ"ל על "התייעלות של 15% ברבעון הקרוב", ללא פרטים נוספים. מה תעשו בשבוע הקרוב?</w:t>
       </w:r>
     </w:p>
     <w:p>
@@ -7709,31 +7010,20 @@
         <w:pStyle w:val="ListParagraph"/>
         <w:numPr>
           <w:ilvl w:val="0"/>
-          <w:numId w:val="4"/>
+          <w:numId w:val="2"/>
         </w:numPr>
         <w:bidi/>
-        <w:spacing w:after="80" w:line="360"/>
+        <w:spacing w:after="60" w:line="480"/>
         <w:jc w:val="both"/>
       </w:pPr>
       <w:r>
         <w:rPr>
-          <w:rFonts w:ascii="Arial" w:cs="Arial" w:eastAsia="Arial" w:hAnsi="Arial"/>
-          <w:b/>
-          <w:bCs/>
-          <w:sz w:val="24"/>
-          <w:szCs w:val="24"/>
-          <w:rtl/>
-        </w:rPr>
-        <w:t xml:space="preserve">תרחיש ב:</w:t>
-      </w:r>
-      <w:r>
-        <w:rPr>
-          <w:rFonts w:ascii="Arial" w:cs="Arial" w:eastAsia="Arial" w:hAnsi="Arial"/>
-          <w:sz w:val="24"/>
-          <w:szCs w:val="24"/>
-          <w:rtl/>
-        </w:rPr>
-        <w:t xml:space="preserve"> אתם עובדים בשירות לקוחות. הארגון הודיע שמערכת בינה מלאכותית תטפל מעתה ב-60% מהפניות. התפקיד שלכם נשאר, אך תוכנו ישתנה. איך תגיבו?</w:t>
+          <w:rFonts w:ascii="David" w:cs="David" w:eastAsia="David" w:hAnsi="David"/>
+          <w:sz w:val="24"/>
+          <w:szCs w:val="24"/>
+          <w:rtl/>
+        </w:rPr>
+        <w:t xml:space="preserve">תרחיש ב: עובדים בשירות לקוחות. הארגון הודיע שמערכת בינה מלאכותית תטפל מעתה ב-60% מהפניות. התפקיד נשאר, אך תוכנו ישתנה. איך תגיבו?</w:t>
       </w:r>
     </w:p>
     <w:p>
@@ -7741,31 +7031,20 @@
         <w:pStyle w:val="ListParagraph"/>
         <w:numPr>
           <w:ilvl w:val="0"/>
-          <w:numId w:val="4"/>
+          <w:numId w:val="2"/>
         </w:numPr>
         <w:bidi/>
-        <w:spacing w:after="80" w:line="360"/>
+        <w:spacing w:after="60" w:line="480"/>
         <w:jc w:val="both"/>
       </w:pPr>
       <w:r>
         <w:rPr>
-          <w:rFonts w:ascii="Arial" w:cs="Arial" w:eastAsia="Arial" w:hAnsi="Arial"/>
-          <w:b/>
-          <w:bCs/>
-          <w:sz w:val="24"/>
-          <w:szCs w:val="24"/>
-          <w:rtl/>
-        </w:rPr>
-        <w:t xml:space="preserve">תרחיש ג:</w:t>
-      </w:r>
-      <w:r>
-        <w:rPr>
-          <w:rFonts w:ascii="Arial" w:cs="Arial" w:eastAsia="Arial" w:hAnsi="Arial"/>
-          <w:sz w:val="24"/>
-          <w:szCs w:val="24"/>
-          <w:rtl/>
-        </w:rPr>
-        <w:t xml:space="preserve"> אתם עצמאיים. הלקוח הגדול ביותר שלכם (40% מההכנסה) הודיע על הקפאת פרויקטים "עד שהמצב יתבהר". מה הצעד הראשון?</w:t>
+          <w:rFonts w:ascii="David" w:cs="David" w:eastAsia="David" w:hAnsi="David"/>
+          <w:sz w:val="24"/>
+          <w:szCs w:val="24"/>
+          <w:rtl/>
+        </w:rPr>
+        <w:t xml:space="preserve">תרחיש ג: עצמאיים. הלקוח הגדול ביותר, 40% מההכנסה, הודיע על הקפאת פרויקטים "עד שהמצב יתבהר". מה הצעד הראשון?</w:t>
       </w:r>
     </w:p>
     <w:p>
@@ -7776,24 +7055,29 @@
       </w:pPr>
       <w:r>
         <w:rPr>
-          <w:rFonts w:ascii="Arial" w:cs="Arial" w:eastAsia="Arial" w:hAnsi="Arial"/>
-          <w:sz w:val="24"/>
-          <w:szCs w:val="24"/>
-          <w:rtl/>
-        </w:rPr>
-        <w:t xml:space="preserve">בכל תרחיש הזוגות מתבקשים לענות על שלוש שאלות מתוך מפת החוסן: (1) מה האיום בפועל – כמותי או איכותני, ומה בשליטתי? (2) איזו פגיעות (כלכלית/פסיכולוגית) הכי מטרידה אותי? (3) איזו פעולה פרואקטיבית אחת אעשה השבוע?</w:t>
+          <w:rFonts w:ascii="David" w:cs="David" w:eastAsia="David" w:hAnsi="David"/>
+          <w:sz w:val="24"/>
+          <w:szCs w:val="24"/>
+          <w:rtl/>
+        </w:rPr>
+        <w:t xml:space="preserve">בכל תרחיש הזוגות עונים על שלוש שאלות מתוך מפת החוסן: מה האיום בפועל, כמותי או איכותני, ומה בשליטתי? איזו פגיעות, כלכלית או פסיכולוגית, הכי מטרידה אותי? איזו פעולה פרואקטיבית אחת אעשה השבוע?</w:t>
+      </w:r>
+    </w:p>
+    <w:p>
+      <w:r>
+        <w:br w:type="page"/>
       </w:r>
     </w:p>
     <w:p>
       <w:pPr>
         <w:pStyle w:val="Heading1"/>
         <w:bidi/>
-        <w:spacing w:after="200" w:before="360"/>
+        <w:spacing w:after="240" w:before="240" w:line="480"/>
         <w:jc w:val="right"/>
       </w:pPr>
       <w:r>
         <w:rPr>
-          <w:rFonts w:ascii="Arial" w:cs="Arial" w:eastAsia="Arial" w:hAnsi="Arial"/>
+          <w:rFonts w:ascii="David" w:cs="David" w:eastAsia="David" w:hAnsi="David"/>
           <w:b/>
           <w:bCs/>
           <w:color w:val="1F3864"/>
@@ -7812,29 +7096,29 @@
       </w:pPr>
       <w:r>
         <w:rPr>
-          <w:rFonts w:ascii="Arial" w:cs="Arial" w:eastAsia="Arial" w:hAnsi="Arial"/>
-          <w:sz w:val="24"/>
-          <w:szCs w:val="24"/>
-          <w:rtl/>
-        </w:rPr>
-        <w:t xml:space="preserve">השאלון נוסח על ידינו בהשראת פריטי מדידה נפוצים בספרות על חוסר ביטחון תעסוקתי (ראו </w:t>
-      </w:r>
-      <w:r>
-        <w:rPr>
-          <w:rFonts w:ascii="Arial" w:cs="Arial" w:eastAsia="Arial" w:hAnsi="Arial"/>
-          <w:sz w:val="24"/>
-          <w:szCs w:val="24"/>
-        </w:rPr>
-        <w:t xml:space="preserve">‎Shoss, 2017; Lee et al., 2018‎</w:t>
-      </w:r>
-      <w:r>
-        <w:rPr>
-          <w:rFonts w:ascii="Arial" w:cs="Arial" w:eastAsia="Arial" w:hAnsi="Arial"/>
-          <w:sz w:val="24"/>
-          <w:szCs w:val="24"/>
-          <w:rtl/>
-        </w:rPr>
-        <w:t xml:space="preserve">) ואינו כלי מדידה מתוקף. מטרתו לעורר חשיבה, לא לאבחן. דרגו כל היגד בסולם 1 (כלל לא מסכים/ה) עד 5 (מסכים/ה מאוד).</w:t>
+          <w:rFonts w:ascii="David" w:cs="David" w:eastAsia="David" w:hAnsi="David"/>
+          <w:sz w:val="24"/>
+          <w:szCs w:val="24"/>
+          <w:rtl/>
+        </w:rPr>
+        <w:t xml:space="preserve">השאלון נוסח על ידי המחברים בהשראת פריטי מדידה נפוצים בספרות על חוסר ביטחון תעסוקתי (</w:t>
+      </w:r>
+      <w:r>
+        <w:rPr>
+          <w:rFonts w:ascii="Times New Roman" w:cs="Times New Roman" w:eastAsia="Times New Roman" w:hAnsi="Times New Roman"/>
+          <w:sz w:val="24"/>
+          <w:szCs w:val="24"/>
+        </w:rPr>
+        <w:t xml:space="preserve">‎Ashford et al., 1989; Hellgren et al., 1999‎</w:t>
+      </w:r>
+      <w:r>
+        <w:rPr>
+          <w:rFonts w:ascii="David" w:cs="David" w:eastAsia="David" w:hAnsi="David"/>
+          <w:sz w:val="24"/>
+          <w:szCs w:val="24"/>
+          <w:rtl/>
+        </w:rPr>
+        <w:t xml:space="preserve">), ואינו כלי מדידה מתוקף. מטרתו לעורר חשיבה, לא לאבחן. יש לדרג כל היגד בסולם 1 (כלל לא מסכים) עד 5 (מסכים מאוד).</w:t>
       </w:r>
     </w:p>
     <w:tbl>
@@ -7880,12 +7164,12 @@
           <w:p>
             <w:pPr>
               <w:bidi/>
-              <w:spacing w:after="40" w:line="300"/>
-              <w:jc w:val="right"/>
-            </w:pPr>
-            <w:r>
-              <w:rPr>
-                <w:rFonts w:ascii="Arial" w:cs="Arial" w:eastAsia="Arial" w:hAnsi="Arial"/>
+              <w:spacing w:after="40" w:line="276"/>
+              <w:jc w:val="right"/>
+            </w:pPr>
+            <w:r>
+              <w:rPr>
+                <w:rFonts w:ascii="David" w:cs="David" w:eastAsia="David" w:hAnsi="David"/>
                 <w:b/>
                 <w:bCs/>
                 <w:color w:val="1F3864"/>
@@ -7918,12 +7202,12 @@
           <w:p>
             <w:pPr>
               <w:bidi/>
-              <w:spacing w:after="40" w:line="300"/>
-              <w:jc w:val="right"/>
-            </w:pPr>
-            <w:r>
-              <w:rPr>
-                <w:rFonts w:ascii="Arial" w:cs="Arial" w:eastAsia="Arial" w:hAnsi="Arial"/>
+              <w:spacing w:after="40" w:line="276"/>
+              <w:jc w:val="right"/>
+            </w:pPr>
+            <w:r>
+              <w:rPr>
+                <w:rFonts w:ascii="David" w:cs="David" w:eastAsia="David" w:hAnsi="David"/>
                 <w:b/>
                 <w:bCs/>
                 <w:color w:val="1F3864"/>
@@ -7956,12 +7240,12 @@
           <w:p>
             <w:pPr>
               <w:bidi/>
-              <w:spacing w:after="40" w:line="300"/>
-              <w:jc w:val="right"/>
-            </w:pPr>
-            <w:r>
-              <w:rPr>
-                <w:rFonts w:ascii="Arial" w:cs="Arial" w:eastAsia="Arial" w:hAnsi="Arial"/>
+              <w:spacing w:after="40" w:line="276"/>
+              <w:jc w:val="right"/>
+            </w:pPr>
+            <w:r>
+              <w:rPr>
+                <w:rFonts w:ascii="David" w:cs="David" w:eastAsia="David" w:hAnsi="David"/>
                 <w:b/>
                 <w:bCs/>
                 <w:color w:val="1F3864"/>
@@ -7995,12 +7279,12 @@
           <w:p>
             <w:pPr>
               <w:bidi/>
-              <w:spacing w:after="40" w:line="300"/>
-              <w:jc w:val="right"/>
-            </w:pPr>
-            <w:r>
-              <w:rPr>
-                <w:rFonts w:ascii="Arial" w:cs="Arial" w:eastAsia="Arial" w:hAnsi="Arial"/>
+              <w:spacing w:after="40" w:line="276"/>
+              <w:jc w:val="right"/>
+            </w:pPr>
+            <w:r>
+              <w:rPr>
+                <w:rFonts w:ascii="David" w:cs="David" w:eastAsia="David" w:hAnsi="David"/>
                 <w:sz w:val="22"/>
                 <w:szCs w:val="22"/>
                 <w:rtl/>
@@ -8029,17 +7313,17 @@
           <w:p>
             <w:pPr>
               <w:bidi/>
-              <w:spacing w:after="40" w:line="300"/>
-              <w:jc w:val="right"/>
-            </w:pPr>
-            <w:r>
-              <w:rPr>
-                <w:rFonts w:ascii="Arial" w:cs="Arial" w:eastAsia="Arial" w:hAnsi="Arial"/>
-                <w:sz w:val="22"/>
-                <w:szCs w:val="22"/>
-                <w:rtl/>
-              </w:rPr>
-              <w:t xml:space="preserve">אני חושש/ת שאאבד את מקום עבודתי בשנה הקרובה.</w:t>
+              <w:spacing w:after="40" w:line="276"/>
+              <w:jc w:val="right"/>
+            </w:pPr>
+            <w:r>
+              <w:rPr>
+                <w:rFonts w:ascii="David" w:cs="David" w:eastAsia="David" w:hAnsi="David"/>
+                <w:sz w:val="22"/>
+                <w:szCs w:val="22"/>
+                <w:rtl/>
+              </w:rPr>
+              <w:t xml:space="preserve">אני חושש שאאבד את מקום עבודתי בשנה הקרובה.</w:t>
             </w:r>
           </w:p>
         </w:tc>
@@ -8063,17 +7347,17 @@
           <w:p>
             <w:pPr>
               <w:bidi/>
-              <w:spacing w:after="40" w:line="300"/>
-              <w:jc w:val="right"/>
-            </w:pPr>
-            <w:r>
-              <w:rPr>
-                <w:rFonts w:ascii="Arial" w:cs="Arial" w:eastAsia="Arial" w:hAnsi="Arial"/>
-                <w:sz w:val="22"/>
-                <w:szCs w:val="22"/>
-                <w:rtl/>
-              </w:rPr>
-              <w:t xml:space="preserve">כמותי – קוגניטיבי</w:t>
+              <w:spacing w:after="40" w:line="276"/>
+              <w:jc w:val="right"/>
+            </w:pPr>
+            <w:r>
+              <w:rPr>
+                <w:rFonts w:ascii="David" w:cs="David" w:eastAsia="David" w:hAnsi="David"/>
+                <w:sz w:val="22"/>
+                <w:szCs w:val="22"/>
+                <w:rtl/>
+              </w:rPr>
+              <w:t xml:space="preserve">כמותי, קוגניטיבי</w:t>
             </w:r>
           </w:p>
         </w:tc>
@@ -8100,12 +7384,12 @@
           <w:p>
             <w:pPr>
               <w:bidi/>
-              <w:spacing w:after="40" w:line="300"/>
-              <w:jc w:val="right"/>
-            </w:pPr>
-            <w:r>
-              <w:rPr>
-                <w:rFonts w:ascii="Arial" w:cs="Arial" w:eastAsia="Arial" w:hAnsi="Arial"/>
+              <w:spacing w:after="40" w:line="276"/>
+              <w:jc w:val="right"/>
+            </w:pPr>
+            <w:r>
+              <w:rPr>
+                <w:rFonts w:ascii="David" w:cs="David" w:eastAsia="David" w:hAnsi="David"/>
                 <w:sz w:val="22"/>
                 <w:szCs w:val="22"/>
                 <w:rtl/>
@@ -8135,12 +7419,12 @@
           <w:p>
             <w:pPr>
               <w:bidi/>
-              <w:spacing w:after="40" w:line="300"/>
-              <w:jc w:val="right"/>
-            </w:pPr>
-            <w:r>
-              <w:rPr>
-                <w:rFonts w:ascii="Arial" w:cs="Arial" w:eastAsia="Arial" w:hAnsi="Arial"/>
+              <w:spacing w:after="40" w:line="276"/>
+              <w:jc w:val="right"/>
+            </w:pPr>
+            <w:r>
+              <w:rPr>
+                <w:rFonts w:ascii="David" w:cs="David" w:eastAsia="David" w:hAnsi="David"/>
                 <w:sz w:val="22"/>
                 <w:szCs w:val="22"/>
                 <w:rtl/>
@@ -8170,17 +7454,17 @@
           <w:p>
             <w:pPr>
               <w:bidi/>
-              <w:spacing w:after="40" w:line="300"/>
-              <w:jc w:val="right"/>
-            </w:pPr>
-            <w:r>
-              <w:rPr>
-                <w:rFonts w:ascii="Arial" w:cs="Arial" w:eastAsia="Arial" w:hAnsi="Arial"/>
-                <w:sz w:val="22"/>
-                <w:szCs w:val="22"/>
-                <w:rtl/>
-              </w:rPr>
-              <w:t xml:space="preserve">כמותי – רגשי</w:t>
+              <w:spacing w:after="40" w:line="276"/>
+              <w:jc w:val="right"/>
+            </w:pPr>
+            <w:r>
+              <w:rPr>
+                <w:rFonts w:ascii="David" w:cs="David" w:eastAsia="David" w:hAnsi="David"/>
+                <w:sz w:val="22"/>
+                <w:szCs w:val="22"/>
+                <w:rtl/>
+              </w:rPr>
+              <w:t xml:space="preserve">כמותי, רגשי</w:t>
             </w:r>
           </w:p>
         </w:tc>
@@ -8206,12 +7490,12 @@
           <w:p>
             <w:pPr>
               <w:bidi/>
-              <w:spacing w:after="40" w:line="300"/>
-              <w:jc w:val="right"/>
-            </w:pPr>
-            <w:r>
-              <w:rPr>
-                <w:rFonts w:ascii="Arial" w:cs="Arial" w:eastAsia="Arial" w:hAnsi="Arial"/>
+              <w:spacing w:after="40" w:line="276"/>
+              <w:jc w:val="right"/>
+            </w:pPr>
+            <w:r>
+              <w:rPr>
+                <w:rFonts w:ascii="David" w:cs="David" w:eastAsia="David" w:hAnsi="David"/>
                 <w:sz w:val="22"/>
                 <w:szCs w:val="22"/>
                 <w:rtl/>
@@ -8240,17 +7524,17 @@
           <w:p>
             <w:pPr>
               <w:bidi/>
-              <w:spacing w:after="40" w:line="300"/>
-              <w:jc w:val="right"/>
-            </w:pPr>
-            <w:r>
-              <w:rPr>
-                <w:rFonts w:ascii="Arial" w:cs="Arial" w:eastAsia="Arial" w:hAnsi="Arial"/>
-                <w:sz w:val="22"/>
-                <w:szCs w:val="22"/>
-                <w:rtl/>
-              </w:rPr>
-              <w:t xml:space="preserve">אני חושש/ת שתפקידי ישתנה לרעה (שכר, אחריות, עניין) גם אם אשמור על המשרה.</w:t>
+              <w:spacing w:after="40" w:line="276"/>
+              <w:jc w:val="right"/>
+            </w:pPr>
+            <w:r>
+              <w:rPr>
+                <w:rFonts w:ascii="David" w:cs="David" w:eastAsia="David" w:hAnsi="David"/>
+                <w:sz w:val="22"/>
+                <w:szCs w:val="22"/>
+                <w:rtl/>
+              </w:rPr>
+              <w:t xml:space="preserve">אני חושש שתפקידי ישתנה לרעה (שכר, אחריות, עניין) גם אם אשמור על המשרה.</w:t>
             </w:r>
           </w:p>
         </w:tc>
@@ -8274,17 +7558,17 @@
           <w:p>
             <w:pPr>
               <w:bidi/>
-              <w:spacing w:after="40" w:line="300"/>
-              <w:jc w:val="right"/>
-            </w:pPr>
-            <w:r>
-              <w:rPr>
-                <w:rFonts w:ascii="Arial" w:cs="Arial" w:eastAsia="Arial" w:hAnsi="Arial"/>
-                <w:sz w:val="22"/>
-                <w:szCs w:val="22"/>
-                <w:rtl/>
-              </w:rPr>
-              <w:t xml:space="preserve">איכותני – קוגניטיבי</w:t>
+              <w:spacing w:after="40" w:line="276"/>
+              <w:jc w:val="right"/>
+            </w:pPr>
+            <w:r>
+              <w:rPr>
+                <w:rFonts w:ascii="David" w:cs="David" w:eastAsia="David" w:hAnsi="David"/>
+                <w:sz w:val="22"/>
+                <w:szCs w:val="22"/>
+                <w:rtl/>
+              </w:rPr>
+              <w:t xml:space="preserve">איכותני, קוגניטיבי</w:t>
             </w:r>
           </w:p>
         </w:tc>
@@ -8311,12 +7595,12 @@
           <w:p>
             <w:pPr>
               <w:bidi/>
-              <w:spacing w:after="40" w:line="300"/>
-              <w:jc w:val="right"/>
-            </w:pPr>
-            <w:r>
-              <w:rPr>
-                <w:rFonts w:ascii="Arial" w:cs="Arial" w:eastAsia="Arial" w:hAnsi="Arial"/>
+              <w:spacing w:after="40" w:line="276"/>
+              <w:jc w:val="right"/>
+            </w:pPr>
+            <w:r>
+              <w:rPr>
+                <w:rFonts w:ascii="David" w:cs="David" w:eastAsia="David" w:hAnsi="David"/>
                 <w:sz w:val="22"/>
                 <w:szCs w:val="22"/>
                 <w:rtl/>
@@ -8346,12 +7630,12 @@
           <w:p>
             <w:pPr>
               <w:bidi/>
-              <w:spacing w:after="40" w:line="300"/>
-              <w:jc w:val="right"/>
-            </w:pPr>
-            <w:r>
-              <w:rPr>
-                <w:rFonts w:ascii="Arial" w:cs="Arial" w:eastAsia="Arial" w:hAnsi="Arial"/>
+              <w:spacing w:after="40" w:line="276"/>
+              <w:jc w:val="right"/>
+            </w:pPr>
+            <w:r>
+              <w:rPr>
+                <w:rFonts w:ascii="David" w:cs="David" w:eastAsia="David" w:hAnsi="David"/>
                 <w:sz w:val="22"/>
                 <w:szCs w:val="22"/>
                 <w:rtl/>
@@ -8381,12 +7665,12 @@
           <w:p>
             <w:pPr>
               <w:bidi/>
-              <w:spacing w:after="40" w:line="300"/>
-              <w:jc w:val="right"/>
-            </w:pPr>
-            <w:r>
-              <w:rPr>
-                <w:rFonts w:ascii="Arial" w:cs="Arial" w:eastAsia="Arial" w:hAnsi="Arial"/>
+              <w:spacing w:after="40" w:line="276"/>
+              <w:jc w:val="right"/>
+            </w:pPr>
+            <w:r>
+              <w:rPr>
+                <w:rFonts w:ascii="David" w:cs="David" w:eastAsia="David" w:hAnsi="David"/>
                 <w:sz w:val="22"/>
                 <w:szCs w:val="22"/>
                 <w:rtl/>
@@ -8417,12 +7701,12 @@
           <w:p>
             <w:pPr>
               <w:bidi/>
-              <w:spacing w:after="40" w:line="300"/>
-              <w:jc w:val="right"/>
-            </w:pPr>
-            <w:r>
-              <w:rPr>
-                <w:rFonts w:ascii="Arial" w:cs="Arial" w:eastAsia="Arial" w:hAnsi="Arial"/>
+              <w:spacing w:after="40" w:line="276"/>
+              <w:jc w:val="right"/>
+            </w:pPr>
+            <w:r>
+              <w:rPr>
+                <w:rFonts w:ascii="David" w:cs="David" w:eastAsia="David" w:hAnsi="David"/>
                 <w:sz w:val="22"/>
                 <w:szCs w:val="22"/>
                 <w:rtl/>
@@ -8451,17 +7735,17 @@
           <w:p>
             <w:pPr>
               <w:bidi/>
-              <w:spacing w:after="40" w:line="300"/>
-              <w:jc w:val="right"/>
-            </w:pPr>
-            <w:r>
-              <w:rPr>
-                <w:rFonts w:ascii="Arial" w:cs="Arial" w:eastAsia="Arial" w:hAnsi="Arial"/>
-                <w:sz w:val="22"/>
-                <w:szCs w:val="22"/>
-                <w:rtl/>
-              </w:rPr>
-              <w:t xml:space="preserve">אני מאמין/ה שאמצא עבודה דומה בקלות יחסית.</w:t>
+              <w:spacing w:after="40" w:line="276"/>
+              <w:jc w:val="right"/>
+            </w:pPr>
+            <w:r>
+              <w:rPr>
+                <w:rFonts w:ascii="David" w:cs="David" w:eastAsia="David" w:hAnsi="David"/>
+                <w:sz w:val="22"/>
+                <w:szCs w:val="22"/>
+                <w:rtl/>
+              </w:rPr>
+              <w:t xml:space="preserve">אני מאמין שאמצא עבודה דומה בקלות יחסית.</w:t>
             </w:r>
           </w:p>
         </w:tc>
@@ -8485,17 +7769,17 @@
           <w:p>
             <w:pPr>
               <w:bidi/>
-              <w:spacing w:after="40" w:line="300"/>
-              <w:jc w:val="right"/>
-            </w:pPr>
-            <w:r>
-              <w:rPr>
-                <w:rFonts w:ascii="Arial" w:cs="Arial" w:eastAsia="Arial" w:hAnsi="Arial"/>
-                <w:sz w:val="22"/>
-                <w:szCs w:val="22"/>
-                <w:rtl/>
-              </w:rPr>
-              <w:t xml:space="preserve">יכולת תעסוקה (הפוך)</w:t>
+              <w:spacing w:after="40" w:line="276"/>
+              <w:jc w:val="right"/>
+            </w:pPr>
+            <w:r>
+              <w:rPr>
+                <w:rFonts w:ascii="David" w:cs="David" w:eastAsia="David" w:hAnsi="David"/>
+                <w:sz w:val="22"/>
+                <w:szCs w:val="22"/>
+                <w:rtl/>
+              </w:rPr>
+              <w:t xml:space="preserve">יכולת תעסוקה (היגד הפוך)</w:t>
             </w:r>
           </w:p>
         </w:tc>
@@ -8522,12 +7806,12 @@
           <w:p>
             <w:pPr>
               <w:bidi/>
-              <w:spacing w:after="40" w:line="300"/>
-              <w:jc w:val="right"/>
-            </w:pPr>
-            <w:r>
-              <w:rPr>
-                <w:rFonts w:ascii="Arial" w:cs="Arial" w:eastAsia="Arial" w:hAnsi="Arial"/>
+              <w:spacing w:after="40" w:line="276"/>
+              <w:jc w:val="right"/>
+            </w:pPr>
+            <w:r>
+              <w:rPr>
+                <w:rFonts w:ascii="David" w:cs="David" w:eastAsia="David" w:hAnsi="David"/>
                 <w:sz w:val="22"/>
                 <w:szCs w:val="22"/>
                 <w:rtl/>
@@ -8557,12 +7841,12 @@
           <w:p>
             <w:pPr>
               <w:bidi/>
-              <w:spacing w:after="40" w:line="300"/>
-              <w:jc w:val="right"/>
-            </w:pPr>
-            <w:r>
-              <w:rPr>
-                <w:rFonts w:ascii="Arial" w:cs="Arial" w:eastAsia="Arial" w:hAnsi="Arial"/>
+              <w:spacing w:after="40" w:line="276"/>
+              <w:jc w:val="right"/>
+            </w:pPr>
+            <w:r>
+              <w:rPr>
+                <w:rFonts w:ascii="David" w:cs="David" w:eastAsia="David" w:hAnsi="David"/>
                 <w:sz w:val="22"/>
                 <w:szCs w:val="22"/>
                 <w:rtl/>
@@ -8592,17 +7876,17 @@
           <w:p>
             <w:pPr>
               <w:bidi/>
-              <w:spacing w:after="40" w:line="300"/>
-              <w:jc w:val="right"/>
-            </w:pPr>
-            <w:r>
-              <w:rPr>
-                <w:rFonts w:ascii="Arial" w:cs="Arial" w:eastAsia="Arial" w:hAnsi="Arial"/>
-                <w:sz w:val="22"/>
-                <w:szCs w:val="22"/>
-                <w:rtl/>
-              </w:rPr>
-              <w:t xml:space="preserve">תמיכה חברתית (הפוך)</w:t>
+              <w:spacing w:after="40" w:line="276"/>
+              <w:jc w:val="right"/>
+            </w:pPr>
+            <w:r>
+              <w:rPr>
+                <w:rFonts w:ascii="David" w:cs="David" w:eastAsia="David" w:hAnsi="David"/>
+                <w:sz w:val="22"/>
+                <w:szCs w:val="22"/>
+                <w:rtl/>
+              </w:rPr>
+              <w:t xml:space="preserve">תמיכה חברתית (היגד הפוך)</w:t>
             </w:r>
           </w:p>
         </w:tc>
@@ -8621,23 +7905,29 @@
       </w:pPr>
       <w:r>
         <w:rPr>
-          <w:rFonts w:ascii="Arial" w:cs="Arial" w:eastAsia="Arial" w:hAnsi="Arial"/>
-          <w:b/>
-          <w:bCs/>
-          <w:sz w:val="24"/>
-          <w:szCs w:val="24"/>
-          <w:rtl/>
-        </w:rPr>
-        <w:t xml:space="preserve">פרשנות:</w:t>
-      </w:r>
-      <w:r>
-        <w:rPr>
-          <w:rFonts w:ascii="Arial" w:cs="Arial" w:eastAsia="Arial" w:hAnsi="Arial"/>
-          <w:sz w:val="24"/>
-          <w:szCs w:val="24"/>
-          <w:rtl/>
-        </w:rPr>
-        <w:t xml:space="preserve"> ציון גבוה בהיגדים 1–3 מעיד על איום נתפס גבוה; ציון גבוה בהיגד 4 ונמוך בהיגדים 5–6 מעיד על פגיעוּת גבוהה. השילוב של איום גבוה ופגיעוּת גבוהה הוא המצב שבו המאמר מנבא את הנזק הגדול ביותר – וזו גם ההזמנה להתחיל לעבוד על "מפת החוסן".</w:t>
+          <w:rFonts w:ascii="David" w:cs="David" w:eastAsia="David" w:hAnsi="David"/>
+          <w:sz w:val="24"/>
+          <w:szCs w:val="24"/>
+          <w:rtl/>
+        </w:rPr>
+        <w:t xml:space="preserve">פרשנות: ציון גבוה בהיגדים 1 עד 3 מעיד על איום נתפס גבוה. ציון גבוה בהיגד 4 ונמוך בהיגדים 5 ו-6 מעיד על פגיעוּת גבוהה. השילוב של איום גבוה ופגיעוּת גבוהה הוא המצב שבו המאמר מנבא את הנזק הגדול ביותר (</w:t>
+      </w:r>
+      <w:r>
+        <w:rPr>
+          <w:rFonts w:ascii="Times New Roman" w:cs="Times New Roman" w:eastAsia="Times New Roman" w:hAnsi="Times New Roman"/>
+          <w:sz w:val="24"/>
+          <w:szCs w:val="24"/>
+        </w:rPr>
+        <w:t xml:space="preserve">‎Shoss, 2017‎</w:t>
+      </w:r>
+      <w:r>
+        <w:rPr>
+          <w:rFonts w:ascii="David" w:cs="David" w:eastAsia="David" w:hAnsi="David"/>
+          <w:sz w:val="24"/>
+          <w:szCs w:val="24"/>
+          <w:rtl/>
+        </w:rPr>
+        <w:t xml:space="preserve">), וזו ההזמנה להתחיל לעבוד על מפת החוסן.</w:t>
       </w:r>
     </w:p>
     <w:p>
@@ -8649,12 +7939,12 @@
       <w:pPr>
         <w:pStyle w:val="Heading1"/>
         <w:bidi/>
-        <w:spacing w:after="200" w:before="360"/>
+        <w:spacing w:after="240" w:before="240" w:line="480"/>
         <w:jc w:val="right"/>
       </w:pPr>
       <w:r>
         <w:rPr>
-          <w:rFonts w:ascii="Arial" w:cs="Arial" w:eastAsia="Arial" w:hAnsi="Arial"/>
+          <w:rFonts w:ascii="David" w:cs="David" w:eastAsia="David" w:hAnsi="David"/>
           <w:b/>
           <w:bCs/>
           <w:color w:val="1F3864"/>
@@ -8668,73 +7958,98 @@
     <w:p>
       <w:pPr>
         <w:bidi/>
-        <w:spacing w:after="120" w:before="0" w:line="360"/>
+        <w:spacing w:after="0" w:line="480"/>
+        <w:ind w:left="709" w:hanging="709"/>
         <w:jc w:val="right"/>
       </w:pPr>
       <w:r>
         <w:rPr>
-          <w:rFonts w:ascii="Arial" w:cs="Arial" w:eastAsia="Arial" w:hAnsi="Arial"/>
-          <w:b/>
-          <w:bCs/>
-          <w:sz w:val="24"/>
-          <w:szCs w:val="24"/>
-          <w:rtl/>
-        </w:rPr>
-        <w:t xml:space="preserve">מקורות בעברית</w:t>
-      </w:r>
-    </w:p>
-    <w:p>
-      <w:pPr>
-        <w:bidi/>
-        <w:spacing w:after="160" w:line="360"/>
-        <w:ind w:left="720" w:hanging="720"/>
+          <w:rFonts w:ascii="David" w:cs="David" w:eastAsia="David" w:hAnsi="David"/>
+          <w:sz w:val="24"/>
+          <w:szCs w:val="24"/>
+          <w:rtl/>
+        </w:rPr>
+        <w:t xml:space="preserve">בנק ישראל. (2025, 11 במרץ). ההשפעה הצפויה של בינה מלאכותית יוצרת על העובדים: השלכות על המדיניות בשוק העבודה [תיבה מתוך דוח בנק ישראל לשנת 2024]. </w:t>
+      </w:r>
+      <w:r>
+        <w:rPr>
+          <w:rFonts w:ascii="Times New Roman" w:cs="Times New Roman" w:eastAsia="Times New Roman" w:hAnsi="Times New Roman"/>
+          <w:sz w:val="24"/>
+          <w:szCs w:val="24"/>
+        </w:rPr>
+        <w:t xml:space="preserve">‎https://www.boi.org.il/publications/pressreleases/11-3-25/‎</w:t>
+      </w:r>
+    </w:p>
+    <w:p>
+      <w:pPr>
+        <w:bidi/>
+        <w:spacing w:after="0" w:line="480"/>
+        <w:ind w:left="709" w:hanging="709"/>
         <w:jc w:val="right"/>
       </w:pPr>
       <w:r>
         <w:rPr>
-          <w:rFonts w:ascii="Arial" w:cs="Arial" w:eastAsia="Arial" w:hAnsi="Arial"/>
-          <w:sz w:val="24"/>
-          <w:szCs w:val="24"/>
-          <w:rtl/>
-        </w:rPr>
-        <w:t xml:space="preserve">בנק ישראל (2025). ההשפעה הצפויה של בינה מלאכותית יוצרת על העובדים: השלכות על המדיניות בשוק העבודה (תיבה מתוך דוח בנק ישראל לשנת 2024). </w:t>
-      </w:r>
-      <w:r>
-        <w:rPr>
-          <w:rFonts w:ascii="Arial" w:cs="Arial" w:eastAsia="Arial" w:hAnsi="Arial"/>
-          <w:sz w:val="24"/>
-          <w:szCs w:val="24"/>
-        </w:rPr>
-        <w:t xml:space="preserve">‎https://www.boi.org.il/publications/pressreleases/11-3-25/‎</w:t>
-      </w:r>
-    </w:p>
-    <w:p>
-      <w:pPr>
-        <w:bidi/>
-        <w:spacing w:after="160" w:line="360"/>
-        <w:ind w:left="720" w:hanging="720"/>
+          <w:rFonts w:ascii="David" w:cs="David" w:eastAsia="David" w:hAnsi="David"/>
+          <w:sz w:val="24"/>
+          <w:szCs w:val="24"/>
+          <w:rtl/>
+        </w:rPr>
+        <w:t xml:space="preserve">דבדבני דקל, מ' (2026א). מחזון ורעיון למציאות ממשית [מצגת הרצאה]. ניהול קריירה בארגונים, הקריה האקדמית אונו.</w:t>
+      </w:r>
+    </w:p>
+    <w:p>
+      <w:pPr>
+        <w:bidi/>
+        <w:spacing w:after="0" w:line="480"/>
+        <w:ind w:left="709" w:hanging="709"/>
         <w:jc w:val="right"/>
       </w:pPr>
       <w:r>
         <w:rPr>
-          <w:rFonts w:ascii="Arial" w:cs="Arial" w:eastAsia="Arial" w:hAnsi="Arial"/>
-          <w:sz w:val="24"/>
-          <w:szCs w:val="24"/>
-          <w:rtl/>
-        </w:rPr>
-        <w:t xml:space="preserve">דבדבני דקל, מ. (2026). ניהול קריירה בארגונים – מצגות הקורס: "מחזון ורעיון למציאות ממשית" ו"עסקים בצל הקורונה – ממשבר להזדמנות" [חומרי קורס]. הקריה האקדמית אונו.</w:t>
-      </w:r>
-    </w:p>
-    <w:p>
-      <w:pPr>
-        <w:bidi/>
-        <w:spacing w:after="160" w:line="360"/>
-        <w:ind w:left="720" w:hanging="720"/>
+          <w:rFonts w:ascii="David" w:cs="David" w:eastAsia="David" w:hAnsi="David"/>
+          <w:sz w:val="24"/>
+          <w:szCs w:val="24"/>
+          <w:rtl/>
+        </w:rPr>
+        <w:t xml:space="preserve">דבדבני דקל, מ' (2026ב). עסקים בצל הקורונה: ממשבר להזדמנות, איך עושים את זה? [מצגת הרצאה]. ניהול קריירה בארגונים, הקריה האקדמית אונו.</w:t>
+      </w:r>
+    </w:p>
+    <w:p>
+      <w:pPr>
+        <w:bidi/>
+        <w:spacing w:after="0" w:line="480"/>
+        <w:ind w:left="709" w:hanging="709"/>
         <w:jc w:val="right"/>
       </w:pPr>
       <w:r>
         <w:rPr>
-          <w:rFonts w:ascii="Arial" w:cs="Arial" w:eastAsia="Arial" w:hAnsi="Arial"/>
+          <w:rFonts w:ascii="David" w:cs="David" w:eastAsia="David" w:hAnsi="David"/>
+          <w:sz w:val="24"/>
+          <w:szCs w:val="24"/>
+          <w:rtl/>
+        </w:rPr>
+        <w:t xml:space="preserve">הקשיים של מנהלי הייטק ב-2026: גיוס עובדים מתאימים והתייעלות </w:t>
+      </w:r>
+      <w:r>
+        <w:rPr>
+          <w:rFonts w:ascii="Times New Roman" w:cs="Times New Roman" w:eastAsia="Times New Roman" w:hAnsi="Times New Roman"/>
+          <w:sz w:val="24"/>
+          <w:szCs w:val="24"/>
+        </w:rPr>
+        <w:t xml:space="preserve">‎AI‎</w:t>
+      </w:r>
+      <w:r>
+        <w:rPr>
+          <w:rFonts w:ascii="David" w:cs="David" w:eastAsia="David" w:hAnsi="David"/>
+          <w:sz w:val="24"/>
+          <w:szCs w:val="24"/>
+          <w:rtl/>
+        </w:rPr>
+        <w:t xml:space="preserve">. (2026, 21 ביוני). </w:t>
+      </w:r>
+      <w:r>
+        <w:rPr>
+          <w:rFonts w:ascii="Times New Roman" w:cs="Times New Roman" w:eastAsia="Times New Roman" w:hAnsi="Times New Roman"/>
           <w:sz w:val="24"/>
           <w:szCs w:val="24"/>
         </w:rPr>
@@ -8742,24 +8057,7 @@
       </w:r>
       <w:r>
         <w:rPr>
-          <w:rFonts w:ascii="Arial" w:cs="Arial" w:eastAsia="Arial" w:hAnsi="Arial"/>
-          <w:sz w:val="24"/>
-          <w:szCs w:val="24"/>
-          <w:rtl/>
-        </w:rPr>
-        <w:t xml:space="preserve"> (2026, 21 ביוני). הקשיים של מנהלי הייטק ב-2026: גיוס עובדים מתאימים – והתייעלות </w:t>
-      </w:r>
-      <w:r>
-        <w:rPr>
-          <w:rFonts w:ascii="Arial" w:cs="Arial" w:eastAsia="Arial" w:hAnsi="Arial"/>
-          <w:sz w:val="24"/>
-          <w:szCs w:val="24"/>
-        </w:rPr>
-        <w:t xml:space="preserve">‎AI‎</w:t>
-      </w:r>
-      <w:r>
-        <w:rPr>
-          <w:rFonts w:ascii="Arial" w:cs="Arial" w:eastAsia="Arial" w:hAnsi="Arial"/>
+          <w:rFonts w:ascii="David" w:cs="David" w:eastAsia="David" w:hAnsi="David"/>
           <w:sz w:val="24"/>
           <w:szCs w:val="24"/>
           <w:rtl/>
@@ -8768,7 +8066,7 @@
       </w:r>
       <w:r>
         <w:rPr>
-          <w:rFonts w:ascii="Arial" w:cs="Arial" w:eastAsia="Arial" w:hAnsi="Arial"/>
+          <w:rFonts w:ascii="Times New Roman" w:cs="Times New Roman" w:eastAsia="Times New Roman" w:hAnsi="Times New Roman"/>
           <w:sz w:val="24"/>
           <w:szCs w:val="24"/>
         </w:rPr>
@@ -8777,32 +8075,14 @@
     </w:p>
     <w:p>
       <w:pPr>
-        <w:bidi/>
-        <w:spacing w:after="120" w:before="0" w:line="360"/>
-        <w:jc w:val="right"/>
-      </w:pPr>
-      <w:r>
-        <w:rPr>
-          <w:rFonts w:ascii="Arial" w:cs="Arial" w:eastAsia="Arial" w:hAnsi="Arial"/>
-          <w:b/>
-          <w:bCs/>
-          <w:sz w:val="24"/>
-          <w:szCs w:val="24"/>
-          <w:rtl/>
-        </w:rPr>
-        <w:t xml:space="preserve">מקורות באנגלית</w:t>
-      </w:r>
-    </w:p>
-    <w:p>
-      <w:pPr>
         <w:bidi w:val="false"/>
-        <w:spacing w:after="160" w:line="360"/>
-        <w:ind w:left="720" w:hanging="720"/>
+        <w:spacing w:after="0" w:line="480"/>
+        <w:ind w:left="709" w:hanging="709"/>
         <w:jc w:val="left"/>
       </w:pPr>
       <w:r>
         <w:rPr>
-          <w:rFonts w:ascii="Arial" w:cs="Arial" w:eastAsia="Arial" w:hAnsi="Arial"/>
+          <w:rFonts w:ascii="Times New Roman" w:cs="Times New Roman" w:eastAsia="Times New Roman" w:hAnsi="Times New Roman"/>
           <w:i w:val="false"/>
           <w:iCs w:val="false"/>
           <w:sz w:val="24"/>
@@ -8812,7 +8092,7 @@
       </w:r>
       <w:r>
         <w:rPr>
-          <w:rFonts w:ascii="Arial" w:cs="Arial" w:eastAsia="Arial" w:hAnsi="Arial"/>
+          <w:rFonts w:ascii="Times New Roman" w:cs="Times New Roman" w:eastAsia="Times New Roman" w:hAnsi="Times New Roman"/>
           <w:i/>
           <w:iCs/>
           <w:sz w:val="24"/>
@@ -8822,25 +8102,25 @@
       </w:r>
       <w:r>
         <w:rPr>
-          <w:rFonts w:ascii="Arial" w:cs="Arial" w:eastAsia="Arial" w:hAnsi="Arial"/>
+          <w:rFonts w:ascii="Times New Roman" w:cs="Times New Roman" w:eastAsia="Times New Roman" w:hAnsi="Times New Roman"/>
           <w:i w:val="false"/>
           <w:iCs w:val="false"/>
           <w:sz w:val="24"/>
           <w:szCs w:val="24"/>
         </w:rPr>
-        <w:t xml:space="preserve">(4), 803–829. https://doi.org/10.2307/256569</w:t>
+        <w:t xml:space="preserve">(4), 803-829. https://doi.org/10.2307/256569</w:t>
       </w:r>
     </w:p>
     <w:p>
       <w:pPr>
         <w:bidi w:val="false"/>
-        <w:spacing w:after="160" w:line="360"/>
-        <w:ind w:left="720" w:hanging="720"/>
+        <w:spacing w:after="0" w:line="480"/>
+        <w:ind w:left="709" w:hanging="709"/>
         <w:jc w:val="left"/>
       </w:pPr>
       <w:r>
         <w:rPr>
-          <w:rFonts w:ascii="Arial" w:cs="Arial" w:eastAsia="Arial" w:hAnsi="Arial"/>
+          <w:rFonts w:ascii="Times New Roman" w:cs="Times New Roman" w:eastAsia="Times New Roman" w:hAnsi="Times New Roman"/>
           <w:i w:val="false"/>
           <w:iCs w:val="false"/>
           <w:sz w:val="24"/>
@@ -8850,7 +8130,7 @@
       </w:r>
       <w:r>
         <w:rPr>
-          <w:rFonts w:ascii="Arial" w:cs="Arial" w:eastAsia="Arial" w:hAnsi="Arial"/>
+          <w:rFonts w:ascii="Times New Roman" w:cs="Times New Roman" w:eastAsia="Times New Roman" w:hAnsi="Times New Roman"/>
           <w:i/>
           <w:iCs/>
           <w:sz w:val="24"/>
@@ -8860,25 +8140,25 @@
       </w:r>
       <w:r>
         <w:rPr>
-          <w:rFonts w:ascii="Arial" w:cs="Arial" w:eastAsia="Arial" w:hAnsi="Arial"/>
+          <w:rFonts w:ascii="Times New Roman" w:cs="Times New Roman" w:eastAsia="Times New Roman" w:hAnsi="Times New Roman"/>
           <w:i w:val="false"/>
           <w:iCs w:val="false"/>
           <w:sz w:val="24"/>
           <w:szCs w:val="24"/>
         </w:rPr>
-        <w:t xml:space="preserve">(3), 438–448. https://doi.org/10.5465/amr.1984.4279673</w:t>
+        <w:t xml:space="preserve">(3), 438-448. https://doi.org/10.5465/amr.1984.4279673</w:t>
       </w:r>
     </w:p>
     <w:p>
       <w:pPr>
         <w:bidi w:val="false"/>
-        <w:spacing w:after="160" w:line="360"/>
-        <w:ind w:left="720" w:hanging="720"/>
+        <w:spacing w:after="0" w:line="480"/>
+        <w:ind w:left="709" w:hanging="709"/>
         <w:jc w:val="left"/>
       </w:pPr>
       <w:r>
         <w:rPr>
-          <w:rFonts w:ascii="Arial" w:cs="Arial" w:eastAsia="Arial" w:hAnsi="Arial"/>
+          <w:rFonts w:ascii="Times New Roman" w:cs="Times New Roman" w:eastAsia="Times New Roman" w:hAnsi="Times New Roman"/>
           <w:i w:val="false"/>
           <w:iCs w:val="false"/>
           <w:sz w:val="24"/>
@@ -8888,7 +8168,7 @@
       </w:r>
       <w:r>
         <w:rPr>
-          <w:rFonts w:ascii="Arial" w:cs="Arial" w:eastAsia="Arial" w:hAnsi="Arial"/>
+          <w:rFonts w:ascii="Times New Roman" w:cs="Times New Roman" w:eastAsia="Times New Roman" w:hAnsi="Times New Roman"/>
           <w:i/>
           <w:iCs/>
           <w:sz w:val="24"/>
@@ -8898,7 +8178,7 @@
       </w:r>
       <w:r>
         <w:rPr>
-          <w:rFonts w:ascii="Arial" w:cs="Arial" w:eastAsia="Arial" w:hAnsi="Arial"/>
+          <w:rFonts w:ascii="Times New Roman" w:cs="Times New Roman" w:eastAsia="Times New Roman" w:hAnsi="Times New Roman"/>
           <w:i w:val="false"/>
           <w:iCs w:val="false"/>
           <w:sz w:val="24"/>
@@ -8910,13 +8190,13 @@
     <w:p>
       <w:pPr>
         <w:bidi w:val="false"/>
-        <w:spacing w:after="160" w:line="360"/>
-        <w:ind w:left="720" w:hanging="720"/>
+        <w:spacing w:after="0" w:line="480"/>
+        <w:ind w:left="709" w:hanging="709"/>
         <w:jc w:val="left"/>
       </w:pPr>
       <w:r>
         <w:rPr>
-          <w:rFonts w:ascii="Arial" w:cs="Arial" w:eastAsia="Arial" w:hAnsi="Arial"/>
+          <w:rFonts w:ascii="Times New Roman" w:cs="Times New Roman" w:eastAsia="Times New Roman" w:hAnsi="Times New Roman"/>
           <w:i w:val="false"/>
           <w:iCs w:val="false"/>
           <w:sz w:val="24"/>
@@ -8926,7 +8206,7 @@
       </w:r>
       <w:r>
         <w:rPr>
-          <w:rFonts w:ascii="Arial" w:cs="Arial" w:eastAsia="Arial" w:hAnsi="Arial"/>
+          <w:rFonts w:ascii="Times New Roman" w:cs="Times New Roman" w:eastAsia="Times New Roman" w:hAnsi="Times New Roman"/>
           <w:i/>
           <w:iCs/>
           <w:sz w:val="24"/>
@@ -8936,25 +8216,25 @@
       </w:r>
       <w:r>
         <w:rPr>
-          <w:rFonts w:ascii="Arial" w:cs="Arial" w:eastAsia="Arial" w:hAnsi="Arial"/>
+          <w:rFonts w:ascii="Times New Roman" w:cs="Times New Roman" w:eastAsia="Times New Roman" w:hAnsi="Times New Roman"/>
           <w:i w:val="false"/>
           <w:iCs w:val="false"/>
           <w:sz w:val="24"/>
           <w:szCs w:val="24"/>
         </w:rPr>
-        <w:t xml:space="preserve">(2), 179–195. https://doi.org/10.1080/135943299398311</w:t>
+        <w:t xml:space="preserve">(2), 179-195. https://doi.org/10.1080/135943299398311</w:t>
       </w:r>
     </w:p>
     <w:p>
       <w:pPr>
         <w:bidi w:val="false"/>
-        <w:spacing w:after="160" w:line="360"/>
-        <w:ind w:left="720" w:hanging="720"/>
+        <w:spacing w:after="0" w:line="480"/>
+        <w:ind w:left="709" w:hanging="709"/>
         <w:jc w:val="left"/>
       </w:pPr>
       <w:r>
         <w:rPr>
-          <w:rFonts w:ascii="Arial" w:cs="Arial" w:eastAsia="Arial" w:hAnsi="Arial"/>
+          <w:rFonts w:ascii="Times New Roman" w:cs="Times New Roman" w:eastAsia="Times New Roman" w:hAnsi="Times New Roman"/>
           <w:i w:val="false"/>
           <w:iCs w:val="false"/>
           <w:sz w:val="24"/>
@@ -8964,7 +8244,7 @@
       </w:r>
       <w:r>
         <w:rPr>
-          <w:rFonts w:ascii="Arial" w:cs="Arial" w:eastAsia="Arial" w:hAnsi="Arial"/>
+          <w:rFonts w:ascii="Times New Roman" w:cs="Times New Roman" w:eastAsia="Times New Roman" w:hAnsi="Times New Roman"/>
           <w:i/>
           <w:iCs/>
           <w:sz w:val="24"/>
@@ -8974,25 +8254,25 @@
       </w:r>
       <w:r>
         <w:rPr>
-          <w:rFonts w:ascii="Arial" w:cs="Arial" w:eastAsia="Arial" w:hAnsi="Arial"/>
+          <w:rFonts w:ascii="Times New Roman" w:cs="Times New Roman" w:eastAsia="Times New Roman" w:hAnsi="Times New Roman"/>
           <w:i w:val="false"/>
           <w:iCs w:val="false"/>
           <w:sz w:val="24"/>
           <w:szCs w:val="24"/>
         </w:rPr>
-        <w:t xml:space="preserve">(3), 513–524. https://doi.org/10.1037/0003-066X.44.3.513</w:t>
+        <w:t xml:space="preserve">(3), 513-524. https://doi.org/10.1037/0003-066X.44.3.513</w:t>
       </w:r>
     </w:p>
     <w:p>
       <w:pPr>
         <w:bidi w:val="false"/>
-        <w:spacing w:after="160" w:line="360"/>
-        <w:ind w:left="720" w:hanging="720"/>
+        <w:spacing w:after="0" w:line="480"/>
+        <w:ind w:left="709" w:hanging="709"/>
         <w:jc w:val="left"/>
       </w:pPr>
       <w:r>
         <w:rPr>
-          <w:rFonts w:ascii="Arial" w:cs="Arial" w:eastAsia="Arial" w:hAnsi="Arial"/>
+          <w:rFonts w:ascii="Times New Roman" w:cs="Times New Roman" w:eastAsia="Times New Roman" w:hAnsi="Times New Roman"/>
           <w:i w:val="false"/>
           <w:iCs w:val="false"/>
           <w:sz w:val="24"/>
@@ -9002,7 +8282,7 @@
       </w:r>
       <w:r>
         <w:rPr>
-          <w:rFonts w:ascii="Arial" w:cs="Arial" w:eastAsia="Arial" w:hAnsi="Arial"/>
+          <w:rFonts w:ascii="Times New Roman" w:cs="Times New Roman" w:eastAsia="Times New Roman" w:hAnsi="Times New Roman"/>
           <w:i/>
           <w:iCs/>
           <w:sz w:val="24"/>
@@ -9012,7 +8292,7 @@
       </w:r>
       <w:r>
         <w:rPr>
-          <w:rFonts w:ascii="Arial" w:cs="Arial" w:eastAsia="Arial" w:hAnsi="Arial"/>
+          <w:rFonts w:ascii="Times New Roman" w:cs="Times New Roman" w:eastAsia="Times New Roman" w:hAnsi="Times New Roman"/>
           <w:i w:val="false"/>
           <w:iCs w:val="false"/>
           <w:sz w:val="24"/>
@@ -9024,13 +8304,13 @@
     <w:p>
       <w:pPr>
         <w:bidi w:val="false"/>
-        <w:spacing w:after="160" w:line="360"/>
-        <w:ind w:left="720" w:hanging="720"/>
+        <w:spacing w:after="0" w:line="480"/>
+        <w:ind w:left="709" w:hanging="709"/>
         <w:jc w:val="left"/>
       </w:pPr>
       <w:r>
         <w:rPr>
-          <w:rFonts w:ascii="Arial" w:cs="Arial" w:eastAsia="Arial" w:hAnsi="Arial"/>
+          <w:rFonts w:ascii="Times New Roman" w:cs="Times New Roman" w:eastAsia="Times New Roman" w:hAnsi="Times New Roman"/>
           <w:i w:val="false"/>
           <w:iCs w:val="false"/>
           <w:sz w:val="24"/>
@@ -9040,7 +8320,7 @@
       </w:r>
       <w:r>
         <w:rPr>
-          <w:rFonts w:ascii="Arial" w:cs="Arial" w:eastAsia="Arial" w:hAnsi="Arial"/>
+          <w:rFonts w:ascii="Times New Roman" w:cs="Times New Roman" w:eastAsia="Times New Roman" w:hAnsi="Times New Roman"/>
           <w:i/>
           <w:iCs/>
           <w:sz w:val="24"/>
@@ -9050,25 +8330,25 @@
       </w:r>
       <w:r>
         <w:rPr>
-          <w:rFonts w:ascii="Arial" w:cs="Arial" w:eastAsia="Arial" w:hAnsi="Arial"/>
+          <w:rFonts w:ascii="Times New Roman" w:cs="Times New Roman" w:eastAsia="Times New Roman" w:hAnsi="Times New Roman"/>
           <w:i w:val="false"/>
           <w:iCs w:val="false"/>
           <w:sz w:val="24"/>
           <w:szCs w:val="24"/>
         </w:rPr>
-        <w:t xml:space="preserve">(6), 2307–2342. https://doi.org/10.1177/0149206318773853</w:t>
+        <w:t xml:space="preserve">(6), 2307-2342. https://doi.org/10.1177/0149206318773853</w:t>
       </w:r>
     </w:p>
     <w:p>
       <w:pPr>
         <w:bidi w:val="false"/>
-        <w:spacing w:after="160" w:line="360"/>
-        <w:ind w:left="720" w:hanging="720"/>
+        <w:spacing w:after="0" w:line="480"/>
+        <w:ind w:left="709" w:hanging="709"/>
         <w:jc w:val="left"/>
       </w:pPr>
       <w:r>
         <w:rPr>
-          <w:rFonts w:ascii="Arial" w:cs="Arial" w:eastAsia="Arial" w:hAnsi="Arial"/>
+          <w:rFonts w:ascii="Times New Roman" w:cs="Times New Roman" w:eastAsia="Times New Roman" w:hAnsi="Times New Roman"/>
           <w:i w:val="false"/>
           <w:iCs w:val="false"/>
           <w:sz w:val="24"/>
@@ -9078,7 +8358,7 @@
       </w:r>
       <w:r>
         <w:rPr>
-          <w:rFonts w:ascii="Arial" w:cs="Arial" w:eastAsia="Arial" w:hAnsi="Arial"/>
+          <w:rFonts w:ascii="Times New Roman" w:cs="Times New Roman" w:eastAsia="Times New Roman" w:hAnsi="Times New Roman"/>
           <w:i/>
           <w:iCs/>
           <w:sz w:val="24"/>
@@ -9088,7 +8368,7 @@
       </w:r>
       <w:r>
         <w:rPr>
-          <w:rFonts w:ascii="Arial" w:cs="Arial" w:eastAsia="Arial" w:hAnsi="Arial"/>
+          <w:rFonts w:ascii="Times New Roman" w:cs="Times New Roman" w:eastAsia="Times New Roman" w:hAnsi="Times New Roman"/>
           <w:i w:val="false"/>
           <w:iCs w:val="false"/>
           <w:sz w:val="24"/>
@@ -9100,13 +8380,13 @@
     <w:p>
       <w:pPr>
         <w:bidi w:val="false"/>
-        <w:spacing w:after="160" w:line="360"/>
-        <w:ind w:left="720" w:hanging="720"/>
+        <w:spacing w:after="0" w:line="480"/>
+        <w:ind w:left="709" w:hanging="709"/>
         <w:jc w:val="left"/>
       </w:pPr>
       <w:r>
         <w:rPr>
-          <w:rFonts w:ascii="Arial" w:cs="Arial" w:eastAsia="Arial" w:hAnsi="Arial"/>
+          <w:rFonts w:ascii="Times New Roman" w:cs="Times New Roman" w:eastAsia="Times New Roman" w:hAnsi="Times New Roman"/>
           <w:i w:val="false"/>
           <w:iCs w:val="false"/>
           <w:sz w:val="24"/>
@@ -9116,7 +8396,7 @@
       </w:r>
       <w:r>
         <w:rPr>
-          <w:rFonts w:ascii="Arial" w:cs="Arial" w:eastAsia="Arial" w:hAnsi="Arial"/>
+          <w:rFonts w:ascii="Times New Roman" w:cs="Times New Roman" w:eastAsia="Times New Roman" w:hAnsi="Times New Roman"/>
           <w:i/>
           <w:iCs/>
           <w:sz w:val="24"/>
@@ -9126,35 +8406,35 @@
       </w:r>
       <w:r>
         <w:rPr>
-          <w:rFonts w:ascii="Arial" w:cs="Arial" w:eastAsia="Arial" w:hAnsi="Arial"/>
+          <w:rFonts w:ascii="Times New Roman" w:cs="Times New Roman" w:eastAsia="Times New Roman" w:hAnsi="Times New Roman"/>
           <w:i w:val="false"/>
           <w:iCs w:val="false"/>
           <w:sz w:val="24"/>
           <w:szCs w:val="24"/>
         </w:rPr>
-        <w:t xml:space="preserve">, 335–359. https://doi.org/10.1146/annurev-orgpsych-032117-104651</w:t>
+        <w:t xml:space="preserve">, 335-359. https://doi.org/10.1146/annurev-orgpsych-032117-104651</w:t>
       </w:r>
     </w:p>
     <w:p>
       <w:pPr>
         <w:bidi w:val="false"/>
-        <w:spacing w:after="160" w:line="360"/>
-        <w:ind w:left="720" w:hanging="720"/>
+        <w:spacing w:after="0" w:line="480"/>
+        <w:ind w:left="709" w:hanging="709"/>
         <w:jc w:val="left"/>
       </w:pPr>
       <w:r>
         <w:rPr>
-          <w:rFonts w:ascii="Arial" w:cs="Arial" w:eastAsia="Arial" w:hAnsi="Arial"/>
+          <w:rFonts w:ascii="Times New Roman" w:cs="Times New Roman" w:eastAsia="Times New Roman" w:hAnsi="Times New Roman"/>
           <w:i w:val="false"/>
           <w:iCs w:val="false"/>
           <w:sz w:val="24"/>
           <w:szCs w:val="24"/>
         </w:rPr>
-        <w:t xml:space="preserve">Russo, M., Shteigman, A., &amp; Carmeli, A. (2016). Workplace and family support and work–life balance: Implications for individual psychological availability and energy at work. </w:t>
-      </w:r>
-      <w:r>
-        <w:rPr>
-          <w:rFonts w:ascii="Arial" w:cs="Arial" w:eastAsia="Arial" w:hAnsi="Arial"/>
+        <w:t xml:space="preserve">Russo, M., Shteigman, A., &amp; Carmeli, A. (2016). Workplace and family support and work-life balance: Implications for individual psychological availability and energy at work. </w:t>
+      </w:r>
+      <w:r>
+        <w:rPr>
+          <w:rFonts w:ascii="Times New Roman" w:cs="Times New Roman" w:eastAsia="Times New Roman" w:hAnsi="Times New Roman"/>
           <w:i/>
           <w:iCs/>
           <w:sz w:val="24"/>
@@ -9164,25 +8444,25 @@
       </w:r>
       <w:r>
         <w:rPr>
-          <w:rFonts w:ascii="Arial" w:cs="Arial" w:eastAsia="Arial" w:hAnsi="Arial"/>
+          <w:rFonts w:ascii="Times New Roman" w:cs="Times New Roman" w:eastAsia="Times New Roman" w:hAnsi="Times New Roman"/>
           <w:i w:val="false"/>
           <w:iCs w:val="false"/>
           <w:sz w:val="24"/>
           <w:szCs w:val="24"/>
         </w:rPr>
-        <w:t xml:space="preserve">(2), 173–188. https://doi.org/10.1080/17439760.2015.1025424</w:t>
+        <w:t xml:space="preserve">(2), 173-188. https://doi.org/10.1080/17439760.2015.1025424</w:t>
       </w:r>
     </w:p>
     <w:p>
       <w:pPr>
         <w:bidi w:val="false"/>
-        <w:spacing w:after="160" w:line="360"/>
-        <w:ind w:left="720" w:hanging="720"/>
+        <w:spacing w:after="0" w:line="480"/>
+        <w:ind w:left="709" w:hanging="709"/>
         <w:jc w:val="left"/>
       </w:pPr>
       <w:r>
         <w:rPr>
-          <w:rFonts w:ascii="Arial" w:cs="Arial" w:eastAsia="Arial" w:hAnsi="Arial"/>
+          <w:rFonts w:ascii="Times New Roman" w:cs="Times New Roman" w:eastAsia="Times New Roman" w:hAnsi="Times New Roman"/>
           <w:i w:val="false"/>
           <w:iCs w:val="false"/>
           <w:sz w:val="24"/>
@@ -9192,7 +8472,7 @@
       </w:r>
       <w:r>
         <w:rPr>
-          <w:rFonts w:ascii="Arial" w:cs="Arial" w:eastAsia="Arial" w:hAnsi="Arial"/>
+          <w:rFonts w:ascii="Times New Roman" w:cs="Times New Roman" w:eastAsia="Times New Roman" w:hAnsi="Times New Roman"/>
           <w:i/>
           <w:iCs/>
           <w:sz w:val="24"/>
@@ -9202,25 +8482,25 @@
       </w:r>
       <w:r>
         <w:rPr>
-          <w:rFonts w:ascii="Arial" w:cs="Arial" w:eastAsia="Arial" w:hAnsi="Arial"/>
+          <w:rFonts w:ascii="Times New Roman" w:cs="Times New Roman" w:eastAsia="Times New Roman" w:hAnsi="Times New Roman"/>
           <w:i w:val="false"/>
           <w:iCs w:val="false"/>
           <w:sz w:val="24"/>
           <w:szCs w:val="24"/>
         </w:rPr>
-        <w:t xml:space="preserve">(4), 80–88. https://doi.org/10.5465/ame.1996.3145321</w:t>
+        <w:t xml:space="preserve">(4), 80-88. https://doi.org/10.5465/ame.1996.3145321</w:t>
       </w:r>
     </w:p>
     <w:p>
       <w:pPr>
         <w:bidi w:val="false"/>
-        <w:spacing w:after="160" w:line="360"/>
-        <w:ind w:left="720" w:hanging="720"/>
+        <w:spacing w:after="0" w:line="480"/>
+        <w:ind w:left="709" w:hanging="709"/>
         <w:jc w:val="left"/>
       </w:pPr>
       <w:r>
         <w:rPr>
-          <w:rFonts w:ascii="Arial" w:cs="Arial" w:eastAsia="Arial" w:hAnsi="Arial"/>
+          <w:rFonts w:ascii="Times New Roman" w:cs="Times New Roman" w:eastAsia="Times New Roman" w:hAnsi="Times New Roman"/>
           <w:i w:val="false"/>
           <w:iCs w:val="false"/>
           <w:sz w:val="24"/>
@@ -9230,7 +8510,7 @@
       </w:r>
       <w:r>
         <w:rPr>
-          <w:rFonts w:ascii="Arial" w:cs="Arial" w:eastAsia="Arial" w:hAnsi="Arial"/>
+          <w:rFonts w:ascii="Times New Roman" w:cs="Times New Roman" w:eastAsia="Times New Roman" w:hAnsi="Times New Roman"/>
           <w:i/>
           <w:iCs/>
           <w:sz w:val="24"/>
@@ -9240,25 +8520,25 @@
       </w:r>
       <w:r>
         <w:rPr>
-          <w:rFonts w:ascii="Arial" w:cs="Arial" w:eastAsia="Arial" w:hAnsi="Arial"/>
+          <w:rFonts w:ascii="Times New Roman" w:cs="Times New Roman" w:eastAsia="Times New Roman" w:hAnsi="Times New Roman"/>
           <w:i w:val="false"/>
           <w:iCs w:val="false"/>
           <w:sz w:val="24"/>
           <w:szCs w:val="24"/>
         </w:rPr>
-        <w:t xml:space="preserve">(6), 1911–1939. https://doi.org/10.1177/0149206317691574</w:t>
+        <w:t xml:space="preserve">(6), 1911-1939. https://doi.org/10.1177/0149206317691574</w:t>
       </w:r>
     </w:p>
     <w:p>
       <w:pPr>
         <w:bidi w:val="false"/>
-        <w:spacing w:after="160" w:line="360"/>
-        <w:ind w:left="720" w:hanging="720"/>
+        <w:spacing w:after="0" w:line="480"/>
+        <w:ind w:left="709" w:hanging="709"/>
         <w:jc w:val="left"/>
       </w:pPr>
       <w:r>
         <w:rPr>
-          <w:rFonts w:ascii="Arial" w:cs="Arial" w:eastAsia="Arial" w:hAnsi="Arial"/>
+          <w:rFonts w:ascii="Times New Roman" w:cs="Times New Roman" w:eastAsia="Times New Roman" w:hAnsi="Times New Roman"/>
           <w:i w:val="false"/>
           <w:iCs w:val="false"/>
           <w:sz w:val="24"/>
@@ -9268,7 +8548,7 @@
       </w:r>
       <w:r>
         <w:rPr>
-          <w:rFonts w:ascii="Arial" w:cs="Arial" w:eastAsia="Arial" w:hAnsi="Arial"/>
+          <w:rFonts w:ascii="Times New Roman" w:cs="Times New Roman" w:eastAsia="Times New Roman" w:hAnsi="Times New Roman"/>
           <w:i/>
           <w:iCs/>
           <w:sz w:val="24"/>
@@ -9278,20 +8558,20 @@
       </w:r>
       <w:r>
         <w:rPr>
-          <w:rFonts w:ascii="Arial" w:cs="Arial" w:eastAsia="Arial" w:hAnsi="Arial"/>
+          <w:rFonts w:ascii="Times New Roman" w:cs="Times New Roman" w:eastAsia="Times New Roman" w:hAnsi="Times New Roman"/>
           <w:i w:val="false"/>
           <w:iCs w:val="false"/>
           <w:sz w:val="24"/>
           <w:szCs w:val="24"/>
         </w:rPr>
-        <w:t xml:space="preserve">(3), 282–298. https://doi.org/10.1016/0001-8791(80)90056-1</w:t>
+        <w:t xml:space="preserve">(3), 282-298. https://doi.org/10.1016/0001-8791(80)90056-1</w:t>
       </w:r>
     </w:p>
     <w:sectPr>
       <w:footerReference w:type="default" r:id="rId7"/>
       <w:footerReference w:type="first" r:id="rId8"/>
       <w:pgSz w:w="11906" w:h="16838" w:orient="portrait"/>
-      <w:pgMar w:top="1440" w:right="1440" w:bottom="1440" w:left="1440" w:header="708" w:footer="708" w:gutter="0"/>
+      <w:pgMar w:top="1417" w:right="1417" w:bottom="1417" w:left="1417" w:header="708" w:footer="708" w:gutter="0"/>
       <w:pgNumType/>
       <w:titlePg/>
       <w:docGrid w:linePitch="360"/>
@@ -9349,7 +8629,7 @@
     </w:pPr>
     <w:r>
       <w:rPr>
-        <w:rFonts w:ascii="Arial" w:cs="Arial" w:eastAsia="Arial" w:hAnsi="Arial"/>
+        <w:rFonts w:ascii="David" w:cs="David" w:eastAsia="David" w:hAnsi="David"/>
         <w:sz w:val="20"/>
         <w:szCs w:val="20"/>
       </w:rPr>
@@ -9503,66 +8783,6 @@
       </w:pPr>
     </w:lvl>
   </w:abstractNum>
-  <w:abstractNum w:abstractNumId="3" w15:restartNumberingAfterBreak="0">
-    <w:multiLevelType w:val="hybridMultilevel"/>
-    <w:lvl w:ilvl="0" w15:tentative="1">
-      <w:start w:val="1"/>
-      <w:numFmt w:val="decimal"/>
-      <w:lvlText w:val="%1."/>
-      <w:lvlJc w:val="right"/>
-      <w:pPr>
-        <w:ind w:left="720" w:hanging="360"/>
-      </w:pPr>
-    </w:lvl>
-  </w:abstractNum>
-  <w:abstractNum w:abstractNumId="4" w15:restartNumberingAfterBreak="0">
-    <w:multiLevelType w:val="hybridMultilevel"/>
-    <w:lvl w:ilvl="0" w15:tentative="1">
-      <w:start w:val="1"/>
-      <w:numFmt w:val="decimal"/>
-      <w:lvlText w:val="%1."/>
-      <w:lvlJc w:val="right"/>
-      <w:pPr>
-        <w:ind w:left="720" w:hanging="360"/>
-      </w:pPr>
-    </w:lvl>
-  </w:abstractNum>
-  <w:abstractNum w:abstractNumId="5" w15:restartNumberingAfterBreak="0">
-    <w:multiLevelType w:val="hybridMultilevel"/>
-    <w:lvl w:ilvl="0" w15:tentative="1">
-      <w:start w:val="1"/>
-      <w:numFmt w:val="decimal"/>
-      <w:lvlText w:val="%1."/>
-      <w:lvlJc w:val="right"/>
-      <w:pPr>
-        <w:ind w:left="720" w:hanging="360"/>
-      </w:pPr>
-    </w:lvl>
-  </w:abstractNum>
-  <w:abstractNum w:abstractNumId="6" w15:restartNumberingAfterBreak="0">
-    <w:multiLevelType w:val="hybridMultilevel"/>
-    <w:lvl w:ilvl="0" w15:tentative="1">
-      <w:start w:val="1"/>
-      <w:numFmt w:val="decimal"/>
-      <w:lvlText w:val="%1."/>
-      <w:lvlJc w:val="right"/>
-      <w:pPr>
-        <w:ind w:left="720" w:hanging="360"/>
-      </w:pPr>
-    </w:lvl>
-  </w:abstractNum>
-  <w:abstractNum w:abstractNumId="7" w15:restartNumberingAfterBreak="0">
-    <w:multiLevelType w:val="hybridMultilevel"/>
-    <w:lvl w:ilvl="0" w15:tentative="1">
-      <w:start w:val="1"/>
-      <w:numFmt w:val="decimal"/>
-      <w:lvlText w:val="%1."/>
-      <w:lvlJc w:val="right"/>
-      <w:pPr>
-        <w:ind w:left="720" w:hanging="360"/>
-      </w:pPr>
-    </w:lvl>
-  </w:abstractNum>
   <w:num w:numId="1">
     <w:abstractNumId w:val="1"/>
     <w:lvlOverride w:ilvl="0">
@@ -9570,31 +8790,7 @@
     </w:lvlOverride>
   </w:num>
   <w:num w:numId="2">
-    <w:abstractNumId w:val="4"/>
-    <w:lvlOverride w:ilvl="0">
-      <w:startOverride w:val="1"/>
-    </w:lvlOverride>
-  </w:num>
-  <w:num w:numId="3">
-    <w:abstractNumId w:val="5"/>
-    <w:lvlOverride w:ilvl="0">
-      <w:startOverride w:val="1"/>
-    </w:lvlOverride>
-  </w:num>
-  <w:num w:numId="4">
     <w:abstractNumId w:val="2"/>
-    <w:lvlOverride w:ilvl="0">
-      <w:startOverride w:val="1"/>
-    </w:lvlOverride>
-  </w:num>
-  <w:num w:numId="5">
-    <w:abstractNumId w:val="6"/>
-    <w:lvlOverride w:ilvl="0">
-      <w:startOverride w:val="1"/>
-    </w:lvlOverride>
-  </w:num>
-  <w:num w:numId="6">
-    <w:abstractNumId w:val="7"/>
     <w:lvlOverride w:ilvl="0">
       <w:startOverride w:val="1"/>
     </w:lvlOverride>
@@ -9607,7 +8803,7 @@
   <w:docDefaults>
     <w:rPrDefault>
       <w:rPr>
-        <w:rFonts w:ascii="Arial" w:cs="Arial" w:eastAsia="Arial" w:hAnsi="Arial"/>
+        <w:rFonts w:ascii="David" w:cs="David" w:eastAsia="David" w:hAnsi="David"/>
         <w:sz w:val="24"/>
         <w:szCs w:val="24"/>
       </w:rPr>
@@ -9791,11 +8987,11 @@
     <w:next w:val="Normal"/>
     <w:qFormat/>
     <w:pPr>
-      <w:spacing w:after="200" w:before="360"/>
+      <w:spacing w:after="240" w:before="240"/>
       <w:outlineLvl w:val="0"/>
     </w:pPr>
     <w:rPr>
-      <w:rFonts w:ascii="Arial" w:cs="Arial" w:eastAsia="Arial" w:hAnsi="Arial"/>
+      <w:rFonts w:ascii="David" w:cs="David" w:eastAsia="David" w:hAnsi="David"/>
       <w:b/>
       <w:bCs/>
       <w:color w:val="1F3864"/>
@@ -9813,7 +9009,7 @@
       <w:outlineLvl w:val="1"/>
     </w:pPr>
     <w:rPr>
-      <w:rFonts w:ascii="Arial" w:cs="Arial" w:eastAsia="Arial" w:hAnsi="Arial"/>
+      <w:rFonts w:ascii="David" w:cs="David" w:eastAsia="David" w:hAnsi="David"/>
       <w:b/>
       <w:bCs/>
       <w:color w:val="0E6E73"/>

--- a/career-management-final-project/ניהול קריירה - התמודדות עם חוסר ודאות תעסוקתי - עבודה מסכמת.docx
+++ b/career-management-final-project/ניהול קריירה - התמודדות עם חוסר ודאות תעסוקתי - עבודה מסכמת.docx
@@ -152,7 +152,7 @@
           <w:sz w:val="22"/>
           <w:szCs w:val="22"/>
         </w:rPr>
-        <w:t xml:space="preserve">Shoss, M. K. (2017). Job insecurity: An integrative review and agenda for future research. Journal of Management, 43(6), 1911-1939.</w:t>
+        <w:t xml:space="preserve">Låstad, L., Pienaar, J., Näswall, K., Richter, A., Hellgren, J., &amp; Sverke, M. (2025). Moving on up now? A meta-analysis of the associations between job insecurity and career-related outcomes. Scandinavian Journal of Work and Organizational Psychology, 10(1), Article 2.</w:t>
       </w:r>
     </w:p>
     <w:p>
@@ -186,12 +186,12 @@
           <w:sz w:val="22"/>
           <w:szCs w:val="22"/>
         </w:rPr>
-        <w:t xml:space="preserve">Lee, C., Huang, G.-H., &amp; Ashford, S. J. (2018). Job insecurity and the changing workplace. Annual Review of Organizational Psychology and Organizational Behavior, 5, 335-359.</w:t>
-      </w:r>
-    </w:p>
-    <w:p>
-      <w:pPr>
-        <w:spacing w:after="500"/>
+        <w:t xml:space="preserve">Chung, Y. W., Im, S., Kim, J. E., &amp; Yun, J. K. (2025). Artificial intelligence awareness, career resilience, job insecurity and behavioural outcomes. Australian Journal of Psychology, 77(1), Article 2559910.</w:t>
+      </w:r>
+    </w:p>
+    <w:p>
+      <w:pPr>
+        <w:spacing w:after="400"/>
       </w:pPr>
     </w:p>
     <w:tbl>
@@ -506,7 +506,7 @@
     </w:tbl>
     <w:p>
       <w:pPr>
-        <w:spacing w:after="500"/>
+        <w:spacing w:after="400"/>
       </w:pPr>
     </w:p>
     <w:p>
@@ -543,7 +543,7 @@
     </w:p>
     <w:p>
       <w:pPr>
-        <w:spacing w:after="240"/>
+        <w:spacing w:after="200"/>
       </w:pPr>
     </w:p>
     <w:p>
@@ -715,16 +715,16 @@
           <w:szCs w:val="24"/>
           <w:rtl/>
         </w:rPr>
-        <w:t xml:space="preserve">פרק 4: המאמר המשלים וראיות תומכות</w:t>
-      </w:r>
-      <w:r>
-        <w:rPr>
-          <w:rFonts w:ascii="David" w:cs="David" w:eastAsia="David" w:hAnsi="David"/>
-          <w:sz w:val="24"/>
-          <w:szCs w:val="24"/>
-          <w:rtl/>
-        </w:rPr>
-        <w:t xml:space="preserve">	11</w:t>
+        <w:t xml:space="preserve">פרק 4: המאמר המשלים והמסגרת התיאורטית</w:t>
+      </w:r>
+      <w:r>
+        <w:rPr>
+          <w:rFonts w:ascii="David" w:cs="David" w:eastAsia="David" w:hAnsi="David"/>
+          <w:sz w:val="24"/>
+          <w:szCs w:val="24"/>
+          <w:rtl/>
+        </w:rPr>
+        <w:t xml:space="preserve">	12</w:t>
       </w:r>
     </w:p>
     <w:p>
@@ -752,7 +752,7 @@
           <w:szCs w:val="24"/>
           <w:rtl/>
         </w:rPr>
-        <w:t xml:space="preserve">	12</w:t>
+        <w:t xml:space="preserve">	14</w:t>
       </w:r>
     </w:p>
     <w:p>
@@ -780,7 +780,7 @@
           <w:szCs w:val="24"/>
           <w:rtl/>
         </w:rPr>
-        <w:t xml:space="preserve">	15</w:t>
+        <w:t xml:space="preserve">	16</w:t>
       </w:r>
     </w:p>
     <w:p>
@@ -808,7 +808,7 @@
           <w:szCs w:val="24"/>
           <w:rtl/>
         </w:rPr>
-        <w:t xml:space="preserve">	17</w:t>
+        <w:t xml:space="preserve">	19</w:t>
       </w:r>
     </w:p>
     <w:p>
@@ -836,7 +836,7 @@
           <w:szCs w:val="24"/>
           <w:rtl/>
         </w:rPr>
-        <w:t xml:space="preserve">	18</w:t>
+        <w:t xml:space="preserve">	20</w:t>
       </w:r>
     </w:p>
     <w:p>
@@ -864,7 +864,7 @@
           <w:szCs w:val="24"/>
           <w:rtl/>
         </w:rPr>
-        <w:t xml:space="preserve">	19</w:t>
+        <w:t xml:space="preserve">	21</w:t>
       </w:r>
     </w:p>
     <w:p>
@@ -892,7 +892,7 @@
           <w:szCs w:val="24"/>
           <w:rtl/>
         </w:rPr>
-        <w:t xml:space="preserve">	20</w:t>
+        <w:t xml:space="preserve">	22</w:t>
       </w:r>
     </w:p>
     <w:p>
@@ -1017,7 +1017,7 @@
           <w:szCs w:val="24"/>
           <w:rtl/>
         </w:rPr>
-        <w:t xml:space="preserve">). תהליך כזה מניח מידה של יציבות. מכאן עולה השאלה שבמרכז עבודה זו: כיצד מנהלים קריירה כאשר אי-הוודאות הופכת לתנאי קבוע ולא לאירוע חריג? הנושא נבחר משום שהוא נוגע ישירות לסטודנטים הנמצאים לפני הכניסה לשוק העבודה או בתחילת דרכם המקצועית, ומשום שהוא מתחבר לנושאים שנלמדו בקורס: מסע הקריירה במאה ה-21 ושלושת "סלי הכלים" לניהול קריירה, רשת אנשים, זהות מקצועית והתפתחות (דבדבני דקל, 2026א), וההסתכלות על משבר כעל הזדמנות (דבדבני דקל, 2026ב).</w:t>
+        <w:t xml:space="preserve">). תהליך כזה מניח מידה של יציבות. מכאן עולה השאלה שבמרכז עבודה זו: מה עושה חוסר הביטחון התעסוקתי לקריירה עצמה, ולא רק לבריאות ולשביעות הרצון, וכיצד מנהלים קריירה כאשר אי-הוודאות הופכת לתנאי קבוע? הנושא נבחר משום שהוא נוגע ישירות לסטודנטים הנמצאים לפני הכניסה לשוק העבודה או בתחילת דרכם המקצועית, ומשום שהוא מתחבר לנושאים שנלמדו בקורס: מסע הקריירה במאה ה-21 ושלושת "סלי הכלים" לניהול קריירה, רשת אנשים, זהות מקצועית והתפתחות (דבדבני דקל, 2026א), וההסתכלות על משבר כעל הזדמנות (דבדבני דקל, 2026ב).</w:t>
       </w:r>
     </w:p>
     <w:p>
@@ -1033,7 +1033,58 @@
           <w:szCs w:val="24"/>
           <w:rtl/>
         </w:rPr>
-        <w:t xml:space="preserve">העבודה נשענת על הסקירה האינטגרטיבית של שוס (</w:t>
+        <w:t xml:space="preserve">העבודה נשענת על המטא-אנליזה של לוסטד ואחרים (</w:t>
+      </w:r>
+      <w:r>
+        <w:rPr>
+          <w:rFonts w:ascii="Times New Roman" w:cs="Times New Roman" w:eastAsia="Times New Roman" w:hAnsi="Times New Roman"/>
+          <w:sz w:val="24"/>
+          <w:szCs w:val="24"/>
+        </w:rPr>
+        <w:t xml:space="preserve">‎Låstad et al., 2025‎</w:t>
+      </w:r>
+      <w:r>
+        <w:rPr>
+          <w:rFonts w:ascii="David" w:cs="David" w:eastAsia="David" w:hAnsi="David"/>
+          <w:sz w:val="24"/>
+          <w:szCs w:val="24"/>
+          <w:rtl/>
+        </w:rPr>
+        <w:t xml:space="preserve">), שפורסמה בכתב העת השפיט </w:t>
+      </w:r>
+      <w:r>
+        <w:rPr>
+          <w:rFonts w:ascii="Times New Roman" w:cs="Times New Roman" w:eastAsia="Times New Roman" w:hAnsi="Times New Roman"/>
+          <w:sz w:val="24"/>
+          <w:szCs w:val="24"/>
+        </w:rPr>
+        <w:t xml:space="preserve">‎Scandinavian Journal of Work and Organizational Psychology‎</w:t>
+      </w:r>
+      <w:r>
+        <w:rPr>
+          <w:rFonts w:ascii="David" w:cs="David" w:eastAsia="David" w:hAnsi="David"/>
+          <w:sz w:val="24"/>
+          <w:szCs w:val="24"/>
+          <w:rtl/>
+        </w:rPr>
+        <w:t xml:space="preserve"> בגישה פתוחה מלאה. זהו המאמר הראשון שאיחד סטטיסטית את הממצאים על הקשר בין חוסר ביטחון תעסוקתי לבין תוצאות קריירה, כגון שביעות רצון מהקריירה, יכולת תעסוקה נתפסת, פיתוח מיומנויות וכוונות עזיבה. כמאמר משלים, לצורך הגשה בשלשה, נבחר מחקר האורך של צ'ונג ואחרים (</w:t>
+      </w:r>
+      <w:r>
+        <w:rPr>
+          <w:rFonts w:ascii="Times New Roman" w:cs="Times New Roman" w:eastAsia="Times New Roman" w:hAnsi="Times New Roman"/>
+          <w:sz w:val="24"/>
+          <w:szCs w:val="24"/>
+        </w:rPr>
+        <w:t xml:space="preserve">‎Chung et al., 2025‎</w:t>
+      </w:r>
+      <w:r>
+        <w:rPr>
+          <w:rFonts w:ascii="David" w:cs="David" w:eastAsia="David" w:hAnsi="David"/>
+          <w:sz w:val="24"/>
+          <w:szCs w:val="24"/>
+          <w:rtl/>
+        </w:rPr>
+        <w:t xml:space="preserve">), שפורסם אף הוא בגישה פתוחה ובחן כיצד המודעות לבינה מלאכותית מייצרת חוסר ביטחון תעסוקתי וכיצד חוסן קריירה ממתן זאת. המסגרת התיאורטית של שני המאמרים נשענת על הסקירה האינטגרטיבית של שוס (</w:t>
       </w:r>
       <w:r>
         <w:rPr>
@@ -1042,74 +1093,6 @@
           <w:szCs w:val="24"/>
         </w:rPr>
         <w:t xml:space="preserve">‎Shoss, 2017‎</w:t>
-      </w:r>
-      <w:r>
-        <w:rPr>
-          <w:rFonts w:ascii="David" w:cs="David" w:eastAsia="David" w:hAnsi="David"/>
-          <w:sz w:val="24"/>
-          <w:szCs w:val="24"/>
-          <w:rtl/>
-        </w:rPr>
-        <w:t xml:space="preserve">), שפורסמה בכתב העת </w:t>
-      </w:r>
-      <w:r>
-        <w:rPr>
-          <w:rFonts w:ascii="Times New Roman" w:cs="Times New Roman" w:eastAsia="Times New Roman" w:hAnsi="Times New Roman"/>
-          <w:sz w:val="24"/>
-          <w:szCs w:val="24"/>
-        </w:rPr>
-        <w:t xml:space="preserve">‎Journal of Management‎</w:t>
-      </w:r>
-      <w:r>
-        <w:rPr>
-          <w:rFonts w:ascii="David" w:cs="David" w:eastAsia="David" w:hAnsi="David"/>
-          <w:sz w:val="24"/>
-          <w:szCs w:val="24"/>
-          <w:rtl/>
-        </w:rPr>
-        <w:t xml:space="preserve">, מכתבי העת המובילים בתחום הניהול וההתנהגות הארגונית. המאמר מציע הגדרה לחוסר ביטחון תעסוקתי, מסגרת מושגית המארגנת עשרות שנות מחקר, והסבר לשאלה מדוע אנשים שונים מגיבים באופן שונה לאותו איום. כמאמר משלים, לצורך הגשה בשלשה, נבחרה הסקירה של לי ואחרים (</w:t>
-      </w:r>
-      <w:r>
-        <w:rPr>
-          <w:rFonts w:ascii="Times New Roman" w:cs="Times New Roman" w:eastAsia="Times New Roman" w:hAnsi="Times New Roman"/>
-          <w:sz w:val="24"/>
-          <w:szCs w:val="24"/>
-        </w:rPr>
-        <w:t xml:space="preserve">‎Lee et al., 2018‎</w:t>
-      </w:r>
-      <w:r>
-        <w:rPr>
-          <w:rFonts w:ascii="David" w:cs="David" w:eastAsia="David" w:hAnsi="David"/>
-          <w:sz w:val="24"/>
-          <w:szCs w:val="24"/>
-          <w:rtl/>
-        </w:rPr>
-        <w:t xml:space="preserve">) מתוך </w:t>
-      </w:r>
-      <w:r>
-        <w:rPr>
-          <w:rFonts w:ascii="Times New Roman" w:cs="Times New Roman" w:eastAsia="Times New Roman" w:hAnsi="Times New Roman"/>
-          <w:sz w:val="24"/>
-          <w:szCs w:val="24"/>
-        </w:rPr>
-        <w:t xml:space="preserve">‎Annual Review of Organizational Psychology and Organizational Behavior‎</w:t>
-      </w:r>
-      <w:r>
-        <w:rPr>
-          <w:rFonts w:ascii="David" w:cs="David" w:eastAsia="David" w:hAnsi="David"/>
-          <w:sz w:val="24"/>
-          <w:szCs w:val="24"/>
-          <w:rtl/>
-        </w:rPr>
-        <w:t xml:space="preserve">, הבוחנת את התופעה בהקשר של עולם העבודה המשתנה ובהשוואה בין-תרבותית. כראיה כמותית תומכת משמשת המטא-אנליזה של ג'יאנג ולאבייס (</w:t>
-      </w:r>
-      <w:r>
-        <w:rPr>
-          <w:rFonts w:ascii="Times New Roman" w:cs="Times New Roman" w:eastAsia="Times New Roman" w:hAnsi="Times New Roman"/>
-          <w:sz w:val="24"/>
-          <w:szCs w:val="24"/>
-        </w:rPr>
-        <w:t xml:space="preserve">‎Jiang &amp; Lavaysse, 2018‎</w:t>
       </w:r>
       <w:r>
         <w:rPr>
@@ -1134,7 +1117,7 @@
           <w:szCs w:val="24"/>
           <w:rtl/>
         </w:rPr>
-        <w:t xml:space="preserve">פרק 1 מציג את המאמר המרכזי. פרק 2 מסכם את תמציתו ואת נקודותיו המרכזיות. פרק 3 מנתח אותו לפי מבנה, שיטה וממצאים. פרק 4 מציג את המאמר המשלים ואת הראיות התומכות. פרק 5 מציג תובנות, מסקנות ודעה אישית, ופרק 6 מציע יישום מעשי לניהול הקריירה של הסטודנטים בכיתה. בנספחים מובאים תכנון המצגת והאמצעים להמחשה ושאלון קצר להערכה עצמית. העבודה מסתיימת ברשימת מקורות על פי כללי </w:t>
+        <w:t xml:space="preserve">פרק 1 מציג את המאמר המרכזי. פרק 2 מסכם את תמציתו ואת נקודותיו המרכזיות. פרק 3 מנתח אותו לפי מבנה, שיטה וממצאים. פרק 4 מציג את המאמר המשלים ואת המסגרת התיאורטית. פרק 5 מציג תובנות, מסקנות ודעה אישית, ופרק 6 מציע יישום מעשי לניהול הקריירה של הסטודנטים בכיתה. בנספחים מובאים תכנון המצגת והאמצעים להמחשה ושאלון קצר להערכה עצמית. העבודה מסתיימת ברשימת מקורות על פי כללי </w:t>
       </w:r>
       <w:r>
         <w:rPr>
@@ -1361,7 +1344,7 @@
                 <w:sz w:val="22"/>
                 <w:szCs w:val="22"/>
               </w:rPr>
-              <w:t xml:space="preserve">‎Job Insecurity: An Integrative Review and Agenda for Future Research‎</w:t>
+              <w:t xml:space="preserve">‎Moving on Up Now? A Meta-Analysis of the Associations Between Job Insecurity and Career-Related Outcomes‎</w:t>
             </w:r>
           </w:p>
         </w:tc>
@@ -1398,7 +1381,7 @@
                 <w:szCs w:val="22"/>
                 <w:rtl/>
               </w:rPr>
-              <w:t xml:space="preserve">מחברת</w:t>
+              <w:t xml:space="preserve">מחברים</w:t>
             </w:r>
           </w:p>
         </w:tc>
@@ -1428,20 +1411,29 @@
             </w:pPr>
             <w:r>
               <w:rPr>
+                <w:rFonts w:ascii="David" w:cs="David" w:eastAsia="David" w:hAnsi="David"/>
+                <w:sz w:val="22"/>
+                <w:szCs w:val="22"/>
+                <w:rtl/>
+              </w:rPr>
+              <w:t xml:space="preserve">לנה לוסטד, יעקובוס פינאר, יוהני הלגרן ומגנוס סברקה מאוניברסיטת סטוקהולם, קתרינה נסוול מאוניברסיטת קנטרברי בניו זילנד, ואנה ריכטר ממכון קרולינסקה. סברקה, הלגרן ונסוול הם ממחברי המטא-אנליזה הראשונה בתחום (</w:t>
+            </w:r>
+            <w:r>
+              <w:rPr>
                 <w:rFonts w:ascii="Times New Roman" w:cs="Times New Roman" w:eastAsia="Times New Roman" w:hAnsi="Times New Roman"/>
                 <w:sz w:val="22"/>
                 <w:szCs w:val="22"/>
               </w:rPr>
-              <w:t xml:space="preserve">‎Mindy K. Shoss‎</w:t>
-            </w:r>
-            <w:r>
-              <w:rPr>
-                <w:rFonts w:ascii="David" w:cs="David" w:eastAsia="David" w:hAnsi="David"/>
-                <w:sz w:val="22"/>
-                <w:szCs w:val="22"/>
-                <w:rtl/>
-              </w:rPr>
-              <w:t xml:space="preserve">, חוקרת בתחום הפסיכולוגיה התעשייתית-ארגונית מאוניברסיטת סנטרל פלורידה, ארצות הברית</w:t>
+              <w:t xml:space="preserve">‎Sverke et al., 2002‎</w:t>
+            </w:r>
+            <w:r>
+              <w:rPr>
+                <w:rFonts w:ascii="David" w:cs="David" w:eastAsia="David" w:hAnsi="David"/>
+                <w:sz w:val="22"/>
+                <w:szCs w:val="22"/>
+                <w:rtl/>
+              </w:rPr>
+              <w:t xml:space="preserve">)</w:t>
             </w:r>
           </w:p>
         </w:tc>
@@ -1510,16 +1502,24 @@
                 <w:sz w:val="22"/>
                 <w:szCs w:val="22"/>
               </w:rPr>
-              <w:t xml:space="preserve">‎Journal of Management‎</w:t>
-            </w:r>
-            <w:r>
-              <w:rPr>
-                <w:rFonts w:ascii="David" w:cs="David" w:eastAsia="David" w:hAnsi="David"/>
-                <w:sz w:val="22"/>
-                <w:szCs w:val="22"/>
-                <w:rtl/>
-              </w:rPr>
-              <w:t xml:space="preserve">, כרך 43, גיליון 6, עמ' 1911-1939 (2017)</w:t>
+              <w:t xml:space="preserve">‎Scandinavian Journal of Work and Organizational Psychology‎</w:t>
+            </w:r>
+            <w:r>
+              <w:rPr>
+                <w:rFonts w:ascii="David" w:cs="David" w:eastAsia="David" w:hAnsi="David"/>
+                <w:sz w:val="22"/>
+                <w:szCs w:val="22"/>
+                <w:rtl/>
+              </w:rPr>
+              <w:t xml:space="preserve">, כרך 10, גיליון 1, מאמר 2, עמ' 1-22 (2025). </w:t>
+            </w:r>
+            <w:r>
+              <w:rPr>
+                <w:rFonts w:ascii="Times New Roman" w:cs="Times New Roman" w:eastAsia="Times New Roman" w:hAnsi="Times New Roman"/>
+                <w:sz w:val="22"/>
+                <w:szCs w:val="22"/>
+              </w:rPr>
+              <w:t xml:space="preserve">‎https://doi.org/10.16993/sjwop.275‎</w:t>
             </w:r>
           </w:p>
         </w:tc>
@@ -1591,24 +1591,7 @@
                 <w:szCs w:val="22"/>
                 <w:rtl/>
               </w:rPr>
-              <w:t xml:space="preserve">סקירה אינטגרטיבית (</w:t>
-            </w:r>
-            <w:r>
-              <w:rPr>
-                <w:rFonts w:ascii="Times New Roman" w:cs="Times New Roman" w:eastAsia="Times New Roman" w:hAnsi="Times New Roman"/>
-                <w:sz w:val="22"/>
-                <w:szCs w:val="22"/>
-              </w:rPr>
-              <w:t xml:space="preserve">‎Integrative Review‎</w:t>
-            </w:r>
-            <w:r>
-              <w:rPr>
-                <w:rFonts w:ascii="David" w:cs="David" w:eastAsia="David" w:hAnsi="David"/>
-                <w:sz w:val="22"/>
-                <w:szCs w:val="22"/>
-                <w:rtl/>
-              </w:rPr>
-              <w:t xml:space="preserve">): מאמר תיאורטי המסנתז ספרות מחקרית ומציע מסגרת מושגית</w:t>
+              <w:t xml:space="preserve">מטא-אנליזה: מחקר כמותי המאחד סטטיסטית את תוצאותיהם של מחקרים ראשוניים רבים</w:t>
             </w:r>
           </w:p>
         </w:tc>
@@ -1644,7 +1627,7 @@
                 <w:szCs w:val="22"/>
                 <w:rtl/>
               </w:rPr>
-              <w:t xml:space="preserve">תחום</w:t>
+              <w:t xml:space="preserve">גישה</w:t>
             </w:r>
           </w:p>
         </w:tc>
@@ -1678,7 +1661,24 @@
                 <w:szCs w:val="22"/>
                 <w:rtl/>
               </w:rPr>
-              <w:t xml:space="preserve">ניהול, התנהגות ארגונית, פסיכולוגיה תעסוקתית</w:t>
+              <w:t xml:space="preserve">גישה פתוחה מלאה (</w:t>
+            </w:r>
+            <w:r>
+              <w:rPr>
+                <w:rFonts w:ascii="Times New Roman" w:cs="Times New Roman" w:eastAsia="Times New Roman" w:hAnsi="Times New Roman"/>
+                <w:sz w:val="22"/>
+                <w:szCs w:val="22"/>
+              </w:rPr>
+              <w:t xml:space="preserve">‎Open Access‎</w:t>
+            </w:r>
+            <w:r>
+              <w:rPr>
+                <w:rFonts w:ascii="David" w:cs="David" w:eastAsia="David" w:hAnsi="David"/>
+                <w:sz w:val="22"/>
+                <w:szCs w:val="22"/>
+                <w:rtl/>
+              </w:rPr>
+              <w:t xml:space="preserve">). כתב העת מפרסם את כל מאמריו בחינם לקוראים לאחר שיפוט עמיתים</w:t>
             </w:r>
           </w:p>
         </w:tc>
@@ -1715,6 +1715,77 @@
                 <w:szCs w:val="22"/>
                 <w:rtl/>
               </w:rPr>
+              <w:t xml:space="preserve">תחום</w:t>
+            </w:r>
+          </w:p>
+        </w:tc>
+        <w:tc>
+          <w:tcPr>
+            <w:tcW w:type="dxa" w:w="6800"/>
+            <w:tcBorders>
+              <w:top w:val="single" w:color="A6A6A6" w:sz="6"/>
+              <w:left w:val="single" w:color="A6A6A6" w:sz="6"/>
+              <w:bottom w:val="single" w:color="A6A6A6" w:sz="6"/>
+              <w:right w:val="single" w:color="A6A6A6" w:sz="6"/>
+            </w:tcBorders>
+            <w:shd w:fill="F5F7FA" w:color="auto" w:val="clear"/>
+            <w:tcMar>
+              <w:top w:type="dxa" w:w="80"/>
+              <w:left w:type="dxa" w:w="100"/>
+              <w:bottom w:type="dxa" w:w="80"/>
+              <w:right w:type="dxa" w:w="100"/>
+            </w:tcMar>
+            <w:vAlign w:val="center"/>
+          </w:tcPr>
+          <w:p>
+            <w:pPr>
+              <w:bidi/>
+              <w:spacing w:after="40" w:line="276"/>
+              <w:jc w:val="right"/>
+            </w:pPr>
+            <w:r>
+              <w:rPr>
+                <w:rFonts w:ascii="David" w:cs="David" w:eastAsia="David" w:hAnsi="David"/>
+                <w:sz w:val="22"/>
+                <w:szCs w:val="22"/>
+                <w:rtl/>
+              </w:rPr>
+              <w:t xml:space="preserve">פסיכולוגיה תעסוקתית וארגונית, ניהול קריירה</w:t>
+            </w:r>
+          </w:p>
+        </w:tc>
+      </w:tr>
+      <w:tr>
+        <w:tc>
+          <w:tcPr>
+            <w:tcW w:type="dxa" w:w="2200"/>
+            <w:tcBorders>
+              <w:top w:val="single" w:color="A6A6A6" w:sz="6"/>
+              <w:left w:val="single" w:color="A6A6A6" w:sz="6"/>
+              <w:bottom w:val="single" w:color="A6A6A6" w:sz="6"/>
+              <w:right w:val="single" w:color="A6A6A6" w:sz="6"/>
+            </w:tcBorders>
+            <w:tcMar>
+              <w:top w:type="dxa" w:w="80"/>
+              <w:left w:type="dxa" w:w="100"/>
+              <w:bottom w:type="dxa" w:w="80"/>
+              <w:right w:type="dxa" w:w="100"/>
+            </w:tcMar>
+            <w:vAlign w:val="center"/>
+          </w:tcPr>
+          <w:p>
+            <w:pPr>
+              <w:bidi/>
+              <w:spacing w:after="40" w:line="276"/>
+              <w:jc w:val="right"/>
+            </w:pPr>
+            <w:r>
+              <w:rPr>
+                <w:rFonts w:ascii="David" w:cs="David" w:eastAsia="David" w:hAnsi="David"/>
+                <w:sz w:val="22"/>
+                <w:szCs w:val="22"/>
+                <w:rtl/>
+              </w:rPr>
               <w:t xml:space="preserve">מהימנות</w:t>
             </w:r>
           </w:p>
@@ -1728,7 +1799,6 @@
               <w:bottom w:val="single" w:color="A6A6A6" w:sz="6"/>
               <w:right w:val="single" w:color="A6A6A6" w:sz="6"/>
             </w:tcBorders>
-            <w:shd w:fill="F5F7FA" w:color="auto" w:val="clear"/>
             <w:tcMar>
               <w:top w:type="dxa" w:w="80"/>
               <w:left w:type="dxa" w:w="100"/>
@@ -1767,7 +1837,7 @@
                 <w:szCs w:val="22"/>
                 <w:rtl/>
               </w:rPr>
-              <w:t xml:space="preserve">) מהמובילים בעולם בתחום הניהול. המאמר מצוטט מאות פעמים ומשמש נקודת ייחוס במחקר על חוסר ביטחון תעסוקתי</w:t>
+              <w:t xml:space="preserve">) בהוצאת אוניברסיטת סטוקהולם. המחברים נמנים עם קבוצת המחקר המובילה בעולם בנושא חוסר ביטחון תעסוקתי</w:t>
             </w:r>
           </w:p>
         </w:tc>
@@ -1811,15 +1881,32 @@
           <w:szCs w:val="24"/>
           <w:rtl/>
         </w:rPr>
-        <w:t xml:space="preserve">המאמר נפתח בקביעה כי חוסר ביטחון תעסוקתי זוכה לתשומת לב מחקרית וציבורית הולכת וגוברת בעקבות שינויים טכנולוגיים, כלכליים ופוליטיים בעשורים האחרונים. עם זאת, הספרות בתחום מפוצלת: חוקרים מדיסציפלינות שונות משתמשים בהגדרות שונות, מודדים את התופעה בדרכים שונות ומערבבים בין התופעה עצמה לבין הגורמים לה ותוצאותיה. מטרת המאמר היא להציע מסגרת מושגית אחת המאחדת את הידע הקיים ומכוונת את המחקר העתידי (</w:t>
-      </w:r>
-      <w:r>
-        <w:rPr>
-          <w:rFonts w:ascii="Times New Roman" w:cs="Times New Roman" w:eastAsia="Times New Roman" w:hAnsi="Times New Roman"/>
-          <w:sz w:val="24"/>
-          <w:szCs w:val="24"/>
-        </w:rPr>
-        <w:t xml:space="preserve">‎Shoss, 2017‎</w:t>
+        <w:t xml:space="preserve">נקודת המוצא של המאמר היא פער בספרות. עשרות שנות מחקר, ובהן שתי מטא-אנליזות קודמות, הראו שחוסר ביטחון תעסוקתי פוגע בבריאות, בשביעות הרצון מהעבודה ובמחויבות לארגון (</w:t>
+      </w:r>
+      <w:r>
+        <w:rPr>
+          <w:rFonts w:ascii="Times New Roman" w:cs="Times New Roman" w:eastAsia="Times New Roman" w:hAnsi="Times New Roman"/>
+          <w:sz w:val="24"/>
+          <w:szCs w:val="24"/>
+        </w:rPr>
+        <w:t xml:space="preserve">‎Sverke et al., 2002‎</w:t>
+      </w:r>
+      <w:r>
+        <w:rPr>
+          <w:rFonts w:ascii="David" w:cs="David" w:eastAsia="David" w:hAnsi="David"/>
+          <w:sz w:val="24"/>
+          <w:szCs w:val="24"/>
+          <w:rtl/>
+        </w:rPr>
+        <w:t xml:space="preserve">). לעומת זאת, השאלה מה קורה לקריירה עצמה נותרה פתוחה. מצד אחד, אפשר לצפות שאיום על המשרה ידרבן עובדים "לטפס", כלומר לפתח מיומנויות, לחפש הזדמנויות ולחזק את יכולת התעסוקה שלהם. מצד שני, אפשר לצפות שהאיום ידלדל את המשאבים הדרושים לכך ויוביל דווקא לנסיגה. כותרת המאמר, "האם מתקדמים למעלה עכשיו?", מנסחת בדיוק את השאלה הזאת (</w:t>
+      </w:r>
+      <w:r>
+        <w:rPr>
+          <w:rFonts w:ascii="Times New Roman" w:cs="Times New Roman" w:eastAsia="Times New Roman" w:hAnsi="Times New Roman"/>
+          <w:sz w:val="24"/>
+          <w:szCs w:val="24"/>
+        </w:rPr>
+        <w:t xml:space="preserve">‎Låstad et al., 2025‎</w:t>
       </w:r>
       <w:r>
         <w:rPr>
@@ -1844,24 +1931,24 @@
           <w:szCs w:val="24"/>
           <w:rtl/>
         </w:rPr>
-        <w:t xml:space="preserve">לשם כך מציבה שוס (</w:t>
-      </w:r>
-      <w:r>
-        <w:rPr>
-          <w:rFonts w:ascii="Times New Roman" w:cs="Times New Roman" w:eastAsia="Times New Roman" w:hAnsi="Times New Roman"/>
-          <w:sz w:val="24"/>
-          <w:szCs w:val="24"/>
-        </w:rPr>
-        <w:t xml:space="preserve">‎Shoss, 2017‎</w:t>
-      </w:r>
-      <w:r>
-        <w:rPr>
-          <w:rFonts w:ascii="David" w:cs="David" w:eastAsia="David" w:hAnsi="David"/>
-          <w:sz w:val="24"/>
-          <w:szCs w:val="24"/>
-          <w:rtl/>
-        </w:rPr>
-        <w:t xml:space="preserve">) חמש מטרות. הראשונה היא הגדרה של חוסר ביטחון תעסוקתי המבחינה בינו לבין הגורמים לו, המשתנים הממתנים אותו ותוצאותיו. השנייה היא טיפולוגיה של מנגנונים ומוקדי איום המקשרים בין גורמים ברמת המאקרו, הארגון והפרט לבין תחושת חוסר הביטחון. השלישית היא זיהוי ארבעה מנגנונים שדרכם חוסר ביטחון מוביל לתוצאות: לחץ, חליפין חברתי, מוטיבציה לשימור המשרה והתמודדות פרואקטיבית. הרביעית היא הצעת שלוש קטגוריות של משתנים ממתנים, מאפייני האיום, פגיעוּת כלכלית ופגיעוּת פסיכולוגית, המסבירות מדוע אנשים שונים מגיבים באופן שונה. החמישית היא התוויית סדר יום למחקר עתידי.</w:t>
+        <w:t xml:space="preserve">מטרת המאמר היא לספק את המטא-אנליזה הראשונה של הקשרים בין חוסר ביטחון תעסוקתי לבין תוצאות הקשורות לקריירה, ובכלל זה שביעות רצון מהקריירה, הזדמנויות קריירה נתפסות, יכולת תעסוקה נתפסת, פיתוח מיומנויות פרואקטיבי, התנהגויות חיפוש עבודה, הסתרת ידע וכוונות עזיבה של הארגון ושל המקצוע. מטרה נוספת היא לבחון האם עוצמת הקשרים תלויה באופן שבו המחקרים נערכו: במערך המחקר, חתך לעומת אורך, ובאופן המדידה של חוסר הביטחון, קוגניטיבי, רגשי או משולב (</w:t>
+      </w:r>
+      <w:r>
+        <w:rPr>
+          <w:rFonts w:ascii="Times New Roman" w:cs="Times New Roman" w:eastAsia="Times New Roman" w:hAnsi="Times New Roman"/>
+          <w:sz w:val="24"/>
+          <w:szCs w:val="24"/>
+        </w:rPr>
+        <w:t xml:space="preserve">‎Låstad et al., 2025‎</w:t>
+      </w:r>
+      <w:r>
+        <w:rPr>
+          <w:rFonts w:ascii="David" w:cs="David" w:eastAsia="David" w:hAnsi="David"/>
+          <w:sz w:val="24"/>
+          <w:szCs w:val="24"/>
+          <w:rtl/>
+        </w:rPr>
+        <w:t xml:space="preserve">).</w:t>
       </w:r>
     </w:p>
     <w:p>
@@ -1906,7 +1993,7 @@
           <w:szCs w:val="28"/>
           <w:rtl/>
         </w:rPr>
-        <w:t xml:space="preserve">2.1 ההגדרה: מהו חוסר ביטחון תעסוקתי?</w:t>
+        <w:t xml:space="preserve">2.1 הרקע התיאורטי</w:t>
       </w:r>
     </w:p>
     <w:p>
@@ -1922,7 +2009,7 @@
           <w:szCs w:val="24"/>
           <w:rtl/>
         </w:rPr>
-        <w:t xml:space="preserve">שוס (</w:t>
+        <w:t xml:space="preserve">המאמר מגדיר חוסר ביטחון תעסוקתי, בעקבות הספרות בתחום, כאיום נתפס על ההמשכיות ועל היציבות של התעסוקה הנוכחית (</w:t>
       </w:r>
       <w:r>
         <w:rPr>
@@ -1939,15 +2026,99 @@
           <w:szCs w:val="24"/>
           <w:rtl/>
         </w:rPr>
-        <w:t xml:space="preserve">) מגדירה חוסר ביטחון תעסוקתי כאיום נתפס על ההמשכיות ועל היציבות של התעסוקה, כפי שהיא נחווית על ידי העובד בהווה. בהגדרה ארבעה רכיבים. הרכיב הראשון הוא התפיסה: מדובר בחוויה סובייקטיבית של העובד ולא במצב אובייקטיבי, ולכן שני עובדים באותו ארגון ועם אותו חוזה עשויים לחוש רמות שונות של ביטחון. הרכיב השני הוא האיום: התופעה מכוונת אל העתיד ושונה מאבטלה, שכבר התרחשה, ומפיטורים בפועל. הרכיב השלישי הוא ההמשכיות והיציבות: האיום יכול להיות על עצם קיום המשרה או על מאפייניה החשובים, כמו שכר, קידום, אוטונומיה ועמיתים. הרכיב הרביעי הוא ההתייחסות למשרה הנוכחית, להבדיל מחשש כללי מהעתיד או מתחושת יכולת תעסוקה נמוכה. בכך ההגדרה ממוקדת יותר מההגדרה המוקדמת, שהדגישה את תחושת חוסר האונים של העובד (</w:t>
-      </w:r>
-      <w:r>
-        <w:rPr>
-          <w:rFonts w:ascii="Times New Roman" w:cs="Times New Roman" w:eastAsia="Times New Roman" w:hAnsi="Times New Roman"/>
-          <w:sz w:val="24"/>
-          <w:szCs w:val="24"/>
-        </w:rPr>
-        <w:t xml:space="preserve">‎Greenhalgh &amp; Rosenblatt, 1984‎</w:t>
+        <w:t xml:space="preserve">). ההגדרה מבחינה בין ממד קוגניטיבי, שהוא ההערכה עד כמה האיום סביר, לבין ממד רגשי, שהוא הדאגה שהאיום מעורר (</w:t>
+      </w:r>
+      <w:r>
+        <w:rPr>
+          <w:rFonts w:ascii="Times New Roman" w:cs="Times New Roman" w:eastAsia="Times New Roman" w:hAnsi="Times New Roman"/>
+          <w:sz w:val="24"/>
+          <w:szCs w:val="24"/>
+        </w:rPr>
+        <w:t xml:space="preserve">‎Jiang &amp; Lavaysse, 2018‎</w:t>
+      </w:r>
+      <w:r>
+        <w:rPr>
+          <w:rFonts w:ascii="David" w:cs="David" w:eastAsia="David" w:hAnsi="David"/>
+          <w:sz w:val="24"/>
+          <w:szCs w:val="24"/>
+          <w:rtl/>
+        </w:rPr>
+        <w:t xml:space="preserve">). המסגרת התיאורטית העיקרית היא תיאוריית שימור המשאבים, שלפיה אנשים שואפים לרכוש ולשמר משאבים, ואיום על משאב מרכזי כמו המשרה מוביל למתח ולנטייה להגן על מה שנותר במקום להשקיע ברכישת משאבים חדשים (</w:t>
+      </w:r>
+      <w:r>
+        <w:rPr>
+          <w:rFonts w:ascii="Times New Roman" w:cs="Times New Roman" w:eastAsia="Times New Roman" w:hAnsi="Times New Roman"/>
+          <w:sz w:val="24"/>
+          <w:szCs w:val="24"/>
+        </w:rPr>
+        <w:t xml:space="preserve">‎Hobfoll, 1989‎</w:t>
+      </w:r>
+      <w:r>
+        <w:rPr>
+          <w:rFonts w:ascii="David" w:cs="David" w:eastAsia="David" w:hAnsi="David"/>
+          <w:sz w:val="24"/>
+          <w:szCs w:val="24"/>
+          <w:rtl/>
+        </w:rPr>
+        <w:t xml:space="preserve">). מכאן נגזרת הציפייה שחוסר ביטחון יקטין השקעה בפיתוח הקריירה (</w:t>
+      </w:r>
+      <w:r>
+        <w:rPr>
+          <w:rFonts w:ascii="Times New Roman" w:cs="Times New Roman" w:eastAsia="Times New Roman" w:hAnsi="Times New Roman"/>
+          <w:sz w:val="24"/>
+          <w:szCs w:val="24"/>
+        </w:rPr>
+        <w:t xml:space="preserve">‎Låstad et al., 2025‎</w:t>
+      </w:r>
+      <w:r>
+        <w:rPr>
+          <w:rFonts w:ascii="David" w:cs="David" w:eastAsia="David" w:hAnsi="David"/>
+          <w:sz w:val="24"/>
+          <w:szCs w:val="24"/>
+          <w:rtl/>
+        </w:rPr>
+        <w:t xml:space="preserve">).</w:t>
+      </w:r>
+    </w:p>
+    <w:p>
+      <w:pPr>
+        <w:bidi/>
+        <w:spacing w:after="120" w:before="0" w:line="480"/>
+        <w:jc w:val="both"/>
+      </w:pPr>
+      <w:r>
+        <w:rPr>
+          <w:rFonts w:ascii="David" w:cs="David" w:eastAsia="David" w:hAnsi="David"/>
+          <w:sz w:val="24"/>
+          <w:szCs w:val="24"/>
+          <w:rtl/>
+        </w:rPr>
+        <w:t xml:space="preserve">לצד זאת, המאמר מציג את הטיעון הנגדי. לפי המסגרת של שוס (</w:t>
+      </w:r>
+      <w:r>
+        <w:rPr>
+          <w:rFonts w:ascii="Times New Roman" w:cs="Times New Roman" w:eastAsia="Times New Roman" w:hAnsi="Times New Roman"/>
+          <w:sz w:val="24"/>
+          <w:szCs w:val="24"/>
+        </w:rPr>
+        <w:t xml:space="preserve">‎Shoss, 2017‎</w:t>
+      </w:r>
+      <w:r>
+        <w:rPr>
+          <w:rFonts w:ascii="David" w:cs="David" w:eastAsia="David" w:hAnsi="David"/>
+          <w:sz w:val="24"/>
+          <w:szCs w:val="24"/>
+          <w:rtl/>
+        </w:rPr>
+        <w:t xml:space="preserve">), חוסר ביטחון יכול להפעיל גם התמודדות פרואקטיבית: חיפוש עבודה, למידה ובניית רשת קשרים. המטא-אנליזה נועדה להכריע, על בסיס כלל הראיות, איזו מבין שתי התגובות שכיחה יותר בפועל (</w:t>
+      </w:r>
+      <w:r>
+        <w:rPr>
+          <w:rFonts w:ascii="Times New Roman" w:cs="Times New Roman" w:eastAsia="Times New Roman" w:hAnsi="Times New Roman"/>
+          <w:sz w:val="24"/>
+          <w:szCs w:val="24"/>
+        </w:rPr>
+        <w:t xml:space="preserve">‎Låstad et al., 2025‎</w:t>
       </w:r>
       <w:r>
         <w:rPr>
@@ -1976,7 +2147,7 @@
           <w:szCs w:val="28"/>
           <w:rtl/>
         </w:rPr>
-        <w:t xml:space="preserve">2.2 ממדי התופעה ומוקדי האיום</w:t>
+        <w:t xml:space="preserve">2.2 שאלות המחקר והתוצאות שנבחנו</w:t>
       </w:r>
     </w:p>
     <w:p>
@@ -1992,111 +2163,24 @@
           <w:szCs w:val="24"/>
           <w:rtl/>
         </w:rPr>
-        <w:t xml:space="preserve">המאמר מארגן את ההבחנות המקובלות בספרות סביב שני צירים. הציר הראשון מבחין בין חוסר ביטחון כמותי, שהוא חשש לאבד את המשרה כולה, לבין חוסר ביטחון איכותני, שהוא חשש לאבד מאפיינים מוערכים של המשרה גם אם היא נשמרת (</w:t>
-      </w:r>
-      <w:r>
-        <w:rPr>
-          <w:rFonts w:ascii="Times New Roman" w:cs="Times New Roman" w:eastAsia="Times New Roman" w:hAnsi="Times New Roman"/>
-          <w:sz w:val="24"/>
-          <w:szCs w:val="24"/>
-        </w:rPr>
-        <w:t xml:space="preserve">‎Hellgren et al., 1999‎</w:t>
-      </w:r>
-      <w:r>
-        <w:rPr>
-          <w:rFonts w:ascii="David" w:cs="David" w:eastAsia="David" w:hAnsi="David"/>
-          <w:sz w:val="24"/>
-          <w:szCs w:val="24"/>
-          <w:rtl/>
-        </w:rPr>
-        <w:t xml:space="preserve">). הציר השני מבחין בין הרכיב הקוגניטיבי, כלומר ההערכה עד כמה האיום סביר, לבין הרכיב הרגשי, הדאגה והמצוקה שהאיום מעורר. ההבחנה בין רכיבים אלה נשענת על עבודה מוקדמת שפיתחה כלי מדידה רב-ממדי לחוסר ביטחון תעסוקתי (</w:t>
-      </w:r>
-      <w:r>
-        <w:rPr>
-          <w:rFonts w:ascii="Times New Roman" w:cs="Times New Roman" w:eastAsia="Times New Roman" w:hAnsi="Times New Roman"/>
-          <w:sz w:val="24"/>
-          <w:szCs w:val="24"/>
-        </w:rPr>
-        <w:t xml:space="preserve">‎Ashford et al., 1989‎</w:t>
-      </w:r>
-      <w:r>
-        <w:rPr>
-          <w:rFonts w:ascii="David" w:cs="David" w:eastAsia="David" w:hAnsi="David"/>
-          <w:sz w:val="24"/>
-          <w:szCs w:val="24"/>
-          <w:rtl/>
-        </w:rPr>
-        <w:t xml:space="preserve">). שוס (</w:t>
-      </w:r>
-      <w:r>
-        <w:rPr>
-          <w:rFonts w:ascii="Times New Roman" w:cs="Times New Roman" w:eastAsia="Times New Roman" w:hAnsi="Times New Roman"/>
-          <w:sz w:val="24"/>
-          <w:szCs w:val="24"/>
-        </w:rPr>
-        <w:t xml:space="preserve">‎Shoss, 2017‎</w:t>
-      </w:r>
-      <w:r>
-        <w:rPr>
-          <w:rFonts w:ascii="David" w:cs="David" w:eastAsia="David" w:hAnsi="David"/>
-          <w:sz w:val="24"/>
-          <w:szCs w:val="24"/>
-          <w:rtl/>
-        </w:rPr>
-        <w:t xml:space="preserve">) מכנה את הצירים "מוקדי איום" ומדגישה כי בתקופה של שינויים טכנולוגיים האיום האיכותני, שבו המשרה נשארת אך משתנה לרעה, חשוב לא פחות מהאיום הכמותי.</w:t>
-      </w:r>
-    </w:p>
-    <w:p>
-      <w:pPr>
-        <w:pStyle w:val="Heading2"/>
-        <w:bidi/>
-        <w:spacing w:after="120" w:before="240" w:line="480"/>
-        <w:jc w:val="right"/>
-      </w:pPr>
-      <w:r>
-        <w:rPr>
-          <w:rFonts w:ascii="David" w:cs="David" w:eastAsia="David" w:hAnsi="David"/>
-          <w:b/>
-          <w:bCs/>
-          <w:color w:val="0E6E73"/>
-          <w:sz w:val="28"/>
-          <w:szCs w:val="28"/>
-          <w:rtl/>
-        </w:rPr>
-        <w:t xml:space="preserve">2.3 הגורמים לחוסר ביטחון תעסוקתי</w:t>
-      </w:r>
-    </w:p>
-    <w:p>
-      <w:pPr>
-        <w:bidi/>
-        <w:spacing w:after="120" w:before="0" w:line="480"/>
-        <w:jc w:val="both"/>
-      </w:pPr>
-      <w:r>
-        <w:rPr>
-          <w:rFonts w:ascii="David" w:cs="David" w:eastAsia="David" w:hAnsi="David"/>
-          <w:sz w:val="24"/>
-          <w:szCs w:val="24"/>
-          <w:rtl/>
-        </w:rPr>
-        <w:t xml:space="preserve">המאמר ממפה את הגורמים לתופעה בשלוש רמות ומציע כי כל אחד מהם פועל דרך מנגנון מסוים, כגון איתותים ורמזים בסביבה, השוואה חברתית או נטיות אישיות המגבירות רגישות לאיום (</w:t>
-      </w:r>
-      <w:r>
-        <w:rPr>
-          <w:rFonts w:ascii="Times New Roman" w:cs="Times New Roman" w:eastAsia="Times New Roman" w:hAnsi="Times New Roman"/>
-          <w:sz w:val="24"/>
-          <w:szCs w:val="24"/>
-        </w:rPr>
-        <w:t xml:space="preserve">‎Shoss, 2017‎</w:t>
-      </w:r>
-      <w:r>
-        <w:rPr>
-          <w:rFonts w:ascii="David" w:cs="David" w:eastAsia="David" w:hAnsi="David"/>
-          <w:sz w:val="24"/>
-          <w:szCs w:val="24"/>
-          <w:rtl/>
-        </w:rPr>
-        <w:t xml:space="preserve">). טבלה 1 מסכמת את שלוש הרמות.</w:t>
+        <w:t xml:space="preserve">המאמר בוחן שמונה תוצאות קריירה, המחולקות לשלוש קבוצות. הקבוצה הראשונה היא עמדות כלפי הקריירה: שביעות רצון מהקריירה, הזדמנויות קריירה נתפסות ויכולת תעסוקה נתפסת. הקבוצה השנייה היא התנהגויות: פיתוח מיומנויות פרואקטיבי, חיפוש עבודה והסתרת ידע מעמיתים. הקבוצה השלישית היא כוונות: כוונת עזיבה של הארגון וכוונת עזיבה של המקצוע. לכל תוצאה שוער כיוון הקשר, ולאחר מכן נבחן האם מערך המחקר ואופן המדידה משנים את עוצמתו (</w:t>
+      </w:r>
+      <w:r>
+        <w:rPr>
+          <w:rFonts w:ascii="Times New Roman" w:cs="Times New Roman" w:eastAsia="Times New Roman" w:hAnsi="Times New Roman"/>
+          <w:sz w:val="24"/>
+          <w:szCs w:val="24"/>
+        </w:rPr>
+        <w:t xml:space="preserve">‎Låstad et al., 2025‎</w:t>
+      </w:r>
+      <w:r>
+        <w:rPr>
+          <w:rFonts w:ascii="David" w:cs="David" w:eastAsia="David" w:hAnsi="David"/>
+          <w:sz w:val="24"/>
+          <w:szCs w:val="24"/>
+          <w:rtl/>
+        </w:rPr>
+        <w:t xml:space="preserve">). טבלה 1 מסכמת את התוצאות ואת כיוון הקשר שנמצא.</w:t>
       </w:r>
     </w:p>
     <w:p>
@@ -2114,644 +2198,7 @@
           <w:szCs w:val="22"/>
           <w:rtl/>
         </w:rPr>
-        <w:t xml:space="preserve">טבלה 1: הגורמים לחוסר ביטחון תעסוקתי לפי רמות</w:t>
-      </w:r>
-    </w:p>
-    <w:tbl>
-      <w:tblPr>
-        <w:bidiVisual/>
-        <w:tblW w:type="dxa" w:w="9000"/>
-        <w:tblBorders>
-          <w:top w:val="single" w:color="auto" w:sz="4"/>
-          <w:left w:val="single" w:color="auto" w:sz="4"/>
-          <w:bottom w:val="single" w:color="auto" w:sz="4"/>
-          <w:right w:val="single" w:color="auto" w:sz="4"/>
-          <w:insideH w:val="single" w:color="auto" w:sz="4"/>
-          <w:insideV w:val="single" w:color="auto" w:sz="4"/>
-        </w:tblBorders>
-      </w:tblPr>
-      <w:tblGrid>
-        <w:gridCol w:w="2000"/>
-        <w:gridCol w:w="7000"/>
-      </w:tblGrid>
-      <w:tr>
-        <w:trPr>
-          <w:tblHeader/>
-        </w:trPr>
-        <w:tc>
-          <w:tcPr>
-            <w:tcW w:type="dxa" w:w="2000"/>
-            <w:tcBorders>
-              <w:top w:val="single" w:color="A6A6A6" w:sz="6"/>
-              <w:left w:val="single" w:color="A6A6A6" w:sz="6"/>
-              <w:bottom w:val="single" w:color="A6A6A6" w:sz="6"/>
-              <w:right w:val="single" w:color="A6A6A6" w:sz="6"/>
-            </w:tcBorders>
-            <w:shd w:fill="D9E2F3" w:color="auto" w:val="clear"/>
-            <w:tcMar>
-              <w:top w:type="dxa" w:w="80"/>
-              <w:left w:type="dxa" w:w="100"/>
-              <w:bottom w:type="dxa" w:w="80"/>
-              <w:right w:type="dxa" w:w="100"/>
-            </w:tcMar>
-            <w:vAlign w:val="center"/>
-          </w:tcPr>
-          <w:p>
-            <w:pPr>
-              <w:bidi/>
-              <w:spacing w:after="40" w:line="276"/>
-              <w:jc w:val="right"/>
-            </w:pPr>
-            <w:r>
-              <w:rPr>
-                <w:rFonts w:ascii="David" w:cs="David" w:eastAsia="David" w:hAnsi="David"/>
-                <w:b/>
-                <w:bCs/>
-                <w:color w:val="1F3864"/>
-                <w:sz w:val="22"/>
-                <w:szCs w:val="22"/>
-                <w:rtl/>
-              </w:rPr>
-              <w:t xml:space="preserve">רמה</w:t>
-            </w:r>
-          </w:p>
-        </w:tc>
-        <w:tc>
-          <w:tcPr>
-            <w:tcW w:type="dxa" w:w="7000"/>
-            <w:tcBorders>
-              <w:top w:val="single" w:color="A6A6A6" w:sz="6"/>
-              <w:left w:val="single" w:color="A6A6A6" w:sz="6"/>
-              <w:bottom w:val="single" w:color="A6A6A6" w:sz="6"/>
-              <w:right w:val="single" w:color="A6A6A6" w:sz="6"/>
-            </w:tcBorders>
-            <w:shd w:fill="D9E2F3" w:color="auto" w:val="clear"/>
-            <w:tcMar>
-              <w:top w:type="dxa" w:w="80"/>
-              <w:left w:type="dxa" w:w="100"/>
-              <w:bottom w:type="dxa" w:w="80"/>
-              <w:right w:type="dxa" w:w="100"/>
-            </w:tcMar>
-            <w:vAlign w:val="center"/>
-          </w:tcPr>
-          <w:p>
-            <w:pPr>
-              <w:bidi/>
-              <w:spacing w:after="40" w:line="276"/>
-              <w:jc w:val="right"/>
-            </w:pPr>
-            <w:r>
-              <w:rPr>
-                <w:rFonts w:ascii="David" w:cs="David" w:eastAsia="David" w:hAnsi="David"/>
-                <w:b/>
-                <w:bCs/>
-                <w:color w:val="1F3864"/>
-                <w:sz w:val="22"/>
-                <w:szCs w:val="22"/>
-                <w:rtl/>
-              </w:rPr>
-              <w:t xml:space="preserve">דוגמאות לגורמים</w:t>
-            </w:r>
-          </w:p>
-        </w:tc>
-      </w:tr>
-      <w:tr>
-        <w:tc>
-          <w:tcPr>
-            <w:tcW w:type="dxa" w:w="2000"/>
-            <w:tcBorders>
-              <w:top w:val="single" w:color="A6A6A6" w:sz="6"/>
-              <w:left w:val="single" w:color="A6A6A6" w:sz="6"/>
-              <w:bottom w:val="single" w:color="A6A6A6" w:sz="6"/>
-              <w:right w:val="single" w:color="A6A6A6" w:sz="6"/>
-            </w:tcBorders>
-            <w:tcMar>
-              <w:top w:type="dxa" w:w="80"/>
-              <w:left w:type="dxa" w:w="100"/>
-              <w:bottom w:type="dxa" w:w="80"/>
-              <w:right w:type="dxa" w:w="100"/>
-            </w:tcMar>
-            <w:vAlign w:val="center"/>
-          </w:tcPr>
-          <w:p>
-            <w:pPr>
-              <w:bidi/>
-              <w:spacing w:after="40" w:line="276"/>
-              <w:jc w:val="right"/>
-            </w:pPr>
-            <w:r>
-              <w:rPr>
-                <w:rFonts w:ascii="David" w:cs="David" w:eastAsia="David" w:hAnsi="David"/>
-                <w:sz w:val="22"/>
-                <w:szCs w:val="22"/>
-                <w:rtl/>
-              </w:rPr>
-              <w:t xml:space="preserve">מאקרו / סביבתית</w:t>
-            </w:r>
-          </w:p>
-        </w:tc>
-        <w:tc>
-          <w:tcPr>
-            <w:tcW w:type="dxa" w:w="7000"/>
-            <w:tcBorders>
-              <w:top w:val="single" w:color="A6A6A6" w:sz="6"/>
-              <w:left w:val="single" w:color="A6A6A6" w:sz="6"/>
-              <w:bottom w:val="single" w:color="A6A6A6" w:sz="6"/>
-              <w:right w:val="single" w:color="A6A6A6" w:sz="6"/>
-            </w:tcBorders>
-            <w:tcMar>
-              <w:top w:type="dxa" w:w="80"/>
-              <w:left w:type="dxa" w:w="100"/>
-              <w:bottom w:type="dxa" w:w="80"/>
-              <w:right w:type="dxa" w:w="100"/>
-            </w:tcMar>
-            <w:vAlign w:val="center"/>
-          </w:tcPr>
-          <w:p>
-            <w:pPr>
-              <w:bidi/>
-              <w:spacing w:after="40" w:line="276"/>
-              <w:jc w:val="right"/>
-            </w:pPr>
-            <w:r>
-              <w:rPr>
-                <w:rFonts w:ascii="David" w:cs="David" w:eastAsia="David" w:hAnsi="David"/>
-                <w:sz w:val="22"/>
-                <w:szCs w:val="22"/>
-                <w:rtl/>
-              </w:rPr>
-              <w:t xml:space="preserve">מיתון ושיעורי אבטלה, שינויים טכנולוגיים (אוטומציה ובינה מלאכותית), גלובליזציה, רגולציה ומדיניות ממשלתית, משברים ביטחוניים ובריאותיים</w:t>
-            </w:r>
-          </w:p>
-        </w:tc>
-      </w:tr>
-      <w:tr>
-        <w:tc>
-          <w:tcPr>
-            <w:tcW w:type="dxa" w:w="2000"/>
-            <w:tcBorders>
-              <w:top w:val="single" w:color="A6A6A6" w:sz="6"/>
-              <w:left w:val="single" w:color="A6A6A6" w:sz="6"/>
-              <w:bottom w:val="single" w:color="A6A6A6" w:sz="6"/>
-              <w:right w:val="single" w:color="A6A6A6" w:sz="6"/>
-            </w:tcBorders>
-            <w:shd w:fill="F5F7FA" w:color="auto" w:val="clear"/>
-            <w:tcMar>
-              <w:top w:type="dxa" w:w="80"/>
-              <w:left w:type="dxa" w:w="100"/>
-              <w:bottom w:type="dxa" w:w="80"/>
-              <w:right w:type="dxa" w:w="100"/>
-            </w:tcMar>
-            <w:vAlign w:val="center"/>
-          </w:tcPr>
-          <w:p>
-            <w:pPr>
-              <w:bidi/>
-              <w:spacing w:after="40" w:line="276"/>
-              <w:jc w:val="right"/>
-            </w:pPr>
-            <w:r>
-              <w:rPr>
-                <w:rFonts w:ascii="David" w:cs="David" w:eastAsia="David" w:hAnsi="David"/>
-                <w:sz w:val="22"/>
-                <w:szCs w:val="22"/>
-                <w:rtl/>
-              </w:rPr>
-              <w:t xml:space="preserve">ארגונית / תעסוקתית</w:t>
-            </w:r>
-          </w:p>
-        </w:tc>
-        <w:tc>
-          <w:tcPr>
-            <w:tcW w:type="dxa" w:w="7000"/>
-            <w:tcBorders>
-              <w:top w:val="single" w:color="A6A6A6" w:sz="6"/>
-              <w:left w:val="single" w:color="A6A6A6" w:sz="6"/>
-              <w:bottom w:val="single" w:color="A6A6A6" w:sz="6"/>
-              <w:right w:val="single" w:color="A6A6A6" w:sz="6"/>
-            </w:tcBorders>
-            <w:shd w:fill="F5F7FA" w:color="auto" w:val="clear"/>
-            <w:tcMar>
-              <w:top w:type="dxa" w:w="80"/>
-              <w:left w:type="dxa" w:w="100"/>
-              <w:bottom w:type="dxa" w:w="80"/>
-              <w:right w:type="dxa" w:w="100"/>
-            </w:tcMar>
-            <w:vAlign w:val="center"/>
-          </w:tcPr>
-          <w:p>
-            <w:pPr>
-              <w:bidi/>
-              <w:spacing w:after="40" w:line="276"/>
-              <w:jc w:val="right"/>
-            </w:pPr>
-            <w:r>
-              <w:rPr>
-                <w:rFonts w:ascii="David" w:cs="David" w:eastAsia="David" w:hAnsi="David"/>
-                <w:sz w:val="22"/>
-                <w:szCs w:val="22"/>
-                <w:rtl/>
-              </w:rPr>
-              <w:t xml:space="preserve">צמצומים, מיזוגים ורכישות, ארגון מחדש, מיקור חוץ, חוזים זמניים, תקשורת ארגונית לקויה, תחושת חוסר צדק, שמועות</w:t>
-            </w:r>
-          </w:p>
-        </w:tc>
-      </w:tr>
-      <w:tr>
-        <w:tc>
-          <w:tcPr>
-            <w:tcW w:type="dxa" w:w="2000"/>
-            <w:tcBorders>
-              <w:top w:val="single" w:color="A6A6A6" w:sz="6"/>
-              <w:left w:val="single" w:color="A6A6A6" w:sz="6"/>
-              <w:bottom w:val="single" w:color="A6A6A6" w:sz="6"/>
-              <w:right w:val="single" w:color="A6A6A6" w:sz="6"/>
-            </w:tcBorders>
-            <w:tcMar>
-              <w:top w:type="dxa" w:w="80"/>
-              <w:left w:type="dxa" w:w="100"/>
-              <w:bottom w:type="dxa" w:w="80"/>
-              <w:right w:type="dxa" w:w="100"/>
-            </w:tcMar>
-            <w:vAlign w:val="center"/>
-          </w:tcPr>
-          <w:p>
-            <w:pPr>
-              <w:bidi/>
-              <w:spacing w:after="40" w:line="276"/>
-              <w:jc w:val="right"/>
-            </w:pPr>
-            <w:r>
-              <w:rPr>
-                <w:rFonts w:ascii="David" w:cs="David" w:eastAsia="David" w:hAnsi="David"/>
-                <w:sz w:val="22"/>
-                <w:szCs w:val="22"/>
-                <w:rtl/>
-              </w:rPr>
-              <w:t xml:space="preserve">אישית</w:t>
-            </w:r>
-          </w:p>
-        </w:tc>
-        <w:tc>
-          <w:tcPr>
-            <w:tcW w:type="dxa" w:w="7000"/>
-            <w:tcBorders>
-              <w:top w:val="single" w:color="A6A6A6" w:sz="6"/>
-              <w:left w:val="single" w:color="A6A6A6" w:sz="6"/>
-              <w:bottom w:val="single" w:color="A6A6A6" w:sz="6"/>
-              <w:right w:val="single" w:color="A6A6A6" w:sz="6"/>
-            </w:tcBorders>
-            <w:tcMar>
-              <w:top w:type="dxa" w:w="80"/>
-              <w:left w:type="dxa" w:w="100"/>
-              <w:bottom w:type="dxa" w:w="80"/>
-              <w:right w:type="dxa" w:w="100"/>
-            </w:tcMar>
-            <w:vAlign w:val="center"/>
-          </w:tcPr>
-          <w:p>
-            <w:pPr>
-              <w:bidi/>
-              <w:spacing w:after="40" w:line="276"/>
-              <w:jc w:val="right"/>
-            </w:pPr>
-            <w:r>
-              <w:rPr>
-                <w:rFonts w:ascii="David" w:cs="David" w:eastAsia="David" w:hAnsi="David"/>
-                <w:sz w:val="22"/>
-                <w:szCs w:val="22"/>
-                <w:rtl/>
-              </w:rPr>
-              <w:t xml:space="preserve">תכונות אישיות (רגשיות שלילית, מוקד שליטה חיצוני, הערכה עצמית נמוכה), גיל, ותק, השכלה, יכולת תעסוקה נתפסת, מצב משפחתי וכלכלי</w:t>
-            </w:r>
-          </w:p>
-        </w:tc>
-      </w:tr>
-    </w:tbl>
-    <w:p>
-      <w:pPr>
-        <w:bidi/>
-        <w:spacing w:after="120" w:before="0" w:line="276"/>
-        <w:jc w:val="right"/>
-      </w:pPr>
-      <w:r>
-        <w:rPr>
-          <w:rFonts w:ascii="David" w:cs="David" w:eastAsia="David" w:hAnsi="David"/>
-          <w:color w:val="595959"/>
-          <w:sz w:val="20"/>
-          <w:szCs w:val="20"/>
-          <w:rtl/>
-        </w:rPr>
-        <w:t xml:space="preserve">מקור: עיבוד של המחברים על פי </w:t>
-      </w:r>
-      <w:r>
-        <w:rPr>
-          <w:rFonts w:ascii="Times New Roman" w:cs="Times New Roman" w:eastAsia="Times New Roman" w:hAnsi="Times New Roman"/>
-          <w:color w:val="595959"/>
-          <w:sz w:val="20"/>
-          <w:szCs w:val="20"/>
-        </w:rPr>
-        <w:t xml:space="preserve">‎Shoss (2017)‎</w:t>
-      </w:r>
-      <w:r>
-        <w:rPr>
-          <w:rFonts w:ascii="David" w:cs="David" w:eastAsia="David" w:hAnsi="David"/>
-          <w:color w:val="595959"/>
-          <w:sz w:val="20"/>
-          <w:szCs w:val="20"/>
-          <w:rtl/>
-        </w:rPr>
-        <w:t xml:space="preserve">.</w:t>
-      </w:r>
-    </w:p>
-    <w:p>
-      <w:pPr>
-        <w:pStyle w:val="Heading2"/>
-        <w:bidi/>
-        <w:spacing w:after="120" w:before="240" w:line="480"/>
-        <w:jc w:val="right"/>
-      </w:pPr>
-      <w:r>
-        <w:rPr>
-          <w:rFonts w:ascii="David" w:cs="David" w:eastAsia="David" w:hAnsi="David"/>
-          <w:b/>
-          <w:bCs/>
-          <w:color w:val="0E6E73"/>
-          <w:sz w:val="28"/>
-          <w:szCs w:val="28"/>
-          <w:rtl/>
-        </w:rPr>
-        <w:t xml:space="preserve">2.4 ארבעת המנגנונים: כיצד חוסר ביטחון מוביל לתוצאות?</w:t>
-      </w:r>
-    </w:p>
-    <w:p>
-      <w:pPr>
-        <w:bidi/>
-        <w:spacing w:after="120" w:before="0" w:line="480"/>
-        <w:jc w:val="both"/>
-      </w:pPr>
-      <w:r>
-        <w:rPr>
-          <w:rFonts w:ascii="David" w:cs="David" w:eastAsia="David" w:hAnsi="David"/>
-          <w:sz w:val="24"/>
-          <w:szCs w:val="24"/>
-          <w:rtl/>
-        </w:rPr>
-        <w:t xml:space="preserve">תרומתו המרכזית של המאמר היא בזיהוי ארבעה מנגנונים מקבילים, ולעיתים סותרים, שדרכם חוסר ביטחון תעסוקתי משפיע על העובד (</w:t>
-      </w:r>
-      <w:r>
-        <w:rPr>
-          <w:rFonts w:ascii="Times New Roman" w:cs="Times New Roman" w:eastAsia="Times New Roman" w:hAnsi="Times New Roman"/>
-          <w:sz w:val="24"/>
-          <w:szCs w:val="24"/>
-        </w:rPr>
-        <w:t xml:space="preserve">‎Shoss, 2017‎</w:t>
-      </w:r>
-      <w:r>
-        <w:rPr>
-          <w:rFonts w:ascii="David" w:cs="David" w:eastAsia="David" w:hAnsi="David"/>
-          <w:sz w:val="24"/>
-          <w:szCs w:val="24"/>
-          <w:rtl/>
-        </w:rPr>
-        <w:t xml:space="preserve">).</w:t>
-      </w:r>
-    </w:p>
-    <w:p>
-      <w:pPr>
-        <w:bidi/>
-        <w:spacing w:after="120" w:before="0" w:line="480"/>
-        <w:jc w:val="both"/>
-      </w:pPr>
-      <w:r>
-        <w:rPr>
-          <w:rFonts w:ascii="David" w:cs="David" w:eastAsia="David" w:hAnsi="David"/>
-          <w:sz w:val="24"/>
-          <w:szCs w:val="24"/>
-          <w:rtl/>
-        </w:rPr>
-        <w:t xml:space="preserve">המנגנון הראשון הוא הלחץ. בהתבסס על תיאוריית ההערכה וההתמודדות (</w:t>
-      </w:r>
-      <w:r>
-        <w:rPr>
-          <w:rFonts w:ascii="Times New Roman" w:cs="Times New Roman" w:eastAsia="Times New Roman" w:hAnsi="Times New Roman"/>
-          <w:sz w:val="24"/>
-          <w:szCs w:val="24"/>
-        </w:rPr>
-        <w:t xml:space="preserve">‎Lazarus &amp; Folkman, 1984‎</w:t>
-      </w:r>
-      <w:r>
-        <w:rPr>
-          <w:rFonts w:ascii="David" w:cs="David" w:eastAsia="David" w:hAnsi="David"/>
-          <w:sz w:val="24"/>
-          <w:szCs w:val="24"/>
-          <w:rtl/>
-        </w:rPr>
-        <w:t xml:space="preserve">) ועל תיאוריית שימור המשאבים (</w:t>
-      </w:r>
-      <w:r>
-        <w:rPr>
-          <w:rFonts w:ascii="Times New Roman" w:cs="Times New Roman" w:eastAsia="Times New Roman" w:hAnsi="Times New Roman"/>
-          <w:sz w:val="24"/>
-          <w:szCs w:val="24"/>
-        </w:rPr>
-        <w:t xml:space="preserve">‎Hobfoll, 1989‎</w:t>
-      </w:r>
-      <w:r>
-        <w:rPr>
-          <w:rFonts w:ascii="David" w:cs="David" w:eastAsia="David" w:hAnsi="David"/>
-          <w:sz w:val="24"/>
-          <w:szCs w:val="24"/>
-          <w:rtl/>
-        </w:rPr>
-        <w:t xml:space="preserve">), חוסר ביטחון נחווה כאיום על משאבים חיוניים: הכנסה, מעמד, זהות ושגרה. האיום הצפוי, ולא רק האובדן בפועל, מדלדל משאבים ומוביל למתח, לשחיקה, לירידה בבריאות הנפשית והפיזית ולהשלכות על חיי המשפחה (</w:t>
-      </w:r>
-      <w:r>
-        <w:rPr>
-          <w:rFonts w:ascii="Times New Roman" w:cs="Times New Roman" w:eastAsia="Times New Roman" w:hAnsi="Times New Roman"/>
-          <w:sz w:val="24"/>
-          <w:szCs w:val="24"/>
-        </w:rPr>
-        <w:t xml:space="preserve">‎Shoss, 2017‎</w:t>
-      </w:r>
-      <w:r>
-        <w:rPr>
-          <w:rFonts w:ascii="David" w:cs="David" w:eastAsia="David" w:hAnsi="David"/>
-          <w:sz w:val="24"/>
-          <w:szCs w:val="24"/>
-          <w:rtl/>
-        </w:rPr>
-        <w:t xml:space="preserve">).</w:t>
-      </w:r>
-    </w:p>
-    <w:p>
-      <w:pPr>
-        <w:bidi/>
-        <w:spacing w:after="120" w:before="0" w:line="480"/>
-        <w:jc w:val="both"/>
-      </w:pPr>
-      <w:r>
-        <w:rPr>
-          <w:rFonts w:ascii="David" w:cs="David" w:eastAsia="David" w:hAnsi="David"/>
-          <w:sz w:val="24"/>
-          <w:szCs w:val="24"/>
-          <w:rtl/>
-        </w:rPr>
-        <w:t xml:space="preserve">המנגנון השני הוא החליפין החברתי. העובד תופס את חוסר הביטחון כהפרה של החוזה הפסיכולוגי שבינו לבין הארגון, שלפיו נאמנות ומאמץ נענים בביטחון תעסוקתי. ההפרה מובילה לירידה במחויבות, באמון ובשביעות הרצון, לצמצום התנהגויות אזרחות ארגונית ולעיתים להתנהגויות נגד-פרודוקטיביות (</w:t>
-      </w:r>
-      <w:r>
-        <w:rPr>
-          <w:rFonts w:ascii="Times New Roman" w:cs="Times New Roman" w:eastAsia="Times New Roman" w:hAnsi="Times New Roman"/>
-          <w:sz w:val="24"/>
-          <w:szCs w:val="24"/>
-        </w:rPr>
-        <w:t xml:space="preserve">‎Shoss, 2017‎</w:t>
-      </w:r>
-      <w:r>
-        <w:rPr>
-          <w:rFonts w:ascii="David" w:cs="David" w:eastAsia="David" w:hAnsi="David"/>
-          <w:sz w:val="24"/>
-          <w:szCs w:val="24"/>
-          <w:rtl/>
-        </w:rPr>
-        <w:t xml:space="preserve">).</w:t>
-      </w:r>
-    </w:p>
-    <w:p>
-      <w:pPr>
-        <w:bidi/>
-        <w:spacing w:after="120" w:before="0" w:line="480"/>
-        <w:jc w:val="both"/>
-      </w:pPr>
-      <w:r>
-        <w:rPr>
-          <w:rFonts w:ascii="David" w:cs="David" w:eastAsia="David" w:hAnsi="David"/>
-          <w:sz w:val="24"/>
-          <w:szCs w:val="24"/>
-          <w:rtl/>
-        </w:rPr>
-        <w:t xml:space="preserve">המנגנון השלישי הוא המוטיבציה לשימור המשרה. בניגוד לשני הקודמים, מנגנון זה מסביר מדוע עובדים חסרי ביטחון עשויים דווקא להגביר מאמץ, להימנע מהשמעת ביקורת, לעסוק בניהול רושם ולהגיע לעבודה גם כשהם חולים. תגובות אלה משמרות את המשרה בטווח הקצר, במחיר בריאותי ורגשי (</w:t>
-      </w:r>
-      <w:r>
-        <w:rPr>
-          <w:rFonts w:ascii="Times New Roman" w:cs="Times New Roman" w:eastAsia="Times New Roman" w:hAnsi="Times New Roman"/>
-          <w:sz w:val="24"/>
-          <w:szCs w:val="24"/>
-        </w:rPr>
-        <w:t xml:space="preserve">‎Shoss, 2017‎</w:t>
-      </w:r>
-      <w:r>
-        <w:rPr>
-          <w:rFonts w:ascii="David" w:cs="David" w:eastAsia="David" w:hAnsi="David"/>
-          <w:sz w:val="24"/>
-          <w:szCs w:val="24"/>
-          <w:rtl/>
-        </w:rPr>
-        <w:t xml:space="preserve">).</w:t>
-      </w:r>
-    </w:p>
-    <w:p>
-      <w:pPr>
-        <w:bidi/>
-        <w:spacing w:after="120" w:before="0" w:line="480"/>
-        <w:jc w:val="both"/>
-      </w:pPr>
-      <w:r>
-        <w:rPr>
-          <w:rFonts w:ascii="David" w:cs="David" w:eastAsia="David" w:hAnsi="David"/>
-          <w:sz w:val="24"/>
-          <w:szCs w:val="24"/>
-          <w:rtl/>
-        </w:rPr>
-        <w:t xml:space="preserve">המנגנון הרביעי הוא ההתמודדות הפרואקטיבית. חוסר ביטחון עשוי לדרבן חיפוש עבודה, רכישת מיומנויות חדשות, בניית רשת קשרים ותכנון חלופות קריירה. זהו המנגנון הבריא ביותר מבין הארבעה, אך הוא דורש זמן, אנרגיה וביטחון עצמי, בדיוק המשאבים שמנגנון הלחץ מדלדל. שוס (</w:t>
-      </w:r>
-      <w:r>
-        <w:rPr>
-          <w:rFonts w:ascii="Times New Roman" w:cs="Times New Roman" w:eastAsia="Times New Roman" w:hAnsi="Times New Roman"/>
-          <w:sz w:val="24"/>
-          <w:szCs w:val="24"/>
-        </w:rPr>
-        <w:t xml:space="preserve">‎Shoss, 2017‎</w:t>
-      </w:r>
-      <w:r>
-        <w:rPr>
-          <w:rFonts w:ascii="David" w:cs="David" w:eastAsia="David" w:hAnsi="David"/>
-          <w:sz w:val="24"/>
-          <w:szCs w:val="24"/>
-          <w:rtl/>
-        </w:rPr>
-        <w:t xml:space="preserve">) מדגישה את המתח המובנה בין המנגנונים: העובד עשוי לרצות בו-זמנית להשקיע יותר כדי לשמור על המשרה ולחפש עבודה אחרת, והבנת המתח הזה מסבירה מדוע מחקרים שונים מצאו קשרים סותרים בין חוסר ביטחון לבין ביצועים.</w:t>
-      </w:r>
-    </w:p>
-    <w:p>
-      <w:pPr>
-        <w:pStyle w:val="Heading2"/>
-        <w:bidi/>
-        <w:spacing w:after="120" w:before="240" w:line="480"/>
-        <w:jc w:val="right"/>
-      </w:pPr>
-      <w:r>
-        <w:rPr>
-          <w:rFonts w:ascii="David" w:cs="David" w:eastAsia="David" w:hAnsi="David"/>
-          <w:b/>
-          <w:bCs/>
-          <w:color w:val="0E6E73"/>
-          <w:sz w:val="28"/>
-          <w:szCs w:val="28"/>
-          <w:rtl/>
-        </w:rPr>
-        <w:t xml:space="preserve">2.5 המשתנים הממתנים: מדוע לא כולם מגיבים אותו דבר?</w:t>
-      </w:r>
-    </w:p>
-    <w:p>
-      <w:pPr>
-        <w:bidi/>
-        <w:spacing w:after="120" w:before="0" w:line="480"/>
-        <w:jc w:val="both"/>
-      </w:pPr>
-      <w:r>
-        <w:rPr>
-          <w:rFonts w:ascii="David" w:cs="David" w:eastAsia="David" w:hAnsi="David"/>
-          <w:sz w:val="24"/>
-          <w:szCs w:val="24"/>
-          <w:rtl/>
-        </w:rPr>
-        <w:t xml:space="preserve">המאמר מציע שלוש קטגוריות של משתנים הממתנים את עוצמת התגובה לחוסר ביטחון (</w:t>
-      </w:r>
-      <w:r>
-        <w:rPr>
-          <w:rFonts w:ascii="Times New Roman" w:cs="Times New Roman" w:eastAsia="Times New Roman" w:hAnsi="Times New Roman"/>
-          <w:sz w:val="24"/>
-          <w:szCs w:val="24"/>
-        </w:rPr>
-        <w:t xml:space="preserve">‎Shoss, 2017‎</w:t>
-      </w:r>
-      <w:r>
-        <w:rPr>
-          <w:rFonts w:ascii="David" w:cs="David" w:eastAsia="David" w:hAnsi="David"/>
-          <w:sz w:val="24"/>
-          <w:szCs w:val="24"/>
-          <w:rtl/>
-        </w:rPr>
-        <w:t xml:space="preserve">). טבלה 2 מציגה אותן.</w:t>
-      </w:r>
-    </w:p>
-    <w:p>
-      <w:pPr>
-        <w:bidi/>
-        <w:spacing w:after="120" w:before="0" w:line="276"/>
-        <w:jc w:val="right"/>
-      </w:pPr>
-      <w:r>
-        <w:rPr>
-          <w:rFonts w:ascii="David" w:cs="David" w:eastAsia="David" w:hAnsi="David"/>
-          <w:b/>
-          <w:bCs/>
-          <w:sz w:val="22"/>
-          <w:szCs w:val="22"/>
-          <w:rtl/>
-        </w:rPr>
-        <w:t xml:space="preserve">טבלה 2: קטגוריות המשתנים הממתנים</w:t>
+        <w:t xml:space="preserve">טבלה 1: התוצאות שנבחנו במטא-אנליזה וכיוון הקשר עם חוסר ביטחון תעסוקתי</w:t>
       </w:r>
     </w:p>
     <w:tbl>
@@ -2769,7 +2216,8 @@
       </w:tblPr>
       <w:tblGrid>
         <w:gridCol w:w="2400"/>
-        <w:gridCol w:w="6600"/>
+        <w:gridCol w:w="3400"/>
+        <w:gridCol w:w="3200"/>
       </w:tblGrid>
       <w:tr>
         <w:trPr>
@@ -2809,13 +2257,13 @@
                 <w:szCs w:val="22"/>
                 <w:rtl/>
               </w:rPr>
-              <w:t xml:space="preserve">קטגוריה</w:t>
-            </w:r>
-          </w:p>
-        </w:tc>
-        <w:tc>
-          <w:tcPr>
-            <w:tcW w:type="dxa" w:w="6600"/>
+              <w:t xml:space="preserve">קבוצה</w:t>
+            </w:r>
+          </w:p>
+        </w:tc>
+        <w:tc>
+          <w:tcPr>
+            <w:tcW w:type="dxa" w:w="3400"/>
             <w:tcBorders>
               <w:top w:val="single" w:color="A6A6A6" w:sz="6"/>
               <w:left w:val="single" w:color="A6A6A6" w:sz="6"/>
@@ -2847,7 +2295,45 @@
                 <w:szCs w:val="22"/>
                 <w:rtl/>
               </w:rPr>
-              <w:t xml:space="preserve">משתנים לדוגמה</w:t>
+              <w:t xml:space="preserve">תוצאה</w:t>
+            </w:r>
+          </w:p>
+        </w:tc>
+        <w:tc>
+          <w:tcPr>
+            <w:tcW w:type="dxa" w:w="3200"/>
+            <w:tcBorders>
+              <w:top w:val="single" w:color="A6A6A6" w:sz="6"/>
+              <w:left w:val="single" w:color="A6A6A6" w:sz="6"/>
+              <w:bottom w:val="single" w:color="A6A6A6" w:sz="6"/>
+              <w:right w:val="single" w:color="A6A6A6" w:sz="6"/>
+            </w:tcBorders>
+            <w:shd w:fill="D9E2F3" w:color="auto" w:val="clear"/>
+            <w:tcMar>
+              <w:top w:type="dxa" w:w="80"/>
+              <w:left w:type="dxa" w:w="100"/>
+              <w:bottom w:type="dxa" w:w="80"/>
+              <w:right w:type="dxa" w:w="100"/>
+            </w:tcMar>
+            <w:vAlign w:val="center"/>
+          </w:tcPr>
+          <w:p>
+            <w:pPr>
+              <w:bidi/>
+              <w:spacing w:after="40" w:line="276"/>
+              <w:jc w:val="right"/>
+            </w:pPr>
+            <w:r>
+              <w:rPr>
+                <w:rFonts w:ascii="David" w:cs="David" w:eastAsia="David" w:hAnsi="David"/>
+                <w:b/>
+                <w:bCs/>
+                <w:color w:val="1F3864"/>
+                <w:sz w:val="22"/>
+                <w:szCs w:val="22"/>
+                <w:rtl/>
+              </w:rPr>
+              <w:t xml:space="preserve">כיוון הקשר שנמצא</w:t>
             </w:r>
           </w:p>
         </w:tc>
@@ -2883,58 +2369,75 @@
                 <w:szCs w:val="22"/>
                 <w:rtl/>
               </w:rPr>
-              <w:t xml:space="preserve">מאפייני האיום (</w:t>
-            </w:r>
-            <w:r>
-              <w:rPr>
-                <w:rFonts w:ascii="Times New Roman" w:cs="Times New Roman" w:eastAsia="Times New Roman" w:hAnsi="Times New Roman"/>
-                <w:sz w:val="22"/>
-                <w:szCs w:val="22"/>
-              </w:rPr>
-              <w:t xml:space="preserve">‎Threat Features‎</w:t>
-            </w:r>
-            <w:r>
-              <w:rPr>
-                <w:rFonts w:ascii="David" w:cs="David" w:eastAsia="David" w:hAnsi="David"/>
-                <w:sz w:val="22"/>
-                <w:szCs w:val="22"/>
-                <w:rtl/>
-              </w:rPr>
-              <w:t xml:space="preserve">)</w:t>
-            </w:r>
-          </w:p>
-        </w:tc>
-        <w:tc>
-          <w:tcPr>
-            <w:tcW w:type="dxa" w:w="6600"/>
-            <w:tcBorders>
-              <w:top w:val="single" w:color="A6A6A6" w:sz="6"/>
-              <w:left w:val="single" w:color="A6A6A6" w:sz="6"/>
-              <w:bottom w:val="single" w:color="A6A6A6" w:sz="6"/>
-              <w:right w:val="single" w:color="A6A6A6" w:sz="6"/>
-            </w:tcBorders>
-            <w:tcMar>
-              <w:top w:type="dxa" w:w="80"/>
-              <w:left w:type="dxa" w:w="100"/>
-              <w:bottom w:type="dxa" w:w="80"/>
-              <w:right w:type="dxa" w:w="100"/>
-            </w:tcMar>
-            <w:vAlign w:val="center"/>
-          </w:tcPr>
-          <w:p>
-            <w:pPr>
-              <w:bidi/>
-              <w:spacing w:after="40" w:line="276"/>
-              <w:jc w:val="right"/>
-            </w:pPr>
-            <w:r>
-              <w:rPr>
-                <w:rFonts w:ascii="David" w:cs="David" w:eastAsia="David" w:hAnsi="David"/>
-                <w:sz w:val="22"/>
-                <w:szCs w:val="22"/>
-                <w:rtl/>
-              </w:rPr>
-              <w:t xml:space="preserve">הסתברות האיום, חומרתו, מיידיותו, משך הזמן שבו הוא נמשך, ומידת השליטה הנתפסת של העובד עליו</w:t>
+              <w:t xml:space="preserve">עמדות כלפי הקריירה</w:t>
+            </w:r>
+          </w:p>
+        </w:tc>
+        <w:tc>
+          <w:tcPr>
+            <w:tcW w:type="dxa" w:w="3400"/>
+            <w:tcBorders>
+              <w:top w:val="single" w:color="A6A6A6" w:sz="6"/>
+              <w:left w:val="single" w:color="A6A6A6" w:sz="6"/>
+              <w:bottom w:val="single" w:color="A6A6A6" w:sz="6"/>
+              <w:right w:val="single" w:color="A6A6A6" w:sz="6"/>
+            </w:tcBorders>
+            <w:tcMar>
+              <w:top w:type="dxa" w:w="80"/>
+              <w:left w:type="dxa" w:w="100"/>
+              <w:bottom w:type="dxa" w:w="80"/>
+              <w:right w:type="dxa" w:w="100"/>
+            </w:tcMar>
+            <w:vAlign w:val="center"/>
+          </w:tcPr>
+          <w:p>
+            <w:pPr>
+              <w:bidi/>
+              <w:spacing w:after="40" w:line="276"/>
+              <w:jc w:val="right"/>
+            </w:pPr>
+            <w:r>
+              <w:rPr>
+                <w:rFonts w:ascii="David" w:cs="David" w:eastAsia="David" w:hAnsi="David"/>
+                <w:sz w:val="22"/>
+                <w:szCs w:val="22"/>
+                <w:rtl/>
+              </w:rPr>
+              <w:t xml:space="preserve">שביעות רצון מהקריירה</w:t>
+            </w:r>
+          </w:p>
+        </w:tc>
+        <w:tc>
+          <w:tcPr>
+            <w:tcW w:type="dxa" w:w="3200"/>
+            <w:tcBorders>
+              <w:top w:val="single" w:color="A6A6A6" w:sz="6"/>
+              <w:left w:val="single" w:color="A6A6A6" w:sz="6"/>
+              <w:bottom w:val="single" w:color="A6A6A6" w:sz="6"/>
+              <w:right w:val="single" w:color="A6A6A6" w:sz="6"/>
+            </w:tcBorders>
+            <w:tcMar>
+              <w:top w:type="dxa" w:w="80"/>
+              <w:left w:type="dxa" w:w="100"/>
+              <w:bottom w:type="dxa" w:w="80"/>
+              <w:right w:type="dxa" w:w="100"/>
+            </w:tcMar>
+            <w:vAlign w:val="center"/>
+          </w:tcPr>
+          <w:p>
+            <w:pPr>
+              <w:bidi/>
+              <w:spacing w:after="40" w:line="276"/>
+              <w:jc w:val="right"/>
+            </w:pPr>
+            <w:r>
+              <w:rPr>
+                <w:rFonts w:ascii="David" w:cs="David" w:eastAsia="David" w:hAnsi="David"/>
+                <w:sz w:val="22"/>
+                <w:szCs w:val="22"/>
+                <w:rtl/>
+              </w:rPr>
+              <w:t xml:space="preserve">שלילי: ככל שחוסר הביטחון גבוה, שביעות הרצון נמוכה</w:t>
             </w:r>
           </w:p>
         </w:tc>
@@ -2964,37 +2467,11 @@
               <w:spacing w:after="40" w:line="276"/>
               <w:jc w:val="right"/>
             </w:pPr>
-            <w:r>
-              <w:rPr>
-                <w:rFonts w:ascii="David" w:cs="David" w:eastAsia="David" w:hAnsi="David"/>
-                <w:sz w:val="22"/>
-                <w:szCs w:val="22"/>
-                <w:rtl/>
-              </w:rPr>
-              <w:t xml:space="preserve">פגיעוּת כלכלית (</w:t>
-            </w:r>
-            <w:r>
-              <w:rPr>
-                <w:rFonts w:ascii="Times New Roman" w:cs="Times New Roman" w:eastAsia="Times New Roman" w:hAnsi="Times New Roman"/>
-                <w:sz w:val="22"/>
-                <w:szCs w:val="22"/>
-              </w:rPr>
-              <w:t xml:space="preserve">‎Economic Vulnerabilities‎</w:t>
-            </w:r>
-            <w:r>
-              <w:rPr>
-                <w:rFonts w:ascii="David" w:cs="David" w:eastAsia="David" w:hAnsi="David"/>
-                <w:sz w:val="22"/>
-                <w:szCs w:val="22"/>
-                <w:rtl/>
-              </w:rPr>
-              <w:t xml:space="preserve">)</w:t>
-            </w:r>
-          </w:p>
-        </w:tc>
-        <w:tc>
-          <w:tcPr>
-            <w:tcW w:type="dxa" w:w="6600"/>
+          </w:p>
+        </w:tc>
+        <w:tc>
+          <w:tcPr>
+            <w:tcW w:type="dxa" w:w="3400"/>
             <w:tcBorders>
               <w:top w:val="single" w:color="A6A6A6" w:sz="6"/>
               <w:left w:val="single" w:color="A6A6A6" w:sz="6"/>
@@ -3023,7 +2500,42 @@
                 <w:szCs w:val="22"/>
                 <w:rtl/>
               </w:rPr>
-              <w:t xml:space="preserve">תלות כלכלית במשרה, חובות והתחייבויות משפחתיות, היעדר חסכונות, יכולת תעסוקה נמוכה, מצב שוק העבודה, היקף רשת הביטחון הסוציאלי</w:t>
+              <w:t xml:space="preserve">הזדמנויות קריירה נתפסות</w:t>
+            </w:r>
+          </w:p>
+        </w:tc>
+        <w:tc>
+          <w:tcPr>
+            <w:tcW w:type="dxa" w:w="3200"/>
+            <w:tcBorders>
+              <w:top w:val="single" w:color="A6A6A6" w:sz="6"/>
+              <w:left w:val="single" w:color="A6A6A6" w:sz="6"/>
+              <w:bottom w:val="single" w:color="A6A6A6" w:sz="6"/>
+              <w:right w:val="single" w:color="A6A6A6" w:sz="6"/>
+            </w:tcBorders>
+            <w:shd w:fill="F5F7FA" w:color="auto" w:val="clear"/>
+            <w:tcMar>
+              <w:top w:type="dxa" w:w="80"/>
+              <w:left w:type="dxa" w:w="100"/>
+              <w:bottom w:type="dxa" w:w="80"/>
+              <w:right w:type="dxa" w:w="100"/>
+            </w:tcMar>
+            <w:vAlign w:val="center"/>
+          </w:tcPr>
+          <w:p>
+            <w:pPr>
+              <w:bidi/>
+              <w:spacing w:after="40" w:line="276"/>
+              <w:jc w:val="right"/>
+            </w:pPr>
+            <w:r>
+              <w:rPr>
+                <w:rFonts w:ascii="David" w:cs="David" w:eastAsia="David" w:hAnsi="David"/>
+                <w:sz w:val="22"/>
+                <w:szCs w:val="22"/>
+                <w:rtl/>
+              </w:rPr>
+              <w:t xml:space="preserve">שלילי</w:t>
             </w:r>
           </w:p>
         </w:tc>
@@ -3052,65 +2564,575 @@
               <w:spacing w:after="40" w:line="276"/>
               <w:jc w:val="right"/>
             </w:pPr>
-            <w:r>
-              <w:rPr>
-                <w:rFonts w:ascii="David" w:cs="David" w:eastAsia="David" w:hAnsi="David"/>
-                <w:sz w:val="22"/>
-                <w:szCs w:val="22"/>
-                <w:rtl/>
-              </w:rPr>
-              <w:t xml:space="preserve">פגיעוּת פסיכולוגית (</w:t>
-            </w:r>
-            <w:r>
-              <w:rPr>
-                <w:rFonts w:ascii="Times New Roman" w:cs="Times New Roman" w:eastAsia="Times New Roman" w:hAnsi="Times New Roman"/>
-                <w:sz w:val="22"/>
-                <w:szCs w:val="22"/>
-              </w:rPr>
-              <w:t xml:space="preserve">‎Psychological Vulnerabilities‎</w:t>
-            </w:r>
-            <w:r>
-              <w:rPr>
-                <w:rFonts w:ascii="David" w:cs="David" w:eastAsia="David" w:hAnsi="David"/>
-                <w:sz w:val="22"/>
-                <w:szCs w:val="22"/>
-                <w:rtl/>
-              </w:rPr>
-              <w:t xml:space="preserve">)</w:t>
-            </w:r>
-          </w:p>
-        </w:tc>
-        <w:tc>
-          <w:tcPr>
-            <w:tcW w:type="dxa" w:w="6600"/>
-            <w:tcBorders>
-              <w:top w:val="single" w:color="A6A6A6" w:sz="6"/>
-              <w:left w:val="single" w:color="A6A6A6" w:sz="6"/>
-              <w:bottom w:val="single" w:color="A6A6A6" w:sz="6"/>
-              <w:right w:val="single" w:color="A6A6A6" w:sz="6"/>
-            </w:tcBorders>
-            <w:tcMar>
-              <w:top w:type="dxa" w:w="80"/>
-              <w:left w:type="dxa" w:w="100"/>
-              <w:bottom w:type="dxa" w:w="80"/>
-              <w:right w:type="dxa" w:w="100"/>
-            </w:tcMar>
-            <w:vAlign w:val="center"/>
-          </w:tcPr>
-          <w:p>
-            <w:pPr>
-              <w:bidi/>
-              <w:spacing w:after="40" w:line="276"/>
-              <w:jc w:val="right"/>
-            </w:pPr>
-            <w:r>
-              <w:rPr>
-                <w:rFonts w:ascii="David" w:cs="David" w:eastAsia="David" w:hAnsi="David"/>
-                <w:sz w:val="22"/>
-                <w:szCs w:val="22"/>
-                <w:rtl/>
-              </w:rPr>
-              <w:t xml:space="preserve">נוירוטיות, מסוגלות עצמית נמוכה, סגנון התמודדות נמנע, מרכזיות העבודה בזהות, עוגן קריירה של ביטחון ויציבות, היעדר תמיכה חברתית</w:t>
+          </w:p>
+        </w:tc>
+        <w:tc>
+          <w:tcPr>
+            <w:tcW w:type="dxa" w:w="3400"/>
+            <w:tcBorders>
+              <w:top w:val="single" w:color="A6A6A6" w:sz="6"/>
+              <w:left w:val="single" w:color="A6A6A6" w:sz="6"/>
+              <w:bottom w:val="single" w:color="A6A6A6" w:sz="6"/>
+              <w:right w:val="single" w:color="A6A6A6" w:sz="6"/>
+            </w:tcBorders>
+            <w:tcMar>
+              <w:top w:type="dxa" w:w="80"/>
+              <w:left w:type="dxa" w:w="100"/>
+              <w:bottom w:type="dxa" w:w="80"/>
+              <w:right w:type="dxa" w:w="100"/>
+            </w:tcMar>
+            <w:vAlign w:val="center"/>
+          </w:tcPr>
+          <w:p>
+            <w:pPr>
+              <w:bidi/>
+              <w:spacing w:after="40" w:line="276"/>
+              <w:jc w:val="right"/>
+            </w:pPr>
+            <w:r>
+              <w:rPr>
+                <w:rFonts w:ascii="David" w:cs="David" w:eastAsia="David" w:hAnsi="David"/>
+                <w:sz w:val="22"/>
+                <w:szCs w:val="22"/>
+                <w:rtl/>
+              </w:rPr>
+              <w:t xml:space="preserve">יכולת תעסוקה נתפסת</w:t>
+            </w:r>
+          </w:p>
+        </w:tc>
+        <w:tc>
+          <w:tcPr>
+            <w:tcW w:type="dxa" w:w="3200"/>
+            <w:tcBorders>
+              <w:top w:val="single" w:color="A6A6A6" w:sz="6"/>
+              <w:left w:val="single" w:color="A6A6A6" w:sz="6"/>
+              <w:bottom w:val="single" w:color="A6A6A6" w:sz="6"/>
+              <w:right w:val="single" w:color="A6A6A6" w:sz="6"/>
+            </w:tcBorders>
+            <w:tcMar>
+              <w:top w:type="dxa" w:w="80"/>
+              <w:left w:type="dxa" w:w="100"/>
+              <w:bottom w:type="dxa" w:w="80"/>
+              <w:right w:type="dxa" w:w="100"/>
+            </w:tcMar>
+            <w:vAlign w:val="center"/>
+          </w:tcPr>
+          <w:p>
+            <w:pPr>
+              <w:bidi/>
+              <w:spacing w:after="40" w:line="276"/>
+              <w:jc w:val="right"/>
+            </w:pPr>
+            <w:r>
+              <w:rPr>
+                <w:rFonts w:ascii="David" w:cs="David" w:eastAsia="David" w:hAnsi="David"/>
+                <w:sz w:val="22"/>
+                <w:szCs w:val="22"/>
+                <w:rtl/>
+              </w:rPr>
+              <w:t xml:space="preserve">שלילי</w:t>
+            </w:r>
+          </w:p>
+        </w:tc>
+      </w:tr>
+      <w:tr>
+        <w:tc>
+          <w:tcPr>
+            <w:tcW w:type="dxa" w:w="2400"/>
+            <w:tcBorders>
+              <w:top w:val="single" w:color="A6A6A6" w:sz="6"/>
+              <w:left w:val="single" w:color="A6A6A6" w:sz="6"/>
+              <w:bottom w:val="single" w:color="A6A6A6" w:sz="6"/>
+              <w:right w:val="single" w:color="A6A6A6" w:sz="6"/>
+            </w:tcBorders>
+            <w:shd w:fill="F5F7FA" w:color="auto" w:val="clear"/>
+            <w:tcMar>
+              <w:top w:type="dxa" w:w="80"/>
+              <w:left w:type="dxa" w:w="100"/>
+              <w:bottom w:type="dxa" w:w="80"/>
+              <w:right w:type="dxa" w:w="100"/>
+            </w:tcMar>
+            <w:vAlign w:val="center"/>
+          </w:tcPr>
+          <w:p>
+            <w:pPr>
+              <w:bidi/>
+              <w:spacing w:after="40" w:line="276"/>
+              <w:jc w:val="right"/>
+            </w:pPr>
+            <w:r>
+              <w:rPr>
+                <w:rFonts w:ascii="David" w:cs="David" w:eastAsia="David" w:hAnsi="David"/>
+                <w:sz w:val="22"/>
+                <w:szCs w:val="22"/>
+                <w:rtl/>
+              </w:rPr>
+              <w:t xml:space="preserve">התנהגויות</w:t>
+            </w:r>
+          </w:p>
+        </w:tc>
+        <w:tc>
+          <w:tcPr>
+            <w:tcW w:type="dxa" w:w="3400"/>
+            <w:tcBorders>
+              <w:top w:val="single" w:color="A6A6A6" w:sz="6"/>
+              <w:left w:val="single" w:color="A6A6A6" w:sz="6"/>
+              <w:bottom w:val="single" w:color="A6A6A6" w:sz="6"/>
+              <w:right w:val="single" w:color="A6A6A6" w:sz="6"/>
+            </w:tcBorders>
+            <w:shd w:fill="F5F7FA" w:color="auto" w:val="clear"/>
+            <w:tcMar>
+              <w:top w:type="dxa" w:w="80"/>
+              <w:left w:type="dxa" w:w="100"/>
+              <w:bottom w:type="dxa" w:w="80"/>
+              <w:right w:type="dxa" w:w="100"/>
+            </w:tcMar>
+            <w:vAlign w:val="center"/>
+          </w:tcPr>
+          <w:p>
+            <w:pPr>
+              <w:bidi/>
+              <w:spacing w:after="40" w:line="276"/>
+              <w:jc w:val="right"/>
+            </w:pPr>
+            <w:r>
+              <w:rPr>
+                <w:rFonts w:ascii="David" w:cs="David" w:eastAsia="David" w:hAnsi="David"/>
+                <w:sz w:val="22"/>
+                <w:szCs w:val="22"/>
+                <w:rtl/>
+              </w:rPr>
+              <w:t xml:space="preserve">פיתוח מיומנויות פרואקטיבי</w:t>
+            </w:r>
+          </w:p>
+        </w:tc>
+        <w:tc>
+          <w:tcPr>
+            <w:tcW w:type="dxa" w:w="3200"/>
+            <w:tcBorders>
+              <w:top w:val="single" w:color="A6A6A6" w:sz="6"/>
+              <w:left w:val="single" w:color="A6A6A6" w:sz="6"/>
+              <w:bottom w:val="single" w:color="A6A6A6" w:sz="6"/>
+              <w:right w:val="single" w:color="A6A6A6" w:sz="6"/>
+            </w:tcBorders>
+            <w:shd w:fill="F5F7FA" w:color="auto" w:val="clear"/>
+            <w:tcMar>
+              <w:top w:type="dxa" w:w="80"/>
+              <w:left w:type="dxa" w:w="100"/>
+              <w:bottom w:type="dxa" w:w="80"/>
+              <w:right w:type="dxa" w:w="100"/>
+            </w:tcMar>
+            <w:vAlign w:val="center"/>
+          </w:tcPr>
+          <w:p>
+            <w:pPr>
+              <w:bidi/>
+              <w:spacing w:after="40" w:line="276"/>
+              <w:jc w:val="right"/>
+            </w:pPr>
+            <w:r>
+              <w:rPr>
+                <w:rFonts w:ascii="David" w:cs="David" w:eastAsia="David" w:hAnsi="David"/>
+                <w:sz w:val="22"/>
+                <w:szCs w:val="22"/>
+                <w:rtl/>
+              </w:rPr>
+              <w:t xml:space="preserve">שלילי</w:t>
+            </w:r>
+          </w:p>
+        </w:tc>
+      </w:tr>
+      <w:tr>
+        <w:tc>
+          <w:tcPr>
+            <w:tcW w:type="dxa" w:w="2400"/>
+            <w:tcBorders>
+              <w:top w:val="single" w:color="A6A6A6" w:sz="6"/>
+              <w:left w:val="single" w:color="A6A6A6" w:sz="6"/>
+              <w:bottom w:val="single" w:color="A6A6A6" w:sz="6"/>
+              <w:right w:val="single" w:color="A6A6A6" w:sz="6"/>
+            </w:tcBorders>
+            <w:tcMar>
+              <w:top w:type="dxa" w:w="80"/>
+              <w:left w:type="dxa" w:w="100"/>
+              <w:bottom w:type="dxa" w:w="80"/>
+              <w:right w:type="dxa" w:w="100"/>
+            </w:tcMar>
+            <w:vAlign w:val="center"/>
+          </w:tcPr>
+          <w:p>
+            <w:pPr>
+              <w:bidi/>
+              <w:spacing w:after="40" w:line="276"/>
+              <w:jc w:val="right"/>
+            </w:pPr>
+          </w:p>
+        </w:tc>
+        <w:tc>
+          <w:tcPr>
+            <w:tcW w:type="dxa" w:w="3400"/>
+            <w:tcBorders>
+              <w:top w:val="single" w:color="A6A6A6" w:sz="6"/>
+              <w:left w:val="single" w:color="A6A6A6" w:sz="6"/>
+              <w:bottom w:val="single" w:color="A6A6A6" w:sz="6"/>
+              <w:right w:val="single" w:color="A6A6A6" w:sz="6"/>
+            </w:tcBorders>
+            <w:tcMar>
+              <w:top w:type="dxa" w:w="80"/>
+              <w:left w:type="dxa" w:w="100"/>
+              <w:bottom w:type="dxa" w:w="80"/>
+              <w:right w:type="dxa" w:w="100"/>
+            </w:tcMar>
+            <w:vAlign w:val="center"/>
+          </w:tcPr>
+          <w:p>
+            <w:pPr>
+              <w:bidi/>
+              <w:spacing w:after="40" w:line="276"/>
+              <w:jc w:val="right"/>
+            </w:pPr>
+            <w:r>
+              <w:rPr>
+                <w:rFonts w:ascii="David" w:cs="David" w:eastAsia="David" w:hAnsi="David"/>
+                <w:sz w:val="22"/>
+                <w:szCs w:val="22"/>
+                <w:rtl/>
+              </w:rPr>
+              <w:t xml:space="preserve">חיפוש עבודה</w:t>
+            </w:r>
+          </w:p>
+        </w:tc>
+        <w:tc>
+          <w:tcPr>
+            <w:tcW w:type="dxa" w:w="3200"/>
+            <w:tcBorders>
+              <w:top w:val="single" w:color="A6A6A6" w:sz="6"/>
+              <w:left w:val="single" w:color="A6A6A6" w:sz="6"/>
+              <w:bottom w:val="single" w:color="A6A6A6" w:sz="6"/>
+              <w:right w:val="single" w:color="A6A6A6" w:sz="6"/>
+            </w:tcBorders>
+            <w:tcMar>
+              <w:top w:type="dxa" w:w="80"/>
+              <w:left w:type="dxa" w:w="100"/>
+              <w:bottom w:type="dxa" w:w="80"/>
+              <w:right w:type="dxa" w:w="100"/>
+            </w:tcMar>
+            <w:vAlign w:val="center"/>
+          </w:tcPr>
+          <w:p>
+            <w:pPr>
+              <w:bidi/>
+              <w:spacing w:after="40" w:line="276"/>
+              <w:jc w:val="right"/>
+            </w:pPr>
+            <w:r>
+              <w:rPr>
+                <w:rFonts w:ascii="David" w:cs="David" w:eastAsia="David" w:hAnsi="David"/>
+                <w:sz w:val="22"/>
+                <w:szCs w:val="22"/>
+                <w:rtl/>
+              </w:rPr>
+              <w:t xml:space="preserve">חיובי: ככל שחוסר הביטחון גבוה, חיפוש העבודה גובר</w:t>
+            </w:r>
+          </w:p>
+        </w:tc>
+      </w:tr>
+      <w:tr>
+        <w:tc>
+          <w:tcPr>
+            <w:tcW w:type="dxa" w:w="2400"/>
+            <w:tcBorders>
+              <w:top w:val="single" w:color="A6A6A6" w:sz="6"/>
+              <w:left w:val="single" w:color="A6A6A6" w:sz="6"/>
+              <w:bottom w:val="single" w:color="A6A6A6" w:sz="6"/>
+              <w:right w:val="single" w:color="A6A6A6" w:sz="6"/>
+            </w:tcBorders>
+            <w:shd w:fill="F5F7FA" w:color="auto" w:val="clear"/>
+            <w:tcMar>
+              <w:top w:type="dxa" w:w="80"/>
+              <w:left w:type="dxa" w:w="100"/>
+              <w:bottom w:type="dxa" w:w="80"/>
+              <w:right w:type="dxa" w:w="100"/>
+            </w:tcMar>
+            <w:vAlign w:val="center"/>
+          </w:tcPr>
+          <w:p>
+            <w:pPr>
+              <w:bidi/>
+              <w:spacing w:after="40" w:line="276"/>
+              <w:jc w:val="right"/>
+            </w:pPr>
+          </w:p>
+        </w:tc>
+        <w:tc>
+          <w:tcPr>
+            <w:tcW w:type="dxa" w:w="3400"/>
+            <w:tcBorders>
+              <w:top w:val="single" w:color="A6A6A6" w:sz="6"/>
+              <w:left w:val="single" w:color="A6A6A6" w:sz="6"/>
+              <w:bottom w:val="single" w:color="A6A6A6" w:sz="6"/>
+              <w:right w:val="single" w:color="A6A6A6" w:sz="6"/>
+            </w:tcBorders>
+            <w:shd w:fill="F5F7FA" w:color="auto" w:val="clear"/>
+            <w:tcMar>
+              <w:top w:type="dxa" w:w="80"/>
+              <w:left w:type="dxa" w:w="100"/>
+              <w:bottom w:type="dxa" w:w="80"/>
+              <w:right w:type="dxa" w:w="100"/>
+            </w:tcMar>
+            <w:vAlign w:val="center"/>
+          </w:tcPr>
+          <w:p>
+            <w:pPr>
+              <w:bidi/>
+              <w:spacing w:after="40" w:line="276"/>
+              <w:jc w:val="right"/>
+            </w:pPr>
+            <w:r>
+              <w:rPr>
+                <w:rFonts w:ascii="David" w:cs="David" w:eastAsia="David" w:hAnsi="David"/>
+                <w:sz w:val="22"/>
+                <w:szCs w:val="22"/>
+                <w:rtl/>
+              </w:rPr>
+              <w:t xml:space="preserve">הסתרת ידע</w:t>
+            </w:r>
+          </w:p>
+        </w:tc>
+        <w:tc>
+          <w:tcPr>
+            <w:tcW w:type="dxa" w:w="3200"/>
+            <w:tcBorders>
+              <w:top w:val="single" w:color="A6A6A6" w:sz="6"/>
+              <w:left w:val="single" w:color="A6A6A6" w:sz="6"/>
+              <w:bottom w:val="single" w:color="A6A6A6" w:sz="6"/>
+              <w:right w:val="single" w:color="A6A6A6" w:sz="6"/>
+            </w:tcBorders>
+            <w:shd w:fill="F5F7FA" w:color="auto" w:val="clear"/>
+            <w:tcMar>
+              <w:top w:type="dxa" w:w="80"/>
+              <w:left w:type="dxa" w:w="100"/>
+              <w:bottom w:type="dxa" w:w="80"/>
+              <w:right w:type="dxa" w:w="100"/>
+            </w:tcMar>
+            <w:vAlign w:val="center"/>
+          </w:tcPr>
+          <w:p>
+            <w:pPr>
+              <w:bidi/>
+              <w:spacing w:after="40" w:line="276"/>
+              <w:jc w:val="right"/>
+            </w:pPr>
+            <w:r>
+              <w:rPr>
+                <w:rFonts w:ascii="David" w:cs="David" w:eastAsia="David" w:hAnsi="David"/>
+                <w:sz w:val="22"/>
+                <w:szCs w:val="22"/>
+                <w:rtl/>
+              </w:rPr>
+              <w:t xml:space="preserve">חיובי</w:t>
+            </w:r>
+          </w:p>
+        </w:tc>
+      </w:tr>
+      <w:tr>
+        <w:tc>
+          <w:tcPr>
+            <w:tcW w:type="dxa" w:w="2400"/>
+            <w:tcBorders>
+              <w:top w:val="single" w:color="A6A6A6" w:sz="6"/>
+              <w:left w:val="single" w:color="A6A6A6" w:sz="6"/>
+              <w:bottom w:val="single" w:color="A6A6A6" w:sz="6"/>
+              <w:right w:val="single" w:color="A6A6A6" w:sz="6"/>
+            </w:tcBorders>
+            <w:tcMar>
+              <w:top w:type="dxa" w:w="80"/>
+              <w:left w:type="dxa" w:w="100"/>
+              <w:bottom w:type="dxa" w:w="80"/>
+              <w:right w:type="dxa" w:w="100"/>
+            </w:tcMar>
+            <w:vAlign w:val="center"/>
+          </w:tcPr>
+          <w:p>
+            <w:pPr>
+              <w:bidi/>
+              <w:spacing w:after="40" w:line="276"/>
+              <w:jc w:val="right"/>
+            </w:pPr>
+            <w:r>
+              <w:rPr>
+                <w:rFonts w:ascii="David" w:cs="David" w:eastAsia="David" w:hAnsi="David"/>
+                <w:sz w:val="22"/>
+                <w:szCs w:val="22"/>
+                <w:rtl/>
+              </w:rPr>
+              <w:t xml:space="preserve">כוונות</w:t>
+            </w:r>
+          </w:p>
+        </w:tc>
+        <w:tc>
+          <w:tcPr>
+            <w:tcW w:type="dxa" w:w="3400"/>
+            <w:tcBorders>
+              <w:top w:val="single" w:color="A6A6A6" w:sz="6"/>
+              <w:left w:val="single" w:color="A6A6A6" w:sz="6"/>
+              <w:bottom w:val="single" w:color="A6A6A6" w:sz="6"/>
+              <w:right w:val="single" w:color="A6A6A6" w:sz="6"/>
+            </w:tcBorders>
+            <w:tcMar>
+              <w:top w:type="dxa" w:w="80"/>
+              <w:left w:type="dxa" w:w="100"/>
+              <w:bottom w:type="dxa" w:w="80"/>
+              <w:right w:type="dxa" w:w="100"/>
+            </w:tcMar>
+            <w:vAlign w:val="center"/>
+          </w:tcPr>
+          <w:p>
+            <w:pPr>
+              <w:bidi/>
+              <w:spacing w:after="40" w:line="276"/>
+              <w:jc w:val="right"/>
+            </w:pPr>
+            <w:r>
+              <w:rPr>
+                <w:rFonts w:ascii="David" w:cs="David" w:eastAsia="David" w:hAnsi="David"/>
+                <w:sz w:val="22"/>
+                <w:szCs w:val="22"/>
+                <w:rtl/>
+              </w:rPr>
+              <w:t xml:space="preserve">כוונת עזיבה של הארגון</w:t>
+            </w:r>
+          </w:p>
+        </w:tc>
+        <w:tc>
+          <w:tcPr>
+            <w:tcW w:type="dxa" w:w="3200"/>
+            <w:tcBorders>
+              <w:top w:val="single" w:color="A6A6A6" w:sz="6"/>
+              <w:left w:val="single" w:color="A6A6A6" w:sz="6"/>
+              <w:bottom w:val="single" w:color="A6A6A6" w:sz="6"/>
+              <w:right w:val="single" w:color="A6A6A6" w:sz="6"/>
+            </w:tcBorders>
+            <w:tcMar>
+              <w:top w:type="dxa" w:w="80"/>
+              <w:left w:type="dxa" w:w="100"/>
+              <w:bottom w:type="dxa" w:w="80"/>
+              <w:right w:type="dxa" w:w="100"/>
+            </w:tcMar>
+            <w:vAlign w:val="center"/>
+          </w:tcPr>
+          <w:p>
+            <w:pPr>
+              <w:bidi/>
+              <w:spacing w:after="40" w:line="276"/>
+              <w:jc w:val="right"/>
+            </w:pPr>
+            <w:r>
+              <w:rPr>
+                <w:rFonts w:ascii="David" w:cs="David" w:eastAsia="David" w:hAnsi="David"/>
+                <w:sz w:val="22"/>
+                <w:szCs w:val="22"/>
+                <w:rtl/>
+              </w:rPr>
+              <w:t xml:space="preserve">חיובי</w:t>
+            </w:r>
+          </w:p>
+        </w:tc>
+      </w:tr>
+      <w:tr>
+        <w:tc>
+          <w:tcPr>
+            <w:tcW w:type="dxa" w:w="2400"/>
+            <w:tcBorders>
+              <w:top w:val="single" w:color="A6A6A6" w:sz="6"/>
+              <w:left w:val="single" w:color="A6A6A6" w:sz="6"/>
+              <w:bottom w:val="single" w:color="A6A6A6" w:sz="6"/>
+              <w:right w:val="single" w:color="A6A6A6" w:sz="6"/>
+            </w:tcBorders>
+            <w:shd w:fill="F5F7FA" w:color="auto" w:val="clear"/>
+            <w:tcMar>
+              <w:top w:type="dxa" w:w="80"/>
+              <w:left w:type="dxa" w:w="100"/>
+              <w:bottom w:type="dxa" w:w="80"/>
+              <w:right w:type="dxa" w:w="100"/>
+            </w:tcMar>
+            <w:vAlign w:val="center"/>
+          </w:tcPr>
+          <w:p>
+            <w:pPr>
+              <w:bidi/>
+              <w:spacing w:after="40" w:line="276"/>
+              <w:jc w:val="right"/>
+            </w:pPr>
+          </w:p>
+        </w:tc>
+        <w:tc>
+          <w:tcPr>
+            <w:tcW w:type="dxa" w:w="3400"/>
+            <w:tcBorders>
+              <w:top w:val="single" w:color="A6A6A6" w:sz="6"/>
+              <w:left w:val="single" w:color="A6A6A6" w:sz="6"/>
+              <w:bottom w:val="single" w:color="A6A6A6" w:sz="6"/>
+              <w:right w:val="single" w:color="A6A6A6" w:sz="6"/>
+            </w:tcBorders>
+            <w:shd w:fill="F5F7FA" w:color="auto" w:val="clear"/>
+            <w:tcMar>
+              <w:top w:type="dxa" w:w="80"/>
+              <w:left w:type="dxa" w:w="100"/>
+              <w:bottom w:type="dxa" w:w="80"/>
+              <w:right w:type="dxa" w:w="100"/>
+            </w:tcMar>
+            <w:vAlign w:val="center"/>
+          </w:tcPr>
+          <w:p>
+            <w:pPr>
+              <w:bidi/>
+              <w:spacing w:after="40" w:line="276"/>
+              <w:jc w:val="right"/>
+            </w:pPr>
+            <w:r>
+              <w:rPr>
+                <w:rFonts w:ascii="David" w:cs="David" w:eastAsia="David" w:hAnsi="David"/>
+                <w:sz w:val="22"/>
+                <w:szCs w:val="22"/>
+                <w:rtl/>
+              </w:rPr>
+              <w:t xml:space="preserve">כוונת עזיבה של המקצוע</w:t>
+            </w:r>
+          </w:p>
+        </w:tc>
+        <w:tc>
+          <w:tcPr>
+            <w:tcW w:type="dxa" w:w="3200"/>
+            <w:tcBorders>
+              <w:top w:val="single" w:color="A6A6A6" w:sz="6"/>
+              <w:left w:val="single" w:color="A6A6A6" w:sz="6"/>
+              <w:bottom w:val="single" w:color="A6A6A6" w:sz="6"/>
+              <w:right w:val="single" w:color="A6A6A6" w:sz="6"/>
+            </w:tcBorders>
+            <w:shd w:fill="F5F7FA" w:color="auto" w:val="clear"/>
+            <w:tcMar>
+              <w:top w:type="dxa" w:w="80"/>
+              <w:left w:type="dxa" w:w="100"/>
+              <w:bottom w:type="dxa" w:w="80"/>
+              <w:right w:type="dxa" w:w="100"/>
+            </w:tcMar>
+            <w:vAlign w:val="center"/>
+          </w:tcPr>
+          <w:p>
+            <w:pPr>
+              <w:bidi/>
+              <w:spacing w:after="40" w:line="276"/>
+              <w:jc w:val="right"/>
+            </w:pPr>
+            <w:r>
+              <w:rPr>
+                <w:rFonts w:ascii="David" w:cs="David" w:eastAsia="David" w:hAnsi="David"/>
+                <w:sz w:val="22"/>
+                <w:szCs w:val="22"/>
+                <w:rtl/>
+              </w:rPr>
+              <w:t xml:space="preserve">חיובי</w:t>
             </w:r>
           </w:p>
         </w:tc>
@@ -3139,7 +3161,7 @@
           <w:sz w:val="20"/>
           <w:szCs w:val="20"/>
         </w:rPr>
-        <w:t xml:space="preserve">‎Shoss (2017)‎</w:t>
+        <w:t xml:space="preserve">‎Låstad et al. (2025)‎</w:t>
       </w:r>
       <w:r>
         <w:rPr>
@@ -3150,39 +3172,6 @@
           <w:rtl/>
         </w:rPr>
         <w:t xml:space="preserve">.</w:t>
-      </w:r>
-    </w:p>
-    <w:p>
-      <w:pPr>
-        <w:bidi/>
-        <w:spacing w:after="120" w:before="0" w:line="480"/>
-        <w:jc w:val="both"/>
-      </w:pPr>
-      <w:r>
-        <w:rPr>
-          <w:rFonts w:ascii="David" w:cs="David" w:eastAsia="David" w:hAnsi="David"/>
-          <w:sz w:val="24"/>
-          <w:szCs w:val="24"/>
-          <w:rtl/>
-        </w:rPr>
-        <w:t xml:space="preserve">המסר המעשי של חלק זה הוא שהתגובה לחוסר ביטחון אינה גזירת גורל. כאשר האיום נתפס כניתן לשליטה, כאשר לעובד יש כרית כלכלית ויכולת תעסוקה גבוהה, וכאשר הוא ניחן במסוגלות עצמית ובתמיכה חברתית, ההשפעות השליליות קטנות והסיכוי לתגובה פרואקטיבית גדל (</w:t>
-      </w:r>
-      <w:r>
-        <w:rPr>
-          <w:rFonts w:ascii="Times New Roman" w:cs="Times New Roman" w:eastAsia="Times New Roman" w:hAnsi="Times New Roman"/>
-          <w:sz w:val="24"/>
-          <w:szCs w:val="24"/>
-        </w:rPr>
-        <w:t xml:space="preserve">‎Shoss, 2017‎</w:t>
-      </w:r>
-      <w:r>
-        <w:rPr>
-          <w:rFonts w:ascii="David" w:cs="David" w:eastAsia="David" w:hAnsi="David"/>
-          <w:sz w:val="24"/>
-          <w:szCs w:val="24"/>
-          <w:rtl/>
-        </w:rPr>
-        <w:t xml:space="preserve">).</w:t>
       </w:r>
     </w:p>
     <w:p>
@@ -3202,7 +3191,7 @@
           <w:szCs w:val="28"/>
           <w:rtl/>
         </w:rPr>
-        <w:t xml:space="preserve">2.6 סדר היום למחקר עתידי</w:t>
+        <w:t xml:space="preserve">2.3 השיטה בקצרה</w:t>
       </w:r>
     </w:p>
     <w:p>
@@ -3218,15 +3207,154 @@
           <w:szCs w:val="24"/>
           <w:rtl/>
         </w:rPr>
-        <w:t xml:space="preserve">בחלקו האחרון מציע המאמר כיווני מחקר: בחינת חוסר ביטחון כתהליך דינמי לאורך זמן ולא כמדידה חד-פעמית, הבחנה בין איומים אובייקטיביים לסובייקטיביים, מחקר רב-רמתי של צוותים וארגונים שלמים החווים חוסר ביטחון, התייחסות לצורות העסקה חדשות שבהן חוסר ביטחון הוא מצב מתמשך, ופיתוח התערבויות ארגוניות ואישיות המחזקות את המנגנון הפרואקטיבי (</w:t>
-      </w:r>
-      <w:r>
-        <w:rPr>
-          <w:rFonts w:ascii="Times New Roman" w:cs="Times New Roman" w:eastAsia="Times New Roman" w:hAnsi="Times New Roman"/>
-          <w:sz w:val="24"/>
-          <w:szCs w:val="24"/>
-        </w:rPr>
-        <w:t xml:space="preserve">‎Shoss, 2017‎</w:t>
+        <w:t xml:space="preserve">המחברים איתרו וקידדו 237 מחקרים ראשוניים שדיווחו על קשר בין חוסר ביטחון תעסוקתי לבין לפחות אחת מהתוצאות, ואיחדו את המתאמים באמצעות שיטות מטא-אנליטיות. בנוסף לאומדן הקשר הכולל לכל תוצאה, נערכו ניתוחי ממתנים לשני מאפיינים מתודולוגיים: מערך המחקר, חתך לעומת אורך, וסוג המדד של חוסר הביטחון, קוגניטיבי, רגשי או משולב (</w:t>
+      </w:r>
+      <w:r>
+        <w:rPr>
+          <w:rFonts w:ascii="Times New Roman" w:cs="Times New Roman" w:eastAsia="Times New Roman" w:hAnsi="Times New Roman"/>
+          <w:sz w:val="24"/>
+          <w:szCs w:val="24"/>
+        </w:rPr>
+        <w:t xml:space="preserve">‎Låstad et al., 2025‎</w:t>
+      </w:r>
+      <w:r>
+        <w:rPr>
+          <w:rFonts w:ascii="David" w:cs="David" w:eastAsia="David" w:hAnsi="David"/>
+          <w:sz w:val="24"/>
+          <w:szCs w:val="24"/>
+          <w:rtl/>
+        </w:rPr>
+        <w:t xml:space="preserve">).</w:t>
+      </w:r>
+    </w:p>
+    <w:p>
+      <w:pPr>
+        <w:pStyle w:val="Heading2"/>
+        <w:bidi/>
+        <w:spacing w:after="120" w:before="240" w:line="480"/>
+        <w:jc w:val="right"/>
+      </w:pPr>
+      <w:r>
+        <w:rPr>
+          <w:rFonts w:ascii="David" w:cs="David" w:eastAsia="David" w:hAnsi="David"/>
+          <w:b/>
+          <w:bCs/>
+          <w:color w:val="0E6E73"/>
+          <w:sz w:val="28"/>
+          <w:szCs w:val="28"/>
+          <w:rtl/>
+        </w:rPr>
+        <w:t xml:space="preserve">2.4 הממצאים המרכזיים</w:t>
+      </w:r>
+    </w:p>
+    <w:p>
+      <w:pPr>
+        <w:bidi/>
+        <w:spacing w:after="120" w:before="0" w:line="480"/>
+        <w:jc w:val="both"/>
+      </w:pPr>
+      <w:r>
+        <w:rPr>
+          <w:rFonts w:ascii="David" w:cs="David" w:eastAsia="David" w:hAnsi="David"/>
+          <w:sz w:val="24"/>
+          <w:szCs w:val="24"/>
+          <w:rtl/>
+        </w:rPr>
+        <w:t xml:space="preserve">הממצא הראשון הוא שחוסר ביטחון תעסוקתי קשור באופן חיובי לכוונת עזיבה של הארגון, לכוונת עזיבה של המקצוע, להתנהגויות חיפוש עבודה ולהסתרת ידע. הממצא השני הוא שהוא קשור באופן שלילי לשביעות רצון מהקריירה, להזדמנויות קריירה נתפסות, ליכולת תעסוקה נתפסת ולפיתוח מיומנויות פרואקטיבי. במילים אחרות, עובדים חסרי ביטחון נוטים "להתקדם הלאה", לחפש עבודה ולתכנן עזיבה, אך לא "להתקדם למעלה", כלומר לא להשקיע בפיתוח מיומנויות ולא לחוש שהקריירה שלהם מתקדמת (</w:t>
+      </w:r>
+      <w:r>
+        <w:rPr>
+          <w:rFonts w:ascii="Times New Roman" w:cs="Times New Roman" w:eastAsia="Times New Roman" w:hAnsi="Times New Roman"/>
+          <w:sz w:val="24"/>
+          <w:szCs w:val="24"/>
+        </w:rPr>
+        <w:t xml:space="preserve">‎Låstad et al., 2025‎</w:t>
+      </w:r>
+      <w:r>
+        <w:rPr>
+          <w:rFonts w:ascii="David" w:cs="David" w:eastAsia="David" w:hAnsi="David"/>
+          <w:sz w:val="24"/>
+          <w:szCs w:val="24"/>
+          <w:rtl/>
+        </w:rPr>
+        <w:t xml:space="preserve">).</w:t>
+      </w:r>
+    </w:p>
+    <w:p>
+      <w:pPr>
+        <w:bidi/>
+        <w:spacing w:after="120" w:before="0" w:line="480"/>
+        <w:jc w:val="both"/>
+      </w:pPr>
+      <w:r>
+        <w:rPr>
+          <w:rFonts w:ascii="David" w:cs="David" w:eastAsia="David" w:hAnsi="David"/>
+          <w:sz w:val="24"/>
+          <w:szCs w:val="24"/>
+          <w:rtl/>
+        </w:rPr>
+        <w:t xml:space="preserve">הממצא השלישי נוגע לממתנים. הקשרים היו בדרך כלל חזקים יותר במחקרי חתך מאשר במחקרי אורך, מה שמרמז שחלק מעוצמת הקשרים במחקרים בודדים נובע ממדידה בו-זמנית של המשתנים. השפעת סוג המדד, קוגניטיבי, רגשי או משולב, הייתה מעורבת ולא אחידה בין התוצאות (</w:t>
+      </w:r>
+      <w:r>
+        <w:rPr>
+          <w:rFonts w:ascii="Times New Roman" w:cs="Times New Roman" w:eastAsia="Times New Roman" w:hAnsi="Times New Roman"/>
+          <w:sz w:val="24"/>
+          <w:szCs w:val="24"/>
+        </w:rPr>
+        <w:t xml:space="preserve">‎Låstad et al., 2025‎</w:t>
+      </w:r>
+      <w:r>
+        <w:rPr>
+          <w:rFonts w:ascii="David" w:cs="David" w:eastAsia="David" w:hAnsi="David"/>
+          <w:sz w:val="24"/>
+          <w:szCs w:val="24"/>
+          <w:rtl/>
+        </w:rPr>
+        <w:t xml:space="preserve">).</w:t>
+      </w:r>
+    </w:p>
+    <w:p>
+      <w:pPr>
+        <w:pStyle w:val="Heading2"/>
+        <w:bidi/>
+        <w:spacing w:after="120" w:before="240" w:line="480"/>
+        <w:jc w:val="right"/>
+      </w:pPr>
+      <w:r>
+        <w:rPr>
+          <w:rFonts w:ascii="David" w:cs="David" w:eastAsia="David" w:hAnsi="David"/>
+          <w:b/>
+          <w:bCs/>
+          <w:color w:val="0E6E73"/>
+          <w:sz w:val="28"/>
+          <w:szCs w:val="28"/>
+          <w:rtl/>
+        </w:rPr>
+        <w:t xml:space="preserve">2.5 המסקנות</w:t>
+      </w:r>
+    </w:p>
+    <w:p>
+      <w:pPr>
+        <w:bidi/>
+        <w:spacing w:after="120" w:before="0" w:line="480"/>
+        <w:jc w:val="both"/>
+      </w:pPr>
+      <w:r>
+        <w:rPr>
+          <w:rFonts w:ascii="David" w:cs="David" w:eastAsia="David" w:hAnsi="David"/>
+          <w:sz w:val="24"/>
+          <w:szCs w:val="24"/>
+          <w:rtl/>
+        </w:rPr>
+        <w:t xml:space="preserve">המחברים מסיקים שחוסר ביטחון תעסוקתי הוא בעיקרו מעכב של התפתחות הקריירה ולא מדרבן שלה. התגובה הפרואקטיבית שנצפתה מתמצה בחיפוש עבודה ובכוונות עזיבה, כלומר בבריחה מהמצב, ולא בהשקעה בפיתוח עצמי. הסתרת הידע מעידה שהעובד מגן על המשאבים שנותרו לו, כפי שתיאוריית שימור המשאבים חוזה. מסקנה זו מטילה אחריות על ארגונים: מי שמבקש לשמר ידע ומיומנויות בתקופות של אי-ודאות צריך להפחית את חוסר הביטחון או לפצות עליו במשאבים, ולא לצפות שהאיום כשלעצמו ידרבן עובדים להתפתח (</w:t>
+      </w:r>
+      <w:r>
+        <w:rPr>
+          <w:rFonts w:ascii="Times New Roman" w:cs="Times New Roman" w:eastAsia="Times New Roman" w:hAnsi="Times New Roman"/>
+          <w:sz w:val="24"/>
+          <w:szCs w:val="24"/>
+        </w:rPr>
+        <w:t xml:space="preserve">‎Låstad et al., 2025‎</w:t>
       </w:r>
       <w:r>
         <w:rPr>
@@ -3296,24 +3424,24 @@
           <w:szCs w:val="24"/>
           <w:rtl/>
         </w:rPr>
-        <w:t xml:space="preserve">טבלה 3 מציגה את חלקי המאמר, את תוכנם ואת תרומתו של כל חלק (</w:t>
-      </w:r>
-      <w:r>
-        <w:rPr>
-          <w:rFonts w:ascii="Times New Roman" w:cs="Times New Roman" w:eastAsia="Times New Roman" w:hAnsi="Times New Roman"/>
-          <w:sz w:val="24"/>
-          <w:szCs w:val="24"/>
-        </w:rPr>
-        <w:t xml:space="preserve">‎Shoss, 2017‎</w:t>
-      </w:r>
-      <w:r>
-        <w:rPr>
-          <w:rFonts w:ascii="David" w:cs="David" w:eastAsia="David" w:hAnsi="David"/>
-          <w:sz w:val="24"/>
-          <w:szCs w:val="24"/>
-          <w:rtl/>
-        </w:rPr>
-        <w:t xml:space="preserve">).</w:t>
+        <w:t xml:space="preserve">המאמר בנוי במבנה המקובל למאמר כמותי (</w:t>
+      </w:r>
+      <w:r>
+        <w:rPr>
+          <w:rFonts w:ascii="Times New Roman" w:cs="Times New Roman" w:eastAsia="Times New Roman" w:hAnsi="Times New Roman"/>
+          <w:sz w:val="24"/>
+          <w:szCs w:val="24"/>
+        </w:rPr>
+        <w:t xml:space="preserve">‎Låstad et al., 2025‎</w:t>
+      </w:r>
+      <w:r>
+        <w:rPr>
+          <w:rFonts w:ascii="David" w:cs="David" w:eastAsia="David" w:hAnsi="David"/>
+          <w:sz w:val="24"/>
+          <w:szCs w:val="24"/>
+          <w:rtl/>
+        </w:rPr>
+        <w:t xml:space="preserve">). טבלה 2 מציגה את חלקיו ואת תרומתו של כל חלק.</w:t>
       </w:r>
     </w:p>
     <w:p>
@@ -3331,7 +3459,7 @@
           <w:szCs w:val="22"/>
           <w:rtl/>
         </w:rPr>
-        <w:t xml:space="preserve">טבלה 3: מבנה המאמר</w:t>
+        <w:t xml:space="preserve">טבלה 2: מבנה המאמר</w:t>
       </w:r>
     </w:p>
     <w:tbl>
@@ -3502,7 +3630,7 @@
                 <w:szCs w:val="22"/>
                 <w:rtl/>
               </w:rPr>
-              <w:t xml:space="preserve">פתיחה והצגת הבעיה</w:t>
+              <w:t xml:space="preserve">מבוא ורקע תיאורטי</w:t>
             </w:r>
           </w:p>
         </w:tc>
@@ -3536,7 +3664,7 @@
                 <w:szCs w:val="22"/>
                 <w:rtl/>
               </w:rPr>
-              <w:t xml:space="preserve">הרלוונטיות הגוברת של הנושא, פיצול הספרות ובלבול מושגי</w:t>
+              <w:t xml:space="preserve">הפער בספרות, תיאוריית שימור המשאבים, שתי התחזיות המנוגדות</w:t>
             </w:r>
           </w:p>
         </w:tc>
@@ -3570,7 +3698,7 @@
                 <w:szCs w:val="22"/>
                 <w:rtl/>
               </w:rPr>
-              <w:t xml:space="preserve">הצדקת הצורך בסקירה אינטגרטיבית</w:t>
+              <w:t xml:space="preserve">ניסוח שאלת המחקר: התקדמות הלאה או התקדמות למעלה</w:t>
             </w:r>
           </w:p>
         </w:tc>
@@ -3607,7 +3735,7 @@
                 <w:szCs w:val="22"/>
                 <w:rtl/>
               </w:rPr>
-              <w:t xml:space="preserve">הגדרה ומיפוי מושגי</w:t>
+              <w:t xml:space="preserve">השערות</w:t>
             </w:r>
           </w:p>
         </w:tc>
@@ -3642,7 +3770,7 @@
                 <w:szCs w:val="22"/>
                 <w:rtl/>
               </w:rPr>
-              <w:t xml:space="preserve">הגדרה חדשה, הבחנה בין ממדים, ובין התופעה לגורמיה ותוצאותיה</w:t>
+              <w:t xml:space="preserve">כיוון הקשר לכל אחת משמונה התוצאות ושני ממתנים מתודולוגיים</w:t>
             </w:r>
           </w:p>
         </w:tc>
@@ -3677,7 +3805,7 @@
                 <w:szCs w:val="22"/>
                 <w:rtl/>
               </w:rPr>
-              <w:t xml:space="preserve">בהירות מושגית לחוקרים ולמנהלים</w:t>
+              <w:t xml:space="preserve">מסגרת ברורה לבדיקה</w:t>
             </w:r>
           </w:p>
         </w:tc>
@@ -3713,7 +3841,7 @@
                 <w:szCs w:val="22"/>
                 <w:rtl/>
               </w:rPr>
-              <w:t xml:space="preserve">גורמים ומנגנוני היווצרות</w:t>
+              <w:t xml:space="preserve">שיטה</w:t>
             </w:r>
           </w:p>
         </w:tc>
@@ -3747,7 +3875,7 @@
                 <w:szCs w:val="22"/>
                 <w:rtl/>
               </w:rPr>
-              <w:t xml:space="preserve">טיפולוגיה של גורמים ברמת מאקרו, ארגון ופרט ומוקדי איום</w:t>
+              <w:t xml:space="preserve">איתור המחקרים, קריטריוני הכללה, קידוד, שיטת האיחוד הסטטיסטי</w:t>
             </w:r>
           </w:p>
         </w:tc>
@@ -3781,7 +3909,7 @@
                 <w:szCs w:val="22"/>
                 <w:rtl/>
               </w:rPr>
-              <w:t xml:space="preserve">הסבר מדוע אותו אירוע מייצר תחושות שונות</w:t>
+              <w:t xml:space="preserve">שקיפות ואפשרות שחזור</w:t>
             </w:r>
           </w:p>
         </w:tc>
@@ -3818,7 +3946,7 @@
                 <w:szCs w:val="22"/>
                 <w:rtl/>
               </w:rPr>
-              <w:t xml:space="preserve">מנגנוני תוצאה</w:t>
+              <w:t xml:space="preserve">תוצאות</w:t>
             </w:r>
           </w:p>
         </w:tc>
@@ -3853,7 +3981,7 @@
                 <w:szCs w:val="22"/>
                 <w:rtl/>
               </w:rPr>
-              <w:t xml:space="preserve">לחץ, חליפין חברתי, שימור משרה, התמודדות פרואקטיבית</w:t>
+              <w:t xml:space="preserve">אומדני הקשר לכל תוצאה וניתוחי הממתנים</w:t>
             </w:r>
           </w:p>
         </w:tc>
@@ -3888,7 +4016,7 @@
                 <w:szCs w:val="22"/>
                 <w:rtl/>
               </w:rPr>
-              <w:t xml:space="preserve">הסבר לממצאים סותרים בספרות</w:t>
+              <w:t xml:space="preserve">הראיה הכמותית</w:t>
             </w:r>
           </w:p>
         </w:tc>
@@ -3924,7 +4052,7 @@
                 <w:szCs w:val="22"/>
                 <w:rtl/>
               </w:rPr>
-              <w:t xml:space="preserve">משתנים ממתנים</w:t>
+              <w:t xml:space="preserve">דיון</w:t>
             </w:r>
           </w:p>
         </w:tc>
@@ -3958,7 +4086,7 @@
                 <w:szCs w:val="22"/>
                 <w:rtl/>
               </w:rPr>
-              <w:t xml:space="preserve">מאפייני האיום, פגיעות כלכלית ופסיכולוגית</w:t>
+              <w:t xml:space="preserve">פרשנות הממצאים, מגבלות, השלכות למחקר ולפרקטיקה</w:t>
             </w:r>
           </w:p>
         </w:tc>
@@ -3992,114 +4120,7 @@
                 <w:szCs w:val="22"/>
                 <w:rtl/>
               </w:rPr>
-              <w:t xml:space="preserve">בסיס להתערבויות ממוקדות</w:t>
-            </w:r>
-          </w:p>
-        </w:tc>
-      </w:tr>
-      <w:tr>
-        <w:tc>
-          <w:tcPr>
-            <w:tcW w:type="dxa" w:w="2400"/>
-            <w:tcBorders>
-              <w:top w:val="single" w:color="A6A6A6" w:sz="6"/>
-              <w:left w:val="single" w:color="A6A6A6" w:sz="6"/>
-              <w:bottom w:val="single" w:color="A6A6A6" w:sz="6"/>
-              <w:right w:val="single" w:color="A6A6A6" w:sz="6"/>
-            </w:tcBorders>
-            <w:shd w:fill="F5F7FA" w:color="auto" w:val="clear"/>
-            <w:tcMar>
-              <w:top w:type="dxa" w:w="80"/>
-              <w:left w:type="dxa" w:w="100"/>
-              <w:bottom w:type="dxa" w:w="80"/>
-              <w:right w:type="dxa" w:w="100"/>
-            </w:tcMar>
-            <w:vAlign w:val="center"/>
-          </w:tcPr>
-          <w:p>
-            <w:pPr>
-              <w:bidi/>
-              <w:spacing w:after="40" w:line="276"/>
-              <w:jc w:val="right"/>
-            </w:pPr>
-            <w:r>
-              <w:rPr>
-                <w:rFonts w:ascii="David" w:cs="David" w:eastAsia="David" w:hAnsi="David"/>
-                <w:sz w:val="22"/>
-                <w:szCs w:val="22"/>
-                <w:rtl/>
-              </w:rPr>
-              <w:t xml:space="preserve">סדר יום למחקר</w:t>
-            </w:r>
-          </w:p>
-        </w:tc>
-        <w:tc>
-          <w:tcPr>
-            <w:tcW w:type="dxa" w:w="4000"/>
-            <w:tcBorders>
-              <w:top w:val="single" w:color="A6A6A6" w:sz="6"/>
-              <w:left w:val="single" w:color="A6A6A6" w:sz="6"/>
-              <w:bottom w:val="single" w:color="A6A6A6" w:sz="6"/>
-              <w:right w:val="single" w:color="A6A6A6" w:sz="6"/>
-            </w:tcBorders>
-            <w:shd w:fill="F5F7FA" w:color="auto" w:val="clear"/>
-            <w:tcMar>
-              <w:top w:type="dxa" w:w="80"/>
-              <w:left w:type="dxa" w:w="100"/>
-              <w:bottom w:type="dxa" w:w="80"/>
-              <w:right w:type="dxa" w:w="100"/>
-            </w:tcMar>
-            <w:vAlign w:val="center"/>
-          </w:tcPr>
-          <w:p>
-            <w:pPr>
-              <w:bidi/>
-              <w:spacing w:after="40" w:line="276"/>
-              <w:jc w:val="right"/>
-            </w:pPr>
-            <w:r>
-              <w:rPr>
-                <w:rFonts w:ascii="David" w:cs="David" w:eastAsia="David" w:hAnsi="David"/>
-                <w:sz w:val="22"/>
-                <w:szCs w:val="22"/>
-                <w:rtl/>
-              </w:rPr>
-              <w:t xml:space="preserve">כיווני מחקר ושאלות פתוחות</w:t>
-            </w:r>
-          </w:p>
-        </w:tc>
-        <w:tc>
-          <w:tcPr>
-            <w:tcW w:type="dxa" w:w="2600"/>
-            <w:tcBorders>
-              <w:top w:val="single" w:color="A6A6A6" w:sz="6"/>
-              <w:left w:val="single" w:color="A6A6A6" w:sz="6"/>
-              <w:bottom w:val="single" w:color="A6A6A6" w:sz="6"/>
-              <w:right w:val="single" w:color="A6A6A6" w:sz="6"/>
-            </w:tcBorders>
-            <w:shd w:fill="F5F7FA" w:color="auto" w:val="clear"/>
-            <w:tcMar>
-              <w:top w:type="dxa" w:w="80"/>
-              <w:left w:type="dxa" w:w="100"/>
-              <w:bottom w:type="dxa" w:w="80"/>
-              <w:right w:type="dxa" w:w="100"/>
-            </w:tcMar>
-            <w:vAlign w:val="center"/>
-          </w:tcPr>
-          <w:p>
-            <w:pPr>
-              <w:bidi/>
-              <w:spacing w:after="40" w:line="276"/>
-              <w:jc w:val="right"/>
-            </w:pPr>
-            <w:r>
-              <w:rPr>
-                <w:rFonts w:ascii="David" w:cs="David" w:eastAsia="David" w:hAnsi="David"/>
-                <w:sz w:val="22"/>
-                <w:szCs w:val="22"/>
-                <w:rtl/>
-              </w:rPr>
-              <w:t xml:space="preserve">הכוונת התחום קדימה</w:t>
+              <w:t xml:space="preserve">חיבור לתיאוריה ולניהול</w:t>
             </w:r>
           </w:p>
         </w:tc>
@@ -4143,24 +4164,24 @@
           <w:szCs w:val="24"/>
           <w:rtl/>
         </w:rPr>
-        <w:t xml:space="preserve">המאמר אינו מחקר אמפירי אלא סקירה אינטגרטיבית. המחברת סוקרת ומסנתזת מחקרים תיאורטיים ואמפיריים ממגוון דיסציפלינות, ניהול, התנהגות ארגונית, פסיכולוגיה, סוציולוגיה וכלכלה, ובונה מהם מסגרת מושגית אחת (</w:t>
-      </w:r>
-      <w:r>
-        <w:rPr>
-          <w:rFonts w:ascii="Times New Roman" w:cs="Times New Roman" w:eastAsia="Times New Roman" w:hAnsi="Times New Roman"/>
-          <w:sz w:val="24"/>
-          <w:szCs w:val="24"/>
-        </w:rPr>
-        <w:t xml:space="preserve">‎Shoss, 2017‎</w:t>
-      </w:r>
-      <w:r>
-        <w:rPr>
-          <w:rFonts w:ascii="David" w:cs="David" w:eastAsia="David" w:hAnsi="David"/>
-          <w:sz w:val="24"/>
-          <w:szCs w:val="24"/>
-          <w:rtl/>
-        </w:rPr>
-        <w:t xml:space="preserve">). גישה זו שונה ממטא-אנליזה, שבה מאחדים סטטיסטית את תוצאות המחקרים, ושונה ממחקר ראשוני שבו אוספים נתונים חדשים.</w:t>
+        <w:t xml:space="preserve">מטא-אנליזה היא שיטה כמותית שבה מאחדים את תוצאותיהם של מחקרים ראשוניים רבים לאומדן אחד, לאחר תיקון להבדלים בגודל המדגם ובמהימנות המדידה. יתרונה הגדול הוא שהיא מחליפה את התמונה המפוצלת של מחקרים בודדים, שכל אחד מהם נערך במדגם ובהקשר אחרים, באומדן מבוסס על כלל הראיות. יתרון נוסף הוא היכולת לבחון ממתנים, כלומר האם מאפייני המחקרים משנים את עוצמת הקשר. במאמר זה הבדיקה של מערך המחקר וסוג המדד היא בדיוק בדיקה כזאת (</w:t>
+      </w:r>
+      <w:r>
+        <w:rPr>
+          <w:rFonts w:ascii="Times New Roman" w:cs="Times New Roman" w:eastAsia="Times New Roman" w:hAnsi="Times New Roman"/>
+          <w:sz w:val="24"/>
+          <w:szCs w:val="24"/>
+        </w:rPr>
+        <w:t xml:space="preserve">‎Låstad et al., 2025‎</w:t>
+      </w:r>
+      <w:r>
+        <w:rPr>
+          <w:rFonts w:ascii="David" w:cs="David" w:eastAsia="David" w:hAnsi="David"/>
+          <w:sz w:val="24"/>
+          <w:szCs w:val="24"/>
+          <w:rtl/>
+        </w:rPr>
+        <w:t xml:space="preserve">).</w:t>
       </w:r>
     </w:p>
     <w:p>
@@ -4176,7 +4197,24 @@
           <w:szCs w:val="24"/>
           <w:rtl/>
         </w:rPr>
-        <w:t xml:space="preserve">לשיטה זו כמה יתרונות: רוחב היריעה ויכולת לחבר בין ממצאים שנחקרו בנפרד, יצירת שפה משותפת, זיהוי סתירות בספרות והצעת הסבר להן, וניסוח שאלות מחקר חדשות. יש לה גם מגבלות. הסקירה אינה מכמתת את עוצמת הקשרים ואינה מאפשרת לקבוע איזה מנגנון דומיננטי. קיים סיכון להטיה בבחירת המחקרים הנסקרים. רוב המחקרים שנסקרו הם מחקרי חתך המבוססים על דיווח עצמי, ולכן קשה להסיק מהם סיבתיות, והמסגרת נשענת בעיקר על מחקרים מארצות הברית ומאירופה. כדי לגשר על מגבלות אלה נעזרת העבודה, בפרק 4, במטא-אנליזה כמותית ובסקירה בין-תרבותית.</w:t>
+        <w:t xml:space="preserve">לשיטה גם מגבלות, וחלקן מוזכרות במאמר עצמו. ראשית, מטא-אנליזה של מתאמים אינה מוכיחה סיבתיות, ורוב המחקרים הראשוניים הם מחקרי חתך המבוססים על דיווח עצמי. הממצא שהקשרים חלשים יותר במחקרי אורך מחזק את החשש הזה. שנית, קיימת אפשרות של הטיית פרסום, שכן מחקרים שמצאו קשרים מובהקים מתפרסמים בשכיחות גבוהה יותר. שלישית, המחקרים הראשוניים מגיעים בעיקר ממדינות מערביות ומאסיה, והמאמר אינו יכול לומר הרבה על הקשרים ייחודיים כמו זה הישראלי. רביעית, איחוד של מדדים שונים לאותה תוצאה מסתיר הבדלים בין הגדרות, וזה עשוי להסביר מדוע השפעת סוג המדד יצאה מעורבת (</w:t>
+      </w:r>
+      <w:r>
+        <w:rPr>
+          <w:rFonts w:ascii="Times New Roman" w:cs="Times New Roman" w:eastAsia="Times New Roman" w:hAnsi="Times New Roman"/>
+          <w:sz w:val="24"/>
+          <w:szCs w:val="24"/>
+        </w:rPr>
+        <w:t xml:space="preserve">‎Låstad et al., 2025‎</w:t>
+      </w:r>
+      <w:r>
+        <w:rPr>
+          <w:rFonts w:ascii="David" w:cs="David" w:eastAsia="David" w:hAnsi="David"/>
+          <w:sz w:val="24"/>
+          <w:szCs w:val="24"/>
+          <w:rtl/>
+        </w:rPr>
+        <w:t xml:space="preserve">).</w:t>
       </w:r>
     </w:p>
     <w:p>
@@ -4196,7 +4234,7 @@
           <w:szCs w:val="28"/>
           <w:rtl/>
         </w:rPr>
-        <w:t xml:space="preserve">3.3 הממצאים והמסקנות המרכזיות</w:t>
+        <w:t xml:space="preserve">3.3 הממצאים והמסקנות</w:t>
       </w:r>
     </w:p>
     <w:p>
@@ -4212,24 +4250,24 @@
           <w:szCs w:val="24"/>
           <w:rtl/>
         </w:rPr>
-        <w:t xml:space="preserve">ממצאי המאמר ניתנים לסיכום בחמש קביעות (</w:t>
-      </w:r>
-      <w:r>
-        <w:rPr>
-          <w:rFonts w:ascii="Times New Roman" w:cs="Times New Roman" w:eastAsia="Times New Roman" w:hAnsi="Times New Roman"/>
-          <w:sz w:val="24"/>
-          <w:szCs w:val="24"/>
-        </w:rPr>
-        <w:t xml:space="preserve">‎Shoss, 2017‎</w:t>
-      </w:r>
-      <w:r>
-        <w:rPr>
-          <w:rFonts w:ascii="David" w:cs="David" w:eastAsia="David" w:hAnsi="David"/>
-          <w:sz w:val="24"/>
-          <w:szCs w:val="24"/>
-          <w:rtl/>
-        </w:rPr>
-        <w:t xml:space="preserve">). ראשית, חוסר ביטחון תעסוקתי הוא תפיסה סובייקטיבית של איום עתידי, ולכן ניתן להשפיע עליה גם ללא שינוי במצב האובייקטיבי, באמצעות מידע, תקשורת ופרשנות. שנית, התופעה רב-ממדית, כמותית ואיכותנית, קוגניטיבית ורגשית, והתעלמות מהממד האיכותני מחמיצה חלק גדול מן החוויה בתקופה של שינוי טכנולוגי. שלישית, הקשר בין חוסר ביטחון לתוצאות עובר דרך ארבעה מנגנונים מקבילים שיכולים לפעול באותו עובד בו-זמנית. רביעית, בסך הכול חוסר ביטחון הוא בעיקר גורם לחץ מעכב הפוגע בבריאות, בעמדות ובביצועים לאורך זמן, אך בתנאים מסוימים הוא מדרבן פעולה פרואקטיבית. חמישית, עוצמת התגובה תלויה במאפייני האיום ובפגיעוּת הכלכלית והפסיכולוגית של העובד, ומכאן שניתן לבנות חוסן מראש.</w:t>
+        <w:t xml:space="preserve">הממצאים ניתנים לסיכום בשלוש קביעות. ראשית, חוסר ביטחון תעסוקתי מגביר את הנטייה לעזוב ולחפש עבודה ומקטין את שביעות הרצון מהקריירה ואת תחושת ההזדמנויות ויכולת התעסוקה. שנית, ובניגוד לתקווה שאיום ידרבן התפתחות, חוסר ביטחון מקטין פיתוח מיומנויות פרואקטיבי ומגביר הסתרת ידע. שלישית, הקשרים אמיתיים אך כנראה קטנים יותר ממה שמחקרי חתך בודדים מציגים (</w:t>
+      </w:r>
+      <w:r>
+        <w:rPr>
+          <w:rFonts w:ascii="Times New Roman" w:cs="Times New Roman" w:eastAsia="Times New Roman" w:hAnsi="Times New Roman"/>
+          <w:sz w:val="24"/>
+          <w:szCs w:val="24"/>
+        </w:rPr>
+        <w:t xml:space="preserve">‎Låstad et al., 2025‎</w:t>
+      </w:r>
+      <w:r>
+        <w:rPr>
+          <w:rFonts w:ascii="David" w:cs="David" w:eastAsia="David" w:hAnsi="David"/>
+          <w:sz w:val="24"/>
+          <w:szCs w:val="24"/>
+          <w:rtl/>
+        </w:rPr>
+        <w:t xml:space="preserve">). המסקנה לניהול קריירה היא שאין לסמוך על האיום כמנוע לצמיחה: את המשאבים לפיתוח צריך לבנות לפני שהאיום מגיע, ולא לצפות שהוא ייצור אותם.</w:t>
       </w:r>
     </w:p>
     <w:p>
@@ -4254,7 +4292,7 @@
           <w:szCs w:val="32"/>
           <w:rtl/>
         </w:rPr>
-        <w:t xml:space="preserve">פרק 4: המאמר המשלים וראיות תומכות</w:t>
+        <w:t xml:space="preserve">פרק 4: המאמר המשלים והמסגרת התיאורטית</w:t>
       </w:r>
     </w:p>
     <w:p>
@@ -4298,67 +4336,50 @@
           <w:sz w:val="24"/>
           <w:szCs w:val="24"/>
         </w:rPr>
-        <w:t xml:space="preserve">‎Job Insecurity and the Changing Workplace: Recent Developments and the Future Trends in Job Insecurity Research‎</w:t>
-      </w:r>
-      <w:r>
-        <w:rPr>
-          <w:rFonts w:ascii="David" w:cs="David" w:eastAsia="David" w:hAnsi="David"/>
-          <w:sz w:val="24"/>
-          <w:szCs w:val="24"/>
-          <w:rtl/>
-        </w:rPr>
-        <w:t xml:space="preserve"> פורסם ב-</w:t>
-      </w:r>
-      <w:r>
-        <w:rPr>
-          <w:rFonts w:ascii="Times New Roman" w:cs="Times New Roman" w:eastAsia="Times New Roman" w:hAnsi="Times New Roman"/>
-          <w:sz w:val="24"/>
-          <w:szCs w:val="24"/>
-        </w:rPr>
-        <w:t xml:space="preserve">‎Annual Review of Organizational Psychology and Organizational Behavior‎</w:t>
-      </w:r>
-      <w:r>
-        <w:rPr>
-          <w:rFonts w:ascii="David" w:cs="David" w:eastAsia="David" w:hAnsi="David"/>
-          <w:sz w:val="24"/>
-          <w:szCs w:val="24"/>
-          <w:rtl/>
-        </w:rPr>
-        <w:t xml:space="preserve">, כתב עת המפרסם סקירות מוזמנות מאת חוקרים מובילים בלבד (</w:t>
-      </w:r>
-      <w:r>
-        <w:rPr>
-          <w:rFonts w:ascii="Times New Roman" w:cs="Times New Roman" w:eastAsia="Times New Roman" w:hAnsi="Times New Roman"/>
-          <w:sz w:val="24"/>
-          <w:szCs w:val="24"/>
-        </w:rPr>
-        <w:t xml:space="preserve">‎Lee et al., 2018‎</w:t>
-      </w:r>
-      <w:r>
-        <w:rPr>
-          <w:rFonts w:ascii="David" w:cs="David" w:eastAsia="David" w:hAnsi="David"/>
-          <w:sz w:val="24"/>
-          <w:szCs w:val="24"/>
-          <w:rtl/>
-        </w:rPr>
-        <w:t xml:space="preserve">). המחברים, סינתיה לי מאוניברסיטת נורת'איסטרן, גואו-הואה הואנג מהאוניברסיטה הבפטיסטית של הונג קונג וסוזן אשפורד מאוניברסיטת מישיגן, נמנים עם החוקרים הבולטים בתחום. אשפורד היא ממחברות המחקר שפיתח את אחד מכלי המדידה הראשונים לחוסר ביטחון תעסוקתי (</w:t>
-      </w:r>
-      <w:r>
-        <w:rPr>
-          <w:rFonts w:ascii="Times New Roman" w:cs="Times New Roman" w:eastAsia="Times New Roman" w:hAnsi="Times New Roman"/>
-          <w:sz w:val="24"/>
-          <w:szCs w:val="24"/>
-        </w:rPr>
-        <w:t xml:space="preserve">‎Ashford et al., 1989‎</w:t>
-      </w:r>
-      <w:r>
-        <w:rPr>
-          <w:rFonts w:ascii="David" w:cs="David" w:eastAsia="David" w:hAnsi="David"/>
-          <w:sz w:val="24"/>
-          <w:szCs w:val="24"/>
-          <w:rtl/>
-        </w:rPr>
-        <w:t xml:space="preserve">).</w:t>
+        <w:t xml:space="preserve">‎Artificial Intelligence Awareness, Career Resilience, Job Insecurity and Behavioural Outcomes‎</w:t>
+      </w:r>
+      <w:r>
+        <w:rPr>
+          <w:rFonts w:ascii="David" w:cs="David" w:eastAsia="David" w:hAnsi="David"/>
+          <w:sz w:val="24"/>
+          <w:szCs w:val="24"/>
+          <w:rtl/>
+        </w:rPr>
+        <w:t xml:space="preserve"> פורסם בכתב העת השפיט </w:t>
+      </w:r>
+      <w:r>
+        <w:rPr>
+          <w:rFonts w:ascii="Times New Roman" w:cs="Times New Roman" w:eastAsia="Times New Roman" w:hAnsi="Times New Roman"/>
+          <w:sz w:val="24"/>
+          <w:szCs w:val="24"/>
+        </w:rPr>
+        <w:t xml:space="preserve">‎Australian Journal of Psychology‎</w:t>
+      </w:r>
+      <w:r>
+        <w:rPr>
+          <w:rFonts w:ascii="David" w:cs="David" w:eastAsia="David" w:hAnsi="David"/>
+          <w:sz w:val="24"/>
+          <w:szCs w:val="24"/>
+          <w:rtl/>
+        </w:rPr>
+        <w:t xml:space="preserve"> בספטמבר 2025, בגישה פתוחה מלאה (</w:t>
+      </w:r>
+      <w:r>
+        <w:rPr>
+          <w:rFonts w:ascii="Times New Roman" w:cs="Times New Roman" w:eastAsia="Times New Roman" w:hAnsi="Times New Roman"/>
+          <w:sz w:val="24"/>
+          <w:szCs w:val="24"/>
+        </w:rPr>
+        <w:t xml:space="preserve">‎Chung et al., 2025‎</w:t>
+      </w:r>
+      <w:r>
+        <w:rPr>
+          <w:rFonts w:ascii="David" w:cs="David" w:eastAsia="David" w:hAnsi="David"/>
+          <w:sz w:val="24"/>
+          <w:szCs w:val="24"/>
+          <w:rtl/>
+        </w:rPr>
+        <w:t xml:space="preserve">). המחברים, יאנג וון צ'ונג, סונגהי אים, ג'ונג און קים וג'ונג קוון יון מאוניברסיטת סוּוֹן בדרום קוריאה, בחנו את ההשלכות של מודעות לבינה מלאכותית, כלומר תפיסת העובד שטכנולוגיות בינה מלאכותית עלולות להחליף אותו או לשנות את תפקידו, על חוסר ביטחון תעסוקתי, על ביצועי משימה ועל התנהגות סוטה בעבודה.</w:t>
       </w:r>
     </w:p>
     <w:p>
@@ -4374,15 +4395,15 @@
           <w:szCs w:val="24"/>
           <w:rtl/>
         </w:rPr>
-        <w:t xml:space="preserve">מטרת המאמר היא לעדכן את הידע בתחום לאור מחקרים שנערכו ברחבי העולם מאז 2003. הוא סוקר את ההמשגה והמדידה של חוסר ביטחון תעסוקתי, את הגורמים לו, את תוצאותיו ואת המשתנים הממתנים, וכן את הפרספקטיבות התיאורטיות המסבירות את הקשרים בין חוסר ביטחון לתוצאותיו. ייחודו בשני היבטים. ראשית, הוא בוחן את התופעה בהשוואה בין אזורים ותרבויות ומראה כי עוצמת ההשלכות משתנה בין מדינות, בין היתר בהתאם לרשת הביטחון הסוציאלי ולנורמות תרבותיות. שנית, הוא ממקם את התופעה בעולם העבודה המשתנה: כלכלת הגיג, העסקה זמנית וטכנולוגיה הופכות את חוסר הביטחון ממצב חריג וזמני למצב כרוני, ומכאן הצורך בכלי מחקר וניהול חדשים (</w:t>
-      </w:r>
-      <w:r>
-        <w:rPr>
-          <w:rFonts w:ascii="Times New Roman" w:cs="Times New Roman" w:eastAsia="Times New Roman" w:hAnsi="Times New Roman"/>
-          <w:sz w:val="24"/>
-          <w:szCs w:val="24"/>
-        </w:rPr>
-        <w:t xml:space="preserve">‎Lee et al., 2018‎</w:t>
+        <w:t xml:space="preserve">הנתונים נאספו בסקר בשלוש נקודות זמן מעובדי משרד במשרה מלאה בדרום קוריאה. הממצאים מראים שמודעות לבינה מלאכותית מגבירה חוסר ביטחון תעסוקתי, ושחוסר הביטחון מתווך את הקשר בין המודעות לבין ירידה בביצועי המשימה ועלייה בהתנהגות סוטה. הממצא החשוב ביותר לעבודה זו הוא תפקידו של חוסן הקריירה: אצל עובדים בעלי חוסן קריירה גבוה, הקשר בין המודעות לבינה מלאכותית לבין חוסר הביטחון היה חלש יותר (</w:t>
+      </w:r>
+      <w:r>
+        <w:rPr>
+          <w:rFonts w:ascii="Times New Roman" w:cs="Times New Roman" w:eastAsia="Times New Roman" w:hAnsi="Times New Roman"/>
+          <w:sz w:val="24"/>
+          <w:szCs w:val="24"/>
+        </w:rPr>
+        <w:t xml:space="preserve">‎Chung et al., 2025‎</w:t>
       </w:r>
       <w:r>
         <w:rPr>
@@ -4407,41 +4428,41 @@
           <w:szCs w:val="24"/>
           <w:rtl/>
         </w:rPr>
-        <w:t xml:space="preserve">שני המאמרים משלימים זה את זה. שוס (</w:t>
-      </w:r>
-      <w:r>
-        <w:rPr>
-          <w:rFonts w:ascii="Times New Roman" w:cs="Times New Roman" w:eastAsia="Times New Roman" w:hAnsi="Times New Roman"/>
-          <w:sz w:val="24"/>
-          <w:szCs w:val="24"/>
-        </w:rPr>
-        <w:t xml:space="preserve">‎Shoss, 2017‎</w:t>
-      </w:r>
-      <w:r>
-        <w:rPr>
-          <w:rFonts w:ascii="David" w:cs="David" w:eastAsia="David" w:hAnsi="David"/>
-          <w:sz w:val="24"/>
-          <w:szCs w:val="24"/>
-          <w:rtl/>
-        </w:rPr>
-        <w:t xml:space="preserve">) מספקת את השלד התיאורטי, הגדרה, מנגנונים ומשתנים ממתנים. לי ואחרים (</w:t>
-      </w:r>
-      <w:r>
-        <w:rPr>
-          <w:rFonts w:ascii="Times New Roman" w:cs="Times New Roman" w:eastAsia="Times New Roman" w:hAnsi="Times New Roman"/>
-          <w:sz w:val="24"/>
-          <w:szCs w:val="24"/>
-        </w:rPr>
-        <w:t xml:space="preserve">‎Lee et al., 2018‎</w:t>
-      </w:r>
-      <w:r>
-        <w:rPr>
-          <w:rFonts w:ascii="David" w:cs="David" w:eastAsia="David" w:hAnsi="David"/>
-          <w:sz w:val="24"/>
-          <w:szCs w:val="24"/>
-          <w:rtl/>
-        </w:rPr>
-        <w:t xml:space="preserve">) מוסיפים את הבסיס האמפירי הבין-תרבותי ואת ההקשר של עולם העבודה החדש. יחד הם מאפשרים תמונה מלאה: מהי התופעה, כיצד היא פועלת, ומדוע היא רלוונטית במיוחד לדור הנוכחי של העובדים.</w:t>
+        <w:t xml:space="preserve">שני המאמרים משלימים זה את זה. לוסטד ואחרים (</w:t>
+      </w:r>
+      <w:r>
+        <w:rPr>
+          <w:rFonts w:ascii="Times New Roman" w:cs="Times New Roman" w:eastAsia="Times New Roman" w:hAnsi="Times New Roman"/>
+          <w:sz w:val="24"/>
+          <w:szCs w:val="24"/>
+        </w:rPr>
+        <w:t xml:space="preserve">‎Låstad et al., 2025‎</w:t>
+      </w:r>
+      <w:r>
+        <w:rPr>
+          <w:rFonts w:ascii="David" w:cs="David" w:eastAsia="David" w:hAnsi="David"/>
+          <w:sz w:val="24"/>
+          <w:szCs w:val="24"/>
+          <w:rtl/>
+        </w:rPr>
+        <w:t xml:space="preserve">) מראים, על בסיס 237 מחקרים, מה חוסר הביטחון עושה לקריירה. צ'ונג ואחרים (</w:t>
+      </w:r>
+      <w:r>
+        <w:rPr>
+          <w:rFonts w:ascii="Times New Roman" w:cs="Times New Roman" w:eastAsia="Times New Roman" w:hAnsi="Times New Roman"/>
+          <w:sz w:val="24"/>
+          <w:szCs w:val="24"/>
+        </w:rPr>
+        <w:t xml:space="preserve">‎Chung et al., 2025‎</w:t>
+      </w:r>
+      <w:r>
+        <w:rPr>
+          <w:rFonts w:ascii="David" w:cs="David" w:eastAsia="David" w:hAnsi="David"/>
+          <w:sz w:val="24"/>
+          <w:szCs w:val="24"/>
+          <w:rtl/>
+        </w:rPr>
+        <w:t xml:space="preserve">) מראים מהיכן מגיע חוסר הביטחון של שנת 2026, הבינה המלאכותית, ומה ממתן אותו, חוסן קריירה. יחד הם מספקים גם את האבחנה וגם את כיוון הטיפול.</w:t>
       </w:r>
     </w:p>
     <w:p>
@@ -4461,7 +4482,7 @@
           <w:szCs w:val="28"/>
           <w:rtl/>
         </w:rPr>
-        <w:t xml:space="preserve">4.2 ראיה כמותית תומכת</w:t>
+        <w:t xml:space="preserve">4.2 המסגרת התיאורטית</w:t>
       </w:r>
     </w:p>
     <w:p>
@@ -4477,58 +4498,142 @@
           <w:szCs w:val="24"/>
           <w:rtl/>
         </w:rPr>
-        <w:t xml:space="preserve">המטא-אנליזה של ג'יאנג ולאבייס (</w:t>
-      </w:r>
-      <w:r>
-        <w:rPr>
-          <w:rFonts w:ascii="Times New Roman" w:cs="Times New Roman" w:eastAsia="Times New Roman" w:hAnsi="Times New Roman"/>
-          <w:sz w:val="24"/>
-          <w:szCs w:val="24"/>
-        </w:rPr>
-        <w:t xml:space="preserve">‎Jiang &amp; Lavaysse, 2018‎</w:t>
-      </w:r>
-      <w:r>
-        <w:rPr>
-          <w:rFonts w:ascii="David" w:cs="David" w:eastAsia="David" w:hAnsi="David"/>
-          <w:sz w:val="24"/>
-          <w:szCs w:val="24"/>
-          <w:rtl/>
-        </w:rPr>
-        <w:t xml:space="preserve">), שפורסמה אף היא ב-</w:t>
-      </w:r>
-      <w:r>
-        <w:rPr>
-          <w:rFonts w:ascii="Times New Roman" w:cs="Times New Roman" w:eastAsia="Times New Roman" w:hAnsi="Times New Roman"/>
-          <w:sz w:val="24"/>
-          <w:szCs w:val="24"/>
-        </w:rPr>
-        <w:t xml:space="preserve">‎Journal of Management‎</w:t>
-      </w:r>
-      <w:r>
-        <w:rPr>
-          <w:rFonts w:ascii="David" w:cs="David" w:eastAsia="David" w:hAnsi="David"/>
-          <w:sz w:val="24"/>
-          <w:szCs w:val="24"/>
-          <w:rtl/>
-        </w:rPr>
-        <w:t xml:space="preserve">, איחדה נתונים מ-535 מדגמים בלתי תלויים ובחנה 56 תוצאות ומתאמים. הממצאים מחזקים את המסגרת של שוס: חוסר ביטחון תעסוקתי נמצא קשור באופן מובהק ל-51 מתוך 56 התוצאות, הרכיב הרגשי נמצא קשור בעוצמה חזקה יותר לרוב התוצאות מאשר הרכיב הקוגניטיבי, וברוב המקרים הרכיב הרגשי תיווך את הקשר בין ההערכה הקוגניטיבית לבין התוצאות (</w:t>
-      </w:r>
-      <w:r>
-        <w:rPr>
-          <w:rFonts w:ascii="Times New Roman" w:cs="Times New Roman" w:eastAsia="Times New Roman" w:hAnsi="Times New Roman"/>
-          <w:sz w:val="24"/>
-          <w:szCs w:val="24"/>
-        </w:rPr>
-        <w:t xml:space="preserve">‎Jiang &amp; Lavaysse, 2018‎</w:t>
-      </w:r>
-      <w:r>
-        <w:rPr>
-          <w:rFonts w:ascii="David" w:cs="David" w:eastAsia="David" w:hAnsi="David"/>
-          <w:sz w:val="24"/>
-          <w:szCs w:val="24"/>
-          <w:rtl/>
-        </w:rPr>
-        <w:t xml:space="preserve">). במילים אחרות, לא עצם המחשבה שהפיטורים אפשריים היא הפוגעת, אלא הדאגה שהיא מעוררת. זהו המקום שבו כלים של ויסות רגשי, תמיכה ומסגור מחדש יכולים לעזור.</w:t>
+        <w:t xml:space="preserve">שני המאמרים נשענים על הסקירה האינטגרטיבית של שוס (</w:t>
+      </w:r>
+      <w:r>
+        <w:rPr>
+          <w:rFonts w:ascii="Times New Roman" w:cs="Times New Roman" w:eastAsia="Times New Roman" w:hAnsi="Times New Roman"/>
+          <w:sz w:val="24"/>
+          <w:szCs w:val="24"/>
+        </w:rPr>
+        <w:t xml:space="preserve">‎Shoss, 2017‎</w:t>
+      </w:r>
+      <w:r>
+        <w:rPr>
+          <w:rFonts w:ascii="David" w:cs="David" w:eastAsia="David" w:hAnsi="David"/>
+          <w:sz w:val="24"/>
+          <w:szCs w:val="24"/>
+          <w:rtl/>
+        </w:rPr>
+        <w:t xml:space="preserve">), שהציעה מסגרת מושגית לחוסר ביטחון תעסוקתי. לפי מסגרת זו, חוסר ביטחון משפיע על העובד דרך ארבעה מנגנונים: לחץ, המבוסס על תיאוריית ההערכה וההתמודדות (</w:t>
+      </w:r>
+      <w:r>
+        <w:rPr>
+          <w:rFonts w:ascii="Times New Roman" w:cs="Times New Roman" w:eastAsia="Times New Roman" w:hAnsi="Times New Roman"/>
+          <w:sz w:val="24"/>
+          <w:szCs w:val="24"/>
+        </w:rPr>
+        <w:t xml:space="preserve">‎Lazarus &amp; Folkman, 1984‎</w:t>
+      </w:r>
+      <w:r>
+        <w:rPr>
+          <w:rFonts w:ascii="David" w:cs="David" w:eastAsia="David" w:hAnsi="David"/>
+          <w:sz w:val="24"/>
+          <w:szCs w:val="24"/>
+          <w:rtl/>
+        </w:rPr>
+        <w:t xml:space="preserve">) ועל תיאוריית שימור המשאבים (</w:t>
+      </w:r>
+      <w:r>
+        <w:rPr>
+          <w:rFonts w:ascii="Times New Roman" w:cs="Times New Roman" w:eastAsia="Times New Roman" w:hAnsi="Times New Roman"/>
+          <w:sz w:val="24"/>
+          <w:szCs w:val="24"/>
+        </w:rPr>
+        <w:t xml:space="preserve">‎Hobfoll, 1989‎</w:t>
+      </w:r>
+      <w:r>
+        <w:rPr>
+          <w:rFonts w:ascii="David" w:cs="David" w:eastAsia="David" w:hAnsi="David"/>
+          <w:sz w:val="24"/>
+          <w:szCs w:val="24"/>
+          <w:rtl/>
+        </w:rPr>
+        <w:t xml:space="preserve">); חליפין חברתי, שבו העובד תופס את חוסר הביטחון כהפרה של החוזה הפסיכולוגי; מוטיבציה לשימור המשרה, שבה העובד "מתכופף", מגביר מאמץ ונמנע מביקורת; והתמודדות פרואקטיבית של למידה, נטוורקינג וחיפוש חלופות. שוס (</w:t>
+      </w:r>
+      <w:r>
+        <w:rPr>
+          <w:rFonts w:ascii="Times New Roman" w:cs="Times New Roman" w:eastAsia="Times New Roman" w:hAnsi="Times New Roman"/>
+          <w:sz w:val="24"/>
+          <w:szCs w:val="24"/>
+        </w:rPr>
+        <w:t xml:space="preserve">‎Shoss, 2017‎</w:t>
+      </w:r>
+      <w:r>
+        <w:rPr>
+          <w:rFonts w:ascii="David" w:cs="David" w:eastAsia="David" w:hAnsi="David"/>
+          <w:sz w:val="24"/>
+          <w:szCs w:val="24"/>
+          <w:rtl/>
+        </w:rPr>
+        <w:t xml:space="preserve">) הציעה גם שלוש קטגוריות של משתנים ממתנים: מאפייני האיום, פגיעוּת כלכלית ופגיעוּת פסיכולוגית.</w:t>
+      </w:r>
+    </w:p>
+    <w:p>
+      <w:pPr>
+        <w:bidi/>
+        <w:spacing w:after="120" w:before="0" w:line="480"/>
+        <w:jc w:val="both"/>
+      </w:pPr>
+      <w:r>
+        <w:rPr>
+          <w:rFonts w:ascii="David" w:cs="David" w:eastAsia="David" w:hAnsi="David"/>
+          <w:sz w:val="24"/>
+          <w:szCs w:val="24"/>
+          <w:rtl/>
+        </w:rPr>
+        <w:t xml:space="preserve">המטא-אנליזה של לוסטד ואחרים (</w:t>
+      </w:r>
+      <w:r>
+        <w:rPr>
+          <w:rFonts w:ascii="Times New Roman" w:cs="Times New Roman" w:eastAsia="Times New Roman" w:hAnsi="Times New Roman"/>
+          <w:sz w:val="24"/>
+          <w:szCs w:val="24"/>
+        </w:rPr>
+        <w:t xml:space="preserve">‎Låstad et al., 2025‎</w:t>
+      </w:r>
+      <w:r>
+        <w:rPr>
+          <w:rFonts w:ascii="David" w:cs="David" w:eastAsia="David" w:hAnsi="David"/>
+          <w:sz w:val="24"/>
+          <w:szCs w:val="24"/>
+          <w:rtl/>
+        </w:rPr>
+        <w:t xml:space="preserve">) מאפשרת להכריע בין המנגנונים בכל הנוגע לקריירה: הסתרת הידע והירידה בפיתוח מיומנויות מתאימות למנגנון שימור המשרה ולדינמיקת ההגנה על משאבים, ואילו חיפוש העבודה וכוונות העזיבה הן הביטוי היחיד של התמודדות פרואקטיבית שנמצא בעקביות. חוסן הקריירה שבחנו צ'ונג ואחרים (</w:t>
+      </w:r>
+      <w:r>
+        <w:rPr>
+          <w:rFonts w:ascii="Times New Roman" w:cs="Times New Roman" w:eastAsia="Times New Roman" w:hAnsi="Times New Roman"/>
+          <w:sz w:val="24"/>
+          <w:szCs w:val="24"/>
+        </w:rPr>
+        <w:t xml:space="preserve">‎Chung et al., 2025‎</w:t>
+      </w:r>
+      <w:r>
+        <w:rPr>
+          <w:rFonts w:ascii="David" w:cs="David" w:eastAsia="David" w:hAnsi="David"/>
+          <w:sz w:val="24"/>
+          <w:szCs w:val="24"/>
+          <w:rtl/>
+        </w:rPr>
+        <w:t xml:space="preserve">) הוא דוגמה למשתנה ממתן מהקטגוריה הפסיכולוגית. ההבחנה בין חוסר ביטחון כמותי, חשש לאבד את המשרה, לבין חוסר ביטחון איכותני, חשש לאבד מאפיינים חשובים שלה (</w:t>
+      </w:r>
+      <w:r>
+        <w:rPr>
+          <w:rFonts w:ascii="Times New Roman" w:cs="Times New Roman" w:eastAsia="Times New Roman" w:hAnsi="Times New Roman"/>
+          <w:sz w:val="24"/>
+          <w:szCs w:val="24"/>
+        </w:rPr>
+        <w:t xml:space="preserve">‎Hellgren et al., 1999‎</w:t>
+      </w:r>
+      <w:r>
+        <w:rPr>
+          <w:rFonts w:ascii="David" w:cs="David" w:eastAsia="David" w:hAnsi="David"/>
+          <w:sz w:val="24"/>
+          <w:szCs w:val="24"/>
+          <w:rtl/>
+        </w:rPr>
+        <w:t xml:space="preserve">), רלוונטית במיוחד לבינה מלאכותית, שמשנה תפקידים גם כשאינה מבטלת אותם.</w:t>
       </w:r>
     </w:p>
     <w:p>
@@ -4589,24 +4694,24 @@
           <w:szCs w:val="24"/>
           <w:rtl/>
         </w:rPr>
-        <w:t xml:space="preserve">התובנה הראשונה היא שחוסר ביטחון הוא פרשנות ולא רק עובדה. מכיוון שמדובר בתפיסה סובייקטיבית של איום, יש לעובד מרחב השפעה: איסוף מידע אמין במקום שמועות, בחינה מציאותית של ההסתברות והחומרה, ומיקוד במה שבשליטתו (</w:t>
-      </w:r>
-      <w:r>
-        <w:rPr>
-          <w:rFonts w:ascii="Times New Roman" w:cs="Times New Roman" w:eastAsia="Times New Roman" w:hAnsi="Times New Roman"/>
-          <w:sz w:val="24"/>
-          <w:szCs w:val="24"/>
-        </w:rPr>
-        <w:t xml:space="preserve">‎Shoss, 2017‎</w:t>
-      </w:r>
-      <w:r>
-        <w:rPr>
-          <w:rFonts w:ascii="David" w:cs="David" w:eastAsia="David" w:hAnsi="David"/>
-          <w:sz w:val="24"/>
-          <w:szCs w:val="24"/>
-          <w:rtl/>
-        </w:rPr>
-        <w:t xml:space="preserve">).</w:t>
+        <w:t xml:space="preserve">התובנה הראשונה היא שחוסר ביטחון דוחף "הלאה" ולא "למעלה". עובדים חסרי ביטחון מחפשים עבודה ומתכננים עזיבה, אך אינם משקיעים בפיתוח מיומנויות (</w:t>
+      </w:r>
+      <w:r>
+        <w:rPr>
+          <w:rFonts w:ascii="Times New Roman" w:cs="Times New Roman" w:eastAsia="Times New Roman" w:hAnsi="Times New Roman"/>
+          <w:sz w:val="24"/>
+          <w:szCs w:val="24"/>
+        </w:rPr>
+        <w:t xml:space="preserve">‎Låstad et al., 2025‎</w:t>
+      </w:r>
+      <w:r>
+        <w:rPr>
+          <w:rFonts w:ascii="David" w:cs="David" w:eastAsia="David" w:hAnsi="David"/>
+          <w:sz w:val="24"/>
+          <w:szCs w:val="24"/>
+          <w:rtl/>
+        </w:rPr>
+        <w:t xml:space="preserve">). עבור מי שמנהל קריירה, פירוש הדבר שהתגובה הטבעית לאיום אינה בהכרח התגובה המועילה.</w:t>
       </w:r>
     </w:p>
     <w:p>
@@ -4622,24 +4727,41 @@
           <w:szCs w:val="24"/>
           <w:rtl/>
         </w:rPr>
-        <w:t xml:space="preserve">התובנה השנייה נוגעת לאופי האיום בשנת 2026. הבינה המלאכותית אינה בהכרח מבטלת את המשרה, אך היא משנה את תוכנה. בנק ישראל (2025) מעריך כי חלק ניכר מהמועסקים עובדים במקצועות שבהם הביקוש יירד, ולכן מי שמנהל קריירה צריך לשאול לא רק אם ישמור על המשרה, אלא אם המשרה שישמור עליה עדיין תתאים לו. זהו האיום האיכותני שעליו הצביעו הלגרן ואחרים (</w:t>
-      </w:r>
-      <w:r>
-        <w:rPr>
-          <w:rFonts w:ascii="Times New Roman" w:cs="Times New Roman" w:eastAsia="Times New Roman" w:hAnsi="Times New Roman"/>
-          <w:sz w:val="24"/>
-          <w:szCs w:val="24"/>
-        </w:rPr>
-        <w:t xml:space="preserve">‎Hellgren et al., 1999‎</w:t>
-      </w:r>
-      <w:r>
-        <w:rPr>
-          <w:rFonts w:ascii="David" w:cs="David" w:eastAsia="David" w:hAnsi="David"/>
-          <w:sz w:val="24"/>
-          <w:szCs w:val="24"/>
-          <w:rtl/>
-        </w:rPr>
-        <w:t xml:space="preserve">).</w:t>
+        <w:t xml:space="preserve">התובנה השנייה היא מעגל קסמים. חוסר ביטחון מקטין את יכולת התעסוקה הנתפסת ואת פיתוח המיומנויות, שהם בדיוק המשאבים שמגנים מפני חוסר ביטחון (</w:t>
+      </w:r>
+      <w:r>
+        <w:rPr>
+          <w:rFonts w:ascii="Times New Roman" w:cs="Times New Roman" w:eastAsia="Times New Roman" w:hAnsi="Times New Roman"/>
+          <w:sz w:val="24"/>
+          <w:szCs w:val="24"/>
+        </w:rPr>
+        <w:t xml:space="preserve">‎Låstad et al., 2025‎</w:t>
+      </w:r>
+      <w:r>
+        <w:rPr>
+          <w:rFonts w:ascii="David" w:cs="David" w:eastAsia="David" w:hAnsi="David"/>
+          <w:sz w:val="24"/>
+          <w:szCs w:val="24"/>
+          <w:rtl/>
+        </w:rPr>
+        <w:t xml:space="preserve">). תיאוריית שימור המשאבים מכנה זאת ספירלת אובדן: אובדן משאב אחד מקשה על רכישת משאבים נוספים (</w:t>
+      </w:r>
+      <w:r>
+        <w:rPr>
+          <w:rFonts w:ascii="Times New Roman" w:cs="Times New Roman" w:eastAsia="Times New Roman" w:hAnsi="Times New Roman"/>
+          <w:sz w:val="24"/>
+          <w:szCs w:val="24"/>
+        </w:rPr>
+        <w:t xml:space="preserve">‎Hobfoll, 1989‎</w:t>
+      </w:r>
+      <w:r>
+        <w:rPr>
+          <w:rFonts w:ascii="David" w:cs="David" w:eastAsia="David" w:hAnsi="David"/>
+          <w:sz w:val="24"/>
+          <w:szCs w:val="24"/>
+          <w:rtl/>
+        </w:rPr>
+        <w:t xml:space="preserve">). לכן את ההשקעה בעצמי צריך לעשות דווקא כשהיא נראית הכי פחות דחופה, בתקופות של יציבות.</w:t>
       </w:r>
     </w:p>
     <w:p>
@@ -4655,24 +4777,24 @@
           <w:szCs w:val="24"/>
           <w:rtl/>
         </w:rPr>
-        <w:t xml:space="preserve">התובנה השלישית היא שארבעת המנגנונים מסבירים התנהגויות שנראות סותרות. עובד יכול להשקיע שעות נוספות כדי לא לבלוט, ובמקביל לשלוח קורות חיים בסתר. הבנה זו חשובה למנהלים: מאמץ מוגבר בתקופת אי-ודאות אינו בהכרח סימן למחויבות, ולעיתים הוא סימן לפחד (</w:t>
-      </w:r>
-      <w:r>
-        <w:rPr>
-          <w:rFonts w:ascii="Times New Roman" w:cs="Times New Roman" w:eastAsia="Times New Roman" w:hAnsi="Times New Roman"/>
-          <w:sz w:val="24"/>
-          <w:szCs w:val="24"/>
-        </w:rPr>
-        <w:t xml:space="preserve">‎Shoss, 2017‎</w:t>
-      </w:r>
-      <w:r>
-        <w:rPr>
-          <w:rFonts w:ascii="David" w:cs="David" w:eastAsia="David" w:hAnsi="David"/>
-          <w:sz w:val="24"/>
-          <w:szCs w:val="24"/>
-          <w:rtl/>
-        </w:rPr>
-        <w:t xml:space="preserve">).</w:t>
+        <w:t xml:space="preserve">התובנה השלישית נוגעת לארגון. הסתרת ידע היא תגובה רציונלית של עובד שחושש שהידע שלו הוא הדבר היחיד שמונע את פיטוריו, אך היא הרסנית לארגון (</w:t>
+      </w:r>
+      <w:r>
+        <w:rPr>
+          <w:rFonts w:ascii="Times New Roman" w:cs="Times New Roman" w:eastAsia="Times New Roman" w:hAnsi="Times New Roman"/>
+          <w:sz w:val="24"/>
+          <w:szCs w:val="24"/>
+        </w:rPr>
+        <w:t xml:space="preserve">‎Låstad et al., 2025‎</w:t>
+      </w:r>
+      <w:r>
+        <w:rPr>
+          <w:rFonts w:ascii="David" w:cs="David" w:eastAsia="David" w:hAnsi="David"/>
+          <w:sz w:val="24"/>
+          <w:szCs w:val="24"/>
+          <w:rtl/>
+        </w:rPr>
+        <w:t xml:space="preserve">). ארגון שמייצר חוסר ביטחון כדי "לדרבן" את העובדים משלם על כך באובדן שיתוף ידע.</w:t>
       </w:r>
     </w:p>
     <w:p>
@@ -4688,32 +4810,49 @@
           <w:szCs w:val="24"/>
           <w:rtl/>
         </w:rPr>
-        <w:t xml:space="preserve">התובנה הרביעית היא שחוסן אפשר לבנות מראש. המשתנים הממתנים, כרית כלכלית, יכולת תעסוקה, מסוגלות עצמית ותמיכה חברתית, ניתנים ברובם לפיתוח (</w:t>
-      </w:r>
-      <w:r>
-        <w:rPr>
-          <w:rFonts w:ascii="Times New Roman" w:cs="Times New Roman" w:eastAsia="Times New Roman" w:hAnsi="Times New Roman"/>
-          <w:sz w:val="24"/>
-          <w:szCs w:val="24"/>
-        </w:rPr>
-        <w:t xml:space="preserve">‎Shoss, 2017‎</w:t>
-      </w:r>
-      <w:r>
-        <w:rPr>
-          <w:rFonts w:ascii="David" w:cs="David" w:eastAsia="David" w:hAnsi="David"/>
-          <w:sz w:val="24"/>
-          <w:szCs w:val="24"/>
-          <w:rtl/>
-        </w:rPr>
-        <w:t xml:space="preserve">). זהו הגשר בין המאמר לבין ניהול קריירה. התובנה החמישית, הנגזרת מהמטא-אנליזה, היא שהרגש הוא המנוף: עבודה על הדאגה חשובה לא פחות מעבודה על המצב האובייקטיבי (</w:t>
-      </w:r>
-      <w:r>
-        <w:rPr>
-          <w:rFonts w:ascii="Times New Roman" w:cs="Times New Roman" w:eastAsia="Times New Roman" w:hAnsi="Times New Roman"/>
-          <w:sz w:val="24"/>
-          <w:szCs w:val="24"/>
-        </w:rPr>
-        <w:t xml:space="preserve">‎Jiang &amp; Lavaysse, 2018‎</w:t>
+        <w:t xml:space="preserve">התובנה הרביעית היא שהאיום של 2026 הוא בעיקר איכותני. הבינה המלאכותית משנה את תוכן התפקיד גם כשהמשרה נשמרת (</w:t>
+      </w:r>
+      <w:r>
+        <w:rPr>
+          <w:rFonts w:ascii="Times New Roman" w:cs="Times New Roman" w:eastAsia="Times New Roman" w:hAnsi="Times New Roman"/>
+          <w:sz w:val="24"/>
+          <w:szCs w:val="24"/>
+        </w:rPr>
+        <w:t xml:space="preserve">‎Hellgren et al., 1999‎</w:t>
+      </w:r>
+      <w:r>
+        <w:rPr>
+          <w:rFonts w:ascii="David" w:cs="David" w:eastAsia="David" w:hAnsi="David"/>
+          <w:sz w:val="24"/>
+          <w:szCs w:val="24"/>
+          <w:rtl/>
+        </w:rPr>
+        <w:t xml:space="preserve">), ובנק ישראל (2025) מעריך שכחמישית מהמועסקים נמצאים במקצועות שבהם הביקוש יירד. ממצאי צ'ונג ואחרים (</w:t>
+      </w:r>
+      <w:r>
+        <w:rPr>
+          <w:rFonts w:ascii="Times New Roman" w:cs="Times New Roman" w:eastAsia="Times New Roman" w:hAnsi="Times New Roman"/>
+          <w:sz w:val="24"/>
+          <w:szCs w:val="24"/>
+        </w:rPr>
+        <w:t xml:space="preserve">‎Chung et al., 2025‎</w:t>
+      </w:r>
+      <w:r>
+        <w:rPr>
+          <w:rFonts w:ascii="David" w:cs="David" w:eastAsia="David" w:hAnsi="David"/>
+          <w:sz w:val="24"/>
+          <w:szCs w:val="24"/>
+          <w:rtl/>
+        </w:rPr>
+        <w:t xml:space="preserve">) מראים שעצם המודעות לבינה מלאכותית, עוד לפני שינוי בפועל, מספיקה כדי לייצר חוסר ביטחון. התובנה החמישית היא שחוסן קריירה ניתן לבנייה, והוא ממתן את הקשר בין המודעות לאיום לבין תחושת חוסר הביטחון (</w:t>
+      </w:r>
+      <w:r>
+        <w:rPr>
+          <w:rFonts w:ascii="Times New Roman" w:cs="Times New Roman" w:eastAsia="Times New Roman" w:hAnsi="Times New Roman"/>
+          <w:sz w:val="24"/>
+          <w:szCs w:val="24"/>
+        </w:rPr>
+        <w:t xml:space="preserve">‎Chung et al., 2025‎</w:t>
       </w:r>
       <w:r>
         <w:rPr>
@@ -4758,32 +4897,32 @@
           <w:szCs w:val="24"/>
           <w:rtl/>
         </w:rPr>
-        <w:t xml:space="preserve">המסקנה המרכזית היא שבעולם שבו חוסר ודאות הוא ברירת המחדל, ניהול קריירה טוב הוא בראש ובראשונה ניהול של משאבים כלכליים, מקצועיים, חברתיים ופסיכולוגיים, המאפשרים לבחור בתגובה הפרואקטיבית במקום להיגרר לתגובת הלחץ או לשימור המשרה בכל מחיר (</w:t>
-      </w:r>
-      <w:r>
-        <w:rPr>
-          <w:rFonts w:ascii="Times New Roman" w:cs="Times New Roman" w:eastAsia="Times New Roman" w:hAnsi="Times New Roman"/>
-          <w:sz w:val="24"/>
-          <w:szCs w:val="24"/>
-        </w:rPr>
-        <w:t xml:space="preserve">‎Shoss, 2017‎</w:t>
-      </w:r>
-      <w:r>
-        <w:rPr>
-          <w:rFonts w:ascii="David" w:cs="David" w:eastAsia="David" w:hAnsi="David"/>
-          <w:sz w:val="24"/>
-          <w:szCs w:val="24"/>
-          <w:rtl/>
-        </w:rPr>
-        <w:t xml:space="preserve">). ברמה הארגונית, המסקנה היא שתקשורת שקופה, הוגנות בתהליכי שינוי והשקעה ביכולת התעסוקה של העובדים אינן מותרות אלא כלי ניהולי המפחית את הנזק של חוסר ביטחון לעובד ולארגון כאחד (</w:t>
-      </w:r>
-      <w:r>
-        <w:rPr>
-          <w:rFonts w:ascii="Times New Roman" w:cs="Times New Roman" w:eastAsia="Times New Roman" w:hAnsi="Times New Roman"/>
-          <w:sz w:val="24"/>
-          <w:szCs w:val="24"/>
-        </w:rPr>
-        <w:t xml:space="preserve">‎Lee et al., 2018; Shoss, 2017‎</w:t>
+        <w:t xml:space="preserve">המסקנה המרכזית היא שבעולם שבו חוסר ודאות הוא ברירת המחדל, ניהול קריירה טוב פירושו לבנות מראש את המשאבים שהאיום ידלדל: יכולת תעסוקה, מיומנויות מבוקשות, חוסן קריירה ורשת קשרים. מי שמחכה לאיום כדי להתחיל להשקיע בעצמו מגלה שהאיום גזל ממנו את היכולת לעשות זאת (</w:t>
+      </w:r>
+      <w:r>
+        <w:rPr>
+          <w:rFonts w:ascii="Times New Roman" w:cs="Times New Roman" w:eastAsia="Times New Roman" w:hAnsi="Times New Roman"/>
+          <w:sz w:val="24"/>
+          <w:szCs w:val="24"/>
+        </w:rPr>
+        <w:t xml:space="preserve">‎Låstad et al., 2025‎</w:t>
+      </w:r>
+      <w:r>
+        <w:rPr>
+          <w:rFonts w:ascii="David" w:cs="David" w:eastAsia="David" w:hAnsi="David"/>
+          <w:sz w:val="24"/>
+          <w:szCs w:val="24"/>
+          <w:rtl/>
+        </w:rPr>
+        <w:t xml:space="preserve">). ברמה הארגונית, המסקנה היא שחוסר ביטחון אינו כלי ניהולי. ארגון שרוצה לשמר ידע ומיומנויות בתקופת שינוי צריך להפחית את חוסר הביטחון באמצעות תקשורת שקופה והוגנות, או לפצות עליו בהשקעה גלויה ביכולת התעסוקה של העובדים (</w:t>
+      </w:r>
+      <w:r>
+        <w:rPr>
+          <w:rFonts w:ascii="Times New Roman" w:cs="Times New Roman" w:eastAsia="Times New Roman" w:hAnsi="Times New Roman"/>
+          <w:sz w:val="24"/>
+          <w:szCs w:val="24"/>
+        </w:rPr>
+        <w:t xml:space="preserve">‎Låstad et al., 2025; Shoss, 2017‎</w:t>
       </w:r>
       <w:r>
         <w:rPr>
@@ -4846,24 +4985,24 @@
           <w:szCs w:val="24"/>
           <w:rtl/>
         </w:rPr>
-        <w:t xml:space="preserve">מה שאהבנו במאמר הוא הבהירות המושגית. לפני הקריאה תפסנו חוסר ביטחון תעסוקתי כתחושה אחת אמורפית, והמאמר פירק אותה לרכיבים שאפשר לעבוד איתם. במיוחד התחברנו לרעיון ארבעת המנגנונים, שהסביר לנו התנהגויות שראינו במקומות העבודה שלנו ושל הורינו בתקופות של צמצומים. ההבחנה בין פגיעות כלכלית לפסיכולוגית נתנה לנו רשימה של דברים שאפשר לעשות כבר עכשיו, בתור סטודנטים (</w:t>
-      </w:r>
-      <w:r>
-        <w:rPr>
-          <w:rFonts w:ascii="Times New Roman" w:cs="Times New Roman" w:eastAsia="Times New Roman" w:hAnsi="Times New Roman"/>
-          <w:sz w:val="24"/>
-          <w:szCs w:val="24"/>
-        </w:rPr>
-        <w:t xml:space="preserve">‎Shoss, 2017‎</w:t>
-      </w:r>
-      <w:r>
-        <w:rPr>
-          <w:rFonts w:ascii="David" w:cs="David" w:eastAsia="David" w:hAnsi="David"/>
-          <w:sz w:val="24"/>
-          <w:szCs w:val="24"/>
-          <w:rtl/>
-        </w:rPr>
-        <w:t xml:space="preserve">).</w:t>
+        <w:t xml:space="preserve">מה שאהבנו במאמר הוא שהוא עונה על שאלה שרובנו שואלים את עצמנו בלי לנסח אותה: האם הפחד יעשה אותנו טובים יותר? התשובה, שלא, ושהפחד בעיקר גורם לנו לברוח ולהסתיר, הייתה מפתיעה ומשכנעת, משום שהיא מבוססת על 237 מחקרים ולא על מחקר בודד. אהבנו גם את הכותרת, שמצליחה להכניס את כל המאמר לשלוש מילים, ואת הכנות של המחברים לגבי המגבלות של מחקרי חתך (</w:t>
+      </w:r>
+      <w:r>
+        <w:rPr>
+          <w:rFonts w:ascii="Times New Roman" w:cs="Times New Roman" w:eastAsia="Times New Roman" w:hAnsi="Times New Roman"/>
+          <w:sz w:val="24"/>
+          <w:szCs w:val="24"/>
+        </w:rPr>
+        <w:t xml:space="preserve">‎Låstad et al., 2025‎</w:t>
+      </w:r>
+      <w:r>
+        <w:rPr>
+          <w:rFonts w:ascii="David" w:cs="David" w:eastAsia="David" w:hAnsi="David"/>
+          <w:sz w:val="24"/>
+          <w:szCs w:val="24"/>
+          <w:rtl/>
+        </w:rPr>
+        <w:t xml:space="preserve">). העובדה שהמאמר זמין לכולם בחינם חשובה בעינינו: זה מאמר שאפשר לשלוח לחבר שמפחד מפיטורים, ולא רק לצטט בעבודה.</w:t>
       </w:r>
     </w:p>
     <w:p>
@@ -4879,15 +5018,32 @@
           <w:szCs w:val="24"/>
           <w:rtl/>
         </w:rPr>
-        <w:t xml:space="preserve">חסרו לנו ארבעה דברים. ראשית, המאמר תיאורטי ואינו מציע התערבויות מעשיות, ואת השאלה "מה עושים עם זה" נאלצנו לענות בעצמנו בפרק 6. שנית, המאמר נכתב לפני מגפת הקורונה ולפני פריצת הבינה המלאכותית היוצרת, ולכן חלק מהדוגמאות מיושנות, אם כי המסגרת עצמה מחזיקה מעמד היטב. שלישית, המאמר מתמקד באיום שמקורו בארגון ובשוק העבודה, ואילו המציאות הישראלית מוסיפה ממד שהוא אינו דן בו: חוסר ודאות שמקורו בסביבה הביטחונית, במילואים ממושכים ובמצב הכלכלי, המשפיע גם על עובדים שהארגון שלהם יציב לחלוטין. רביעית, המאמר נשען בעיקר על מחקרים מערביים, פער שהמאמר המשלים ממלא חלקית (</w:t>
-      </w:r>
-      <w:r>
-        <w:rPr>
-          <w:rFonts w:ascii="Times New Roman" w:cs="Times New Roman" w:eastAsia="Times New Roman" w:hAnsi="Times New Roman"/>
-          <w:sz w:val="24"/>
-          <w:szCs w:val="24"/>
-        </w:rPr>
-        <w:t xml:space="preserve">‎Lee et al., 2018‎</w:t>
+        <w:t xml:space="preserve">חסרו לנו שלושה דברים. ראשית, המאמר מכמת את הקשרים אך אינו מציע מה לעשות איתם, ואת "מפת החוסן" בפרק 6 נאלצנו לבנות בעצמנו. שנית, המאמר אינו מבחין בין חוסר ביטחון כמותי לאיכותני, ובעידן של בינה מלאכותית זו ההבחנה החשובה ביותר (</w:t>
+      </w:r>
+      <w:r>
+        <w:rPr>
+          <w:rFonts w:ascii="Times New Roman" w:cs="Times New Roman" w:eastAsia="Times New Roman" w:hAnsi="Times New Roman"/>
+          <w:sz w:val="24"/>
+          <w:szCs w:val="24"/>
+        </w:rPr>
+        <w:t xml:space="preserve">‎Hellgren et al., 1999‎</w:t>
+      </w:r>
+      <w:r>
+        <w:rPr>
+          <w:rFonts w:ascii="David" w:cs="David" w:eastAsia="David" w:hAnsi="David"/>
+          <w:sz w:val="24"/>
+          <w:szCs w:val="24"/>
+          <w:rtl/>
+        </w:rPr>
+        <w:t xml:space="preserve">). שלישית, המחקרים הראשוניים אינם כוללים, ככל הידוע לנו, הקשר כמו הישראלי, שבו חוסר הביטחון מגיע גם מהמלחמה ומהמילואים ולא רק מהארגון. המאמר המשלים ממלא חלק מהפער, כי הוא מתמקד בבינה מלאכותית, אך גם הוא נערך במדגם קוריאני אחד (</w:t>
+      </w:r>
+      <w:r>
+        <w:rPr>
+          <w:rFonts w:ascii="Times New Roman" w:cs="Times New Roman" w:eastAsia="Times New Roman" w:hAnsi="Times New Roman"/>
+          <w:sz w:val="24"/>
+          <w:szCs w:val="24"/>
+        </w:rPr>
+        <w:t xml:space="preserve">‎Chung et al., 2025‎</w:t>
       </w:r>
       <w:r>
         <w:rPr>
@@ -4912,7 +5068,7 @@
           <w:szCs w:val="24"/>
           <w:rtl/>
         </w:rPr>
-        <w:t xml:space="preserve">עמדתנו היא שהמאמר צודק בכך שחוסר ביטחון הוא ברובו גורם לחץ מזיק. ועדיין, על סמך מה שלמדנו בקורס על משבר כהזדמנות (דבדבני דקל, 2026ב) ועל סמך ניסיוננו בתרבות הישראלית של אלתור והסתגלות, אנחנו מאמינים שמידה מסוימת של חוסר ודאות יכולה להיות מנוע לצמיחה, בתנאי שקיימים המשאבים שהמאמר מתאר. בלי משאבים חוסר ודאות משתק. עם משאבים הוא מניע. לכן המסר שלנו לכיתה אינו "אל תפחדו", אלא "בנו את הכרית שתאפשר לכם לפעול".</w:t>
+        <w:t xml:space="preserve">עמדתנו היא שהממצאים מאתגרים את המסר של "ממשבר להזדמנות" שלמדנו בקורס (דבדבני דקל, 2026ב), ובה בעת מחדדים אותו. משבר הופך להזדמנות רק אצל מי שיש לו משאבים לנצל אותה. בלי משאבים, המאמר מראה, האיום מייצר בריחה והסתרה. לכן המסר שלנו לכיתה הוא לא "אל תפחדו", אלא "בנו את הכרית לפני שתצטרכו אותה".</w:t>
       </w:r>
     </w:p>
     <w:p>
@@ -4957,7 +5113,7 @@
           <w:szCs w:val="28"/>
           <w:rtl/>
         </w:rPr>
-        <w:t xml:space="preserve">6.1 מפת החוסן התעסוקתי: כלי אישי הנגזר מהמאמר</w:t>
+        <w:t xml:space="preserve">6.1 מפת החוסן התעסוקתי: כלי אישי הנגזר מהמאמרים</w:t>
       </w:r>
     </w:p>
     <w:p>
@@ -4973,24 +5129,41 @@
           <w:szCs w:val="24"/>
           <w:rtl/>
         </w:rPr>
-        <w:t xml:space="preserve">המסגרת של שוס (</w:t>
-      </w:r>
-      <w:r>
-        <w:rPr>
-          <w:rFonts w:ascii="Times New Roman" w:cs="Times New Roman" w:eastAsia="Times New Roman" w:hAnsi="Times New Roman"/>
-          <w:sz w:val="24"/>
-          <w:szCs w:val="24"/>
-        </w:rPr>
-        <w:t xml:space="preserve">‎Shoss, 2017‎</w:t>
-      </w:r>
-      <w:r>
-        <w:rPr>
-          <w:rFonts w:ascii="David" w:cs="David" w:eastAsia="David" w:hAnsi="David"/>
-          <w:sz w:val="24"/>
-          <w:szCs w:val="24"/>
-          <w:rtl/>
-        </w:rPr>
-        <w:t xml:space="preserve">) תורגמה בעבודה זו לכלי עבודה אישי בן ארבעה שלבים, שכל סטודנט בכיתה יכול למלא בעצמו. הרעיון הוא לעבוד מראש על שלושת המשתנים הממתנים ולבחור במודע במנגנון הפרואקטיבי, במקום לחכות שהאיום יגיע. טבלה 4 מציגה את הכלי.</w:t>
+        <w:t xml:space="preserve">ממצאי שני המאמרים תורגמו בעבודה זו לכלי עבודה אישי בן ארבעה שלבים, שכל סטודנט בכיתה יכול למלא בעצמו. הרעיון הוא לשבור את מעגל הקסמים שהמטא-אנליזה מתארת (</w:t>
+      </w:r>
+      <w:r>
+        <w:rPr>
+          <w:rFonts w:ascii="Times New Roman" w:cs="Times New Roman" w:eastAsia="Times New Roman" w:hAnsi="Times New Roman"/>
+          <w:sz w:val="24"/>
+          <w:szCs w:val="24"/>
+        </w:rPr>
+        <w:t xml:space="preserve">‎Låstad et al., 2025‎</w:t>
+      </w:r>
+      <w:r>
+        <w:rPr>
+          <w:rFonts w:ascii="David" w:cs="David" w:eastAsia="David" w:hAnsi="David"/>
+          <w:sz w:val="24"/>
+          <w:szCs w:val="24"/>
+          <w:rtl/>
+        </w:rPr>
+        <w:t xml:space="preserve">): להשקיע בפיתוח מיומנויות וביכולת תעסוקה לפני שהאיום מדלדל את היכולת לעשות זאת, ולבנות חוסן קריירה שממתן את תגובת חוסר הביטחון (</w:t>
+      </w:r>
+      <w:r>
+        <w:rPr>
+          <w:rFonts w:ascii="Times New Roman" w:cs="Times New Roman" w:eastAsia="Times New Roman" w:hAnsi="Times New Roman"/>
+          <w:sz w:val="24"/>
+          <w:szCs w:val="24"/>
+        </w:rPr>
+        <w:t xml:space="preserve">‎Chung et al., 2025‎</w:t>
+      </w:r>
+      <w:r>
+        <w:rPr>
+          <w:rFonts w:ascii="David" w:cs="David" w:eastAsia="David" w:hAnsi="David"/>
+          <w:sz w:val="24"/>
+          <w:szCs w:val="24"/>
+          <w:rtl/>
+        </w:rPr>
+        <w:t xml:space="preserve">). טבלה 3 מציגה את הכלי.</w:t>
       </w:r>
     </w:p>
     <w:p>
@@ -5008,7 +5181,7 @@
           <w:szCs w:val="22"/>
           <w:rtl/>
         </w:rPr>
-        <w:t xml:space="preserve">טבלה 4: מפת החוסן התעסוקתי</w:t>
+        <w:t xml:space="preserve">טבלה 3: מפת החוסן התעסוקתי</w:t>
       </w:r>
     </w:p>
     <w:tbl>
@@ -5179,7 +5352,7 @@
                 <w:szCs w:val="22"/>
                 <w:rtl/>
               </w:rPr>
-              <w:t xml:space="preserve">1. הערכת האיום (מאפייני האיום)</w:t>
+              <w:t xml:space="preserve">1. הערכת האיום</w:t>
             </w:r>
           </w:p>
         </w:tc>
@@ -5213,7 +5386,7 @@
                 <w:szCs w:val="22"/>
                 <w:rtl/>
               </w:rPr>
-              <w:t xml:space="preserve">מה ההסתברות הריאלית? מה החומרה? מתי? מה בשליטתי ומה לא?</w:t>
+              <w:t xml:space="preserve">מה ההסתברות הריאלית? האם האיום כמותי (המשרה) או איכותני (תוכן התפקיד)? מה בשליטתי?</w:t>
             </w:r>
           </w:p>
         </w:tc>
@@ -5247,7 +5420,7 @@
                 <w:szCs w:val="22"/>
                 <w:rtl/>
               </w:rPr>
-              <w:t xml:space="preserve">להחליף שמועות במידע: שיחה ישירה עם המנהל, מעקב אחר מצב החברה והענף, הבחנה בין איום כמותי לאיכותני</w:t>
+              <w:t xml:space="preserve">להחליף שמועות במידע: שיחה ישירה עם המנהל, מעקב אחר מצב החברה והענף, מיפוי אילו חלקים בתפקיד הבינה המלאכותית משנה</w:t>
             </w:r>
           </w:p>
         </w:tc>
@@ -5284,7 +5457,7 @@
                 <w:szCs w:val="22"/>
                 <w:rtl/>
               </w:rPr>
-              <w:t xml:space="preserve">2. הקטנת הפגיעוּת הכלכלית</w:t>
+              <w:t xml:space="preserve">2. שבירת המעגל: פיתוח מיומנויות</w:t>
             </w:r>
           </w:p>
         </w:tc>
@@ -5319,7 +5492,7 @@
                 <w:szCs w:val="22"/>
                 <w:rtl/>
               </w:rPr>
-              <w:t xml:space="preserve">כמה חודשים אוכל להחזיק מעמד ללא הכנסה? כמה קל לי למצוא עבודה דומה?</w:t>
+              <w:t xml:space="preserve">מה למדתי בשנה האחרונה? אילו מיומנויות מבוקשות בענף שלי חסרות לי?</w:t>
             </w:r>
           </w:p>
         </w:tc>
@@ -5354,7 +5527,7 @@
                 <w:szCs w:val="22"/>
                 <w:rtl/>
               </w:rPr>
-              <w:t xml:space="preserve">קרן חירום של שלושה עד שישה חודשי הוצאות. פיתוח מקור הכנסה משלים. עדכון קורות חיים ופרופיל לינקדאין אחת לחצי שנה. שמירה על מיומנויות מבוקשות, כולל כלי בינה מלאכותית</w:t>
+              <w:t xml:space="preserve">יעד למידה שנתי אחד וזמן שבועי קבוע לו. רכישת מיומנויות בינה מלאכותית בתחום העיסוק. עדכון קורות חיים ופרופיל מקצועי אחת לחצי שנה</w:t>
             </w:r>
           </w:p>
         </w:tc>
@@ -5390,7 +5563,7 @@
                 <w:szCs w:val="22"/>
                 <w:rtl/>
               </w:rPr>
-              <w:t xml:space="preserve">3. הקטנת הפגיעוּת הפסיכולוגית</w:t>
+              <w:t xml:space="preserve">3. בניית חוסן קריירה</w:t>
             </w:r>
           </w:p>
         </w:tc>
@@ -5424,7 +5597,7 @@
                 <w:szCs w:val="22"/>
                 <w:rtl/>
               </w:rPr>
-              <w:t xml:space="preserve">עד כמה הזהות שלי תלויה בתפקיד הנוכחי? למי אני יכול לפנות? איך אני מגיב ללחץ?</w:t>
+              <w:t xml:space="preserve">עד כמה הזהות שלי תלויה בתפקיד הנוכחי? כמה זמן אחזיק מעמד כלכלית? למי אפנה?</w:t>
             </w:r>
           </w:p>
         </w:tc>
@@ -5458,7 +5631,7 @@
                 <w:szCs w:val="22"/>
                 <w:rtl/>
               </w:rPr>
-              <w:t xml:space="preserve">בניית זהות מקצועית שאינה תלויה בארגון. רשת תמיכה של משפחה, חברים ומנטור. תרגול מסגור מחדש. פעילות גופנית ושגרה</w:t>
+              <w:t xml:space="preserve">זהות מקצועית שאינה תלויה בארגון. קרן חירום של שלושה עד שישה חודשי הוצאות. רשת תמיכה של משפחה, חברים ומנטור</w:t>
             </w:r>
           </w:p>
         </w:tc>
@@ -5495,7 +5668,7 @@
                 <w:szCs w:val="22"/>
                 <w:rtl/>
               </w:rPr>
-              <w:t xml:space="preserve">4. בחירת מנגנון התגובה</w:t>
+              <w:t xml:space="preserve">4. בחירת התגובה</w:t>
             </w:r>
           </w:p>
         </w:tc>
@@ -5530,7 +5703,7 @@
                 <w:szCs w:val="22"/>
                 <w:rtl/>
               </w:rPr>
-              <w:t xml:space="preserve">האם אני "מתכופף" (שימור משרה) או פועל (פרואקטיביות)?</w:t>
+              <w:t xml:space="preserve">האם אני בורח (חיפוש עבודה בלבד), מסתיר (שומר ידע לעצמי) או מתפתח?</w:t>
             </w:r>
           </w:p>
         </w:tc>
@@ -5565,7 +5738,7 @@
                 <w:szCs w:val="22"/>
                 <w:rtl/>
               </w:rPr>
-              <w:t xml:space="preserve">זמן קבוע שבועי ללמידה ולנטוורקינג. יעד למידה שנתי. תכנון "תוכנית ב" עוד לפני שצריך אותה</w:t>
+              <w:t xml:space="preserve">לשתף ידע במקום להסתיר, כי זה בונה מוניטין ורשת. לחפש עבודה רק לאחר שמיפיתי מה אני רוצה לפתח, ולא רק ממה אני בורח</w:t>
             </w:r>
           </w:p>
         </w:tc>
@@ -5594,7 +5767,26 @@
           <w:sz w:val="20"/>
           <w:szCs w:val="20"/>
         </w:rPr>
-        <w:t xml:space="preserve">‎Shoss (2017)‎</w:t>
+        <w:t xml:space="preserve">‎Låstad et al. (2025)‎</w:t>
+      </w:r>
+      <w:r>
+        <w:rPr>
+          <w:rFonts w:ascii="David" w:cs="David" w:eastAsia="David" w:hAnsi="David"/>
+          <w:color w:val="595959"/>
+          <w:sz w:val="20"/>
+          <w:szCs w:val="20"/>
+          <w:rtl/>
+        </w:rPr>
+        <w:t xml:space="preserve"> ו-</w:t>
+      </w:r>
+      <w:r>
+        <w:rPr>
+          <w:rFonts w:ascii="Times New Roman" w:cs="Times New Roman" w:eastAsia="Times New Roman" w:hAnsi="Times New Roman"/>
+          <w:color w:val="595959"/>
+          <w:sz w:val="20"/>
+          <w:szCs w:val="20"/>
+        </w:rPr>
+        <w:t xml:space="preserve">‎Chung et al. (2025)‎</w:t>
       </w:r>
       <w:r>
         <w:rPr>
@@ -5640,24 +5832,41 @@
           <w:szCs w:val="24"/>
           <w:rtl/>
         </w:rPr>
-        <w:t xml:space="preserve">שלושת "סלי הכלים" שנלמדו בקורס, רשת אנשים, זהות מקצועית והתפתחות (דבדבני דקל, 2026א), הם בדיוק המשאבים הממתנים שהמאמר מתאר. רשת אנשים היא תמיכה חברתית וגישה להזדמנויות. זהות מקצועית המנותקת מתפקיד או מארגון מקטינה את האיום האיכותני ואת הפגיעות הפסיכולוגית. תוכנית למידה שנתית היא יכולת תעסוקה (</w:t>
-      </w:r>
-      <w:r>
-        <w:rPr>
-          <w:rFonts w:ascii="Times New Roman" w:cs="Times New Roman" w:eastAsia="Times New Roman" w:hAnsi="Times New Roman"/>
-          <w:sz w:val="24"/>
-          <w:szCs w:val="24"/>
-        </w:rPr>
-        <w:t xml:space="preserve">‎Shoss, 2017‎</w:t>
-      </w:r>
-      <w:r>
-        <w:rPr>
-          <w:rFonts w:ascii="David" w:cs="David" w:eastAsia="David" w:hAnsi="David"/>
-          <w:sz w:val="24"/>
-          <w:szCs w:val="24"/>
-          <w:rtl/>
-        </w:rPr>
-        <w:t xml:space="preserve">).</w:t>
+        <w:t xml:space="preserve">שלושת "סלי הכלים" שנלמדו בקורס, רשת אנשים, זהות מקצועית והתפתחות (דבדבני דקל, 2026א), הם התשובה הישירה לממצאי המטא-אנליזה. סל ההתפתחות, ובמרכזו תוכנית למידה שנתית, הוא בדיוק פיתוח המיומנויות הפרואקטיבי שחוסר הביטחון מקטין (</w:t>
+      </w:r>
+      <w:r>
+        <w:rPr>
+          <w:rFonts w:ascii="Times New Roman" w:cs="Times New Roman" w:eastAsia="Times New Roman" w:hAnsi="Times New Roman"/>
+          <w:sz w:val="24"/>
+          <w:szCs w:val="24"/>
+        </w:rPr>
+        <w:t xml:space="preserve">‎Låstad et al., 2025‎</w:t>
+      </w:r>
+      <w:r>
+        <w:rPr>
+          <w:rFonts w:ascii="David" w:cs="David" w:eastAsia="David" w:hAnsi="David"/>
+          <w:sz w:val="24"/>
+          <w:szCs w:val="24"/>
+          <w:rtl/>
+        </w:rPr>
+        <w:t xml:space="preserve">). סל הזהות המקצועית, המנותקת מתפקיד או מארגון, הוא רכיב מרכזי בחוסן הקריירה שממתן את חוסר הביטחון (</w:t>
+      </w:r>
+      <w:r>
+        <w:rPr>
+          <w:rFonts w:ascii="Times New Roman" w:cs="Times New Roman" w:eastAsia="Times New Roman" w:hAnsi="Times New Roman"/>
+          <w:sz w:val="24"/>
+          <w:szCs w:val="24"/>
+        </w:rPr>
+        <w:t xml:space="preserve">‎Chung et al., 2025‎</w:t>
+      </w:r>
+      <w:r>
+        <w:rPr>
+          <w:rFonts w:ascii="David" w:cs="David" w:eastAsia="David" w:hAnsi="David"/>
+          <w:sz w:val="24"/>
+          <w:szCs w:val="24"/>
+          <w:rtl/>
+        </w:rPr>
+        <w:t xml:space="preserve">). סל רשת האנשים מספק תמיכה חברתית ומידע על הזדמנויות, ומקטין את הצורך להסתיר ידע.</w:t>
       </w:r>
     </w:p>
     <w:p>
@@ -5673,7 +5882,7 @@
           <w:szCs w:val="24"/>
           <w:rtl/>
         </w:rPr>
-        <w:t xml:space="preserve">גם תיאוריות הקריירה הקלאסיות מתחברות למסגרת. לפי מודל עוגני הקריירה, מי שעוגן הביטחון והיציבות דומיננטי אצלו פגיע יותר לחוסר ביטחון, ועליו לשקול סביבות עבודה יציבות יותר או להשקיע במודע בבניית ביטחון פנימי שאינו תלוי במעסיק (</w:t>
+        <w:t xml:space="preserve">גם תיאוריות הקריירה הקלאסיות מתחברות לממצאים. לפי מודל עוגני הקריירה, מי שעוגן הביטחון והיציבות דומיננטי אצלו פגיע יותר לחוסר ביטחון, ועליו לשקול סביבות עבודה יציבות יותר או להשקיע במודע בבניית ביטחון פנימי שאינו תלוי במעסיק (</w:t>
       </w:r>
       <w:r>
         <w:rPr>
@@ -5707,7 +5916,7 @@
           <w:szCs w:val="24"/>
           <w:rtl/>
         </w:rPr>
-        <w:t xml:space="preserve">). ממאמר החובה בקורס עולה שתמיכה במקום העבודה ובמשפחה משפרת זמינות פסיכולוגית ואנרגיה בעבודה, משאבים המגנים מפני השחיקה שחוסר ביטחון מייצר (</w:t>
+        <w:t xml:space="preserve">). ממאמר החובה בקורס עולה שתמיכה במקום העבודה ובמשפחה משפרת זמינות פסיכולוגית ואנרגיה בעבודה, משאבים הדרושים כדי להמשיך ללמוד גם תחת איום (</w:t>
       </w:r>
       <w:r>
         <w:rPr>
@@ -5724,7 +5933,7 @@
           <w:szCs w:val="24"/>
           <w:rtl/>
         </w:rPr>
-        <w:t xml:space="preserve">). לבסוף, העיקרון של בניית תמונת מצב סדורה, שמירה על מזומן ומיקוד במה שבשליטה, שנלמד בהקשר של משבר הקורונה (דבדבני דקל, 2026ב), הוא יישום ישיר של ההתמודדות הפרואקטיבית.</w:t>
+        <w:t xml:space="preserve">). לבסוף, העיקרון של בניית תמונת מצב סדורה, שמירה על מזומן ומיקוד במה שבשליטה, שנלמד בהקשר של משבר הקורונה (דבדבני דקל, 2026ב), הוא הבסיס לשלבים 1 ו-3 במפת החוסן.</w:t>
       </w:r>
     </w:p>
     <w:p>
@@ -5760,24 +5969,58 @@
           <w:szCs w:val="24"/>
           <w:rtl/>
         </w:rPr>
-        <w:t xml:space="preserve">חלק מחברי הכיתה מנהלים עובדים או ינהלו בעתיד. מהמאמר נגזרות ארבע המלצות (</w:t>
-      </w:r>
-      <w:r>
-        <w:rPr>
-          <w:rFonts w:ascii="Times New Roman" w:cs="Times New Roman" w:eastAsia="Times New Roman" w:hAnsi="Times New Roman"/>
-          <w:sz w:val="24"/>
-          <w:szCs w:val="24"/>
-        </w:rPr>
-        <w:t xml:space="preserve">‎Shoss, 2017‎</w:t>
-      </w:r>
-      <w:r>
-        <w:rPr>
-          <w:rFonts w:ascii="David" w:cs="David" w:eastAsia="David" w:hAnsi="David"/>
-          <w:sz w:val="24"/>
-          <w:szCs w:val="24"/>
-          <w:rtl/>
-        </w:rPr>
-        <w:t xml:space="preserve">). הראשונה היא תקשורת שקופה ומהירה, משום שבהיעדר מידע העובדים משלימים את התמונה בשמועות והאיום הנתפס גדל. השנייה היא הוגנות בתהליכי שינוי, משום שצדק תהליכי מפחית את תחושת הפרת החוזה הפסיכולוגי. השלישית היא השקעה ביכולת התעסוקה של העובדים: בניגוד לאינטואיציה, עובד שמרגיש שיוכל למצוא עבודה בקלות חש בטוח יותר ומחויב יותר. הרביעית היא תשומת לב לעובדים ש"מתכופפים", שכן מאמץ מוגבר ושתיקה בתקופות אי-ודאות עשויים להסתיר מצוקה ולא מחויבות.</w:t>
+        <w:t xml:space="preserve">חלק מחברי הכיתה מנהלים עובדים או ינהלו בעתיד. מהמאמרים נגזרות ארבע המלצות. הראשונה היא להפסיק להשתמש באיום כמנוע: הממצאים מראים שחוסר ביטחון מקטין פיתוח מיומנויות ומגביר הסתרת ידע, ההפך ממה שמנהל רוצה (</w:t>
+      </w:r>
+      <w:r>
+        <w:rPr>
+          <w:rFonts w:ascii="Times New Roman" w:cs="Times New Roman" w:eastAsia="Times New Roman" w:hAnsi="Times New Roman"/>
+          <w:sz w:val="24"/>
+          <w:szCs w:val="24"/>
+        </w:rPr>
+        <w:t xml:space="preserve">‎Låstad et al., 2025‎</w:t>
+      </w:r>
+      <w:r>
+        <w:rPr>
+          <w:rFonts w:ascii="David" w:cs="David" w:eastAsia="David" w:hAnsi="David"/>
+          <w:sz w:val="24"/>
+          <w:szCs w:val="24"/>
+          <w:rtl/>
+        </w:rPr>
+        <w:t xml:space="preserve">). השנייה היא תקשורת שקופה ומהירה בתקופות שינוי, כולל שינוי טכנולוגי, משום שעצם המודעות לבינה מלאכותית מייצרת חוסר ביטחון גם לפני שמשהו השתנה (</w:t>
+      </w:r>
+      <w:r>
+        <w:rPr>
+          <w:rFonts w:ascii="Times New Roman" w:cs="Times New Roman" w:eastAsia="Times New Roman" w:hAnsi="Times New Roman"/>
+          <w:sz w:val="24"/>
+          <w:szCs w:val="24"/>
+        </w:rPr>
+        <w:t xml:space="preserve">‎Chung et al., 2025‎</w:t>
+      </w:r>
+      <w:r>
+        <w:rPr>
+          <w:rFonts w:ascii="David" w:cs="David" w:eastAsia="David" w:hAnsi="David"/>
+          <w:sz w:val="24"/>
+          <w:szCs w:val="24"/>
+          <w:rtl/>
+        </w:rPr>
+        <w:t xml:space="preserve">). השלישית היא השקעה גלויה ביכולת התעסוקה של העובדים, למשל הכשרה בכלי בינה מלאכותית, שמפצה על האיום ומחזירה את העובדים למסלול של התפתחות. הרביעית היא בניית ביטחון פסיכולוגי לשיתוף ידע, כי ידע שמוסתר בתקופת אי-ודאות הוא ידע שהארגון מאבד (</w:t>
+      </w:r>
+      <w:r>
+        <w:rPr>
+          <w:rFonts w:ascii="Times New Roman" w:cs="Times New Roman" w:eastAsia="Times New Roman" w:hAnsi="Times New Roman"/>
+          <w:sz w:val="24"/>
+          <w:szCs w:val="24"/>
+        </w:rPr>
+        <w:t xml:space="preserve">‎Låstad et al., 2025‎</w:t>
+      </w:r>
+      <w:r>
+        <w:rPr>
+          <w:rFonts w:ascii="David" w:cs="David" w:eastAsia="David" w:hAnsi="David"/>
+          <w:sz w:val="24"/>
+          <w:szCs w:val="24"/>
+          <w:rtl/>
+        </w:rPr>
+        <w:t xml:space="preserve">).</w:t>
       </w:r>
     </w:p>
     <w:p>
@@ -5813,7 +6056,24 @@
           <w:szCs w:val="24"/>
           <w:rtl/>
         </w:rPr>
-        <w:t xml:space="preserve">כנדרש בהנחיות המטלה, המצגת משלבת אמצעים ויזואליים ואינטראקטיביים. פירוט מלא ולוח זמנים מופיעים בנספח א. בתמצית: סקר פתיחה בזמן אמת, כתבת עיתון על אתגרי מנהלי ההייטק וההתייעלות באמצעות בינה מלאכותית ("הקשיים של מנהלי הייטק", 2026) לצד נתוני בנק ישראל (2025), קטע וידאו מהרצאת </w:t>
+        <w:t xml:space="preserve">כנדרש בהנחיות המטלה, המצגת משלבת אמצעים ויזואליים ואינטראקטיביים. פירוט מלא ולוח זמנים מופיעים בנספח א. בתמצית: סקר פתיחה בזמן אמת, כתבת עיתון על אתגרי מנהלי ההייטק וההתייעלות באמצעות בינה מלאכותית ("הקשיים של מנהלי הייטק", 2026) לצד נתוני בנק ישראל (2025), תרשים "הלאה או למעלה" המציג את שמונה התוצאות של המטא-אנליזה (</w:t>
+      </w:r>
+      <w:r>
+        <w:rPr>
+          <w:rFonts w:ascii="Times New Roman" w:cs="Times New Roman" w:eastAsia="Times New Roman" w:hAnsi="Times New Roman"/>
+          <w:sz w:val="24"/>
+          <w:szCs w:val="24"/>
+        </w:rPr>
+        <w:t xml:space="preserve">‎Låstad et al., 2025‎</w:t>
+      </w:r>
+      <w:r>
+        <w:rPr>
+          <w:rFonts w:ascii="David" w:cs="David" w:eastAsia="David" w:hAnsi="David"/>
+          <w:sz w:val="24"/>
+          <w:szCs w:val="24"/>
+          <w:rtl/>
+        </w:rPr>
+        <w:t xml:space="preserve">), קטע וידאו מהרצאת </w:t>
       </w:r>
       <w:r>
         <w:rPr>
@@ -5839,23 +6099,6 @@
           <w:szCs w:val="24"/>
         </w:rPr>
         <w:t xml:space="preserve">‎Hone, 2019‎</w:t>
-      </w:r>
-      <w:r>
-        <w:rPr>
-          <w:rFonts w:ascii="David" w:cs="David" w:eastAsia="David" w:hAnsi="David"/>
-          <w:sz w:val="24"/>
-          <w:szCs w:val="24"/>
-          <w:rtl/>
-        </w:rPr>
-        <w:t xml:space="preserve">), תרשים של המודל של שוס (</w:t>
-      </w:r>
-      <w:r>
-        <w:rPr>
-          <w:rFonts w:ascii="Times New Roman" w:cs="Times New Roman" w:eastAsia="Times New Roman" w:hAnsi="Times New Roman"/>
-          <w:sz w:val="24"/>
-          <w:szCs w:val="24"/>
-        </w:rPr>
-        <w:t xml:space="preserve">‎Shoss, 2017‎</w:t>
       </w:r>
       <w:r>
         <w:rPr>
@@ -5905,7 +6148,41 @@
           <w:szCs w:val="24"/>
           <w:rtl/>
         </w:rPr>
-        <w:t xml:space="preserve">העבודה פתחה בשאלה כיצד מנהלים קריירה כאשר אי-הוודאות הופכת לתנאי קבוע. התשובה שעלתה מהסקירה של שוס (</w:t>
+        <w:t xml:space="preserve">העבודה פתחה בשאלה מה עושה חוסר הביטחון התעסוקתי לקריירה עצמה, וכיצד מנהלים קריירה כאשר אי-הוודאות הופכת לתנאי קבוע. התשובה שעלתה מהמטא-אנליזה של לוסטד ואחרים (</w:t>
+      </w:r>
+      <w:r>
+        <w:rPr>
+          <w:rFonts w:ascii="Times New Roman" w:cs="Times New Roman" w:eastAsia="Times New Roman" w:hAnsi="Times New Roman"/>
+          <w:sz w:val="24"/>
+          <w:szCs w:val="24"/>
+        </w:rPr>
+        <w:t xml:space="preserve">‎Låstad et al., 2025‎</w:t>
+      </w:r>
+      <w:r>
+        <w:rPr>
+          <w:rFonts w:ascii="David" w:cs="David" w:eastAsia="David" w:hAnsi="David"/>
+          <w:sz w:val="24"/>
+          <w:szCs w:val="24"/>
+          <w:rtl/>
+        </w:rPr>
+        <w:t xml:space="preserve">) היא שחוסר ביטחון דוחף עובדים "הלאה", לחיפוש עבודה ולכוונות עזיבה, אך לא "למעלה": הוא מקטין שביעות רצון מהקריירה, יכולת תעסוקה נתפסת ופיתוח מיומנויות, ומגביר הסתרת ידע. המאמר המשלים של צ'ונג ואחרים (</w:t>
+      </w:r>
+      <w:r>
+        <w:rPr>
+          <w:rFonts w:ascii="Times New Roman" w:cs="Times New Roman" w:eastAsia="Times New Roman" w:hAnsi="Times New Roman"/>
+          <w:sz w:val="24"/>
+          <w:szCs w:val="24"/>
+        </w:rPr>
+        <w:t xml:space="preserve">‎Chung et al., 2025‎</w:t>
+      </w:r>
+      <w:r>
+        <w:rPr>
+          <w:rFonts w:ascii="David" w:cs="David" w:eastAsia="David" w:hAnsi="David"/>
+          <w:sz w:val="24"/>
+          <w:szCs w:val="24"/>
+          <w:rtl/>
+        </w:rPr>
+        <w:t xml:space="preserve">) הראה שהמודעות לבינה מלאכותית היא מקור מרכזי לחוסר הביטחון של ימינו, ושחוסן קריירה ממתן אותו. המסגרת של שוס (</w:t>
       </w:r>
       <w:r>
         <w:rPr>
@@ -5922,41 +6199,7 @@
           <w:szCs w:val="24"/>
           <w:rtl/>
         </w:rPr>
-        <w:t xml:space="preserve">) היא שחוסר ביטחון תעסוקתי הוא איום נתפס ורב-ממדי, הפועל דרך ארבעה מנגנונים, ושעוצמתו תלויה במאפייני האיום ובפגיעוּת הכלכלית והפסיכולוגית של העובד. הסקירה של לי ואחרים (</w:t>
-      </w:r>
-      <w:r>
-        <w:rPr>
-          <w:rFonts w:ascii="Times New Roman" w:cs="Times New Roman" w:eastAsia="Times New Roman" w:hAnsi="Times New Roman"/>
-          <w:sz w:val="24"/>
-          <w:szCs w:val="24"/>
-        </w:rPr>
-        <w:t xml:space="preserve">‎Lee et al., 2018‎</w:t>
-      </w:r>
-      <w:r>
-        <w:rPr>
-          <w:rFonts w:ascii="David" w:cs="David" w:eastAsia="David" w:hAnsi="David"/>
-          <w:sz w:val="24"/>
-          <w:szCs w:val="24"/>
-          <w:rtl/>
-        </w:rPr>
-        <w:t xml:space="preserve">) הוסיפה כי בעולם העבודה החדש חוסר הביטחון הוא מצב כרוני ולא אירוע, והמטא-אנליזה של ג'יאנג ולאבייס (</w:t>
-      </w:r>
-      <w:r>
-        <w:rPr>
-          <w:rFonts w:ascii="Times New Roman" w:cs="Times New Roman" w:eastAsia="Times New Roman" w:hAnsi="Times New Roman"/>
-          <w:sz w:val="24"/>
-          <w:szCs w:val="24"/>
-        </w:rPr>
-        <w:t xml:space="preserve">‎Jiang &amp; Lavaysse, 2018‎</w:t>
-      </w:r>
-      <w:r>
-        <w:rPr>
-          <w:rFonts w:ascii="David" w:cs="David" w:eastAsia="David" w:hAnsi="David"/>
-          <w:sz w:val="24"/>
-          <w:szCs w:val="24"/>
-          <w:rtl/>
-        </w:rPr>
-        <w:t xml:space="preserve">) הראתה כי הרכיב הרגשי הוא המתווך העיקרי של הנזק.</w:t>
+        <w:t xml:space="preserve">) אפשרה לפרש את הממצאים: בכל הנוגע לקריירה, מנגנון שימור המשרה גובר על ההתמודדות הפרואקטיבית.</w:t>
       </w:r>
     </w:p>
     <w:p>
@@ -5972,7 +6215,7 @@
           <w:szCs w:val="24"/>
           <w:rtl/>
         </w:rPr>
-        <w:t xml:space="preserve">מכאן נגזרות המלצות יישומיות. לסטודנט: לבנות קרן חירום של שלושה עד שישה חודשי הוצאות, לקבוע יעד למידה שנתי ולהקצות לו זמן שבועי קבוע, לעדכן קורות חיים ופרופיל מקצועי אחת לחצי שנה, ולטפח רשת תמיכה שאינה תלויה במקום העבודה הנוכחי. למנהל: לתקשר שינויים במהירות ובשקיפות, להקפיד על צדק תהליכי, להשקיע בהכשרת העובדים גם כשהיא מגדילה את סיכויי עזיבתם, ולהתייחס למאמץ מוגבר ולשתיקה בתקופת אי-ודאות כסימן אפשרי למצוקה. את האיום לא תמיד אפשר למנוע. את הכרית שמאפשרת לפעול אפשר לבנות, וזו הבשורה של המאמר לניהול קריירה.</w:t>
+        <w:t xml:space="preserve">מכאן נגזרות המלצות יישומיות. לסטודנט: לקבוע יעד למידה שנתי ולהקצות לו זמן שבועי קבוע, לרכוש מיומנויות בינה מלאכותית בתחום העיסוק, לבנות קרן חירום של שלושה עד שישה חודשי הוצאות, לעדכן קורות חיים ופרופיל מקצועי אחת לחצי שנה, ולשתף ידע במקום להסתיר אותו. למנהל: להפסיק להשתמש באיום כמנוע, לתקשר שינויים טכנולוגיים במהירות ובשקיפות, להשקיע בגלוי ביכולת התעסוקה של העובדים, ולבנות ביטחון פסיכולוגי לשיתוף ידע. את האיום לא תמיד אפשר למנוע. את הכרית שמאפשרת להמשיך להתפתח תחת איום אפשר לבנות, וזו הבשורה של המאמרים לניהול קריירה.</w:t>
       </w:r>
     </w:p>
     <w:p>
@@ -6463,7 +6706,7 @@
                 <w:szCs w:val="22"/>
                 <w:rtl/>
               </w:rPr>
-              <w:t xml:space="preserve">המאמר: מי, איפה, מה. ההגדרה, ממדי האיום, ארבעת המנגנונים, המשתנים הממתנים</w:t>
+              <w:t xml:space="preserve">המאמר: מי, איפה, מה. השאלה "הלאה או למעלה", השיטה, שמונה התוצאות, הממתנים</w:t>
             </w:r>
           </w:p>
         </w:tc>
@@ -6497,7 +6740,7 @@
                 <w:szCs w:val="22"/>
                 <w:rtl/>
               </w:rPr>
-              <w:t xml:space="preserve">תרשים המודל, טבלת 2×2 של מוקדי האיום</w:t>
+              <w:t xml:space="preserve">תרשים "הלאה או למעלה", כרטיסי 237 מחקרים</w:t>
             </w:r>
           </w:p>
         </w:tc>
@@ -6569,7 +6812,7 @@
                 <w:szCs w:val="22"/>
                 <w:rtl/>
               </w:rPr>
-              <w:t xml:space="preserve">ראיות תומכות ותובנות: המטא-אנליזה, "הרגש הוא המנוף", דעה אישית</w:t>
+              <w:t xml:space="preserve">המאמר המשלים ותובנות: בינה מלאכותית, חוסן קריירה, מעגל הקסמים, דעה אישית</w:t>
             </w:r>
           </w:p>
         </w:tc>
@@ -6604,7 +6847,7 @@
                 <w:szCs w:val="22"/>
                 <w:rtl/>
               </w:rPr>
-              <w:t xml:space="preserve">שקופית מספרים (535 מדגמים, 51 מתוך 56 תוצאות)</w:t>
+              <w:t xml:space="preserve">שקופית מעגל הקסמים</w:t>
             </w:r>
           </w:p>
         </w:tc>
@@ -7060,7 +7303,7 @@
           <w:szCs w:val="24"/>
           <w:rtl/>
         </w:rPr>
-        <w:t xml:space="preserve">בכל תרחיש הזוגות עונים על שלוש שאלות מתוך מפת החוסן: מה האיום בפועל, כמותי או איכותני, ומה בשליטתי? איזו פגיעות, כלכלית או פסיכולוגית, הכי מטרידה אותי? איזו פעולה פרואקטיבית אחת אעשה השבוע?</w:t>
+        <w:t xml:space="preserve">בכל תרחיש הזוגות עונים על שלוש שאלות מתוך מפת החוסן: מה האיום בפועל, כמותי או איכותני, ומה בשליטתי? האם התגובה הראשונה שלי היא בריחה, הסתרה או התפתחות? איזו פעולה אחת של פיתוח מיומנויות אעשה השבוע?</w:t>
       </w:r>
     </w:p>
     <w:p>
@@ -7118,7 +7361,24 @@
           <w:szCs w:val="24"/>
           <w:rtl/>
         </w:rPr>
-        <w:t xml:space="preserve">), ואינו כלי מדידה מתוקף. מטרתו לעורר חשיבה, לא לאבחן. יש לדרג כל היגד בסולם 1 (כלל לא מסכים) עד 5 (מסכים מאוד).</w:t>
+        <w:t xml:space="preserve">) ועל תוצאות הקריירה שנבחנו במטא-אנליזה (</w:t>
+      </w:r>
+      <w:r>
+        <w:rPr>
+          <w:rFonts w:ascii="Times New Roman" w:cs="Times New Roman" w:eastAsia="Times New Roman" w:hAnsi="Times New Roman"/>
+          <w:sz w:val="24"/>
+          <w:szCs w:val="24"/>
+        </w:rPr>
+        <w:t xml:space="preserve">‎Låstad et al., 2025‎</w:t>
+      </w:r>
+      <w:r>
+        <w:rPr>
+          <w:rFonts w:ascii="David" w:cs="David" w:eastAsia="David" w:hAnsi="David"/>
+          <w:sz w:val="24"/>
+          <w:szCs w:val="24"/>
+          <w:rtl/>
+        </w:rPr>
+        <w:t xml:space="preserve">). הוא אינו כלי מדידה מתוקף ומטרתו לעורר חשיבה, לא לאבחן. יש לדרג כל היגד בסולם 1 (כלל לא מסכים) עד 5 (מסכים מאוד).</w:t>
       </w:r>
     </w:p>
     <w:tbl>
@@ -7357,7 +7617,7 @@
                 <w:szCs w:val="22"/>
                 <w:rtl/>
               </w:rPr>
-              <w:t xml:space="preserve">כמותי, קוגניטיבי</w:t>
+              <w:t xml:space="preserve">חוסר ביטחון כמותי</w:t>
             </w:r>
           </w:p>
         </w:tc>
@@ -7429,7 +7689,7 @@
                 <w:szCs w:val="22"/>
                 <w:rtl/>
               </w:rPr>
-              <w:t xml:space="preserve">המחשבה על אובדן העבודה מעסיקה אותי ומדאיגה אותי.</w:t>
+              <w:t xml:space="preserve">אני חושש שתפקידי ישתנה לרעה (שכר, אחריות, עניין) גם אם אשמור על המשרה.</w:t>
             </w:r>
           </w:p>
         </w:tc>
@@ -7464,7 +7724,7 @@
                 <w:szCs w:val="22"/>
                 <w:rtl/>
               </w:rPr>
-              <w:t xml:space="preserve">כמותי, רגשי</w:t>
+              <w:t xml:space="preserve">חוסר ביטחון איכותני</w:t>
             </w:r>
           </w:p>
         </w:tc>
@@ -7534,7 +7794,7 @@
                 <w:szCs w:val="22"/>
                 <w:rtl/>
               </w:rPr>
-              <w:t xml:space="preserve">אני חושש שתפקידי ישתנה לרעה (שכר, אחריות, עניין) גם אם אשמור על המשרה.</w:t>
+              <w:t xml:space="preserve">המחשבה על אובדן העבודה מעסיקה אותי ומדאיגה אותי.</w:t>
             </w:r>
           </w:p>
         </w:tc>
@@ -7568,7 +7828,7 @@
                 <w:szCs w:val="22"/>
                 <w:rtl/>
               </w:rPr>
-              <w:t xml:space="preserve">איכותני, קוגניטיבי</w:t>
+              <w:t xml:space="preserve">הממד הרגשי</w:t>
             </w:r>
           </w:p>
         </w:tc>
@@ -7640,7 +7900,7 @@
                 <w:szCs w:val="22"/>
                 <w:rtl/>
               </w:rPr>
-              <w:t xml:space="preserve">אם אאבד את עבודתי, יהיה לי קשה מאוד להחזיק מעמד כלכלית מעבר לחודשיים.</w:t>
+              <w:t xml:space="preserve">בשנה האחרונה למדתי מיומנות חדשה שמבוקשת בתחום שלי.</w:t>
             </w:r>
           </w:p>
         </w:tc>
@@ -7675,7 +7935,7 @@
                 <w:szCs w:val="22"/>
                 <w:rtl/>
               </w:rPr>
-              <w:t xml:space="preserve">פגיעות כלכלית</w:t>
+              <w:t xml:space="preserve">פיתוח מיומנויות (היגד הפוך)</w:t>
             </w:r>
           </w:p>
         </w:tc>
@@ -7779,7 +8039,7 @@
                 <w:szCs w:val="22"/>
                 <w:rtl/>
               </w:rPr>
-              <w:t xml:space="preserve">יכולת תעסוקה (היגד הפוך)</w:t>
+              <w:t xml:space="preserve">יכולת תעסוקה נתפסת (היגד הפוך)</w:t>
             </w:r>
           </w:p>
         </w:tc>
@@ -7851,7 +8111,7 @@
                 <w:szCs w:val="22"/>
                 <w:rtl/>
               </w:rPr>
-              <w:t xml:space="preserve">יש לי אנשים שאוכל לפנות אליהם לעצה ולתמיכה אם אקלע לאי-ודאות תעסוקתית.</w:t>
+              <w:t xml:space="preserve">כשאני לא בטוח במקומי בעבודה, אני נוטה לשמור ידע לעצמי.</w:t>
             </w:r>
           </w:p>
         </w:tc>
@@ -7886,7 +8146,111 @@
                 <w:szCs w:val="22"/>
                 <w:rtl/>
               </w:rPr>
-              <w:t xml:space="preserve">תמיכה חברתית (היגד הפוך)</w:t>
+              <w:t xml:space="preserve">הסתרת ידע</w:t>
+            </w:r>
+          </w:p>
+        </w:tc>
+      </w:tr>
+      <w:tr>
+        <w:tc>
+          <w:tcPr>
+            <w:tcW w:type="dxa" w:w="800"/>
+            <w:tcBorders>
+              <w:top w:val="single" w:color="A6A6A6" w:sz="6"/>
+              <w:left w:val="single" w:color="A6A6A6" w:sz="6"/>
+              <w:bottom w:val="single" w:color="A6A6A6" w:sz="6"/>
+              <w:right w:val="single" w:color="A6A6A6" w:sz="6"/>
+            </w:tcBorders>
+            <w:tcMar>
+              <w:top w:type="dxa" w:w="80"/>
+              <w:left w:type="dxa" w:w="100"/>
+              <w:bottom w:type="dxa" w:w="80"/>
+              <w:right w:type="dxa" w:w="100"/>
+            </w:tcMar>
+            <w:vAlign w:val="center"/>
+          </w:tcPr>
+          <w:p>
+            <w:pPr>
+              <w:bidi/>
+              <w:spacing w:after="40" w:line="276"/>
+              <w:jc w:val="right"/>
+            </w:pPr>
+            <w:r>
+              <w:rPr>
+                <w:rFonts w:ascii="David" w:cs="David" w:eastAsia="David" w:hAnsi="David"/>
+                <w:sz w:val="22"/>
+                <w:szCs w:val="22"/>
+                <w:rtl/>
+              </w:rPr>
+              <w:t xml:space="preserve">7</w:t>
+            </w:r>
+          </w:p>
+        </w:tc>
+        <w:tc>
+          <w:tcPr>
+            <w:tcW w:type="dxa" w:w="5400"/>
+            <w:tcBorders>
+              <w:top w:val="single" w:color="A6A6A6" w:sz="6"/>
+              <w:left w:val="single" w:color="A6A6A6" w:sz="6"/>
+              <w:bottom w:val="single" w:color="A6A6A6" w:sz="6"/>
+              <w:right w:val="single" w:color="A6A6A6" w:sz="6"/>
+            </w:tcBorders>
+            <w:tcMar>
+              <w:top w:type="dxa" w:w="80"/>
+              <w:left w:type="dxa" w:w="100"/>
+              <w:bottom w:type="dxa" w:w="80"/>
+              <w:right w:type="dxa" w:w="100"/>
+            </w:tcMar>
+            <w:vAlign w:val="center"/>
+          </w:tcPr>
+          <w:p>
+            <w:pPr>
+              <w:bidi/>
+              <w:spacing w:after="40" w:line="276"/>
+              <w:jc w:val="right"/>
+            </w:pPr>
+            <w:r>
+              <w:rPr>
+                <w:rFonts w:ascii="David" w:cs="David" w:eastAsia="David" w:hAnsi="David"/>
+                <w:sz w:val="22"/>
+                <w:szCs w:val="22"/>
+                <w:rtl/>
+              </w:rPr>
+              <w:t xml:space="preserve">גם אם התפקיד שלי ישתנה, אני יודע להסתגל ולמצוא את מקומי.</w:t>
+            </w:r>
+          </w:p>
+        </w:tc>
+        <w:tc>
+          <w:tcPr>
+            <w:tcW w:type="dxa" w:w="2800"/>
+            <w:tcBorders>
+              <w:top w:val="single" w:color="A6A6A6" w:sz="6"/>
+              <w:left w:val="single" w:color="A6A6A6" w:sz="6"/>
+              <w:bottom w:val="single" w:color="A6A6A6" w:sz="6"/>
+              <w:right w:val="single" w:color="A6A6A6" w:sz="6"/>
+            </w:tcBorders>
+            <w:tcMar>
+              <w:top w:type="dxa" w:w="80"/>
+              <w:left w:type="dxa" w:w="100"/>
+              <w:bottom w:type="dxa" w:w="80"/>
+              <w:right w:type="dxa" w:w="100"/>
+            </w:tcMar>
+            <w:vAlign w:val="center"/>
+          </w:tcPr>
+          <w:p>
+            <w:pPr>
+              <w:bidi/>
+              <w:spacing w:after="40" w:line="276"/>
+              <w:jc w:val="right"/>
+            </w:pPr>
+            <w:r>
+              <w:rPr>
+                <w:rFonts w:ascii="David" w:cs="David" w:eastAsia="David" w:hAnsi="David"/>
+                <w:sz w:val="22"/>
+                <w:szCs w:val="22"/>
+                <w:rtl/>
+              </w:rPr>
+              <w:t xml:space="preserve">חוסן קריירה (היגד הפוך)</w:t>
             </w:r>
           </w:p>
         </w:tc>
@@ -7910,24 +8274,24 @@
           <w:szCs w:val="24"/>
           <w:rtl/>
         </w:rPr>
-        <w:t xml:space="preserve">פרשנות: ציון גבוה בהיגדים 1 עד 3 מעיד על איום נתפס גבוה. ציון גבוה בהיגד 4 ונמוך בהיגדים 5 ו-6 מעיד על פגיעוּת גבוהה. השילוב של איום גבוה ופגיעוּת גבוהה הוא המצב שבו המאמר מנבא את הנזק הגדול ביותר (</w:t>
-      </w:r>
-      <w:r>
-        <w:rPr>
-          <w:rFonts w:ascii="Times New Roman" w:cs="Times New Roman" w:eastAsia="Times New Roman" w:hAnsi="Times New Roman"/>
-          <w:sz w:val="24"/>
-          <w:szCs w:val="24"/>
-        </w:rPr>
-        <w:t xml:space="preserve">‎Shoss, 2017‎</w:t>
-      </w:r>
-      <w:r>
-        <w:rPr>
-          <w:rFonts w:ascii="David" w:cs="David" w:eastAsia="David" w:hAnsi="David"/>
-          <w:sz w:val="24"/>
-          <w:szCs w:val="24"/>
-          <w:rtl/>
-        </w:rPr>
-        <w:t xml:space="preserve">), וזו ההזמנה להתחיל לעבוד על מפת החוסן.</w:t>
+        <w:t xml:space="preserve">פרשנות: ציון גבוה בהיגדים 1 עד 3 מעיד על חוסר ביטחון גבוה. ציון נמוך בהיגדים 4, 5 ו-7 וציון גבוה בהיגד 6 מעידים שהמעגל שהמטא-אנליזה מתארת כבר פועל: האיום מקטין השקעה בעצמי ומגביר הסתרה (</w:t>
+      </w:r>
+      <w:r>
+        <w:rPr>
+          <w:rFonts w:ascii="Times New Roman" w:cs="Times New Roman" w:eastAsia="Times New Roman" w:hAnsi="Times New Roman"/>
+          <w:sz w:val="24"/>
+          <w:szCs w:val="24"/>
+        </w:rPr>
+        <w:t xml:space="preserve">‎Låstad et al., 2025‎</w:t>
+      </w:r>
+      <w:r>
+        <w:rPr>
+          <w:rFonts w:ascii="David" w:cs="David" w:eastAsia="David" w:hAnsi="David"/>
+          <w:sz w:val="24"/>
+          <w:szCs w:val="24"/>
+          <w:rtl/>
+        </w:rPr>
+        <w:t xml:space="preserve">). זו ההזמנה להתחיל לעבוד על מפת החוסן.</w:t>
       </w:r>
     </w:p>
     <w:p>
@@ -8126,7 +8490,7 @@
           <w:sz w:val="24"/>
           <w:szCs w:val="24"/>
         </w:rPr>
-        <w:t xml:space="preserve">Greenhalgh, L., &amp; Rosenblatt, Z. (1984). Job insecurity: Toward conceptual clarity. </w:t>
+        <w:t xml:space="preserve">Chung, Y. W., Im, S., Kim, J. E., &amp; Yun, J. K. (2025). Artificial intelligence awareness, career resilience, job insecurity and behavioural outcomes. </w:t>
       </w:r>
       <w:r>
         <w:rPr>
@@ -8136,7 +8500,7 @@
           <w:sz w:val="24"/>
           <w:szCs w:val="24"/>
         </w:rPr>
-        <w:t xml:space="preserve">Academy of Management Review, 9</w:t>
+        <w:t xml:space="preserve">Australian Journal of Psychology, 77</w:t>
       </w:r>
       <w:r>
         <w:rPr>
@@ -8146,7 +8510,7 @@
           <w:sz w:val="24"/>
           <w:szCs w:val="24"/>
         </w:rPr>
-        <w:t xml:space="preserve">(3), 438-448. https://doi.org/10.5465/amr.1984.4279673</w:t>
+        <w:t xml:space="preserve">(1), Article 2559910. https://doi.org/10.1080/00049530.2025.2559910</w:t>
       </w:r>
     </w:p>
     <w:p>
@@ -8164,7 +8528,7 @@
           <w:sz w:val="24"/>
           <w:szCs w:val="24"/>
         </w:rPr>
-        <w:t xml:space="preserve">Greenhaus, J. H., Callanan, G. A., &amp; Godshalk, V. M. (2018). </w:t>
+        <w:t xml:space="preserve">Greenhalgh, L., &amp; Rosenblatt, Z. (1984). Job insecurity: Toward conceptual clarity. </w:t>
       </w:r>
       <w:r>
         <w:rPr>
@@ -8174,7 +8538,7 @@
           <w:sz w:val="24"/>
           <w:szCs w:val="24"/>
         </w:rPr>
-        <w:t xml:space="preserve">Career management for life</w:t>
+        <w:t xml:space="preserve">Academy of Management Review, 9</w:t>
       </w:r>
       <w:r>
         <w:rPr>
@@ -8184,7 +8548,7 @@
           <w:sz w:val="24"/>
           <w:szCs w:val="24"/>
         </w:rPr>
-        <w:t xml:space="preserve"> (5th ed.). Routledge.</w:t>
+        <w:t xml:space="preserve">(3), 438-448. https://doi.org/10.5465/amr.1984.4279673</w:t>
       </w:r>
     </w:p>
     <w:p>
@@ -8202,7 +8566,7 @@
           <w:sz w:val="24"/>
           <w:szCs w:val="24"/>
         </w:rPr>
-        <w:t xml:space="preserve">Hellgren, J., Sverke, M., &amp; Isaksson, K. (1999). A two-dimensional approach to job insecurity: Consequences for employee attitudes and well-being. </w:t>
+        <w:t xml:space="preserve">Greenhaus, J. H., Callanan, G. A., &amp; Godshalk, V. M. (2018). </w:t>
       </w:r>
       <w:r>
         <w:rPr>
@@ -8212,7 +8576,7 @@
           <w:sz w:val="24"/>
           <w:szCs w:val="24"/>
         </w:rPr>
-        <w:t xml:space="preserve">European Journal of Work and Organizational Psychology, 8</w:t>
+        <w:t xml:space="preserve">Career management for life</w:t>
       </w:r>
       <w:r>
         <w:rPr>
@@ -8222,7 +8586,7 @@
           <w:sz w:val="24"/>
           <w:szCs w:val="24"/>
         </w:rPr>
-        <w:t xml:space="preserve">(2), 179-195. https://doi.org/10.1080/135943299398311</w:t>
+        <w:t xml:space="preserve"> (5th ed.). Routledge.</w:t>
       </w:r>
     </w:p>
     <w:p>
@@ -8240,7 +8604,7 @@
           <w:sz w:val="24"/>
           <w:szCs w:val="24"/>
         </w:rPr>
-        <w:t xml:space="preserve">Hobfoll, S. E. (1989). Conservation of resources: A new attempt at conceptualizing stress. </w:t>
+        <w:t xml:space="preserve">Hellgren, J., Sverke, M., &amp; Isaksson, K. (1999). A two-dimensional approach to job insecurity: Consequences for employee attitudes and well-being. </w:t>
       </w:r>
       <w:r>
         <w:rPr>
@@ -8250,7 +8614,7 @@
           <w:sz w:val="24"/>
           <w:szCs w:val="24"/>
         </w:rPr>
-        <w:t xml:space="preserve">American Psychologist, 44</w:t>
+        <w:t xml:space="preserve">European Journal of Work and Organizational Psychology, 8</w:t>
       </w:r>
       <w:r>
         <w:rPr>
@@ -8260,7 +8624,7 @@
           <w:sz w:val="24"/>
           <w:szCs w:val="24"/>
         </w:rPr>
-        <w:t xml:space="preserve">(3), 513-524. https://doi.org/10.1037/0003-066X.44.3.513</w:t>
+        <w:t xml:space="preserve">(2), 179-195. https://doi.org/10.1080/135943299398311</w:t>
       </w:r>
     </w:p>
     <w:p>
@@ -8278,7 +8642,7 @@
           <w:sz w:val="24"/>
           <w:szCs w:val="24"/>
         </w:rPr>
-        <w:t xml:space="preserve">Hone, L. (2019). </w:t>
+        <w:t xml:space="preserve">Hobfoll, S. E. (1989). Conservation of resources: A new attempt at conceptualizing stress. </w:t>
       </w:r>
       <w:r>
         <w:rPr>
@@ -8288,7 +8652,7 @@
           <w:sz w:val="24"/>
           <w:szCs w:val="24"/>
         </w:rPr>
-        <w:t xml:space="preserve">3 secrets of resilient people</w:t>
+        <w:t xml:space="preserve">American Psychologist, 44</w:t>
       </w:r>
       <w:r>
         <w:rPr>
@@ -8298,7 +8662,7 @@
           <w:sz w:val="24"/>
           <w:szCs w:val="24"/>
         </w:rPr>
-        <w:t xml:space="preserve"> [Video]. TED Conferences. https://www.ted.com/talks/lucy_hone_the_three_secrets_of_resilient_people</w:t>
+        <w:t xml:space="preserve">(3), 513-524. https://doi.org/10.1037/0003-066X.44.3.513</w:t>
       </w:r>
     </w:p>
     <w:p>
@@ -8316,7 +8680,7 @@
           <w:sz w:val="24"/>
           <w:szCs w:val="24"/>
         </w:rPr>
-        <w:t xml:space="preserve">Jiang, L., &amp; Lavaysse, L. M. (2018). Cognitive and affective job insecurity: A meta-analysis and a primary study. </w:t>
+        <w:t xml:space="preserve">Hone, L. (2019). </w:t>
       </w:r>
       <w:r>
         <w:rPr>
@@ -8326,7 +8690,7 @@
           <w:sz w:val="24"/>
           <w:szCs w:val="24"/>
         </w:rPr>
-        <w:t xml:space="preserve">Journal of Management, 44</w:t>
+        <w:t xml:space="preserve">3 secrets of resilient people</w:t>
       </w:r>
       <w:r>
         <w:rPr>
@@ -8336,7 +8700,7 @@
           <w:sz w:val="24"/>
           <w:szCs w:val="24"/>
         </w:rPr>
-        <w:t xml:space="preserve">(6), 2307-2342. https://doi.org/10.1177/0149206318773853</w:t>
+        <w:t xml:space="preserve"> [Video]. TED Conferences. https://www.ted.com/talks/lucy_hone_the_three_secrets_of_resilient_people</w:t>
       </w:r>
     </w:p>
     <w:p>
@@ -8354,7 +8718,7 @@
           <w:sz w:val="24"/>
           <w:szCs w:val="24"/>
         </w:rPr>
-        <w:t xml:space="preserve">Lazarus, R. S., &amp; Folkman, S. (1984). </w:t>
+        <w:t xml:space="preserve">Jiang, L., &amp; Lavaysse, L. M. (2018). Cognitive and affective job insecurity: A meta-analysis and a primary study. </w:t>
       </w:r>
       <w:r>
         <w:rPr>
@@ -8364,7 +8728,7 @@
           <w:sz w:val="24"/>
           <w:szCs w:val="24"/>
         </w:rPr>
-        <w:t xml:space="preserve">Stress, appraisal, and coping</w:t>
+        <w:t xml:space="preserve">Journal of Management, 44</w:t>
       </w:r>
       <w:r>
         <w:rPr>
@@ -8374,7 +8738,7 @@
           <w:sz w:val="24"/>
           <w:szCs w:val="24"/>
         </w:rPr>
-        <w:t xml:space="preserve">. Springer.</w:t>
+        <w:t xml:space="preserve">(6), 2307-2342. https://doi.org/10.1177/0149206318773853</w:t>
       </w:r>
     </w:p>
     <w:p>
@@ -8392,7 +8756,7 @@
           <w:sz w:val="24"/>
           <w:szCs w:val="24"/>
         </w:rPr>
-        <w:t xml:space="preserve">Lee, C., Huang, G.-H., &amp; Ashford, S. J. (2018). Job insecurity and the changing workplace: Recent developments and the future trends in job insecurity research. </w:t>
+        <w:t xml:space="preserve">Låstad, L., Pienaar, J., Näswall, K., Richter, A., Hellgren, J., &amp; Sverke, M. (2025). Moving on up now? A meta-analysis of the associations between job insecurity and career-related outcomes. </w:t>
       </w:r>
       <w:r>
         <w:rPr>
@@ -8402,7 +8766,7 @@
           <w:sz w:val="24"/>
           <w:szCs w:val="24"/>
         </w:rPr>
-        <w:t xml:space="preserve">Annual Review of Organizational Psychology and Organizational Behavior, 5</w:t>
+        <w:t xml:space="preserve">Scandinavian Journal of Work and Organizational Psychology, 10</w:t>
       </w:r>
       <w:r>
         <w:rPr>
@@ -8412,7 +8776,7 @@
           <w:sz w:val="24"/>
           <w:szCs w:val="24"/>
         </w:rPr>
-        <w:t xml:space="preserve">, 335-359. https://doi.org/10.1146/annurev-orgpsych-032117-104651</w:t>
+        <w:t xml:space="preserve">(1), Article 2. https://doi.org/10.16993/sjwop.275</w:t>
       </w:r>
     </w:p>
     <w:p>
@@ -8430,7 +8794,7 @@
           <w:sz w:val="24"/>
           <w:szCs w:val="24"/>
         </w:rPr>
-        <w:t xml:space="preserve">Russo, M., Shteigman, A., &amp; Carmeli, A. (2016). Workplace and family support and work-life balance: Implications for individual psychological availability and energy at work. </w:t>
+        <w:t xml:space="preserve">Lazarus, R. S., &amp; Folkman, S. (1984). </w:t>
       </w:r>
       <w:r>
         <w:rPr>
@@ -8440,7 +8804,7 @@
           <w:sz w:val="24"/>
           <w:szCs w:val="24"/>
         </w:rPr>
-        <w:t xml:space="preserve">The Journal of Positive Psychology, 11</w:t>
+        <w:t xml:space="preserve">Stress, appraisal, and coping</w:t>
       </w:r>
       <w:r>
         <w:rPr>
@@ -8450,7 +8814,7 @@
           <w:sz w:val="24"/>
           <w:szCs w:val="24"/>
         </w:rPr>
-        <w:t xml:space="preserve">(2), 173-188. https://doi.org/10.1080/17439760.2015.1025424</w:t>
+        <w:t xml:space="preserve">. Springer.</w:t>
       </w:r>
     </w:p>
     <w:p>
@@ -8468,7 +8832,7 @@
           <w:sz w:val="24"/>
           <w:szCs w:val="24"/>
         </w:rPr>
-        <w:t xml:space="preserve">Schein, E. H. (1996). Career anchors revisited: Implications for career development in the 21st century. </w:t>
+        <w:t xml:space="preserve">Russo, M., Shteigman, A., &amp; Carmeli, A. (2016). Workplace and family support and work-life balance: Implications for individual psychological availability and energy at work. </w:t>
       </w:r>
       <w:r>
         <w:rPr>
@@ -8478,7 +8842,7 @@
           <w:sz w:val="24"/>
           <w:szCs w:val="24"/>
         </w:rPr>
-        <w:t xml:space="preserve">Academy of Management Executive, 10</w:t>
+        <w:t xml:space="preserve">The Journal of Positive Psychology, 11</w:t>
       </w:r>
       <w:r>
         <w:rPr>
@@ -8488,7 +8852,7 @@
           <w:sz w:val="24"/>
           <w:szCs w:val="24"/>
         </w:rPr>
-        <w:t xml:space="preserve">(4), 80-88. https://doi.org/10.5465/ame.1996.3145321</w:t>
+        <w:t xml:space="preserve">(2), 173-188. https://doi.org/10.1080/17439760.2015.1025424</w:t>
       </w:r>
     </w:p>
     <w:p>
@@ -8506,7 +8870,7 @@
           <w:sz w:val="24"/>
           <w:szCs w:val="24"/>
         </w:rPr>
-        <w:t xml:space="preserve">Shoss, M. K. (2017). Job insecurity: An integrative review and agenda for future research. </w:t>
+        <w:t xml:space="preserve">Schein, E. H. (1996). Career anchors revisited: Implications for career development in the 21st century. </w:t>
       </w:r>
       <w:r>
         <w:rPr>
@@ -8516,7 +8880,7 @@
           <w:sz w:val="24"/>
           <w:szCs w:val="24"/>
         </w:rPr>
-        <w:t xml:space="preserve">Journal of Management, 43</w:t>
+        <w:t xml:space="preserve">Academy of Management Executive, 10</w:t>
       </w:r>
       <w:r>
         <w:rPr>
@@ -8526,7 +8890,7 @@
           <w:sz w:val="24"/>
           <w:szCs w:val="24"/>
         </w:rPr>
-        <w:t xml:space="preserve">(6), 1911-1939. https://doi.org/10.1177/0149206317691574</w:t>
+        <w:t xml:space="preserve">(4), 80-88. https://doi.org/10.5465/ame.1996.3145321</w:t>
       </w:r>
     </w:p>
     <w:p>
@@ -8544,7 +8908,7 @@
           <w:sz w:val="24"/>
           <w:szCs w:val="24"/>
         </w:rPr>
-        <w:t xml:space="preserve">Super, D. E. (1980). A life-span, life-space approach to career development. </w:t>
+        <w:t xml:space="preserve">Shoss, M. K. (2017). Job insecurity: An integrative review and agenda for future research. </w:t>
       </w:r>
       <w:r>
         <w:rPr>
@@ -8554,7 +8918,7 @@
           <w:sz w:val="24"/>
           <w:szCs w:val="24"/>
         </w:rPr>
-        <w:t xml:space="preserve">Journal of Vocational Behavior, 16</w:t>
+        <w:t xml:space="preserve">Journal of Management, 43</w:t>
       </w:r>
       <w:r>
         <w:rPr>
@@ -8564,7 +8928,83 @@
           <w:sz w:val="24"/>
           <w:szCs w:val="24"/>
         </w:rPr>
+        <w:t xml:space="preserve">(6), 1911-1939. https://doi.org/10.1177/0149206317691574</w:t>
+      </w:r>
+    </w:p>
+    <w:p>
+      <w:pPr>
+        <w:bidi w:val="false"/>
+        <w:spacing w:after="0" w:line="480"/>
+        <w:ind w:left="709" w:hanging="709"/>
+        <w:jc w:val="left"/>
+      </w:pPr>
+      <w:r>
+        <w:rPr>
+          <w:rFonts w:ascii="Times New Roman" w:cs="Times New Roman" w:eastAsia="Times New Roman" w:hAnsi="Times New Roman"/>
+          <w:i w:val="false"/>
+          <w:iCs w:val="false"/>
+          <w:sz w:val="24"/>
+          <w:szCs w:val="24"/>
+        </w:rPr>
+        <w:t xml:space="preserve">Super, D. E. (1980). A life-span, life-space approach to career development. </w:t>
+      </w:r>
+      <w:r>
+        <w:rPr>
+          <w:rFonts w:ascii="Times New Roman" w:cs="Times New Roman" w:eastAsia="Times New Roman" w:hAnsi="Times New Roman"/>
+          <w:i/>
+          <w:iCs/>
+          <w:sz w:val="24"/>
+          <w:szCs w:val="24"/>
+        </w:rPr>
+        <w:t xml:space="preserve">Journal of Vocational Behavior, 16</w:t>
+      </w:r>
+      <w:r>
+        <w:rPr>
+          <w:rFonts w:ascii="Times New Roman" w:cs="Times New Roman" w:eastAsia="Times New Roman" w:hAnsi="Times New Roman"/>
+          <w:i w:val="false"/>
+          <w:iCs w:val="false"/>
+          <w:sz w:val="24"/>
+          <w:szCs w:val="24"/>
+        </w:rPr>
         <w:t xml:space="preserve">(3), 282-298. https://doi.org/10.1016/0001-8791(80)90056-1</w:t>
+      </w:r>
+    </w:p>
+    <w:p>
+      <w:pPr>
+        <w:bidi w:val="false"/>
+        <w:spacing w:after="0" w:line="480"/>
+        <w:ind w:left="709" w:hanging="709"/>
+        <w:jc w:val="left"/>
+      </w:pPr>
+      <w:r>
+        <w:rPr>
+          <w:rFonts w:ascii="Times New Roman" w:cs="Times New Roman" w:eastAsia="Times New Roman" w:hAnsi="Times New Roman"/>
+          <w:i w:val="false"/>
+          <w:iCs w:val="false"/>
+          <w:sz w:val="24"/>
+          <w:szCs w:val="24"/>
+        </w:rPr>
+        <w:t xml:space="preserve">Sverke, M., Hellgren, J., &amp; Näswall, K. (2002). No security: A meta-analysis and review of job insecurity and its consequences. </w:t>
+      </w:r>
+      <w:r>
+        <w:rPr>
+          <w:rFonts w:ascii="Times New Roman" w:cs="Times New Roman" w:eastAsia="Times New Roman" w:hAnsi="Times New Roman"/>
+          <w:i/>
+          <w:iCs/>
+          <w:sz w:val="24"/>
+          <w:szCs w:val="24"/>
+        </w:rPr>
+        <w:t xml:space="preserve">Journal of Occupational Health Psychology, 7</w:t>
+      </w:r>
+      <w:r>
+        <w:rPr>
+          <w:rFonts w:ascii="Times New Roman" w:cs="Times New Roman" w:eastAsia="Times New Roman" w:hAnsi="Times New Roman"/>
+          <w:i w:val="false"/>
+          <w:iCs w:val="false"/>
+          <w:sz w:val="24"/>
+          <w:szCs w:val="24"/>
+        </w:rPr>
+        <w:t xml:space="preserve">(3), 242-264. https://doi.org/10.1037/1076-8998.7.3.242</w:t>
       </w:r>
     </w:p>
     <w:sectPr>

--- a/career-management-final-project/ניהול קריירה - התמודדות עם חוסר ודאות תעסוקתי - עבודה מסכמת.docx
+++ b/career-management-final-project/ניהול קריירה - התמודדות עם חוסר ודאות תעסוקתי - עבודה מסכמת.docx
@@ -135,7 +135,7 @@
           <w:szCs w:val="26"/>
           <w:rtl/>
         </w:rPr>
-        <w:t xml:space="preserve">ניתוח ויישום של מאמר אקדמי בתחום ניהול הקריירה</w:t>
+        <w:t xml:space="preserve">עיצוב תפקיד מבוסס צרכים כדרך לבנות בהירות, שליטה ומשמעות בעבודה</w:t>
       </w:r>
     </w:p>
     <w:p>
@@ -152,7 +152,7 @@
           <w:sz w:val="22"/>
           <w:szCs w:val="22"/>
         </w:rPr>
-        <w:t xml:space="preserve">Låstad, L., Pienaar, J., Näswall, K., Richter, A., Hellgren, J., &amp; Sverke, M. (2025). Moving on up now? A meta-analysis of the associations between job insecurity and career-related outcomes. Scandinavian Journal of Work and Organizational Psychology, 10(1), Article 2.</w:t>
+        <w:t xml:space="preserve">Cetkovská, K., Bauer, G. F., &amp; Tušl, M. (2026). The role of needs-based job crafting in strengthening work-related sense of coherence: A two-wave panel study. Scandinavian Journal of Work and Organizational Psychology, 11(1), Article 14.</w:t>
       </w:r>
     </w:p>
     <w:p>
@@ -696,7 +696,7 @@
           <w:szCs w:val="24"/>
           <w:rtl/>
         </w:rPr>
-        <w:t xml:space="preserve">	9</w:t>
+        <w:t xml:space="preserve">	11</w:t>
       </w:r>
     </w:p>
     <w:p>
@@ -715,16 +715,16 @@
           <w:szCs w:val="24"/>
           <w:rtl/>
         </w:rPr>
-        <w:t xml:space="preserve">פרק 4: המאמר המשלים והמסגרת התיאורטית</w:t>
-      </w:r>
-      <w:r>
-        <w:rPr>
-          <w:rFonts w:ascii="David" w:cs="David" w:eastAsia="David" w:hAnsi="David"/>
-          <w:sz w:val="24"/>
-          <w:szCs w:val="24"/>
-          <w:rtl/>
-        </w:rPr>
-        <w:t xml:space="preserve">	12</w:t>
+        <w:t xml:space="preserve">פרק 4: המאמר המשלים וראיות תומכות</w:t>
+      </w:r>
+      <w:r>
+        <w:rPr>
+          <w:rFonts w:ascii="David" w:cs="David" w:eastAsia="David" w:hAnsi="David"/>
+          <w:sz w:val="24"/>
+          <w:szCs w:val="24"/>
+          <w:rtl/>
+        </w:rPr>
+        <w:t xml:space="preserve">	13</w:t>
       </w:r>
     </w:p>
     <w:p>
@@ -752,7 +752,7 @@
           <w:szCs w:val="24"/>
           <w:rtl/>
         </w:rPr>
-        <w:t xml:space="preserve">	14</w:t>
+        <w:t xml:space="preserve">	15</w:t>
       </w:r>
     </w:p>
     <w:p>
@@ -950,41 +950,24 @@
           <w:szCs w:val="24"/>
           <w:rtl/>
         </w:rPr>
-        <w:t xml:space="preserve">חוסר ביטחון תעסוקתי (</w:t>
-      </w:r>
-      <w:r>
-        <w:rPr>
-          <w:rFonts w:ascii="Times New Roman" w:cs="Times New Roman" w:eastAsia="Times New Roman" w:hAnsi="Times New Roman"/>
-          <w:sz w:val="24"/>
-          <w:szCs w:val="24"/>
-        </w:rPr>
-        <w:t xml:space="preserve">‎Job Insecurity‎</w:t>
-      </w:r>
-      <w:r>
-        <w:rPr>
-          <w:rFonts w:ascii="David" w:cs="David" w:eastAsia="David" w:hAnsi="David"/>
-          <w:sz w:val="24"/>
-          <w:szCs w:val="24"/>
-          <w:rtl/>
-        </w:rPr>
-        <w:t xml:space="preserve">) נחקר מאז שנות השמונים, אז הוגדר לראשונה כתחושת חוסר אונים של העובד לשמור על ההמשכיות הרצויה לו במצב עבודה מאוים (</w:t>
-      </w:r>
-      <w:r>
-        <w:rPr>
-          <w:rFonts w:ascii="Times New Roman" w:cs="Times New Roman" w:eastAsia="Times New Roman" w:hAnsi="Times New Roman"/>
-          <w:sz w:val="24"/>
-          <w:szCs w:val="24"/>
-        </w:rPr>
-        <w:t xml:space="preserve">‎Greenhalgh &amp; Rosenblatt, 1984‎</w:t>
-      </w:r>
-      <w:r>
-        <w:rPr>
-          <w:rFonts w:ascii="David" w:cs="David" w:eastAsia="David" w:hAnsi="David"/>
-          <w:sz w:val="24"/>
-          <w:szCs w:val="24"/>
-          <w:rtl/>
-        </w:rPr>
-        <w:t xml:space="preserve">). בשנים האחרונות התופעה חזרה למרכז השיח, משום שהיא כבר אינה נחלתם של עובדים זמניים או של ענפים במשבר בלבד. גלי הפיטורים וההתייעלות בענף ההייטק, כניסת הבינה המלאכותית היוצרת לתפקידי צווארון לבן, המלחמה ושירות המילואים הממושך, והמעבר לצורות העסקה גמישות, יצרו מציאות שבה גם עובדים בעלי ותק ומיומנויות גבוהות חשים כי המשך העסקתם אינו מובן מאליו. תיבה בדוח בנק ישראל לשנת 2024 העריכה כי כחמישית מהמועסקים בישראל עובדים במקצועות שבהם הביקוש לעובדים צפוי לרדת באופן משמעותי עם התרחבות השימוש בבינה מלאכותית (בנק ישראל, 2025). בעיתונות הכלכלית דווח כי ההתייעלות באמצעות בינה מלאכותית עומדת בראש סדר היום של מנהלי ההייטק בשנת 2026 ("הקשיים של מנהלי הייטק", 2026).</w:t>
+        <w:t xml:space="preserve">עולם העבודה של שנת 2026 מתאפיין באי-ודאות. גלי הפיטורים וההתייעלות בענף ההייטק, כניסת הבינה המלאכותית היוצרת לתפקידי צווארון לבן, המלחמה ושירות המילואים הממושך, והמעבר לצורות העסקה גמישות, יצרו מציאות שבה גם עובדים בעלי ותק ומיומנויות גבוהות אינם יודעים כיצד ייראה תפקידם בעוד שנה. תיבה בדוח בנק ישראל לשנת 2024 העריכה כי כחמישית מהמועסקים בישראל עובדים במקצועות שבהם הביקוש לעובדים צפוי לרדת באופן משמעותי עם התרחבות השימוש בבינה מלאכותית (בנק ישראל, 2025). בעיתונות הכלכלית דווח כי ההתייעלות באמצעות בינה מלאכותית עומדת בראש סדר היום של מנהלי ההייטק ("הקשיים של מנהלי הייטק", 2026). חוסר ביטחון תעסוקתי, שהוגדר כאיום נתפס על ההמשכיות ועל היציבות של התעסוקה הנוכחית, הפך מאירוע חריג לתנאי קבוע (</w:t>
+      </w:r>
+      <w:r>
+        <w:rPr>
+          <w:rFonts w:ascii="Times New Roman" w:cs="Times New Roman" w:eastAsia="Times New Roman" w:hAnsi="Times New Roman"/>
+          <w:sz w:val="24"/>
+          <w:szCs w:val="24"/>
+        </w:rPr>
+        <w:t xml:space="preserve">‎Shoss, 2017‎</w:t>
+      </w:r>
+      <w:r>
+        <w:rPr>
+          <w:rFonts w:ascii="David" w:cs="David" w:eastAsia="David" w:hAnsi="David"/>
+          <w:sz w:val="24"/>
+          <w:szCs w:val="24"/>
+          <w:rtl/>
+        </w:rPr>
+        <w:t xml:space="preserve">).</w:t>
       </w:r>
     </w:p>
     <w:p>
@@ -1000,7 +983,24 @@
           <w:szCs w:val="24"/>
           <w:rtl/>
         </w:rPr>
-        <w:t xml:space="preserve">ניהול קריירה מתואר בספרות כתהליך מתמשך שבו הפרט אוסף מידע על עצמו ועל סביבתו, מציב יעדים ומפתח אסטרטגיות להשגתם (</w:t>
+        <w:t xml:space="preserve">רוב המחקר על חוסר ודאות תעסוקתי שואל מה הנזק שהיא גורמת. עבודה זו בוחרת בשאלה ההפוכה: מה מאפשר לעובדים להישאר בריאים, מוטיבציוניים ומתפקדים גם כשהסביבה אינה יציבה? זו השאלה שהציב אהרן אנטונובסקי, סוציולוג הבריאות שפעל באוניברסיטת בן-גוריון בנגב, כאשר טבע את המושג "סלוטוגנזה", חקר מקורות הבריאות במקום מקורות המחלה, והציע את המושג "תחושת קוהרנטיות" כמשאב שמסביר מדוע אנשים מסוימים שומרים על בריאותם גם במצבי דחק (</w:t>
+      </w:r>
+      <w:r>
+        <w:rPr>
+          <w:rFonts w:ascii="Times New Roman" w:cs="Times New Roman" w:eastAsia="Times New Roman" w:hAnsi="Times New Roman"/>
+          <w:sz w:val="24"/>
+          <w:szCs w:val="24"/>
+        </w:rPr>
+        <w:t xml:space="preserve">‎Antonovsky, 1987‎</w:t>
+      </w:r>
+      <w:r>
+        <w:rPr>
+          <w:rFonts w:ascii="David" w:cs="David" w:eastAsia="David" w:hAnsi="David"/>
+          <w:sz w:val="24"/>
+          <w:szCs w:val="24"/>
+          <w:rtl/>
+        </w:rPr>
+        <w:t xml:space="preserve">). ניהול קריירה מתואר בספרות כתהליך מתמשך שבו הפרט אוסף מידע על עצמו ועל סביבתו, מציב יעדים ומפתח אסטרטגיות להשגתם (</w:t>
       </w:r>
       <w:r>
         <w:rPr>
@@ -1017,7 +1017,7 @@
           <w:szCs w:val="24"/>
           <w:rtl/>
         </w:rPr>
-        <w:t xml:space="preserve">). תהליך כזה מניח מידה של יציבות. מכאן עולה השאלה שבמרכז עבודה זו: מה עושה חוסר הביטחון התעסוקתי לקריירה עצמה, ולא רק לבריאות ולשביעות הרצון, וכיצד מנהלים קריירה כאשר אי-הוודאות הופכת לתנאי קבוע? הנושא נבחר משום שהוא נוגע ישירות לסטודנטים הנמצאים לפני הכניסה לשוק העבודה או בתחילת דרכם המקצועית, ומשום שהוא מתחבר לנושאים שנלמדו בקורס: מסע הקריירה במאה ה-21 ושלושת "סלי הכלים" לניהול קריירה, רשת אנשים, זהות מקצועית והתפתחות (דבדבני דקל, 2026א), וההסתכלות על משבר כעל הזדמנות (דבדבני דקל, 2026ב).</w:t>
+        <w:t xml:space="preserve">). בעולם של אי-ודאות, השאלה היא אילו אסטרטגיות זמינות לעובד עצמו, ולא רק לארגון.</w:t>
       </w:r>
     </w:p>
     <w:p>
@@ -1033,24 +1033,24 @@
           <w:szCs w:val="24"/>
           <w:rtl/>
         </w:rPr>
-        <w:t xml:space="preserve">העבודה נשענת על המטא-אנליזה של לוסטד ואחרים (</w:t>
-      </w:r>
-      <w:r>
-        <w:rPr>
-          <w:rFonts w:ascii="Times New Roman" w:cs="Times New Roman" w:eastAsia="Times New Roman" w:hAnsi="Times New Roman"/>
-          <w:sz w:val="24"/>
-          <w:szCs w:val="24"/>
-        </w:rPr>
-        <w:t xml:space="preserve">‎Låstad et al., 2025‎</w:t>
-      </w:r>
-      <w:r>
-        <w:rPr>
-          <w:rFonts w:ascii="David" w:cs="David" w:eastAsia="David" w:hAnsi="David"/>
-          <w:sz w:val="24"/>
-          <w:szCs w:val="24"/>
-          <w:rtl/>
-        </w:rPr>
-        <w:t xml:space="preserve">), שפורסמה בכתב העת השפיט </w:t>
+        <w:t xml:space="preserve">העבודה נשענת על מחקר האורך של צטקובסקה ואחרים (</w:t>
+      </w:r>
+      <w:r>
+        <w:rPr>
+          <w:rFonts w:ascii="Times New Roman" w:cs="Times New Roman" w:eastAsia="Times New Roman" w:hAnsi="Times New Roman"/>
+          <w:sz w:val="24"/>
+          <w:szCs w:val="24"/>
+        </w:rPr>
+        <w:t xml:space="preserve">‎Cetkovská et al., 2026‎</w:t>
+      </w:r>
+      <w:r>
+        <w:rPr>
+          <w:rFonts w:ascii="David" w:cs="David" w:eastAsia="David" w:hAnsi="David"/>
+          <w:sz w:val="24"/>
+          <w:szCs w:val="24"/>
+          <w:rtl/>
+        </w:rPr>
+        <w:t xml:space="preserve">), שפורסם בכתב העת השפיט </w:t>
       </w:r>
       <w:r>
         <w:rPr>
@@ -1067,7 +1067,7 @@
           <w:szCs w:val="24"/>
           <w:rtl/>
         </w:rPr>
-        <w:t xml:space="preserve"> בגישה פתוחה מלאה. זהו המאמר הראשון שאיחד סטטיסטית את הממצאים על הקשר בין חוסר ביטחון תעסוקתי לבין תוצאות קריירה, כגון שביעות רצון מהקריירה, יכולת תעסוקה נתפסת, פיתוח מיומנויות וכוונות עזיבה. כמאמר משלים, לצורך הגשה בשלשה, נבחר מחקר האורך של צ'ונג ואחרים (</w:t>
+        <w:t xml:space="preserve"> בגישה פתוחה מלאה. המחקר עקב אחר 924 עובדים בגרמניה ובשווייץ במשך חצי שנה ובחן האם עיצוב תפקיד מבוסס צרכים, כלומר מאמצים יזומים של העובד לספק את צרכיו הפסיכולוגיים בעבודה, מחזק את תחושת הקוהרנטיות בעבודה: התפיסה שמצב העבודה מובן, ניתן לניהול ומשמעותי. הנושא נבחר משום שהוא מציע לסטודנטים הנמצאים בתחילת דרכם המקצועית כלי שבשליטתם, ומשום שהוא מתחבר לנושאים שנלמדו בקורס: מסע הקריירה במאה ה-21, שלושת "סלי הכלים" לניהול קריירה, רשת אנשים, זהות מקצועית והתפתחות (דבדבני דקל, 2026א), וההסתכלות על משבר כעל הזדמנות (דבדבני דקל, 2026ב). כמאמר משלים, לצורך הגשה בשלשה, נבחר מחקר האורך של צ'ונג ואחרים (</w:t>
       </w:r>
       <w:r>
         <w:rPr>
@@ -1084,24 +1084,7 @@
           <w:szCs w:val="24"/>
           <w:rtl/>
         </w:rPr>
-        <w:t xml:space="preserve">), שפורסם אף הוא בגישה פתוחה ובחן כיצד המודעות לבינה מלאכותית מייצרת חוסר ביטחון תעסוקתי וכיצד חוסן קריירה ממתן זאת. המסגרת התיאורטית של שני המאמרים נשענת על הסקירה האינטגרטיבית של שוס (</w:t>
-      </w:r>
-      <w:r>
-        <w:rPr>
-          <w:rFonts w:ascii="Times New Roman" w:cs="Times New Roman" w:eastAsia="Times New Roman" w:hAnsi="Times New Roman"/>
-          <w:sz w:val="24"/>
-          <w:szCs w:val="24"/>
-        </w:rPr>
-        <w:t xml:space="preserve">‎Shoss, 2017‎</w:t>
-      </w:r>
-      <w:r>
-        <w:rPr>
-          <w:rFonts w:ascii="David" w:cs="David" w:eastAsia="David" w:hAnsi="David"/>
-          <w:sz w:val="24"/>
-          <w:szCs w:val="24"/>
-          <w:rtl/>
-        </w:rPr>
-        <w:t xml:space="preserve">).</w:t>
+        <w:t xml:space="preserve">), שפורסם אף הוא בגישה פתוחה ובחן כיצד המודעות לבינה מלאכותית מייצרת חוסר ביטחון תעסוקתי וכיצד חוסן קריירה ממתן זאת.</w:t>
       </w:r>
     </w:p>
     <w:p>
@@ -1117,7 +1100,7 @@
           <w:szCs w:val="24"/>
           <w:rtl/>
         </w:rPr>
-        <w:t xml:space="preserve">פרק 1 מציג את המאמר המרכזי. פרק 2 מסכם את תמציתו ואת נקודותיו המרכזיות. פרק 3 מנתח אותו לפי מבנה, שיטה וממצאים. פרק 4 מציג את המאמר המשלים ואת המסגרת התיאורטית. פרק 5 מציג תובנות, מסקנות ודעה אישית, ופרק 6 מציע יישום מעשי לניהול הקריירה של הסטודנטים בכיתה. בנספחים מובאים תכנון המצגת והאמצעים להמחשה ושאלון קצר להערכה עצמית. העבודה מסתיימת ברשימת מקורות על פי כללי </w:t>
+        <w:t xml:space="preserve">פרק 1 מציג את המאמר המרכזי. פרק 2 מסכם את תמציתו ואת נקודותיו המרכזיות. פרק 3 מנתח אותו לפי מבנה, שיטה וממצאים. פרק 4 מציג את המאמר המשלים ואת הראיות התומכות. פרק 5 מציג תובנות, מסקנות ודעה אישית, ופרק 6 מציע יישום מעשי לניהול הקריירה של הסטודנטים בכיתה. בנספחים מובאים תכנון המצגת והאמצעים להמחשה ושאלון קצר להערכה עצמית. העבודה מסתיימת ברשימת מקורות על פי כללי </w:t>
       </w:r>
       <w:r>
         <w:rPr>
@@ -1344,7 +1327,7 @@
                 <w:sz w:val="22"/>
                 <w:szCs w:val="22"/>
               </w:rPr>
-              <w:t xml:space="preserve">‎Moving on Up Now? A Meta-Analysis of the Associations Between Job Insecurity and Career-Related Outcomes‎</w:t>
+              <w:t xml:space="preserve">‎The Role of Needs-Based Job Crafting in Strengthening Work-Related Sense of Coherence: A Two-Wave Panel Study‎</w:t>
             </w:r>
           </w:p>
         </w:tc>
@@ -1416,24 +1399,7 @@
                 <w:szCs w:val="22"/>
                 <w:rtl/>
               </w:rPr>
-              <w:t xml:space="preserve">לנה לוסטד, יעקובוס פינאר, יוהני הלגרן ומגנוס סברקה מאוניברסיטת סטוקהולם, קתרינה נסוול מאוניברסיטת קנטרברי בניו זילנד, ואנה ריכטר ממכון קרולינסקה. סברקה, הלגרן ונסוול הם ממחברי המטא-אנליזה הראשונה בתחום (</w:t>
-            </w:r>
-            <w:r>
-              <w:rPr>
-                <w:rFonts w:ascii="Times New Roman" w:cs="Times New Roman" w:eastAsia="Times New Roman" w:hAnsi="Times New Roman"/>
-                <w:sz w:val="22"/>
-                <w:szCs w:val="22"/>
-              </w:rPr>
-              <w:t xml:space="preserve">‎Sverke et al., 2002‎</w:t>
-            </w:r>
-            <w:r>
-              <w:rPr>
-                <w:rFonts w:ascii="David" w:cs="David" w:eastAsia="David" w:hAnsi="David"/>
-                <w:sz w:val="22"/>
-                <w:szCs w:val="22"/>
-                <w:rtl/>
-              </w:rPr>
-              <w:t xml:space="preserve">)</w:t>
+              <w:t xml:space="preserve">קריסטינה צטקובסקה מהמחלקה לפסיכולוגיה באוניברסיטת קארל בפראג, וגאורג באואר ומרטין טושל מהמרכז לסלוטוגנזה באוניברסיטת ציריך. באואר הוא ממפתחי המושג "תחושת קוהרנטיות בעבודה"</w:t>
             </w:r>
           </w:p>
         </w:tc>
@@ -1511,7 +1477,7 @@
                 <w:szCs w:val="22"/>
                 <w:rtl/>
               </w:rPr>
-              <w:t xml:space="preserve">, כרך 10, גיליון 1, מאמר 2, עמ' 1-22 (2025). </w:t>
+              <w:t xml:space="preserve">, כרך 11, גיליון 1, מאמר 14, עמ' 1-14 (2026). </w:t>
             </w:r>
             <w:r>
               <w:rPr>
@@ -1519,7 +1485,7 @@
                 <w:sz w:val="22"/>
                 <w:szCs w:val="22"/>
               </w:rPr>
-              <w:t xml:space="preserve">‎https://doi.org/10.16993/sjwop.275‎</w:t>
+              <w:t xml:space="preserve">‎https://doi.org/10.16993/sjwop.389‎</w:t>
             </w:r>
           </w:p>
         </w:tc>
@@ -1591,7 +1557,7 @@
                 <w:szCs w:val="22"/>
                 <w:rtl/>
               </w:rPr>
-              <w:t xml:space="preserve">מטא-אנליזה: מחקר כמותי המאחד סטטיסטית את תוצאותיהם של מחקרים ראשוניים רבים</w:t>
+              <w:t xml:space="preserve">מחקר אמפירי כמותי: מחקר אורך (פאנל) בשני גלי מדידה בהפרש של שישה חודשים, בקרב 924 עובדים</w:t>
             </w:r>
           </w:p>
         </w:tc>
@@ -1715,7 +1681,7 @@
                 <w:szCs w:val="22"/>
                 <w:rtl/>
               </w:rPr>
-              <w:t xml:space="preserve">תחום</w:t>
+              <w:t xml:space="preserve">מימון</w:t>
             </w:r>
           </w:p>
         </w:tc>
@@ -1750,7 +1716,15 @@
                 <w:szCs w:val="22"/>
                 <w:rtl/>
               </w:rPr>
-              <w:t xml:space="preserve">פסיכולוגיה תעסוקתית וארגונית, ניהול קריירה</w:t>
+              <w:t xml:space="preserve">הקרן הלאומית השווייצרית למדע, במסגרת פרויקט </w:t>
+            </w:r>
+            <w:r>
+              <w:rPr>
+                <w:rFonts w:ascii="Times New Roman" w:cs="Times New Roman" w:eastAsia="Times New Roman" w:hAnsi="Times New Roman"/>
+                <w:sz w:val="22"/>
+                <w:szCs w:val="22"/>
+              </w:rPr>
+              <w:t xml:space="preserve">‎Craft4Health‎</w:t>
             </w:r>
           </w:p>
         </w:tc>
@@ -1837,7 +1811,7 @@
                 <w:szCs w:val="22"/>
                 <w:rtl/>
               </w:rPr>
-              <w:t xml:space="preserve">) בהוצאת אוניברסיטת סטוקהולם. המחברים נמנים עם קבוצת המחקר המובילה בעולם בנושא חוסר ביטחון תעסוקתי</w:t>
+              <w:t xml:space="preserve">) בהוצאת אוניברסיטת סטוקהולם. המחברים מדווחים במלואם על המדגם, הכלים, ניתוחי ההתאמה ומגבלות המחקר, והמאמר עומד בסטנדרטים של שקיפות מחקרית</w:t>
             </w:r>
           </w:p>
         </w:tc>
@@ -1881,41 +1855,24 @@
           <w:szCs w:val="24"/>
           <w:rtl/>
         </w:rPr>
-        <w:t xml:space="preserve">נקודת המוצא של המאמר היא פער בספרות. עשרות שנות מחקר, ובהן שתי מטא-אנליזות קודמות, הראו שחוסר ביטחון תעסוקתי פוגע בבריאות, בשביעות הרצון מהעבודה ובמחויבות לארגון (</w:t>
-      </w:r>
-      <w:r>
-        <w:rPr>
-          <w:rFonts w:ascii="Times New Roman" w:cs="Times New Roman" w:eastAsia="Times New Roman" w:hAnsi="Times New Roman"/>
-          <w:sz w:val="24"/>
-          <w:szCs w:val="24"/>
-        </w:rPr>
-        <w:t xml:space="preserve">‎Sverke et al., 2002‎</w:t>
-      </w:r>
-      <w:r>
-        <w:rPr>
-          <w:rFonts w:ascii="David" w:cs="David" w:eastAsia="David" w:hAnsi="David"/>
-          <w:sz w:val="24"/>
-          <w:szCs w:val="24"/>
-          <w:rtl/>
-        </w:rPr>
-        <w:t xml:space="preserve">). לעומת זאת, השאלה מה קורה לקריירה עצמה נותרה פתוחה. מצד אחד, אפשר לצפות שאיום על המשרה ידרבן עובדים "לטפס", כלומר לפתח מיומנויות, לחפש הזדמנויות ולחזק את יכולת התעסוקה שלהם. מצד שני, אפשר לצפות שהאיום ידלדל את המשאבים הדרושים לכך ויוביל דווקא לנסיגה. כותרת המאמר, "האם מתקדמים למעלה עכשיו?", מנסחת בדיוק את השאלה הזאת (</w:t>
-      </w:r>
-      <w:r>
-        <w:rPr>
-          <w:rFonts w:ascii="Times New Roman" w:cs="Times New Roman" w:eastAsia="Times New Roman" w:hAnsi="Times New Roman"/>
-          <w:sz w:val="24"/>
-          <w:szCs w:val="24"/>
-        </w:rPr>
-        <w:t xml:space="preserve">‎Låstad et al., 2025‎</w:t>
-      </w:r>
-      <w:r>
-        <w:rPr>
-          <w:rFonts w:ascii="David" w:cs="David" w:eastAsia="David" w:hAnsi="David"/>
-          <w:sz w:val="24"/>
-          <w:szCs w:val="24"/>
-          <w:rtl/>
-        </w:rPr>
-        <w:t xml:space="preserve">).</w:t>
+        <w:t xml:space="preserve">נקודת המוצא של המאמר היא שסביבות העבודה המודרניות, המעוצבות על ידי דיגיטציה, בינה מלאכותית ומעבר לארגון עבודה גמיש, מציבות דרישות גבוהות של ניהול עצמי, הסתגלות ויוזמה אישית. תנאים אלה מדגישים את הצורך לזהות משאבים ואסטרטגיות שמאפשרים לעובדים להישאר מוטיבציוניים ולנהל את עבודתם באופן מקדם בריאות (</w:t>
+      </w:r>
+      <w:r>
+        <w:rPr>
+          <w:rFonts w:ascii="Times New Roman" w:cs="Times New Roman" w:eastAsia="Times New Roman" w:hAnsi="Times New Roman"/>
+          <w:sz w:val="24"/>
+          <w:szCs w:val="24"/>
+        </w:rPr>
+        <w:t xml:space="preserve">‎Cetkovská et al., 2026‎</w:t>
+      </w:r>
+      <w:r>
+        <w:rPr>
+          <w:rFonts w:ascii="David" w:cs="David" w:eastAsia="David" w:hAnsi="David"/>
+          <w:sz w:val="24"/>
+          <w:szCs w:val="24"/>
+          <w:rtl/>
+        </w:rPr>
+        <w:t xml:space="preserve">). אחד המשאבים האלה הוא תחושת קוהרנטיות בעבודה, שהוכחה כמנבאת שביעות רצון, מעורבות בעבודה ומחויבות לארגון. עם זאת, לפני מחקר זה כמעט לא היה ידוע כיצד עובדים יכולים לחזק אותה בעצמם.</w:t>
       </w:r>
     </w:p>
     <w:p>
@@ -1931,15 +1888,32 @@
           <w:szCs w:val="24"/>
           <w:rtl/>
         </w:rPr>
-        <w:t xml:space="preserve">מטרת המאמר היא לספק את המטא-אנליזה הראשונה של הקשרים בין חוסר ביטחון תעסוקתי לבין תוצאות הקשורות לקריירה, ובכלל זה שביעות רצון מהקריירה, הזדמנויות קריירה נתפסות, יכולת תעסוקה נתפסת, פיתוח מיומנויות פרואקטיבי, התנהגויות חיפוש עבודה, הסתרת ידע וכוונות עזיבה של הארגון ושל המקצוע. מטרה נוספת היא לבחון האם עוצמת הקשרים תלויה באופן שבו המחקרים נערכו: במערך המחקר, חתך לעומת אורך, ובאופן המדידה של חוסר הביטחון, קוגניטיבי, רגשי או משולב (</w:t>
-      </w:r>
-      <w:r>
-        <w:rPr>
-          <w:rFonts w:ascii="Times New Roman" w:cs="Times New Roman" w:eastAsia="Times New Roman" w:hAnsi="Times New Roman"/>
-          <w:sz w:val="24"/>
-          <w:szCs w:val="24"/>
-        </w:rPr>
-        <w:t xml:space="preserve">‎Låstad et al., 2025‎</w:t>
+        <w:t xml:space="preserve">מטרת המאמר היא לבחון, לראשונה במערך אורך, האם עיצוב תפקיד מבוסס צרכים (</w:t>
+      </w:r>
+      <w:r>
+        <w:rPr>
+          <w:rFonts w:ascii="Times New Roman" w:cs="Times New Roman" w:eastAsia="Times New Roman" w:hAnsi="Times New Roman"/>
+          <w:sz w:val="24"/>
+          <w:szCs w:val="24"/>
+        </w:rPr>
+        <w:t xml:space="preserve">‎Needs-based Job Crafting‎</w:t>
+      </w:r>
+      <w:r>
+        <w:rPr>
+          <w:rFonts w:ascii="David" w:cs="David" w:eastAsia="David" w:hAnsi="David"/>
+          <w:sz w:val="24"/>
+          <w:szCs w:val="24"/>
+          <w:rtl/>
+        </w:rPr>
+        <w:t xml:space="preserve">) מחזק את שלושת רכיבי תחושת הקוהרנטיות בעבודה לאורך זמן, והאם הקשר פועל גם בכיוון ההפוך, כך שתחושת קוהרנטיות גבוהה מעודדת עיצוב תפקיד נוסף. המחברים מבחינים בין שני סוגים של עיצוב תפקיד, זה שמכוון לצרכי התקרבות וזה שמכוון לצרכי הימנעות, ומשערים ששניהם יתרמו לתחושת הקוהרנטיות, אך שתרומת ההתקרבות תהיה ישירה יותר (</w:t>
+      </w:r>
+      <w:r>
+        <w:rPr>
+          <w:rFonts w:ascii="Times New Roman" w:cs="Times New Roman" w:eastAsia="Times New Roman" w:hAnsi="Times New Roman"/>
+          <w:sz w:val="24"/>
+          <w:szCs w:val="24"/>
+        </w:rPr>
+        <w:t xml:space="preserve">‎Cetkovská et al., 2026‎</w:t>
       </w:r>
       <w:r>
         <w:rPr>
@@ -1993,7 +1967,7 @@
           <w:szCs w:val="28"/>
           <w:rtl/>
         </w:rPr>
-        <w:t xml:space="preserve">2.1 הרקע התיאורטי</w:t>
+        <w:t xml:space="preserve">2.1 הרקע התיאורטי: סלוטוגנזה ותחושת קוהרנטיות בעבודה</w:t>
       </w:r>
     </w:p>
     <w:p>
@@ -2009,66 +1983,32 @@
           <w:szCs w:val="24"/>
           <w:rtl/>
         </w:rPr>
-        <w:t xml:space="preserve">המאמר מגדיר חוסר ביטחון תעסוקתי, בעקבות הספרות בתחום, כאיום נתפס על ההמשכיות ועל היציבות של התעסוקה הנוכחית (</w:t>
-      </w:r>
-      <w:r>
-        <w:rPr>
-          <w:rFonts w:ascii="Times New Roman" w:cs="Times New Roman" w:eastAsia="Times New Roman" w:hAnsi="Times New Roman"/>
-          <w:sz w:val="24"/>
-          <w:szCs w:val="24"/>
-        </w:rPr>
-        <w:t xml:space="preserve">‎Shoss, 2017‎</w:t>
-      </w:r>
-      <w:r>
-        <w:rPr>
-          <w:rFonts w:ascii="David" w:cs="David" w:eastAsia="David" w:hAnsi="David"/>
-          <w:sz w:val="24"/>
-          <w:szCs w:val="24"/>
-          <w:rtl/>
-        </w:rPr>
-        <w:t xml:space="preserve">). ההגדרה מבחינה בין ממד קוגניטיבי, שהוא ההערכה עד כמה האיום סביר, לבין ממד רגשי, שהוא הדאגה שהאיום מעורר (</w:t>
-      </w:r>
-      <w:r>
-        <w:rPr>
-          <w:rFonts w:ascii="Times New Roman" w:cs="Times New Roman" w:eastAsia="Times New Roman" w:hAnsi="Times New Roman"/>
-          <w:sz w:val="24"/>
-          <w:szCs w:val="24"/>
-        </w:rPr>
-        <w:t xml:space="preserve">‎Jiang &amp; Lavaysse, 2018‎</w:t>
-      </w:r>
-      <w:r>
-        <w:rPr>
-          <w:rFonts w:ascii="David" w:cs="David" w:eastAsia="David" w:hAnsi="David"/>
-          <w:sz w:val="24"/>
-          <w:szCs w:val="24"/>
-          <w:rtl/>
-        </w:rPr>
-        <w:t xml:space="preserve">). המסגרת התיאורטית העיקרית היא תיאוריית שימור המשאבים, שלפיה אנשים שואפים לרכוש ולשמר משאבים, ואיום על משאב מרכזי כמו המשרה מוביל למתח ולנטייה להגן על מה שנותר במקום להשקיע ברכישת משאבים חדשים (</w:t>
-      </w:r>
-      <w:r>
-        <w:rPr>
-          <w:rFonts w:ascii="Times New Roman" w:cs="Times New Roman" w:eastAsia="Times New Roman" w:hAnsi="Times New Roman"/>
-          <w:sz w:val="24"/>
-          <w:szCs w:val="24"/>
-        </w:rPr>
-        <w:t xml:space="preserve">‎Hobfoll, 1989‎</w:t>
-      </w:r>
-      <w:r>
-        <w:rPr>
-          <w:rFonts w:ascii="David" w:cs="David" w:eastAsia="David" w:hAnsi="David"/>
-          <w:sz w:val="24"/>
-          <w:szCs w:val="24"/>
-          <w:rtl/>
-        </w:rPr>
-        <w:t xml:space="preserve">). מכאן נגזרת הציפייה שחוסר ביטחון יקטין השקעה בפיתוח הקריירה (</w:t>
-      </w:r>
-      <w:r>
-        <w:rPr>
-          <w:rFonts w:ascii="Times New Roman" w:cs="Times New Roman" w:eastAsia="Times New Roman" w:hAnsi="Times New Roman"/>
-          <w:sz w:val="24"/>
-          <w:szCs w:val="24"/>
-        </w:rPr>
-        <w:t xml:space="preserve">‎Låstad et al., 2025‎</w:t>
+        <w:t xml:space="preserve">הגישה הסלוטוגנית, שהציע אנטונובסקי, הופכת את שאלת המחקר המקובלת: במקום לשאול מדוע אנשים חולים, היא שואלת כיצד אנשים שומרים על בריאותם למרות גורמי דחק. במרכז הגישה עומדת תחושת הקוהרנטיות, אוריינטציה כללית לחיים המוגדרת לפי המידה שבה האדם תופס את חייו כמובנים, כניתנים לניהול וכמשמעותיים (</w:t>
+      </w:r>
+      <w:r>
+        <w:rPr>
+          <w:rFonts w:ascii="Times New Roman" w:cs="Times New Roman" w:eastAsia="Times New Roman" w:hAnsi="Times New Roman"/>
+          <w:sz w:val="24"/>
+          <w:szCs w:val="24"/>
+        </w:rPr>
+        <w:t xml:space="preserve">‎Antonovsky, 1987‎</w:t>
+      </w:r>
+      <w:r>
+        <w:rPr>
+          <w:rFonts w:ascii="David" w:cs="David" w:eastAsia="David" w:hAnsi="David"/>
+          <w:sz w:val="24"/>
+          <w:szCs w:val="24"/>
+          <w:rtl/>
+        </w:rPr>
+        <w:t xml:space="preserve">). על בסיס זה פותח המושג תחושת קוהרנטיות בעבודה, המתייחס למצב העבודה הנוכחי בלבד ומורכב משלושה רכיבים. הרכיב הקוגניטיבי, מובנות, הוא המידה שבה מצב העבודה נתפס כמובנה, עקבי וברור. הרכיב ההתנהגותי, ניהוליות, הוא המידה שבה העובד תופס שיש לו משאבים מספיקים להתמודד עם הדרישות. הרכיב המוטיבציוני, משמעותיות, הוא המידה שבה מצב העבודה נתפס כראוי למחויבות ולמעורבות. בניגוד לתחושת הקוהרנטיות הכללית, המתייצבת בבגרות הצעירה, תחושת הקוהרנטיות בעבודה דינמית ומעוצבת ללא הרף על ידי תנאי העבודה (</w:t>
+      </w:r>
+      <w:r>
+        <w:rPr>
+          <w:rFonts w:ascii="Times New Roman" w:cs="Times New Roman" w:eastAsia="Times New Roman" w:hAnsi="Times New Roman"/>
+          <w:sz w:val="24"/>
+          <w:szCs w:val="24"/>
+        </w:rPr>
+        <w:t xml:space="preserve">‎Cetkovská et al., 2026‎</w:t>
       </w:r>
       <w:r>
         <w:rPr>
@@ -2093,41 +2033,7 @@
           <w:szCs w:val="24"/>
           <w:rtl/>
         </w:rPr>
-        <w:t xml:space="preserve">לצד זאת, המאמר מציג את הטיעון הנגדי. לפי המסגרת של שוס (</w:t>
-      </w:r>
-      <w:r>
-        <w:rPr>
-          <w:rFonts w:ascii="Times New Roman" w:cs="Times New Roman" w:eastAsia="Times New Roman" w:hAnsi="Times New Roman"/>
-          <w:sz w:val="24"/>
-          <w:szCs w:val="24"/>
-        </w:rPr>
-        <w:t xml:space="preserve">‎Shoss, 2017‎</w:t>
-      </w:r>
-      <w:r>
-        <w:rPr>
-          <w:rFonts w:ascii="David" w:cs="David" w:eastAsia="David" w:hAnsi="David"/>
-          <w:sz w:val="24"/>
-          <w:szCs w:val="24"/>
-          <w:rtl/>
-        </w:rPr>
-        <w:t xml:space="preserve">), חוסר ביטחון יכול להפעיל גם התמודדות פרואקטיבית: חיפוש עבודה, למידה ובניית רשת קשרים. המטא-אנליזה נועדה להכריע, על בסיס כלל הראיות, איזו מבין שתי התגובות שכיחה יותר בפועל (</w:t>
-      </w:r>
-      <w:r>
-        <w:rPr>
-          <w:rFonts w:ascii="Times New Roman" w:cs="Times New Roman" w:eastAsia="Times New Roman" w:hAnsi="Times New Roman"/>
-          <w:sz w:val="24"/>
-          <w:szCs w:val="24"/>
-        </w:rPr>
-        <w:t xml:space="preserve">‎Låstad et al., 2025‎</w:t>
-      </w:r>
-      <w:r>
-        <w:rPr>
-          <w:rFonts w:ascii="David" w:cs="David" w:eastAsia="David" w:hAnsi="David"/>
-          <w:sz w:val="24"/>
-          <w:szCs w:val="24"/>
-          <w:rtl/>
-        </w:rPr>
-        <w:t xml:space="preserve">).</w:t>
+        <w:t xml:space="preserve">הקשר לנושא העבודה ברור: חוסר ודאות תעסוקתי הוא, במונחים סלוטוגניים, פגיעה במובנות, כשהעתיד אינו צפוי, בניהוליות, כשהמשאבים נראים בלתי מספיקים, ובמשמעותיות, כשקשה להתחייב למה שעלול להיעלם. השאלה כיצד בונים תחושת קוהרנטיות בעבודה היא לכן השאלה כיצד מתמודדים עם חוסר ודאות מבפנים.</w:t>
       </w:r>
     </w:p>
     <w:p>
@@ -2147,7 +2053,7 @@
           <w:szCs w:val="28"/>
           <w:rtl/>
         </w:rPr>
-        <w:t xml:space="preserve">2.2 שאלות המחקר והתוצאות שנבחנו</w:t>
+        <w:t xml:space="preserve">2.2 עיצוב תפקיד מבוסס צרכים</w:t>
       </w:r>
     </w:p>
     <w:p>
@@ -2163,24 +2069,437 @@
           <w:szCs w:val="24"/>
           <w:rtl/>
         </w:rPr>
-        <w:t xml:space="preserve">המאמר בוחן שמונה תוצאות קריירה, המחולקות לשלוש קבוצות. הקבוצה הראשונה היא עמדות כלפי הקריירה: שביעות רצון מהקריירה, הזדמנויות קריירה נתפסות ויכולת תעסוקה נתפסת. הקבוצה השנייה היא התנהגויות: פיתוח מיומנויות פרואקטיבי, חיפוש עבודה והסתרת ידע מעמיתים. הקבוצה השלישית היא כוונות: כוונת עזיבה של הארגון וכוונת עזיבה של המקצוע. לכל תוצאה שוער כיוון הקשר, ולאחר מכן נבחן האם מערך המחקר ואופן המדידה משנים את עוצמתו (</w:t>
-      </w:r>
-      <w:r>
-        <w:rPr>
-          <w:rFonts w:ascii="Times New Roman" w:cs="Times New Roman" w:eastAsia="Times New Roman" w:hAnsi="Times New Roman"/>
-          <w:sz w:val="24"/>
-          <w:szCs w:val="24"/>
-        </w:rPr>
-        <w:t xml:space="preserve">‎Låstad et al., 2025‎</w:t>
-      </w:r>
-      <w:r>
-        <w:rPr>
-          <w:rFonts w:ascii="David" w:cs="David" w:eastAsia="David" w:hAnsi="David"/>
-          <w:sz w:val="24"/>
-          <w:szCs w:val="24"/>
-          <w:rtl/>
-        </w:rPr>
-        <w:t xml:space="preserve">). טבלה 1 מסכמת את התוצאות ואת כיוון הקשר שנמצא.</w:t>
+        <w:t xml:space="preserve">עיצוב תפקיד (</w:t>
+      </w:r>
+      <w:r>
+        <w:rPr>
+          <w:rFonts w:ascii="Times New Roman" w:cs="Times New Roman" w:eastAsia="Times New Roman" w:hAnsi="Times New Roman"/>
+          <w:sz w:val="24"/>
+          <w:szCs w:val="24"/>
+        </w:rPr>
+        <w:t xml:space="preserve">‎Job Crafting‎</w:t>
+      </w:r>
+      <w:r>
+        <w:rPr>
+          <w:rFonts w:ascii="David" w:cs="David" w:eastAsia="David" w:hAnsi="David"/>
+          <w:sz w:val="24"/>
+          <w:szCs w:val="24"/>
+          <w:rtl/>
+        </w:rPr>
+        <w:t xml:space="preserve">) הוגדר לראשונה כמאמצים יזומים של עובדים להתאים היבטים של תפקידם לצרכיהם, לכישוריהם ולהעדפותיהם, גישה שהעבירה את העובד ממקבל פסיבי של תנאי עבודה לשחקן פעיל בעיצובם (</w:t>
+      </w:r>
+      <w:r>
+        <w:rPr>
+          <w:rFonts w:ascii="Times New Roman" w:cs="Times New Roman" w:eastAsia="Times New Roman" w:hAnsi="Times New Roman"/>
+          <w:sz w:val="24"/>
+          <w:szCs w:val="24"/>
+        </w:rPr>
+        <w:t xml:space="preserve">‎Wrzesniewski &amp; Dutton, 2001‎</w:t>
+      </w:r>
+      <w:r>
+        <w:rPr>
+          <w:rFonts w:ascii="David" w:cs="David" w:eastAsia="David" w:hAnsi="David"/>
+          <w:sz w:val="24"/>
+          <w:szCs w:val="24"/>
+          <w:rtl/>
+        </w:rPr>
+        <w:t xml:space="preserve">). המאמר משתמש בגרסה ייחודית של המושג, עיצוב תפקיד מבוסס צרכים, המתמקדת במאמצים יזומים לספק שישה צרכים פסיכולוגיים בעבודה, המכונים צרכי </w:t>
+      </w:r>
+      <w:r>
+        <w:rPr>
+          <w:rFonts w:ascii="Times New Roman" w:cs="Times New Roman" w:eastAsia="Times New Roman" w:hAnsi="Times New Roman"/>
+          <w:sz w:val="24"/>
+          <w:szCs w:val="24"/>
+        </w:rPr>
+        <w:t xml:space="preserve">‎DRAMMA‎</w:t>
+      </w:r>
+      <w:r>
+        <w:rPr>
+          <w:rFonts w:ascii="David" w:cs="David" w:eastAsia="David" w:hAnsi="David"/>
+          <w:sz w:val="24"/>
+          <w:szCs w:val="24"/>
+          <w:rtl/>
+        </w:rPr>
+        <w:t xml:space="preserve">: ניתוק (</w:t>
+      </w:r>
+      <w:r>
+        <w:rPr>
+          <w:rFonts w:ascii="Times New Roman" w:cs="Times New Roman" w:eastAsia="Times New Roman" w:hAnsi="Times New Roman"/>
+          <w:sz w:val="24"/>
+          <w:szCs w:val="24"/>
+        </w:rPr>
+        <w:t xml:space="preserve">‎Detachment‎</w:t>
+      </w:r>
+      <w:r>
+        <w:rPr>
+          <w:rFonts w:ascii="David" w:cs="David" w:eastAsia="David" w:hAnsi="David"/>
+          <w:sz w:val="24"/>
+          <w:szCs w:val="24"/>
+          <w:rtl/>
+        </w:rPr>
+        <w:t xml:space="preserve">), הרפיה (</w:t>
+      </w:r>
+      <w:r>
+        <w:rPr>
+          <w:rFonts w:ascii="Times New Roman" w:cs="Times New Roman" w:eastAsia="Times New Roman" w:hAnsi="Times New Roman"/>
+          <w:sz w:val="24"/>
+          <w:szCs w:val="24"/>
+        </w:rPr>
+        <w:t xml:space="preserve">‎Relaxation‎</w:t>
+      </w:r>
+      <w:r>
+        <w:rPr>
+          <w:rFonts w:ascii="David" w:cs="David" w:eastAsia="David" w:hAnsi="David"/>
+          <w:sz w:val="24"/>
+          <w:szCs w:val="24"/>
+          <w:rtl/>
+        </w:rPr>
+        <w:t xml:space="preserve">), אוטונומיה (</w:t>
+      </w:r>
+      <w:r>
+        <w:rPr>
+          <w:rFonts w:ascii="Times New Roman" w:cs="Times New Roman" w:eastAsia="Times New Roman" w:hAnsi="Times New Roman"/>
+          <w:sz w:val="24"/>
+          <w:szCs w:val="24"/>
+        </w:rPr>
+        <w:t xml:space="preserve">‎Autonomy‎</w:t>
+      </w:r>
+      <w:r>
+        <w:rPr>
+          <w:rFonts w:ascii="David" w:cs="David" w:eastAsia="David" w:hAnsi="David"/>
+          <w:sz w:val="24"/>
+          <w:szCs w:val="24"/>
+          <w:rtl/>
+        </w:rPr>
+        <w:t xml:space="preserve">), מיומנות (</w:t>
+      </w:r>
+      <w:r>
+        <w:rPr>
+          <w:rFonts w:ascii="Times New Roman" w:cs="Times New Roman" w:eastAsia="Times New Roman" w:hAnsi="Times New Roman"/>
+          <w:sz w:val="24"/>
+          <w:szCs w:val="24"/>
+        </w:rPr>
+        <w:t xml:space="preserve">‎Mastery‎</w:t>
+      </w:r>
+      <w:r>
+        <w:rPr>
+          <w:rFonts w:ascii="David" w:cs="David" w:eastAsia="David" w:hAnsi="David"/>
+          <w:sz w:val="24"/>
+          <w:szCs w:val="24"/>
+          <w:rtl/>
+        </w:rPr>
+        <w:t xml:space="preserve">), משמעות (</w:t>
+      </w:r>
+      <w:r>
+        <w:rPr>
+          <w:rFonts w:ascii="Times New Roman" w:cs="Times New Roman" w:eastAsia="Times New Roman" w:hAnsi="Times New Roman"/>
+          <w:sz w:val="24"/>
+          <w:szCs w:val="24"/>
+        </w:rPr>
+        <w:t xml:space="preserve">‎Meaning‎</w:t>
+      </w:r>
+      <w:r>
+        <w:rPr>
+          <w:rFonts w:ascii="David" w:cs="David" w:eastAsia="David" w:hAnsi="David"/>
+          <w:sz w:val="24"/>
+          <w:szCs w:val="24"/>
+          <w:rtl/>
+        </w:rPr>
+        <w:t xml:space="preserve">) ושייכות (</w:t>
+      </w:r>
+      <w:r>
+        <w:rPr>
+          <w:rFonts w:ascii="Times New Roman" w:cs="Times New Roman" w:eastAsia="Times New Roman" w:hAnsi="Times New Roman"/>
+          <w:sz w:val="24"/>
+          <w:szCs w:val="24"/>
+        </w:rPr>
+        <w:t xml:space="preserve">‎Affiliation‎</w:t>
+      </w:r>
+      <w:r>
+        <w:rPr>
+          <w:rFonts w:ascii="David" w:cs="David" w:eastAsia="David" w:hAnsi="David"/>
+          <w:sz w:val="24"/>
+          <w:szCs w:val="24"/>
+          <w:rtl/>
+        </w:rPr>
+        <w:t xml:space="preserve">). שני הצרכים הראשונים הם צרכי הימנעות, שמטרתם להפחית מאמץ ולהשיב אנרגיה, וארבעת האחרונים הם צרכי התקרבות, שמטרתם לייצר מצבים חיוביים, צמיחה ומשאבים חדשים (</w:t>
+      </w:r>
+      <w:r>
+        <w:rPr>
+          <w:rFonts w:ascii="Times New Roman" w:cs="Times New Roman" w:eastAsia="Times New Roman" w:hAnsi="Times New Roman"/>
+          <w:sz w:val="24"/>
+          <w:szCs w:val="24"/>
+        </w:rPr>
+        <w:t xml:space="preserve">‎Cetkovská et al., 2026‎</w:t>
+      </w:r>
+      <w:r>
+        <w:rPr>
+          <w:rFonts w:ascii="David" w:cs="David" w:eastAsia="David" w:hAnsi="David"/>
+          <w:sz w:val="24"/>
+          <w:szCs w:val="24"/>
+          <w:rtl/>
+        </w:rPr>
+        <w:t xml:space="preserve">). דוגמאות לפריטי המדידה: "ארגנתי את עבודתי כך שאתרחק ממשימות עבודה בזמן הפנוי", "תכננתי את עבודתי כך שאחווה שליטה", ו"ארגנתי את עבודתי כך שאשיג תחושת תכלית במה שאני עושה".</w:t>
+      </w:r>
+    </w:p>
+    <w:p>
+      <w:pPr>
+        <w:pStyle w:val="Heading2"/>
+        <w:bidi/>
+        <w:spacing w:after="120" w:before="240" w:line="480"/>
+        <w:jc w:val="right"/>
+      </w:pPr>
+      <w:r>
+        <w:rPr>
+          <w:rFonts w:ascii="David" w:cs="David" w:eastAsia="David" w:hAnsi="David"/>
+          <w:b/>
+          <w:bCs/>
+          <w:color w:val="0E6E73"/>
+          <w:sz w:val="28"/>
+          <w:szCs w:val="28"/>
+          <w:rtl/>
+        </w:rPr>
+        <w:t xml:space="preserve">2.3 ההשערות: ספירלת רווח</w:t>
+      </w:r>
+    </w:p>
+    <w:p>
+      <w:pPr>
+        <w:bidi/>
+        <w:spacing w:after="120" w:before="0" w:line="480"/>
+        <w:jc w:val="both"/>
+      </w:pPr>
+      <w:r>
+        <w:rPr>
+          <w:rFonts w:ascii="David" w:cs="David" w:eastAsia="David" w:hAnsi="David"/>
+          <w:sz w:val="24"/>
+          <w:szCs w:val="24"/>
+          <w:rtl/>
+        </w:rPr>
+        <w:t xml:space="preserve">המאמר נשען על תיאוריית שימור המשאבים, שלפיה מי שמחזיק במשאבים נוטה לפתח ולגייס משאבים נוספים (</w:t>
+      </w:r>
+      <w:r>
+        <w:rPr>
+          <w:rFonts w:ascii="Times New Roman" w:cs="Times New Roman" w:eastAsia="Times New Roman" w:hAnsi="Times New Roman"/>
+          <w:sz w:val="24"/>
+          <w:szCs w:val="24"/>
+        </w:rPr>
+        <w:t xml:space="preserve">‎Hobfoll, 1989‎</w:t>
+      </w:r>
+      <w:r>
+        <w:rPr>
+          <w:rFonts w:ascii="David" w:cs="David" w:eastAsia="David" w:hAnsi="David"/>
+          <w:sz w:val="24"/>
+          <w:szCs w:val="24"/>
+          <w:rtl/>
+        </w:rPr>
+        <w:t xml:space="preserve">), ועל מודל הדרישות והמשאבים בעבודה, המתאר "ספירלות רווח" שבהן עובדים מוטיבציוניים מעצבים את תפקידם, מגדילים את משאביהם ומגבירים עוד את המוטיבציה שלהם. מכאן שתי השערות. ההשערה הראשונה היא שעיצוב תפקיד מבוסס צרכים מנבא באופן חיובי את שלושת רכיבי תחושת הקוהרנטיות בעבודה חצי שנה מאוחר יותר. ההשערה השנייה היא שתחושת קוהרנטיות בעבודה מנבאת באופן חיובי עיצוב תפקיד עתידי. יחד הן מתארות קשר הדדי, שבו שני המשתנים מחזקים זה את זה לאורך זמן (</w:t>
+      </w:r>
+      <w:r>
+        <w:rPr>
+          <w:rFonts w:ascii="Times New Roman" w:cs="Times New Roman" w:eastAsia="Times New Roman" w:hAnsi="Times New Roman"/>
+          <w:sz w:val="24"/>
+          <w:szCs w:val="24"/>
+        </w:rPr>
+        <w:t xml:space="preserve">‎Cetkovská et al., 2026‎</w:t>
+      </w:r>
+      <w:r>
+        <w:rPr>
+          <w:rFonts w:ascii="David" w:cs="David" w:eastAsia="David" w:hAnsi="David"/>
+          <w:sz w:val="24"/>
+          <w:szCs w:val="24"/>
+          <w:rtl/>
+        </w:rPr>
+        <w:t xml:space="preserve">).</w:t>
+      </w:r>
+    </w:p>
+    <w:p>
+      <w:pPr>
+        <w:pStyle w:val="Heading2"/>
+        <w:bidi/>
+        <w:spacing w:after="120" w:before="240" w:line="480"/>
+        <w:jc w:val="right"/>
+      </w:pPr>
+      <w:r>
+        <w:rPr>
+          <w:rFonts w:ascii="David" w:cs="David" w:eastAsia="David" w:hAnsi="David"/>
+          <w:b/>
+          <w:bCs/>
+          <w:color w:val="0E6E73"/>
+          <w:sz w:val="28"/>
+          <w:szCs w:val="28"/>
+          <w:rtl/>
+        </w:rPr>
+        <w:t xml:space="preserve">2.4 השיטה בקצרה</w:t>
+      </w:r>
+    </w:p>
+    <w:p>
+      <w:pPr>
+        <w:bidi/>
+        <w:spacing w:after="120" w:before="0" w:line="480"/>
+        <w:jc w:val="both"/>
+      </w:pPr>
+      <w:r>
+        <w:rPr>
+          <w:rFonts w:ascii="David" w:cs="David" w:eastAsia="David" w:hAnsi="David"/>
+          <w:sz w:val="24"/>
+          <w:szCs w:val="24"/>
+          <w:rtl/>
+        </w:rPr>
+        <w:t xml:space="preserve">המחקר הוא מחקר פאנל בשני גלים בהפרש של שישה חודשים, במסגרת פרויקט </w:t>
+      </w:r>
+      <w:r>
+        <w:rPr>
+          <w:rFonts w:ascii="Times New Roman" w:cs="Times New Roman" w:eastAsia="Times New Roman" w:hAnsi="Times New Roman"/>
+          <w:sz w:val="24"/>
+          <w:szCs w:val="24"/>
+        </w:rPr>
+        <w:t xml:space="preserve">‎Craft4Health‎</w:t>
+      </w:r>
+      <w:r>
+        <w:rPr>
+          <w:rFonts w:ascii="David" w:cs="David" w:eastAsia="David" w:hAnsi="David"/>
+          <w:sz w:val="24"/>
+          <w:szCs w:val="24"/>
+          <w:rtl/>
+        </w:rPr>
+        <w:t xml:space="preserve">. הגל הראשון נאסף בדצמבר 2021 עד ינואר 2022 והשני ביוני עד יולי 2022, באמצעות שאלון מקוון ופאנל מדגם מכסות של האוכלוסייה העובדת בגרמניה (80% מהמדגם) ובאזור דובר הגרמנית בשווייץ (20%). תנאי ההכללה היו העסקה של יותר מ-20 שעות שבועיות, שליטה בגרמנית וגיל 18 עד 65. מתוך 977 משיבים בגל הראשון הוסרו 53 בשל מענה רשלני, כך שהמדגם המלא מנה 924 משתתפים, ו-740 מהם השלימו גם את הגל השני, שיעור השתתפות של 80%. במדגם 56% גברים, הגיל הממוצע 48.9 שנים, ממוצע שעות העבודה השבועיות 38.1, ו-35% בעלי תואר אקדמי (</w:t>
+      </w:r>
+      <w:r>
+        <w:rPr>
+          <w:rFonts w:ascii="Times New Roman" w:cs="Times New Roman" w:eastAsia="Times New Roman" w:hAnsi="Times New Roman"/>
+          <w:sz w:val="24"/>
+          <w:szCs w:val="24"/>
+        </w:rPr>
+        <w:t xml:space="preserve">‎Cetkovská et al., 2026‎</w:t>
+      </w:r>
+      <w:r>
+        <w:rPr>
+          <w:rFonts w:ascii="David" w:cs="David" w:eastAsia="David" w:hAnsi="David"/>
+          <w:sz w:val="24"/>
+          <w:szCs w:val="24"/>
+          <w:rtl/>
+        </w:rPr>
+        <w:t xml:space="preserve">).</w:t>
+      </w:r>
+    </w:p>
+    <w:p>
+      <w:pPr>
+        <w:bidi/>
+        <w:spacing w:after="120" w:before="0" w:line="480"/>
+        <w:jc w:val="both"/>
+      </w:pPr>
+      <w:r>
+        <w:rPr>
+          <w:rFonts w:ascii="David" w:cs="David" w:eastAsia="David" w:hAnsi="David"/>
+          <w:sz w:val="24"/>
+          <w:szCs w:val="24"/>
+          <w:rtl/>
+        </w:rPr>
+        <w:t xml:space="preserve">תחושת קוהרנטיות בעבודה נמדדה בסולם של תשעה פריטים, שלושה לכל רכיב, בשיטת דיפרנציאל סמנטי בן שבע דרגות עם זוגות תארים מנוגדים, כגון צפוי לעומת בלתי צפוי. עיצוב תפקיד מבוסס צרכים נמדד בסולם של 18 פריטים, שלושה לכל אחד משישה הצרכים, בסולם של חמש דרגות מ"אף פעם" עד "לעיתים קרובות מאוד", ביחס לשבועיים האחרונים. הניתוח נערך במודל פאנל צולב (</w:t>
+      </w:r>
+      <w:r>
+        <w:rPr>
+          <w:rFonts w:ascii="Times New Roman" w:cs="Times New Roman" w:eastAsia="Times New Roman" w:hAnsi="Times New Roman"/>
+          <w:sz w:val="24"/>
+          <w:szCs w:val="24"/>
+        </w:rPr>
+        <w:t xml:space="preserve">‎Cross-Lagged Panel Model‎</w:t>
+      </w:r>
+      <w:r>
+        <w:rPr>
+          <w:rFonts w:ascii="David" w:cs="David" w:eastAsia="David" w:hAnsi="David"/>
+          <w:sz w:val="24"/>
+          <w:szCs w:val="24"/>
+          <w:rtl/>
+        </w:rPr>
+        <w:t xml:space="preserve">) בתוכנת </w:t>
+      </w:r>
+      <w:r>
+        <w:rPr>
+          <w:rFonts w:ascii="Times New Roman" w:cs="Times New Roman" w:eastAsia="Times New Roman" w:hAnsi="Times New Roman"/>
+          <w:sz w:val="24"/>
+          <w:szCs w:val="24"/>
+        </w:rPr>
+        <w:t xml:space="preserve">‎R‎</w:t>
+      </w:r>
+      <w:r>
+        <w:rPr>
+          <w:rFonts w:ascii="David" w:cs="David" w:eastAsia="David" w:hAnsi="David"/>
+          <w:sz w:val="24"/>
+          <w:szCs w:val="24"/>
+          <w:rtl/>
+        </w:rPr>
+        <w:t xml:space="preserve">, לאחר ניתוח גורמים מאשש ובדיקת אי-שונות מדידה בין שני הגלים (</w:t>
+      </w:r>
+      <w:r>
+        <w:rPr>
+          <w:rFonts w:ascii="Times New Roman" w:cs="Times New Roman" w:eastAsia="Times New Roman" w:hAnsi="Times New Roman"/>
+          <w:sz w:val="24"/>
+          <w:szCs w:val="24"/>
+        </w:rPr>
+        <w:t xml:space="preserve">‎Cetkovská et al., 2026‎</w:t>
+      </w:r>
+      <w:r>
+        <w:rPr>
+          <w:rFonts w:ascii="David" w:cs="David" w:eastAsia="David" w:hAnsi="David"/>
+          <w:sz w:val="24"/>
+          <w:szCs w:val="24"/>
+          <w:rtl/>
+        </w:rPr>
+        <w:t xml:space="preserve">).</w:t>
+      </w:r>
+    </w:p>
+    <w:p>
+      <w:pPr>
+        <w:pStyle w:val="Heading2"/>
+        <w:bidi/>
+        <w:spacing w:after="120" w:before="240" w:line="480"/>
+        <w:jc w:val="right"/>
+      </w:pPr>
+      <w:r>
+        <w:rPr>
+          <w:rFonts w:ascii="David" w:cs="David" w:eastAsia="David" w:hAnsi="David"/>
+          <w:b/>
+          <w:bCs/>
+          <w:color w:val="0E6E73"/>
+          <w:sz w:val="28"/>
+          <w:szCs w:val="28"/>
+          <w:rtl/>
+        </w:rPr>
+        <w:t xml:space="preserve">2.5 הממצאים המרכזיים</w:t>
+      </w:r>
+    </w:p>
+    <w:p>
+      <w:pPr>
+        <w:bidi/>
+        <w:spacing w:after="120" w:before="0" w:line="480"/>
+        <w:jc w:val="both"/>
+      </w:pPr>
+      <w:r>
+        <w:rPr>
+          <w:rFonts w:ascii="David" w:cs="David" w:eastAsia="David" w:hAnsi="David"/>
+          <w:sz w:val="24"/>
+          <w:szCs w:val="24"/>
+          <w:rtl/>
+        </w:rPr>
+        <w:t xml:space="preserve">הממצא הראשון הוא שהמודל ההדדי, שבו עיצוב התפקיד ותחושת הקוהרנטיות מנבאים זה את זה, השיג את ההתאמה הטובה ביותר לנתונים, מה שתומך בפרשנות של ספירלת רווח. הממצא השני הוא שעיצוב תפקיד לצרכי התקרבות ניבא באופן חיובי את שלושת הרכיבים חצי שנה מאוחר יותר: מובנות, ניהוליות ומשמעותיות. הממצא השלישי הוא שעיצוב תפקיד לצרכי הימנעות, ניתוק והרפיה, לא ניבא אף אחד מהרכיבים. הממצא הרביעי נוגע לכיוון ההפוך: ניהוליות ומשמעותיות ניבאו עיצוב תפקיד עתידי לצרכי התקרבות, כשלניהוליות המקדם החזק ביותר במודל, ואילו מובנות הראתה מקדם שלילי, שהמחברים מייחסים לאפקט דיכוי סטטיסטי ולא להשפעה שלילית אמיתית. אף רכיב לא ניבא עיצוב תפקיד לצרכי הימנעות (</w:t>
+      </w:r>
+      <w:r>
+        <w:rPr>
+          <w:rFonts w:ascii="Times New Roman" w:cs="Times New Roman" w:eastAsia="Times New Roman" w:hAnsi="Times New Roman"/>
+          <w:sz w:val="24"/>
+          <w:szCs w:val="24"/>
+        </w:rPr>
+        <w:t xml:space="preserve">‎Cetkovská et al., 2026‎</w:t>
+      </w:r>
+      <w:r>
+        <w:rPr>
+          <w:rFonts w:ascii="David" w:cs="David" w:eastAsia="David" w:hAnsi="David"/>
+          <w:sz w:val="24"/>
+          <w:szCs w:val="24"/>
+          <w:rtl/>
+        </w:rPr>
+        <w:t xml:space="preserve">). טבלה 1 מציגה את המקדמים.</w:t>
       </w:r>
     </w:p>
     <w:p>
@@ -2198,7 +2517,7 @@
           <w:szCs w:val="22"/>
           <w:rtl/>
         </w:rPr>
-        <w:t xml:space="preserve">טבלה 1: התוצאות שנבחנו במטא-אנליזה וכיוון הקשר עם חוסר ביטחון תעסוקתי</w:t>
+        <w:t xml:space="preserve">טבלה 1: מקדמי הניבוי המתוקננים במודל הפאנל הצולב</w:t>
       </w:r>
     </w:p>
     <w:tbl>
@@ -2215,9 +2534,9 @@
         </w:tblBorders>
       </w:tblPr>
       <w:tblGrid>
+        <w:gridCol w:w="3600"/>
+        <w:gridCol w:w="3000"/>
         <w:gridCol w:w="2400"/>
-        <w:gridCol w:w="3400"/>
-        <w:gridCol w:w="3200"/>
       </w:tblGrid>
       <w:tr>
         <w:trPr>
@@ -2225,7 +2544,7 @@
         </w:trPr>
         <w:tc>
           <w:tcPr>
-            <w:tcW w:type="dxa" w:w="2400"/>
+            <w:tcW w:type="dxa" w:w="3600"/>
             <w:tcBorders>
               <w:top w:val="single" w:color="A6A6A6" w:sz="6"/>
               <w:left w:val="single" w:color="A6A6A6" w:sz="6"/>
@@ -2257,13 +2576,13 @@
                 <w:szCs w:val="22"/>
                 <w:rtl/>
               </w:rPr>
-              <w:t xml:space="preserve">קבוצה</w:t>
-            </w:r>
-          </w:p>
-        </w:tc>
-        <w:tc>
-          <w:tcPr>
-            <w:tcW w:type="dxa" w:w="3400"/>
+              <w:t xml:space="preserve">נתיב (גל 1 מנבא גל 2)</w:t>
+            </w:r>
+          </w:p>
+        </w:tc>
+        <w:tc>
+          <w:tcPr>
+            <w:tcW w:type="dxa" w:w="3000"/>
             <w:tcBorders>
               <w:top w:val="single" w:color="A6A6A6" w:sz="6"/>
               <w:left w:val="single" w:color="A6A6A6" w:sz="6"/>
@@ -2295,13 +2614,13 @@
                 <w:szCs w:val="22"/>
                 <w:rtl/>
               </w:rPr>
-              <w:t xml:space="preserve">תוצאה</w:t>
-            </w:r>
-          </w:p>
-        </w:tc>
-        <w:tc>
-          <w:tcPr>
-            <w:tcW w:type="dxa" w:w="3200"/>
+              <w:t xml:space="preserve">מקדם מתוקנן (β)</w:t>
+            </w:r>
+          </w:p>
+        </w:tc>
+        <w:tc>
+          <w:tcPr>
+            <w:tcW w:type="dxa" w:w="2400"/>
             <w:tcBorders>
               <w:top w:val="single" w:color="A6A6A6" w:sz="6"/>
               <w:left w:val="single" w:color="A6A6A6" w:sz="6"/>
@@ -2333,7 +2652,7 @@
                 <w:szCs w:val="22"/>
                 <w:rtl/>
               </w:rPr>
-              <w:t xml:space="preserve">כיוון הקשר שנמצא</w:t>
+              <w:t xml:space="preserve">מובהקות</w:t>
             </w:r>
           </w:p>
         </w:tc>
@@ -2341,6 +2660,74 @@
       <w:tr>
         <w:tc>
           <w:tcPr>
+            <w:tcW w:type="dxa" w:w="3600"/>
+            <w:tcBorders>
+              <w:top w:val="single" w:color="A6A6A6" w:sz="6"/>
+              <w:left w:val="single" w:color="A6A6A6" w:sz="6"/>
+              <w:bottom w:val="single" w:color="A6A6A6" w:sz="6"/>
+              <w:right w:val="single" w:color="A6A6A6" w:sz="6"/>
+            </w:tcBorders>
+            <w:tcMar>
+              <w:top w:type="dxa" w:w="80"/>
+              <w:left w:type="dxa" w:w="100"/>
+              <w:bottom w:type="dxa" w:w="80"/>
+              <w:right w:type="dxa" w:w="100"/>
+            </w:tcMar>
+            <w:vAlign w:val="center"/>
+          </w:tcPr>
+          <w:p>
+            <w:pPr>
+              <w:bidi/>
+              <w:spacing w:after="40" w:line="276"/>
+              <w:jc w:val="right"/>
+            </w:pPr>
+            <w:r>
+              <w:rPr>
+                <w:rFonts w:ascii="David" w:cs="David" w:eastAsia="David" w:hAnsi="David"/>
+                <w:sz w:val="22"/>
+                <w:szCs w:val="22"/>
+                <w:rtl/>
+              </w:rPr>
+              <w:t xml:space="preserve">עיצוב לצרכי התקרבות ← מובנות</w:t>
+            </w:r>
+          </w:p>
+        </w:tc>
+        <w:tc>
+          <w:tcPr>
+            <w:tcW w:type="dxa" w:w="3000"/>
+            <w:tcBorders>
+              <w:top w:val="single" w:color="A6A6A6" w:sz="6"/>
+              <w:left w:val="single" w:color="A6A6A6" w:sz="6"/>
+              <w:bottom w:val="single" w:color="A6A6A6" w:sz="6"/>
+              <w:right w:val="single" w:color="A6A6A6" w:sz="6"/>
+            </w:tcBorders>
+            <w:tcMar>
+              <w:top w:type="dxa" w:w="80"/>
+              <w:left w:type="dxa" w:w="100"/>
+              <w:bottom w:type="dxa" w:w="80"/>
+              <w:right w:type="dxa" w:w="100"/>
+            </w:tcMar>
+            <w:vAlign w:val="center"/>
+          </w:tcPr>
+          <w:p>
+            <w:pPr>
+              <w:bidi/>
+              <w:spacing w:after="40" w:line="276"/>
+              <w:jc w:val="right"/>
+            </w:pPr>
+            <w:r>
+              <w:rPr>
+                <w:rFonts w:ascii="David" w:cs="David" w:eastAsia="David" w:hAnsi="David"/>
+                <w:sz w:val="22"/>
+                <w:szCs w:val="22"/>
+                <w:rtl/>
+              </w:rPr>
+              <w:t xml:space="preserve">0.142</w:t>
+            </w:r>
+          </w:p>
+        </w:tc>
+        <w:tc>
+          <w:tcPr>
             <w:tcW w:type="dxa" w:w="2400"/>
             <w:tcBorders>
               <w:top w:val="single" w:color="A6A6A6" w:sz="6"/>
@@ -2364,80 +2751,11 @@
             </w:pPr>
             <w:r>
               <w:rPr>
-                <w:rFonts w:ascii="David" w:cs="David" w:eastAsia="David" w:hAnsi="David"/>
-                <w:sz w:val="22"/>
-                <w:szCs w:val="22"/>
-                <w:rtl/>
-              </w:rPr>
-              <w:t xml:space="preserve">עמדות כלפי הקריירה</w:t>
-            </w:r>
-          </w:p>
-        </w:tc>
-        <w:tc>
-          <w:tcPr>
-            <w:tcW w:type="dxa" w:w="3400"/>
-            <w:tcBorders>
-              <w:top w:val="single" w:color="A6A6A6" w:sz="6"/>
-              <w:left w:val="single" w:color="A6A6A6" w:sz="6"/>
-              <w:bottom w:val="single" w:color="A6A6A6" w:sz="6"/>
-              <w:right w:val="single" w:color="A6A6A6" w:sz="6"/>
-            </w:tcBorders>
-            <w:tcMar>
-              <w:top w:type="dxa" w:w="80"/>
-              <w:left w:type="dxa" w:w="100"/>
-              <w:bottom w:type="dxa" w:w="80"/>
-              <w:right w:type="dxa" w:w="100"/>
-            </w:tcMar>
-            <w:vAlign w:val="center"/>
-          </w:tcPr>
-          <w:p>
-            <w:pPr>
-              <w:bidi/>
-              <w:spacing w:after="40" w:line="276"/>
-              <w:jc w:val="right"/>
-            </w:pPr>
-            <w:r>
-              <w:rPr>
-                <w:rFonts w:ascii="David" w:cs="David" w:eastAsia="David" w:hAnsi="David"/>
-                <w:sz w:val="22"/>
-                <w:szCs w:val="22"/>
-                <w:rtl/>
-              </w:rPr>
-              <w:t xml:space="preserve">שביעות רצון מהקריירה</w:t>
-            </w:r>
-          </w:p>
-        </w:tc>
-        <w:tc>
-          <w:tcPr>
-            <w:tcW w:type="dxa" w:w="3200"/>
-            <w:tcBorders>
-              <w:top w:val="single" w:color="A6A6A6" w:sz="6"/>
-              <w:left w:val="single" w:color="A6A6A6" w:sz="6"/>
-              <w:bottom w:val="single" w:color="A6A6A6" w:sz="6"/>
-              <w:right w:val="single" w:color="A6A6A6" w:sz="6"/>
-            </w:tcBorders>
-            <w:tcMar>
-              <w:top w:type="dxa" w:w="80"/>
-              <w:left w:type="dxa" w:w="100"/>
-              <w:bottom w:type="dxa" w:w="80"/>
-              <w:right w:type="dxa" w:w="100"/>
-            </w:tcMar>
-            <w:vAlign w:val="center"/>
-          </w:tcPr>
-          <w:p>
-            <w:pPr>
-              <w:bidi/>
-              <w:spacing w:after="40" w:line="276"/>
-              <w:jc w:val="right"/>
-            </w:pPr>
-            <w:r>
-              <w:rPr>
-                <w:rFonts w:ascii="David" w:cs="David" w:eastAsia="David" w:hAnsi="David"/>
-                <w:sz w:val="22"/>
-                <w:szCs w:val="22"/>
-                <w:rtl/>
-              </w:rPr>
-              <w:t xml:space="preserve">שלילי: ככל שחוסר הביטחון גבוה, שביעות הרצון נמוכה</w:t>
+                <w:rFonts w:ascii="Times New Roman" w:cs="Times New Roman" w:eastAsia="Times New Roman" w:hAnsi="Times New Roman"/>
+                <w:sz w:val="22"/>
+                <w:szCs w:val="22"/>
+              </w:rPr>
+              <w:t xml:space="preserve">‎p = 0.002‎</w:t>
             </w:r>
           </w:p>
         </w:tc>
@@ -2445,6 +2763,76 @@
       <w:tr>
         <w:tc>
           <w:tcPr>
+            <w:tcW w:type="dxa" w:w="3600"/>
+            <w:tcBorders>
+              <w:top w:val="single" w:color="A6A6A6" w:sz="6"/>
+              <w:left w:val="single" w:color="A6A6A6" w:sz="6"/>
+              <w:bottom w:val="single" w:color="A6A6A6" w:sz="6"/>
+              <w:right w:val="single" w:color="A6A6A6" w:sz="6"/>
+            </w:tcBorders>
+            <w:shd w:fill="F5F7FA" w:color="auto" w:val="clear"/>
+            <w:tcMar>
+              <w:top w:type="dxa" w:w="80"/>
+              <w:left w:type="dxa" w:w="100"/>
+              <w:bottom w:type="dxa" w:w="80"/>
+              <w:right w:type="dxa" w:w="100"/>
+            </w:tcMar>
+            <w:vAlign w:val="center"/>
+          </w:tcPr>
+          <w:p>
+            <w:pPr>
+              <w:bidi/>
+              <w:spacing w:after="40" w:line="276"/>
+              <w:jc w:val="right"/>
+            </w:pPr>
+            <w:r>
+              <w:rPr>
+                <w:rFonts w:ascii="David" w:cs="David" w:eastAsia="David" w:hAnsi="David"/>
+                <w:sz w:val="22"/>
+                <w:szCs w:val="22"/>
+                <w:rtl/>
+              </w:rPr>
+              <w:t xml:space="preserve">עיצוב לצרכי התקרבות ← ניהוליות</w:t>
+            </w:r>
+          </w:p>
+        </w:tc>
+        <w:tc>
+          <w:tcPr>
+            <w:tcW w:type="dxa" w:w="3000"/>
+            <w:tcBorders>
+              <w:top w:val="single" w:color="A6A6A6" w:sz="6"/>
+              <w:left w:val="single" w:color="A6A6A6" w:sz="6"/>
+              <w:bottom w:val="single" w:color="A6A6A6" w:sz="6"/>
+              <w:right w:val="single" w:color="A6A6A6" w:sz="6"/>
+            </w:tcBorders>
+            <w:shd w:fill="F5F7FA" w:color="auto" w:val="clear"/>
+            <w:tcMar>
+              <w:top w:type="dxa" w:w="80"/>
+              <w:left w:type="dxa" w:w="100"/>
+              <w:bottom w:type="dxa" w:w="80"/>
+              <w:right w:type="dxa" w:w="100"/>
+            </w:tcMar>
+            <w:vAlign w:val="center"/>
+          </w:tcPr>
+          <w:p>
+            <w:pPr>
+              <w:bidi/>
+              <w:spacing w:after="40" w:line="276"/>
+              <w:jc w:val="right"/>
+            </w:pPr>
+            <w:r>
+              <w:rPr>
+                <w:rFonts w:ascii="David" w:cs="David" w:eastAsia="David" w:hAnsi="David"/>
+                <w:sz w:val="22"/>
+                <w:szCs w:val="22"/>
+                <w:rtl/>
+              </w:rPr>
+              <w:t xml:space="preserve">0.137</w:t>
+            </w:r>
+          </w:p>
+        </w:tc>
+        <w:tc>
+          <w:tcPr>
             <w:tcW w:type="dxa" w:w="2400"/>
             <w:tcBorders>
               <w:top w:val="single" w:color="A6A6A6" w:sz="6"/>
@@ -2467,75 +2855,13 @@
               <w:spacing w:after="40" w:line="276"/>
               <w:jc w:val="right"/>
             </w:pPr>
-          </w:p>
-        </w:tc>
-        <w:tc>
-          <w:tcPr>
-            <w:tcW w:type="dxa" w:w="3400"/>
-            <w:tcBorders>
-              <w:top w:val="single" w:color="A6A6A6" w:sz="6"/>
-              <w:left w:val="single" w:color="A6A6A6" w:sz="6"/>
-              <w:bottom w:val="single" w:color="A6A6A6" w:sz="6"/>
-              <w:right w:val="single" w:color="A6A6A6" w:sz="6"/>
-            </w:tcBorders>
-            <w:shd w:fill="F5F7FA" w:color="auto" w:val="clear"/>
-            <w:tcMar>
-              <w:top w:type="dxa" w:w="80"/>
-              <w:left w:type="dxa" w:w="100"/>
-              <w:bottom w:type="dxa" w:w="80"/>
-              <w:right w:type="dxa" w:w="100"/>
-            </w:tcMar>
-            <w:vAlign w:val="center"/>
-          </w:tcPr>
-          <w:p>
-            <w:pPr>
-              <w:bidi/>
-              <w:spacing w:after="40" w:line="276"/>
-              <w:jc w:val="right"/>
-            </w:pPr>
-            <w:r>
-              <w:rPr>
-                <w:rFonts w:ascii="David" w:cs="David" w:eastAsia="David" w:hAnsi="David"/>
-                <w:sz w:val="22"/>
-                <w:szCs w:val="22"/>
-                <w:rtl/>
-              </w:rPr>
-              <w:t xml:space="preserve">הזדמנויות קריירה נתפסות</w:t>
-            </w:r>
-          </w:p>
-        </w:tc>
-        <w:tc>
-          <w:tcPr>
-            <w:tcW w:type="dxa" w:w="3200"/>
-            <w:tcBorders>
-              <w:top w:val="single" w:color="A6A6A6" w:sz="6"/>
-              <w:left w:val="single" w:color="A6A6A6" w:sz="6"/>
-              <w:bottom w:val="single" w:color="A6A6A6" w:sz="6"/>
-              <w:right w:val="single" w:color="A6A6A6" w:sz="6"/>
-            </w:tcBorders>
-            <w:shd w:fill="F5F7FA" w:color="auto" w:val="clear"/>
-            <w:tcMar>
-              <w:top w:type="dxa" w:w="80"/>
-              <w:left w:type="dxa" w:w="100"/>
-              <w:bottom w:type="dxa" w:w="80"/>
-              <w:right w:type="dxa" w:w="100"/>
-            </w:tcMar>
-            <w:vAlign w:val="center"/>
-          </w:tcPr>
-          <w:p>
-            <w:pPr>
-              <w:bidi/>
-              <w:spacing w:after="40" w:line="276"/>
-              <w:jc w:val="right"/>
-            </w:pPr>
-            <w:r>
-              <w:rPr>
-                <w:rFonts w:ascii="David" w:cs="David" w:eastAsia="David" w:hAnsi="David"/>
-                <w:sz w:val="22"/>
-                <w:szCs w:val="22"/>
-                <w:rtl/>
-              </w:rPr>
-              <w:t xml:space="preserve">שלילי</w:t>
+            <w:r>
+              <w:rPr>
+                <w:rFonts w:ascii="Times New Roman" w:cs="Times New Roman" w:eastAsia="Times New Roman" w:hAnsi="Times New Roman"/>
+                <w:sz w:val="22"/>
+                <w:szCs w:val="22"/>
+              </w:rPr>
+              <w:t xml:space="preserve">‎p = 0.003‎</w:t>
             </w:r>
           </w:p>
         </w:tc>
@@ -2543,6 +2869,74 @@
       <w:tr>
         <w:tc>
           <w:tcPr>
+            <w:tcW w:type="dxa" w:w="3600"/>
+            <w:tcBorders>
+              <w:top w:val="single" w:color="A6A6A6" w:sz="6"/>
+              <w:left w:val="single" w:color="A6A6A6" w:sz="6"/>
+              <w:bottom w:val="single" w:color="A6A6A6" w:sz="6"/>
+              <w:right w:val="single" w:color="A6A6A6" w:sz="6"/>
+            </w:tcBorders>
+            <w:tcMar>
+              <w:top w:type="dxa" w:w="80"/>
+              <w:left w:type="dxa" w:w="100"/>
+              <w:bottom w:type="dxa" w:w="80"/>
+              <w:right w:type="dxa" w:w="100"/>
+            </w:tcMar>
+            <w:vAlign w:val="center"/>
+          </w:tcPr>
+          <w:p>
+            <w:pPr>
+              <w:bidi/>
+              <w:spacing w:after="40" w:line="276"/>
+              <w:jc w:val="right"/>
+            </w:pPr>
+            <w:r>
+              <w:rPr>
+                <w:rFonts w:ascii="David" w:cs="David" w:eastAsia="David" w:hAnsi="David"/>
+                <w:sz w:val="22"/>
+                <w:szCs w:val="22"/>
+                <w:rtl/>
+              </w:rPr>
+              <w:t xml:space="preserve">עיצוב לצרכי התקרבות ← משמעותיות</w:t>
+            </w:r>
+          </w:p>
+        </w:tc>
+        <w:tc>
+          <w:tcPr>
+            <w:tcW w:type="dxa" w:w="3000"/>
+            <w:tcBorders>
+              <w:top w:val="single" w:color="A6A6A6" w:sz="6"/>
+              <w:left w:val="single" w:color="A6A6A6" w:sz="6"/>
+              <w:bottom w:val="single" w:color="A6A6A6" w:sz="6"/>
+              <w:right w:val="single" w:color="A6A6A6" w:sz="6"/>
+            </w:tcBorders>
+            <w:tcMar>
+              <w:top w:type="dxa" w:w="80"/>
+              <w:left w:type="dxa" w:w="100"/>
+              <w:bottom w:type="dxa" w:w="80"/>
+              <w:right w:type="dxa" w:w="100"/>
+            </w:tcMar>
+            <w:vAlign w:val="center"/>
+          </w:tcPr>
+          <w:p>
+            <w:pPr>
+              <w:bidi/>
+              <w:spacing w:after="40" w:line="276"/>
+              <w:jc w:val="right"/>
+            </w:pPr>
+            <w:r>
+              <w:rPr>
+                <w:rFonts w:ascii="David" w:cs="David" w:eastAsia="David" w:hAnsi="David"/>
+                <w:sz w:val="22"/>
+                <w:szCs w:val="22"/>
+                <w:rtl/>
+              </w:rPr>
+              <w:t xml:space="preserve">0.166</w:t>
+            </w:r>
+          </w:p>
+        </w:tc>
+        <w:tc>
+          <w:tcPr>
             <w:tcW w:type="dxa" w:w="2400"/>
             <w:tcBorders>
               <w:top w:val="single" w:color="A6A6A6" w:sz="6"/>
@@ -2564,73 +2958,13 @@
               <w:spacing w:after="40" w:line="276"/>
               <w:jc w:val="right"/>
             </w:pPr>
-          </w:p>
-        </w:tc>
-        <w:tc>
-          <w:tcPr>
-            <w:tcW w:type="dxa" w:w="3400"/>
-            <w:tcBorders>
-              <w:top w:val="single" w:color="A6A6A6" w:sz="6"/>
-              <w:left w:val="single" w:color="A6A6A6" w:sz="6"/>
-              <w:bottom w:val="single" w:color="A6A6A6" w:sz="6"/>
-              <w:right w:val="single" w:color="A6A6A6" w:sz="6"/>
-            </w:tcBorders>
-            <w:tcMar>
-              <w:top w:type="dxa" w:w="80"/>
-              <w:left w:type="dxa" w:w="100"/>
-              <w:bottom w:type="dxa" w:w="80"/>
-              <w:right w:type="dxa" w:w="100"/>
-            </w:tcMar>
-            <w:vAlign w:val="center"/>
-          </w:tcPr>
-          <w:p>
-            <w:pPr>
-              <w:bidi/>
-              <w:spacing w:after="40" w:line="276"/>
-              <w:jc w:val="right"/>
-            </w:pPr>
-            <w:r>
-              <w:rPr>
-                <w:rFonts w:ascii="David" w:cs="David" w:eastAsia="David" w:hAnsi="David"/>
-                <w:sz w:val="22"/>
-                <w:szCs w:val="22"/>
-                <w:rtl/>
-              </w:rPr>
-              <w:t xml:space="preserve">יכולת תעסוקה נתפסת</w:t>
-            </w:r>
-          </w:p>
-        </w:tc>
-        <w:tc>
-          <w:tcPr>
-            <w:tcW w:type="dxa" w:w="3200"/>
-            <w:tcBorders>
-              <w:top w:val="single" w:color="A6A6A6" w:sz="6"/>
-              <w:left w:val="single" w:color="A6A6A6" w:sz="6"/>
-              <w:bottom w:val="single" w:color="A6A6A6" w:sz="6"/>
-              <w:right w:val="single" w:color="A6A6A6" w:sz="6"/>
-            </w:tcBorders>
-            <w:tcMar>
-              <w:top w:type="dxa" w:w="80"/>
-              <w:left w:type="dxa" w:w="100"/>
-              <w:bottom w:type="dxa" w:w="80"/>
-              <w:right w:type="dxa" w:w="100"/>
-            </w:tcMar>
-            <w:vAlign w:val="center"/>
-          </w:tcPr>
-          <w:p>
-            <w:pPr>
-              <w:bidi/>
-              <w:spacing w:after="40" w:line="276"/>
-              <w:jc w:val="right"/>
-            </w:pPr>
-            <w:r>
-              <w:rPr>
-                <w:rFonts w:ascii="David" w:cs="David" w:eastAsia="David" w:hAnsi="David"/>
-                <w:sz w:val="22"/>
-                <w:szCs w:val="22"/>
-                <w:rtl/>
-              </w:rPr>
-              <w:t xml:space="preserve">שלילי</w:t>
+            <w:r>
+              <w:rPr>
+                <w:rFonts w:ascii="Times New Roman" w:cs="Times New Roman" w:eastAsia="Times New Roman" w:hAnsi="Times New Roman"/>
+                <w:sz w:val="22"/>
+                <w:szCs w:val="22"/>
+              </w:rPr>
+              <w:t xml:space="preserve">‎p &lt; 0.001‎</w:t>
             </w:r>
           </w:p>
         </w:tc>
@@ -2638,6 +2972,76 @@
       <w:tr>
         <w:tc>
           <w:tcPr>
+            <w:tcW w:type="dxa" w:w="3600"/>
+            <w:tcBorders>
+              <w:top w:val="single" w:color="A6A6A6" w:sz="6"/>
+              <w:left w:val="single" w:color="A6A6A6" w:sz="6"/>
+              <w:bottom w:val="single" w:color="A6A6A6" w:sz="6"/>
+              <w:right w:val="single" w:color="A6A6A6" w:sz="6"/>
+            </w:tcBorders>
+            <w:shd w:fill="F5F7FA" w:color="auto" w:val="clear"/>
+            <w:tcMar>
+              <w:top w:type="dxa" w:w="80"/>
+              <w:left w:type="dxa" w:w="100"/>
+              <w:bottom w:type="dxa" w:w="80"/>
+              <w:right w:type="dxa" w:w="100"/>
+            </w:tcMar>
+            <w:vAlign w:val="center"/>
+          </w:tcPr>
+          <w:p>
+            <w:pPr>
+              <w:bidi/>
+              <w:spacing w:after="40" w:line="276"/>
+              <w:jc w:val="right"/>
+            </w:pPr>
+            <w:r>
+              <w:rPr>
+                <w:rFonts w:ascii="David" w:cs="David" w:eastAsia="David" w:hAnsi="David"/>
+                <w:sz w:val="22"/>
+                <w:szCs w:val="22"/>
+                <w:rtl/>
+              </w:rPr>
+              <w:t xml:space="preserve">עיצוב לצרכי הימנעות ← שלושת הרכיבים</w:t>
+            </w:r>
+          </w:p>
+        </w:tc>
+        <w:tc>
+          <w:tcPr>
+            <w:tcW w:type="dxa" w:w="3000"/>
+            <w:tcBorders>
+              <w:top w:val="single" w:color="A6A6A6" w:sz="6"/>
+              <w:left w:val="single" w:color="A6A6A6" w:sz="6"/>
+              <w:bottom w:val="single" w:color="A6A6A6" w:sz="6"/>
+              <w:right w:val="single" w:color="A6A6A6" w:sz="6"/>
+            </w:tcBorders>
+            <w:shd w:fill="F5F7FA" w:color="auto" w:val="clear"/>
+            <w:tcMar>
+              <w:top w:type="dxa" w:w="80"/>
+              <w:left w:type="dxa" w:w="100"/>
+              <w:bottom w:type="dxa" w:w="80"/>
+              <w:right w:type="dxa" w:w="100"/>
+            </w:tcMar>
+            <w:vAlign w:val="center"/>
+          </w:tcPr>
+          <w:p>
+            <w:pPr>
+              <w:bidi/>
+              <w:spacing w:after="40" w:line="276"/>
+              <w:jc w:val="right"/>
+            </w:pPr>
+            <w:r>
+              <w:rPr>
+                <w:rFonts w:ascii="David" w:cs="David" w:eastAsia="David" w:hAnsi="David"/>
+                <w:sz w:val="22"/>
+                <w:szCs w:val="22"/>
+                <w:rtl/>
+              </w:rPr>
+              <w:t xml:space="preserve">0.027 עד 0.090</w:t>
+            </w:r>
+          </w:p>
+        </w:tc>
+        <w:tc>
+          <w:tcPr>
             <w:tcW w:type="dxa" w:w="2400"/>
             <w:tcBorders>
               <w:top w:val="single" w:color="A6A6A6" w:sz="6"/>
@@ -2667,77 +3071,7 @@
                 <w:szCs w:val="22"/>
                 <w:rtl/>
               </w:rPr>
-              <w:t xml:space="preserve">התנהגויות</w:t>
-            </w:r>
-          </w:p>
-        </w:tc>
-        <w:tc>
-          <w:tcPr>
-            <w:tcW w:type="dxa" w:w="3400"/>
-            <w:tcBorders>
-              <w:top w:val="single" w:color="A6A6A6" w:sz="6"/>
-              <w:left w:val="single" w:color="A6A6A6" w:sz="6"/>
-              <w:bottom w:val="single" w:color="A6A6A6" w:sz="6"/>
-              <w:right w:val="single" w:color="A6A6A6" w:sz="6"/>
-            </w:tcBorders>
-            <w:shd w:fill="F5F7FA" w:color="auto" w:val="clear"/>
-            <w:tcMar>
-              <w:top w:type="dxa" w:w="80"/>
-              <w:left w:type="dxa" w:w="100"/>
-              <w:bottom w:type="dxa" w:w="80"/>
-              <w:right w:type="dxa" w:w="100"/>
-            </w:tcMar>
-            <w:vAlign w:val="center"/>
-          </w:tcPr>
-          <w:p>
-            <w:pPr>
-              <w:bidi/>
-              <w:spacing w:after="40" w:line="276"/>
-              <w:jc w:val="right"/>
-            </w:pPr>
-            <w:r>
-              <w:rPr>
-                <w:rFonts w:ascii="David" w:cs="David" w:eastAsia="David" w:hAnsi="David"/>
-                <w:sz w:val="22"/>
-                <w:szCs w:val="22"/>
-                <w:rtl/>
-              </w:rPr>
-              <w:t xml:space="preserve">פיתוח מיומנויות פרואקטיבי</w:t>
-            </w:r>
-          </w:p>
-        </w:tc>
-        <w:tc>
-          <w:tcPr>
-            <w:tcW w:type="dxa" w:w="3200"/>
-            <w:tcBorders>
-              <w:top w:val="single" w:color="A6A6A6" w:sz="6"/>
-              <w:left w:val="single" w:color="A6A6A6" w:sz="6"/>
-              <w:bottom w:val="single" w:color="A6A6A6" w:sz="6"/>
-              <w:right w:val="single" w:color="A6A6A6" w:sz="6"/>
-            </w:tcBorders>
-            <w:shd w:fill="F5F7FA" w:color="auto" w:val="clear"/>
-            <w:tcMar>
-              <w:top w:type="dxa" w:w="80"/>
-              <w:left w:type="dxa" w:w="100"/>
-              <w:bottom w:type="dxa" w:w="80"/>
-              <w:right w:type="dxa" w:w="100"/>
-            </w:tcMar>
-            <w:vAlign w:val="center"/>
-          </w:tcPr>
-          <w:p>
-            <w:pPr>
-              <w:bidi/>
-              <w:spacing w:after="40" w:line="276"/>
-              <w:jc w:val="right"/>
-            </w:pPr>
-            <w:r>
-              <w:rPr>
-                <w:rFonts w:ascii="David" w:cs="David" w:eastAsia="David" w:hAnsi="David"/>
-                <w:sz w:val="22"/>
-                <w:szCs w:val="22"/>
-                <w:rtl/>
-              </w:rPr>
-              <w:t xml:space="preserve">שלילי</w:t>
+              <w:t xml:space="preserve">לא מובהק</w:t>
             </w:r>
           </w:p>
         </w:tc>
@@ -2745,6 +3079,74 @@
       <w:tr>
         <w:tc>
           <w:tcPr>
+            <w:tcW w:type="dxa" w:w="3600"/>
+            <w:tcBorders>
+              <w:top w:val="single" w:color="A6A6A6" w:sz="6"/>
+              <w:left w:val="single" w:color="A6A6A6" w:sz="6"/>
+              <w:bottom w:val="single" w:color="A6A6A6" w:sz="6"/>
+              <w:right w:val="single" w:color="A6A6A6" w:sz="6"/>
+            </w:tcBorders>
+            <w:tcMar>
+              <w:top w:type="dxa" w:w="80"/>
+              <w:left w:type="dxa" w:w="100"/>
+              <w:bottom w:type="dxa" w:w="80"/>
+              <w:right w:type="dxa" w:w="100"/>
+            </w:tcMar>
+            <w:vAlign w:val="center"/>
+          </w:tcPr>
+          <w:p>
+            <w:pPr>
+              <w:bidi/>
+              <w:spacing w:after="40" w:line="276"/>
+              <w:jc w:val="right"/>
+            </w:pPr>
+            <w:r>
+              <w:rPr>
+                <w:rFonts w:ascii="David" w:cs="David" w:eastAsia="David" w:hAnsi="David"/>
+                <w:sz w:val="22"/>
+                <w:szCs w:val="22"/>
+                <w:rtl/>
+              </w:rPr>
+              <w:t xml:space="preserve">ניהוליות ← עיצוב לצרכי התקרבות</w:t>
+            </w:r>
+          </w:p>
+        </w:tc>
+        <w:tc>
+          <w:tcPr>
+            <w:tcW w:type="dxa" w:w="3000"/>
+            <w:tcBorders>
+              <w:top w:val="single" w:color="A6A6A6" w:sz="6"/>
+              <w:left w:val="single" w:color="A6A6A6" w:sz="6"/>
+              <w:bottom w:val="single" w:color="A6A6A6" w:sz="6"/>
+              <w:right w:val="single" w:color="A6A6A6" w:sz="6"/>
+            </w:tcBorders>
+            <w:tcMar>
+              <w:top w:type="dxa" w:w="80"/>
+              <w:left w:type="dxa" w:w="100"/>
+              <w:bottom w:type="dxa" w:w="80"/>
+              <w:right w:type="dxa" w:w="100"/>
+            </w:tcMar>
+            <w:vAlign w:val="center"/>
+          </w:tcPr>
+          <w:p>
+            <w:pPr>
+              <w:bidi/>
+              <w:spacing w:after="40" w:line="276"/>
+              <w:jc w:val="right"/>
+            </w:pPr>
+            <w:r>
+              <w:rPr>
+                <w:rFonts w:ascii="David" w:cs="David" w:eastAsia="David" w:hAnsi="David"/>
+                <w:sz w:val="22"/>
+                <w:szCs w:val="22"/>
+                <w:rtl/>
+              </w:rPr>
+              <w:t xml:space="preserve">0.431</w:t>
+            </w:r>
+          </w:p>
+        </w:tc>
+        <w:tc>
+          <w:tcPr>
             <w:tcW w:type="dxa" w:w="2400"/>
             <w:tcBorders>
               <w:top w:val="single" w:color="A6A6A6" w:sz="6"/>
@@ -2766,73 +3168,13 @@
               <w:spacing w:after="40" w:line="276"/>
               <w:jc w:val="right"/>
             </w:pPr>
-          </w:p>
-        </w:tc>
-        <w:tc>
-          <w:tcPr>
-            <w:tcW w:type="dxa" w:w="3400"/>
-            <w:tcBorders>
-              <w:top w:val="single" w:color="A6A6A6" w:sz="6"/>
-              <w:left w:val="single" w:color="A6A6A6" w:sz="6"/>
-              <w:bottom w:val="single" w:color="A6A6A6" w:sz="6"/>
-              <w:right w:val="single" w:color="A6A6A6" w:sz="6"/>
-            </w:tcBorders>
-            <w:tcMar>
-              <w:top w:type="dxa" w:w="80"/>
-              <w:left w:type="dxa" w:w="100"/>
-              <w:bottom w:type="dxa" w:w="80"/>
-              <w:right w:type="dxa" w:w="100"/>
-            </w:tcMar>
-            <w:vAlign w:val="center"/>
-          </w:tcPr>
-          <w:p>
-            <w:pPr>
-              <w:bidi/>
-              <w:spacing w:after="40" w:line="276"/>
-              <w:jc w:val="right"/>
-            </w:pPr>
-            <w:r>
-              <w:rPr>
-                <w:rFonts w:ascii="David" w:cs="David" w:eastAsia="David" w:hAnsi="David"/>
-                <w:sz w:val="22"/>
-                <w:szCs w:val="22"/>
-                <w:rtl/>
-              </w:rPr>
-              <w:t xml:space="preserve">חיפוש עבודה</w:t>
-            </w:r>
-          </w:p>
-        </w:tc>
-        <w:tc>
-          <w:tcPr>
-            <w:tcW w:type="dxa" w:w="3200"/>
-            <w:tcBorders>
-              <w:top w:val="single" w:color="A6A6A6" w:sz="6"/>
-              <w:left w:val="single" w:color="A6A6A6" w:sz="6"/>
-              <w:bottom w:val="single" w:color="A6A6A6" w:sz="6"/>
-              <w:right w:val="single" w:color="A6A6A6" w:sz="6"/>
-            </w:tcBorders>
-            <w:tcMar>
-              <w:top w:type="dxa" w:w="80"/>
-              <w:left w:type="dxa" w:w="100"/>
-              <w:bottom w:type="dxa" w:w="80"/>
-              <w:right w:type="dxa" w:w="100"/>
-            </w:tcMar>
-            <w:vAlign w:val="center"/>
-          </w:tcPr>
-          <w:p>
-            <w:pPr>
-              <w:bidi/>
-              <w:spacing w:after="40" w:line="276"/>
-              <w:jc w:val="right"/>
-            </w:pPr>
-            <w:r>
-              <w:rPr>
-                <w:rFonts w:ascii="David" w:cs="David" w:eastAsia="David" w:hAnsi="David"/>
-                <w:sz w:val="22"/>
-                <w:szCs w:val="22"/>
-                <w:rtl/>
-              </w:rPr>
-              <w:t xml:space="preserve">חיובי: ככל שחוסר הביטחון גבוה, חיפוש העבודה גובר</w:t>
+            <w:r>
+              <w:rPr>
+                <w:rFonts w:ascii="Times New Roman" w:cs="Times New Roman" w:eastAsia="Times New Roman" w:hAnsi="Times New Roman"/>
+                <w:sz w:val="22"/>
+                <w:szCs w:val="22"/>
+              </w:rPr>
+              <w:t xml:space="preserve">‎p &lt; 0.001‎</w:t>
             </w:r>
           </w:p>
         </w:tc>
@@ -2840,6 +3182,76 @@
       <w:tr>
         <w:tc>
           <w:tcPr>
+            <w:tcW w:type="dxa" w:w="3600"/>
+            <w:tcBorders>
+              <w:top w:val="single" w:color="A6A6A6" w:sz="6"/>
+              <w:left w:val="single" w:color="A6A6A6" w:sz="6"/>
+              <w:bottom w:val="single" w:color="A6A6A6" w:sz="6"/>
+              <w:right w:val="single" w:color="A6A6A6" w:sz="6"/>
+            </w:tcBorders>
+            <w:shd w:fill="F5F7FA" w:color="auto" w:val="clear"/>
+            <w:tcMar>
+              <w:top w:type="dxa" w:w="80"/>
+              <w:left w:type="dxa" w:w="100"/>
+              <w:bottom w:type="dxa" w:w="80"/>
+              <w:right w:type="dxa" w:w="100"/>
+            </w:tcMar>
+            <w:vAlign w:val="center"/>
+          </w:tcPr>
+          <w:p>
+            <w:pPr>
+              <w:bidi/>
+              <w:spacing w:after="40" w:line="276"/>
+              <w:jc w:val="right"/>
+            </w:pPr>
+            <w:r>
+              <w:rPr>
+                <w:rFonts w:ascii="David" w:cs="David" w:eastAsia="David" w:hAnsi="David"/>
+                <w:sz w:val="22"/>
+                <w:szCs w:val="22"/>
+                <w:rtl/>
+              </w:rPr>
+              <w:t xml:space="preserve">משמעותיות ← עיצוב לצרכי התקרבות</w:t>
+            </w:r>
+          </w:p>
+        </w:tc>
+        <w:tc>
+          <w:tcPr>
+            <w:tcW w:type="dxa" w:w="3000"/>
+            <w:tcBorders>
+              <w:top w:val="single" w:color="A6A6A6" w:sz="6"/>
+              <w:left w:val="single" w:color="A6A6A6" w:sz="6"/>
+              <w:bottom w:val="single" w:color="A6A6A6" w:sz="6"/>
+              <w:right w:val="single" w:color="A6A6A6" w:sz="6"/>
+            </w:tcBorders>
+            <w:shd w:fill="F5F7FA" w:color="auto" w:val="clear"/>
+            <w:tcMar>
+              <w:top w:type="dxa" w:w="80"/>
+              <w:left w:type="dxa" w:w="100"/>
+              <w:bottom w:type="dxa" w:w="80"/>
+              <w:right w:type="dxa" w:w="100"/>
+            </w:tcMar>
+            <w:vAlign w:val="center"/>
+          </w:tcPr>
+          <w:p>
+            <w:pPr>
+              <w:bidi/>
+              <w:spacing w:after="40" w:line="276"/>
+              <w:jc w:val="right"/>
+            </w:pPr>
+            <w:r>
+              <w:rPr>
+                <w:rFonts w:ascii="David" w:cs="David" w:eastAsia="David" w:hAnsi="David"/>
+                <w:sz w:val="22"/>
+                <w:szCs w:val="22"/>
+                <w:rtl/>
+              </w:rPr>
+              <w:t xml:space="preserve">0.095</w:t>
+            </w:r>
+          </w:p>
+        </w:tc>
+        <w:tc>
+          <w:tcPr>
             <w:tcW w:type="dxa" w:w="2400"/>
             <w:tcBorders>
               <w:top w:val="single" w:color="A6A6A6" w:sz="6"/>
@@ -2862,75 +3274,13 @@
               <w:spacing w:after="40" w:line="276"/>
               <w:jc w:val="right"/>
             </w:pPr>
-          </w:p>
-        </w:tc>
-        <w:tc>
-          <w:tcPr>
-            <w:tcW w:type="dxa" w:w="3400"/>
-            <w:tcBorders>
-              <w:top w:val="single" w:color="A6A6A6" w:sz="6"/>
-              <w:left w:val="single" w:color="A6A6A6" w:sz="6"/>
-              <w:bottom w:val="single" w:color="A6A6A6" w:sz="6"/>
-              <w:right w:val="single" w:color="A6A6A6" w:sz="6"/>
-            </w:tcBorders>
-            <w:shd w:fill="F5F7FA" w:color="auto" w:val="clear"/>
-            <w:tcMar>
-              <w:top w:type="dxa" w:w="80"/>
-              <w:left w:type="dxa" w:w="100"/>
-              <w:bottom w:type="dxa" w:w="80"/>
-              <w:right w:type="dxa" w:w="100"/>
-            </w:tcMar>
-            <w:vAlign w:val="center"/>
-          </w:tcPr>
-          <w:p>
-            <w:pPr>
-              <w:bidi/>
-              <w:spacing w:after="40" w:line="276"/>
-              <w:jc w:val="right"/>
-            </w:pPr>
-            <w:r>
-              <w:rPr>
-                <w:rFonts w:ascii="David" w:cs="David" w:eastAsia="David" w:hAnsi="David"/>
-                <w:sz w:val="22"/>
-                <w:szCs w:val="22"/>
-                <w:rtl/>
-              </w:rPr>
-              <w:t xml:space="preserve">הסתרת ידע</w:t>
-            </w:r>
-          </w:p>
-        </w:tc>
-        <w:tc>
-          <w:tcPr>
-            <w:tcW w:type="dxa" w:w="3200"/>
-            <w:tcBorders>
-              <w:top w:val="single" w:color="A6A6A6" w:sz="6"/>
-              <w:left w:val="single" w:color="A6A6A6" w:sz="6"/>
-              <w:bottom w:val="single" w:color="A6A6A6" w:sz="6"/>
-              <w:right w:val="single" w:color="A6A6A6" w:sz="6"/>
-            </w:tcBorders>
-            <w:shd w:fill="F5F7FA" w:color="auto" w:val="clear"/>
-            <w:tcMar>
-              <w:top w:type="dxa" w:w="80"/>
-              <w:left w:type="dxa" w:w="100"/>
-              <w:bottom w:type="dxa" w:w="80"/>
-              <w:right w:type="dxa" w:w="100"/>
-            </w:tcMar>
-            <w:vAlign w:val="center"/>
-          </w:tcPr>
-          <w:p>
-            <w:pPr>
-              <w:bidi/>
-              <w:spacing w:after="40" w:line="276"/>
-              <w:jc w:val="right"/>
-            </w:pPr>
-            <w:r>
-              <w:rPr>
-                <w:rFonts w:ascii="David" w:cs="David" w:eastAsia="David" w:hAnsi="David"/>
-                <w:sz w:val="22"/>
-                <w:szCs w:val="22"/>
-                <w:rtl/>
-              </w:rPr>
-              <w:t xml:space="preserve">חיובי</w:t>
+            <w:r>
+              <w:rPr>
+                <w:rFonts w:ascii="Times New Roman" w:cs="Times New Roman" w:eastAsia="Times New Roman" w:hAnsi="Times New Roman"/>
+                <w:sz w:val="22"/>
+                <w:szCs w:val="22"/>
+              </w:rPr>
+              <w:t xml:space="preserve">‎p = 0.023‎</w:t>
             </w:r>
           </w:p>
         </w:tc>
@@ -2938,6 +3288,74 @@
       <w:tr>
         <w:tc>
           <w:tcPr>
+            <w:tcW w:type="dxa" w:w="3600"/>
+            <w:tcBorders>
+              <w:top w:val="single" w:color="A6A6A6" w:sz="6"/>
+              <w:left w:val="single" w:color="A6A6A6" w:sz="6"/>
+              <w:bottom w:val="single" w:color="A6A6A6" w:sz="6"/>
+              <w:right w:val="single" w:color="A6A6A6" w:sz="6"/>
+            </w:tcBorders>
+            <w:tcMar>
+              <w:top w:type="dxa" w:w="80"/>
+              <w:left w:type="dxa" w:w="100"/>
+              <w:bottom w:type="dxa" w:w="80"/>
+              <w:right w:type="dxa" w:w="100"/>
+            </w:tcMar>
+            <w:vAlign w:val="center"/>
+          </w:tcPr>
+          <w:p>
+            <w:pPr>
+              <w:bidi/>
+              <w:spacing w:after="40" w:line="276"/>
+              <w:jc w:val="right"/>
+            </w:pPr>
+            <w:r>
+              <w:rPr>
+                <w:rFonts w:ascii="David" w:cs="David" w:eastAsia="David" w:hAnsi="David"/>
+                <w:sz w:val="22"/>
+                <w:szCs w:val="22"/>
+                <w:rtl/>
+              </w:rPr>
+              <w:t xml:space="preserve">מובנות ← עיצוב לצרכי התקרבות</w:t>
+            </w:r>
+          </w:p>
+        </w:tc>
+        <w:tc>
+          <w:tcPr>
+            <w:tcW w:type="dxa" w:w="3000"/>
+            <w:tcBorders>
+              <w:top w:val="single" w:color="A6A6A6" w:sz="6"/>
+              <w:left w:val="single" w:color="A6A6A6" w:sz="6"/>
+              <w:bottom w:val="single" w:color="A6A6A6" w:sz="6"/>
+              <w:right w:val="single" w:color="A6A6A6" w:sz="6"/>
+            </w:tcBorders>
+            <w:tcMar>
+              <w:top w:type="dxa" w:w="80"/>
+              <w:left w:type="dxa" w:w="100"/>
+              <w:bottom w:type="dxa" w:w="80"/>
+              <w:right w:type="dxa" w:w="100"/>
+            </w:tcMar>
+            <w:vAlign w:val="center"/>
+          </w:tcPr>
+          <w:p>
+            <w:pPr>
+              <w:bidi/>
+              <w:spacing w:after="40" w:line="276"/>
+              <w:jc w:val="right"/>
+            </w:pPr>
+            <w:r>
+              <w:rPr>
+                <w:rFonts w:ascii="David" w:cs="David" w:eastAsia="David" w:hAnsi="David"/>
+                <w:sz w:val="22"/>
+                <w:szCs w:val="22"/>
+                <w:rtl/>
+              </w:rPr>
+              <w:t xml:space="preserve">0.341-</w:t>
+            </w:r>
+          </w:p>
+        </w:tc>
+        <w:tc>
+          <w:tcPr>
             <w:tcW w:type="dxa" w:w="2400"/>
             <w:tcBorders>
               <w:top w:val="single" w:color="A6A6A6" w:sz="6"/>
@@ -2961,80 +3379,20 @@
             </w:pPr>
             <w:r>
               <w:rPr>
-                <w:rFonts w:ascii="David" w:cs="David" w:eastAsia="David" w:hAnsi="David"/>
-                <w:sz w:val="22"/>
-                <w:szCs w:val="22"/>
-                <w:rtl/>
-              </w:rPr>
-              <w:t xml:space="preserve">כוונות</w:t>
-            </w:r>
-          </w:p>
-        </w:tc>
-        <w:tc>
-          <w:tcPr>
-            <w:tcW w:type="dxa" w:w="3400"/>
-            <w:tcBorders>
-              <w:top w:val="single" w:color="A6A6A6" w:sz="6"/>
-              <w:left w:val="single" w:color="A6A6A6" w:sz="6"/>
-              <w:bottom w:val="single" w:color="A6A6A6" w:sz="6"/>
-              <w:right w:val="single" w:color="A6A6A6" w:sz="6"/>
-            </w:tcBorders>
-            <w:tcMar>
-              <w:top w:type="dxa" w:w="80"/>
-              <w:left w:type="dxa" w:w="100"/>
-              <w:bottom w:type="dxa" w:w="80"/>
-              <w:right w:type="dxa" w:w="100"/>
-            </w:tcMar>
-            <w:vAlign w:val="center"/>
-          </w:tcPr>
-          <w:p>
-            <w:pPr>
-              <w:bidi/>
-              <w:spacing w:after="40" w:line="276"/>
-              <w:jc w:val="right"/>
-            </w:pPr>
-            <w:r>
-              <w:rPr>
-                <w:rFonts w:ascii="David" w:cs="David" w:eastAsia="David" w:hAnsi="David"/>
-                <w:sz w:val="22"/>
-                <w:szCs w:val="22"/>
-                <w:rtl/>
-              </w:rPr>
-              <w:t xml:space="preserve">כוונת עזיבה של הארגון</w:t>
-            </w:r>
-          </w:p>
-        </w:tc>
-        <w:tc>
-          <w:tcPr>
-            <w:tcW w:type="dxa" w:w="3200"/>
-            <w:tcBorders>
-              <w:top w:val="single" w:color="A6A6A6" w:sz="6"/>
-              <w:left w:val="single" w:color="A6A6A6" w:sz="6"/>
-              <w:bottom w:val="single" w:color="A6A6A6" w:sz="6"/>
-              <w:right w:val="single" w:color="A6A6A6" w:sz="6"/>
-            </w:tcBorders>
-            <w:tcMar>
-              <w:top w:type="dxa" w:w="80"/>
-              <w:left w:type="dxa" w:w="100"/>
-              <w:bottom w:type="dxa" w:w="80"/>
-              <w:right w:type="dxa" w:w="100"/>
-            </w:tcMar>
-            <w:vAlign w:val="center"/>
-          </w:tcPr>
-          <w:p>
-            <w:pPr>
-              <w:bidi/>
-              <w:spacing w:after="40" w:line="276"/>
-              <w:jc w:val="right"/>
-            </w:pPr>
-            <w:r>
-              <w:rPr>
-                <w:rFonts w:ascii="David" w:cs="David" w:eastAsia="David" w:hAnsi="David"/>
-                <w:sz w:val="22"/>
-                <w:szCs w:val="22"/>
-                <w:rtl/>
-              </w:rPr>
-              <w:t xml:space="preserve">חיובי</w:t>
+                <w:rFonts w:ascii="Times New Roman" w:cs="Times New Roman" w:eastAsia="Times New Roman" w:hAnsi="Times New Roman"/>
+                <w:sz w:val="22"/>
+                <w:szCs w:val="22"/>
+              </w:rPr>
+              <w:t xml:space="preserve">‎p = 0.001‎</w:t>
+            </w:r>
+            <w:r>
+              <w:rPr>
+                <w:rFonts w:ascii="David" w:cs="David" w:eastAsia="David" w:hAnsi="David"/>
+                <w:sz w:val="22"/>
+                <w:szCs w:val="22"/>
+                <w:rtl/>
+              </w:rPr>
+              <w:t xml:space="preserve">, כנראה אפקט דיכוי</w:t>
             </w:r>
           </w:p>
         </w:tc>
@@ -3042,6 +3400,76 @@
       <w:tr>
         <w:tc>
           <w:tcPr>
+            <w:tcW w:type="dxa" w:w="3600"/>
+            <w:tcBorders>
+              <w:top w:val="single" w:color="A6A6A6" w:sz="6"/>
+              <w:left w:val="single" w:color="A6A6A6" w:sz="6"/>
+              <w:bottom w:val="single" w:color="A6A6A6" w:sz="6"/>
+              <w:right w:val="single" w:color="A6A6A6" w:sz="6"/>
+            </w:tcBorders>
+            <w:shd w:fill="F5F7FA" w:color="auto" w:val="clear"/>
+            <w:tcMar>
+              <w:top w:type="dxa" w:w="80"/>
+              <w:left w:type="dxa" w:w="100"/>
+              <w:bottom w:type="dxa" w:w="80"/>
+              <w:right w:type="dxa" w:w="100"/>
+            </w:tcMar>
+            <w:vAlign w:val="center"/>
+          </w:tcPr>
+          <w:p>
+            <w:pPr>
+              <w:bidi/>
+              <w:spacing w:after="40" w:line="276"/>
+              <w:jc w:val="right"/>
+            </w:pPr>
+            <w:r>
+              <w:rPr>
+                <w:rFonts w:ascii="David" w:cs="David" w:eastAsia="David" w:hAnsi="David"/>
+                <w:sz w:val="22"/>
+                <w:szCs w:val="22"/>
+                <w:rtl/>
+              </w:rPr>
+              <w:t xml:space="preserve">שלושת הרכיבים ← עיצוב לצרכי הימנעות</w:t>
+            </w:r>
+          </w:p>
+        </w:tc>
+        <w:tc>
+          <w:tcPr>
+            <w:tcW w:type="dxa" w:w="3000"/>
+            <w:tcBorders>
+              <w:top w:val="single" w:color="A6A6A6" w:sz="6"/>
+              <w:left w:val="single" w:color="A6A6A6" w:sz="6"/>
+              <w:bottom w:val="single" w:color="A6A6A6" w:sz="6"/>
+              <w:right w:val="single" w:color="A6A6A6" w:sz="6"/>
+            </w:tcBorders>
+            <w:shd w:fill="F5F7FA" w:color="auto" w:val="clear"/>
+            <w:tcMar>
+              <w:top w:type="dxa" w:w="80"/>
+              <w:left w:type="dxa" w:w="100"/>
+              <w:bottom w:type="dxa" w:w="80"/>
+              <w:right w:type="dxa" w:w="100"/>
+            </w:tcMar>
+            <w:vAlign w:val="center"/>
+          </w:tcPr>
+          <w:p>
+            <w:pPr>
+              <w:bidi/>
+              <w:spacing w:after="40" w:line="276"/>
+              <w:jc w:val="right"/>
+            </w:pPr>
+            <w:r>
+              <w:rPr>
+                <w:rFonts w:ascii="David" w:cs="David" w:eastAsia="David" w:hAnsi="David"/>
+                <w:sz w:val="22"/>
+                <w:szCs w:val="22"/>
+                <w:rtl/>
+              </w:rPr>
+              <w:t xml:space="preserve">0.077- עד 0.164</w:t>
+            </w:r>
+          </w:p>
+        </w:tc>
+        <w:tc>
+          <w:tcPr>
             <w:tcW w:type="dxa" w:w="2400"/>
             <w:tcBorders>
               <w:top w:val="single" w:color="A6A6A6" w:sz="6"/>
@@ -3064,75 +3492,14 @@
               <w:spacing w:after="40" w:line="276"/>
               <w:jc w:val="right"/>
             </w:pPr>
-          </w:p>
-        </w:tc>
-        <w:tc>
-          <w:tcPr>
-            <w:tcW w:type="dxa" w:w="3400"/>
-            <w:tcBorders>
-              <w:top w:val="single" w:color="A6A6A6" w:sz="6"/>
-              <w:left w:val="single" w:color="A6A6A6" w:sz="6"/>
-              <w:bottom w:val="single" w:color="A6A6A6" w:sz="6"/>
-              <w:right w:val="single" w:color="A6A6A6" w:sz="6"/>
-            </w:tcBorders>
-            <w:shd w:fill="F5F7FA" w:color="auto" w:val="clear"/>
-            <w:tcMar>
-              <w:top w:type="dxa" w:w="80"/>
-              <w:left w:type="dxa" w:w="100"/>
-              <w:bottom w:type="dxa" w:w="80"/>
-              <w:right w:type="dxa" w:w="100"/>
-            </w:tcMar>
-            <w:vAlign w:val="center"/>
-          </w:tcPr>
-          <w:p>
-            <w:pPr>
-              <w:bidi/>
-              <w:spacing w:after="40" w:line="276"/>
-              <w:jc w:val="right"/>
-            </w:pPr>
-            <w:r>
-              <w:rPr>
-                <w:rFonts w:ascii="David" w:cs="David" w:eastAsia="David" w:hAnsi="David"/>
-                <w:sz w:val="22"/>
-                <w:szCs w:val="22"/>
-                <w:rtl/>
-              </w:rPr>
-              <w:t xml:space="preserve">כוונת עזיבה של המקצוע</w:t>
-            </w:r>
-          </w:p>
-        </w:tc>
-        <w:tc>
-          <w:tcPr>
-            <w:tcW w:type="dxa" w:w="3200"/>
-            <w:tcBorders>
-              <w:top w:val="single" w:color="A6A6A6" w:sz="6"/>
-              <w:left w:val="single" w:color="A6A6A6" w:sz="6"/>
-              <w:bottom w:val="single" w:color="A6A6A6" w:sz="6"/>
-              <w:right w:val="single" w:color="A6A6A6" w:sz="6"/>
-            </w:tcBorders>
-            <w:shd w:fill="F5F7FA" w:color="auto" w:val="clear"/>
-            <w:tcMar>
-              <w:top w:type="dxa" w:w="80"/>
-              <w:left w:type="dxa" w:w="100"/>
-              <w:bottom w:type="dxa" w:w="80"/>
-              <w:right w:type="dxa" w:w="100"/>
-            </w:tcMar>
-            <w:vAlign w:val="center"/>
-          </w:tcPr>
-          <w:p>
-            <w:pPr>
-              <w:bidi/>
-              <w:spacing w:after="40" w:line="276"/>
-              <w:jc w:val="right"/>
-            </w:pPr>
-            <w:r>
-              <w:rPr>
-                <w:rFonts w:ascii="David" w:cs="David" w:eastAsia="David" w:hAnsi="David"/>
-                <w:sz w:val="22"/>
-                <w:szCs w:val="22"/>
-                <w:rtl/>
-              </w:rPr>
-              <w:t xml:space="preserve">חיובי</w:t>
+            <w:r>
+              <w:rPr>
+                <w:rFonts w:ascii="David" w:cs="David" w:eastAsia="David" w:hAnsi="David"/>
+                <w:sz w:val="22"/>
+                <w:szCs w:val="22"/>
+                <w:rtl/>
+              </w:rPr>
+              <w:t xml:space="preserve">לא מובהק</w:t>
             </w:r>
           </w:p>
         </w:tc>
@@ -3152,7 +3519,7 @@
           <w:szCs w:val="20"/>
           <w:rtl/>
         </w:rPr>
-        <w:t xml:space="preserve">מקור: עיבוד של המחברים על פי </w:t>
+        <w:t xml:space="preserve">מקור: עיבוד של המחברים על פי טבלה 4 אצל </w:t>
       </w:r>
       <w:r>
         <w:rPr>
@@ -3161,7 +3528,7 @@
           <w:sz w:val="20"/>
           <w:szCs w:val="20"/>
         </w:rPr>
-        <w:t xml:space="preserve">‎Låstad et al. (2025)‎</w:t>
+        <w:t xml:space="preserve">‎Cetkovská et al. (2026)‎</w:t>
       </w:r>
       <w:r>
         <w:rPr>
@@ -3171,7 +3538,7 @@
           <w:szCs w:val="20"/>
           <w:rtl/>
         </w:rPr>
-        <w:t xml:space="preserve">.</w:t>
+        <w:t xml:space="preserve">. המודל הסביר 56% עד 66% מהשונות ברכיבי תחושת הקוהרנטיות בגל השני.</w:t>
       </w:r>
     </w:p>
     <w:p>
@@ -3191,7 +3558,7 @@
           <w:szCs w:val="28"/>
           <w:rtl/>
         </w:rPr>
-        <w:t xml:space="preserve">2.3 השיטה בקצרה</w:t>
+        <w:t xml:space="preserve">2.6 המסקנות</w:t>
       </w:r>
     </w:p>
     <w:p>
@@ -3207,15 +3574,15 @@
           <w:szCs w:val="24"/>
           <w:rtl/>
         </w:rPr>
-        <w:t xml:space="preserve">המחברים איתרו וקידדו 237 מחקרים ראשוניים שדיווחו על קשר בין חוסר ביטחון תעסוקתי לבין לפחות אחת מהתוצאות, ואיחדו את המתאמים באמצעות שיטות מטא-אנליטיות. בנוסף לאומדן הקשר הכולל לכל תוצאה, נערכו ניתוחי ממתנים לשני מאפיינים מתודולוגיים: מערך המחקר, חתך לעומת אורך, וסוג המדד של חוסר הביטחון, קוגניטיבי, רגשי או משולב (</w:t>
-      </w:r>
-      <w:r>
-        <w:rPr>
-          <w:rFonts w:ascii="Times New Roman" w:cs="Times New Roman" w:eastAsia="Times New Roman" w:hAnsi="Times New Roman"/>
-          <w:sz w:val="24"/>
-          <w:szCs w:val="24"/>
-        </w:rPr>
-        <w:t xml:space="preserve">‎Låstad et al., 2025‎</w:t>
+        <w:t xml:space="preserve">המחברים מסיקים שתחושת הקוהרנטיות בעבודה היא משאב דינמי שמגיב לשינויים שהעובד עצמו יוזם. עובדים שמעצבים את תפקידם כדי לספק את צרכי האוטונומיה, המיומנות, המשמעות והשייכות שלהם תופסים את עבודתם, חצי שנה מאוחר יותר, כמובנת יותר, ניתנת לניהול יותר ומשמעותית יותר. עיצוב תפקיד שמכוון רק להתרחק מהעבודה ולנוח תומך אמנם בהתאוששות, אך אינו משנה את האופן שבו העבודה עצמה נתפסת. לארגונים המסקנה היא שיש ליצור תנאים ומרחב לעיצוב תפקיד, למשל באמצעות התערבויות מובנות, ולטפח תחושת ניהוליות, כלומר משאבים מספיקים, משום שהיא המניע החזק ביותר ליוזמה נוספת של העובדים (</w:t>
+      </w:r>
+      <w:r>
+        <w:rPr>
+          <w:rFonts w:ascii="Times New Roman" w:cs="Times New Roman" w:eastAsia="Times New Roman" w:hAnsi="Times New Roman"/>
+          <w:sz w:val="24"/>
+          <w:szCs w:val="24"/>
+        </w:rPr>
+        <w:t xml:space="preserve">‎Cetkovská et al., 2026‎</w:t>
       </w:r>
       <w:r>
         <w:rPr>
@@ -3225,6 +3592,31 @@
           <w:rtl/>
         </w:rPr>
         <w:t xml:space="preserve">).</w:t>
+      </w:r>
+    </w:p>
+    <w:p>
+      <w:r>
+        <w:br w:type="page"/>
+      </w:r>
+    </w:p>
+    <w:p>
+      <w:pPr>
+        <w:pStyle w:val="Heading1"/>
+        <w:bidi/>
+        <w:spacing w:after="240" w:before="240" w:line="480"/>
+        <w:jc w:val="right"/>
+      </w:pPr>
+      <w:r>
+        <w:rPr>
+          <w:rFonts w:ascii="David" w:cs="David" w:eastAsia="David" w:hAnsi="David"/>
+          <w:b/>
+          <w:bCs/>
+          <w:color w:val="1F3864"/>
+          <w:sz w:val="32"/>
+          <w:szCs w:val="32"/>
+          <w:rtl/>
+        </w:rPr>
+        <w:t xml:space="preserve">פרק 3: ניתוח המאמר לפי מבנה, שיטה וממצאים</w:t>
       </w:r>
     </w:p>
     <w:p>
@@ -3244,7 +3636,7 @@
           <w:szCs w:val="28"/>
           <w:rtl/>
         </w:rPr>
-        <w:t xml:space="preserve">2.4 הממצאים המרכזיים</w:t>
+        <w:t xml:space="preserve">3.1 מבנה המאמר</w:t>
       </w:r>
     </w:p>
     <w:p>
@@ -3260,179 +3652,15 @@
           <w:szCs w:val="24"/>
           <w:rtl/>
         </w:rPr>
-        <w:t xml:space="preserve">הממצא הראשון הוא שחוסר ביטחון תעסוקתי קשור באופן חיובי לכוונת עזיבה של הארגון, לכוונת עזיבה של המקצוע, להתנהגויות חיפוש עבודה ולהסתרת ידע. הממצא השני הוא שהוא קשור באופן שלילי לשביעות רצון מהקריירה, להזדמנויות קריירה נתפסות, ליכולת תעסוקה נתפסת ולפיתוח מיומנויות פרואקטיבי. במילים אחרות, עובדים חסרי ביטחון נוטים "להתקדם הלאה", לחפש עבודה ולתכנן עזיבה, אך לא "להתקדם למעלה", כלומר לא להשקיע בפיתוח מיומנויות ולא לחוש שהקריירה שלהם מתקדמת (</w:t>
-      </w:r>
-      <w:r>
-        <w:rPr>
-          <w:rFonts w:ascii="Times New Roman" w:cs="Times New Roman" w:eastAsia="Times New Roman" w:hAnsi="Times New Roman"/>
-          <w:sz w:val="24"/>
-          <w:szCs w:val="24"/>
-        </w:rPr>
-        <w:t xml:space="preserve">‎Låstad et al., 2025‎</w:t>
-      </w:r>
-      <w:r>
-        <w:rPr>
-          <w:rFonts w:ascii="David" w:cs="David" w:eastAsia="David" w:hAnsi="David"/>
-          <w:sz w:val="24"/>
-          <w:szCs w:val="24"/>
-          <w:rtl/>
-        </w:rPr>
-        <w:t xml:space="preserve">).</w:t>
-      </w:r>
-    </w:p>
-    <w:p>
-      <w:pPr>
-        <w:bidi/>
-        <w:spacing w:after="120" w:before="0" w:line="480"/>
-        <w:jc w:val="both"/>
-      </w:pPr>
-      <w:r>
-        <w:rPr>
-          <w:rFonts w:ascii="David" w:cs="David" w:eastAsia="David" w:hAnsi="David"/>
-          <w:sz w:val="24"/>
-          <w:szCs w:val="24"/>
-          <w:rtl/>
-        </w:rPr>
-        <w:t xml:space="preserve">הממצא השלישי נוגע לממתנים. הקשרים היו בדרך כלל חזקים יותר במחקרי חתך מאשר במחקרי אורך, מה שמרמז שחלק מעוצמת הקשרים במחקרים בודדים נובע ממדידה בו-זמנית של המשתנים. השפעת סוג המדד, קוגניטיבי, רגשי או משולב, הייתה מעורבת ולא אחידה בין התוצאות (</w:t>
-      </w:r>
-      <w:r>
-        <w:rPr>
-          <w:rFonts w:ascii="Times New Roman" w:cs="Times New Roman" w:eastAsia="Times New Roman" w:hAnsi="Times New Roman"/>
-          <w:sz w:val="24"/>
-          <w:szCs w:val="24"/>
-        </w:rPr>
-        <w:t xml:space="preserve">‎Låstad et al., 2025‎</w:t>
-      </w:r>
-      <w:r>
-        <w:rPr>
-          <w:rFonts w:ascii="David" w:cs="David" w:eastAsia="David" w:hAnsi="David"/>
-          <w:sz w:val="24"/>
-          <w:szCs w:val="24"/>
-          <w:rtl/>
-        </w:rPr>
-        <w:t xml:space="preserve">).</w:t>
-      </w:r>
-    </w:p>
-    <w:p>
-      <w:pPr>
-        <w:pStyle w:val="Heading2"/>
-        <w:bidi/>
-        <w:spacing w:after="120" w:before="240" w:line="480"/>
-        <w:jc w:val="right"/>
-      </w:pPr>
-      <w:r>
-        <w:rPr>
-          <w:rFonts w:ascii="David" w:cs="David" w:eastAsia="David" w:hAnsi="David"/>
-          <w:b/>
-          <w:bCs/>
-          <w:color w:val="0E6E73"/>
-          <w:sz w:val="28"/>
-          <w:szCs w:val="28"/>
-          <w:rtl/>
-        </w:rPr>
-        <w:t xml:space="preserve">2.5 המסקנות</w:t>
-      </w:r>
-    </w:p>
-    <w:p>
-      <w:pPr>
-        <w:bidi/>
-        <w:spacing w:after="120" w:before="0" w:line="480"/>
-        <w:jc w:val="both"/>
-      </w:pPr>
-      <w:r>
-        <w:rPr>
-          <w:rFonts w:ascii="David" w:cs="David" w:eastAsia="David" w:hAnsi="David"/>
-          <w:sz w:val="24"/>
-          <w:szCs w:val="24"/>
-          <w:rtl/>
-        </w:rPr>
-        <w:t xml:space="preserve">המחברים מסיקים שחוסר ביטחון תעסוקתי הוא בעיקרו מעכב של התפתחות הקריירה ולא מדרבן שלה. התגובה הפרואקטיבית שנצפתה מתמצה בחיפוש עבודה ובכוונות עזיבה, כלומר בבריחה מהמצב, ולא בהשקעה בפיתוח עצמי. הסתרת הידע מעידה שהעובד מגן על המשאבים שנותרו לו, כפי שתיאוריית שימור המשאבים חוזה. מסקנה זו מטילה אחריות על ארגונים: מי שמבקש לשמר ידע ומיומנויות בתקופות של אי-ודאות צריך להפחית את חוסר הביטחון או לפצות עליו במשאבים, ולא לצפות שהאיום כשלעצמו ידרבן עובדים להתפתח (</w:t>
-      </w:r>
-      <w:r>
-        <w:rPr>
-          <w:rFonts w:ascii="Times New Roman" w:cs="Times New Roman" w:eastAsia="Times New Roman" w:hAnsi="Times New Roman"/>
-          <w:sz w:val="24"/>
-          <w:szCs w:val="24"/>
-        </w:rPr>
-        <w:t xml:space="preserve">‎Låstad et al., 2025‎</w:t>
-      </w:r>
-      <w:r>
-        <w:rPr>
-          <w:rFonts w:ascii="David" w:cs="David" w:eastAsia="David" w:hAnsi="David"/>
-          <w:sz w:val="24"/>
-          <w:szCs w:val="24"/>
-          <w:rtl/>
-        </w:rPr>
-        <w:t xml:space="preserve">).</w:t>
-      </w:r>
-    </w:p>
-    <w:p>
-      <w:r>
-        <w:br w:type="page"/>
-      </w:r>
-    </w:p>
-    <w:p>
-      <w:pPr>
-        <w:pStyle w:val="Heading1"/>
-        <w:bidi/>
-        <w:spacing w:after="240" w:before="240" w:line="480"/>
-        <w:jc w:val="right"/>
-      </w:pPr>
-      <w:r>
-        <w:rPr>
-          <w:rFonts w:ascii="David" w:cs="David" w:eastAsia="David" w:hAnsi="David"/>
-          <w:b/>
-          <w:bCs/>
-          <w:color w:val="1F3864"/>
-          <w:sz w:val="32"/>
-          <w:szCs w:val="32"/>
-          <w:rtl/>
-        </w:rPr>
-        <w:t xml:space="preserve">פרק 3: ניתוח המאמר לפי מבנה, שיטה וממצאים</w:t>
-      </w:r>
-    </w:p>
-    <w:p>
-      <w:pPr>
-        <w:pStyle w:val="Heading2"/>
-        <w:bidi/>
-        <w:spacing w:after="120" w:before="240" w:line="480"/>
-        <w:jc w:val="right"/>
-      </w:pPr>
-      <w:r>
-        <w:rPr>
-          <w:rFonts w:ascii="David" w:cs="David" w:eastAsia="David" w:hAnsi="David"/>
-          <w:b/>
-          <w:bCs/>
-          <w:color w:val="0E6E73"/>
-          <w:sz w:val="28"/>
-          <w:szCs w:val="28"/>
-          <w:rtl/>
-        </w:rPr>
-        <w:t xml:space="preserve">3.1 מבנה המאמר</w:t>
-      </w:r>
-    </w:p>
-    <w:p>
-      <w:pPr>
-        <w:bidi/>
-        <w:spacing w:after="120" w:before="0" w:line="480"/>
-        <w:jc w:val="both"/>
-      </w:pPr>
-      <w:r>
-        <w:rPr>
-          <w:rFonts w:ascii="David" w:cs="David" w:eastAsia="David" w:hAnsi="David"/>
-          <w:sz w:val="24"/>
-          <w:szCs w:val="24"/>
-          <w:rtl/>
-        </w:rPr>
-        <w:t xml:space="preserve">המאמר בנוי במבנה המקובל למאמר כמותי (</w:t>
-      </w:r>
-      <w:r>
-        <w:rPr>
-          <w:rFonts w:ascii="Times New Roman" w:cs="Times New Roman" w:eastAsia="Times New Roman" w:hAnsi="Times New Roman"/>
-          <w:sz w:val="24"/>
-          <w:szCs w:val="24"/>
-        </w:rPr>
-        <w:t xml:space="preserve">‎Låstad et al., 2025‎</w:t>
+        <w:t xml:space="preserve">המאמר בנוי במבנה המקובל למאמר אמפירי כמותי (</w:t>
+      </w:r>
+      <w:r>
+        <w:rPr>
+          <w:rFonts w:ascii="Times New Roman" w:cs="Times New Roman" w:eastAsia="Times New Roman" w:hAnsi="Times New Roman"/>
+          <w:sz w:val="24"/>
+          <w:szCs w:val="24"/>
+        </w:rPr>
+        <w:t xml:space="preserve">‎Cetkovská et al., 2026‎</w:t>
       </w:r>
       <w:r>
         <w:rPr>
@@ -3630,7 +3858,7 @@
                 <w:szCs w:val="22"/>
                 <w:rtl/>
               </w:rPr>
-              <w:t xml:space="preserve">מבוא ורקע תיאורטי</w:t>
+              <w:t xml:space="preserve">מבוא</w:t>
             </w:r>
           </w:p>
         </w:tc>
@@ -3664,7 +3892,7 @@
                 <w:szCs w:val="22"/>
                 <w:rtl/>
               </w:rPr>
-              <w:t xml:space="preserve">הפער בספרות, תיאוריית שימור המשאבים, שתי התחזיות המנוגדות</w:t>
+              <w:t xml:space="preserve">דרישות עולם העבודה המודרני, סלוטוגנזה, תחושת קוהרנטיות בעבודה</w:t>
             </w:r>
           </w:p>
         </w:tc>
@@ -3698,7 +3926,7 @@
                 <w:szCs w:val="22"/>
                 <w:rtl/>
               </w:rPr>
-              <w:t xml:space="preserve">ניסוח שאלת המחקר: התקדמות הלאה או התקדמות למעלה</w:t>
+              <w:t xml:space="preserve">הצדקת הצורך במשאב שהעובד יכול לחזק בעצמו</w:t>
             </w:r>
           </w:p>
         </w:tc>
@@ -3735,7 +3963,7 @@
                 <w:szCs w:val="22"/>
                 <w:rtl/>
               </w:rPr>
-              <w:t xml:space="preserve">השערות</w:t>
+              <w:t xml:space="preserve">רקע תיאורטי והשערות</w:t>
             </w:r>
           </w:p>
         </w:tc>
@@ -3770,7 +3998,24 @@
                 <w:szCs w:val="22"/>
                 <w:rtl/>
               </w:rPr>
-              <w:t xml:space="preserve">כיוון הקשר לכל אחת משמונה התוצאות ושני ממתנים מתודולוגיים</w:t>
+              <w:t xml:space="preserve">עיצוב תפקיד מבוסס צרכים, צרכי </w:t>
+            </w:r>
+            <w:r>
+              <w:rPr>
+                <w:rFonts w:ascii="Times New Roman" w:cs="Times New Roman" w:eastAsia="Times New Roman" w:hAnsi="Times New Roman"/>
+                <w:sz w:val="22"/>
+                <w:szCs w:val="22"/>
+              </w:rPr>
+              <w:t xml:space="preserve">‎DRAMMA‎</w:t>
+            </w:r>
+            <w:r>
+              <w:rPr>
+                <w:rFonts w:ascii="David" w:cs="David" w:eastAsia="David" w:hAnsi="David"/>
+                <w:sz w:val="22"/>
+                <w:szCs w:val="22"/>
+                <w:rtl/>
+              </w:rPr>
+              <w:t xml:space="preserve">, ספירלת הרווח, שתי השערות</w:t>
             </w:r>
           </w:p>
         </w:tc>
@@ -3875,7 +4120,7 @@
                 <w:szCs w:val="22"/>
                 <w:rtl/>
               </w:rPr>
-              <w:t xml:space="preserve">איתור המחקרים, קריטריוני הכללה, קידוד, שיטת האיחוד הסטטיסטי</w:t>
+              <w:t xml:space="preserve">מערך, משתתפים, כלי מדידה, פרוצדורה סטטיסטית</w:t>
             </w:r>
           </w:p>
         </w:tc>
@@ -3981,7 +4226,7 @@
                 <w:szCs w:val="22"/>
                 <w:rtl/>
               </w:rPr>
-              <w:t xml:space="preserve">אומדני הקשר לכל תוצאה וניתוחי הממתנים</w:t>
+              <w:t xml:space="preserve">סטטיסטיקה תיאורית, ניתוח גורמים, אי-שונות מדידה, השוואת מודלים, מקדמי הנתיבים, ניתוחים חקרניים</w:t>
             </w:r>
           </w:p>
         </w:tc>
@@ -4086,7 +4331,7 @@
                 <w:szCs w:val="22"/>
                 <w:rtl/>
               </w:rPr>
-              <w:t xml:space="preserve">פרשנות הממצאים, מגבלות, השלכות למחקר ולפרקטיקה</w:t>
+              <w:t xml:space="preserve">פרשנות, השלכות מעשיות, כיווני מחקר, חוזקות ומגבלות</w:t>
             </w:r>
           </w:p>
         </w:tc>
@@ -4120,7 +4365,7 @@
                 <w:szCs w:val="22"/>
                 <w:rtl/>
               </w:rPr>
-              <w:t xml:space="preserve">חיבור לתיאוריה ולניהול</w:t>
+              <w:t xml:space="preserve">חיבור לתיאוריה ולפרקטיקה</w:t>
             </w:r>
           </w:p>
         </w:tc>
@@ -4164,15 +4409,15 @@
           <w:szCs w:val="24"/>
           <w:rtl/>
         </w:rPr>
-        <w:t xml:space="preserve">מטא-אנליזה היא שיטה כמותית שבה מאחדים את תוצאותיהם של מחקרים ראשוניים רבים לאומדן אחד, לאחר תיקון להבדלים בגודל המדגם ובמהימנות המדידה. יתרונה הגדול הוא שהיא מחליפה את התמונה המפוצלת של מחקרים בודדים, שכל אחד מהם נערך במדגם ובהקשר אחרים, באומדן מבוסס על כלל הראיות. יתרון נוסף הוא היכולת לבחון ממתנים, כלומר האם מאפייני המחקרים משנים את עוצמת הקשר. במאמר זה הבדיקה של מערך המחקר וסוג המדד היא בדיוק בדיקה כזאת (</w:t>
-      </w:r>
-      <w:r>
-        <w:rPr>
-          <w:rFonts w:ascii="Times New Roman" w:cs="Times New Roman" w:eastAsia="Times New Roman" w:hAnsi="Times New Roman"/>
-          <w:sz w:val="24"/>
-          <w:szCs w:val="24"/>
-        </w:rPr>
-        <w:t xml:space="preserve">‎Låstad et al., 2025‎</w:t>
+        <w:t xml:space="preserve">מחקר פאנל צולב הוא מערך שבו אותם משתתפים נמדדים באותם משתנים בשתי נקודות זמן לפחות, וכל משתנה בזמן השני מנובא הן מערכו הקודם והן מערכו הקודם של המשתנה האחר. היתרון המרכזי הוא שהמערך מאפשר לבחון כיווניות בזמן: האם עיצוב התפקיד קודם לתחושת הקוהרנטיות, או להפך, או שניהם. המחקר מנצל יתרון זה במלואו: הוא משווה ארבעה מודלים, יציבות בלבד, שני מודלים חד-כיווניים ומודל הדדי, ומראה שהמודל ההדדי מתאים ביותר לנתונים. חוזקות נוספות הן המדגם הגדול והמאוזן, שיעור ההשתתפות הגבוה בגל השני, השימוש בכלי מדידה מתוקפים, בדיקת אי-שונות מדידה לאורך זמן, וסינון קפדני של משיבים רשלניים (</w:t>
+      </w:r>
+      <w:r>
+        <w:rPr>
+          <w:rFonts w:ascii="Times New Roman" w:cs="Times New Roman" w:eastAsia="Times New Roman" w:hAnsi="Times New Roman"/>
+          <w:sz w:val="24"/>
+          <w:szCs w:val="24"/>
+        </w:rPr>
+        <w:t xml:space="preserve">‎Cetkovská et al., 2026‎</w:t>
       </w:r>
       <w:r>
         <w:rPr>
@@ -4197,15 +4442,15 @@
           <w:szCs w:val="24"/>
           <w:rtl/>
         </w:rPr>
-        <w:t xml:space="preserve">לשיטה גם מגבלות, וחלקן מוזכרות במאמר עצמו. ראשית, מטא-אנליזה של מתאמים אינה מוכיחה סיבתיות, ורוב המחקרים הראשוניים הם מחקרי חתך המבוססים על דיווח עצמי. הממצא שהקשרים חלשים יותר במחקרי אורך מחזק את החשש הזה. שנית, קיימת אפשרות של הטיית פרסום, שכן מחקרים שמצאו קשרים מובהקים מתפרסמים בשכיחות גבוהה יותר. שלישית, המחקרים הראשוניים מגיעים בעיקר ממדינות מערביות ומאסיה, והמאמר אינו יכול לומר הרבה על הקשרים ייחודיים כמו זה הישראלי. רביעית, איחוד של מדדים שונים לאותה תוצאה מסתיר הבדלים בין הגדרות, וזה עשוי להסביר מדוע השפעת סוג המדד יצאה מעורבת (</w:t>
-      </w:r>
-      <w:r>
-        <w:rPr>
-          <w:rFonts w:ascii="Times New Roman" w:cs="Times New Roman" w:eastAsia="Times New Roman" w:hAnsi="Times New Roman"/>
-          <w:sz w:val="24"/>
-          <w:szCs w:val="24"/>
-        </w:rPr>
-        <w:t xml:space="preserve">‎Låstad et al., 2025‎</w:t>
+        <w:t xml:space="preserve">למערך גם מגבלות, שהמחברים עצמם מפרטים בכנות. ראשית, מדגם מכסות מפאנל מקוון אינו מייצג לחלוטין, והוא מוגבל להקשרי עבודה מערביים ומתועשים, שבהם לעובדים יש נטייה והזדמנויות רבות יותר לעצב את תפקידם. שנית, הנתונים נאספו בתקופת מגפת הקורונה, תקופה של אי-ודאות מוגברת ושינויים פתאומיים בדרישות העבודה, ולכן ייתכן שההקשר הגביר או החליש את הקשרים. שלישית, כל המדדים מבוססים על דיווח עצמי, עם הסיכון לשונות שיטה משותפת. רביעית, המקדם השלילי של מובנות קשה לפרשנות ומיוחס לאפקט דיכוי. חמישית, מודל הפאנל הצולב המסורתי אינו מפריד בין שונות בין-אישית לתוך-אישית, ושני גלים בלבד אינם מאפשרים להשתמש בגרסה המתקדמת יותר של המודל. לכן, כפי שהמחברים מדגישים, יש לפרש את הממצאים כקשרים בזמן ולא כהוכחה סיבתית חזקה (</w:t>
+      </w:r>
+      <w:r>
+        <w:rPr>
+          <w:rFonts w:ascii="Times New Roman" w:cs="Times New Roman" w:eastAsia="Times New Roman" w:hAnsi="Times New Roman"/>
+          <w:sz w:val="24"/>
+          <w:szCs w:val="24"/>
+        </w:rPr>
+        <w:t xml:space="preserve">‎Cetkovská et al., 2026‎</w:t>
       </w:r>
       <w:r>
         <w:rPr>
@@ -4250,24 +4495,24 @@
           <w:szCs w:val="24"/>
           <w:rtl/>
         </w:rPr>
-        <w:t xml:space="preserve">הממצאים ניתנים לסיכום בשלוש קביעות. ראשית, חוסר ביטחון תעסוקתי מגביר את הנטייה לעזוב ולחפש עבודה ומקטין את שביעות הרצון מהקריירה ואת תחושת ההזדמנויות ויכולת התעסוקה. שנית, ובניגוד לתקווה שאיום ידרבן התפתחות, חוסר ביטחון מקטין פיתוח מיומנויות פרואקטיבי ומגביר הסתרת ידע. שלישית, הקשרים אמיתיים אך כנראה קטנים יותר ממה שמחקרי חתך בודדים מציגים (</w:t>
-      </w:r>
-      <w:r>
-        <w:rPr>
-          <w:rFonts w:ascii="Times New Roman" w:cs="Times New Roman" w:eastAsia="Times New Roman" w:hAnsi="Times New Roman"/>
-          <w:sz w:val="24"/>
-          <w:szCs w:val="24"/>
-        </w:rPr>
-        <w:t xml:space="preserve">‎Låstad et al., 2025‎</w:t>
-      </w:r>
-      <w:r>
-        <w:rPr>
-          <w:rFonts w:ascii="David" w:cs="David" w:eastAsia="David" w:hAnsi="David"/>
-          <w:sz w:val="24"/>
-          <w:szCs w:val="24"/>
-          <w:rtl/>
-        </w:rPr>
-        <w:t xml:space="preserve">). המסקנה לניהול קריירה היא שאין לסמוך על האיום כמנוע לצמיחה: את המשאבים לפיתוח צריך לבנות לפני שהאיום מגיע, ולא לצפות שהוא ייצור אותם.</w:t>
+        <w:t xml:space="preserve">הממצאים ניתנים לסיכום בשלוש קביעות. ראשית, מה שהעובד עושה משנה: עיצוב תפקיד לצרכי התקרבות ניבא שיפור בשלושת רכיבי תחושת הקוהרנטיות חצי שנה מאוחר יותר, עם מקדמים של 0.137 עד 0.166, מעבר ליציבות הגבוהה של הרכיבים עצמם. שנית, לא כל עיצוב תפקיד שווה: מאמצים להתנתק ולנוח לא שינו את האופן שבו העבודה נתפסת. שלישית, המשאבים מולידים יוזמה: תחושת ניהוליות, כלומר ההרגשה שיש מספיק משאבים, הייתה המנבא החזק ביותר של עיצוב תפקיד עתידי, עם מקדם של 0.431 (</w:t>
+      </w:r>
+      <w:r>
+        <w:rPr>
+          <w:rFonts w:ascii="Times New Roman" w:cs="Times New Roman" w:eastAsia="Times New Roman" w:hAnsi="Times New Roman"/>
+          <w:sz w:val="24"/>
+          <w:szCs w:val="24"/>
+        </w:rPr>
+        <w:t xml:space="preserve">‎Cetkovská et al., 2026‎</w:t>
+      </w:r>
+      <w:r>
+        <w:rPr>
+          <w:rFonts w:ascii="David" w:cs="David" w:eastAsia="David" w:hAnsi="David"/>
+          <w:sz w:val="24"/>
+          <w:szCs w:val="24"/>
+          <w:rtl/>
+        </w:rPr>
+        <w:t xml:space="preserve">). המסקנה לניהול קריירה היא שבתנאי אי-ודאות, הדרך לבנות בהירות, שליטה ומשמעות עוברת דרך פעולה יזומה של העובד על תפקידו, ולא רק דרך המתנה לשינוי מלמעלה.</w:t>
       </w:r>
     </w:p>
     <w:p>
@@ -4292,7 +4537,7 @@
           <w:szCs w:val="32"/>
           <w:rtl/>
         </w:rPr>
-        <w:t xml:space="preserve">פרק 4: המאמר המשלים והמסגרת התיאורטית</w:t>
+        <w:t xml:space="preserve">פרק 4: המאמר המשלים וראיות תומכות</w:t>
       </w:r>
     </w:p>
     <w:p>
@@ -4428,24 +4673,7 @@
           <w:szCs w:val="24"/>
           <w:rtl/>
         </w:rPr>
-        <w:t xml:space="preserve">שני המאמרים משלימים זה את זה. לוסטד ואחרים (</w:t>
-      </w:r>
-      <w:r>
-        <w:rPr>
-          <w:rFonts w:ascii="Times New Roman" w:cs="Times New Roman" w:eastAsia="Times New Roman" w:hAnsi="Times New Roman"/>
-          <w:sz w:val="24"/>
-          <w:szCs w:val="24"/>
-        </w:rPr>
-        <w:t xml:space="preserve">‎Låstad et al., 2025‎</w:t>
-      </w:r>
-      <w:r>
-        <w:rPr>
-          <w:rFonts w:ascii="David" w:cs="David" w:eastAsia="David" w:hAnsi="David"/>
-          <w:sz w:val="24"/>
-          <w:szCs w:val="24"/>
-          <w:rtl/>
-        </w:rPr>
-        <w:t xml:space="preserve">) מראים, על בסיס 237 מחקרים, מה חוסר הביטחון עושה לקריירה. צ'ונג ואחרים (</w:t>
+        <w:t xml:space="preserve">שני המאמרים משלימים זה את זה. צ'ונג ואחרים (</w:t>
       </w:r>
       <w:r>
         <w:rPr>
@@ -4462,7 +4690,24 @@
           <w:szCs w:val="24"/>
           <w:rtl/>
         </w:rPr>
-        <w:t xml:space="preserve">) מראים מהיכן מגיע חוסר הביטחון של שנת 2026, הבינה המלאכותית, ומה ממתן אותו, חוסן קריירה. יחד הם מספקים גם את האבחנה וגם את כיוון הטיפול.</w:t>
+        <w:t xml:space="preserve">) מתארים את מקור חוסר הוודאות של שנת 2026 ואת מחירו, ומראים שמשאב אישי ממתן אותו. צטקובסקה ואחרים (</w:t>
+      </w:r>
+      <w:r>
+        <w:rPr>
+          <w:rFonts w:ascii="Times New Roman" w:cs="Times New Roman" w:eastAsia="Times New Roman" w:hAnsi="Times New Roman"/>
+          <w:sz w:val="24"/>
+          <w:szCs w:val="24"/>
+        </w:rPr>
+        <w:t xml:space="preserve">‎Cetkovská et al., 2026‎</w:t>
+      </w:r>
+      <w:r>
+        <w:rPr>
+          <w:rFonts w:ascii="David" w:cs="David" w:eastAsia="David" w:hAnsi="David"/>
+          <w:sz w:val="24"/>
+          <w:szCs w:val="24"/>
+          <w:rtl/>
+        </w:rPr>
+        <w:t xml:space="preserve">) מראים כיצד בונים משאב כזה בפועל: תחושת קוהרנטיות בעבודה, שנבנית באמצעות עיצוב תפקיד יזום. במילים אחרות, המאמר המשלים מספק את האבחנה והמאמר המרכזי מספק את הטיפול.</w:t>
       </w:r>
     </w:p>
     <w:p>
@@ -4482,7 +4727,7 @@
           <w:szCs w:val="28"/>
           <w:rtl/>
         </w:rPr>
-        <w:t xml:space="preserve">4.2 המסגרת התיאורטית</w:t>
+        <w:t xml:space="preserve">4.2 ראיות תומכות מהספרות על חוסר ביטחון תעסוקתי</w:t>
       </w:r>
     </w:p>
     <w:p>
@@ -4498,7 +4743,7 @@
           <w:szCs w:val="24"/>
           <w:rtl/>
         </w:rPr>
-        <w:t xml:space="preserve">שני המאמרים נשענים על הסקירה האינטגרטיבית של שוס (</w:t>
+        <w:t xml:space="preserve">הסקירה האינטגרטיבית של שוס (</w:t>
       </w:r>
       <w:r>
         <w:rPr>
@@ -4515,58 +4760,24 @@
           <w:szCs w:val="24"/>
           <w:rtl/>
         </w:rPr>
-        <w:t xml:space="preserve">), שהציעה מסגרת מושגית לחוסר ביטחון תעסוקתי. לפי מסגרת זו, חוסר ביטחון משפיע על העובד דרך ארבעה מנגנונים: לחץ, המבוסס על תיאוריית ההערכה וההתמודדות (</w:t>
-      </w:r>
-      <w:r>
-        <w:rPr>
-          <w:rFonts w:ascii="Times New Roman" w:cs="Times New Roman" w:eastAsia="Times New Roman" w:hAnsi="Times New Roman"/>
-          <w:sz w:val="24"/>
-          <w:szCs w:val="24"/>
-        </w:rPr>
-        <w:t xml:space="preserve">‎Lazarus &amp; Folkman, 1984‎</w:t>
-      </w:r>
-      <w:r>
-        <w:rPr>
-          <w:rFonts w:ascii="David" w:cs="David" w:eastAsia="David" w:hAnsi="David"/>
-          <w:sz w:val="24"/>
-          <w:szCs w:val="24"/>
-          <w:rtl/>
-        </w:rPr>
-        <w:t xml:space="preserve">) ועל תיאוריית שימור המשאבים (</w:t>
-      </w:r>
-      <w:r>
-        <w:rPr>
-          <w:rFonts w:ascii="Times New Roman" w:cs="Times New Roman" w:eastAsia="Times New Roman" w:hAnsi="Times New Roman"/>
-          <w:sz w:val="24"/>
-          <w:szCs w:val="24"/>
-        </w:rPr>
-        <w:t xml:space="preserve">‎Hobfoll, 1989‎</w:t>
-      </w:r>
-      <w:r>
-        <w:rPr>
-          <w:rFonts w:ascii="David" w:cs="David" w:eastAsia="David" w:hAnsi="David"/>
-          <w:sz w:val="24"/>
-          <w:szCs w:val="24"/>
-          <w:rtl/>
-        </w:rPr>
-        <w:t xml:space="preserve">); חליפין חברתי, שבו העובד תופס את חוסר הביטחון כהפרה של החוזה הפסיכולוגי; מוטיבציה לשימור המשרה, שבה העובד "מתכופף", מגביר מאמץ ונמנע מביקורת; והתמודדות פרואקטיבית של למידה, נטוורקינג וחיפוש חלופות. שוס (</w:t>
-      </w:r>
-      <w:r>
-        <w:rPr>
-          <w:rFonts w:ascii="Times New Roman" w:cs="Times New Roman" w:eastAsia="Times New Roman" w:hAnsi="Times New Roman"/>
-          <w:sz w:val="24"/>
-          <w:szCs w:val="24"/>
-        </w:rPr>
-        <w:t xml:space="preserve">‎Shoss, 2017‎</w:t>
-      </w:r>
-      <w:r>
-        <w:rPr>
-          <w:rFonts w:ascii="David" w:cs="David" w:eastAsia="David" w:hAnsi="David"/>
-          <w:sz w:val="24"/>
-          <w:szCs w:val="24"/>
-          <w:rtl/>
-        </w:rPr>
-        <w:t xml:space="preserve">) הציעה גם שלוש קטגוריות של משתנים ממתנים: מאפייני האיום, פגיעוּת כלכלית ופגיעוּת פסיכולוגית.</w:t>
+        <w:t xml:space="preserve">) הציעה שחוסר ביטחון תעסוקתי משפיע על העובד דרך ארבעה מנגנונים, לחץ, חליפין חברתי, מוטיבציה לשימור המשרה והתמודדות פרואקטיבית, ושעוצמת התגובה תלויה במאפייני האיום ובפגיעוּת הכלכלית והפסיכולוגית של העובד. עיצוב תפקיד מבוסס צרכים הוא דוגמה מובהקת להתמודדות פרואקטיבית, ותחושת קוהרנטיות בעבודה היא משאב שמקטין את הפגיעוּת הפסיכולוגית. ההבחנה בין חוסר ביטחון כמותי, חשש לאבד את המשרה, לבין חוסר ביטחון איכותני, חשש לאבד מאפיינים חשובים שלה (</w:t>
+      </w:r>
+      <w:r>
+        <w:rPr>
+          <w:rFonts w:ascii="Times New Roman" w:cs="Times New Roman" w:eastAsia="Times New Roman" w:hAnsi="Times New Roman"/>
+          <w:sz w:val="24"/>
+          <w:szCs w:val="24"/>
+        </w:rPr>
+        <w:t xml:space="preserve">‎Hellgren et al., 1999‎</w:t>
+      </w:r>
+      <w:r>
+        <w:rPr>
+          <w:rFonts w:ascii="David" w:cs="David" w:eastAsia="David" w:hAnsi="David"/>
+          <w:sz w:val="24"/>
+          <w:szCs w:val="24"/>
+          <w:rtl/>
+        </w:rPr>
+        <w:t xml:space="preserve">), מחדדת מדוע עיצוב התפקיד רלוונטי: כשהבינה המלאכותית משנה את תוכן התפקיד בלי לבטל אותו, העובד שמעצב את תפקידו סביב צרכיו הוא זה שקובע מה יישאר בו.</w:t>
       </w:r>
     </w:p>
     <w:p>
@@ -4582,7 +4793,7 @@
           <w:szCs w:val="24"/>
           <w:rtl/>
         </w:rPr>
-        <w:t xml:space="preserve">המטא-אנליזה של לוסטד ואחרים (</w:t>
+        <w:t xml:space="preserve">מטא-אנליזה שפורסמה באותו כתב עת מוסיפה זווית מדאיגה: על בסיס 237 מחקרים נמצא שחוסר ביטחון תעסוקתי קשור לירידה בפיתוח מיומנויות פרואקטיבי, בשביעות הרצון מהקריירה וביכולת התעסוקה הנתפסת, ולעלייה בחיפוש עבודה ובהסתרת ידע (</w:t>
       </w:r>
       <w:r>
         <w:rPr>
@@ -4599,41 +4810,7 @@
           <w:szCs w:val="24"/>
           <w:rtl/>
         </w:rPr>
-        <w:t xml:space="preserve">) מאפשרת להכריע בין המנגנונים בכל הנוגע לקריירה: הסתרת הידע והירידה בפיתוח מיומנויות מתאימות למנגנון שימור המשרה ולדינמיקת ההגנה על משאבים, ואילו חיפוש העבודה וכוונות העזיבה הן הביטוי היחיד של התמודדות פרואקטיבית שנמצא בעקביות. חוסן הקריירה שבחנו צ'ונג ואחרים (</w:t>
-      </w:r>
-      <w:r>
-        <w:rPr>
-          <w:rFonts w:ascii="Times New Roman" w:cs="Times New Roman" w:eastAsia="Times New Roman" w:hAnsi="Times New Roman"/>
-          <w:sz w:val="24"/>
-          <w:szCs w:val="24"/>
-        </w:rPr>
-        <w:t xml:space="preserve">‎Chung et al., 2025‎</w:t>
-      </w:r>
-      <w:r>
-        <w:rPr>
-          <w:rFonts w:ascii="David" w:cs="David" w:eastAsia="David" w:hAnsi="David"/>
-          <w:sz w:val="24"/>
-          <w:szCs w:val="24"/>
-          <w:rtl/>
-        </w:rPr>
-        <w:t xml:space="preserve">) הוא דוגמה למשתנה ממתן מהקטגוריה הפסיכולוגית. ההבחנה בין חוסר ביטחון כמותי, חשש לאבד את המשרה, לבין חוסר ביטחון איכותני, חשש לאבד מאפיינים חשובים שלה (</w:t>
-      </w:r>
-      <w:r>
-        <w:rPr>
-          <w:rFonts w:ascii="Times New Roman" w:cs="Times New Roman" w:eastAsia="Times New Roman" w:hAnsi="Times New Roman"/>
-          <w:sz w:val="24"/>
-          <w:szCs w:val="24"/>
-        </w:rPr>
-        <w:t xml:space="preserve">‎Hellgren et al., 1999‎</w:t>
-      </w:r>
-      <w:r>
-        <w:rPr>
-          <w:rFonts w:ascii="David" w:cs="David" w:eastAsia="David" w:hAnsi="David"/>
-          <w:sz w:val="24"/>
-          <w:szCs w:val="24"/>
-          <w:rtl/>
-        </w:rPr>
-        <w:t xml:space="preserve">), רלוונטית במיוחד לבינה מלאכותית, שמשנה תפקידים גם כשאינה מבטלת אותם.</w:t>
+        <w:t xml:space="preserve">). כלומר, חוסר הוודאות פוגע בדיוק ביוזמה שהמאמר המרכזי מזהה כמפתח. שני הממצאים יחד מדגישים את החשיבות של בניית תחושת הניהוליות מראש, משום שהיא המנוע של היוזמה, ומשום שבלעדיה האיום עלול לשתק אותה.</w:t>
       </w:r>
     </w:p>
     <w:p>
@@ -4694,24 +4871,24 @@
           <w:szCs w:val="24"/>
           <w:rtl/>
         </w:rPr>
-        <w:t xml:space="preserve">התובנה הראשונה היא שחוסר ביטחון דוחף "הלאה" ולא "למעלה". עובדים חסרי ביטחון מחפשים עבודה ומתכננים עזיבה, אך אינם משקיעים בפיתוח מיומנויות (</w:t>
-      </w:r>
-      <w:r>
-        <w:rPr>
-          <w:rFonts w:ascii="Times New Roman" w:cs="Times New Roman" w:eastAsia="Times New Roman" w:hAnsi="Times New Roman"/>
-          <w:sz w:val="24"/>
-          <w:szCs w:val="24"/>
-        </w:rPr>
-        <w:t xml:space="preserve">‎Låstad et al., 2025‎</w:t>
-      </w:r>
-      <w:r>
-        <w:rPr>
-          <w:rFonts w:ascii="David" w:cs="David" w:eastAsia="David" w:hAnsi="David"/>
-          <w:sz w:val="24"/>
-          <w:szCs w:val="24"/>
-          <w:rtl/>
-        </w:rPr>
-        <w:t xml:space="preserve">). עבור מי שמנהל קריירה, פירוש הדבר שהתגובה הטבעית לאיום אינה בהכרח התגובה המועילה.</w:t>
+        <w:t xml:space="preserve">התובנה הראשונה היא שבהירות, שליטה ומשמעות אינן רק תוצר של הסביבה. תחושת הקוהרנטיות בעבודה עולה כשהעובד פועל על תפקידו, גם כשהסביבה עצמה לא השתנתה (</w:t>
+      </w:r>
+      <w:r>
+        <w:rPr>
+          <w:rFonts w:ascii="Times New Roman" w:cs="Times New Roman" w:eastAsia="Times New Roman" w:hAnsi="Times New Roman"/>
+          <w:sz w:val="24"/>
+          <w:szCs w:val="24"/>
+        </w:rPr>
+        <w:t xml:space="preserve">‎Cetkovská et al., 2026‎</w:t>
+      </w:r>
+      <w:r>
+        <w:rPr>
+          <w:rFonts w:ascii="David" w:cs="David" w:eastAsia="David" w:hAnsi="David"/>
+          <w:sz w:val="24"/>
+          <w:szCs w:val="24"/>
+          <w:rtl/>
+        </w:rPr>
+        <w:t xml:space="preserve">). בעולם שבו הארגון אינו יכול להבטיח ודאות, זהו המרחב שנותר בידי העובד.</w:t>
       </w:r>
     </w:p>
     <w:p>
@@ -4727,41 +4904,24 @@
           <w:szCs w:val="24"/>
           <w:rtl/>
         </w:rPr>
-        <w:t xml:space="preserve">התובנה השנייה היא מעגל קסמים. חוסר ביטחון מקטין את יכולת התעסוקה הנתפסת ואת פיתוח המיומנויות, שהם בדיוק המשאבים שמגנים מפני חוסר ביטחון (</w:t>
-      </w:r>
-      <w:r>
-        <w:rPr>
-          <w:rFonts w:ascii="Times New Roman" w:cs="Times New Roman" w:eastAsia="Times New Roman" w:hAnsi="Times New Roman"/>
-          <w:sz w:val="24"/>
-          <w:szCs w:val="24"/>
-        </w:rPr>
-        <w:t xml:space="preserve">‎Låstad et al., 2025‎</w:t>
-      </w:r>
-      <w:r>
-        <w:rPr>
-          <w:rFonts w:ascii="David" w:cs="David" w:eastAsia="David" w:hAnsi="David"/>
-          <w:sz w:val="24"/>
-          <w:szCs w:val="24"/>
-          <w:rtl/>
-        </w:rPr>
-        <w:t xml:space="preserve">). תיאוריית שימור המשאבים מכנה זאת ספירלת אובדן: אובדן משאב אחד מקשה על רכישת משאבים נוספים (</w:t>
-      </w:r>
-      <w:r>
-        <w:rPr>
-          <w:rFonts w:ascii="Times New Roman" w:cs="Times New Roman" w:eastAsia="Times New Roman" w:hAnsi="Times New Roman"/>
-          <w:sz w:val="24"/>
-          <w:szCs w:val="24"/>
-        </w:rPr>
-        <w:t xml:space="preserve">‎Hobfoll, 1989‎</w:t>
-      </w:r>
-      <w:r>
-        <w:rPr>
-          <w:rFonts w:ascii="David" w:cs="David" w:eastAsia="David" w:hAnsi="David"/>
-          <w:sz w:val="24"/>
-          <w:szCs w:val="24"/>
-          <w:rtl/>
-        </w:rPr>
-        <w:t xml:space="preserve">). לכן את ההשקעה בעצמי צריך לעשות דווקא כשהיא נראית הכי פחות דחופה, בתקופות של יציבות.</w:t>
+        <w:t xml:space="preserve">התובנה השנייה היא שההבדל בין "להתקרב" ל"להימנע" מכריע. מאמצים להתנתק ולנוח חשובים להתאוששות, אך אינם משנים את האופן שבו העבודה נתפסת. רק מאמצים שמכוונים לאוטונומיה, למיומנות, למשמעות ולשייכות בונים תחושת קוהרנטיות (</w:t>
+      </w:r>
+      <w:r>
+        <w:rPr>
+          <w:rFonts w:ascii="Times New Roman" w:cs="Times New Roman" w:eastAsia="Times New Roman" w:hAnsi="Times New Roman"/>
+          <w:sz w:val="24"/>
+          <w:szCs w:val="24"/>
+        </w:rPr>
+        <w:t xml:space="preserve">‎Cetkovská et al., 2026‎</w:t>
+      </w:r>
+      <w:r>
+        <w:rPr>
+          <w:rFonts w:ascii="David" w:cs="David" w:eastAsia="David" w:hAnsi="David"/>
+          <w:sz w:val="24"/>
+          <w:szCs w:val="24"/>
+          <w:rtl/>
+        </w:rPr>
+        <w:t xml:space="preserve">). לסטודנט שמתמודד עם אי-ודאות, פירוש הדבר שאסטרטגיה של "לשרוד עד שהמצב יתבהר" אינה מספיקה.</w:t>
       </w:r>
     </w:p>
     <w:p>
@@ -4777,7 +4937,24 @@
           <w:szCs w:val="24"/>
           <w:rtl/>
         </w:rPr>
-        <w:t xml:space="preserve">התובנה השלישית נוגעת לארגון. הסתרת ידע היא תגובה רציונלית של עובד שחושש שהידע שלו הוא הדבר היחיד שמונע את פיטוריו, אך היא הרסנית לארגון (</w:t>
+        <w:t xml:space="preserve">התובנה השלישית היא שהמשאבים קודמים ליוזמה. תחושת הניהוליות ניבאה עיצוב תפקיד עתידי במקדם החזק ביותר במודל (</w:t>
+      </w:r>
+      <w:r>
+        <w:rPr>
+          <w:rFonts w:ascii="Times New Roman" w:cs="Times New Roman" w:eastAsia="Times New Roman" w:hAnsi="Times New Roman"/>
+          <w:sz w:val="24"/>
+          <w:szCs w:val="24"/>
+        </w:rPr>
+        <w:t xml:space="preserve">‎Cetkovská et al., 2026‎</w:t>
+      </w:r>
+      <w:r>
+        <w:rPr>
+          <w:rFonts w:ascii="David" w:cs="David" w:eastAsia="David" w:hAnsi="David"/>
+          <w:sz w:val="24"/>
+          <w:szCs w:val="24"/>
+          <w:rtl/>
+        </w:rPr>
+        <w:t xml:space="preserve">). ממצא זה מתיישב עם המטא-אנליזה שהראתה שחוסר ביטחון תעסוקתי מקטין יוזמה (</w:t>
       </w:r>
       <w:r>
         <w:rPr>
@@ -4794,7 +4971,7 @@
           <w:szCs w:val="24"/>
           <w:rtl/>
         </w:rPr>
-        <w:t xml:space="preserve">). ארגון שמייצר חוסר ביטחון כדי "לדרבן" את העובדים משלם על כך באובדן שיתוף ידע.</w:t>
+        <w:t xml:space="preserve">): מי שמרגיש שאין לו משאבים אינו מעצב את תפקידו אלא מגן על מה שנותר. לכן צריך לבנות את תחושת הניהוליות בתקופות של יציבות, ולא לחכות לאיום.</w:t>
       </w:r>
     </w:p>
     <w:p>
@@ -4810,24 +4987,24 @@
           <w:szCs w:val="24"/>
           <w:rtl/>
         </w:rPr>
-        <w:t xml:space="preserve">התובנה הרביעית היא שהאיום של 2026 הוא בעיקר איכותני. הבינה המלאכותית משנה את תוכן התפקיד גם כשהמשרה נשמרת (</w:t>
-      </w:r>
-      <w:r>
-        <w:rPr>
-          <w:rFonts w:ascii="Times New Roman" w:cs="Times New Roman" w:eastAsia="Times New Roman" w:hAnsi="Times New Roman"/>
-          <w:sz w:val="24"/>
-          <w:szCs w:val="24"/>
-        </w:rPr>
-        <w:t xml:space="preserve">‎Hellgren et al., 1999‎</w:t>
-      </w:r>
-      <w:r>
-        <w:rPr>
-          <w:rFonts w:ascii="David" w:cs="David" w:eastAsia="David" w:hAnsi="David"/>
-          <w:sz w:val="24"/>
-          <w:szCs w:val="24"/>
-          <w:rtl/>
-        </w:rPr>
-        <w:t xml:space="preserve">), ובנק ישראל (2025) מעריך שכחמישית מהמועסקים נמצאים במקצועות שבהם הביקוש יירד. ממצאי צ'ונג ואחרים (</w:t>
+        <w:t xml:space="preserve">התובנה הרביעית היא שמדובר בספירלה, ולכן בכיוון, לא בגודל. המקדמים במחקר בינוניים, 0.14 עד 0.17, אך הם פועלים בשני הכיוונים ומצטברים לאורך זמן (</w:t>
+      </w:r>
+      <w:r>
+        <w:rPr>
+          <w:rFonts w:ascii="Times New Roman" w:cs="Times New Roman" w:eastAsia="Times New Roman" w:hAnsi="Times New Roman"/>
+          <w:sz w:val="24"/>
+          <w:szCs w:val="24"/>
+        </w:rPr>
+        <w:t xml:space="preserve">‎Cetkovská et al., 2026‎</w:t>
+      </w:r>
+      <w:r>
+        <w:rPr>
+          <w:rFonts w:ascii="David" w:cs="David" w:eastAsia="David" w:hAnsi="David"/>
+          <w:sz w:val="24"/>
+          <w:szCs w:val="24"/>
+          <w:rtl/>
+        </w:rPr>
+        <w:t xml:space="preserve">). צעד קטן של עיצוב תפקיד היום מגדיל את הסיכוי לצעד נוסף בעוד חצי שנה. התובנה החמישית, מהמאמר המשלים, היא שמשאב אישי כמו חוסן קריירה ממתן את הקשר בין האיום הטכנולוגי לבין חוסר הביטחון (</w:t>
       </w:r>
       <w:r>
         <w:rPr>
@@ -4844,24 +5021,7 @@
           <w:szCs w:val="24"/>
           <w:rtl/>
         </w:rPr>
-        <w:t xml:space="preserve">) מראים שעצם המודעות לבינה מלאכותית, עוד לפני שינוי בפועל, מספיקה כדי לייצר חוסר ביטחון. התובנה החמישית היא שחוסן קריירה ניתן לבנייה, והוא ממתן את הקשר בין המודעות לאיום לבין תחושת חוסר הביטחון (</w:t>
-      </w:r>
-      <w:r>
-        <w:rPr>
-          <w:rFonts w:ascii="Times New Roman" w:cs="Times New Roman" w:eastAsia="Times New Roman" w:hAnsi="Times New Roman"/>
-          <w:sz w:val="24"/>
-          <w:szCs w:val="24"/>
-        </w:rPr>
-        <w:t xml:space="preserve">‎Chung et al., 2025‎</w:t>
-      </w:r>
-      <w:r>
-        <w:rPr>
-          <w:rFonts w:ascii="David" w:cs="David" w:eastAsia="David" w:hAnsi="David"/>
-          <w:sz w:val="24"/>
-          <w:szCs w:val="24"/>
-          <w:rtl/>
-        </w:rPr>
-        <w:t xml:space="preserve">).</w:t>
+        <w:t xml:space="preserve">), ותחושת קוהרנטיות בעבודה היא משאב מסוג זה.</w:t>
       </w:r>
     </w:p>
     <w:p>
@@ -4897,7 +5057,24 @@
           <w:szCs w:val="24"/>
           <w:rtl/>
         </w:rPr>
-        <w:t xml:space="preserve">המסקנה המרכזית היא שבעולם שבו חוסר ודאות הוא ברירת המחדל, ניהול קריירה טוב פירושו לבנות מראש את המשאבים שהאיום ידלדל: יכולת תעסוקה, מיומנויות מבוקשות, חוסן קריירה ורשת קשרים. מי שמחכה לאיום כדי להתחיל להשקיע בעצמו מגלה שהאיום גזל ממנו את היכולת לעשות זאת (</w:t>
+        <w:t xml:space="preserve">המסקנה המרכזית היא שההתמודדות עם חוסר ודאות תעסוקתי אינה מסתכמת בהגנה מפני האיום, אלא בבנייה יזומה של בהירות, שליטה ומשמעות בתוך התפקיד הקיים. עיצוב תפקיד מבוסס צרכי התקרבות הוא כלי זמין, שאינו דורש אישור מהארגון, ושהוכח כמחזק את תחושת הקוהרנטיות בעבודה לאורך זמן (</w:t>
+      </w:r>
+      <w:r>
+        <w:rPr>
+          <w:rFonts w:ascii="Times New Roman" w:cs="Times New Roman" w:eastAsia="Times New Roman" w:hAnsi="Times New Roman"/>
+          <w:sz w:val="24"/>
+          <w:szCs w:val="24"/>
+        </w:rPr>
+        <w:t xml:space="preserve">‎Cetkovská et al., 2026‎</w:t>
+      </w:r>
+      <w:r>
+        <w:rPr>
+          <w:rFonts w:ascii="David" w:cs="David" w:eastAsia="David" w:hAnsi="David"/>
+          <w:sz w:val="24"/>
+          <w:szCs w:val="24"/>
+          <w:rtl/>
+        </w:rPr>
+        <w:t xml:space="preserve">). ברמה הארגונית, המסקנה היא שמנהלים שרוצים עובדים יוזמים בתקופת שינוי צריכים קודם כול לדאוג לתחושת ניהוליות: משאבים מספיקים, מידע ברור ומרחב לעיצוב התפקיד. חוסר ביטחון אינו מנוע ליוזמה אלא בולם שלה (</w:t>
       </w:r>
       <w:r>
         <w:rPr>
@@ -4906,23 +5083,6 @@
           <w:szCs w:val="24"/>
         </w:rPr>
         <w:t xml:space="preserve">‎Låstad et al., 2025‎</w:t>
-      </w:r>
-      <w:r>
-        <w:rPr>
-          <w:rFonts w:ascii="David" w:cs="David" w:eastAsia="David" w:hAnsi="David"/>
-          <w:sz w:val="24"/>
-          <w:szCs w:val="24"/>
-          <w:rtl/>
-        </w:rPr>
-        <w:t xml:space="preserve">). ברמה הארגונית, המסקנה היא שחוסר ביטחון אינו כלי ניהולי. ארגון שרוצה לשמר ידע ומיומנויות בתקופת שינוי צריך להפחית את חוסר הביטחון באמצעות תקשורת שקופה והוגנות, או לפצות עליו בהשקעה גלויה ביכולת התעסוקה של העובדים (</w:t>
-      </w:r>
-      <w:r>
-        <w:rPr>
-          <w:rFonts w:ascii="Times New Roman" w:cs="Times New Roman" w:eastAsia="Times New Roman" w:hAnsi="Times New Roman"/>
-          <w:sz w:val="24"/>
-          <w:szCs w:val="24"/>
-        </w:rPr>
-        <w:t xml:space="preserve">‎Låstad et al., 2025; Shoss, 2017‎</w:t>
       </w:r>
       <w:r>
         <w:rPr>
@@ -4985,24 +5145,24 @@
           <w:szCs w:val="24"/>
           <w:rtl/>
         </w:rPr>
-        <w:t xml:space="preserve">מה שאהבנו במאמר הוא שהוא עונה על שאלה שרובנו שואלים את עצמנו בלי לנסח אותה: האם הפחד יעשה אותנו טובים יותר? התשובה, שלא, ושהפחד בעיקר גורם לנו לברוח ולהסתיר, הייתה מפתיעה ומשכנעת, משום שהיא מבוססת על 237 מחקרים ולא על מחקר בודד. אהבנו גם את הכותרת, שמצליחה להכניס את כל המאמר לשלוש מילים, ואת הכנות של המחברים לגבי המגבלות של מחקרי חתך (</w:t>
-      </w:r>
-      <w:r>
-        <w:rPr>
-          <w:rFonts w:ascii="Times New Roman" w:cs="Times New Roman" w:eastAsia="Times New Roman" w:hAnsi="Times New Roman"/>
-          <w:sz w:val="24"/>
-          <w:szCs w:val="24"/>
-        </w:rPr>
-        <w:t xml:space="preserve">‎Låstad et al., 2025‎</w:t>
-      </w:r>
-      <w:r>
-        <w:rPr>
-          <w:rFonts w:ascii="David" w:cs="David" w:eastAsia="David" w:hAnsi="David"/>
-          <w:sz w:val="24"/>
-          <w:szCs w:val="24"/>
-          <w:rtl/>
-        </w:rPr>
-        <w:t xml:space="preserve">). העובדה שהמאמר זמין לכולם בחינם חשובה בעינינו: זה מאמר שאפשר לשלוח לחבר שמפחד מפיטורים, ולא רק לצטט בעבודה.</w:t>
+        <w:t xml:space="preserve">מה שאהבנו במאמר הוא נקודת המבט. רוב מה שקראנו על חוסר ודאות תעסוקתי עסק בנזק, והמאמר הזה שואל מה עוזר. הרעיון של אנטונובסקי, שפעל כאן בישראל, שאפשר לחקור את מקורות הבריאות במקום את מקורות המחלה, נשמע לנו רלוונטי במיוחד לשנתיים האחרונות. אהבנו גם את הפרקטיות: שישה צרכים, שאלות פשוטות, ופעולות שכל אחד יכול לעשות בשבועיים הקרובים. והערכנו את הכנות של המחברים, שמקדישים כמעט עמוד שלם למגבלות, כולל הודאה שהמקדם השלילי של מובנות קשה להם להסביר (</w:t>
+      </w:r>
+      <w:r>
+        <w:rPr>
+          <w:rFonts w:ascii="Times New Roman" w:cs="Times New Roman" w:eastAsia="Times New Roman" w:hAnsi="Times New Roman"/>
+          <w:sz w:val="24"/>
+          <w:szCs w:val="24"/>
+        </w:rPr>
+        <w:t xml:space="preserve">‎Cetkovská et al., 2026‎</w:t>
+      </w:r>
+      <w:r>
+        <w:rPr>
+          <w:rFonts w:ascii="David" w:cs="David" w:eastAsia="David" w:hAnsi="David"/>
+          <w:sz w:val="24"/>
+          <w:szCs w:val="24"/>
+          <w:rtl/>
+        </w:rPr>
+        <w:t xml:space="preserve">).</w:t>
       </w:r>
     </w:p>
     <w:p>
@@ -5018,32 +5178,15 @@
           <w:szCs w:val="24"/>
           <w:rtl/>
         </w:rPr>
-        <w:t xml:space="preserve">חסרו לנו שלושה דברים. ראשית, המאמר מכמת את הקשרים אך אינו מציע מה לעשות איתם, ואת "מפת החוסן" בפרק 6 נאלצנו לבנות בעצמנו. שנית, המאמר אינו מבחין בין חוסר ביטחון כמותי לאיכותני, ובעידן של בינה מלאכותית זו ההבחנה החשובה ביותר (</w:t>
-      </w:r>
-      <w:r>
-        <w:rPr>
-          <w:rFonts w:ascii="Times New Roman" w:cs="Times New Roman" w:eastAsia="Times New Roman" w:hAnsi="Times New Roman"/>
-          <w:sz w:val="24"/>
-          <w:szCs w:val="24"/>
-        </w:rPr>
-        <w:t xml:space="preserve">‎Hellgren et al., 1999‎</w:t>
-      </w:r>
-      <w:r>
-        <w:rPr>
-          <w:rFonts w:ascii="David" w:cs="David" w:eastAsia="David" w:hAnsi="David"/>
-          <w:sz w:val="24"/>
-          <w:szCs w:val="24"/>
-          <w:rtl/>
-        </w:rPr>
-        <w:t xml:space="preserve">). שלישית, המחקרים הראשוניים אינם כוללים, ככל הידוע לנו, הקשר כמו הישראלי, שבו חוסר הביטחון מגיע גם מהמלחמה ומהמילואים ולא רק מהארגון. המאמר המשלים ממלא חלק מהפער, כי הוא מתמקד בבינה מלאכותית, אך גם הוא נערך במדגם קוריאני אחד (</w:t>
-      </w:r>
-      <w:r>
-        <w:rPr>
-          <w:rFonts w:ascii="Times New Roman" w:cs="Times New Roman" w:eastAsia="Times New Roman" w:hAnsi="Times New Roman"/>
-          <w:sz w:val="24"/>
-          <w:szCs w:val="24"/>
-        </w:rPr>
-        <w:t xml:space="preserve">‎Chung et al., 2025‎</w:t>
+        <w:t xml:space="preserve">חסרו לנו שלושה דברים. ראשית, המאמר לא מודד חוסר ביטחון תעסוקתי במישרין. הוא נערך בתקופת הקורונה ומזכיר את אי-הוודאות רק כמגבלה, ולכן את הקשר לנושא שלנו בנינו בעצמנו, דרך המאמר המשלים והספרות על חוסר ביטחון. שנית, המדגם גרמני ושווייצרי, מבוגר יחסית, בגיל ממוצע של כמעט 49, ומגיע מתרבות עבודה עם ביטחון סוציאלי גבוה. אנחנו, סטודנטים ישראלים בתחילת הדרך, בסביבת עבודה פחות יציבה, לא בטוחים שהמרחב לעיצוב תפקיד שהיה למשתתפים קיים גם אצלנו. שלישית, המאמר מדבר על עובדים שכירים בתפקיד קיים, ולא על מי שעדיין מחפש עבודה או עובד כעצמאי (</w:t>
+      </w:r>
+      <w:r>
+        <w:rPr>
+          <w:rFonts w:ascii="Times New Roman" w:cs="Times New Roman" w:eastAsia="Times New Roman" w:hAnsi="Times New Roman"/>
+          <w:sz w:val="24"/>
+          <w:szCs w:val="24"/>
+        </w:rPr>
+        <w:t xml:space="preserve">‎Cetkovská et al., 2026‎</w:t>
       </w:r>
       <w:r>
         <w:rPr>
@@ -5068,7 +5211,24 @@
           <w:szCs w:val="24"/>
           <w:rtl/>
         </w:rPr>
-        <w:t xml:space="preserve">עמדתנו היא שהממצאים מאתגרים את המסר של "ממשבר להזדמנות" שלמדנו בקורס (דבדבני דקל, 2026ב), ובה בעת מחדדים אותו. משבר הופך להזדמנות רק אצל מי שיש לו משאבים לנצל אותה. בלי משאבים, המאמר מראה, האיום מייצר בריחה והסתרה. לכן המסר שלנו לכיתה הוא לא "אל תפחדו", אלא "בנו את הכרית לפני שתצטרכו אותה".</w:t>
+        <w:t xml:space="preserve">עמדתנו היא שהמסר של המאמר משלים את "ממשבר להזדמנות" שלמדנו בקורס (דבדבני דקל, 2026ב). משבר הופך להזדמנות לא מעצמו, אלא כשמישהו מעצב אותו כך. עם זאת, המטא-אנליזה של לוסטד ואחרים (</w:t>
+      </w:r>
+      <w:r>
+        <w:rPr>
+          <w:rFonts w:ascii="Times New Roman" w:cs="Times New Roman" w:eastAsia="Times New Roman" w:hAnsi="Times New Roman"/>
+          <w:sz w:val="24"/>
+          <w:szCs w:val="24"/>
+        </w:rPr>
+        <w:t xml:space="preserve">‎Låstad et al., 2025‎</w:t>
+      </w:r>
+      <w:r>
+        <w:rPr>
+          <w:rFonts w:ascii="David" w:cs="David" w:eastAsia="David" w:hAnsi="David"/>
+          <w:sz w:val="24"/>
+          <w:szCs w:val="24"/>
+          <w:rtl/>
+        </w:rPr>
+        <w:t xml:space="preserve">) מזהירה שכשהאיום גדול, היוזמה יורדת. לכן אנחנו חושבים שהמסר לכיתה צריך להיות כפול: לעצב את התפקיד עכשיו, כשעוד יש משאבים, ולא לחכות; ולזכור שמי שמרגיש שאין לו משאבים צריך קודם תמיכה ולא עצות.</w:t>
       </w:r>
     </w:p>
     <w:p>
@@ -5113,7 +5273,7 @@
           <w:szCs w:val="28"/>
           <w:rtl/>
         </w:rPr>
-        <w:t xml:space="preserve">6.1 מפת החוסן התעסוקתי: כלי אישי הנגזר מהמאמרים</w:t>
+        <w:t xml:space="preserve">6.1 תוכנית עיצוב תפקיד אישית: כלי הנגזר מהמאמר</w:t>
       </w:r>
     </w:p>
     <w:p>
@@ -5129,32 +5289,15 @@
           <w:szCs w:val="24"/>
           <w:rtl/>
         </w:rPr>
-        <w:t xml:space="preserve">ממצאי שני המאמרים תורגמו בעבודה זו לכלי עבודה אישי בן ארבעה שלבים, שכל סטודנט בכיתה יכול למלא בעצמו. הרעיון הוא לשבור את מעגל הקסמים שהמטא-אנליזה מתארת (</w:t>
-      </w:r>
-      <w:r>
-        <w:rPr>
-          <w:rFonts w:ascii="Times New Roman" w:cs="Times New Roman" w:eastAsia="Times New Roman" w:hAnsi="Times New Roman"/>
-          <w:sz w:val="24"/>
-          <w:szCs w:val="24"/>
-        </w:rPr>
-        <w:t xml:space="preserve">‎Låstad et al., 2025‎</w:t>
-      </w:r>
-      <w:r>
-        <w:rPr>
-          <w:rFonts w:ascii="David" w:cs="David" w:eastAsia="David" w:hAnsi="David"/>
-          <w:sz w:val="24"/>
-          <w:szCs w:val="24"/>
-          <w:rtl/>
-        </w:rPr>
-        <w:t xml:space="preserve">): להשקיע בפיתוח מיומנויות וביכולת תעסוקה לפני שהאיום מדלדל את היכולת לעשות זאת, ולבנות חוסן קריירה שממתן את תגובת חוסר הביטחון (</w:t>
-      </w:r>
-      <w:r>
-        <w:rPr>
-          <w:rFonts w:ascii="Times New Roman" w:cs="Times New Roman" w:eastAsia="Times New Roman" w:hAnsi="Times New Roman"/>
-          <w:sz w:val="24"/>
-          <w:szCs w:val="24"/>
-        </w:rPr>
-        <w:t xml:space="preserve">‎Chung et al., 2025‎</w:t>
+        <w:t xml:space="preserve">ממצאי המאמר תורגמו בעבודה זו לכלי עבודה אישי שכל סטודנט בכיתה יכול למלא בעצמו, גם בתפקיד סטודנטיאלי או במשרה חלקית. הכלי מבוסס על ארבעת צרכי ההתקרבות, שנמצאו כבונים תחושת קוהרנטיות, ומוסיף לכל צורך שאלה מנחה ודוגמאות לפעולה (</w:t>
+      </w:r>
+      <w:r>
+        <w:rPr>
+          <w:rFonts w:ascii="Times New Roman" w:cs="Times New Roman" w:eastAsia="Times New Roman" w:hAnsi="Times New Roman"/>
+          <w:sz w:val="24"/>
+          <w:szCs w:val="24"/>
+        </w:rPr>
+        <w:t xml:space="preserve">‎Cetkovská et al., 2026‎</w:t>
       </w:r>
       <w:r>
         <w:rPr>
@@ -5181,7 +5324,7 @@
           <w:szCs w:val="22"/>
           <w:rtl/>
         </w:rPr>
-        <w:t xml:space="preserve">טבלה 3: מפת החוסן התעסוקתי</w:t>
+        <w:t xml:space="preserve">טבלה 3: תוכנית עיצוב תפקיד אישית לפי צרכי ההתקרבות</w:t>
       </w:r>
     </w:p>
     <w:tbl>
@@ -5198,9 +5341,9 @@
         </w:tblBorders>
       </w:tblPr>
       <w:tblGrid>
-        <w:gridCol w:w="2200"/>
-        <w:gridCol w:w="3400"/>
-        <w:gridCol w:w="3400"/>
+        <w:gridCol w:w="2000"/>
+        <w:gridCol w:w="3300"/>
+        <w:gridCol w:w="3700"/>
       </w:tblGrid>
       <w:tr>
         <w:trPr>
@@ -5208,7 +5351,7 @@
         </w:trPr>
         <w:tc>
           <w:tcPr>
-            <w:tcW w:type="dxa" w:w="2200"/>
+            <w:tcW w:type="dxa" w:w="2000"/>
             <w:tcBorders>
               <w:top w:val="single" w:color="A6A6A6" w:sz="6"/>
               <w:left w:val="single" w:color="A6A6A6" w:sz="6"/>
@@ -5240,13 +5383,13 @@
                 <w:szCs w:val="22"/>
                 <w:rtl/>
               </w:rPr>
-              <w:t xml:space="preserve">שלב</w:t>
-            </w:r>
-          </w:p>
-        </w:tc>
-        <w:tc>
-          <w:tcPr>
-            <w:tcW w:type="dxa" w:w="3400"/>
+              <w:t xml:space="preserve">הצורך</w:t>
+            </w:r>
+          </w:p>
+        </w:tc>
+        <w:tc>
+          <w:tcPr>
+            <w:tcW w:type="dxa" w:w="3300"/>
             <w:tcBorders>
               <w:top w:val="single" w:color="A6A6A6" w:sz="6"/>
               <w:left w:val="single" w:color="A6A6A6" w:sz="6"/>
@@ -5278,13 +5421,13 @@
                 <w:szCs w:val="22"/>
                 <w:rtl/>
               </w:rPr>
-              <w:t xml:space="preserve">שאלות מנחות</w:t>
-            </w:r>
-          </w:p>
-        </w:tc>
-        <w:tc>
-          <w:tcPr>
-            <w:tcW w:type="dxa" w:w="3400"/>
+              <w:t xml:space="preserve">שאלה מנחה</w:t>
+            </w:r>
+          </w:p>
+        </w:tc>
+        <w:tc>
+          <w:tcPr>
+            <w:tcW w:type="dxa" w:w="3700"/>
             <w:tcBorders>
               <w:top w:val="single" w:color="A6A6A6" w:sz="6"/>
               <w:left w:val="single" w:color="A6A6A6" w:sz="6"/>
@@ -5316,7 +5459,7 @@
                 <w:szCs w:val="22"/>
                 <w:rtl/>
               </w:rPr>
-              <w:t xml:space="preserve">פעולות מומלצות</w:t>
+              <w:t xml:space="preserve">דוגמאות לפעולה בשבועיים הקרובים</w:t>
             </w:r>
           </w:p>
         </w:tc>
@@ -5324,103 +5467,103 @@
       <w:tr>
         <w:tc>
           <w:tcPr>
-            <w:tcW w:type="dxa" w:w="2200"/>
-            <w:tcBorders>
-              <w:top w:val="single" w:color="A6A6A6" w:sz="6"/>
-              <w:left w:val="single" w:color="A6A6A6" w:sz="6"/>
-              <w:bottom w:val="single" w:color="A6A6A6" w:sz="6"/>
-              <w:right w:val="single" w:color="A6A6A6" w:sz="6"/>
-            </w:tcBorders>
-            <w:tcMar>
-              <w:top w:type="dxa" w:w="80"/>
-              <w:left w:type="dxa" w:w="100"/>
-              <w:bottom w:type="dxa" w:w="80"/>
-              <w:right w:type="dxa" w:w="100"/>
-            </w:tcMar>
-            <w:vAlign w:val="center"/>
-          </w:tcPr>
-          <w:p>
-            <w:pPr>
-              <w:bidi/>
-              <w:spacing w:after="40" w:line="276"/>
-              <w:jc w:val="right"/>
-            </w:pPr>
-            <w:r>
-              <w:rPr>
-                <w:rFonts w:ascii="David" w:cs="David" w:eastAsia="David" w:hAnsi="David"/>
-                <w:sz w:val="22"/>
-                <w:szCs w:val="22"/>
-                <w:rtl/>
-              </w:rPr>
-              <w:t xml:space="preserve">1. הערכת האיום</w:t>
-            </w:r>
-          </w:p>
-        </w:tc>
-        <w:tc>
-          <w:tcPr>
-            <w:tcW w:type="dxa" w:w="3400"/>
-            <w:tcBorders>
-              <w:top w:val="single" w:color="A6A6A6" w:sz="6"/>
-              <w:left w:val="single" w:color="A6A6A6" w:sz="6"/>
-              <w:bottom w:val="single" w:color="A6A6A6" w:sz="6"/>
-              <w:right w:val="single" w:color="A6A6A6" w:sz="6"/>
-            </w:tcBorders>
-            <w:tcMar>
-              <w:top w:type="dxa" w:w="80"/>
-              <w:left w:type="dxa" w:w="100"/>
-              <w:bottom w:type="dxa" w:w="80"/>
-              <w:right w:type="dxa" w:w="100"/>
-            </w:tcMar>
-            <w:vAlign w:val="center"/>
-          </w:tcPr>
-          <w:p>
-            <w:pPr>
-              <w:bidi/>
-              <w:spacing w:after="40" w:line="276"/>
-              <w:jc w:val="right"/>
-            </w:pPr>
-            <w:r>
-              <w:rPr>
-                <w:rFonts w:ascii="David" w:cs="David" w:eastAsia="David" w:hAnsi="David"/>
-                <w:sz w:val="22"/>
-                <w:szCs w:val="22"/>
-                <w:rtl/>
-              </w:rPr>
-              <w:t xml:space="preserve">מה ההסתברות הריאלית? האם האיום כמותי (המשרה) או איכותני (תוכן התפקיד)? מה בשליטתי?</w:t>
-            </w:r>
-          </w:p>
-        </w:tc>
-        <w:tc>
-          <w:tcPr>
-            <w:tcW w:type="dxa" w:w="3400"/>
-            <w:tcBorders>
-              <w:top w:val="single" w:color="A6A6A6" w:sz="6"/>
-              <w:left w:val="single" w:color="A6A6A6" w:sz="6"/>
-              <w:bottom w:val="single" w:color="A6A6A6" w:sz="6"/>
-              <w:right w:val="single" w:color="A6A6A6" w:sz="6"/>
-            </w:tcBorders>
-            <w:tcMar>
-              <w:top w:type="dxa" w:w="80"/>
-              <w:left w:type="dxa" w:w="100"/>
-              <w:bottom w:type="dxa" w:w="80"/>
-              <w:right w:type="dxa" w:w="100"/>
-            </w:tcMar>
-            <w:vAlign w:val="center"/>
-          </w:tcPr>
-          <w:p>
-            <w:pPr>
-              <w:bidi/>
-              <w:spacing w:after="40" w:line="276"/>
-              <w:jc w:val="right"/>
-            </w:pPr>
-            <w:r>
-              <w:rPr>
-                <w:rFonts w:ascii="David" w:cs="David" w:eastAsia="David" w:hAnsi="David"/>
-                <w:sz w:val="22"/>
-                <w:szCs w:val="22"/>
-                <w:rtl/>
-              </w:rPr>
-              <w:t xml:space="preserve">להחליף שמועות במידע: שיחה ישירה עם המנהל, מעקב אחר מצב החברה והענף, מיפוי אילו חלקים בתפקיד הבינה המלאכותית משנה</w:t>
+            <w:tcW w:type="dxa" w:w="2000"/>
+            <w:tcBorders>
+              <w:top w:val="single" w:color="A6A6A6" w:sz="6"/>
+              <w:left w:val="single" w:color="A6A6A6" w:sz="6"/>
+              <w:bottom w:val="single" w:color="A6A6A6" w:sz="6"/>
+              <w:right w:val="single" w:color="A6A6A6" w:sz="6"/>
+            </w:tcBorders>
+            <w:tcMar>
+              <w:top w:type="dxa" w:w="80"/>
+              <w:left w:type="dxa" w:w="100"/>
+              <w:bottom w:type="dxa" w:w="80"/>
+              <w:right w:type="dxa" w:w="100"/>
+            </w:tcMar>
+            <w:vAlign w:val="center"/>
+          </w:tcPr>
+          <w:p>
+            <w:pPr>
+              <w:bidi/>
+              <w:spacing w:after="40" w:line="276"/>
+              <w:jc w:val="right"/>
+            </w:pPr>
+            <w:r>
+              <w:rPr>
+                <w:rFonts w:ascii="David" w:cs="David" w:eastAsia="David" w:hAnsi="David"/>
+                <w:sz w:val="22"/>
+                <w:szCs w:val="22"/>
+                <w:rtl/>
+              </w:rPr>
+              <w:t xml:space="preserve">אוטונומיה</w:t>
+            </w:r>
+          </w:p>
+        </w:tc>
+        <w:tc>
+          <w:tcPr>
+            <w:tcW w:type="dxa" w:w="3300"/>
+            <w:tcBorders>
+              <w:top w:val="single" w:color="A6A6A6" w:sz="6"/>
+              <w:left w:val="single" w:color="A6A6A6" w:sz="6"/>
+              <w:bottom w:val="single" w:color="A6A6A6" w:sz="6"/>
+              <w:right w:val="single" w:color="A6A6A6" w:sz="6"/>
+            </w:tcBorders>
+            <w:tcMar>
+              <w:top w:type="dxa" w:w="80"/>
+              <w:left w:type="dxa" w:w="100"/>
+              <w:bottom w:type="dxa" w:w="80"/>
+              <w:right w:type="dxa" w:w="100"/>
+            </w:tcMar>
+            <w:vAlign w:val="center"/>
+          </w:tcPr>
+          <w:p>
+            <w:pPr>
+              <w:bidi/>
+              <w:spacing w:after="40" w:line="276"/>
+              <w:jc w:val="right"/>
+            </w:pPr>
+            <w:r>
+              <w:rPr>
+                <w:rFonts w:ascii="David" w:cs="David" w:eastAsia="David" w:hAnsi="David"/>
+                <w:sz w:val="22"/>
+                <w:szCs w:val="22"/>
+                <w:rtl/>
+              </w:rPr>
+              <w:t xml:space="preserve">באילו החלטות קטנות בעבודה אני יכול לבחור בעצמי?</w:t>
+            </w:r>
+          </w:p>
+        </w:tc>
+        <w:tc>
+          <w:tcPr>
+            <w:tcW w:type="dxa" w:w="3700"/>
+            <w:tcBorders>
+              <w:top w:val="single" w:color="A6A6A6" w:sz="6"/>
+              <w:left w:val="single" w:color="A6A6A6" w:sz="6"/>
+              <w:bottom w:val="single" w:color="A6A6A6" w:sz="6"/>
+              <w:right w:val="single" w:color="A6A6A6" w:sz="6"/>
+            </w:tcBorders>
+            <w:tcMar>
+              <w:top w:type="dxa" w:w="80"/>
+              <w:left w:type="dxa" w:w="100"/>
+              <w:bottom w:type="dxa" w:w="80"/>
+              <w:right w:type="dxa" w:w="100"/>
+            </w:tcMar>
+            <w:vAlign w:val="center"/>
+          </w:tcPr>
+          <w:p>
+            <w:pPr>
+              <w:bidi/>
+              <w:spacing w:after="40" w:line="276"/>
+              <w:jc w:val="right"/>
+            </w:pPr>
+            <w:r>
+              <w:rPr>
+                <w:rFonts w:ascii="David" w:cs="David" w:eastAsia="David" w:hAnsi="David"/>
+                <w:sz w:val="22"/>
+                <w:szCs w:val="22"/>
+                <w:rtl/>
+              </w:rPr>
+              <w:t xml:space="preserve">לקבוע את סדר המשימות של הבוקר. להציע למנהל דרך משלי לבצע משימה חוזרת. להגדיר שעה קבועה ללא הפרעות</w:t>
             </w:r>
           </w:p>
         </w:tc>
@@ -5428,7 +5571,7 @@
       <w:tr>
         <w:tc>
           <w:tcPr>
-            <w:tcW w:type="dxa" w:w="2200"/>
+            <w:tcW w:type="dxa" w:w="2000"/>
             <w:tcBorders>
               <w:top w:val="single" w:color="A6A6A6" w:sz="6"/>
               <w:left w:val="single" w:color="A6A6A6" w:sz="6"/>
@@ -5457,13 +5600,13 @@
                 <w:szCs w:val="22"/>
                 <w:rtl/>
               </w:rPr>
-              <w:t xml:space="preserve">2. שבירת המעגל: פיתוח מיומנויות</w:t>
-            </w:r>
-          </w:p>
-        </w:tc>
-        <w:tc>
-          <w:tcPr>
-            <w:tcW w:type="dxa" w:w="3400"/>
+              <w:t xml:space="preserve">מיומנות</w:t>
+            </w:r>
+          </w:p>
+        </w:tc>
+        <w:tc>
+          <w:tcPr>
+            <w:tcW w:type="dxa" w:w="3300"/>
             <w:tcBorders>
               <w:top w:val="single" w:color="A6A6A6" w:sz="6"/>
               <w:left w:val="single" w:color="A6A6A6" w:sz="6"/>
@@ -5492,13 +5635,13 @@
                 <w:szCs w:val="22"/>
                 <w:rtl/>
               </w:rPr>
-              <w:t xml:space="preserve">מה למדתי בשנה האחרונה? אילו מיומנויות מבוקשות בענף שלי חסרות לי?</w:t>
-            </w:r>
-          </w:p>
-        </w:tc>
-        <w:tc>
-          <w:tcPr>
-            <w:tcW w:type="dxa" w:w="3400"/>
+              <w:t xml:space="preserve">איזה אתגר בגובה הנכון יגרום לי להרגיש שאני מתקדם?</w:t>
+            </w:r>
+          </w:p>
+        </w:tc>
+        <w:tc>
+          <w:tcPr>
+            <w:tcW w:type="dxa" w:w="3700"/>
             <w:tcBorders>
               <w:top w:val="single" w:color="A6A6A6" w:sz="6"/>
               <w:left w:val="single" w:color="A6A6A6" w:sz="6"/>
@@ -5527,7 +5670,7 @@
                 <w:szCs w:val="22"/>
                 <w:rtl/>
               </w:rPr>
-              <w:t xml:space="preserve">יעד למידה שנתי אחד וזמן שבועי קבוע לו. רכישת מיומנויות בינה מלאכותית בתחום העיסוק. עדכון קורות חיים ופרופיל מקצועי אחת לחצי שנה</w:t>
+              <w:t xml:space="preserve">לבקש משימה אחת מעט מעבר ליכולת הנוכחית. ללמוד כלי בינה מלאכותית אחד בתחום העיסוק. לתעד בסוף השבוע דבר אחד שלמדתי</w:t>
             </w:r>
           </w:p>
         </w:tc>
@@ -5535,103 +5678,103 @@
       <w:tr>
         <w:tc>
           <w:tcPr>
-            <w:tcW w:type="dxa" w:w="2200"/>
-            <w:tcBorders>
-              <w:top w:val="single" w:color="A6A6A6" w:sz="6"/>
-              <w:left w:val="single" w:color="A6A6A6" w:sz="6"/>
-              <w:bottom w:val="single" w:color="A6A6A6" w:sz="6"/>
-              <w:right w:val="single" w:color="A6A6A6" w:sz="6"/>
-            </w:tcBorders>
-            <w:tcMar>
-              <w:top w:type="dxa" w:w="80"/>
-              <w:left w:type="dxa" w:w="100"/>
-              <w:bottom w:type="dxa" w:w="80"/>
-              <w:right w:type="dxa" w:w="100"/>
-            </w:tcMar>
-            <w:vAlign w:val="center"/>
-          </w:tcPr>
-          <w:p>
-            <w:pPr>
-              <w:bidi/>
-              <w:spacing w:after="40" w:line="276"/>
-              <w:jc w:val="right"/>
-            </w:pPr>
-            <w:r>
-              <w:rPr>
-                <w:rFonts w:ascii="David" w:cs="David" w:eastAsia="David" w:hAnsi="David"/>
-                <w:sz w:val="22"/>
-                <w:szCs w:val="22"/>
-                <w:rtl/>
-              </w:rPr>
-              <w:t xml:space="preserve">3. בניית חוסן קריירה</w:t>
-            </w:r>
-          </w:p>
-        </w:tc>
-        <w:tc>
-          <w:tcPr>
-            <w:tcW w:type="dxa" w:w="3400"/>
-            <w:tcBorders>
-              <w:top w:val="single" w:color="A6A6A6" w:sz="6"/>
-              <w:left w:val="single" w:color="A6A6A6" w:sz="6"/>
-              <w:bottom w:val="single" w:color="A6A6A6" w:sz="6"/>
-              <w:right w:val="single" w:color="A6A6A6" w:sz="6"/>
-            </w:tcBorders>
-            <w:tcMar>
-              <w:top w:type="dxa" w:w="80"/>
-              <w:left w:type="dxa" w:w="100"/>
-              <w:bottom w:type="dxa" w:w="80"/>
-              <w:right w:type="dxa" w:w="100"/>
-            </w:tcMar>
-            <w:vAlign w:val="center"/>
-          </w:tcPr>
-          <w:p>
-            <w:pPr>
-              <w:bidi/>
-              <w:spacing w:after="40" w:line="276"/>
-              <w:jc w:val="right"/>
-            </w:pPr>
-            <w:r>
-              <w:rPr>
-                <w:rFonts w:ascii="David" w:cs="David" w:eastAsia="David" w:hAnsi="David"/>
-                <w:sz w:val="22"/>
-                <w:szCs w:val="22"/>
-                <w:rtl/>
-              </w:rPr>
-              <w:t xml:space="preserve">עד כמה הזהות שלי תלויה בתפקיד הנוכחי? כמה זמן אחזיק מעמד כלכלית? למי אפנה?</w:t>
-            </w:r>
-          </w:p>
-        </w:tc>
-        <w:tc>
-          <w:tcPr>
-            <w:tcW w:type="dxa" w:w="3400"/>
-            <w:tcBorders>
-              <w:top w:val="single" w:color="A6A6A6" w:sz="6"/>
-              <w:left w:val="single" w:color="A6A6A6" w:sz="6"/>
-              <w:bottom w:val="single" w:color="A6A6A6" w:sz="6"/>
-              <w:right w:val="single" w:color="A6A6A6" w:sz="6"/>
-            </w:tcBorders>
-            <w:tcMar>
-              <w:top w:type="dxa" w:w="80"/>
-              <w:left w:type="dxa" w:w="100"/>
-              <w:bottom w:type="dxa" w:w="80"/>
-              <w:right w:type="dxa" w:w="100"/>
-            </w:tcMar>
-            <w:vAlign w:val="center"/>
-          </w:tcPr>
-          <w:p>
-            <w:pPr>
-              <w:bidi/>
-              <w:spacing w:after="40" w:line="276"/>
-              <w:jc w:val="right"/>
-            </w:pPr>
-            <w:r>
-              <w:rPr>
-                <w:rFonts w:ascii="David" w:cs="David" w:eastAsia="David" w:hAnsi="David"/>
-                <w:sz w:val="22"/>
-                <w:szCs w:val="22"/>
-                <w:rtl/>
-              </w:rPr>
-              <w:t xml:space="preserve">זהות מקצועית שאינה תלויה בארגון. קרן חירום של שלושה עד שישה חודשי הוצאות. רשת תמיכה של משפחה, חברים ומנטור</w:t>
+            <w:tcW w:type="dxa" w:w="2000"/>
+            <w:tcBorders>
+              <w:top w:val="single" w:color="A6A6A6" w:sz="6"/>
+              <w:left w:val="single" w:color="A6A6A6" w:sz="6"/>
+              <w:bottom w:val="single" w:color="A6A6A6" w:sz="6"/>
+              <w:right w:val="single" w:color="A6A6A6" w:sz="6"/>
+            </w:tcBorders>
+            <w:tcMar>
+              <w:top w:type="dxa" w:w="80"/>
+              <w:left w:type="dxa" w:w="100"/>
+              <w:bottom w:type="dxa" w:w="80"/>
+              <w:right w:type="dxa" w:w="100"/>
+            </w:tcMar>
+            <w:vAlign w:val="center"/>
+          </w:tcPr>
+          <w:p>
+            <w:pPr>
+              <w:bidi/>
+              <w:spacing w:after="40" w:line="276"/>
+              <w:jc w:val="right"/>
+            </w:pPr>
+            <w:r>
+              <w:rPr>
+                <w:rFonts w:ascii="David" w:cs="David" w:eastAsia="David" w:hAnsi="David"/>
+                <w:sz w:val="22"/>
+                <w:szCs w:val="22"/>
+                <w:rtl/>
+              </w:rPr>
+              <w:t xml:space="preserve">משמעות</w:t>
+            </w:r>
+          </w:p>
+        </w:tc>
+        <w:tc>
+          <w:tcPr>
+            <w:tcW w:type="dxa" w:w="3300"/>
+            <w:tcBorders>
+              <w:top w:val="single" w:color="A6A6A6" w:sz="6"/>
+              <w:left w:val="single" w:color="A6A6A6" w:sz="6"/>
+              <w:bottom w:val="single" w:color="A6A6A6" w:sz="6"/>
+              <w:right w:val="single" w:color="A6A6A6" w:sz="6"/>
+            </w:tcBorders>
+            <w:tcMar>
+              <w:top w:type="dxa" w:w="80"/>
+              <w:left w:type="dxa" w:w="100"/>
+              <w:bottom w:type="dxa" w:w="80"/>
+              <w:right w:type="dxa" w:w="100"/>
+            </w:tcMar>
+            <w:vAlign w:val="center"/>
+          </w:tcPr>
+          <w:p>
+            <w:pPr>
+              <w:bidi/>
+              <w:spacing w:after="40" w:line="276"/>
+              <w:jc w:val="right"/>
+            </w:pPr>
+            <w:r>
+              <w:rPr>
+                <w:rFonts w:ascii="David" w:cs="David" w:eastAsia="David" w:hAnsi="David"/>
+                <w:sz w:val="22"/>
+                <w:szCs w:val="22"/>
+                <w:rtl/>
+              </w:rPr>
+              <w:t xml:space="preserve">איזה חלק בעבודה מתחבר למה שחשוב לי, ואיך אני מגדיל אותו?</w:t>
+            </w:r>
+          </w:p>
+        </w:tc>
+        <w:tc>
+          <w:tcPr>
+            <w:tcW w:type="dxa" w:w="3700"/>
+            <w:tcBorders>
+              <w:top w:val="single" w:color="A6A6A6" w:sz="6"/>
+              <w:left w:val="single" w:color="A6A6A6" w:sz="6"/>
+              <w:bottom w:val="single" w:color="A6A6A6" w:sz="6"/>
+              <w:right w:val="single" w:color="A6A6A6" w:sz="6"/>
+            </w:tcBorders>
+            <w:tcMar>
+              <w:top w:type="dxa" w:w="80"/>
+              <w:left w:type="dxa" w:w="100"/>
+              <w:bottom w:type="dxa" w:w="80"/>
+              <w:right w:type="dxa" w:w="100"/>
+            </w:tcMar>
+            <w:vAlign w:val="center"/>
+          </w:tcPr>
+          <w:p>
+            <w:pPr>
+              <w:bidi/>
+              <w:spacing w:after="40" w:line="276"/>
+              <w:jc w:val="right"/>
+            </w:pPr>
+            <w:r>
+              <w:rPr>
+                <w:rFonts w:ascii="David" w:cs="David" w:eastAsia="David" w:hAnsi="David"/>
+                <w:sz w:val="22"/>
+                <w:szCs w:val="22"/>
+                <w:rtl/>
+              </w:rPr>
+              <w:t xml:space="preserve">לזהות למי העבודה שלי עוזרת ולדבר איתו. לנסח במשפט אחד למה התפקיד חשוב. להתנדב למשימה שמתחברת לערכים שלי</w:t>
             </w:r>
           </w:p>
         </w:tc>
@@ -5639,7 +5782,7 @@
       <w:tr>
         <w:tc>
           <w:tcPr>
-            <w:tcW w:type="dxa" w:w="2200"/>
+            <w:tcW w:type="dxa" w:w="2000"/>
             <w:tcBorders>
               <w:top w:val="single" w:color="A6A6A6" w:sz="6"/>
               <w:left w:val="single" w:color="A6A6A6" w:sz="6"/>
@@ -5668,13 +5811,13 @@
                 <w:szCs w:val="22"/>
                 <w:rtl/>
               </w:rPr>
-              <w:t xml:space="preserve">4. בחירת התגובה</w:t>
-            </w:r>
-          </w:p>
-        </w:tc>
-        <w:tc>
-          <w:tcPr>
-            <w:tcW w:type="dxa" w:w="3400"/>
+              <w:t xml:space="preserve">שייכות</w:t>
+            </w:r>
+          </w:p>
+        </w:tc>
+        <w:tc>
+          <w:tcPr>
+            <w:tcW w:type="dxa" w:w="3300"/>
             <w:tcBorders>
               <w:top w:val="single" w:color="A6A6A6" w:sz="6"/>
               <w:left w:val="single" w:color="A6A6A6" w:sz="6"/>
@@ -5703,13 +5846,13 @@
                 <w:szCs w:val="22"/>
                 <w:rtl/>
               </w:rPr>
-              <w:t xml:space="preserve">האם אני בורח (חיפוש עבודה בלבד), מסתיר (שומר ידע לעצמי) או מתפתח?</w:t>
-            </w:r>
-          </w:p>
-        </w:tc>
-        <w:tc>
-          <w:tcPr>
-            <w:tcW w:type="dxa" w:w="3400"/>
+              <w:t xml:space="preserve">עם מי בעבודה אני רוצה קשר אמיתי יותר?</w:t>
+            </w:r>
+          </w:p>
+        </w:tc>
+        <w:tc>
+          <w:tcPr>
+            <w:tcW w:type="dxa" w:w="3700"/>
             <w:tcBorders>
               <w:top w:val="single" w:color="A6A6A6" w:sz="6"/>
               <w:left w:val="single" w:color="A6A6A6" w:sz="6"/>
@@ -5738,7 +5881,7 @@
                 <w:szCs w:val="22"/>
                 <w:rtl/>
               </w:rPr>
-              <w:t xml:space="preserve">לשתף ידע במקום להסתיר, כי זה בונה מוניטין ורשת. לחפש עבודה רק לאחר שמיפיתי מה אני רוצה לפתח, ולא רק ממה אני בורח</w:t>
+              <w:t xml:space="preserve">הפסקת קפה קבועה עם עמית. להציע עזרה לפני שמבקשים. להצטרף לצוות או לפרויקט חוצה מחלקות</w:t>
             </w:r>
           </w:p>
         </w:tc>
@@ -5767,7 +5910,7 @@
           <w:sz w:val="20"/>
           <w:szCs w:val="20"/>
         </w:rPr>
-        <w:t xml:space="preserve">‎Låstad et al. (2025)‎</w:t>
+        <w:t xml:space="preserve">‎Cetkovská et al. (2026)‎</w:t>
       </w:r>
       <w:r>
         <w:rPr>
@@ -5777,26 +5920,7 @@
           <w:szCs w:val="20"/>
           <w:rtl/>
         </w:rPr>
-        <w:t xml:space="preserve"> ו-</w:t>
-      </w:r>
-      <w:r>
-        <w:rPr>
-          <w:rFonts w:ascii="Times New Roman" w:cs="Times New Roman" w:eastAsia="Times New Roman" w:hAnsi="Times New Roman"/>
-          <w:color w:val="595959"/>
-          <w:sz w:val="20"/>
-          <w:szCs w:val="20"/>
-        </w:rPr>
-        <w:t xml:space="preserve">‎Chung et al. (2025)‎</w:t>
-      </w:r>
-      <w:r>
-        <w:rPr>
-          <w:rFonts w:ascii="David" w:cs="David" w:eastAsia="David" w:hAnsi="David"/>
-          <w:color w:val="595959"/>
-          <w:sz w:val="20"/>
-          <w:szCs w:val="20"/>
-          <w:rtl/>
-        </w:rPr>
-        <w:t xml:space="preserve">.</w:t>
+        <w:t xml:space="preserve">. את צרכי ההימנעות, ניתוק והרפיה, מומלץ לטפח לצורך התאוששות, אך המאמר מראה שהם אינם בונים תחושת קוהרנטיות.</w:t>
       </w:r>
     </w:p>
     <w:p>
@@ -5832,41 +5956,24 @@
           <w:szCs w:val="24"/>
           <w:rtl/>
         </w:rPr>
-        <w:t xml:space="preserve">שלושת "סלי הכלים" שנלמדו בקורס, רשת אנשים, זהות מקצועית והתפתחות (דבדבני דקל, 2026א), הם התשובה הישירה לממצאי המטא-אנליזה. סל ההתפתחות, ובמרכזו תוכנית למידה שנתית, הוא בדיוק פיתוח המיומנויות הפרואקטיבי שחוסר הביטחון מקטין (</w:t>
-      </w:r>
-      <w:r>
-        <w:rPr>
-          <w:rFonts w:ascii="Times New Roman" w:cs="Times New Roman" w:eastAsia="Times New Roman" w:hAnsi="Times New Roman"/>
-          <w:sz w:val="24"/>
-          <w:szCs w:val="24"/>
-        </w:rPr>
-        <w:t xml:space="preserve">‎Låstad et al., 2025‎</w:t>
-      </w:r>
-      <w:r>
-        <w:rPr>
-          <w:rFonts w:ascii="David" w:cs="David" w:eastAsia="David" w:hAnsi="David"/>
-          <w:sz w:val="24"/>
-          <w:szCs w:val="24"/>
-          <w:rtl/>
-        </w:rPr>
-        <w:t xml:space="preserve">). סל הזהות המקצועית, המנותקת מתפקיד או מארגון, הוא רכיב מרכזי בחוסן הקריירה שממתן את חוסר הביטחון (</w:t>
-      </w:r>
-      <w:r>
-        <w:rPr>
-          <w:rFonts w:ascii="Times New Roman" w:cs="Times New Roman" w:eastAsia="Times New Roman" w:hAnsi="Times New Roman"/>
-          <w:sz w:val="24"/>
-          <w:szCs w:val="24"/>
-        </w:rPr>
-        <w:t xml:space="preserve">‎Chung et al., 2025‎</w:t>
-      </w:r>
-      <w:r>
-        <w:rPr>
-          <w:rFonts w:ascii="David" w:cs="David" w:eastAsia="David" w:hAnsi="David"/>
-          <w:sz w:val="24"/>
-          <w:szCs w:val="24"/>
-          <w:rtl/>
-        </w:rPr>
-        <w:t xml:space="preserve">). סל רשת האנשים מספק תמיכה חברתית ומידע על הזדמנויות, ומקטין את הצורך להסתיר ידע.</w:t>
+        <w:t xml:space="preserve">שלושת "סלי הכלים" שנלמדו בקורס, רשת אנשים, זהות מקצועית והתפתחות (דבדבני דקל, 2026א), מקבילים כמעט אחד לאחד לצרכי ההתקרבות. סל רשת האנשים הוא צורך השייכות. סל ההתפתחות, ובמרכזו תוכנית למידה שנתית, הוא צורך המיומנות. סל הזהות המקצועית, שמגדיר את הערך שהעובד מביא ללא תלות בארגון, הוא צורך המשמעות. המאמר מוסיף לשלושה את האוטונומיה, ובעיקר מוסיף ראיה אמפירית: פעולה על הצרכים האלה משנה, בתוך חצי שנה, את האופן שבו העבודה נתפסת (</w:t>
+      </w:r>
+      <w:r>
+        <w:rPr>
+          <w:rFonts w:ascii="Times New Roman" w:cs="Times New Roman" w:eastAsia="Times New Roman" w:hAnsi="Times New Roman"/>
+          <w:sz w:val="24"/>
+          <w:szCs w:val="24"/>
+        </w:rPr>
+        <w:t xml:space="preserve">‎Cetkovská et al., 2026‎</w:t>
+      </w:r>
+      <w:r>
+        <w:rPr>
+          <w:rFonts w:ascii="David" w:cs="David" w:eastAsia="David" w:hAnsi="David"/>
+          <w:sz w:val="24"/>
+          <w:szCs w:val="24"/>
+          <w:rtl/>
+        </w:rPr>
+        <w:t xml:space="preserve">).</w:t>
       </w:r>
     </w:p>
     <w:p>
@@ -5882,7 +5989,7 @@
           <w:szCs w:val="24"/>
           <w:rtl/>
         </w:rPr>
-        <w:t xml:space="preserve">גם תיאוריות הקריירה הקלאסיות מתחברות לממצאים. לפי מודל עוגני הקריירה, מי שעוגן הביטחון והיציבות דומיננטי אצלו פגיע יותר לחוסר ביטחון, ועליו לשקול סביבות עבודה יציבות יותר או להשקיע במודע בבניית ביטחון פנימי שאינו תלוי במעסיק (</w:t>
+        <w:t xml:space="preserve">גם תיאוריות הקריירה הקלאסיות מתחברות לממצאים. לפי מודל עוגני הקריירה, עובד שעוגן האוטונומיה או עוגן המומחיות דומיננטי אצלו ימצא בעיצוב תפקיד סביב הצרכים האלה סיפוק מיוחד, ואילו מי שעוגן הביטחון והיציבות דומיננטי אצלו יפיק תועלת בעיקר מחיזוק המובנות (</w:t>
       </w:r>
       <w:r>
         <w:rPr>
@@ -5899,7 +6006,7 @@
           <w:szCs w:val="24"/>
           <w:rtl/>
         </w:rPr>
-        <w:t xml:space="preserve">). לפי גישת מרחב החיים, רוב הסטודנטים בכיתה נמצאים בשלב החקירה או הביסוס, שבו חוסר ודאות הוא חלק טבעי מההתפתחות, והבנה זו מקלה על הרכיב הרגשי (</w:t>
+        <w:t xml:space="preserve">). לפי גישת מרחב החיים, רוב הסטודנטים בכיתה נמצאים בשלב החקירה או הביסוס, שבו עיצוב התפקיד הוא גם דרך לברר מה מתאים להם (</w:t>
       </w:r>
       <w:r>
         <w:rPr>
@@ -5916,7 +6023,7 @@
           <w:szCs w:val="24"/>
           <w:rtl/>
         </w:rPr>
-        <w:t xml:space="preserve">). ממאמר החובה בקורס עולה שתמיכה במקום העבודה ובמשפחה משפרת זמינות פסיכולוגית ואנרגיה בעבודה, משאבים הדרושים כדי להמשיך ללמוד גם תחת איום (</w:t>
+        <w:t xml:space="preserve">). ממאמר החובה בקורס עולה שתמיכה במקום העבודה ובמשפחה משפרת זמינות פסיכולוגית ואנרגיה בעבודה (</w:t>
       </w:r>
       <w:r>
         <w:rPr>
@@ -5933,7 +6040,7 @@
           <w:szCs w:val="24"/>
           <w:rtl/>
         </w:rPr>
-        <w:t xml:space="preserve">). לבסוף, העיקרון של בניית תמונת מצב סדורה, שמירה על מזומן ומיקוד במה שבשליטה, שנלמד בהקשר של משבר הקורונה (דבדבני דקל, 2026ב), הוא הבסיס לשלבים 1 ו-3 במפת החוסן.</w:t>
+        <w:t xml:space="preserve">), משאבים שתומכים בתחושת הניהוליות שהמאמר מזהה כמניע ליוזמה. לבסוף, העיקרון של בניית תמונת מצב סדורה ומיקוד במה שבשליטה, שנלמד בהקשר של משבר הקורונה (דבדבני דקל, 2026ב), הוא יישום ישיר של חיזוק המובנות והניהוליות.</w:t>
       </w:r>
     </w:p>
     <w:p>
@@ -5969,24 +6076,24 @@
           <w:szCs w:val="24"/>
           <w:rtl/>
         </w:rPr>
-        <w:t xml:space="preserve">חלק מחברי הכיתה מנהלים עובדים או ינהלו בעתיד. מהמאמרים נגזרות ארבע המלצות. הראשונה היא להפסיק להשתמש באיום כמנוע: הממצאים מראים שחוסר ביטחון מקטין פיתוח מיומנויות ומגביר הסתרת ידע, ההפך ממה שמנהל רוצה (</w:t>
-      </w:r>
-      <w:r>
-        <w:rPr>
-          <w:rFonts w:ascii="Times New Roman" w:cs="Times New Roman" w:eastAsia="Times New Roman" w:hAnsi="Times New Roman"/>
-          <w:sz w:val="24"/>
-          <w:szCs w:val="24"/>
-        </w:rPr>
-        <w:t xml:space="preserve">‎Låstad et al., 2025‎</w:t>
-      </w:r>
-      <w:r>
-        <w:rPr>
-          <w:rFonts w:ascii="David" w:cs="David" w:eastAsia="David" w:hAnsi="David"/>
-          <w:sz w:val="24"/>
-          <w:szCs w:val="24"/>
-          <w:rtl/>
-        </w:rPr>
-        <w:t xml:space="preserve">). השנייה היא תקשורת שקופה ומהירה בתקופות שינוי, כולל שינוי טכנולוגי, משום שעצם המודעות לבינה מלאכותית מייצרת חוסר ביטחון גם לפני שמשהו השתנה (</w:t>
+        <w:t xml:space="preserve">חלק מחברי הכיתה מנהלים עובדים או ינהלו בעתיד. מהמאמרים נגזרות ארבע המלצות. הראשונה היא לטפח תחושת ניהוליות: משאבים מספיקים, מידע ברור ואיזון בין עומס ליכולת, משום שזה המנבא החזק ביותר של יוזמת העובדים (</w:t>
+      </w:r>
+      <w:r>
+        <w:rPr>
+          <w:rFonts w:ascii="Times New Roman" w:cs="Times New Roman" w:eastAsia="Times New Roman" w:hAnsi="Times New Roman"/>
+          <w:sz w:val="24"/>
+          <w:szCs w:val="24"/>
+        </w:rPr>
+        <w:t xml:space="preserve">‎Cetkovská et al., 2026‎</w:t>
+      </w:r>
+      <w:r>
+        <w:rPr>
+          <w:rFonts w:ascii="David" w:cs="David" w:eastAsia="David" w:hAnsi="David"/>
+          <w:sz w:val="24"/>
+          <w:szCs w:val="24"/>
+          <w:rtl/>
+        </w:rPr>
+        <w:t xml:space="preserve">). השנייה היא לתת מרחב לעיצוב תפקיד, למשל באמצעות סדנת עיצוב תפקיד קצרה שבה כל עובד מזהה צורך אחד ופעולה אחת. השלישית היא לתקשר שינויים טכנולוגיים במהירות ובשקיפות, משום שעצם המודעות לבינה מלאכותית מייצרת חוסר ביטחון גם לפני שמשהו השתנה (</w:t>
       </w:r>
       <w:r>
         <w:rPr>
@@ -6003,7 +6110,7 @@
           <w:szCs w:val="24"/>
           <w:rtl/>
         </w:rPr>
-        <w:t xml:space="preserve">). השלישית היא השקעה גלויה ביכולת התעסוקה של העובדים, למשל הכשרה בכלי בינה מלאכותית, שמפצה על האיום ומחזירה את העובדים למסלול של התפתחות. הרביעית היא בניית ביטחון פסיכולוגי לשיתוף ידע, כי ידע שמוסתר בתקופת אי-ודאות הוא ידע שהארגון מאבד (</w:t>
+        <w:t xml:space="preserve">). הרביעית היא לא להשתמש באיום כמנוע, משום שחוסר ביטחון מקטין יוזמה ומגביר הסתרת ידע (</w:t>
       </w:r>
       <w:r>
         <w:rPr>
@@ -6056,15 +6163,15 @@
           <w:szCs w:val="24"/>
           <w:rtl/>
         </w:rPr>
-        <w:t xml:space="preserve">כנדרש בהנחיות המטלה, המצגת משלבת אמצעים ויזואליים ואינטראקטיביים. פירוט מלא ולוח זמנים מופיעים בנספח א. בתמצית: סקר פתיחה בזמן אמת, כתבת עיתון על אתגרי מנהלי ההייטק וההתייעלות באמצעות בינה מלאכותית ("הקשיים של מנהלי הייטק", 2026) לצד נתוני בנק ישראל (2025), תרשים "הלאה או למעלה" המציג את שמונה התוצאות של המטא-אנליזה (</w:t>
-      </w:r>
-      <w:r>
-        <w:rPr>
-          <w:rFonts w:ascii="Times New Roman" w:cs="Times New Roman" w:eastAsia="Times New Roman" w:hAnsi="Times New Roman"/>
-          <w:sz w:val="24"/>
-          <w:szCs w:val="24"/>
-        </w:rPr>
-        <w:t xml:space="preserve">‎Låstad et al., 2025‎</w:t>
+        <w:t xml:space="preserve">כנדרש בהנחיות המטלה, המצגת משלבת אמצעים ויזואליים ואינטראקטיביים. פירוט מלא ולוח זמנים מופיעים בנספח א. בתמצית: סקר פתיחה בזמן אמת על שלושת רכיבי תחושת הקוהרנטיות, כתבת עיתון על אתגרי מנהלי ההייטק ("הקשיים של מנהלי הייטק", 2026) לצד נתוני בנק ישראל (2025), תרשים של מודל הספירלה וגרף עמודות של מקדמי הניבוי מהמאמר (</w:t>
+      </w:r>
+      <w:r>
+        <w:rPr>
+          <w:rFonts w:ascii="Times New Roman" w:cs="Times New Roman" w:eastAsia="Times New Roman" w:hAnsi="Times New Roman"/>
+          <w:sz w:val="24"/>
+          <w:szCs w:val="24"/>
+        </w:rPr>
+        <w:t xml:space="preserve">‎Cetkovská et al., 2026‎</w:t>
       </w:r>
       <w:r>
         <w:rPr>
@@ -6107,7 +6214,7 @@
           <w:szCs w:val="24"/>
           <w:rtl/>
         </w:rPr>
-        <w:t xml:space="preserve">), טבלת מפת החוסן והפעלה קבוצתית קצרה עם כרטיסי תרחיש.</w:t>
+        <w:t xml:space="preserve">), טבלת תוכנית עיצוב התפקיד והפעלה אישית קצרה שבה כל סטודנט בוחר צורך אחד ופעולה אחת.</w:t>
       </w:r>
     </w:p>
     <w:p>
@@ -6148,7 +6255,41 @@
           <w:szCs w:val="24"/>
           <w:rtl/>
         </w:rPr>
-        <w:t xml:space="preserve">העבודה פתחה בשאלה מה עושה חוסר הביטחון התעסוקתי לקריירה עצמה, וכיצד מנהלים קריירה כאשר אי-הוודאות הופכת לתנאי קבוע. התשובה שעלתה מהמטא-אנליזה של לוסטד ואחרים (</w:t>
+        <w:t xml:space="preserve">העבודה פתחה בשאלה מה מאפשר לעובדים להישאר בריאים ומתפקדים כשעולם העבודה אינו יציב. התשובה שעלתה ממחקר האורך של צטקובסקה ואחרים (</w:t>
+      </w:r>
+      <w:r>
+        <w:rPr>
+          <w:rFonts w:ascii="Times New Roman" w:cs="Times New Roman" w:eastAsia="Times New Roman" w:hAnsi="Times New Roman"/>
+          <w:sz w:val="24"/>
+          <w:szCs w:val="24"/>
+        </w:rPr>
+        <w:t xml:space="preserve">‎Cetkovská et al., 2026‎</w:t>
+      </w:r>
+      <w:r>
+        <w:rPr>
+          <w:rFonts w:ascii="David" w:cs="David" w:eastAsia="David" w:hAnsi="David"/>
+          <w:sz w:val="24"/>
+          <w:szCs w:val="24"/>
+          <w:rtl/>
+        </w:rPr>
+        <w:t xml:space="preserve">) היא שתחושת הקוהרנטיות בעבודה, התפיסה שהעבודה מובנת, ניתנת לניהול ומשמעותית, היא משאב דינמי שהעובד יכול לחזק בעצמו באמצעות עיצוב תפקיד המכוון לצרכי אוטונומיה, מיומנות, משמעות ושייכות, ושהמשאב הזה בתורו מזין יוזמה נוספת. המאמר המשלים של צ'ונג ואחרים (</w:t>
+      </w:r>
+      <w:r>
+        <w:rPr>
+          <w:rFonts w:ascii="Times New Roman" w:cs="Times New Roman" w:eastAsia="Times New Roman" w:hAnsi="Times New Roman"/>
+          <w:sz w:val="24"/>
+          <w:szCs w:val="24"/>
+        </w:rPr>
+        <w:t xml:space="preserve">‎Chung et al., 2025‎</w:t>
+      </w:r>
+      <w:r>
+        <w:rPr>
+          <w:rFonts w:ascii="David" w:cs="David" w:eastAsia="David" w:hAnsi="David"/>
+          <w:sz w:val="24"/>
+          <w:szCs w:val="24"/>
+          <w:rtl/>
+        </w:rPr>
+        <w:t xml:space="preserve">) הראה שהמודעות לבינה מלאכותית היא מקור מרכזי לחוסר הביטחון של ימינו ושמשאב אישי ממתן אותו, והמטא-אנליזה של לוסטד ואחרים (</w:t>
       </w:r>
       <w:r>
         <w:rPr>
@@ -6165,41 +6306,7 @@
           <w:szCs w:val="24"/>
           <w:rtl/>
         </w:rPr>
-        <w:t xml:space="preserve">) היא שחוסר ביטחון דוחף עובדים "הלאה", לחיפוש עבודה ולכוונות עזיבה, אך לא "למעלה": הוא מקטין שביעות רצון מהקריירה, יכולת תעסוקה נתפסת ופיתוח מיומנויות, ומגביר הסתרת ידע. המאמר המשלים של צ'ונג ואחרים (</w:t>
-      </w:r>
-      <w:r>
-        <w:rPr>
-          <w:rFonts w:ascii="Times New Roman" w:cs="Times New Roman" w:eastAsia="Times New Roman" w:hAnsi="Times New Roman"/>
-          <w:sz w:val="24"/>
-          <w:szCs w:val="24"/>
-        </w:rPr>
-        <w:t xml:space="preserve">‎Chung et al., 2025‎</w:t>
-      </w:r>
-      <w:r>
-        <w:rPr>
-          <w:rFonts w:ascii="David" w:cs="David" w:eastAsia="David" w:hAnsi="David"/>
-          <w:sz w:val="24"/>
-          <w:szCs w:val="24"/>
-          <w:rtl/>
-        </w:rPr>
-        <w:t xml:space="preserve">) הראה שהמודעות לבינה מלאכותית היא מקור מרכזי לחוסר הביטחון של ימינו, ושחוסן קריירה ממתן אותו. המסגרת של שוס (</w:t>
-      </w:r>
-      <w:r>
-        <w:rPr>
-          <w:rFonts w:ascii="Times New Roman" w:cs="Times New Roman" w:eastAsia="Times New Roman" w:hAnsi="Times New Roman"/>
-          <w:sz w:val="24"/>
-          <w:szCs w:val="24"/>
-        </w:rPr>
-        <w:t xml:space="preserve">‎Shoss, 2017‎</w:t>
-      </w:r>
-      <w:r>
-        <w:rPr>
-          <w:rFonts w:ascii="David" w:cs="David" w:eastAsia="David" w:hAnsi="David"/>
-          <w:sz w:val="24"/>
-          <w:szCs w:val="24"/>
-          <w:rtl/>
-        </w:rPr>
-        <w:t xml:space="preserve">) אפשרה לפרש את הממצאים: בכל הנוגע לקריירה, מנגנון שימור המשרה גובר על ההתמודדות הפרואקטיבית.</w:t>
+        <w:t xml:space="preserve">) הזהירה שחוסר הביטחון עצמו מקטין את היוזמה, ולכן יש לבנות את המשאבים מראש.</w:t>
       </w:r>
     </w:p>
     <w:p>
@@ -6215,7 +6322,7 @@
           <w:szCs w:val="24"/>
           <w:rtl/>
         </w:rPr>
-        <w:t xml:space="preserve">מכאן נגזרות המלצות יישומיות. לסטודנט: לקבוע יעד למידה שנתי ולהקצות לו זמן שבועי קבוע, לרכוש מיומנויות בינה מלאכותית בתחום העיסוק, לבנות קרן חירום של שלושה עד שישה חודשי הוצאות, לעדכן קורות חיים ופרופיל מקצועי אחת לחצי שנה, ולשתף ידע במקום להסתיר אותו. למנהל: להפסיק להשתמש באיום כמנוע, לתקשר שינויים טכנולוגיים במהירות ובשקיפות, להשקיע בגלוי ביכולת התעסוקה של העובדים, ולבנות ביטחון פסיכולוגי לשיתוף ידע. את האיום לא תמיד אפשר למנוע. את הכרית שמאפשרת להמשיך להתפתח תחת איום אפשר לבנות, וזו הבשורה של המאמרים לניהול קריירה.</w:t>
+        <w:t xml:space="preserve">מכאן נגזרות המלצות יישומיות. לסטודנט: לבחור בכל שבועיים צורך התקרבות אחד ופעולה אחת של עיצוב תפקיד, למשל שעה ללא הפרעות, משימה מאתגרת אחת, שיחה עם מי שהעבודה עוזרת לו, או הפסקת קפה קבועה עם עמית; ללמוד כלי בינה מלאכותית אחד בתחום העיסוק; ולתעד בסוף כל שבוע דבר אחד שנלמד. למנהל: לטפח תחושת ניהוליות באמצעות משאבים ומידע ברור, לתת מרחב לעיצוב תפקיד, לתקשר שינויים טכנולוגיים בשקיפות, ולא להשתמש באיום כמנוע. את חוסר הוודאות לא תמיד אפשר למנוע. את הבהירות, השליטה והמשמעות בתוך התפקיד אפשר לבנות, וזו הבשורה של המאמר לניהול קריירה.</w:t>
       </w:r>
     </w:p>
     <w:p>
@@ -6461,7 +6568,7 @@
                 <w:szCs w:val="22"/>
                 <w:rtl/>
               </w:rPr>
-              <w:t xml:space="preserve">שער ופתיחה: "מי כאן בטוח שיהיה באותו תפקיד בעוד שנתיים?"</w:t>
+              <w:t xml:space="preserve">שער ופתיחה: "עד כמה העבודה שלכם מרגישה ברורה, בשליטה ומשמעותית?"</w:t>
             </w:r>
           </w:p>
         </w:tc>
@@ -6512,7 +6619,7 @@
                 <w:szCs w:val="22"/>
                 <w:rtl/>
               </w:rPr>
-              <w:t xml:space="preserve"> בזמן אמת, תוצאות על המסך</w:t>
+              <w:t xml:space="preserve"> בזמן אמת על שלושת הרכיבים</w:t>
             </w:r>
           </w:p>
         </w:tc>
@@ -6706,7 +6813,24 @@
                 <w:szCs w:val="22"/>
                 <w:rtl/>
               </w:rPr>
-              <w:t xml:space="preserve">המאמר: מי, איפה, מה. השאלה "הלאה או למעלה", השיטה, שמונה התוצאות, הממתנים</w:t>
+              <w:t xml:space="preserve">המאמר: מי, איפה, מה. סלוטוגנזה ושלושת הרכיבים, צרכי </w:t>
+            </w:r>
+            <w:r>
+              <w:rPr>
+                <w:rFonts w:ascii="Times New Roman" w:cs="Times New Roman" w:eastAsia="Times New Roman" w:hAnsi="Times New Roman"/>
+                <w:sz w:val="22"/>
+                <w:szCs w:val="22"/>
+              </w:rPr>
+              <w:t xml:space="preserve">‎DRAMMA‎</w:t>
+            </w:r>
+            <w:r>
+              <w:rPr>
+                <w:rFonts w:ascii="David" w:cs="David" w:eastAsia="David" w:hAnsi="David"/>
+                <w:sz w:val="22"/>
+                <w:szCs w:val="22"/>
+                <w:rtl/>
+              </w:rPr>
+              <w:t xml:space="preserve">, המערך, הממצאים</w:t>
             </w:r>
           </w:p>
         </w:tc>
@@ -6740,7 +6864,7 @@
                 <w:szCs w:val="22"/>
                 <w:rtl/>
               </w:rPr>
-              <w:t xml:space="preserve">תרשים "הלאה או למעלה", כרטיסי 237 מחקרים</w:t>
+              <w:t xml:space="preserve">תרשים הספירלה, גרף עמודות של מקדמי הניבוי, כרטיס 924 משתתפים</w:t>
             </w:r>
           </w:p>
         </w:tc>
@@ -6812,7 +6936,7 @@
                 <w:szCs w:val="22"/>
                 <w:rtl/>
               </w:rPr>
-              <w:t xml:space="preserve">המאמר המשלים ותובנות: בינה מלאכותית, חוסן קריירה, מעגל הקסמים, דעה אישית</w:t>
+              <w:t xml:space="preserve">המאמר המשלים ותובנות: בינה מלאכותית, חוסן קריירה, "המשאבים קודמים ליוזמה", דעה אישית</w:t>
             </w:r>
           </w:p>
         </w:tc>
@@ -6847,7 +6971,7 @@
                 <w:szCs w:val="22"/>
                 <w:rtl/>
               </w:rPr>
-              <w:t xml:space="preserve">שקופית מעגל הקסמים</w:t>
+              <w:t xml:space="preserve">שקופית מעגל המשאבים</w:t>
             </w:r>
           </w:p>
         </w:tc>
@@ -7057,7 +7181,7 @@
                 <w:szCs w:val="22"/>
                 <w:rtl/>
               </w:rPr>
-              <w:t xml:space="preserve">הפעלה: כרטיסי תרחיש בזוגות ומילוי מהיר של מפת החוסן</w:t>
+              <w:t xml:space="preserve">הפעלה: כל סטודנט בוחר צורך התקרבות אחד ופעולה אחת לשבועיים הקרובים, ומשתף עם השכן</w:t>
             </w:r>
           </w:p>
         </w:tc>
@@ -7092,7 +7216,7 @@
                 <w:szCs w:val="22"/>
                 <w:rtl/>
               </w:rPr>
-              <w:t xml:space="preserve">כרטיסים מודפסים או שקופית תרחיש, טבלת מפת החוסן</w:t>
+              <w:t xml:space="preserve">שקופית ארבעת הצרכים, כרטיסיות</w:t>
             </w:r>
           </w:p>
         </w:tc>
@@ -7224,7 +7348,7 @@
           <w:szCs w:val="28"/>
           <w:rtl/>
         </w:rPr>
-        <w:t xml:space="preserve">כרטיסי תרחיש להפעלה</w:t>
+        <w:t xml:space="preserve">כרטיסיות ההפעלה</w:t>
       </w:r>
     </w:p>
     <w:p>
@@ -7245,7 +7369,7 @@
           <w:szCs w:val="24"/>
           <w:rtl/>
         </w:rPr>
-        <w:t xml:space="preserve">תרחיש א: עובדי מטה בחברת הייטק. הבוקר נשלח מייל מהמנכ"ל על "התייעלות של 15% ברבעון הקרוב", ללא פרטים נוספים. מה תעשו בשבוע הקרוב?</w:t>
+        <w:t xml:space="preserve">אוטונומיה: איזו החלטה קטנה בעבודה או בלימודים אני יכול לקחת לידיים כבר השבוע?</w:t>
       </w:r>
     </w:p>
     <w:p>
@@ -7266,7 +7390,7 @@
           <w:szCs w:val="24"/>
           <w:rtl/>
         </w:rPr>
-        <w:t xml:space="preserve">תרחיש ב: עובדים בשירות לקוחות. הארגון הודיע שמערכת בינה מלאכותית תטפל מעתה ב-60% מהפניות. התפקיד נשאר, אך תוכנו ישתנה. איך תגיבו?</w:t>
+        <w:t xml:space="preserve">מיומנות: איזה אתגר אחד, מעט מעבר ליכולת הנוכחית, אני מוכן לקחת על עצמי בשבועיים הקרובים?</w:t>
       </w:r>
     </w:p>
     <w:p>
@@ -7287,7 +7411,28 @@
           <w:szCs w:val="24"/>
           <w:rtl/>
         </w:rPr>
-        <w:t xml:space="preserve">תרחיש ג: עצמאיים. הלקוח הגדול ביותר, 40% מההכנסה, הודיע על הקפאת פרויקטים "עד שהמצב יתבהר". מה הצעד הראשון?</w:t>
+        <w:t xml:space="preserve">משמעות: למי העבודה שלי עוזרת, ומתי בפעם האחרונה דיברתי איתו?</w:t>
+      </w:r>
+    </w:p>
+    <w:p>
+      <w:pPr>
+        <w:pStyle w:val="ListParagraph"/>
+        <w:numPr>
+          <w:ilvl w:val="0"/>
+          <w:numId w:val="2"/>
+        </w:numPr>
+        <w:bidi/>
+        <w:spacing w:after="60" w:line="480"/>
+        <w:jc w:val="both"/>
+      </w:pPr>
+      <w:r>
+        <w:rPr>
+          <w:rFonts w:ascii="David" w:cs="David" w:eastAsia="David" w:hAnsi="David"/>
+          <w:sz w:val="24"/>
+          <w:szCs w:val="24"/>
+          <w:rtl/>
+        </w:rPr>
+        <w:t xml:space="preserve">שייכות: עם מי בעבודה אני רוצה קשר אמיתי יותר, ומה הצעד הראשון?</w:t>
       </w:r>
     </w:p>
     <w:p>
@@ -7303,7 +7448,7 @@
           <w:szCs w:val="24"/>
           <w:rtl/>
         </w:rPr>
-        <w:t xml:space="preserve">בכל תרחיש הזוגות עונים על שלוש שאלות מתוך מפת החוסן: מה האיום בפועל, כמותי או איכותני, ומה בשליטתי? האם התגובה הראשונה שלי היא בריחה, הסתרה או התפתחות? איזו פעולה אחת של פיתוח מיומנויות אעשה השבוע?</w:t>
+        <w:t xml:space="preserve">כל סטודנט בוחר כרטיסייה אחת, כותב פעולה אחת קונקרטית ומועד לביצועה, ומשתף את השכן במשפט אחד. המציגים אוספים שתיים או שלוש דוגמאות מהכיתה ומחברים אותן לממצא: פעולות מסוג זה, לפי המאמר, מנבאות עלייה בבהירות, בשליטה ובמשמעות חצי שנה מאוחר יותר.</w:t>
       </w:r>
     </w:p>
     <w:p>
@@ -7344,32 +7489,15 @@
           <w:szCs w:val="24"/>
           <w:rtl/>
         </w:rPr>
-        <w:t xml:space="preserve">השאלון נוסח על ידי המחברים בהשראת פריטי מדידה נפוצים בספרות על חוסר ביטחון תעסוקתי (</w:t>
-      </w:r>
-      <w:r>
-        <w:rPr>
-          <w:rFonts w:ascii="Times New Roman" w:cs="Times New Roman" w:eastAsia="Times New Roman" w:hAnsi="Times New Roman"/>
-          <w:sz w:val="24"/>
-          <w:szCs w:val="24"/>
-        </w:rPr>
-        <w:t xml:space="preserve">‎Ashford et al., 1989; Hellgren et al., 1999‎</w:t>
-      </w:r>
-      <w:r>
-        <w:rPr>
-          <w:rFonts w:ascii="David" w:cs="David" w:eastAsia="David" w:hAnsi="David"/>
-          <w:sz w:val="24"/>
-          <w:szCs w:val="24"/>
-          <w:rtl/>
-        </w:rPr>
-        <w:t xml:space="preserve">) ועל תוצאות הקריירה שנבחנו במטא-אנליזה (</w:t>
-      </w:r>
-      <w:r>
-        <w:rPr>
-          <w:rFonts w:ascii="Times New Roman" w:cs="Times New Roman" w:eastAsia="Times New Roman" w:hAnsi="Times New Roman"/>
-          <w:sz w:val="24"/>
-          <w:szCs w:val="24"/>
-        </w:rPr>
-        <w:t xml:space="preserve">‎Låstad et al., 2025‎</w:t>
+        <w:t xml:space="preserve">השאלון נוסח על ידי המחברים בהשראת סולם תחושת הקוהרנטיות בעבודה וסולם עיצוב התפקיד מבוסס הצרכים, כפי שתוארו במאמר (</w:t>
+      </w:r>
+      <w:r>
+        <w:rPr>
+          <w:rFonts w:ascii="Times New Roman" w:cs="Times New Roman" w:eastAsia="Times New Roman" w:hAnsi="Times New Roman"/>
+          <w:sz w:val="24"/>
+          <w:szCs w:val="24"/>
+        </w:rPr>
+        <w:t xml:space="preserve">‎Cetkovská et al., 2026‎</w:t>
       </w:r>
       <w:r>
         <w:rPr>
@@ -7583,7 +7711,7 @@
                 <w:szCs w:val="22"/>
                 <w:rtl/>
               </w:rPr>
-              <w:t xml:space="preserve">אני חושש שאאבד את מקום עבודתי בשנה הקרובה.</w:t>
+              <w:t xml:space="preserve">מצב העבודה (או הלימודים) הנוכחי שלי ברור וצפוי לי.</w:t>
             </w:r>
           </w:p>
         </w:tc>
@@ -7617,7 +7745,7 @@
                 <w:szCs w:val="22"/>
                 <w:rtl/>
               </w:rPr>
-              <w:t xml:space="preserve">חוסר ביטחון כמותי</w:t>
+              <w:t xml:space="preserve">מובנות</w:t>
             </w:r>
           </w:p>
         </w:tc>
@@ -7689,7 +7817,7 @@
                 <w:szCs w:val="22"/>
                 <w:rtl/>
               </w:rPr>
-              <w:t xml:space="preserve">אני חושש שתפקידי ישתנה לרעה (שכר, אחריות, עניין) גם אם אשמור על המשרה.</w:t>
+              <w:t xml:space="preserve">יש לי מספיק זמן, כלים ותמיכה כדי להתמודד עם הדרישות.</w:t>
             </w:r>
           </w:p>
         </w:tc>
@@ -7724,7 +7852,7 @@
                 <w:szCs w:val="22"/>
                 <w:rtl/>
               </w:rPr>
-              <w:t xml:space="preserve">חוסר ביטחון איכותני</w:t>
+              <w:t xml:space="preserve">ניהוליות</w:t>
             </w:r>
           </w:p>
         </w:tc>
@@ -7794,7 +7922,7 @@
                 <w:szCs w:val="22"/>
                 <w:rtl/>
               </w:rPr>
-              <w:t xml:space="preserve">המחשבה על אובדן העבודה מעסיקה אותי ומדאיגה אותי.</w:t>
+              <w:t xml:space="preserve">מה שאני עושה שווה את המאמץ ואת המעורבות שלי.</w:t>
             </w:r>
           </w:p>
         </w:tc>
@@ -7828,7 +7956,7 @@
                 <w:szCs w:val="22"/>
                 <w:rtl/>
               </w:rPr>
-              <w:t xml:space="preserve">הממד הרגשי</w:t>
+              <w:t xml:space="preserve">משמעותיות</w:t>
             </w:r>
           </w:p>
         </w:tc>
@@ -7900,7 +8028,7 @@
                 <w:szCs w:val="22"/>
                 <w:rtl/>
               </w:rPr>
-              <w:t xml:space="preserve">בשנה האחרונה למדתי מיומנות חדשה שמבוקשת בתחום שלי.</w:t>
+              <w:t xml:space="preserve">בשבועיים האחרונים תכננתי את עבודתי כך שאחווה שליטה.</w:t>
             </w:r>
           </w:p>
         </w:tc>
@@ -7935,7 +8063,7 @@
                 <w:szCs w:val="22"/>
                 <w:rtl/>
               </w:rPr>
-              <w:t xml:space="preserve">פיתוח מיומנויות (היגד הפוך)</w:t>
+              <w:t xml:space="preserve">עיצוב לצורך אוטונומיה</w:t>
             </w:r>
           </w:p>
         </w:tc>
@@ -8005,7 +8133,7 @@
                 <w:szCs w:val="22"/>
                 <w:rtl/>
               </w:rPr>
-              <w:t xml:space="preserve">אני מאמין שאמצא עבודה דומה בקלות יחסית.</w:t>
+              <w:t xml:space="preserve">בשבועיים האחרונים חיפשתי אתגר שיפתח את היכולות שלי.</w:t>
             </w:r>
           </w:p>
         </w:tc>
@@ -8039,7 +8167,7 @@
                 <w:szCs w:val="22"/>
                 <w:rtl/>
               </w:rPr>
-              <w:t xml:space="preserve">יכולת תעסוקה נתפסת (היגד הפוך)</w:t>
+              <w:t xml:space="preserve">עיצוב לצורך מיומנות</w:t>
             </w:r>
           </w:p>
         </w:tc>
@@ -8111,7 +8239,7 @@
                 <w:szCs w:val="22"/>
                 <w:rtl/>
               </w:rPr>
-              <w:t xml:space="preserve">כשאני לא בטוח במקומי בעבודה, אני נוטה לשמור ידע לעצמי.</w:t>
+              <w:t xml:space="preserve">בשבועיים האחרונים ארגנתי את עבודתי כך שאשיג תחושת תכלית.</w:t>
             </w:r>
           </w:p>
         </w:tc>
@@ -8146,7 +8274,7 @@
                 <w:szCs w:val="22"/>
                 <w:rtl/>
               </w:rPr>
-              <w:t xml:space="preserve">הסתרת ידע</w:t>
+              <w:t xml:space="preserve">עיצוב לצורך משמעות</w:t>
             </w:r>
           </w:p>
         </w:tc>
@@ -8216,7 +8344,7 @@
                 <w:szCs w:val="22"/>
                 <w:rtl/>
               </w:rPr>
-              <w:t xml:space="preserve">גם אם התפקיד שלי ישתנה, אני יודע להסתגל ולמצוא את מקומי.</w:t>
+              <w:t xml:space="preserve">בשבועיים האחרונים יזמתי קשר או שיתוף פעולה עם עמיתים.</w:t>
             </w:r>
           </w:p>
         </w:tc>
@@ -8250,7 +8378,114 @@
                 <w:szCs w:val="22"/>
                 <w:rtl/>
               </w:rPr>
-              <w:t xml:space="preserve">חוסן קריירה (היגד הפוך)</w:t>
+              <w:t xml:space="preserve">עיצוב לצורך שייכות</w:t>
+            </w:r>
+          </w:p>
+        </w:tc>
+      </w:tr>
+      <w:tr>
+        <w:tc>
+          <w:tcPr>
+            <w:tcW w:type="dxa" w:w="800"/>
+            <w:tcBorders>
+              <w:top w:val="single" w:color="A6A6A6" w:sz="6"/>
+              <w:left w:val="single" w:color="A6A6A6" w:sz="6"/>
+              <w:bottom w:val="single" w:color="A6A6A6" w:sz="6"/>
+              <w:right w:val="single" w:color="A6A6A6" w:sz="6"/>
+            </w:tcBorders>
+            <w:shd w:fill="F5F7FA" w:color="auto" w:val="clear"/>
+            <w:tcMar>
+              <w:top w:type="dxa" w:w="80"/>
+              <w:left w:type="dxa" w:w="100"/>
+              <w:bottom w:type="dxa" w:w="80"/>
+              <w:right w:type="dxa" w:w="100"/>
+            </w:tcMar>
+            <w:vAlign w:val="center"/>
+          </w:tcPr>
+          <w:p>
+            <w:pPr>
+              <w:bidi/>
+              <w:spacing w:after="40" w:line="276"/>
+              <w:jc w:val="right"/>
+            </w:pPr>
+            <w:r>
+              <w:rPr>
+                <w:rFonts w:ascii="David" w:cs="David" w:eastAsia="David" w:hAnsi="David"/>
+                <w:sz w:val="22"/>
+                <w:szCs w:val="22"/>
+                <w:rtl/>
+              </w:rPr>
+              <w:t xml:space="preserve">8</w:t>
+            </w:r>
+          </w:p>
+        </w:tc>
+        <w:tc>
+          <w:tcPr>
+            <w:tcW w:type="dxa" w:w="5400"/>
+            <w:tcBorders>
+              <w:top w:val="single" w:color="A6A6A6" w:sz="6"/>
+              <w:left w:val="single" w:color="A6A6A6" w:sz="6"/>
+              <w:bottom w:val="single" w:color="A6A6A6" w:sz="6"/>
+              <w:right w:val="single" w:color="A6A6A6" w:sz="6"/>
+            </w:tcBorders>
+            <w:shd w:fill="F5F7FA" w:color="auto" w:val="clear"/>
+            <w:tcMar>
+              <w:top w:type="dxa" w:w="80"/>
+              <w:left w:type="dxa" w:w="100"/>
+              <w:bottom w:type="dxa" w:w="80"/>
+              <w:right w:type="dxa" w:w="100"/>
+            </w:tcMar>
+            <w:vAlign w:val="center"/>
+          </w:tcPr>
+          <w:p>
+            <w:pPr>
+              <w:bidi/>
+              <w:spacing w:after="40" w:line="276"/>
+              <w:jc w:val="right"/>
+            </w:pPr>
+            <w:r>
+              <w:rPr>
+                <w:rFonts w:ascii="David" w:cs="David" w:eastAsia="David" w:hAnsi="David"/>
+                <w:sz w:val="22"/>
+                <w:szCs w:val="22"/>
+                <w:rtl/>
+              </w:rPr>
+              <w:t xml:space="preserve">בשבועיים האחרונים דאגתי להתנתק מהעבודה בזמן הפנוי.</w:t>
+            </w:r>
+          </w:p>
+        </w:tc>
+        <w:tc>
+          <w:tcPr>
+            <w:tcW w:type="dxa" w:w="2800"/>
+            <w:tcBorders>
+              <w:top w:val="single" w:color="A6A6A6" w:sz="6"/>
+              <w:left w:val="single" w:color="A6A6A6" w:sz="6"/>
+              <w:bottom w:val="single" w:color="A6A6A6" w:sz="6"/>
+              <w:right w:val="single" w:color="A6A6A6" w:sz="6"/>
+            </w:tcBorders>
+            <w:shd w:fill="F5F7FA" w:color="auto" w:val="clear"/>
+            <w:tcMar>
+              <w:top w:type="dxa" w:w="80"/>
+              <w:left w:type="dxa" w:w="100"/>
+              <w:bottom w:type="dxa" w:w="80"/>
+              <w:right w:type="dxa" w:w="100"/>
+            </w:tcMar>
+            <w:vAlign w:val="center"/>
+          </w:tcPr>
+          <w:p>
+            <w:pPr>
+              <w:bidi/>
+              <w:spacing w:after="40" w:line="276"/>
+              <w:jc w:val="right"/>
+            </w:pPr>
+            <w:r>
+              <w:rPr>
+                <w:rFonts w:ascii="David" w:cs="David" w:eastAsia="David" w:hAnsi="David"/>
+                <w:sz w:val="22"/>
+                <w:szCs w:val="22"/>
+                <w:rtl/>
+              </w:rPr>
+              <w:t xml:space="preserve">עיצוב לצורך ניתוק</w:t>
             </w:r>
           </w:p>
         </w:tc>
@@ -8274,24 +8509,24 @@
           <w:szCs w:val="24"/>
           <w:rtl/>
         </w:rPr>
-        <w:t xml:space="preserve">פרשנות: ציון גבוה בהיגדים 1 עד 3 מעיד על חוסר ביטחון גבוה. ציון נמוך בהיגדים 4, 5 ו-7 וציון גבוה בהיגד 6 מעידים שהמעגל שהמטא-אנליזה מתארת כבר פועל: האיום מקטין השקעה בעצמי ומגביר הסתרה (</w:t>
-      </w:r>
-      <w:r>
-        <w:rPr>
-          <w:rFonts w:ascii="Times New Roman" w:cs="Times New Roman" w:eastAsia="Times New Roman" w:hAnsi="Times New Roman"/>
-          <w:sz w:val="24"/>
-          <w:szCs w:val="24"/>
-        </w:rPr>
-        <w:t xml:space="preserve">‎Låstad et al., 2025‎</w:t>
-      </w:r>
-      <w:r>
-        <w:rPr>
-          <w:rFonts w:ascii="David" w:cs="David" w:eastAsia="David" w:hAnsi="David"/>
-          <w:sz w:val="24"/>
-          <w:szCs w:val="24"/>
-          <w:rtl/>
-        </w:rPr>
-        <w:t xml:space="preserve">). זו ההזמנה להתחיל לעבוד על מפת החוסן.</w:t>
+        <w:t xml:space="preserve">פרשנות: ציון נמוך בהיגדים 1 עד 3 מעיד על תחושת קוהרנטיות נמוכה בעבודה. ציון נמוך בהיגדים 4 עד 7 מעיד שכמעט לא מתבצע עיצוב תפקיד לצרכי התקרבות, ולפי המאמר זהו המקום שבו יש הכי הרבה מה להרוויח. ציון גבוה בהיגד 8 בלבד מעיד על דפוס של הימנעות, שתומך בהתאוששות אך אינו משנה את האופן שבו העבודה נתפסת (</w:t>
+      </w:r>
+      <w:r>
+        <w:rPr>
+          <w:rFonts w:ascii="Times New Roman" w:cs="Times New Roman" w:eastAsia="Times New Roman" w:hAnsi="Times New Roman"/>
+          <w:sz w:val="24"/>
+          <w:szCs w:val="24"/>
+        </w:rPr>
+        <w:t xml:space="preserve">‎Cetkovská et al., 2026‎</w:t>
+      </w:r>
+      <w:r>
+        <w:rPr>
+          <w:rFonts w:ascii="David" w:cs="David" w:eastAsia="David" w:hAnsi="David"/>
+          <w:sz w:val="24"/>
+          <w:szCs w:val="24"/>
+          <w:rtl/>
+        </w:rPr>
+        <w:t xml:space="preserve">).</w:t>
       </w:r>
     </w:p>
     <w:p>
@@ -8452,7 +8687,7 @@
           <w:sz w:val="24"/>
           <w:szCs w:val="24"/>
         </w:rPr>
-        <w:t xml:space="preserve">Ashford, S. J., Lee, C., &amp; Bobko, P. (1989). Content, causes, and consequences of job insecurity: A theory-based measure and substantive test. </w:t>
+        <w:t xml:space="preserve">Antonovsky, A. (1987). </w:t>
       </w:r>
       <w:r>
         <w:rPr>
@@ -8462,7 +8697,7 @@
           <w:sz w:val="24"/>
           <w:szCs w:val="24"/>
         </w:rPr>
-        <w:t xml:space="preserve">Academy of Management Journal, 32</w:t>
+        <w:t xml:space="preserve">Unraveling the mystery of health: How people manage stress and stay well</w:t>
       </w:r>
       <w:r>
         <w:rPr>
@@ -8472,7 +8707,7 @@
           <w:sz w:val="24"/>
           <w:szCs w:val="24"/>
         </w:rPr>
-        <w:t xml:space="preserve">(4), 803-829. https://doi.org/10.2307/256569</w:t>
+        <w:t xml:space="preserve">. Jossey-Bass.</w:t>
       </w:r>
     </w:p>
     <w:p>
@@ -8490,7 +8725,7 @@
           <w:sz w:val="24"/>
           <w:szCs w:val="24"/>
         </w:rPr>
-        <w:t xml:space="preserve">Chung, Y. W., Im, S., Kim, J. E., &amp; Yun, J. K. (2025). Artificial intelligence awareness, career resilience, job insecurity and behavioural outcomes. </w:t>
+        <w:t xml:space="preserve">Cetkovská, K., Bauer, G. F., &amp; Tušl, M. (2026). The role of needs-based job crafting in strengthening work-related sense of coherence: A two-wave panel study. </w:t>
       </w:r>
       <w:r>
         <w:rPr>
@@ -8500,7 +8735,7 @@
           <w:sz w:val="24"/>
           <w:szCs w:val="24"/>
         </w:rPr>
-        <w:t xml:space="preserve">Australian Journal of Psychology, 77</w:t>
+        <w:t xml:space="preserve">Scandinavian Journal of Work and Organizational Psychology, 11</w:t>
       </w:r>
       <w:r>
         <w:rPr>
@@ -8510,7 +8745,7 @@
           <w:sz w:val="24"/>
           <w:szCs w:val="24"/>
         </w:rPr>
-        <w:t xml:space="preserve">(1), Article 2559910. https://doi.org/10.1080/00049530.2025.2559910</w:t>
+        <w:t xml:space="preserve">(1), Article 14. https://doi.org/10.16993/sjwop.389</w:t>
       </w:r>
     </w:p>
     <w:p>
@@ -8528,7 +8763,7 @@
           <w:sz w:val="24"/>
           <w:szCs w:val="24"/>
         </w:rPr>
-        <w:t xml:space="preserve">Greenhalgh, L., &amp; Rosenblatt, Z. (1984). Job insecurity: Toward conceptual clarity. </w:t>
+        <w:t xml:space="preserve">Chung, Y. W., Im, S., Kim, J. E., &amp; Yun, J. K. (2025). Artificial intelligence awareness, career resilience, job insecurity and behavioural outcomes. </w:t>
       </w:r>
       <w:r>
         <w:rPr>
@@ -8538,7 +8773,7 @@
           <w:sz w:val="24"/>
           <w:szCs w:val="24"/>
         </w:rPr>
-        <w:t xml:space="preserve">Academy of Management Review, 9</w:t>
+        <w:t xml:space="preserve">Australian Journal of Psychology, 77</w:t>
       </w:r>
       <w:r>
         <w:rPr>
@@ -8548,7 +8783,7 @@
           <w:sz w:val="24"/>
           <w:szCs w:val="24"/>
         </w:rPr>
-        <w:t xml:space="preserve">(3), 438-448. https://doi.org/10.5465/amr.1984.4279673</w:t>
+        <w:t xml:space="preserve">(1), Article 2559910. https://doi.org/10.1080/00049530.2025.2559910</w:t>
       </w:r>
     </w:p>
     <w:p>
@@ -8718,7 +8953,7 @@
           <w:sz w:val="24"/>
           <w:szCs w:val="24"/>
         </w:rPr>
-        <w:t xml:space="preserve">Jiang, L., &amp; Lavaysse, L. M. (2018). Cognitive and affective job insecurity: A meta-analysis and a primary study. </w:t>
+        <w:t xml:space="preserve">Låstad, L., Pienaar, J., Näswall, K., Richter, A., Hellgren, J., &amp; Sverke, M. (2025). Moving on up now? A meta-analysis of the associations between job insecurity and career-related outcomes. </w:t>
       </w:r>
       <w:r>
         <w:rPr>
@@ -8728,7 +8963,7 @@
           <w:sz w:val="24"/>
           <w:szCs w:val="24"/>
         </w:rPr>
-        <w:t xml:space="preserve">Journal of Management, 44</w:t>
+        <w:t xml:space="preserve">Scandinavian Journal of Work and Organizational Psychology, 10</w:t>
       </w:r>
       <w:r>
         <w:rPr>
@@ -8738,7 +8973,7 @@
           <w:sz w:val="24"/>
           <w:szCs w:val="24"/>
         </w:rPr>
-        <w:t xml:space="preserve">(6), 2307-2342. https://doi.org/10.1177/0149206318773853</w:t>
+        <w:t xml:space="preserve">(1), Article 2. https://doi.org/10.16993/sjwop.275</w:t>
       </w:r>
     </w:p>
     <w:p>
@@ -8756,7 +8991,7 @@
           <w:sz w:val="24"/>
           <w:szCs w:val="24"/>
         </w:rPr>
-        <w:t xml:space="preserve">Låstad, L., Pienaar, J., Näswall, K., Richter, A., Hellgren, J., &amp; Sverke, M. (2025). Moving on up now? A meta-analysis of the associations between job insecurity and career-related outcomes. </w:t>
+        <w:t xml:space="preserve">Russo, M., Shteigman, A., &amp; Carmeli, A. (2016). Workplace and family support and work-life balance: Implications for individual psychological availability and energy at work. </w:t>
       </w:r>
       <w:r>
         <w:rPr>
@@ -8766,7 +9001,7 @@
           <w:sz w:val="24"/>
           <w:szCs w:val="24"/>
         </w:rPr>
-        <w:t xml:space="preserve">Scandinavian Journal of Work and Organizational Psychology, 10</w:t>
+        <w:t xml:space="preserve">The Journal of Positive Psychology, 11</w:t>
       </w:r>
       <w:r>
         <w:rPr>
@@ -8776,7 +9011,7 @@
           <w:sz w:val="24"/>
           <w:szCs w:val="24"/>
         </w:rPr>
-        <w:t xml:space="preserve">(1), Article 2. https://doi.org/10.16993/sjwop.275</w:t>
+        <w:t xml:space="preserve">(2), 173-188. https://doi.org/10.1080/17439760.2015.1025424</w:t>
       </w:r>
     </w:p>
     <w:p>
@@ -8794,7 +9029,7 @@
           <w:sz w:val="24"/>
           <w:szCs w:val="24"/>
         </w:rPr>
-        <w:t xml:space="preserve">Lazarus, R. S., &amp; Folkman, S. (1984). </w:t>
+        <w:t xml:space="preserve">Schein, E. H. (1996). Career anchors revisited: Implications for career development in the 21st century. </w:t>
       </w:r>
       <w:r>
         <w:rPr>
@@ -8804,7 +9039,7 @@
           <w:sz w:val="24"/>
           <w:szCs w:val="24"/>
         </w:rPr>
-        <w:t xml:space="preserve">Stress, appraisal, and coping</w:t>
+        <w:t xml:space="preserve">Academy of Management Executive, 10</w:t>
       </w:r>
       <w:r>
         <w:rPr>
@@ -8814,7 +9049,7 @@
           <w:sz w:val="24"/>
           <w:szCs w:val="24"/>
         </w:rPr>
-        <w:t xml:space="preserve">. Springer.</w:t>
+        <w:t xml:space="preserve">(4), 80-88. https://doi.org/10.5465/ame.1996.3145321</w:t>
       </w:r>
     </w:p>
     <w:p>
@@ -8832,7 +9067,7 @@
           <w:sz w:val="24"/>
           <w:szCs w:val="24"/>
         </w:rPr>
-        <w:t xml:space="preserve">Russo, M., Shteigman, A., &amp; Carmeli, A. (2016). Workplace and family support and work-life balance: Implications for individual psychological availability and energy at work. </w:t>
+        <w:t xml:space="preserve">Shoss, M. K. (2017). Job insecurity: An integrative review and agenda for future research. </w:t>
       </w:r>
       <w:r>
         <w:rPr>
@@ -8842,7 +9077,7 @@
           <w:sz w:val="24"/>
           <w:szCs w:val="24"/>
         </w:rPr>
-        <w:t xml:space="preserve">The Journal of Positive Psychology, 11</w:t>
+        <w:t xml:space="preserve">Journal of Management, 43</w:t>
       </w:r>
       <w:r>
         <w:rPr>
@@ -8852,7 +9087,7 @@
           <w:sz w:val="24"/>
           <w:szCs w:val="24"/>
         </w:rPr>
-        <w:t xml:space="preserve">(2), 173-188. https://doi.org/10.1080/17439760.2015.1025424</w:t>
+        <w:t xml:space="preserve">(6), 1911-1939. https://doi.org/10.1177/0149206317691574</w:t>
       </w:r>
     </w:p>
     <w:p>
@@ -8870,7 +9105,7 @@
           <w:sz w:val="24"/>
           <w:szCs w:val="24"/>
         </w:rPr>
-        <w:t xml:space="preserve">Schein, E. H. (1996). Career anchors revisited: Implications for career development in the 21st century. </w:t>
+        <w:t xml:space="preserve">Super, D. E. (1980). A life-span, life-space approach to career development. </w:t>
       </w:r>
       <w:r>
         <w:rPr>
@@ -8880,7 +9115,7 @@
           <w:sz w:val="24"/>
           <w:szCs w:val="24"/>
         </w:rPr>
-        <w:t xml:space="preserve">Academy of Management Executive, 10</w:t>
+        <w:t xml:space="preserve">Journal of Vocational Behavior, 16</w:t>
       </w:r>
       <w:r>
         <w:rPr>
@@ -8890,7 +9125,7 @@
           <w:sz w:val="24"/>
           <w:szCs w:val="24"/>
         </w:rPr>
-        <w:t xml:space="preserve">(4), 80-88. https://doi.org/10.5465/ame.1996.3145321</w:t>
+        <w:t xml:space="preserve">(3), 282-298. https://doi.org/10.1016/0001-8791(80)90056-1</w:t>
       </w:r>
     </w:p>
     <w:p>
@@ -8908,7 +9143,7 @@
           <w:sz w:val="24"/>
           <w:szCs w:val="24"/>
         </w:rPr>
-        <w:t xml:space="preserve">Shoss, M. K. (2017). Job insecurity: An integrative review and agenda for future research. </w:t>
+        <w:t xml:space="preserve">Wrzesniewski, A., &amp; Dutton, J. E. (2001). Crafting a job: Revisioning employees as active crafters of their work. </w:t>
       </w:r>
       <w:r>
         <w:rPr>
@@ -8918,7 +9153,7 @@
           <w:sz w:val="24"/>
           <w:szCs w:val="24"/>
         </w:rPr>
-        <w:t xml:space="preserve">Journal of Management, 43</w:t>
+        <w:t xml:space="preserve">Academy of Management Review, 26</w:t>
       </w:r>
       <w:r>
         <w:rPr>
@@ -8928,83 +9163,7 @@
           <w:sz w:val="24"/>
           <w:szCs w:val="24"/>
         </w:rPr>
-        <w:t xml:space="preserve">(6), 1911-1939. https://doi.org/10.1177/0149206317691574</w:t>
-      </w:r>
-    </w:p>
-    <w:p>
-      <w:pPr>
-        <w:bidi w:val="false"/>
-        <w:spacing w:after="0" w:line="480"/>
-        <w:ind w:left="709" w:hanging="709"/>
-        <w:jc w:val="left"/>
-      </w:pPr>
-      <w:r>
-        <w:rPr>
-          <w:rFonts w:ascii="Times New Roman" w:cs="Times New Roman" w:eastAsia="Times New Roman" w:hAnsi="Times New Roman"/>
-          <w:i w:val="false"/>
-          <w:iCs w:val="false"/>
-          <w:sz w:val="24"/>
-          <w:szCs w:val="24"/>
-        </w:rPr>
-        <w:t xml:space="preserve">Super, D. E. (1980). A life-span, life-space approach to career development. </w:t>
-      </w:r>
-      <w:r>
-        <w:rPr>
-          <w:rFonts w:ascii="Times New Roman" w:cs="Times New Roman" w:eastAsia="Times New Roman" w:hAnsi="Times New Roman"/>
-          <w:i/>
-          <w:iCs/>
-          <w:sz w:val="24"/>
-          <w:szCs w:val="24"/>
-        </w:rPr>
-        <w:t xml:space="preserve">Journal of Vocational Behavior, 16</w:t>
-      </w:r>
-      <w:r>
-        <w:rPr>
-          <w:rFonts w:ascii="Times New Roman" w:cs="Times New Roman" w:eastAsia="Times New Roman" w:hAnsi="Times New Roman"/>
-          <w:i w:val="false"/>
-          <w:iCs w:val="false"/>
-          <w:sz w:val="24"/>
-          <w:szCs w:val="24"/>
-        </w:rPr>
-        <w:t xml:space="preserve">(3), 282-298. https://doi.org/10.1016/0001-8791(80)90056-1</w:t>
-      </w:r>
-    </w:p>
-    <w:p>
-      <w:pPr>
-        <w:bidi w:val="false"/>
-        <w:spacing w:after="0" w:line="480"/>
-        <w:ind w:left="709" w:hanging="709"/>
-        <w:jc w:val="left"/>
-      </w:pPr>
-      <w:r>
-        <w:rPr>
-          <w:rFonts w:ascii="Times New Roman" w:cs="Times New Roman" w:eastAsia="Times New Roman" w:hAnsi="Times New Roman"/>
-          <w:i w:val="false"/>
-          <w:iCs w:val="false"/>
-          <w:sz w:val="24"/>
-          <w:szCs w:val="24"/>
-        </w:rPr>
-        <w:t xml:space="preserve">Sverke, M., Hellgren, J., &amp; Näswall, K. (2002). No security: A meta-analysis and review of job insecurity and its consequences. </w:t>
-      </w:r>
-      <w:r>
-        <w:rPr>
-          <w:rFonts w:ascii="Times New Roman" w:cs="Times New Roman" w:eastAsia="Times New Roman" w:hAnsi="Times New Roman"/>
-          <w:i/>
-          <w:iCs/>
-          <w:sz w:val="24"/>
-          <w:szCs w:val="24"/>
-        </w:rPr>
-        <w:t xml:space="preserve">Journal of Occupational Health Psychology, 7</w:t>
-      </w:r>
-      <w:r>
-        <w:rPr>
-          <w:rFonts w:ascii="Times New Roman" w:cs="Times New Roman" w:eastAsia="Times New Roman" w:hAnsi="Times New Roman"/>
-          <w:i w:val="false"/>
-          <w:iCs w:val="false"/>
-          <w:sz w:val="24"/>
-          <w:szCs w:val="24"/>
-        </w:rPr>
-        <w:t xml:space="preserve">(3), 242-264. https://doi.org/10.1037/1076-8998.7.3.242</w:t>
+        <w:t xml:space="preserve">(2), 179-201. https://doi.org/10.5465/amr.2001.4378011</w:t>
       </w:r>
     </w:p>
     <w:sectPr>

--- a/career-management-final-project/ניהול קריירה - התמודדות עם חוסר ודאות תעסוקתי - עבודה מסכמת.docx
+++ b/career-management-final-project/ניהול קריירה - התמודדות עם חוסר ודאות תעסוקתי - עבודה מסכמת.docx
@@ -570,8 +570,11 @@
     <w:p>
       <w:pPr>
         <w:pStyle w:val="Heading1"/>
-        <w:bidi/>
-        <w:spacing w:after="240" w:before="240" w:line="480"/>
+        <w:pBdr>
+          <w:bottom w:val="single" w:color="0E6E73" w:sz="12" w:space="4"/>
+        </w:pBdr>
+        <w:bidi/>
+        <w:spacing w:after="280" w:before="240" w:line="480"/>
         <w:jc w:val="right"/>
       </w:pPr>
       <w:r>
@@ -580,8 +583,8 @@
           <w:b/>
           <w:bCs/>
           <w:color w:val="1F3864"/>
-          <w:sz w:val="32"/>
-          <w:szCs w:val="32"/>
+          <w:sz w:val="34"/>
+          <w:szCs w:val="34"/>
           <w:rtl/>
         </w:rPr>
         <w:t xml:space="preserve">תוכן העניינים</w:t>
@@ -715,7 +718,7 @@
           <w:szCs w:val="24"/>
           <w:rtl/>
         </w:rPr>
-        <w:t xml:space="preserve">פרק 4: המאמר המשלים וראיות תומכות</w:t>
+        <w:t xml:space="preserve">פרק 4: המאמר המשלים</w:t>
       </w:r>
       <w:r>
         <w:rPr>
@@ -752,7 +755,7 @@
           <w:szCs w:val="24"/>
           <w:rtl/>
         </w:rPr>
-        <w:t xml:space="preserve">	15</w:t>
+        <w:t xml:space="preserve">	14</w:t>
       </w:r>
     </w:p>
     <w:p>
@@ -808,7 +811,7 @@
           <w:szCs w:val="24"/>
           <w:rtl/>
         </w:rPr>
-        <w:t xml:space="preserve">	19</w:t>
+        <w:t xml:space="preserve">	18</w:t>
       </w:r>
     </w:p>
     <w:p>
@@ -836,7 +839,7 @@
           <w:szCs w:val="24"/>
           <w:rtl/>
         </w:rPr>
-        <w:t xml:space="preserve">	20</w:t>
+        <w:t xml:space="preserve">	19</w:t>
       </w:r>
     </w:p>
     <w:p>
@@ -864,7 +867,7 @@
           <w:szCs w:val="24"/>
           <w:rtl/>
         </w:rPr>
-        <w:t xml:space="preserve">	21</w:t>
+        <w:t xml:space="preserve">	20</w:t>
       </w:r>
     </w:p>
     <w:p>
@@ -892,7 +895,7 @@
           <w:szCs w:val="24"/>
           <w:rtl/>
         </w:rPr>
-        <w:t xml:space="preserve">	22</w:t>
+        <w:t xml:space="preserve">	21</w:t>
       </w:r>
     </w:p>
     <w:p>
@@ -920,8 +923,11 @@
     <w:p>
       <w:pPr>
         <w:pStyle w:val="Heading1"/>
-        <w:bidi/>
-        <w:spacing w:after="240" w:before="240" w:line="480"/>
+        <w:pBdr>
+          <w:bottom w:val="single" w:color="0E6E73" w:sz="12" w:space="4"/>
+        </w:pBdr>
+        <w:bidi/>
+        <w:spacing w:after="280" w:before="240" w:line="480"/>
         <w:jc w:val="right"/>
       </w:pPr>
       <w:r>
@@ -930,8 +936,8 @@
           <w:b/>
           <w:bCs/>
           <w:color w:val="1F3864"/>
-          <w:sz w:val="32"/>
-          <w:szCs w:val="32"/>
+          <w:sz w:val="34"/>
+          <w:szCs w:val="34"/>
           <w:rtl/>
         </w:rPr>
         <w:t xml:space="preserve">מבוא</w:t>
@@ -950,7 +956,7 @@
           <w:szCs w:val="24"/>
           <w:rtl/>
         </w:rPr>
-        <w:t xml:space="preserve">עולם העבודה של שנת 2026 מתאפיין באי-ודאות. גלי הפיטורים וההתייעלות בענף ההייטק, כניסת הבינה המלאכותית היוצרת לתפקידי צווארון לבן, המלחמה ושירות המילואים הממושך, והמעבר לצורות העסקה גמישות, יצרו מציאות שבה גם עובדים בעלי ותק ומיומנויות גבוהות אינם יודעים כיצד ייראה תפקידם בעוד שנה. תיבה בדוח בנק ישראל לשנת 2024 העריכה כי כחמישית מהמועסקים בישראל עובדים במקצועות שבהם הביקוש לעובדים צפוי לרדת באופן משמעותי עם התרחבות השימוש בבינה מלאכותית (בנק ישראל, 2025). בעיתונות הכלכלית דווח כי ההתייעלות באמצעות בינה מלאכותית עומדת בראש סדר היום של מנהלי ההייטק ("הקשיים של מנהלי הייטק", 2026). חוסר ביטחון תעסוקתי, שהוגדר כאיום נתפס על ההמשכיות ועל היציבות של התעסוקה הנוכחית, הפך מאירוע חריג לתנאי קבוע (</w:t>
+        <w:t xml:space="preserve">עולם העבודה של שנת 2026 מתאפיין באי-ודאות. גלי הפיטורים וההתייעלות בענף ההייטק, כניסת הבינה המלאכותית היוצרת לתפקידי צווארון לבן, המלחמה ושירות המילואים הממושך, והמעבר לצורות העסקה גמישות, יצרו מציאות שבה גם עובדים בעלי ותק ומיומנויות גבוהות אינם יודעים כיצד ייראה תפקידם בעוד שנה. תיבה בדוח בנק ישראל לשנת 2024 העריכה כי כחמישית מהמועסקים בישראל עובדים במקצועות שבהם הביקוש לעובדים צפוי לרדת באופן משמעותי עם התרחבות השימוש בבינה מלאכותית (בנק ישראל, 2025). בעיתונות הכלכלית דווח כי ההתייעלות באמצעות בינה מלאכותית עומדת בראש סדר היום של מנהלי ההייטק ("הקשיים של מנהלי הייטק", 2026). חוסר ביטחון תעסוקתי, כלומר החשש של העובד לאבד את משרתו או את המאפיינים החשובים לו בה, הפך מאירוע חריג לתנאי קבוע (</w:t>
       </w:r>
       <w:r>
         <w:rPr>
@@ -958,7 +964,7 @@
           <w:sz w:val="24"/>
           <w:szCs w:val="24"/>
         </w:rPr>
-        <w:t xml:space="preserve">‎Shoss, 2017‎</w:t>
+        <w:t xml:space="preserve">‎Chung et al., 2025‎</w:t>
       </w:r>
       <w:r>
         <w:rPr>
@@ -1000,7 +1006,7 @@
           <w:szCs w:val="24"/>
           <w:rtl/>
         </w:rPr>
-        <w:t xml:space="preserve">). ניהול קריירה מתואר בספרות כתהליך מתמשך שבו הפרט אוסף מידע על עצמו ועל סביבתו, מציב יעדים ומפתח אסטרטגיות להשגתם (</w:t>
+        <w:t xml:space="preserve">, כפי שמצוטט אצל </w:t>
       </w:r>
       <w:r>
         <w:rPr>
@@ -1008,16 +1014,16 @@
           <w:sz w:val="24"/>
           <w:szCs w:val="24"/>
         </w:rPr>
-        <w:t xml:space="preserve">‎Greenhaus et al., 2018‎</w:t>
-      </w:r>
-      <w:r>
-        <w:rPr>
-          <w:rFonts w:ascii="David" w:cs="David" w:eastAsia="David" w:hAnsi="David"/>
-          <w:sz w:val="24"/>
-          <w:szCs w:val="24"/>
-          <w:rtl/>
-        </w:rPr>
-        <w:t xml:space="preserve">). בעולם של אי-ודאות, השאלה היא אילו אסטרטגיות זמינות לעובד עצמו, ולא רק לארגון.</w:t>
+        <w:t xml:space="preserve">‎Cetkovská et al., 2026‎</w:t>
+      </w:r>
+      <w:r>
+        <w:rPr>
+          <w:rFonts w:ascii="David" w:cs="David" w:eastAsia="David" w:hAnsi="David"/>
+          <w:sz w:val="24"/>
+          <w:szCs w:val="24"/>
+          <w:rtl/>
+        </w:rPr>
+        <w:t xml:space="preserve">). ניהול קריירה, כפי שנלמד בקורס, הוא תהליך מתמשך של למידה, בניית זהות מקצועית וטיפוח רשת אנשים (דבדבני דקל, 2026א). תהליך כזה מניח מידה של יציבות. בעולם של אי-ודאות, השאלה היא אילו אסטרטגיות זמינות לעובד עצמו, ולא רק לארגון.</w:t>
       </w:r>
     </w:p>
     <w:p>
@@ -1100,7 +1106,7 @@
           <w:szCs w:val="24"/>
           <w:rtl/>
         </w:rPr>
-        <w:t xml:space="preserve">פרק 1 מציג את המאמר המרכזי. פרק 2 מסכם את תמציתו ואת נקודותיו המרכזיות. פרק 3 מנתח אותו לפי מבנה, שיטה וממצאים. פרק 4 מציג את המאמר המשלים ואת הראיות התומכות. פרק 5 מציג תובנות, מסקנות ודעה אישית, ופרק 6 מציע יישום מעשי לניהול הקריירה של הסטודנטים בכיתה. בנספחים מובאים תכנון המצגת והאמצעים להמחשה ושאלון קצר להערכה עצמית. העבודה מסתיימת ברשימת מקורות על פי כללי </w:t>
+        <w:t xml:space="preserve">פרק 1 מציג את המאמר המרכזי. פרק 2 מסכם את תמציתו ואת נקודותיו המרכזיות. פרק 3 מנתח אותו לפי מבנה, שיטה וממצאים. פרק 4 מציג את המאמר המשלים ואת הקשר בין שני המאמרים. פרק 5 מציג תובנות, מסקנות ודעה אישית, ופרק 6 מציע יישום מעשי לניהול הקריירה של הסטודנטים בכיתה. בנספחים מובאים תכנון המצגת והאמצעים להמחשה ושאלון קצר להערכה עצמית. העבודה מסתיימת ברשימת מקורות על פי כללי </w:t>
       </w:r>
       <w:r>
         <w:rPr>
@@ -1128,8 +1134,11 @@
     <w:p>
       <w:pPr>
         <w:pStyle w:val="Heading1"/>
-        <w:bidi/>
-        <w:spacing w:after="240" w:before="240" w:line="480"/>
+        <w:pBdr>
+          <w:bottom w:val="single" w:color="0E6E73" w:sz="12" w:space="4"/>
+        </w:pBdr>
+        <w:bidi/>
+        <w:spacing w:after="280" w:before="240" w:line="480"/>
         <w:jc w:val="right"/>
       </w:pPr>
       <w:r>
@@ -1138,8 +1147,8 @@
           <w:b/>
           <w:bCs/>
           <w:color w:val="1F3864"/>
-          <w:sz w:val="32"/>
-          <w:szCs w:val="32"/>
+          <w:sz w:val="34"/>
+          <w:szCs w:val="34"/>
           <w:rtl/>
         </w:rPr>
         <w:t xml:space="preserve">פרק 1: הצגת המאמר המרכזי</w:t>
@@ -1933,8 +1942,11 @@
     <w:p>
       <w:pPr>
         <w:pStyle w:val="Heading1"/>
-        <w:bidi/>
-        <w:spacing w:after="240" w:before="240" w:line="480"/>
+        <w:pBdr>
+          <w:bottom w:val="single" w:color="0E6E73" w:sz="12" w:space="4"/>
+        </w:pBdr>
+        <w:bidi/>
+        <w:spacing w:after="280" w:before="240" w:line="480"/>
         <w:jc w:val="right"/>
       </w:pPr>
       <w:r>
@@ -1943,8 +1955,8 @@
           <w:b/>
           <w:bCs/>
           <w:color w:val="1F3864"/>
-          <w:sz w:val="32"/>
-          <w:szCs w:val="32"/>
+          <w:sz w:val="34"/>
+          <w:szCs w:val="34"/>
           <w:rtl/>
         </w:rPr>
         <w:t xml:space="preserve">פרק 2: תמצית המאמר והנקודות המרכזיות</w:t>
@@ -2000,6 +2012,23 @@
           <w:szCs w:val="24"/>
           <w:rtl/>
         </w:rPr>
+        <w:t xml:space="preserve">, כפי שמצוטט אצל </w:t>
+      </w:r>
+      <w:r>
+        <w:rPr>
+          <w:rFonts w:ascii="Times New Roman" w:cs="Times New Roman" w:eastAsia="Times New Roman" w:hAnsi="Times New Roman"/>
+          <w:sz w:val="24"/>
+          <w:szCs w:val="24"/>
+        </w:rPr>
+        <w:t xml:space="preserve">‎Cetkovská et al., 2026‎</w:t>
+      </w:r>
+      <w:r>
+        <w:rPr>
+          <w:rFonts w:ascii="David" w:cs="David" w:eastAsia="David" w:hAnsi="David"/>
+          <w:sz w:val="24"/>
+          <w:szCs w:val="24"/>
+          <w:rtl/>
+        </w:rPr>
         <w:t xml:space="preserve">). על בסיס זה פותח המושג תחושת קוהרנטיות בעבודה, המתייחס למצב העבודה הנוכחי בלבד ומורכב משלושה רכיבים. הרכיב הקוגניטיבי, מובנות, הוא המידה שבה מצב העבודה נתפס כמובנה, עקבי וברור. הרכיב ההתנהגותי, ניהוליות, הוא המידה שבה העובד תופס שיש לו משאבים מספיקים להתמודד עם הדרישות. הרכיב המוטיבציוני, משמעותיות, הוא המידה שבה מצב העבודה נתפס כראוי למחויבות ולמעורבות. בניגוד לתחושת הקוהרנטיות הכללית, המתייצבת בבגרות הצעירה, תחושת הקוהרנטיות בעבודה דינמית ומעוצבת ללא הרף על ידי תנאי העבודה (</w:t>
       </w:r>
       <w:r>
@@ -2103,6 +2132,23 @@
           <w:szCs w:val="24"/>
           <w:rtl/>
         </w:rPr>
+        <w:t xml:space="preserve">, כפי שמצוטט אצל </w:t>
+      </w:r>
+      <w:r>
+        <w:rPr>
+          <w:rFonts w:ascii="Times New Roman" w:cs="Times New Roman" w:eastAsia="Times New Roman" w:hAnsi="Times New Roman"/>
+          <w:sz w:val="24"/>
+          <w:szCs w:val="24"/>
+        </w:rPr>
+        <w:t xml:space="preserve">‎Cetkovská et al., 2026‎</w:t>
+      </w:r>
+      <w:r>
+        <w:rPr>
+          <w:rFonts w:ascii="David" w:cs="David" w:eastAsia="David" w:hAnsi="David"/>
+          <w:sz w:val="24"/>
+          <w:szCs w:val="24"/>
+          <w:rtl/>
+        </w:rPr>
         <w:t xml:space="preserve">). המאמר משתמש בגרסה ייחודית של המושג, עיצוב תפקיד מבוסס צרכים, המתמקדת במאמצים יזומים לספק שישה צרכים פסיכולוגיים בעבודה, המכונים צרכי </w:t>
       </w:r>
       <w:r>
@@ -2283,7 +2329,24 @@
           <w:sz w:val="24"/>
           <w:szCs w:val="24"/>
         </w:rPr>
-        <w:t xml:space="preserve">‎Hobfoll, 1989‎</w:t>
+        <w:t xml:space="preserve">‎Hobfoll, 2001‎</w:t>
+      </w:r>
+      <w:r>
+        <w:rPr>
+          <w:rFonts w:ascii="David" w:cs="David" w:eastAsia="David" w:hAnsi="David"/>
+          <w:sz w:val="24"/>
+          <w:szCs w:val="24"/>
+          <w:rtl/>
+        </w:rPr>
+        <w:t xml:space="preserve">, כפי שמצוטט אצל </w:t>
+      </w:r>
+      <w:r>
+        <w:rPr>
+          <w:rFonts w:ascii="Times New Roman" w:cs="Times New Roman" w:eastAsia="Times New Roman" w:hAnsi="Times New Roman"/>
+          <w:sz w:val="24"/>
+          <w:szCs w:val="24"/>
+        </w:rPr>
+        <w:t xml:space="preserve">‎Cetkovská et al., 2026‎</w:t>
       </w:r>
       <w:r>
         <w:rPr>
@@ -3602,8 +3665,11 @@
     <w:p>
       <w:pPr>
         <w:pStyle w:val="Heading1"/>
-        <w:bidi/>
-        <w:spacing w:after="240" w:before="240" w:line="480"/>
+        <w:pBdr>
+          <w:bottom w:val="single" w:color="0E6E73" w:sz="12" w:space="4"/>
+        </w:pBdr>
+        <w:bidi/>
+        <w:spacing w:after="280" w:before="240" w:line="480"/>
         <w:jc w:val="right"/>
       </w:pPr>
       <w:r>
@@ -3612,8 +3678,8 @@
           <w:b/>
           <w:bCs/>
           <w:color w:val="1F3864"/>
-          <w:sz w:val="32"/>
-          <w:szCs w:val="32"/>
+          <w:sz w:val="34"/>
+          <w:szCs w:val="34"/>
           <w:rtl/>
         </w:rPr>
         <w:t xml:space="preserve">פרק 3: ניתוח המאמר לפי מבנה, שיטה וממצאים</w:t>
@@ -4523,8 +4589,11 @@
     <w:p>
       <w:pPr>
         <w:pStyle w:val="Heading1"/>
-        <w:bidi/>
-        <w:spacing w:after="240" w:before="240" w:line="480"/>
+        <w:pBdr>
+          <w:bottom w:val="single" w:color="0E6E73" w:sz="12" w:space="4"/>
+        </w:pBdr>
+        <w:bidi/>
+        <w:spacing w:after="280" w:before="240" w:line="480"/>
         <w:jc w:val="right"/>
       </w:pPr>
       <w:r>
@@ -4533,11 +4602,11 @@
           <w:b/>
           <w:bCs/>
           <w:color w:val="1F3864"/>
-          <w:sz w:val="32"/>
-          <w:szCs w:val="32"/>
-          <w:rtl/>
-        </w:rPr>
-        <w:t xml:space="preserve">פרק 4: המאמר המשלים וראיות תומכות</w:t>
+          <w:sz w:val="34"/>
+          <w:szCs w:val="34"/>
+          <w:rtl/>
+        </w:rPr>
+        <w:t xml:space="preserve">פרק 4: המאמר המשלים</w:t>
       </w:r>
     </w:p>
     <w:p>
@@ -4557,7 +4626,7 @@
           <w:szCs w:val="28"/>
           <w:rtl/>
         </w:rPr>
-        <w:t xml:space="preserve">4.1 המאמר המשלים</w:t>
+        <w:t xml:space="preserve">4.1 הצגת המאמר המשלים</w:t>
       </w:r>
     </w:p>
     <w:p>
@@ -4727,7 +4796,7 @@
           <w:szCs w:val="28"/>
           <w:rtl/>
         </w:rPr>
-        <w:t xml:space="preserve">4.2 ראיות תומכות מהספרות על חוסר ביטחון תעסוקתי</w:t>
+        <w:t xml:space="preserve">4.2 הקשר לנושא העבודה</w:t>
       </w:r>
     </w:p>
     <w:p>
@@ -4743,7 +4812,7 @@
           <w:szCs w:val="24"/>
           <w:rtl/>
         </w:rPr>
-        <w:t xml:space="preserve">הסקירה האינטגרטיבית של שוס (</w:t>
+        <w:t xml:space="preserve">חוסר ביטחון תעסוקתי, כפי שהוא מוגדר במאמר המשלים, הוא תחושה של איום על המשך ההעסקה או על מאפייני התפקיד, והוא מתגבר ככל שהעובד מודע לכך שטכנולוגיה עלולה לשנות את עבודתו (</w:t>
       </w:r>
       <w:r>
         <w:rPr>
@@ -4751,16 +4820,16 @@
           <w:sz w:val="24"/>
           <w:szCs w:val="24"/>
         </w:rPr>
-        <w:t xml:space="preserve">‎Shoss, 2017‎</w:t>
-      </w:r>
-      <w:r>
-        <w:rPr>
-          <w:rFonts w:ascii="David" w:cs="David" w:eastAsia="David" w:hAnsi="David"/>
-          <w:sz w:val="24"/>
-          <w:szCs w:val="24"/>
-          <w:rtl/>
-        </w:rPr>
-        <w:t xml:space="preserve">) הציעה שחוסר ביטחון תעסוקתי משפיע על העובד דרך ארבעה מנגנונים, לחץ, חליפין חברתי, מוטיבציה לשימור המשרה והתמודדות פרואקטיבית, ושעוצמת התגובה תלויה במאפייני האיום ובפגיעוּת הכלכלית והפסיכולוגית של העובד. עיצוב תפקיד מבוסס צרכים הוא דוגמה מובהקת להתמודדות פרואקטיבית, ותחושת קוהרנטיות בעבודה היא משאב שמקטין את הפגיעוּת הפסיכולוגית. ההבחנה בין חוסר ביטחון כמותי, חשש לאבד את המשרה, לבין חוסר ביטחון איכותני, חשש לאבד מאפיינים חשובים שלה (</w:t>
+        <w:t xml:space="preserve">‎Chung et al., 2025‎</w:t>
+      </w:r>
+      <w:r>
+        <w:rPr>
+          <w:rFonts w:ascii="David" w:cs="David" w:eastAsia="David" w:hAnsi="David"/>
+          <w:sz w:val="24"/>
+          <w:szCs w:val="24"/>
+          <w:rtl/>
+        </w:rPr>
+        <w:t xml:space="preserve">). במונחי המאמר המרכזי, זוהי פגיעה בשלושת רכיבי תחושת הקוהרנטיות: העתיד אינו צפוי, המשאבים נראים בלתי מספיקים, וקשה להתחייב למה שעלול להיעלם (</w:t>
       </w:r>
       <w:r>
         <w:rPr>
@@ -4768,49 +4837,16 @@
           <w:sz w:val="24"/>
           <w:szCs w:val="24"/>
         </w:rPr>
-        <w:t xml:space="preserve">‎Hellgren et al., 1999‎</w:t>
-      </w:r>
-      <w:r>
-        <w:rPr>
-          <w:rFonts w:ascii="David" w:cs="David" w:eastAsia="David" w:hAnsi="David"/>
-          <w:sz w:val="24"/>
-          <w:szCs w:val="24"/>
-          <w:rtl/>
-        </w:rPr>
-        <w:t xml:space="preserve">), מחדדת מדוע עיצוב התפקיד רלוונטי: כשהבינה המלאכותית משנה את תוכן התפקיד בלי לבטל אותו, העובד שמעצב את תפקידו סביב צרכיו הוא זה שקובע מה יישאר בו.</w:t>
-      </w:r>
-    </w:p>
-    <w:p>
-      <w:pPr>
-        <w:bidi/>
-        <w:spacing w:after="120" w:before="0" w:line="480"/>
-        <w:jc w:val="both"/>
-      </w:pPr>
-      <w:r>
-        <w:rPr>
-          <w:rFonts w:ascii="David" w:cs="David" w:eastAsia="David" w:hAnsi="David"/>
-          <w:sz w:val="24"/>
-          <w:szCs w:val="24"/>
-          <w:rtl/>
-        </w:rPr>
-        <w:t xml:space="preserve">מטא-אנליזה שפורסמה באותו כתב עת מוסיפה זווית מדאיגה: על בסיס 237 מחקרים נמצא שחוסר ביטחון תעסוקתי קשור לירידה בפיתוח מיומנויות פרואקטיבי, בשביעות הרצון מהקריירה וביכולת התעסוקה הנתפסת, ולעלייה בחיפוש עבודה ובהסתרת ידע (</w:t>
-      </w:r>
-      <w:r>
-        <w:rPr>
-          <w:rFonts w:ascii="Times New Roman" w:cs="Times New Roman" w:eastAsia="Times New Roman" w:hAnsi="Times New Roman"/>
-          <w:sz w:val="24"/>
-          <w:szCs w:val="24"/>
-        </w:rPr>
-        <w:t xml:space="preserve">‎Låstad et al., 2025‎</w:t>
-      </w:r>
-      <w:r>
-        <w:rPr>
-          <w:rFonts w:ascii="David" w:cs="David" w:eastAsia="David" w:hAnsi="David"/>
-          <w:sz w:val="24"/>
-          <w:szCs w:val="24"/>
-          <w:rtl/>
-        </w:rPr>
-        <w:t xml:space="preserve">). כלומר, חוסר הוודאות פוגע בדיוק ביוזמה שהמאמר המרכזי מזהה כמפתח. שני הממצאים יחד מדגישים את החשיבות של בניית תחושת הניהוליות מראש, משום שהיא המנוע של היוזמה, ומשום שבלעדיה האיום עלול לשתק אותה.</w:t>
+        <w:t xml:space="preserve">‎Cetkovská et al., 2026‎</w:t>
+      </w:r>
+      <w:r>
+        <w:rPr>
+          <w:rFonts w:ascii="David" w:cs="David" w:eastAsia="David" w:hAnsi="David"/>
+          <w:sz w:val="24"/>
+          <w:szCs w:val="24"/>
+          <w:rtl/>
+        </w:rPr>
+        <w:t xml:space="preserve">). עיצוב תפקיד מבוסס צרכים הוא לכן דרך להתמודד עם חוסר הוודאות מבפנים. כשהבינה המלאכותית משנה את תוכן התפקיד בלי לבטל אותו, העובד שמעצב את תפקידו סביב צרכיו הוא זה שקובע מה יישאר בו.</w:t>
       </w:r>
     </w:p>
     <w:p>
@@ -4821,8 +4857,11 @@
     <w:p>
       <w:pPr>
         <w:pStyle w:val="Heading1"/>
-        <w:bidi/>
-        <w:spacing w:after="240" w:before="240" w:line="480"/>
+        <w:pBdr>
+          <w:bottom w:val="single" w:color="0E6E73" w:sz="12" w:space="4"/>
+        </w:pBdr>
+        <w:bidi/>
+        <w:spacing w:after="280" w:before="240" w:line="480"/>
         <w:jc w:val="right"/>
       </w:pPr>
       <w:r>
@@ -4831,8 +4870,8 @@
           <w:b/>
           <w:bCs/>
           <w:color w:val="1F3864"/>
-          <w:sz w:val="32"/>
-          <w:szCs w:val="32"/>
+          <w:sz w:val="34"/>
+          <w:szCs w:val="34"/>
           <w:rtl/>
         </w:rPr>
         <w:t xml:space="preserve">פרק 5: תובנות, מסקנות ודעה אישית</w:t>
@@ -4937,7 +4976,7 @@
           <w:szCs w:val="24"/>
           <w:rtl/>
         </w:rPr>
-        <w:t xml:space="preserve">התובנה השלישית היא שהמשאבים קודמים ליוזמה. תחושת הניהוליות ניבאה עיצוב תפקיד עתידי במקדם החזק ביותר במודל (</w:t>
+        <w:t xml:space="preserve">התובנה השלישית היא שהמשאבים קודמים ליוזמה. תחושת הניהוליות ניבאה עיצוב תפקיד עתידי במקדם החזק ביותר במודל, ואילו מובנות לא תרמה ליוזמה (</w:t>
       </w:r>
       <w:r>
         <w:rPr>
@@ -4954,24 +4993,7 @@
           <w:szCs w:val="24"/>
           <w:rtl/>
         </w:rPr>
-        <w:t xml:space="preserve">). ממצא זה מתיישב עם המטא-אנליזה שהראתה שחוסר ביטחון תעסוקתי מקטין יוזמה (</w:t>
-      </w:r>
-      <w:r>
-        <w:rPr>
-          <w:rFonts w:ascii="Times New Roman" w:cs="Times New Roman" w:eastAsia="Times New Roman" w:hAnsi="Times New Roman"/>
-          <w:sz w:val="24"/>
-          <w:szCs w:val="24"/>
-        </w:rPr>
-        <w:t xml:space="preserve">‎Låstad et al., 2025‎</w:t>
-      </w:r>
-      <w:r>
-        <w:rPr>
-          <w:rFonts w:ascii="David" w:cs="David" w:eastAsia="David" w:hAnsi="David"/>
-          <w:sz w:val="24"/>
-          <w:szCs w:val="24"/>
-          <w:rtl/>
-        </w:rPr>
-        <w:t xml:space="preserve">): מי שמרגיש שאין לו משאבים אינו מעצב את תפקידו אלא מגן על מה שנותר. לכן צריך לבנות את תחושת הניהוליות בתקופות של יציבות, ולא לחכות לאיום.</w:t>
+        <w:t xml:space="preserve">). מי שמרגיש שאין לו מספיק משאבים אינו מעצב את תפקידו אלא מגן על מה שנותר. לכן צריך לבנות את תחושת הניהוליות בתקופות של יציבות, ולא לחכות לאיום.</w:t>
       </w:r>
     </w:p>
     <w:p>
@@ -5074,7 +5096,7 @@
           <w:szCs w:val="24"/>
           <w:rtl/>
         </w:rPr>
-        <w:t xml:space="preserve">). ברמה הארגונית, המסקנה היא שמנהלים שרוצים עובדים יוזמים בתקופת שינוי צריכים קודם כול לדאוג לתחושת ניהוליות: משאבים מספיקים, מידע ברור ומרחב לעיצוב התפקיד. חוסר ביטחון אינו מנוע ליוזמה אלא בולם שלה (</w:t>
+        <w:t xml:space="preserve">). ברמה הארגונית, המסקנה היא שמנהלים שרוצים עובדים יוזמים בתקופת שינוי צריכים קודם כול לדאוג לתחושת ניהוליות: משאבים מספיקים, מידע ברור ומרחב לעיצוב התפקיד. המאמר המשלים מוסיף שהאיום הטכנולוגי פוגע בביצועים דרך חוסר הביטחון, ולכן הפחתת חוסר הביטחון היא אינטרס ארגוני ולא רק טובת העובד (</w:t>
       </w:r>
       <w:r>
         <w:rPr>
@@ -5082,7 +5104,7 @@
           <w:sz w:val="24"/>
           <w:szCs w:val="24"/>
         </w:rPr>
-        <w:t xml:space="preserve">‎Låstad et al., 2025‎</w:t>
+        <w:t xml:space="preserve">‎Chung et al., 2025‎</w:t>
       </w:r>
       <w:r>
         <w:rPr>
@@ -5211,7 +5233,7 @@
           <w:szCs w:val="24"/>
           <w:rtl/>
         </w:rPr>
-        <w:t xml:space="preserve">עמדתנו היא שהמסר של המאמר משלים את "ממשבר להזדמנות" שלמדנו בקורס (דבדבני דקל, 2026ב). משבר הופך להזדמנות לא מעצמו, אלא כשמישהו מעצב אותו כך. עם זאת, המטא-אנליזה של לוסטד ואחרים (</w:t>
+        <w:t xml:space="preserve">עמדתנו היא שהמסר של המאמר משלים את "ממשבר להזדמנות" שלמדנו בקורס (דבדבני דקל, 2026ב). משבר הופך להזדמנות לא מעצמו, אלא כשמישהו מעצב אותו כך. עם זאת, המאמר עצמו מראה שהיוזמה תלויה בתחושת ניהוליות, ומי שמרגיש מאוים ובלי משאבים יתקשה להתחיל (</w:t>
       </w:r>
       <w:r>
         <w:rPr>
@@ -5219,16 +5241,16 @@
           <w:sz w:val="24"/>
           <w:szCs w:val="24"/>
         </w:rPr>
-        <w:t xml:space="preserve">‎Låstad et al., 2025‎</w:t>
-      </w:r>
-      <w:r>
-        <w:rPr>
-          <w:rFonts w:ascii="David" w:cs="David" w:eastAsia="David" w:hAnsi="David"/>
-          <w:sz w:val="24"/>
-          <w:szCs w:val="24"/>
-          <w:rtl/>
-        </w:rPr>
-        <w:t xml:space="preserve">) מזהירה שכשהאיום גדול, היוזמה יורדת. לכן אנחנו חושבים שהמסר לכיתה צריך להיות כפול: לעצב את התפקיד עכשיו, כשעוד יש משאבים, ולא לחכות; ולזכור שמי שמרגיש שאין לו משאבים צריך קודם תמיכה ולא עצות.</w:t>
+        <w:t xml:space="preserve">‎Cetkovská et al., 2026‎</w:t>
+      </w:r>
+      <w:r>
+        <w:rPr>
+          <w:rFonts w:ascii="David" w:cs="David" w:eastAsia="David" w:hAnsi="David"/>
+          <w:sz w:val="24"/>
+          <w:szCs w:val="24"/>
+          <w:rtl/>
+        </w:rPr>
+        <w:t xml:space="preserve">). לכן אנחנו חושבים שהמסר לכיתה צריך להיות כפול: לעצב את התפקיד עכשיו, כשעוד יש משאבים, ולא לחכות; ולזכור שמי שמרגיש שאין לו משאבים צריך קודם תמיכה ולא עצות.</w:t>
       </w:r>
     </w:p>
     <w:p>
@@ -5239,8 +5261,11 @@
     <w:p>
       <w:pPr>
         <w:pStyle w:val="Heading1"/>
-        <w:bidi/>
-        <w:spacing w:after="240" w:before="240" w:line="480"/>
+        <w:pBdr>
+          <w:bottom w:val="single" w:color="0E6E73" w:sz="12" w:space="4"/>
+        </w:pBdr>
+        <w:bidi/>
+        <w:spacing w:after="280" w:before="240" w:line="480"/>
         <w:jc w:val="right"/>
       </w:pPr>
       <w:r>
@@ -5249,8 +5274,8 @@
           <w:b/>
           <w:bCs/>
           <w:color w:val="1F3864"/>
-          <w:sz w:val="32"/>
-          <w:szCs w:val="32"/>
+          <w:sz w:val="34"/>
+          <w:szCs w:val="34"/>
           <w:rtl/>
         </w:rPr>
         <w:t xml:space="preserve">פרק 6: יישום מעשי בניהול קריירה</w:t>
@@ -5989,58 +6014,7 @@
           <w:szCs w:val="24"/>
           <w:rtl/>
         </w:rPr>
-        <w:t xml:space="preserve">גם תיאוריות הקריירה הקלאסיות מתחברות לממצאים. לפי מודל עוגני הקריירה, עובד שעוגן האוטונומיה או עוגן המומחיות דומיננטי אצלו ימצא בעיצוב תפקיד סביב הצרכים האלה סיפוק מיוחד, ואילו מי שעוגן הביטחון והיציבות דומיננטי אצלו יפיק תועלת בעיקר מחיזוק המובנות (</w:t>
-      </w:r>
-      <w:r>
-        <w:rPr>
-          <w:rFonts w:ascii="Times New Roman" w:cs="Times New Roman" w:eastAsia="Times New Roman" w:hAnsi="Times New Roman"/>
-          <w:sz w:val="24"/>
-          <w:szCs w:val="24"/>
-        </w:rPr>
-        <w:t xml:space="preserve">‎Schein, 1996‎</w:t>
-      </w:r>
-      <w:r>
-        <w:rPr>
-          <w:rFonts w:ascii="David" w:cs="David" w:eastAsia="David" w:hAnsi="David"/>
-          <w:sz w:val="24"/>
-          <w:szCs w:val="24"/>
-          <w:rtl/>
-        </w:rPr>
-        <w:t xml:space="preserve">). לפי גישת מרחב החיים, רוב הסטודנטים בכיתה נמצאים בשלב החקירה או הביסוס, שבו עיצוב התפקיד הוא גם דרך לברר מה מתאים להם (</w:t>
-      </w:r>
-      <w:r>
-        <w:rPr>
-          <w:rFonts w:ascii="Times New Roman" w:cs="Times New Roman" w:eastAsia="Times New Roman" w:hAnsi="Times New Roman"/>
-          <w:sz w:val="24"/>
-          <w:szCs w:val="24"/>
-        </w:rPr>
-        <w:t xml:space="preserve">‎Super, 1980‎</w:t>
-      </w:r>
-      <w:r>
-        <w:rPr>
-          <w:rFonts w:ascii="David" w:cs="David" w:eastAsia="David" w:hAnsi="David"/>
-          <w:sz w:val="24"/>
-          <w:szCs w:val="24"/>
-          <w:rtl/>
-        </w:rPr>
-        <w:t xml:space="preserve">). ממאמר החובה בקורס עולה שתמיכה במקום העבודה ובמשפחה משפרת זמינות פסיכולוגית ואנרגיה בעבודה (</w:t>
-      </w:r>
-      <w:r>
-        <w:rPr>
-          <w:rFonts w:ascii="Times New Roman" w:cs="Times New Roman" w:eastAsia="Times New Roman" w:hAnsi="Times New Roman"/>
-          <w:sz w:val="24"/>
-          <w:szCs w:val="24"/>
-        </w:rPr>
-        <w:t xml:space="preserve">‎Russo et al., 2016‎</w:t>
-      </w:r>
-      <w:r>
-        <w:rPr>
-          <w:rFonts w:ascii="David" w:cs="David" w:eastAsia="David" w:hAnsi="David"/>
-          <w:sz w:val="24"/>
-          <w:szCs w:val="24"/>
-          <w:rtl/>
-        </w:rPr>
-        <w:t xml:space="preserve">), משאבים שתומכים בתחושת הניהוליות שהמאמר מזהה כמניע ליוזמה. לבסוף, העיקרון של בניית תמונת מצב סדורה ומיקוד במה שבשליטה, שנלמד בהקשר של משבר הקורונה (דבדבני דקל, 2026ב), הוא יישום ישיר של חיזוק המובנות והניהוליות.</w:t>
+        <w:t xml:space="preserve">גם תיאוריות הקריירה שנלמדו בקורס מתחברות לממצאים. לפי מודל שלבי הקריירה של סופר, כפי שנלמד בניתוח הסרט בקורס, רוב הסטודנטים בכיתה נמצאים בשלב החקירה או הביסוס, שבו עיצוב התפקיד הוא גם דרך לברר מה מתאים להם (דבדבני דקל, 2026ג). לבסוף, העיקרון של בניית תמונת מצב סדורה ומיקוד במה שבשליטה, שנלמד בהקשר של משבר הקורונה (דבדבני דקל, 2026ב), הוא יישום ישיר של חיזוק המובנות והניהוליות.</w:t>
       </w:r>
     </w:p>
     <w:p>
@@ -6110,7 +6084,7 @@
           <w:szCs w:val="24"/>
           <w:rtl/>
         </w:rPr>
-        <w:t xml:space="preserve">). הרביעית היא לא להשתמש באיום כמנוע, משום שחוסר ביטחון מקטין יוזמה ומגביר הסתרת ידע (</w:t>
+        <w:t xml:space="preserve">). הרביעית היא לא להשתמש באיום כמנוע, משום שחוסר ביטחון פוגע בביצועים ומגביר התנהגות סוטה (</w:t>
       </w:r>
       <w:r>
         <w:rPr>
@@ -6118,7 +6092,7 @@
           <w:sz w:val="24"/>
           <w:szCs w:val="24"/>
         </w:rPr>
-        <w:t xml:space="preserve">‎Låstad et al., 2025‎</w:t>
+        <w:t xml:space="preserve">‎Chung et al., 2025‎</w:t>
       </w:r>
       <w:r>
         <w:rPr>
@@ -6225,8 +6199,11 @@
     <w:p>
       <w:pPr>
         <w:pStyle w:val="Heading1"/>
-        <w:bidi/>
-        <w:spacing w:after="240" w:before="240" w:line="480"/>
+        <w:pBdr>
+          <w:bottom w:val="single" w:color="0E6E73" w:sz="12" w:space="4"/>
+        </w:pBdr>
+        <w:bidi/>
+        <w:spacing w:after="280" w:before="240" w:line="480"/>
         <w:jc w:val="right"/>
       </w:pPr>
       <w:r>
@@ -6235,8 +6212,8 @@
           <w:b/>
           <w:bCs/>
           <w:color w:val="1F3864"/>
-          <w:sz w:val="32"/>
-          <w:szCs w:val="32"/>
+          <w:sz w:val="34"/>
+          <w:szCs w:val="34"/>
           <w:rtl/>
         </w:rPr>
         <w:t xml:space="preserve">סיכום ומסקנות</w:t>
@@ -6289,24 +6266,7 @@
           <w:szCs w:val="24"/>
           <w:rtl/>
         </w:rPr>
-        <w:t xml:space="preserve">) הראה שהמודעות לבינה מלאכותית היא מקור מרכזי לחוסר הביטחון של ימינו ושמשאב אישי ממתן אותו, והמטא-אנליזה של לוסטד ואחרים (</w:t>
-      </w:r>
-      <w:r>
-        <w:rPr>
-          <w:rFonts w:ascii="Times New Roman" w:cs="Times New Roman" w:eastAsia="Times New Roman" w:hAnsi="Times New Roman"/>
-          <w:sz w:val="24"/>
-          <w:szCs w:val="24"/>
-        </w:rPr>
-        <w:t xml:space="preserve">‎Låstad et al., 2025‎</w:t>
-      </w:r>
-      <w:r>
-        <w:rPr>
-          <w:rFonts w:ascii="David" w:cs="David" w:eastAsia="David" w:hAnsi="David"/>
-          <w:sz w:val="24"/>
-          <w:szCs w:val="24"/>
-          <w:rtl/>
-        </w:rPr>
-        <w:t xml:space="preserve">) הזהירה שחוסר הביטחון עצמו מקטין את היוזמה, ולכן יש לבנות את המשאבים מראש.</w:t>
+        <w:t xml:space="preserve">) הראה שהמודעות לבינה מלאכותית היא מקור מרכזי לחוסר הביטחון של ימינו ושמשאב אישי ממתן אותו. שני המאמרים יחד מלמדים שאת המשאבים יש לבנות מראש, לפני שהאיום מדלדל אותם.</w:t>
       </w:r>
     </w:p>
     <w:p>
@@ -6333,8 +6293,11 @@
     <w:p>
       <w:pPr>
         <w:pStyle w:val="Heading1"/>
-        <w:bidi/>
-        <w:spacing w:after="240" w:before="240" w:line="480"/>
+        <w:pBdr>
+          <w:bottom w:val="single" w:color="0E6E73" w:sz="12" w:space="4"/>
+        </w:pBdr>
+        <w:bidi/>
+        <w:spacing w:after="280" w:before="240" w:line="480"/>
         <w:jc w:val="right"/>
       </w:pPr>
       <w:r>
@@ -6343,8 +6306,8 @@
           <w:b/>
           <w:bCs/>
           <w:color w:val="1F3864"/>
-          <w:sz w:val="32"/>
-          <w:szCs w:val="32"/>
+          <w:sz w:val="34"/>
+          <w:szCs w:val="34"/>
           <w:rtl/>
         </w:rPr>
         <w:t xml:space="preserve">נספח א: תכנון המצגת והאמצעים להמחשה</w:t>
@@ -7459,8 +7422,11 @@
     <w:p>
       <w:pPr>
         <w:pStyle w:val="Heading1"/>
-        <w:bidi/>
-        <w:spacing w:after="240" w:before="240" w:line="480"/>
+        <w:pBdr>
+          <w:bottom w:val="single" w:color="0E6E73" w:sz="12" w:space="4"/>
+        </w:pBdr>
+        <w:bidi/>
+        <w:spacing w:after="280" w:before="240" w:line="480"/>
         <w:jc w:val="right"/>
       </w:pPr>
       <w:r>
@@ -7469,8 +7435,8 @@
           <w:b/>
           <w:bCs/>
           <w:color w:val="1F3864"/>
-          <w:sz w:val="32"/>
-          <w:szCs w:val="32"/>
+          <w:sz w:val="34"/>
+          <w:szCs w:val="34"/>
           <w:rtl/>
         </w:rPr>
         <w:t xml:space="preserve">נספח ב: שאלון קצר להערכה עצמית</w:t>
@@ -8537,8 +8503,11 @@
     <w:p>
       <w:pPr>
         <w:pStyle w:val="Heading1"/>
-        <w:bidi/>
-        <w:spacing w:after="240" w:before="240" w:line="480"/>
+        <w:pBdr>
+          <w:bottom w:val="single" w:color="0E6E73" w:sz="12" w:space="4"/>
+        </w:pBdr>
+        <w:bidi/>
+        <w:spacing w:after="280" w:before="240" w:line="480"/>
         <w:jc w:val="right"/>
       </w:pPr>
       <w:r>
@@ -8547,8 +8516,8 @@
           <w:b/>
           <w:bCs/>
           <w:color w:val="1F3864"/>
-          <w:sz w:val="32"/>
-          <w:szCs w:val="32"/>
+          <w:sz w:val="34"/>
+          <w:szCs w:val="34"/>
           <w:rtl/>
         </w:rPr>
         <w:t xml:space="preserve">רשימת מקורות</w:t>
@@ -8611,6 +8580,23 @@
           <w:rtl/>
         </w:rPr>
         <w:t xml:space="preserve">דבדבני דקל, מ' (2026ב). עסקים בצל הקורונה: ממשבר להזדמנות, איך עושים את זה? [מצגת הרצאה]. ניהול קריירה בארגונים, הקריה האקדמית אונו.</w:t>
+      </w:r>
+    </w:p>
+    <w:p>
+      <w:pPr>
+        <w:bidi/>
+        <w:spacing w:after="0" w:line="480"/>
+        <w:ind w:left="709" w:hanging="709"/>
+        <w:jc w:val="right"/>
+      </w:pPr>
+      <w:r>
+        <w:rPr>
+          <w:rFonts w:ascii="David" w:cs="David" w:eastAsia="David" w:hAnsi="David"/>
+          <w:sz w:val="24"/>
+          <w:szCs w:val="24"/>
+          <w:rtl/>
+        </w:rPr>
+        <w:t xml:space="preserve">דבדבני דקל, מ' (2026ג). ניתוח הסרט "השטן לובשת פראדה" לפי תיאוריות קריירה [מצגת הרצאה]. ניהול קריירה בארגונים, הקריה האקדמית אונו.</w:t>
       </w:r>
     </w:p>
     <w:p>
@@ -8687,7 +8673,7 @@
           <w:sz w:val="24"/>
           <w:szCs w:val="24"/>
         </w:rPr>
-        <w:t xml:space="preserve">Antonovsky, A. (1987). </w:t>
+        <w:t xml:space="preserve">Cetkovská, K., Bauer, G. F., &amp; Tušl, M. (2026). The role of needs-based job crafting in strengthening work-related sense of coherence: A two-wave panel study. </w:t>
       </w:r>
       <w:r>
         <w:rPr>
@@ -8697,7 +8683,7 @@
           <w:sz w:val="24"/>
           <w:szCs w:val="24"/>
         </w:rPr>
-        <w:t xml:space="preserve">Unraveling the mystery of health: How people manage stress and stay well</w:t>
+        <w:t xml:space="preserve">Scandinavian Journal of Work and Organizational Psychology, 11</w:t>
       </w:r>
       <w:r>
         <w:rPr>
@@ -8707,7 +8693,7 @@
           <w:sz w:val="24"/>
           <w:szCs w:val="24"/>
         </w:rPr>
-        <w:t xml:space="preserve">. Jossey-Bass.</w:t>
+        <w:t xml:space="preserve">(1), Article 14. https://doi.org/10.16993/sjwop.389</w:t>
       </w:r>
     </w:p>
     <w:p>
@@ -8725,7 +8711,7 @@
           <w:sz w:val="24"/>
           <w:szCs w:val="24"/>
         </w:rPr>
-        <w:t xml:space="preserve">Cetkovská, K., Bauer, G. F., &amp; Tušl, M. (2026). The role of needs-based job crafting in strengthening work-related sense of coherence: A two-wave panel study. </w:t>
+        <w:t xml:space="preserve">Chung, Y. W., Im, S., Kim, J. E., &amp; Yun, J. K. (2025). Artificial intelligence awareness, career resilience, job insecurity and behavioural outcomes. </w:t>
       </w:r>
       <w:r>
         <w:rPr>
@@ -8735,7 +8721,7 @@
           <w:sz w:val="24"/>
           <w:szCs w:val="24"/>
         </w:rPr>
-        <w:t xml:space="preserve">Scandinavian Journal of Work and Organizational Psychology, 11</w:t>
+        <w:t xml:space="preserve">Australian Journal of Psychology, 77</w:t>
       </w:r>
       <w:r>
         <w:rPr>
@@ -8745,7 +8731,7 @@
           <w:sz w:val="24"/>
           <w:szCs w:val="24"/>
         </w:rPr>
-        <w:t xml:space="preserve">(1), Article 14. https://doi.org/10.16993/sjwop.389</w:t>
+        <w:t xml:space="preserve">(1), Article 2559910. https://doi.org/10.1080/00049530.2025.2559910</w:t>
       </w:r>
     </w:p>
     <w:p>
@@ -8763,7 +8749,7 @@
           <w:sz w:val="24"/>
           <w:szCs w:val="24"/>
         </w:rPr>
-        <w:t xml:space="preserve">Chung, Y. W., Im, S., Kim, J. E., &amp; Yun, J. K. (2025). Artificial intelligence awareness, career resilience, job insecurity and behavioural outcomes. </w:t>
+        <w:t xml:space="preserve">Hone, L. (2019). </w:t>
       </w:r>
       <w:r>
         <w:rPr>
@@ -8773,7 +8759,7 @@
           <w:sz w:val="24"/>
           <w:szCs w:val="24"/>
         </w:rPr>
-        <w:t xml:space="preserve">Australian Journal of Psychology, 77</w:t>
+        <w:t xml:space="preserve">3 secrets of resilient people</w:t>
       </w:r>
       <w:r>
         <w:rPr>
@@ -8783,387 +8769,7 @@
           <w:sz w:val="24"/>
           <w:szCs w:val="24"/>
         </w:rPr>
-        <w:t xml:space="preserve">(1), Article 2559910. https://doi.org/10.1080/00049530.2025.2559910</w:t>
-      </w:r>
-    </w:p>
-    <w:p>
-      <w:pPr>
-        <w:bidi w:val="false"/>
-        <w:spacing w:after="0" w:line="480"/>
-        <w:ind w:left="709" w:hanging="709"/>
-        <w:jc w:val="left"/>
-      </w:pPr>
-      <w:r>
-        <w:rPr>
-          <w:rFonts w:ascii="Times New Roman" w:cs="Times New Roman" w:eastAsia="Times New Roman" w:hAnsi="Times New Roman"/>
-          <w:i w:val="false"/>
-          <w:iCs w:val="false"/>
-          <w:sz w:val="24"/>
-          <w:szCs w:val="24"/>
-        </w:rPr>
-        <w:t xml:space="preserve">Greenhaus, J. H., Callanan, G. A., &amp; Godshalk, V. M. (2018). </w:t>
-      </w:r>
-      <w:r>
-        <w:rPr>
-          <w:rFonts w:ascii="Times New Roman" w:cs="Times New Roman" w:eastAsia="Times New Roman" w:hAnsi="Times New Roman"/>
-          <w:i/>
-          <w:iCs/>
-          <w:sz w:val="24"/>
-          <w:szCs w:val="24"/>
-        </w:rPr>
-        <w:t xml:space="preserve">Career management for life</w:t>
-      </w:r>
-      <w:r>
-        <w:rPr>
-          <w:rFonts w:ascii="Times New Roman" w:cs="Times New Roman" w:eastAsia="Times New Roman" w:hAnsi="Times New Roman"/>
-          <w:i w:val="false"/>
-          <w:iCs w:val="false"/>
-          <w:sz w:val="24"/>
-          <w:szCs w:val="24"/>
-        </w:rPr>
-        <w:t xml:space="preserve"> (5th ed.). Routledge.</w:t>
-      </w:r>
-    </w:p>
-    <w:p>
-      <w:pPr>
-        <w:bidi w:val="false"/>
-        <w:spacing w:after="0" w:line="480"/>
-        <w:ind w:left="709" w:hanging="709"/>
-        <w:jc w:val="left"/>
-      </w:pPr>
-      <w:r>
-        <w:rPr>
-          <w:rFonts w:ascii="Times New Roman" w:cs="Times New Roman" w:eastAsia="Times New Roman" w:hAnsi="Times New Roman"/>
-          <w:i w:val="false"/>
-          <w:iCs w:val="false"/>
-          <w:sz w:val="24"/>
-          <w:szCs w:val="24"/>
-        </w:rPr>
-        <w:t xml:space="preserve">Hellgren, J., Sverke, M., &amp; Isaksson, K. (1999). A two-dimensional approach to job insecurity: Consequences for employee attitudes and well-being. </w:t>
-      </w:r>
-      <w:r>
-        <w:rPr>
-          <w:rFonts w:ascii="Times New Roman" w:cs="Times New Roman" w:eastAsia="Times New Roman" w:hAnsi="Times New Roman"/>
-          <w:i/>
-          <w:iCs/>
-          <w:sz w:val="24"/>
-          <w:szCs w:val="24"/>
-        </w:rPr>
-        <w:t xml:space="preserve">European Journal of Work and Organizational Psychology, 8</w:t>
-      </w:r>
-      <w:r>
-        <w:rPr>
-          <w:rFonts w:ascii="Times New Roman" w:cs="Times New Roman" w:eastAsia="Times New Roman" w:hAnsi="Times New Roman"/>
-          <w:i w:val="false"/>
-          <w:iCs w:val="false"/>
-          <w:sz w:val="24"/>
-          <w:szCs w:val="24"/>
-        </w:rPr>
-        <w:t xml:space="preserve">(2), 179-195. https://doi.org/10.1080/135943299398311</w:t>
-      </w:r>
-    </w:p>
-    <w:p>
-      <w:pPr>
-        <w:bidi w:val="false"/>
-        <w:spacing w:after="0" w:line="480"/>
-        <w:ind w:left="709" w:hanging="709"/>
-        <w:jc w:val="left"/>
-      </w:pPr>
-      <w:r>
-        <w:rPr>
-          <w:rFonts w:ascii="Times New Roman" w:cs="Times New Roman" w:eastAsia="Times New Roman" w:hAnsi="Times New Roman"/>
-          <w:i w:val="false"/>
-          <w:iCs w:val="false"/>
-          <w:sz w:val="24"/>
-          <w:szCs w:val="24"/>
-        </w:rPr>
-        <w:t xml:space="preserve">Hobfoll, S. E. (1989). Conservation of resources: A new attempt at conceptualizing stress. </w:t>
-      </w:r>
-      <w:r>
-        <w:rPr>
-          <w:rFonts w:ascii="Times New Roman" w:cs="Times New Roman" w:eastAsia="Times New Roman" w:hAnsi="Times New Roman"/>
-          <w:i/>
-          <w:iCs/>
-          <w:sz w:val="24"/>
-          <w:szCs w:val="24"/>
-        </w:rPr>
-        <w:t xml:space="preserve">American Psychologist, 44</w:t>
-      </w:r>
-      <w:r>
-        <w:rPr>
-          <w:rFonts w:ascii="Times New Roman" w:cs="Times New Roman" w:eastAsia="Times New Roman" w:hAnsi="Times New Roman"/>
-          <w:i w:val="false"/>
-          <w:iCs w:val="false"/>
-          <w:sz w:val="24"/>
-          <w:szCs w:val="24"/>
-        </w:rPr>
-        <w:t xml:space="preserve">(3), 513-524. https://doi.org/10.1037/0003-066X.44.3.513</w:t>
-      </w:r>
-    </w:p>
-    <w:p>
-      <w:pPr>
-        <w:bidi w:val="false"/>
-        <w:spacing w:after="0" w:line="480"/>
-        <w:ind w:left="709" w:hanging="709"/>
-        <w:jc w:val="left"/>
-      </w:pPr>
-      <w:r>
-        <w:rPr>
-          <w:rFonts w:ascii="Times New Roman" w:cs="Times New Roman" w:eastAsia="Times New Roman" w:hAnsi="Times New Roman"/>
-          <w:i w:val="false"/>
-          <w:iCs w:val="false"/>
-          <w:sz w:val="24"/>
-          <w:szCs w:val="24"/>
-        </w:rPr>
-        <w:t xml:space="preserve">Hone, L. (2019). </w:t>
-      </w:r>
-      <w:r>
-        <w:rPr>
-          <w:rFonts w:ascii="Times New Roman" w:cs="Times New Roman" w:eastAsia="Times New Roman" w:hAnsi="Times New Roman"/>
-          <w:i/>
-          <w:iCs/>
-          <w:sz w:val="24"/>
-          <w:szCs w:val="24"/>
-        </w:rPr>
-        <w:t xml:space="preserve">3 secrets of resilient people</w:t>
-      </w:r>
-      <w:r>
-        <w:rPr>
-          <w:rFonts w:ascii="Times New Roman" w:cs="Times New Roman" w:eastAsia="Times New Roman" w:hAnsi="Times New Roman"/>
-          <w:i w:val="false"/>
-          <w:iCs w:val="false"/>
-          <w:sz w:val="24"/>
-          <w:szCs w:val="24"/>
-        </w:rPr>
         <w:t xml:space="preserve"> [Video]. TED Conferences. https://www.ted.com/talks/lucy_hone_the_three_secrets_of_resilient_people</w:t>
-      </w:r>
-    </w:p>
-    <w:p>
-      <w:pPr>
-        <w:bidi w:val="false"/>
-        <w:spacing w:after="0" w:line="480"/>
-        <w:ind w:left="709" w:hanging="709"/>
-        <w:jc w:val="left"/>
-      </w:pPr>
-      <w:r>
-        <w:rPr>
-          <w:rFonts w:ascii="Times New Roman" w:cs="Times New Roman" w:eastAsia="Times New Roman" w:hAnsi="Times New Roman"/>
-          <w:i w:val="false"/>
-          <w:iCs w:val="false"/>
-          <w:sz w:val="24"/>
-          <w:szCs w:val="24"/>
-        </w:rPr>
-        <w:t xml:space="preserve">Låstad, L., Pienaar, J., Näswall, K., Richter, A., Hellgren, J., &amp; Sverke, M. (2025). Moving on up now? A meta-analysis of the associations between job insecurity and career-related outcomes. </w:t>
-      </w:r>
-      <w:r>
-        <w:rPr>
-          <w:rFonts w:ascii="Times New Roman" w:cs="Times New Roman" w:eastAsia="Times New Roman" w:hAnsi="Times New Roman"/>
-          <w:i/>
-          <w:iCs/>
-          <w:sz w:val="24"/>
-          <w:szCs w:val="24"/>
-        </w:rPr>
-        <w:t xml:space="preserve">Scandinavian Journal of Work and Organizational Psychology, 10</w:t>
-      </w:r>
-      <w:r>
-        <w:rPr>
-          <w:rFonts w:ascii="Times New Roman" w:cs="Times New Roman" w:eastAsia="Times New Roman" w:hAnsi="Times New Roman"/>
-          <w:i w:val="false"/>
-          <w:iCs w:val="false"/>
-          <w:sz w:val="24"/>
-          <w:szCs w:val="24"/>
-        </w:rPr>
-        <w:t xml:space="preserve">(1), Article 2. https://doi.org/10.16993/sjwop.275</w:t>
-      </w:r>
-    </w:p>
-    <w:p>
-      <w:pPr>
-        <w:bidi w:val="false"/>
-        <w:spacing w:after="0" w:line="480"/>
-        <w:ind w:left="709" w:hanging="709"/>
-        <w:jc w:val="left"/>
-      </w:pPr>
-      <w:r>
-        <w:rPr>
-          <w:rFonts w:ascii="Times New Roman" w:cs="Times New Roman" w:eastAsia="Times New Roman" w:hAnsi="Times New Roman"/>
-          <w:i w:val="false"/>
-          <w:iCs w:val="false"/>
-          <w:sz w:val="24"/>
-          <w:szCs w:val="24"/>
-        </w:rPr>
-        <w:t xml:space="preserve">Russo, M., Shteigman, A., &amp; Carmeli, A. (2016). Workplace and family support and work-life balance: Implications for individual psychological availability and energy at work. </w:t>
-      </w:r>
-      <w:r>
-        <w:rPr>
-          <w:rFonts w:ascii="Times New Roman" w:cs="Times New Roman" w:eastAsia="Times New Roman" w:hAnsi="Times New Roman"/>
-          <w:i/>
-          <w:iCs/>
-          <w:sz w:val="24"/>
-          <w:szCs w:val="24"/>
-        </w:rPr>
-        <w:t xml:space="preserve">The Journal of Positive Psychology, 11</w:t>
-      </w:r>
-      <w:r>
-        <w:rPr>
-          <w:rFonts w:ascii="Times New Roman" w:cs="Times New Roman" w:eastAsia="Times New Roman" w:hAnsi="Times New Roman"/>
-          <w:i w:val="false"/>
-          <w:iCs w:val="false"/>
-          <w:sz w:val="24"/>
-          <w:szCs w:val="24"/>
-        </w:rPr>
-        <w:t xml:space="preserve">(2), 173-188. https://doi.org/10.1080/17439760.2015.1025424</w:t>
-      </w:r>
-    </w:p>
-    <w:p>
-      <w:pPr>
-        <w:bidi w:val="false"/>
-        <w:spacing w:after="0" w:line="480"/>
-        <w:ind w:left="709" w:hanging="709"/>
-        <w:jc w:val="left"/>
-      </w:pPr>
-      <w:r>
-        <w:rPr>
-          <w:rFonts w:ascii="Times New Roman" w:cs="Times New Roman" w:eastAsia="Times New Roman" w:hAnsi="Times New Roman"/>
-          <w:i w:val="false"/>
-          <w:iCs w:val="false"/>
-          <w:sz w:val="24"/>
-          <w:szCs w:val="24"/>
-        </w:rPr>
-        <w:t xml:space="preserve">Schein, E. H. (1996). Career anchors revisited: Implications for career development in the 21st century. </w:t>
-      </w:r>
-      <w:r>
-        <w:rPr>
-          <w:rFonts w:ascii="Times New Roman" w:cs="Times New Roman" w:eastAsia="Times New Roman" w:hAnsi="Times New Roman"/>
-          <w:i/>
-          <w:iCs/>
-          <w:sz w:val="24"/>
-          <w:szCs w:val="24"/>
-        </w:rPr>
-        <w:t xml:space="preserve">Academy of Management Executive, 10</w:t>
-      </w:r>
-      <w:r>
-        <w:rPr>
-          <w:rFonts w:ascii="Times New Roman" w:cs="Times New Roman" w:eastAsia="Times New Roman" w:hAnsi="Times New Roman"/>
-          <w:i w:val="false"/>
-          <w:iCs w:val="false"/>
-          <w:sz w:val="24"/>
-          <w:szCs w:val="24"/>
-        </w:rPr>
-        <w:t xml:space="preserve">(4), 80-88. https://doi.org/10.5465/ame.1996.3145321</w:t>
-      </w:r>
-    </w:p>
-    <w:p>
-      <w:pPr>
-        <w:bidi w:val="false"/>
-        <w:spacing w:after="0" w:line="480"/>
-        <w:ind w:left="709" w:hanging="709"/>
-        <w:jc w:val="left"/>
-      </w:pPr>
-      <w:r>
-        <w:rPr>
-          <w:rFonts w:ascii="Times New Roman" w:cs="Times New Roman" w:eastAsia="Times New Roman" w:hAnsi="Times New Roman"/>
-          <w:i w:val="false"/>
-          <w:iCs w:val="false"/>
-          <w:sz w:val="24"/>
-          <w:szCs w:val="24"/>
-        </w:rPr>
-        <w:t xml:space="preserve">Shoss, M. K. (2017). Job insecurity: An integrative review and agenda for future research. </w:t>
-      </w:r>
-      <w:r>
-        <w:rPr>
-          <w:rFonts w:ascii="Times New Roman" w:cs="Times New Roman" w:eastAsia="Times New Roman" w:hAnsi="Times New Roman"/>
-          <w:i/>
-          <w:iCs/>
-          <w:sz w:val="24"/>
-          <w:szCs w:val="24"/>
-        </w:rPr>
-        <w:t xml:space="preserve">Journal of Management, 43</w:t>
-      </w:r>
-      <w:r>
-        <w:rPr>
-          <w:rFonts w:ascii="Times New Roman" w:cs="Times New Roman" w:eastAsia="Times New Roman" w:hAnsi="Times New Roman"/>
-          <w:i w:val="false"/>
-          <w:iCs w:val="false"/>
-          <w:sz w:val="24"/>
-          <w:szCs w:val="24"/>
-        </w:rPr>
-        <w:t xml:space="preserve">(6), 1911-1939. https://doi.org/10.1177/0149206317691574</w:t>
-      </w:r>
-    </w:p>
-    <w:p>
-      <w:pPr>
-        <w:bidi w:val="false"/>
-        <w:spacing w:after="0" w:line="480"/>
-        <w:ind w:left="709" w:hanging="709"/>
-        <w:jc w:val="left"/>
-      </w:pPr>
-      <w:r>
-        <w:rPr>
-          <w:rFonts w:ascii="Times New Roman" w:cs="Times New Roman" w:eastAsia="Times New Roman" w:hAnsi="Times New Roman"/>
-          <w:i w:val="false"/>
-          <w:iCs w:val="false"/>
-          <w:sz w:val="24"/>
-          <w:szCs w:val="24"/>
-        </w:rPr>
-        <w:t xml:space="preserve">Super, D. E. (1980). A life-span, life-space approach to career development. </w:t>
-      </w:r>
-      <w:r>
-        <w:rPr>
-          <w:rFonts w:ascii="Times New Roman" w:cs="Times New Roman" w:eastAsia="Times New Roman" w:hAnsi="Times New Roman"/>
-          <w:i/>
-          <w:iCs/>
-          <w:sz w:val="24"/>
-          <w:szCs w:val="24"/>
-        </w:rPr>
-        <w:t xml:space="preserve">Journal of Vocational Behavior, 16</w:t>
-      </w:r>
-      <w:r>
-        <w:rPr>
-          <w:rFonts w:ascii="Times New Roman" w:cs="Times New Roman" w:eastAsia="Times New Roman" w:hAnsi="Times New Roman"/>
-          <w:i w:val="false"/>
-          <w:iCs w:val="false"/>
-          <w:sz w:val="24"/>
-          <w:szCs w:val="24"/>
-        </w:rPr>
-        <w:t xml:space="preserve">(3), 282-298. https://doi.org/10.1016/0001-8791(80)90056-1</w:t>
-      </w:r>
-    </w:p>
-    <w:p>
-      <w:pPr>
-        <w:bidi w:val="false"/>
-        <w:spacing w:after="0" w:line="480"/>
-        <w:ind w:left="709" w:hanging="709"/>
-        <w:jc w:val="left"/>
-      </w:pPr>
-      <w:r>
-        <w:rPr>
-          <w:rFonts w:ascii="Times New Roman" w:cs="Times New Roman" w:eastAsia="Times New Roman" w:hAnsi="Times New Roman"/>
-          <w:i w:val="false"/>
-          <w:iCs w:val="false"/>
-          <w:sz w:val="24"/>
-          <w:szCs w:val="24"/>
-        </w:rPr>
-        <w:t xml:space="preserve">Wrzesniewski, A., &amp; Dutton, J. E. (2001). Crafting a job: Revisioning employees as active crafters of their work. </w:t>
-      </w:r>
-      <w:r>
-        <w:rPr>
-          <w:rFonts w:ascii="Times New Roman" w:cs="Times New Roman" w:eastAsia="Times New Roman" w:hAnsi="Times New Roman"/>
-          <w:i/>
-          <w:iCs/>
-          <w:sz w:val="24"/>
-          <w:szCs w:val="24"/>
-        </w:rPr>
-        <w:t xml:space="preserve">Academy of Management Review, 26</w:t>
-      </w:r>
-      <w:r>
-        <w:rPr>
-          <w:rFonts w:ascii="Times New Roman" w:cs="Times New Roman" w:eastAsia="Times New Roman" w:hAnsi="Times New Roman"/>
-          <w:i w:val="false"/>
-          <w:iCs w:val="false"/>
-          <w:sz w:val="24"/>
-          <w:szCs w:val="24"/>
-        </w:rPr>
-        <w:t xml:space="preserve">(2), 179-201. https://doi.org/10.5465/amr.2001.4378011</w:t>
       </w:r>
     </w:p>
     <w:sectPr>

--- a/career-management-final-project/ניהול קריירה - התמודדות עם חוסר ודאות תעסוקתי - עבודה מסכמת.docx
+++ b/career-management-final-project/ניהול קריירה - התמודדות עם חוסר ודאות תעסוקתי - עבודה מסכמת.docx
@@ -18,7 +18,7 @@
           <w:rFonts w:ascii="David" w:cs="David" w:eastAsia="David" w:hAnsi="David"/>
           <w:b/>
           <w:bCs/>
-          <w:color w:val="1F3864"/>
+          <w:color w:val="000000"/>
           <w:sz w:val="36"/>
           <w:szCs w:val="36"/>
           <w:rtl/>
@@ -35,7 +35,7 @@
       <w:r>
         <w:rPr>
           <w:rFonts w:ascii="David" w:cs="David" w:eastAsia="David" w:hAnsi="David"/>
-          <w:color w:val="595959"/>
+          <w:color w:val="000000"/>
           <w:sz w:val="24"/>
           <w:szCs w:val="24"/>
           <w:rtl/>
@@ -114,7 +114,7 @@
           <w:rFonts w:ascii="David" w:cs="David" w:eastAsia="David" w:hAnsi="David"/>
           <w:b/>
           <w:bCs/>
-          <w:color w:val="0E6E73"/>
+          <w:color w:val="000000"/>
           <w:sz w:val="44"/>
           <w:szCs w:val="44"/>
           <w:rtl/>
@@ -148,7 +148,7 @@
           <w:rFonts w:ascii="Times New Roman" w:cs="Times New Roman" w:eastAsia="Times New Roman" w:hAnsi="Times New Roman"/>
           <w:i/>
           <w:iCs/>
-          <w:color w:val="404040"/>
+          <w:color w:val="000000"/>
           <w:sz w:val="22"/>
           <w:szCs w:val="22"/>
         </w:rPr>
@@ -164,7 +164,7 @@
       <w:r>
         <w:rPr>
           <w:rFonts w:ascii="David" w:cs="David" w:eastAsia="David" w:hAnsi="David"/>
-          <w:color w:val="404040"/>
+          <w:color w:val="000000"/>
           <w:sz w:val="22"/>
           <w:szCs w:val="22"/>
           <w:rtl/>
@@ -182,7 +182,7 @@
           <w:rFonts w:ascii="Times New Roman" w:cs="Times New Roman" w:eastAsia="Times New Roman" w:hAnsi="Times New Roman"/>
           <w:i/>
           <w:iCs/>
-          <w:color w:val="404040"/>
+          <w:color w:val="000000"/>
           <w:sz w:val="22"/>
           <w:szCs w:val="22"/>
         </w:rPr>
@@ -225,7 +225,6 @@
               <w:bottom w:val="single" w:color="A6A6A6" w:sz="6"/>
               <w:right w:val="single" w:color="A6A6A6" w:sz="6"/>
             </w:tcBorders>
-            <w:shd w:fill="D9E2F3" w:color="auto" w:val="clear"/>
             <w:tcMar>
               <w:top w:type="dxa" w:w="80"/>
               <w:left w:type="dxa" w:w="100"/>
@@ -245,7 +244,6 @@
                 <w:rFonts w:ascii="David" w:cs="David" w:eastAsia="David" w:hAnsi="David"/>
                 <w:b/>
                 <w:bCs/>
-                <w:color w:val="1F3864"/>
                 <w:sz w:val="22"/>
                 <w:szCs w:val="22"/>
                 <w:rtl/>
@@ -263,7 +261,6 @@
               <w:bottom w:val="single" w:color="A6A6A6" w:sz="6"/>
               <w:right w:val="single" w:color="A6A6A6" w:sz="6"/>
             </w:tcBorders>
-            <w:shd w:fill="D9E2F3" w:color="auto" w:val="clear"/>
             <w:tcMar>
               <w:top w:type="dxa" w:w="80"/>
               <w:left w:type="dxa" w:w="100"/>
@@ -283,7 +280,6 @@
                 <w:rFonts w:ascii="David" w:cs="David" w:eastAsia="David" w:hAnsi="David"/>
                 <w:b/>
                 <w:bCs/>
-                <w:color w:val="1F3864"/>
                 <w:sz w:val="22"/>
                 <w:szCs w:val="22"/>
                 <w:rtl/>
@@ -570,11 +566,8 @@
     <w:p>
       <w:pPr>
         <w:pStyle w:val="Heading1"/>
-        <w:pBdr>
-          <w:bottom w:val="single" w:color="0E6E73" w:sz="12" w:space="4"/>
-        </w:pBdr>
-        <w:bidi/>
-        <w:spacing w:after="280" w:before="240" w:line="480"/>
+        <w:bidi/>
+        <w:spacing w:after="240" w:before="240" w:line="480"/>
         <w:jc w:val="right"/>
       </w:pPr>
       <w:r>
@@ -582,339 +575,993 @@
           <w:rFonts w:ascii="David" w:cs="David" w:eastAsia="David" w:hAnsi="David"/>
           <w:b/>
           <w:bCs/>
-          <w:color w:val="1F3864"/>
-          <w:sz w:val="34"/>
-          <w:szCs w:val="34"/>
+          <w:color w:val="000000"/>
+          <w:sz w:val="32"/>
+          <w:szCs w:val="32"/>
           <w:rtl/>
         </w:rPr>
         <w:t xml:space="preserve">תוכן העניינים</w:t>
       </w:r>
     </w:p>
-    <w:p>
-      <w:pPr>
-        <w:tabs>
-          <w:tab w:val="left" w:pos="8800" w:leader="dot"/>
-        </w:tabs>
-        <w:bidi/>
-        <w:spacing w:after="0" w:line="480"/>
-        <w:jc w:val="right"/>
-      </w:pPr>
-      <w:r>
-        <w:rPr>
-          <w:rFonts w:ascii="David" w:cs="David" w:eastAsia="David" w:hAnsi="David"/>
-          <w:sz w:val="24"/>
-          <w:szCs w:val="24"/>
-          <w:rtl/>
-        </w:rPr>
-        <w:t xml:space="preserve">מבוא</w:t>
-      </w:r>
-      <w:r>
-        <w:rPr>
-          <w:rFonts w:ascii="David" w:cs="David" w:eastAsia="David" w:hAnsi="David"/>
-          <w:sz w:val="24"/>
-          <w:szCs w:val="24"/>
-          <w:rtl/>
-        </w:rPr>
-        <w:t xml:space="preserve">	3</w:t>
-      </w:r>
-    </w:p>
-    <w:p>
-      <w:pPr>
-        <w:tabs>
-          <w:tab w:val="left" w:pos="8800" w:leader="dot"/>
-        </w:tabs>
-        <w:bidi/>
-        <w:spacing w:after="0" w:line="480"/>
-        <w:jc w:val="right"/>
-      </w:pPr>
-      <w:r>
-        <w:rPr>
-          <w:rFonts w:ascii="David" w:cs="David" w:eastAsia="David" w:hAnsi="David"/>
-          <w:sz w:val="24"/>
-          <w:szCs w:val="24"/>
-          <w:rtl/>
-        </w:rPr>
-        <w:t xml:space="preserve">פרק 1: הצגת המאמר המרכזי</w:t>
-      </w:r>
-      <w:r>
-        <w:rPr>
-          <w:rFonts w:ascii="David" w:cs="David" w:eastAsia="David" w:hAnsi="David"/>
-          <w:sz w:val="24"/>
-          <w:szCs w:val="24"/>
-          <w:rtl/>
-        </w:rPr>
-        <w:t xml:space="preserve">	5</w:t>
-      </w:r>
-    </w:p>
-    <w:p>
-      <w:pPr>
-        <w:tabs>
-          <w:tab w:val="left" w:pos="8800" w:leader="dot"/>
-        </w:tabs>
-        <w:bidi/>
-        <w:spacing w:after="0" w:line="480"/>
-        <w:jc w:val="right"/>
-      </w:pPr>
-      <w:r>
-        <w:rPr>
-          <w:rFonts w:ascii="David" w:cs="David" w:eastAsia="David" w:hAnsi="David"/>
-          <w:sz w:val="24"/>
-          <w:szCs w:val="24"/>
-          <w:rtl/>
-        </w:rPr>
-        <w:t xml:space="preserve">פרק 2: תמצית המאמר והנקודות המרכזיות</w:t>
-      </w:r>
-      <w:r>
-        <w:rPr>
-          <w:rFonts w:ascii="David" w:cs="David" w:eastAsia="David" w:hAnsi="David"/>
-          <w:sz w:val="24"/>
-          <w:szCs w:val="24"/>
-          <w:rtl/>
-        </w:rPr>
-        <w:t xml:space="preserve">	6</w:t>
-      </w:r>
-    </w:p>
-    <w:p>
-      <w:pPr>
-        <w:tabs>
-          <w:tab w:val="left" w:pos="8800" w:leader="dot"/>
-        </w:tabs>
-        <w:bidi/>
-        <w:spacing w:after="0" w:line="480"/>
-        <w:jc w:val="right"/>
-      </w:pPr>
-      <w:r>
-        <w:rPr>
-          <w:rFonts w:ascii="David" w:cs="David" w:eastAsia="David" w:hAnsi="David"/>
-          <w:sz w:val="24"/>
-          <w:szCs w:val="24"/>
-          <w:rtl/>
-        </w:rPr>
-        <w:t xml:space="preserve">פרק 3: ניתוח המאמר לפי מבנה, שיטה וממצאים</w:t>
-      </w:r>
-      <w:r>
-        <w:rPr>
-          <w:rFonts w:ascii="David" w:cs="David" w:eastAsia="David" w:hAnsi="David"/>
-          <w:sz w:val="24"/>
-          <w:szCs w:val="24"/>
-          <w:rtl/>
-        </w:rPr>
-        <w:t xml:space="preserve">	11</w:t>
-      </w:r>
-    </w:p>
-    <w:p>
-      <w:pPr>
-        <w:tabs>
-          <w:tab w:val="left" w:pos="8800" w:leader="dot"/>
-        </w:tabs>
-        <w:bidi/>
-        <w:spacing w:after="0" w:line="480"/>
-        <w:jc w:val="right"/>
-      </w:pPr>
-      <w:r>
-        <w:rPr>
-          <w:rFonts w:ascii="David" w:cs="David" w:eastAsia="David" w:hAnsi="David"/>
-          <w:sz w:val="24"/>
-          <w:szCs w:val="24"/>
-          <w:rtl/>
-        </w:rPr>
-        <w:t xml:space="preserve">פרק 4: המאמר המשלים</w:t>
-      </w:r>
-      <w:r>
-        <w:rPr>
-          <w:rFonts w:ascii="David" w:cs="David" w:eastAsia="David" w:hAnsi="David"/>
-          <w:sz w:val="24"/>
-          <w:szCs w:val="24"/>
-          <w:rtl/>
-        </w:rPr>
-        <w:t xml:space="preserve">	13</w:t>
-      </w:r>
-    </w:p>
-    <w:p>
-      <w:pPr>
-        <w:tabs>
-          <w:tab w:val="left" w:pos="8800" w:leader="dot"/>
-        </w:tabs>
-        <w:bidi/>
-        <w:spacing w:after="0" w:line="480"/>
-        <w:jc w:val="right"/>
-      </w:pPr>
-      <w:r>
-        <w:rPr>
-          <w:rFonts w:ascii="David" w:cs="David" w:eastAsia="David" w:hAnsi="David"/>
-          <w:sz w:val="24"/>
-          <w:szCs w:val="24"/>
-          <w:rtl/>
-        </w:rPr>
-        <w:t xml:space="preserve">פרק 5: תובנות, מסקנות ודעה אישית</w:t>
-      </w:r>
-      <w:r>
-        <w:rPr>
-          <w:rFonts w:ascii="David" w:cs="David" w:eastAsia="David" w:hAnsi="David"/>
-          <w:sz w:val="24"/>
-          <w:szCs w:val="24"/>
-          <w:rtl/>
-        </w:rPr>
-        <w:t xml:space="preserve">	14</w:t>
-      </w:r>
-    </w:p>
-    <w:p>
-      <w:pPr>
-        <w:tabs>
-          <w:tab w:val="left" w:pos="8800" w:leader="dot"/>
-        </w:tabs>
-        <w:bidi/>
-        <w:spacing w:after="0" w:line="480"/>
-        <w:jc w:val="right"/>
-      </w:pPr>
-      <w:r>
-        <w:rPr>
-          <w:rFonts w:ascii="David" w:cs="David" w:eastAsia="David" w:hAnsi="David"/>
-          <w:sz w:val="24"/>
-          <w:szCs w:val="24"/>
-          <w:rtl/>
-        </w:rPr>
-        <w:t xml:space="preserve">פרק 6: יישום מעשי בניהול קריירה</w:t>
-      </w:r>
-      <w:r>
-        <w:rPr>
-          <w:rFonts w:ascii="David" w:cs="David" w:eastAsia="David" w:hAnsi="David"/>
-          <w:sz w:val="24"/>
-          <w:szCs w:val="24"/>
-          <w:rtl/>
-        </w:rPr>
-        <w:t xml:space="preserve">	16</w:t>
-      </w:r>
-    </w:p>
-    <w:p>
-      <w:pPr>
-        <w:tabs>
-          <w:tab w:val="left" w:pos="8800" w:leader="dot"/>
-        </w:tabs>
-        <w:bidi/>
-        <w:spacing w:after="0" w:line="480"/>
-        <w:jc w:val="right"/>
-      </w:pPr>
-      <w:r>
-        <w:rPr>
-          <w:rFonts w:ascii="David" w:cs="David" w:eastAsia="David" w:hAnsi="David"/>
-          <w:sz w:val="24"/>
-          <w:szCs w:val="24"/>
-          <w:rtl/>
-        </w:rPr>
-        <w:t xml:space="preserve">סיכום ומסקנות</w:t>
-      </w:r>
-      <w:r>
-        <w:rPr>
-          <w:rFonts w:ascii="David" w:cs="David" w:eastAsia="David" w:hAnsi="David"/>
-          <w:sz w:val="24"/>
-          <w:szCs w:val="24"/>
-          <w:rtl/>
-        </w:rPr>
-        <w:t xml:space="preserve">	18</w:t>
-      </w:r>
-    </w:p>
-    <w:p>
-      <w:pPr>
-        <w:tabs>
-          <w:tab w:val="left" w:pos="8800" w:leader="dot"/>
-        </w:tabs>
-        <w:bidi/>
-        <w:spacing w:after="0" w:line="480"/>
-        <w:jc w:val="right"/>
-      </w:pPr>
-      <w:r>
-        <w:rPr>
-          <w:rFonts w:ascii="David" w:cs="David" w:eastAsia="David" w:hAnsi="David"/>
-          <w:sz w:val="24"/>
-          <w:szCs w:val="24"/>
-          <w:rtl/>
-        </w:rPr>
-        <w:t xml:space="preserve">נספח א: תכנון המצגת והאמצעים להמחשה</w:t>
-      </w:r>
-      <w:r>
-        <w:rPr>
-          <w:rFonts w:ascii="David" w:cs="David" w:eastAsia="David" w:hAnsi="David"/>
-          <w:sz w:val="24"/>
-          <w:szCs w:val="24"/>
-          <w:rtl/>
-        </w:rPr>
-        <w:t xml:space="preserve">	19</w:t>
-      </w:r>
-    </w:p>
-    <w:p>
-      <w:pPr>
-        <w:tabs>
-          <w:tab w:val="left" w:pos="8800" w:leader="dot"/>
-        </w:tabs>
-        <w:bidi/>
-        <w:spacing w:after="0" w:line="480"/>
-        <w:jc w:val="right"/>
-      </w:pPr>
-      <w:r>
-        <w:rPr>
-          <w:rFonts w:ascii="David" w:cs="David" w:eastAsia="David" w:hAnsi="David"/>
-          <w:sz w:val="24"/>
-          <w:szCs w:val="24"/>
-          <w:rtl/>
-        </w:rPr>
-        <w:t xml:space="preserve">נספח ב: שאלון קצר להערכה עצמית</w:t>
-      </w:r>
-      <w:r>
-        <w:rPr>
-          <w:rFonts w:ascii="David" w:cs="David" w:eastAsia="David" w:hAnsi="David"/>
-          <w:sz w:val="24"/>
-          <w:szCs w:val="24"/>
-          <w:rtl/>
-        </w:rPr>
-        <w:t xml:space="preserve">	20</w:t>
-      </w:r>
-    </w:p>
-    <w:p>
-      <w:pPr>
-        <w:tabs>
-          <w:tab w:val="left" w:pos="8800" w:leader="dot"/>
-        </w:tabs>
-        <w:bidi/>
-        <w:spacing w:after="0" w:line="480"/>
-        <w:jc w:val="right"/>
-      </w:pPr>
-      <w:r>
-        <w:rPr>
-          <w:rFonts w:ascii="David" w:cs="David" w:eastAsia="David" w:hAnsi="David"/>
-          <w:sz w:val="24"/>
-          <w:szCs w:val="24"/>
-          <w:rtl/>
-        </w:rPr>
-        <w:t xml:space="preserve">רשימת מקורות</w:t>
-      </w:r>
-      <w:r>
-        <w:rPr>
-          <w:rFonts w:ascii="David" w:cs="David" w:eastAsia="David" w:hAnsi="David"/>
-          <w:sz w:val="24"/>
-          <w:szCs w:val="24"/>
-          <w:rtl/>
-        </w:rPr>
-        <w:t xml:space="preserve">	21</w:t>
-      </w:r>
-    </w:p>
-    <w:p>
-      <w:pPr>
-        <w:bidi/>
-        <w:spacing w:after="120" w:before="240" w:line="276"/>
-        <w:jc w:val="right"/>
-      </w:pPr>
-      <w:r>
-        <w:rPr>
-          <w:rFonts w:ascii="David" w:cs="David" w:eastAsia="David" w:hAnsi="David"/>
-          <w:color w:val="595959"/>
-          <w:sz w:val="20"/>
-          <w:szCs w:val="20"/>
-          <w:rtl/>
-        </w:rPr>
-        <w:t xml:space="preserve">מספרי העמודים משוערים ויש לעדכנם לאחר מילוי פרטי המגישים.</w:t>
-      </w:r>
-    </w:p>
+    <w:sdt>
+      <w:sdtPr>
+        <w:alias w:val="תוכן העניינים"/>
+      </w:sdtPr>
+      <w:sdtContent>
+        <w:p>
+          <w:r>
+            <w:fldChar w:fldCharType="begin" w:dirty="true"/>
+            <w:instrText xml:space="preserve">TOC \h \o "1-2"</w:instrText>
+            <w:fldChar w:fldCharType="separate"/>
+          </w:r>
+        </w:p>
+        <w:p>
+          <w:pPr>
+            <w:pStyle w:val="TOC1"/>
+            <w:tabs>
+              <w:tab w:val="left" w:leader="dot" w:pos="8800"/>
+            </w:tabs>
+            <w:bidi/>
+            <w:spacing w:line="300" w:lineRule="auto" w:after="40"/>
+            <w:ind w:left="0" w:right="0"/>
+          </w:pPr>
+          <w:r>
+            <w:rPr>
+              <w:rFonts w:ascii="David" w:hAnsi="David" w:cs="David"/>
+              <w:sz w:val="24"/>
+              <w:szCs w:val="24"/>
+              <w:rtl/>
+            </w:rPr>
+            <w:t xml:space="preserve">מבוא</w:t>
+          </w:r>
+          <w:r>
+            <w:rPr>
+              <w:rFonts w:ascii="David" w:hAnsi="David" w:cs="David"/>
+              <w:sz w:val="24"/>
+              <w:szCs w:val="24"/>
+              <w:rtl/>
+            </w:rPr>
+            <w:tab/>
+            <w:t>3</w:t>
+          </w:r>
+        </w:p>
+        <w:p>
+          <w:pPr>
+            <w:pStyle w:val="TOC1"/>
+            <w:tabs>
+              <w:tab w:val="left" w:leader="dot" w:pos="8800"/>
+            </w:tabs>
+            <w:bidi/>
+            <w:spacing w:line="300" w:lineRule="auto" w:after="40"/>
+            <w:ind w:left="0" w:right="0"/>
+          </w:pPr>
+          <w:r>
+            <w:rPr>
+              <w:rFonts w:ascii="David" w:hAnsi="David" w:cs="David"/>
+              <w:sz w:val="24"/>
+              <w:szCs w:val="24"/>
+              <w:rtl/>
+            </w:rPr>
+            <w:t xml:space="preserve">פרק 1: הצגת המאמר המרכזי</w:t>
+          </w:r>
+          <w:r>
+            <w:rPr>
+              <w:rFonts w:ascii="David" w:hAnsi="David" w:cs="David"/>
+              <w:sz w:val="24"/>
+              <w:szCs w:val="24"/>
+              <w:rtl/>
+            </w:rPr>
+            <w:tab/>
+            <w:t>5</w:t>
+          </w:r>
+        </w:p>
+        <w:p>
+          <w:pPr>
+            <w:pStyle w:val="TOC2"/>
+            <w:tabs>
+              <w:tab w:val="left" w:leader="dot" w:pos="8800"/>
+            </w:tabs>
+            <w:bidi/>
+            <w:spacing w:line="300" w:lineRule="auto" w:after="40"/>
+            <w:ind w:left="0" w:right="400"/>
+          </w:pPr>
+          <w:r>
+            <w:rPr>
+              <w:rFonts w:ascii="David" w:hAnsi="David" w:cs="David"/>
+              <w:sz w:val="24"/>
+              <w:szCs w:val="24"/>
+              <w:rtl/>
+            </w:rPr>
+            <w:t xml:space="preserve">1.1 פרטי המאמר</w:t>
+          </w:r>
+          <w:r>
+            <w:rPr>
+              <w:rFonts w:ascii="David" w:hAnsi="David" w:cs="David"/>
+              <w:sz w:val="24"/>
+              <w:szCs w:val="24"/>
+              <w:rtl/>
+            </w:rPr>
+            <w:tab/>
+            <w:t>5</w:t>
+          </w:r>
+        </w:p>
+        <w:p>
+          <w:pPr>
+            <w:pStyle w:val="TOC2"/>
+            <w:tabs>
+              <w:tab w:val="left" w:leader="dot" w:pos="8800"/>
+            </w:tabs>
+            <w:bidi/>
+            <w:spacing w:line="300" w:lineRule="auto" w:after="40"/>
+            <w:ind w:left="0" w:right="400"/>
+          </w:pPr>
+          <w:r>
+            <w:rPr>
+              <w:rFonts w:ascii="David" w:hAnsi="David" w:cs="David"/>
+              <w:sz w:val="24"/>
+              <w:szCs w:val="24"/>
+              <w:rtl/>
+            </w:rPr>
+            <w:t xml:space="preserve">1.2 רקע ומטרות המאמר</w:t>
+          </w:r>
+          <w:r>
+            <w:rPr>
+              <w:rFonts w:ascii="David" w:hAnsi="David" w:cs="David"/>
+              <w:sz w:val="24"/>
+              <w:szCs w:val="24"/>
+              <w:rtl/>
+            </w:rPr>
+            <w:tab/>
+            <w:t>5</w:t>
+          </w:r>
+        </w:p>
+        <w:p>
+          <w:pPr>
+            <w:pStyle w:val="TOC1"/>
+            <w:tabs>
+              <w:tab w:val="left" w:leader="dot" w:pos="8800"/>
+            </w:tabs>
+            <w:bidi/>
+            <w:spacing w:line="300" w:lineRule="auto" w:after="40"/>
+            <w:ind w:left="0" w:right="0"/>
+          </w:pPr>
+          <w:r>
+            <w:rPr>
+              <w:rFonts w:ascii="David" w:hAnsi="David" w:cs="David"/>
+              <w:sz w:val="24"/>
+              <w:szCs w:val="24"/>
+              <w:rtl/>
+            </w:rPr>
+            <w:t xml:space="preserve">פרק 2: תמצית המאמר והנקודות המרכזיות</w:t>
+          </w:r>
+          <w:r>
+            <w:rPr>
+              <w:rFonts w:ascii="David" w:hAnsi="David" w:cs="David"/>
+              <w:sz w:val="24"/>
+              <w:szCs w:val="24"/>
+              <w:rtl/>
+            </w:rPr>
+            <w:tab/>
+            <w:t>7</w:t>
+          </w:r>
+        </w:p>
+        <w:p>
+          <w:pPr>
+            <w:pStyle w:val="TOC2"/>
+            <w:tabs>
+              <w:tab w:val="left" w:leader="dot" w:pos="8800"/>
+            </w:tabs>
+            <w:bidi/>
+            <w:spacing w:line="300" w:lineRule="auto" w:after="40"/>
+            <w:ind w:left="0" w:right="400"/>
+          </w:pPr>
+          <w:r>
+            <w:rPr>
+              <w:rFonts w:ascii="David" w:hAnsi="David" w:cs="David"/>
+              <w:sz w:val="24"/>
+              <w:szCs w:val="24"/>
+              <w:rtl/>
+            </w:rPr>
+            <w:t xml:space="preserve">2.1 הרקע התיאורטי: סלוטוגנזה ותחושת קוהרנטיות בעבודה</w:t>
+          </w:r>
+          <w:r>
+            <w:rPr>
+              <w:rFonts w:ascii="David" w:hAnsi="David" w:cs="David"/>
+              <w:sz w:val="24"/>
+              <w:szCs w:val="24"/>
+              <w:rtl/>
+            </w:rPr>
+            <w:tab/>
+            <w:t>7</w:t>
+          </w:r>
+        </w:p>
+        <w:p>
+          <w:pPr>
+            <w:pStyle w:val="TOC2"/>
+            <w:tabs>
+              <w:tab w:val="left" w:leader="dot" w:pos="8800"/>
+            </w:tabs>
+            <w:bidi/>
+            <w:spacing w:line="300" w:lineRule="auto" w:after="40"/>
+            <w:ind w:left="0" w:right="400"/>
+          </w:pPr>
+          <w:r>
+            <w:rPr>
+              <w:rFonts w:ascii="David" w:hAnsi="David" w:cs="David"/>
+              <w:sz w:val="24"/>
+              <w:szCs w:val="24"/>
+              <w:rtl/>
+            </w:rPr>
+            <w:t xml:space="preserve">2.2 עיצוב תפקיד מבוסס צרכים</w:t>
+          </w:r>
+          <w:r>
+            <w:rPr>
+              <w:rFonts w:ascii="David" w:hAnsi="David" w:cs="David"/>
+              <w:sz w:val="24"/>
+              <w:szCs w:val="24"/>
+              <w:rtl/>
+            </w:rPr>
+            <w:tab/>
+            <w:t>7</w:t>
+          </w:r>
+        </w:p>
+        <w:p>
+          <w:pPr>
+            <w:pStyle w:val="TOC2"/>
+            <w:tabs>
+              <w:tab w:val="left" w:leader="dot" w:pos="8800"/>
+            </w:tabs>
+            <w:bidi/>
+            <w:spacing w:line="300" w:lineRule="auto" w:after="40"/>
+            <w:ind w:left="0" w:right="400"/>
+          </w:pPr>
+          <w:r>
+            <w:rPr>
+              <w:rFonts w:ascii="David" w:hAnsi="David" w:cs="David"/>
+              <w:sz w:val="24"/>
+              <w:szCs w:val="24"/>
+              <w:rtl/>
+            </w:rPr>
+            <w:t xml:space="preserve">2.3 ההשערות: ספירלת רווח</w:t>
+          </w:r>
+          <w:r>
+            <w:rPr>
+              <w:rFonts w:ascii="David" w:hAnsi="David" w:cs="David"/>
+              <w:sz w:val="24"/>
+              <w:szCs w:val="24"/>
+              <w:rtl/>
+            </w:rPr>
+            <w:tab/>
+            <w:t>8</w:t>
+          </w:r>
+        </w:p>
+        <w:p>
+          <w:pPr>
+            <w:pStyle w:val="TOC2"/>
+            <w:tabs>
+              <w:tab w:val="left" w:leader="dot" w:pos="8800"/>
+            </w:tabs>
+            <w:bidi/>
+            <w:spacing w:line="300" w:lineRule="auto" w:after="40"/>
+            <w:ind w:left="0" w:right="400"/>
+          </w:pPr>
+          <w:r>
+            <w:rPr>
+              <w:rFonts w:ascii="David" w:hAnsi="David" w:cs="David"/>
+              <w:sz w:val="24"/>
+              <w:szCs w:val="24"/>
+              <w:rtl/>
+            </w:rPr>
+            <w:t xml:space="preserve">2.4 השיטה בקצרה</w:t>
+          </w:r>
+          <w:r>
+            <w:rPr>
+              <w:rFonts w:ascii="David" w:hAnsi="David" w:cs="David"/>
+              <w:sz w:val="24"/>
+              <w:szCs w:val="24"/>
+              <w:rtl/>
+            </w:rPr>
+            <w:tab/>
+            <w:t>8</w:t>
+          </w:r>
+        </w:p>
+        <w:p>
+          <w:pPr>
+            <w:pStyle w:val="TOC2"/>
+            <w:tabs>
+              <w:tab w:val="left" w:leader="dot" w:pos="8800"/>
+            </w:tabs>
+            <w:bidi/>
+            <w:spacing w:line="300" w:lineRule="auto" w:after="40"/>
+            <w:ind w:left="0" w:right="400"/>
+          </w:pPr>
+          <w:r>
+            <w:rPr>
+              <w:rFonts w:ascii="David" w:hAnsi="David" w:cs="David"/>
+              <w:sz w:val="24"/>
+              <w:szCs w:val="24"/>
+              <w:rtl/>
+            </w:rPr>
+            <w:t xml:space="preserve">2.5 הממצאים המרכזיים</w:t>
+          </w:r>
+          <w:r>
+            <w:rPr>
+              <w:rFonts w:ascii="David" w:hAnsi="David" w:cs="David"/>
+              <w:sz w:val="24"/>
+              <w:szCs w:val="24"/>
+              <w:rtl/>
+            </w:rPr>
+            <w:tab/>
+            <w:t>9</w:t>
+          </w:r>
+        </w:p>
+        <w:p>
+          <w:pPr>
+            <w:pStyle w:val="TOC2"/>
+            <w:tabs>
+              <w:tab w:val="left" w:leader="dot" w:pos="8800"/>
+            </w:tabs>
+            <w:bidi/>
+            <w:spacing w:line="300" w:lineRule="auto" w:after="40"/>
+            <w:ind w:left="0" w:right="400"/>
+          </w:pPr>
+          <w:r>
+            <w:rPr>
+              <w:rFonts w:ascii="David" w:hAnsi="David" w:cs="David"/>
+              <w:sz w:val="24"/>
+              <w:szCs w:val="24"/>
+              <w:rtl/>
+            </w:rPr>
+            <w:t xml:space="preserve">2.6 המסקנות</w:t>
+          </w:r>
+          <w:r>
+            <w:rPr>
+              <w:rFonts w:ascii="David" w:hAnsi="David" w:cs="David"/>
+              <w:sz w:val="24"/>
+              <w:szCs w:val="24"/>
+              <w:rtl/>
+            </w:rPr>
+            <w:tab/>
+            <w:t>9</w:t>
+          </w:r>
+        </w:p>
+        <w:p>
+          <w:pPr>
+            <w:pStyle w:val="TOC1"/>
+            <w:tabs>
+              <w:tab w:val="left" w:leader="dot" w:pos="8800"/>
+            </w:tabs>
+            <w:bidi/>
+            <w:spacing w:line="300" w:lineRule="auto" w:after="40"/>
+            <w:ind w:left="0" w:right="0"/>
+          </w:pPr>
+          <w:r>
+            <w:rPr>
+              <w:rFonts w:ascii="David" w:hAnsi="David" w:cs="David"/>
+              <w:sz w:val="24"/>
+              <w:szCs w:val="24"/>
+              <w:rtl/>
+            </w:rPr>
+            <w:t xml:space="preserve">פרק 3: ניתוח המאמר לפי מבנה, שיטה וממצאים</w:t>
+          </w:r>
+          <w:r>
+            <w:rPr>
+              <w:rFonts w:ascii="David" w:hAnsi="David" w:cs="David"/>
+              <w:sz w:val="24"/>
+              <w:szCs w:val="24"/>
+              <w:rtl/>
+            </w:rPr>
+            <w:tab/>
+            <w:t>11</w:t>
+          </w:r>
+        </w:p>
+        <w:p>
+          <w:pPr>
+            <w:pStyle w:val="TOC2"/>
+            <w:tabs>
+              <w:tab w:val="left" w:leader="dot" w:pos="8800"/>
+            </w:tabs>
+            <w:bidi/>
+            <w:spacing w:line="300" w:lineRule="auto" w:after="40"/>
+            <w:ind w:left="0" w:right="400"/>
+          </w:pPr>
+          <w:r>
+            <w:rPr>
+              <w:rFonts w:ascii="David" w:hAnsi="David" w:cs="David"/>
+              <w:sz w:val="24"/>
+              <w:szCs w:val="24"/>
+              <w:rtl/>
+            </w:rPr>
+            <w:t xml:space="preserve">3.1 מבנה המאמר</w:t>
+          </w:r>
+          <w:r>
+            <w:rPr>
+              <w:rFonts w:ascii="David" w:hAnsi="David" w:cs="David"/>
+              <w:sz w:val="24"/>
+              <w:szCs w:val="24"/>
+              <w:rtl/>
+            </w:rPr>
+            <w:tab/>
+            <w:t>11</w:t>
+          </w:r>
+        </w:p>
+        <w:p>
+          <w:pPr>
+            <w:pStyle w:val="TOC2"/>
+            <w:tabs>
+              <w:tab w:val="left" w:leader="dot" w:pos="8800"/>
+            </w:tabs>
+            <w:bidi/>
+            <w:spacing w:line="300" w:lineRule="auto" w:after="40"/>
+            <w:ind w:left="0" w:right="400"/>
+          </w:pPr>
+          <w:r>
+            <w:rPr>
+              <w:rFonts w:ascii="David" w:hAnsi="David" w:cs="David"/>
+              <w:sz w:val="24"/>
+              <w:szCs w:val="24"/>
+              <w:rtl/>
+            </w:rPr>
+            <w:t xml:space="preserve">3.2 השיטה</w:t>
+          </w:r>
+          <w:r>
+            <w:rPr>
+              <w:rFonts w:ascii="David" w:hAnsi="David" w:cs="David"/>
+              <w:sz w:val="24"/>
+              <w:szCs w:val="24"/>
+              <w:rtl/>
+            </w:rPr>
+            <w:tab/>
+            <w:t>11</w:t>
+          </w:r>
+        </w:p>
+        <w:p>
+          <w:pPr>
+            <w:pStyle w:val="TOC2"/>
+            <w:tabs>
+              <w:tab w:val="left" w:leader="dot" w:pos="8800"/>
+            </w:tabs>
+            <w:bidi/>
+            <w:spacing w:line="300" w:lineRule="auto" w:after="40"/>
+            <w:ind w:left="0" w:right="400"/>
+          </w:pPr>
+          <w:r>
+            <w:rPr>
+              <w:rFonts w:ascii="David" w:hAnsi="David" w:cs="David"/>
+              <w:sz w:val="24"/>
+              <w:szCs w:val="24"/>
+              <w:rtl/>
+            </w:rPr>
+            <w:t xml:space="preserve">3.3 הממצאים והמסקנות</w:t>
+          </w:r>
+          <w:r>
+            <w:rPr>
+              <w:rFonts w:ascii="David" w:hAnsi="David" w:cs="David"/>
+              <w:sz w:val="24"/>
+              <w:szCs w:val="24"/>
+              <w:rtl/>
+            </w:rPr>
+            <w:tab/>
+            <w:t>12</w:t>
+          </w:r>
+        </w:p>
+        <w:p>
+          <w:pPr>
+            <w:pStyle w:val="TOC1"/>
+            <w:tabs>
+              <w:tab w:val="left" w:leader="dot" w:pos="8800"/>
+            </w:tabs>
+            <w:bidi/>
+            <w:spacing w:line="300" w:lineRule="auto" w:after="40"/>
+            <w:ind w:left="0" w:right="0"/>
+          </w:pPr>
+          <w:r>
+            <w:rPr>
+              <w:rFonts w:ascii="David" w:hAnsi="David" w:cs="David"/>
+              <w:sz w:val="24"/>
+              <w:szCs w:val="24"/>
+              <w:rtl/>
+            </w:rPr>
+            <w:t xml:space="preserve">פרק 4: המאמר המשלים</w:t>
+          </w:r>
+          <w:r>
+            <w:rPr>
+              <w:rFonts w:ascii="David" w:hAnsi="David" w:cs="David"/>
+              <w:sz w:val="24"/>
+              <w:szCs w:val="24"/>
+              <w:rtl/>
+            </w:rPr>
+            <w:tab/>
+            <w:t>13</w:t>
+          </w:r>
+        </w:p>
+        <w:p>
+          <w:pPr>
+            <w:pStyle w:val="TOC2"/>
+            <w:tabs>
+              <w:tab w:val="left" w:leader="dot" w:pos="8800"/>
+            </w:tabs>
+            <w:bidi/>
+            <w:spacing w:line="300" w:lineRule="auto" w:after="40"/>
+            <w:ind w:left="0" w:right="400"/>
+          </w:pPr>
+          <w:r>
+            <w:rPr>
+              <w:rFonts w:ascii="David" w:hAnsi="David" w:cs="David"/>
+              <w:sz w:val="24"/>
+              <w:szCs w:val="24"/>
+              <w:rtl/>
+            </w:rPr>
+            <w:t xml:space="preserve">4.1 הצגת המאמר המשלים</w:t>
+          </w:r>
+          <w:r>
+            <w:rPr>
+              <w:rFonts w:ascii="David" w:hAnsi="David" w:cs="David"/>
+              <w:sz w:val="24"/>
+              <w:szCs w:val="24"/>
+              <w:rtl/>
+            </w:rPr>
+            <w:tab/>
+            <w:t>13</w:t>
+          </w:r>
+        </w:p>
+        <w:p>
+          <w:pPr>
+            <w:pStyle w:val="TOC2"/>
+            <w:tabs>
+              <w:tab w:val="left" w:leader="dot" w:pos="8800"/>
+            </w:tabs>
+            <w:bidi/>
+            <w:spacing w:line="300" w:lineRule="auto" w:after="40"/>
+            <w:ind w:left="0" w:right="400"/>
+          </w:pPr>
+          <w:r>
+            <w:rPr>
+              <w:rFonts w:ascii="David" w:hAnsi="David" w:cs="David"/>
+              <w:sz w:val="24"/>
+              <w:szCs w:val="24"/>
+              <w:rtl/>
+            </w:rPr>
+            <w:t xml:space="preserve">4.2 הקשר לנושא העבודה</w:t>
+          </w:r>
+          <w:r>
+            <w:rPr>
+              <w:rFonts w:ascii="David" w:hAnsi="David" w:cs="David"/>
+              <w:sz w:val="24"/>
+              <w:szCs w:val="24"/>
+              <w:rtl/>
+            </w:rPr>
+            <w:tab/>
+            <w:t>13</w:t>
+          </w:r>
+        </w:p>
+        <w:p>
+          <w:pPr>
+            <w:pStyle w:val="TOC1"/>
+            <w:tabs>
+              <w:tab w:val="left" w:leader="dot" w:pos="8800"/>
+            </w:tabs>
+            <w:bidi/>
+            <w:spacing w:line="300" w:lineRule="auto" w:after="40"/>
+            <w:ind w:left="0" w:right="0"/>
+          </w:pPr>
+          <w:r>
+            <w:rPr>
+              <w:rFonts w:ascii="David" w:hAnsi="David" w:cs="David"/>
+              <w:sz w:val="24"/>
+              <w:szCs w:val="24"/>
+              <w:rtl/>
+            </w:rPr>
+            <w:t xml:space="preserve">פרק 5: תובנות, מסקנות ודעה אישית</w:t>
+          </w:r>
+          <w:r>
+            <w:rPr>
+              <w:rFonts w:ascii="David" w:hAnsi="David" w:cs="David"/>
+              <w:sz w:val="24"/>
+              <w:szCs w:val="24"/>
+              <w:rtl/>
+            </w:rPr>
+            <w:tab/>
+            <w:t>14</w:t>
+          </w:r>
+        </w:p>
+        <w:p>
+          <w:pPr>
+            <w:pStyle w:val="TOC2"/>
+            <w:tabs>
+              <w:tab w:val="left" w:leader="dot" w:pos="8800"/>
+            </w:tabs>
+            <w:bidi/>
+            <w:spacing w:line="300" w:lineRule="auto" w:after="40"/>
+            <w:ind w:left="0" w:right="400"/>
+          </w:pPr>
+          <w:r>
+            <w:rPr>
+              <w:rFonts w:ascii="David" w:hAnsi="David" w:cs="David"/>
+              <w:sz w:val="24"/>
+              <w:szCs w:val="24"/>
+              <w:rtl/>
+            </w:rPr>
+            <w:t xml:space="preserve">5.1 תובנות מרכזיות</w:t>
+          </w:r>
+          <w:r>
+            <w:rPr>
+              <w:rFonts w:ascii="David" w:hAnsi="David" w:cs="David"/>
+              <w:sz w:val="24"/>
+              <w:szCs w:val="24"/>
+              <w:rtl/>
+            </w:rPr>
+            <w:tab/>
+            <w:t>14</w:t>
+          </w:r>
+        </w:p>
+        <w:p>
+          <w:pPr>
+            <w:pStyle w:val="TOC2"/>
+            <w:tabs>
+              <w:tab w:val="left" w:leader="dot" w:pos="8800"/>
+            </w:tabs>
+            <w:bidi/>
+            <w:spacing w:line="300" w:lineRule="auto" w:after="40"/>
+            <w:ind w:left="0" w:right="400"/>
+          </w:pPr>
+          <w:r>
+            <w:rPr>
+              <w:rFonts w:ascii="David" w:hAnsi="David" w:cs="David"/>
+              <w:sz w:val="24"/>
+              <w:szCs w:val="24"/>
+              <w:rtl/>
+            </w:rPr>
+            <w:t xml:space="preserve">5.2 מסקנות</w:t>
+          </w:r>
+          <w:r>
+            <w:rPr>
+              <w:rFonts w:ascii="David" w:hAnsi="David" w:cs="David"/>
+              <w:sz w:val="24"/>
+              <w:szCs w:val="24"/>
+              <w:rtl/>
+            </w:rPr>
+            <w:tab/>
+            <w:t>14</w:t>
+          </w:r>
+        </w:p>
+        <w:p>
+          <w:pPr>
+            <w:pStyle w:val="TOC2"/>
+            <w:tabs>
+              <w:tab w:val="left" w:leader="dot" w:pos="8800"/>
+            </w:tabs>
+            <w:bidi/>
+            <w:spacing w:line="300" w:lineRule="auto" w:after="40"/>
+            <w:ind w:left="0" w:right="400"/>
+          </w:pPr>
+          <w:r>
+            <w:rPr>
+              <w:rFonts w:ascii="David" w:hAnsi="David" w:cs="David"/>
+              <w:sz w:val="24"/>
+              <w:szCs w:val="24"/>
+              <w:rtl/>
+            </w:rPr>
+            <w:t xml:space="preserve">5.3 דעה אישית וביקורת</w:t>
+          </w:r>
+          <w:r>
+            <w:rPr>
+              <w:rFonts w:ascii="David" w:hAnsi="David" w:cs="David"/>
+              <w:sz w:val="24"/>
+              <w:szCs w:val="24"/>
+              <w:rtl/>
+            </w:rPr>
+            <w:tab/>
+            <w:t>15</w:t>
+          </w:r>
+        </w:p>
+        <w:p>
+          <w:pPr>
+            <w:pStyle w:val="TOC1"/>
+            <w:tabs>
+              <w:tab w:val="left" w:leader="dot" w:pos="8800"/>
+            </w:tabs>
+            <w:bidi/>
+            <w:spacing w:line="300" w:lineRule="auto" w:after="40"/>
+            <w:ind w:left="0" w:right="0"/>
+          </w:pPr>
+          <w:r>
+            <w:rPr>
+              <w:rFonts w:ascii="David" w:hAnsi="David" w:cs="David"/>
+              <w:sz w:val="24"/>
+              <w:szCs w:val="24"/>
+              <w:rtl/>
+            </w:rPr>
+            <w:t xml:space="preserve">פרק 6: יישום מעשי בניהול קריירה</w:t>
+          </w:r>
+          <w:r>
+            <w:rPr>
+              <w:rFonts w:ascii="David" w:hAnsi="David" w:cs="David"/>
+              <w:sz w:val="24"/>
+              <w:szCs w:val="24"/>
+              <w:rtl/>
+            </w:rPr>
+            <w:tab/>
+            <w:t>16</w:t>
+          </w:r>
+        </w:p>
+        <w:p>
+          <w:pPr>
+            <w:pStyle w:val="TOC2"/>
+            <w:tabs>
+              <w:tab w:val="left" w:leader="dot" w:pos="8800"/>
+            </w:tabs>
+            <w:bidi/>
+            <w:spacing w:line="300" w:lineRule="auto" w:after="40"/>
+            <w:ind w:left="0" w:right="400"/>
+          </w:pPr>
+          <w:r>
+            <w:rPr>
+              <w:rFonts w:ascii="David" w:hAnsi="David" w:cs="David"/>
+              <w:sz w:val="24"/>
+              <w:szCs w:val="24"/>
+              <w:rtl/>
+            </w:rPr>
+            <w:t xml:space="preserve">6.1 תוכנית עיצוב תפקיד אישית: כלי הנגזר מהמאמר</w:t>
+          </w:r>
+          <w:r>
+            <w:rPr>
+              <w:rFonts w:ascii="David" w:hAnsi="David" w:cs="David"/>
+              <w:sz w:val="24"/>
+              <w:szCs w:val="24"/>
+              <w:rtl/>
+            </w:rPr>
+            <w:tab/>
+            <w:t>16</w:t>
+          </w:r>
+        </w:p>
+        <w:p>
+          <w:pPr>
+            <w:pStyle w:val="TOC2"/>
+            <w:tabs>
+              <w:tab w:val="left" w:leader="dot" w:pos="8800"/>
+            </w:tabs>
+            <w:bidi/>
+            <w:spacing w:line="300" w:lineRule="auto" w:after="40"/>
+            <w:ind w:left="0" w:right="400"/>
+          </w:pPr>
+          <w:r>
+            <w:rPr>
+              <w:rFonts w:ascii="David" w:hAnsi="David" w:cs="David"/>
+              <w:sz w:val="24"/>
+              <w:szCs w:val="24"/>
+              <w:rtl/>
+            </w:rPr>
+            <w:t xml:space="preserve">6.2 קישור לכלים שנלמדו בקורס</w:t>
+          </w:r>
+          <w:r>
+            <w:rPr>
+              <w:rFonts w:ascii="David" w:hAnsi="David" w:cs="David"/>
+              <w:sz w:val="24"/>
+              <w:szCs w:val="24"/>
+              <w:rtl/>
+            </w:rPr>
+            <w:tab/>
+            <w:t>16</w:t>
+          </w:r>
+        </w:p>
+        <w:p>
+          <w:pPr>
+            <w:pStyle w:val="TOC2"/>
+            <w:tabs>
+              <w:tab w:val="left" w:leader="dot" w:pos="8800"/>
+            </w:tabs>
+            <w:bidi/>
+            <w:spacing w:line="300" w:lineRule="auto" w:after="40"/>
+            <w:ind w:left="0" w:right="400"/>
+          </w:pPr>
+          <w:r>
+            <w:rPr>
+              <w:rFonts w:ascii="David" w:hAnsi="David" w:cs="David"/>
+              <w:sz w:val="24"/>
+              <w:szCs w:val="24"/>
+              <w:rtl/>
+            </w:rPr>
+            <w:t xml:space="preserve">6.3 השלכות למנהלים בכיתה</w:t>
+          </w:r>
+          <w:r>
+            <w:rPr>
+              <w:rFonts w:ascii="David" w:hAnsi="David" w:cs="David"/>
+              <w:sz w:val="24"/>
+              <w:szCs w:val="24"/>
+              <w:rtl/>
+            </w:rPr>
+            <w:tab/>
+            <w:t>17</w:t>
+          </w:r>
+        </w:p>
+        <w:p>
+          <w:pPr>
+            <w:pStyle w:val="TOC2"/>
+            <w:tabs>
+              <w:tab w:val="left" w:leader="dot" w:pos="8800"/>
+            </w:tabs>
+            <w:bidi/>
+            <w:spacing w:line="300" w:lineRule="auto" w:after="40"/>
+            <w:ind w:left="0" w:right="400"/>
+          </w:pPr>
+          <w:r>
+            <w:rPr>
+              <w:rFonts w:ascii="David" w:hAnsi="David" w:cs="David"/>
+              <w:sz w:val="24"/>
+              <w:szCs w:val="24"/>
+              <w:rtl/>
+            </w:rPr>
+            <w:t xml:space="preserve">6.4 האמצעים להמחשה ולהפעלה במצגת</w:t>
+          </w:r>
+          <w:r>
+            <w:rPr>
+              <w:rFonts w:ascii="David" w:hAnsi="David" w:cs="David"/>
+              <w:sz w:val="24"/>
+              <w:szCs w:val="24"/>
+              <w:rtl/>
+            </w:rPr>
+            <w:tab/>
+            <w:t>17</w:t>
+          </w:r>
+        </w:p>
+        <w:p>
+          <w:pPr>
+            <w:pStyle w:val="TOC1"/>
+            <w:tabs>
+              <w:tab w:val="left" w:leader="dot" w:pos="8800"/>
+            </w:tabs>
+            <w:bidi/>
+            <w:spacing w:line="300" w:lineRule="auto" w:after="40"/>
+            <w:ind w:left="0" w:right="0"/>
+          </w:pPr>
+          <w:r>
+            <w:rPr>
+              <w:rFonts w:ascii="David" w:hAnsi="David" w:cs="David"/>
+              <w:sz w:val="24"/>
+              <w:szCs w:val="24"/>
+              <w:rtl/>
+            </w:rPr>
+            <w:t xml:space="preserve">סיכום ומסקנות</w:t>
+          </w:r>
+          <w:r>
+            <w:rPr>
+              <w:rFonts w:ascii="David" w:hAnsi="David" w:cs="David"/>
+              <w:sz w:val="24"/>
+              <w:szCs w:val="24"/>
+              <w:rtl/>
+            </w:rPr>
+            <w:tab/>
+            <w:t>18</w:t>
+          </w:r>
+        </w:p>
+        <w:p>
+          <w:pPr>
+            <w:pStyle w:val="TOC1"/>
+            <w:tabs>
+              <w:tab w:val="left" w:leader="dot" w:pos="8800"/>
+            </w:tabs>
+            <w:bidi/>
+            <w:spacing w:line="300" w:lineRule="auto" w:after="40"/>
+            <w:ind w:left="0" w:right="0"/>
+          </w:pPr>
+          <w:r>
+            <w:rPr>
+              <w:rFonts w:ascii="David" w:hAnsi="David" w:cs="David"/>
+              <w:sz w:val="24"/>
+              <w:szCs w:val="24"/>
+              <w:rtl/>
+            </w:rPr>
+            <w:t xml:space="preserve">נספח א: תכנון המצגת והאמצעים להמחשה</w:t>
+          </w:r>
+          <w:r>
+            <w:rPr>
+              <w:rFonts w:ascii="David" w:hAnsi="David" w:cs="David"/>
+              <w:sz w:val="24"/>
+              <w:szCs w:val="24"/>
+              <w:rtl/>
+            </w:rPr>
+            <w:tab/>
+            <w:t>19</w:t>
+          </w:r>
+        </w:p>
+        <w:p>
+          <w:pPr>
+            <w:pStyle w:val="TOC2"/>
+            <w:tabs>
+              <w:tab w:val="left" w:leader="dot" w:pos="8800"/>
+            </w:tabs>
+            <w:bidi/>
+            <w:spacing w:line="300" w:lineRule="auto" w:after="40"/>
+            <w:ind w:left="0" w:right="400"/>
+          </w:pPr>
+          <w:r>
+            <w:rPr>
+              <w:rFonts w:ascii="David" w:hAnsi="David" w:cs="David"/>
+              <w:sz w:val="24"/>
+              <w:szCs w:val="24"/>
+              <w:rtl/>
+            </w:rPr>
+            <w:t xml:space="preserve">כרטיסיות ההפעלה</w:t>
+          </w:r>
+          <w:r>
+            <w:rPr>
+              <w:rFonts w:ascii="David" w:hAnsi="David" w:cs="David"/>
+              <w:sz w:val="24"/>
+              <w:szCs w:val="24"/>
+              <w:rtl/>
+            </w:rPr>
+            <w:tab/>
+            <w:t>19</w:t>
+          </w:r>
+        </w:p>
+        <w:p>
+          <w:pPr>
+            <w:pStyle w:val="TOC1"/>
+            <w:tabs>
+              <w:tab w:val="left" w:leader="dot" w:pos="8800"/>
+            </w:tabs>
+            <w:bidi/>
+            <w:spacing w:line="300" w:lineRule="auto" w:after="40"/>
+            <w:ind w:left="0" w:right="0"/>
+          </w:pPr>
+          <w:r>
+            <w:rPr>
+              <w:rFonts w:ascii="David" w:hAnsi="David" w:cs="David"/>
+              <w:sz w:val="24"/>
+              <w:szCs w:val="24"/>
+              <w:rtl/>
+            </w:rPr>
+            <w:t xml:space="preserve">נספח ב: שאלון קצר להערכה עצמית</w:t>
+          </w:r>
+          <w:r>
+            <w:rPr>
+              <w:rFonts w:ascii="David" w:hAnsi="David" w:cs="David"/>
+              <w:sz w:val="24"/>
+              <w:szCs w:val="24"/>
+              <w:rtl/>
+            </w:rPr>
+            <w:tab/>
+            <w:t>20</w:t>
+          </w:r>
+        </w:p>
+        <w:p>
+          <w:pPr>
+            <w:pStyle w:val="TOC1"/>
+            <w:tabs>
+              <w:tab w:val="left" w:leader="dot" w:pos="8800"/>
+            </w:tabs>
+            <w:bidi/>
+            <w:spacing w:line="300" w:lineRule="auto" w:after="40"/>
+            <w:ind w:left="0" w:right="0"/>
+          </w:pPr>
+          <w:r>
+            <w:rPr>
+              <w:rFonts w:ascii="David" w:hAnsi="David" w:cs="David"/>
+              <w:sz w:val="24"/>
+              <w:szCs w:val="24"/>
+              <w:rtl/>
+            </w:rPr>
+            <w:t xml:space="preserve">רשימת מקורות</w:t>
+          </w:r>
+          <w:r>
+            <w:rPr>
+              <w:rFonts w:ascii="David" w:hAnsi="David" w:cs="David"/>
+              <w:sz w:val="24"/>
+              <w:szCs w:val="24"/>
+              <w:rtl/>
+            </w:rPr>
+            <w:tab/>
+            <w:t>21</w:t>
+          </w:r>
+        </w:p>
+        <w:p>
+          <w:r>
+            <w:fldChar w:fldCharType="end"/>
+          </w:r>
+        </w:p>
+      </w:sdtContent>
+    </w:sdt>
     <w:p>
       <w:r>
         <w:br w:type="page"/>
@@ -923,11 +1570,8 @@
     <w:p>
       <w:pPr>
         <w:pStyle w:val="Heading1"/>
-        <w:pBdr>
-          <w:bottom w:val="single" w:color="0E6E73" w:sz="12" w:space="4"/>
-        </w:pBdr>
-        <w:bidi/>
-        <w:spacing w:after="280" w:before="240" w:line="480"/>
+        <w:bidi/>
+        <w:spacing w:after="240" w:before="240" w:line="480"/>
         <w:jc w:val="right"/>
       </w:pPr>
       <w:r>
@@ -935,9 +1579,9 @@
           <w:rFonts w:ascii="David" w:cs="David" w:eastAsia="David" w:hAnsi="David"/>
           <w:b/>
           <w:bCs/>
-          <w:color w:val="1F3864"/>
-          <w:sz w:val="34"/>
-          <w:szCs w:val="34"/>
+          <w:color w:val="000000"/>
+          <w:sz w:val="32"/>
+          <w:szCs w:val="32"/>
           <w:rtl/>
         </w:rPr>
         <w:t xml:space="preserve">מבוא</w:t>
@@ -1134,11 +1778,8 @@
     <w:p>
       <w:pPr>
         <w:pStyle w:val="Heading1"/>
-        <w:pBdr>
-          <w:bottom w:val="single" w:color="0E6E73" w:sz="12" w:space="4"/>
-        </w:pBdr>
-        <w:bidi/>
-        <w:spacing w:after="280" w:before="240" w:line="480"/>
+        <w:bidi/>
+        <w:spacing w:after="240" w:before="240" w:line="480"/>
         <w:jc w:val="right"/>
       </w:pPr>
       <w:r>
@@ -1146,9 +1787,9 @@
           <w:rFonts w:ascii="David" w:cs="David" w:eastAsia="David" w:hAnsi="David"/>
           <w:b/>
           <w:bCs/>
-          <w:color w:val="1F3864"/>
-          <w:sz w:val="34"/>
-          <w:szCs w:val="34"/>
+          <w:color w:val="000000"/>
+          <w:sz w:val="32"/>
+          <w:szCs w:val="32"/>
           <w:rtl/>
         </w:rPr>
         <w:t xml:space="preserve">פרק 1: הצגת המאמר המרכזי</w:t>
@@ -1166,7 +1807,7 @@
           <w:rFonts w:ascii="David" w:cs="David" w:eastAsia="David" w:hAnsi="David"/>
           <w:b/>
           <w:bCs/>
-          <w:color w:val="0E6E73"/>
+          <w:color w:val="000000"/>
           <w:sz w:val="28"/>
           <w:szCs w:val="28"/>
           <w:rtl/>
@@ -1204,7 +1845,6 @@
               <w:bottom w:val="single" w:color="A6A6A6" w:sz="6"/>
               <w:right w:val="single" w:color="A6A6A6" w:sz="6"/>
             </w:tcBorders>
-            <w:shd w:fill="D9E2F3" w:color="auto" w:val="clear"/>
             <w:tcMar>
               <w:top w:type="dxa" w:w="80"/>
               <w:left w:type="dxa" w:w="100"/>
@@ -1224,7 +1864,6 @@
                 <w:rFonts w:ascii="David" w:cs="David" w:eastAsia="David" w:hAnsi="David"/>
                 <w:b/>
                 <w:bCs/>
-                <w:color w:val="1F3864"/>
                 <w:sz w:val="22"/>
                 <w:szCs w:val="22"/>
                 <w:rtl/>
@@ -1242,7 +1881,6 @@
               <w:bottom w:val="single" w:color="A6A6A6" w:sz="6"/>
               <w:right w:val="single" w:color="A6A6A6" w:sz="6"/>
             </w:tcBorders>
-            <w:shd w:fill="D9E2F3" w:color="auto" w:val="clear"/>
             <w:tcMar>
               <w:top w:type="dxa" w:w="80"/>
               <w:left w:type="dxa" w:w="100"/>
@@ -1262,7 +1900,6 @@
                 <w:rFonts w:ascii="David" w:cs="David" w:eastAsia="David" w:hAnsi="David"/>
                 <w:b/>
                 <w:bCs/>
-                <w:color w:val="1F3864"/>
                 <w:sz w:val="22"/>
                 <w:szCs w:val="22"/>
                 <w:rtl/>
@@ -1351,7 +1988,6 @@
               <w:bottom w:val="single" w:color="A6A6A6" w:sz="6"/>
               <w:right w:val="single" w:color="A6A6A6" w:sz="6"/>
             </w:tcBorders>
-            <w:shd w:fill="F5F7FA" w:color="auto" w:val="clear"/>
             <w:tcMar>
               <w:top w:type="dxa" w:w="80"/>
               <w:left w:type="dxa" w:w="100"/>
@@ -1386,7 +2022,6 @@
               <w:bottom w:val="single" w:color="A6A6A6" w:sz="6"/>
               <w:right w:val="single" w:color="A6A6A6" w:sz="6"/>
             </w:tcBorders>
-            <w:shd w:fill="F5F7FA" w:color="auto" w:val="clear"/>
             <w:tcMar>
               <w:top w:type="dxa" w:w="80"/>
               <w:left w:type="dxa" w:w="100"/>
@@ -1509,7 +2144,6 @@
               <w:bottom w:val="single" w:color="A6A6A6" w:sz="6"/>
               <w:right w:val="single" w:color="A6A6A6" w:sz="6"/>
             </w:tcBorders>
-            <w:shd w:fill="F5F7FA" w:color="auto" w:val="clear"/>
             <w:tcMar>
               <w:top w:type="dxa" w:w="80"/>
               <w:left w:type="dxa" w:w="100"/>
@@ -1544,7 +2178,6 @@
               <w:bottom w:val="single" w:color="A6A6A6" w:sz="6"/>
               <w:right w:val="single" w:color="A6A6A6" w:sz="6"/>
             </w:tcBorders>
-            <w:shd w:fill="F5F7FA" w:color="auto" w:val="clear"/>
             <w:tcMar>
               <w:top w:type="dxa" w:w="80"/>
               <w:left w:type="dxa" w:w="100"/>
@@ -1668,7 +2301,6 @@
               <w:bottom w:val="single" w:color="A6A6A6" w:sz="6"/>
               <w:right w:val="single" w:color="A6A6A6" w:sz="6"/>
             </w:tcBorders>
-            <w:shd w:fill="F5F7FA" w:color="auto" w:val="clear"/>
             <w:tcMar>
               <w:top w:type="dxa" w:w="80"/>
               <w:left w:type="dxa" w:w="100"/>
@@ -1703,7 +2335,6 @@
               <w:bottom w:val="single" w:color="A6A6A6" w:sz="6"/>
               <w:right w:val="single" w:color="A6A6A6" w:sz="6"/>
             </w:tcBorders>
-            <w:shd w:fill="F5F7FA" w:color="auto" w:val="clear"/>
             <w:tcMar>
               <w:top w:type="dxa" w:w="80"/>
               <w:left w:type="dxa" w:w="100"/>
@@ -1843,7 +2474,7 @@
           <w:rFonts w:ascii="David" w:cs="David" w:eastAsia="David" w:hAnsi="David"/>
           <w:b/>
           <w:bCs/>
-          <w:color w:val="0E6E73"/>
+          <w:color w:val="000000"/>
           <w:sz w:val="28"/>
           <w:szCs w:val="28"/>
           <w:rtl/>
@@ -1942,11 +2573,8 @@
     <w:p>
       <w:pPr>
         <w:pStyle w:val="Heading1"/>
-        <w:pBdr>
-          <w:bottom w:val="single" w:color="0E6E73" w:sz="12" w:space="4"/>
-        </w:pBdr>
-        <w:bidi/>
-        <w:spacing w:after="280" w:before="240" w:line="480"/>
+        <w:bidi/>
+        <w:spacing w:after="240" w:before="240" w:line="480"/>
         <w:jc w:val="right"/>
       </w:pPr>
       <w:r>
@@ -1954,9 +2582,9 @@
           <w:rFonts w:ascii="David" w:cs="David" w:eastAsia="David" w:hAnsi="David"/>
           <w:b/>
           <w:bCs/>
-          <w:color w:val="1F3864"/>
-          <w:sz w:val="34"/>
-          <w:szCs w:val="34"/>
+          <w:color w:val="000000"/>
+          <w:sz w:val="32"/>
+          <w:szCs w:val="32"/>
           <w:rtl/>
         </w:rPr>
         <w:t xml:space="preserve">פרק 2: תמצית המאמר והנקודות המרכזיות</w:t>
@@ -1974,7 +2602,7 @@
           <w:rFonts w:ascii="David" w:cs="David" w:eastAsia="David" w:hAnsi="David"/>
           <w:b/>
           <w:bCs/>
-          <w:color w:val="0E6E73"/>
+          <w:color w:val="000000"/>
           <w:sz w:val="28"/>
           <w:szCs w:val="28"/>
           <w:rtl/>
@@ -2077,7 +2705,7 @@
           <w:rFonts w:ascii="David" w:cs="David" w:eastAsia="David" w:hAnsi="David"/>
           <w:b/>
           <w:bCs/>
-          <w:color w:val="0E6E73"/>
+          <w:color w:val="000000"/>
           <w:sz w:val="28"/>
           <w:szCs w:val="28"/>
           <w:rtl/>
@@ -2300,7 +2928,7 @@
           <w:rFonts w:ascii="David" w:cs="David" w:eastAsia="David" w:hAnsi="David"/>
           <w:b/>
           <w:bCs/>
-          <w:color w:val="0E6E73"/>
+          <w:color w:val="000000"/>
           <w:sz w:val="28"/>
           <w:szCs w:val="28"/>
           <w:rtl/>
@@ -2387,7 +3015,7 @@
           <w:rFonts w:ascii="David" w:cs="David" w:eastAsia="David" w:hAnsi="David"/>
           <w:b/>
           <w:bCs/>
-          <w:color w:val="0E6E73"/>
+          <w:color w:val="000000"/>
           <w:sz w:val="28"/>
           <w:szCs w:val="28"/>
           <w:rtl/>
@@ -2524,7 +3152,7 @@
           <w:rFonts w:ascii="David" w:cs="David" w:eastAsia="David" w:hAnsi="David"/>
           <w:b/>
           <w:bCs/>
-          <w:color w:val="0E6E73"/>
+          <w:color w:val="000000"/>
           <w:sz w:val="28"/>
           <w:szCs w:val="28"/>
           <w:rtl/>
@@ -2614,7 +3242,6 @@
               <w:bottom w:val="single" w:color="A6A6A6" w:sz="6"/>
               <w:right w:val="single" w:color="A6A6A6" w:sz="6"/>
             </w:tcBorders>
-            <w:shd w:fill="D9E2F3" w:color="auto" w:val="clear"/>
             <w:tcMar>
               <w:top w:type="dxa" w:w="80"/>
               <w:left w:type="dxa" w:w="100"/>
@@ -2634,7 +3261,6 @@
                 <w:rFonts w:ascii="David" w:cs="David" w:eastAsia="David" w:hAnsi="David"/>
                 <w:b/>
                 <w:bCs/>
-                <w:color w:val="1F3864"/>
                 <w:sz w:val="22"/>
                 <w:szCs w:val="22"/>
                 <w:rtl/>
@@ -2652,7 +3278,6 @@
               <w:bottom w:val="single" w:color="A6A6A6" w:sz="6"/>
               <w:right w:val="single" w:color="A6A6A6" w:sz="6"/>
             </w:tcBorders>
-            <w:shd w:fill="D9E2F3" w:color="auto" w:val="clear"/>
             <w:tcMar>
               <w:top w:type="dxa" w:w="80"/>
               <w:left w:type="dxa" w:w="100"/>
@@ -2672,7 +3297,6 @@
                 <w:rFonts w:ascii="David" w:cs="David" w:eastAsia="David" w:hAnsi="David"/>
                 <w:b/>
                 <w:bCs/>
-                <w:color w:val="1F3864"/>
                 <w:sz w:val="22"/>
                 <w:szCs w:val="22"/>
                 <w:rtl/>
@@ -2690,7 +3314,6 @@
               <w:bottom w:val="single" w:color="A6A6A6" w:sz="6"/>
               <w:right w:val="single" w:color="A6A6A6" w:sz="6"/>
             </w:tcBorders>
-            <w:shd w:fill="D9E2F3" w:color="auto" w:val="clear"/>
             <w:tcMar>
               <w:top w:type="dxa" w:w="80"/>
               <w:left w:type="dxa" w:w="100"/>
@@ -2710,7 +3333,6 @@
                 <w:rFonts w:ascii="David" w:cs="David" w:eastAsia="David" w:hAnsi="David"/>
                 <w:b/>
                 <w:bCs/>
-                <w:color w:val="1F3864"/>
                 <w:sz w:val="22"/>
                 <w:szCs w:val="22"/>
                 <w:rtl/>
@@ -2833,7 +3455,6 @@
               <w:bottom w:val="single" w:color="A6A6A6" w:sz="6"/>
               <w:right w:val="single" w:color="A6A6A6" w:sz="6"/>
             </w:tcBorders>
-            <w:shd w:fill="F5F7FA" w:color="auto" w:val="clear"/>
             <w:tcMar>
               <w:top w:type="dxa" w:w="80"/>
               <w:left w:type="dxa" w:w="100"/>
@@ -2868,7 +3489,6 @@
               <w:bottom w:val="single" w:color="A6A6A6" w:sz="6"/>
               <w:right w:val="single" w:color="A6A6A6" w:sz="6"/>
             </w:tcBorders>
-            <w:shd w:fill="F5F7FA" w:color="auto" w:val="clear"/>
             <w:tcMar>
               <w:top w:type="dxa" w:w="80"/>
               <w:left w:type="dxa" w:w="100"/>
@@ -2903,7 +3523,6 @@
               <w:bottom w:val="single" w:color="A6A6A6" w:sz="6"/>
               <w:right w:val="single" w:color="A6A6A6" w:sz="6"/>
             </w:tcBorders>
-            <w:shd w:fill="F5F7FA" w:color="auto" w:val="clear"/>
             <w:tcMar>
               <w:top w:type="dxa" w:w="80"/>
               <w:left w:type="dxa" w:w="100"/>
@@ -3042,7 +3661,6 @@
               <w:bottom w:val="single" w:color="A6A6A6" w:sz="6"/>
               <w:right w:val="single" w:color="A6A6A6" w:sz="6"/>
             </w:tcBorders>
-            <w:shd w:fill="F5F7FA" w:color="auto" w:val="clear"/>
             <w:tcMar>
               <w:top w:type="dxa" w:w="80"/>
               <w:left w:type="dxa" w:w="100"/>
@@ -3077,7 +3695,6 @@
               <w:bottom w:val="single" w:color="A6A6A6" w:sz="6"/>
               <w:right w:val="single" w:color="A6A6A6" w:sz="6"/>
             </w:tcBorders>
-            <w:shd w:fill="F5F7FA" w:color="auto" w:val="clear"/>
             <w:tcMar>
               <w:top w:type="dxa" w:w="80"/>
               <w:left w:type="dxa" w:w="100"/>
@@ -3112,7 +3729,6 @@
               <w:bottom w:val="single" w:color="A6A6A6" w:sz="6"/>
               <w:right w:val="single" w:color="A6A6A6" w:sz="6"/>
             </w:tcBorders>
-            <w:shd w:fill="F5F7FA" w:color="auto" w:val="clear"/>
             <w:tcMar>
               <w:top w:type="dxa" w:w="80"/>
               <w:left w:type="dxa" w:w="100"/>
@@ -3252,7 +3868,6 @@
               <w:bottom w:val="single" w:color="A6A6A6" w:sz="6"/>
               <w:right w:val="single" w:color="A6A6A6" w:sz="6"/>
             </w:tcBorders>
-            <w:shd w:fill="F5F7FA" w:color="auto" w:val="clear"/>
             <w:tcMar>
               <w:top w:type="dxa" w:w="80"/>
               <w:left w:type="dxa" w:w="100"/>
@@ -3287,7 +3902,6 @@
               <w:bottom w:val="single" w:color="A6A6A6" w:sz="6"/>
               <w:right w:val="single" w:color="A6A6A6" w:sz="6"/>
             </w:tcBorders>
-            <w:shd w:fill="F5F7FA" w:color="auto" w:val="clear"/>
             <w:tcMar>
               <w:top w:type="dxa" w:w="80"/>
               <w:left w:type="dxa" w:w="100"/>
@@ -3322,7 +3936,6 @@
               <w:bottom w:val="single" w:color="A6A6A6" w:sz="6"/>
               <w:right w:val="single" w:color="A6A6A6" w:sz="6"/>
             </w:tcBorders>
-            <w:shd w:fill="F5F7FA" w:color="auto" w:val="clear"/>
             <w:tcMar>
               <w:top w:type="dxa" w:w="80"/>
               <w:left w:type="dxa" w:w="100"/>
@@ -3470,7 +4083,6 @@
               <w:bottom w:val="single" w:color="A6A6A6" w:sz="6"/>
               <w:right w:val="single" w:color="A6A6A6" w:sz="6"/>
             </w:tcBorders>
-            <w:shd w:fill="F5F7FA" w:color="auto" w:val="clear"/>
             <w:tcMar>
               <w:top w:type="dxa" w:w="80"/>
               <w:left w:type="dxa" w:w="100"/>
@@ -3505,7 +4117,6 @@
               <w:bottom w:val="single" w:color="A6A6A6" w:sz="6"/>
               <w:right w:val="single" w:color="A6A6A6" w:sz="6"/>
             </w:tcBorders>
-            <w:shd w:fill="F5F7FA" w:color="auto" w:val="clear"/>
             <w:tcMar>
               <w:top w:type="dxa" w:w="80"/>
               <w:left w:type="dxa" w:w="100"/>
@@ -3540,7 +4151,6 @@
               <w:bottom w:val="single" w:color="A6A6A6" w:sz="6"/>
               <w:right w:val="single" w:color="A6A6A6" w:sz="6"/>
             </w:tcBorders>
-            <w:shd w:fill="F5F7FA" w:color="auto" w:val="clear"/>
             <w:tcMar>
               <w:top w:type="dxa" w:w="80"/>
               <w:left w:type="dxa" w:w="100"/>
@@ -3577,7 +4187,7 @@
       <w:r>
         <w:rPr>
           <w:rFonts w:ascii="David" w:cs="David" w:eastAsia="David" w:hAnsi="David"/>
-          <w:color w:val="595959"/>
+          <w:color w:val="000000"/>
           <w:sz w:val="20"/>
           <w:szCs w:val="20"/>
           <w:rtl/>
@@ -3587,7 +4197,7 @@
       <w:r>
         <w:rPr>
           <w:rFonts w:ascii="Times New Roman" w:cs="Times New Roman" w:eastAsia="Times New Roman" w:hAnsi="Times New Roman"/>
-          <w:color w:val="595959"/>
+          <w:color w:val="000000"/>
           <w:sz w:val="20"/>
           <w:szCs w:val="20"/>
         </w:rPr>
@@ -3596,7 +4206,7 @@
       <w:r>
         <w:rPr>
           <w:rFonts w:ascii="David" w:cs="David" w:eastAsia="David" w:hAnsi="David"/>
-          <w:color w:val="595959"/>
+          <w:color w:val="000000"/>
           <w:sz w:val="20"/>
           <w:szCs w:val="20"/>
           <w:rtl/>
@@ -3616,7 +4226,7 @@
           <w:rFonts w:ascii="David" w:cs="David" w:eastAsia="David" w:hAnsi="David"/>
           <w:b/>
           <w:bCs/>
-          <w:color w:val="0E6E73"/>
+          <w:color w:val="000000"/>
           <w:sz w:val="28"/>
           <w:szCs w:val="28"/>
           <w:rtl/>
@@ -3665,11 +4275,8 @@
     <w:p>
       <w:pPr>
         <w:pStyle w:val="Heading1"/>
-        <w:pBdr>
-          <w:bottom w:val="single" w:color="0E6E73" w:sz="12" w:space="4"/>
-        </w:pBdr>
-        <w:bidi/>
-        <w:spacing w:after="280" w:before="240" w:line="480"/>
+        <w:bidi/>
+        <w:spacing w:after="240" w:before="240" w:line="480"/>
         <w:jc w:val="right"/>
       </w:pPr>
       <w:r>
@@ -3677,9 +4284,9 @@
           <w:rFonts w:ascii="David" w:cs="David" w:eastAsia="David" w:hAnsi="David"/>
           <w:b/>
           <w:bCs/>
-          <w:color w:val="1F3864"/>
-          <w:sz w:val="34"/>
-          <w:szCs w:val="34"/>
+          <w:color w:val="000000"/>
+          <w:sz w:val="32"/>
+          <w:szCs w:val="32"/>
           <w:rtl/>
         </w:rPr>
         <w:t xml:space="preserve">פרק 3: ניתוח המאמר לפי מבנה, שיטה וממצאים</w:t>
@@ -3697,7 +4304,7 @@
           <w:rFonts w:ascii="David" w:cs="David" w:eastAsia="David" w:hAnsi="David"/>
           <w:b/>
           <w:bCs/>
-          <w:color w:val="0E6E73"/>
+          <w:color w:val="000000"/>
           <w:sz w:val="28"/>
           <w:szCs w:val="28"/>
           <w:rtl/>
@@ -3787,7 +4394,6 @@
               <w:bottom w:val="single" w:color="A6A6A6" w:sz="6"/>
               <w:right w:val="single" w:color="A6A6A6" w:sz="6"/>
             </w:tcBorders>
-            <w:shd w:fill="D9E2F3" w:color="auto" w:val="clear"/>
             <w:tcMar>
               <w:top w:type="dxa" w:w="80"/>
               <w:left w:type="dxa" w:w="100"/>
@@ -3807,7 +4413,6 @@
                 <w:rFonts w:ascii="David" w:cs="David" w:eastAsia="David" w:hAnsi="David"/>
                 <w:b/>
                 <w:bCs/>
-                <w:color w:val="1F3864"/>
                 <w:sz w:val="22"/>
                 <w:szCs w:val="22"/>
                 <w:rtl/>
@@ -3825,7 +4430,6 @@
               <w:bottom w:val="single" w:color="A6A6A6" w:sz="6"/>
               <w:right w:val="single" w:color="A6A6A6" w:sz="6"/>
             </w:tcBorders>
-            <w:shd w:fill="D9E2F3" w:color="auto" w:val="clear"/>
             <w:tcMar>
               <w:top w:type="dxa" w:w="80"/>
               <w:left w:type="dxa" w:w="100"/>
@@ -3845,7 +4449,6 @@
                 <w:rFonts w:ascii="David" w:cs="David" w:eastAsia="David" w:hAnsi="David"/>
                 <w:b/>
                 <w:bCs/>
-                <w:color w:val="1F3864"/>
                 <w:sz w:val="22"/>
                 <w:szCs w:val="22"/>
                 <w:rtl/>
@@ -3863,7 +4466,6 @@
               <w:bottom w:val="single" w:color="A6A6A6" w:sz="6"/>
               <w:right w:val="single" w:color="A6A6A6" w:sz="6"/>
             </w:tcBorders>
-            <w:shd w:fill="D9E2F3" w:color="auto" w:val="clear"/>
             <w:tcMar>
               <w:top w:type="dxa" w:w="80"/>
               <w:left w:type="dxa" w:w="100"/>
@@ -3883,7 +4485,6 @@
                 <w:rFonts w:ascii="David" w:cs="David" w:eastAsia="David" w:hAnsi="David"/>
                 <w:b/>
                 <w:bCs/>
-                <w:color w:val="1F3864"/>
                 <w:sz w:val="22"/>
                 <w:szCs w:val="22"/>
                 <w:rtl/>
@@ -4007,7 +4608,6 @@
               <w:bottom w:val="single" w:color="A6A6A6" w:sz="6"/>
               <w:right w:val="single" w:color="A6A6A6" w:sz="6"/>
             </w:tcBorders>
-            <w:shd w:fill="F5F7FA" w:color="auto" w:val="clear"/>
             <w:tcMar>
               <w:top w:type="dxa" w:w="80"/>
               <w:left w:type="dxa" w:w="100"/>
@@ -4042,7 +4642,6 @@
               <w:bottom w:val="single" w:color="A6A6A6" w:sz="6"/>
               <w:right w:val="single" w:color="A6A6A6" w:sz="6"/>
             </w:tcBorders>
-            <w:shd w:fill="F5F7FA" w:color="auto" w:val="clear"/>
             <w:tcMar>
               <w:top w:type="dxa" w:w="80"/>
               <w:left w:type="dxa" w:w="100"/>
@@ -4094,7 +4693,6 @@
               <w:bottom w:val="single" w:color="A6A6A6" w:sz="6"/>
               <w:right w:val="single" w:color="A6A6A6" w:sz="6"/>
             </w:tcBorders>
-            <w:shd w:fill="F5F7FA" w:color="auto" w:val="clear"/>
             <w:tcMar>
               <w:top w:type="dxa" w:w="80"/>
               <w:left w:type="dxa" w:w="100"/>
@@ -4235,7 +4833,6 @@
               <w:bottom w:val="single" w:color="A6A6A6" w:sz="6"/>
               <w:right w:val="single" w:color="A6A6A6" w:sz="6"/>
             </w:tcBorders>
-            <w:shd w:fill="F5F7FA" w:color="auto" w:val="clear"/>
             <w:tcMar>
               <w:top w:type="dxa" w:w="80"/>
               <w:left w:type="dxa" w:w="100"/>
@@ -4270,7 +4867,6 @@
               <w:bottom w:val="single" w:color="A6A6A6" w:sz="6"/>
               <w:right w:val="single" w:color="A6A6A6" w:sz="6"/>
             </w:tcBorders>
-            <w:shd w:fill="F5F7FA" w:color="auto" w:val="clear"/>
             <w:tcMar>
               <w:top w:type="dxa" w:w="80"/>
               <w:left w:type="dxa" w:w="100"/>
@@ -4305,7 +4901,6 @@
               <w:bottom w:val="single" w:color="A6A6A6" w:sz="6"/>
               <w:right w:val="single" w:color="A6A6A6" w:sz="6"/>
             </w:tcBorders>
-            <w:shd w:fill="F5F7FA" w:color="auto" w:val="clear"/>
             <w:tcMar>
               <w:top w:type="dxa" w:w="80"/>
               <w:left w:type="dxa" w:w="100"/>
@@ -4454,7 +5049,7 @@
           <w:rFonts w:ascii="David" w:cs="David" w:eastAsia="David" w:hAnsi="David"/>
           <w:b/>
           <w:bCs/>
-          <w:color w:val="0E6E73"/>
+          <w:color w:val="000000"/>
           <w:sz w:val="28"/>
           <w:szCs w:val="28"/>
           <w:rtl/>
@@ -4540,7 +5135,7 @@
           <w:rFonts w:ascii="David" w:cs="David" w:eastAsia="David" w:hAnsi="David"/>
           <w:b/>
           <w:bCs/>
-          <w:color w:val="0E6E73"/>
+          <w:color w:val="000000"/>
           <w:sz w:val="28"/>
           <w:szCs w:val="28"/>
           <w:rtl/>
@@ -4589,11 +5184,8 @@
     <w:p>
       <w:pPr>
         <w:pStyle w:val="Heading1"/>
-        <w:pBdr>
-          <w:bottom w:val="single" w:color="0E6E73" w:sz="12" w:space="4"/>
-        </w:pBdr>
-        <w:bidi/>
-        <w:spacing w:after="280" w:before="240" w:line="480"/>
+        <w:bidi/>
+        <w:spacing w:after="240" w:before="240" w:line="480"/>
         <w:jc w:val="right"/>
       </w:pPr>
       <w:r>
@@ -4601,9 +5193,9 @@
           <w:rFonts w:ascii="David" w:cs="David" w:eastAsia="David" w:hAnsi="David"/>
           <w:b/>
           <w:bCs/>
-          <w:color w:val="1F3864"/>
-          <w:sz w:val="34"/>
-          <w:szCs w:val="34"/>
+          <w:color w:val="000000"/>
+          <w:sz w:val="32"/>
+          <w:szCs w:val="32"/>
           <w:rtl/>
         </w:rPr>
         <w:t xml:space="preserve">פרק 4: המאמר המשלים</w:t>
@@ -4621,7 +5213,7 @@
           <w:rFonts w:ascii="David" w:cs="David" w:eastAsia="David" w:hAnsi="David"/>
           <w:b/>
           <w:bCs/>
-          <w:color w:val="0E6E73"/>
+          <w:color w:val="000000"/>
           <w:sz w:val="28"/>
           <w:szCs w:val="28"/>
           <w:rtl/>
@@ -4791,7 +5383,7 @@
           <w:rFonts w:ascii="David" w:cs="David" w:eastAsia="David" w:hAnsi="David"/>
           <w:b/>
           <w:bCs/>
-          <w:color w:val="0E6E73"/>
+          <w:color w:val="000000"/>
           <w:sz w:val="28"/>
           <w:szCs w:val="28"/>
           <w:rtl/>
@@ -4857,11 +5449,8 @@
     <w:p>
       <w:pPr>
         <w:pStyle w:val="Heading1"/>
-        <w:pBdr>
-          <w:bottom w:val="single" w:color="0E6E73" w:sz="12" w:space="4"/>
-        </w:pBdr>
-        <w:bidi/>
-        <w:spacing w:after="280" w:before="240" w:line="480"/>
+        <w:bidi/>
+        <w:spacing w:after="240" w:before="240" w:line="480"/>
         <w:jc w:val="right"/>
       </w:pPr>
       <w:r>
@@ -4869,9 +5458,9 @@
           <w:rFonts w:ascii="David" w:cs="David" w:eastAsia="David" w:hAnsi="David"/>
           <w:b/>
           <w:bCs/>
-          <w:color w:val="1F3864"/>
-          <w:sz w:val="34"/>
-          <w:szCs w:val="34"/>
+          <w:color w:val="000000"/>
+          <w:sz w:val="32"/>
+          <w:szCs w:val="32"/>
           <w:rtl/>
         </w:rPr>
         <w:t xml:space="preserve">פרק 5: תובנות, מסקנות ודעה אישית</w:t>
@@ -4889,7 +5478,7 @@
           <w:rFonts w:ascii="David" w:cs="David" w:eastAsia="David" w:hAnsi="David"/>
           <w:b/>
           <w:bCs/>
-          <w:color w:val="0E6E73"/>
+          <w:color w:val="000000"/>
           <w:sz w:val="28"/>
           <w:szCs w:val="28"/>
           <w:rtl/>
@@ -5058,7 +5647,7 @@
           <w:rFonts w:ascii="David" w:cs="David" w:eastAsia="David" w:hAnsi="David"/>
           <w:b/>
           <w:bCs/>
-          <w:color w:val="0E6E73"/>
+          <w:color w:val="000000"/>
           <w:sz w:val="28"/>
           <w:szCs w:val="28"/>
           <w:rtl/>
@@ -5128,7 +5717,7 @@
           <w:rFonts w:ascii="David" w:cs="David" w:eastAsia="David" w:hAnsi="David"/>
           <w:b/>
           <w:bCs/>
-          <w:color w:val="0E6E73"/>
+          <w:color w:val="000000"/>
           <w:sz w:val="28"/>
           <w:szCs w:val="28"/>
           <w:rtl/>
@@ -5261,11 +5850,8 @@
     <w:p>
       <w:pPr>
         <w:pStyle w:val="Heading1"/>
-        <w:pBdr>
-          <w:bottom w:val="single" w:color="0E6E73" w:sz="12" w:space="4"/>
-        </w:pBdr>
-        <w:bidi/>
-        <w:spacing w:after="280" w:before="240" w:line="480"/>
+        <w:bidi/>
+        <w:spacing w:after="240" w:before="240" w:line="480"/>
         <w:jc w:val="right"/>
       </w:pPr>
       <w:r>
@@ -5273,9 +5859,9 @@
           <w:rFonts w:ascii="David" w:cs="David" w:eastAsia="David" w:hAnsi="David"/>
           <w:b/>
           <w:bCs/>
-          <w:color w:val="1F3864"/>
-          <w:sz w:val="34"/>
-          <w:szCs w:val="34"/>
+          <w:color w:val="000000"/>
+          <w:sz w:val="32"/>
+          <w:szCs w:val="32"/>
           <w:rtl/>
         </w:rPr>
         <w:t xml:space="preserve">פרק 6: יישום מעשי בניהול קריירה</w:t>
@@ -5293,7 +5879,7 @@
           <w:rFonts w:ascii="David" w:cs="David" w:eastAsia="David" w:hAnsi="David"/>
           <w:b/>
           <w:bCs/>
-          <w:color w:val="0E6E73"/>
+          <w:color w:val="000000"/>
           <w:sz w:val="28"/>
           <w:szCs w:val="28"/>
           <w:rtl/>
@@ -5383,7 +5969,6 @@
               <w:bottom w:val="single" w:color="A6A6A6" w:sz="6"/>
               <w:right w:val="single" w:color="A6A6A6" w:sz="6"/>
             </w:tcBorders>
-            <w:shd w:fill="D9E2F3" w:color="auto" w:val="clear"/>
             <w:tcMar>
               <w:top w:type="dxa" w:w="80"/>
               <w:left w:type="dxa" w:w="100"/>
@@ -5403,7 +5988,6 @@
                 <w:rFonts w:ascii="David" w:cs="David" w:eastAsia="David" w:hAnsi="David"/>
                 <w:b/>
                 <w:bCs/>
-                <w:color w:val="1F3864"/>
                 <w:sz w:val="22"/>
                 <w:szCs w:val="22"/>
                 <w:rtl/>
@@ -5421,7 +6005,6 @@
               <w:bottom w:val="single" w:color="A6A6A6" w:sz="6"/>
               <w:right w:val="single" w:color="A6A6A6" w:sz="6"/>
             </w:tcBorders>
-            <w:shd w:fill="D9E2F3" w:color="auto" w:val="clear"/>
             <w:tcMar>
               <w:top w:type="dxa" w:w="80"/>
               <w:left w:type="dxa" w:w="100"/>
@@ -5441,7 +6024,6 @@
                 <w:rFonts w:ascii="David" w:cs="David" w:eastAsia="David" w:hAnsi="David"/>
                 <w:b/>
                 <w:bCs/>
-                <w:color w:val="1F3864"/>
                 <w:sz w:val="22"/>
                 <w:szCs w:val="22"/>
                 <w:rtl/>
@@ -5459,7 +6041,6 @@
               <w:bottom w:val="single" w:color="A6A6A6" w:sz="6"/>
               <w:right w:val="single" w:color="A6A6A6" w:sz="6"/>
             </w:tcBorders>
-            <w:shd w:fill="D9E2F3" w:color="auto" w:val="clear"/>
             <w:tcMar>
               <w:top w:type="dxa" w:w="80"/>
               <w:left w:type="dxa" w:w="100"/>
@@ -5479,7 +6060,6 @@
                 <w:rFonts w:ascii="David" w:cs="David" w:eastAsia="David" w:hAnsi="David"/>
                 <w:b/>
                 <w:bCs/>
-                <w:color w:val="1F3864"/>
                 <w:sz w:val="22"/>
                 <w:szCs w:val="22"/>
                 <w:rtl/>
@@ -5603,7 +6183,6 @@
               <w:bottom w:val="single" w:color="A6A6A6" w:sz="6"/>
               <w:right w:val="single" w:color="A6A6A6" w:sz="6"/>
             </w:tcBorders>
-            <w:shd w:fill="F5F7FA" w:color="auto" w:val="clear"/>
             <w:tcMar>
               <w:top w:type="dxa" w:w="80"/>
               <w:left w:type="dxa" w:w="100"/>
@@ -5638,7 +6217,6 @@
               <w:bottom w:val="single" w:color="A6A6A6" w:sz="6"/>
               <w:right w:val="single" w:color="A6A6A6" w:sz="6"/>
             </w:tcBorders>
-            <w:shd w:fill="F5F7FA" w:color="auto" w:val="clear"/>
             <w:tcMar>
               <w:top w:type="dxa" w:w="80"/>
               <w:left w:type="dxa" w:w="100"/>
@@ -5673,7 +6251,6 @@
               <w:bottom w:val="single" w:color="A6A6A6" w:sz="6"/>
               <w:right w:val="single" w:color="A6A6A6" w:sz="6"/>
             </w:tcBorders>
-            <w:shd w:fill="F5F7FA" w:color="auto" w:val="clear"/>
             <w:tcMar>
               <w:top w:type="dxa" w:w="80"/>
               <w:left w:type="dxa" w:w="100"/>
@@ -5814,7 +6391,6 @@
               <w:bottom w:val="single" w:color="A6A6A6" w:sz="6"/>
               <w:right w:val="single" w:color="A6A6A6" w:sz="6"/>
             </w:tcBorders>
-            <w:shd w:fill="F5F7FA" w:color="auto" w:val="clear"/>
             <w:tcMar>
               <w:top w:type="dxa" w:w="80"/>
               <w:left w:type="dxa" w:w="100"/>
@@ -5849,7 +6425,6 @@
               <w:bottom w:val="single" w:color="A6A6A6" w:sz="6"/>
               <w:right w:val="single" w:color="A6A6A6" w:sz="6"/>
             </w:tcBorders>
-            <w:shd w:fill="F5F7FA" w:color="auto" w:val="clear"/>
             <w:tcMar>
               <w:top w:type="dxa" w:w="80"/>
               <w:left w:type="dxa" w:w="100"/>
@@ -5884,7 +6459,6 @@
               <w:bottom w:val="single" w:color="A6A6A6" w:sz="6"/>
               <w:right w:val="single" w:color="A6A6A6" w:sz="6"/>
             </w:tcBorders>
-            <w:shd w:fill="F5F7FA" w:color="auto" w:val="clear"/>
             <w:tcMar>
               <w:top w:type="dxa" w:w="80"/>
               <w:left w:type="dxa" w:w="100"/>
@@ -5921,7 +6495,7 @@
       <w:r>
         <w:rPr>
           <w:rFonts w:ascii="David" w:cs="David" w:eastAsia="David" w:hAnsi="David"/>
-          <w:color w:val="595959"/>
+          <w:color w:val="000000"/>
           <w:sz w:val="20"/>
           <w:szCs w:val="20"/>
           <w:rtl/>
@@ -5931,7 +6505,7 @@
       <w:r>
         <w:rPr>
           <w:rFonts w:ascii="Times New Roman" w:cs="Times New Roman" w:eastAsia="Times New Roman" w:hAnsi="Times New Roman"/>
-          <w:color w:val="595959"/>
+          <w:color w:val="000000"/>
           <w:sz w:val="20"/>
           <w:szCs w:val="20"/>
         </w:rPr>
@@ -5940,7 +6514,7 @@
       <w:r>
         <w:rPr>
           <w:rFonts w:ascii="David" w:cs="David" w:eastAsia="David" w:hAnsi="David"/>
-          <w:color w:val="595959"/>
+          <w:color w:val="000000"/>
           <w:sz w:val="20"/>
           <w:szCs w:val="20"/>
           <w:rtl/>
@@ -5960,7 +6534,7 @@
           <w:rFonts w:ascii="David" w:cs="David" w:eastAsia="David" w:hAnsi="David"/>
           <w:b/>
           <w:bCs/>
-          <w:color w:val="0E6E73"/>
+          <w:color w:val="000000"/>
           <w:sz w:val="28"/>
           <w:szCs w:val="28"/>
           <w:rtl/>
@@ -6029,7 +6603,7 @@
           <w:rFonts w:ascii="David" w:cs="David" w:eastAsia="David" w:hAnsi="David"/>
           <w:b/>
           <w:bCs/>
-          <w:color w:val="0E6E73"/>
+          <w:color w:val="000000"/>
           <w:sz w:val="28"/>
           <w:szCs w:val="28"/>
           <w:rtl/>
@@ -6116,7 +6690,7 @@
           <w:rFonts w:ascii="David" w:cs="David" w:eastAsia="David" w:hAnsi="David"/>
           <w:b/>
           <w:bCs/>
-          <w:color w:val="0E6E73"/>
+          <w:color w:val="000000"/>
           <w:sz w:val="28"/>
           <w:szCs w:val="28"/>
           <w:rtl/>
@@ -6199,11 +6773,8 @@
     <w:p>
       <w:pPr>
         <w:pStyle w:val="Heading1"/>
-        <w:pBdr>
-          <w:bottom w:val="single" w:color="0E6E73" w:sz="12" w:space="4"/>
-        </w:pBdr>
-        <w:bidi/>
-        <w:spacing w:after="280" w:before="240" w:line="480"/>
+        <w:bidi/>
+        <w:spacing w:after="240" w:before="240" w:line="480"/>
         <w:jc w:val="right"/>
       </w:pPr>
       <w:r>
@@ -6211,9 +6782,9 @@
           <w:rFonts w:ascii="David" w:cs="David" w:eastAsia="David" w:hAnsi="David"/>
           <w:b/>
           <w:bCs/>
-          <w:color w:val="1F3864"/>
-          <w:sz w:val="34"/>
-          <w:szCs w:val="34"/>
+          <w:color w:val="000000"/>
+          <w:sz w:val="32"/>
+          <w:szCs w:val="32"/>
           <w:rtl/>
         </w:rPr>
         <w:t xml:space="preserve">סיכום ומסקנות</w:t>
@@ -6293,11 +6864,8 @@
     <w:p>
       <w:pPr>
         <w:pStyle w:val="Heading1"/>
-        <w:pBdr>
-          <w:bottom w:val="single" w:color="0E6E73" w:sz="12" w:space="4"/>
-        </w:pBdr>
-        <w:bidi/>
-        <w:spacing w:after="280" w:before="240" w:line="480"/>
+        <w:bidi/>
+        <w:spacing w:after="240" w:before="240" w:line="480"/>
         <w:jc w:val="right"/>
       </w:pPr>
       <w:r>
@@ -6305,9 +6873,9 @@
           <w:rFonts w:ascii="David" w:cs="David" w:eastAsia="David" w:hAnsi="David"/>
           <w:b/>
           <w:bCs/>
-          <w:color w:val="1F3864"/>
-          <w:sz w:val="34"/>
-          <w:szCs w:val="34"/>
+          <w:color w:val="000000"/>
+          <w:sz w:val="32"/>
+          <w:szCs w:val="32"/>
           <w:rtl/>
         </w:rPr>
         <w:t xml:space="preserve">נספח א: תכנון המצגת והאמצעים להמחשה</w:t>
@@ -6360,7 +6928,6 @@
               <w:bottom w:val="single" w:color="A6A6A6" w:sz="6"/>
               <w:right w:val="single" w:color="A6A6A6" w:sz="6"/>
             </w:tcBorders>
-            <w:shd w:fill="D9E2F3" w:color="auto" w:val="clear"/>
             <w:tcMar>
               <w:top w:type="dxa" w:w="80"/>
               <w:left w:type="dxa" w:w="100"/>
@@ -6380,7 +6947,6 @@
                 <w:rFonts w:ascii="David" w:cs="David" w:eastAsia="David" w:hAnsi="David"/>
                 <w:b/>
                 <w:bCs/>
-                <w:color w:val="1F3864"/>
                 <w:sz w:val="22"/>
                 <w:szCs w:val="22"/>
                 <w:rtl/>
@@ -6398,7 +6964,6 @@
               <w:bottom w:val="single" w:color="A6A6A6" w:sz="6"/>
               <w:right w:val="single" w:color="A6A6A6" w:sz="6"/>
             </w:tcBorders>
-            <w:shd w:fill="D9E2F3" w:color="auto" w:val="clear"/>
             <w:tcMar>
               <w:top w:type="dxa" w:w="80"/>
               <w:left w:type="dxa" w:w="100"/>
@@ -6418,7 +6983,6 @@
                 <w:rFonts w:ascii="David" w:cs="David" w:eastAsia="David" w:hAnsi="David"/>
                 <w:b/>
                 <w:bCs/>
-                <w:color w:val="1F3864"/>
                 <w:sz w:val="22"/>
                 <w:szCs w:val="22"/>
                 <w:rtl/>
@@ -6436,7 +7000,6 @@
               <w:bottom w:val="single" w:color="A6A6A6" w:sz="6"/>
               <w:right w:val="single" w:color="A6A6A6" w:sz="6"/>
             </w:tcBorders>
-            <w:shd w:fill="D9E2F3" w:color="auto" w:val="clear"/>
             <w:tcMar>
               <w:top w:type="dxa" w:w="80"/>
               <w:left w:type="dxa" w:w="100"/>
@@ -6456,7 +7019,6 @@
                 <w:rFonts w:ascii="David" w:cs="David" w:eastAsia="David" w:hAnsi="David"/>
                 <w:b/>
                 <w:bCs/>
-                <w:color w:val="1F3864"/>
                 <w:sz w:val="22"/>
                 <w:szCs w:val="22"/>
                 <w:rtl/>
@@ -6597,7 +7159,6 @@
               <w:bottom w:val="single" w:color="A6A6A6" w:sz="6"/>
               <w:right w:val="single" w:color="A6A6A6" w:sz="6"/>
             </w:tcBorders>
-            <w:shd w:fill="F5F7FA" w:color="auto" w:val="clear"/>
             <w:tcMar>
               <w:top w:type="dxa" w:w="80"/>
               <w:left w:type="dxa" w:w="100"/>
@@ -6632,7 +7193,6 @@
               <w:bottom w:val="single" w:color="A6A6A6" w:sz="6"/>
               <w:right w:val="single" w:color="A6A6A6" w:sz="6"/>
             </w:tcBorders>
-            <w:shd w:fill="F5F7FA" w:color="auto" w:val="clear"/>
             <w:tcMar>
               <w:top w:type="dxa" w:w="80"/>
               <w:left w:type="dxa" w:w="100"/>
@@ -6667,7 +7227,6 @@
               <w:bottom w:val="single" w:color="A6A6A6" w:sz="6"/>
               <w:right w:val="single" w:color="A6A6A6" w:sz="6"/>
             </w:tcBorders>
-            <w:shd w:fill="F5F7FA" w:color="auto" w:val="clear"/>
             <w:tcMar>
               <w:top w:type="dxa" w:w="80"/>
               <w:left w:type="dxa" w:w="100"/>
@@ -6842,7 +7401,6 @@
               <w:bottom w:val="single" w:color="A6A6A6" w:sz="6"/>
               <w:right w:val="single" w:color="A6A6A6" w:sz="6"/>
             </w:tcBorders>
-            <w:shd w:fill="F5F7FA" w:color="auto" w:val="clear"/>
             <w:tcMar>
               <w:top w:type="dxa" w:w="80"/>
               <w:left w:type="dxa" w:w="100"/>
@@ -6877,7 +7435,6 @@
               <w:bottom w:val="single" w:color="A6A6A6" w:sz="6"/>
               <w:right w:val="single" w:color="A6A6A6" w:sz="6"/>
             </w:tcBorders>
-            <w:shd w:fill="F5F7FA" w:color="auto" w:val="clear"/>
             <w:tcMar>
               <w:top w:type="dxa" w:w="80"/>
               <w:left w:type="dxa" w:w="100"/>
@@ -6912,7 +7469,6 @@
               <w:bottom w:val="single" w:color="A6A6A6" w:sz="6"/>
               <w:right w:val="single" w:color="A6A6A6" w:sz="6"/>
             </w:tcBorders>
-            <w:shd w:fill="F5F7FA" w:color="auto" w:val="clear"/>
             <w:tcMar>
               <w:top w:type="dxa" w:w="80"/>
               <w:left w:type="dxa" w:w="100"/>
@@ -7087,7 +7643,6 @@
               <w:bottom w:val="single" w:color="A6A6A6" w:sz="6"/>
               <w:right w:val="single" w:color="A6A6A6" w:sz="6"/>
             </w:tcBorders>
-            <w:shd w:fill="F5F7FA" w:color="auto" w:val="clear"/>
             <w:tcMar>
               <w:top w:type="dxa" w:w="80"/>
               <w:left w:type="dxa" w:w="100"/>
@@ -7122,7 +7677,6 @@
               <w:bottom w:val="single" w:color="A6A6A6" w:sz="6"/>
               <w:right w:val="single" w:color="A6A6A6" w:sz="6"/>
             </w:tcBorders>
-            <w:shd w:fill="F5F7FA" w:color="auto" w:val="clear"/>
             <w:tcMar>
               <w:top w:type="dxa" w:w="80"/>
               <w:left w:type="dxa" w:w="100"/>
@@ -7157,7 +7711,6 @@
               <w:bottom w:val="single" w:color="A6A6A6" w:sz="6"/>
               <w:right w:val="single" w:color="A6A6A6" w:sz="6"/>
             </w:tcBorders>
-            <w:shd w:fill="F5F7FA" w:color="auto" w:val="clear"/>
             <w:tcMar>
               <w:top w:type="dxa" w:w="80"/>
               <w:left w:type="dxa" w:w="100"/>
@@ -7306,7 +7859,7 @@
           <w:rFonts w:ascii="David" w:cs="David" w:eastAsia="David" w:hAnsi="David"/>
           <w:b/>
           <w:bCs/>
-          <w:color w:val="0E6E73"/>
+          <w:color w:val="000000"/>
           <w:sz w:val="28"/>
           <w:szCs w:val="28"/>
           <w:rtl/>
@@ -7422,11 +7975,8 @@
     <w:p>
       <w:pPr>
         <w:pStyle w:val="Heading1"/>
-        <w:pBdr>
-          <w:bottom w:val="single" w:color="0E6E73" w:sz="12" w:space="4"/>
-        </w:pBdr>
-        <w:bidi/>
-        <w:spacing w:after="280" w:before="240" w:line="480"/>
+        <w:bidi/>
+        <w:spacing w:after="240" w:before="240" w:line="480"/>
         <w:jc w:val="right"/>
       </w:pPr>
       <w:r>
@@ -7434,9 +7984,9 @@
           <w:rFonts w:ascii="David" w:cs="David" w:eastAsia="David" w:hAnsi="David"/>
           <w:b/>
           <w:bCs/>
-          <w:color w:val="1F3864"/>
-          <w:sz w:val="34"/>
-          <w:szCs w:val="34"/>
+          <w:color w:val="000000"/>
+          <w:sz w:val="32"/>
+          <w:szCs w:val="32"/>
           <w:rtl/>
         </w:rPr>
         <w:t xml:space="preserve">נספח ב: שאלון קצר להערכה עצמית</w:t>
@@ -7506,7 +8056,6 @@
               <w:bottom w:val="single" w:color="A6A6A6" w:sz="6"/>
               <w:right w:val="single" w:color="A6A6A6" w:sz="6"/>
             </w:tcBorders>
-            <w:shd w:fill="D9E2F3" w:color="auto" w:val="clear"/>
             <w:tcMar>
               <w:top w:type="dxa" w:w="80"/>
               <w:left w:type="dxa" w:w="100"/>
@@ -7526,7 +8075,6 @@
                 <w:rFonts w:ascii="David" w:cs="David" w:eastAsia="David" w:hAnsi="David"/>
                 <w:b/>
                 <w:bCs/>
-                <w:color w:val="1F3864"/>
                 <w:sz w:val="22"/>
                 <w:szCs w:val="22"/>
                 <w:rtl/>
@@ -7544,7 +8092,6 @@
               <w:bottom w:val="single" w:color="A6A6A6" w:sz="6"/>
               <w:right w:val="single" w:color="A6A6A6" w:sz="6"/>
             </w:tcBorders>
-            <w:shd w:fill="D9E2F3" w:color="auto" w:val="clear"/>
             <w:tcMar>
               <w:top w:type="dxa" w:w="80"/>
               <w:left w:type="dxa" w:w="100"/>
@@ -7564,7 +8111,6 @@
                 <w:rFonts w:ascii="David" w:cs="David" w:eastAsia="David" w:hAnsi="David"/>
                 <w:b/>
                 <w:bCs/>
-                <w:color w:val="1F3864"/>
                 <w:sz w:val="22"/>
                 <w:szCs w:val="22"/>
                 <w:rtl/>
@@ -7582,7 +8128,6 @@
               <w:bottom w:val="single" w:color="A6A6A6" w:sz="6"/>
               <w:right w:val="single" w:color="A6A6A6" w:sz="6"/>
             </w:tcBorders>
-            <w:shd w:fill="D9E2F3" w:color="auto" w:val="clear"/>
             <w:tcMar>
               <w:top w:type="dxa" w:w="80"/>
               <w:left w:type="dxa" w:w="100"/>
@@ -7602,7 +8147,6 @@
                 <w:rFonts w:ascii="David" w:cs="David" w:eastAsia="David" w:hAnsi="David"/>
                 <w:b/>
                 <w:bCs/>
-                <w:color w:val="1F3864"/>
                 <w:sz w:val="22"/>
                 <w:szCs w:val="22"/>
                 <w:rtl/>
@@ -7726,7 +8270,6 @@
               <w:bottom w:val="single" w:color="A6A6A6" w:sz="6"/>
               <w:right w:val="single" w:color="A6A6A6" w:sz="6"/>
             </w:tcBorders>
-            <w:shd w:fill="F5F7FA" w:color="auto" w:val="clear"/>
             <w:tcMar>
               <w:top w:type="dxa" w:w="80"/>
               <w:left w:type="dxa" w:w="100"/>
@@ -7761,7 +8304,6 @@
               <w:bottom w:val="single" w:color="A6A6A6" w:sz="6"/>
               <w:right w:val="single" w:color="A6A6A6" w:sz="6"/>
             </w:tcBorders>
-            <w:shd w:fill="F5F7FA" w:color="auto" w:val="clear"/>
             <w:tcMar>
               <w:top w:type="dxa" w:w="80"/>
               <w:left w:type="dxa" w:w="100"/>
@@ -7796,7 +8338,6 @@
               <w:bottom w:val="single" w:color="A6A6A6" w:sz="6"/>
               <w:right w:val="single" w:color="A6A6A6" w:sz="6"/>
             </w:tcBorders>
-            <w:shd w:fill="F5F7FA" w:color="auto" w:val="clear"/>
             <w:tcMar>
               <w:top w:type="dxa" w:w="80"/>
               <w:left w:type="dxa" w:w="100"/>
@@ -7937,7 +8478,6 @@
               <w:bottom w:val="single" w:color="A6A6A6" w:sz="6"/>
               <w:right w:val="single" w:color="A6A6A6" w:sz="6"/>
             </w:tcBorders>
-            <w:shd w:fill="F5F7FA" w:color="auto" w:val="clear"/>
             <w:tcMar>
               <w:top w:type="dxa" w:w="80"/>
               <w:left w:type="dxa" w:w="100"/>
@@ -7972,7 +8512,6 @@
               <w:bottom w:val="single" w:color="A6A6A6" w:sz="6"/>
               <w:right w:val="single" w:color="A6A6A6" w:sz="6"/>
             </w:tcBorders>
-            <w:shd w:fill="F5F7FA" w:color="auto" w:val="clear"/>
             <w:tcMar>
               <w:top w:type="dxa" w:w="80"/>
               <w:left w:type="dxa" w:w="100"/>
@@ -8007,7 +8546,6 @@
               <w:bottom w:val="single" w:color="A6A6A6" w:sz="6"/>
               <w:right w:val="single" w:color="A6A6A6" w:sz="6"/>
             </w:tcBorders>
-            <w:shd w:fill="F5F7FA" w:color="auto" w:val="clear"/>
             <w:tcMar>
               <w:top w:type="dxa" w:w="80"/>
               <w:left w:type="dxa" w:w="100"/>
@@ -8148,7 +8686,6 @@
               <w:bottom w:val="single" w:color="A6A6A6" w:sz="6"/>
               <w:right w:val="single" w:color="A6A6A6" w:sz="6"/>
             </w:tcBorders>
-            <w:shd w:fill="F5F7FA" w:color="auto" w:val="clear"/>
             <w:tcMar>
               <w:top w:type="dxa" w:w="80"/>
               <w:left w:type="dxa" w:w="100"/>
@@ -8183,7 +8720,6 @@
               <w:bottom w:val="single" w:color="A6A6A6" w:sz="6"/>
               <w:right w:val="single" w:color="A6A6A6" w:sz="6"/>
             </w:tcBorders>
-            <w:shd w:fill="F5F7FA" w:color="auto" w:val="clear"/>
             <w:tcMar>
               <w:top w:type="dxa" w:w="80"/>
               <w:left w:type="dxa" w:w="100"/>
@@ -8218,7 +8754,6 @@
               <w:bottom w:val="single" w:color="A6A6A6" w:sz="6"/>
               <w:right w:val="single" w:color="A6A6A6" w:sz="6"/>
             </w:tcBorders>
-            <w:shd w:fill="F5F7FA" w:color="auto" w:val="clear"/>
             <w:tcMar>
               <w:top w:type="dxa" w:w="80"/>
               <w:left w:type="dxa" w:w="100"/>
@@ -8359,7 +8894,6 @@
               <w:bottom w:val="single" w:color="A6A6A6" w:sz="6"/>
               <w:right w:val="single" w:color="A6A6A6" w:sz="6"/>
             </w:tcBorders>
-            <w:shd w:fill="F5F7FA" w:color="auto" w:val="clear"/>
             <w:tcMar>
               <w:top w:type="dxa" w:w="80"/>
               <w:left w:type="dxa" w:w="100"/>
@@ -8394,7 +8928,6 @@
               <w:bottom w:val="single" w:color="A6A6A6" w:sz="6"/>
               <w:right w:val="single" w:color="A6A6A6" w:sz="6"/>
             </w:tcBorders>
-            <w:shd w:fill="F5F7FA" w:color="auto" w:val="clear"/>
             <w:tcMar>
               <w:top w:type="dxa" w:w="80"/>
               <w:left w:type="dxa" w:w="100"/>
@@ -8429,7 +8962,6 @@
               <w:bottom w:val="single" w:color="A6A6A6" w:sz="6"/>
               <w:right w:val="single" w:color="A6A6A6" w:sz="6"/>
             </w:tcBorders>
-            <w:shd w:fill="F5F7FA" w:color="auto" w:val="clear"/>
             <w:tcMar>
               <w:top w:type="dxa" w:w="80"/>
               <w:left w:type="dxa" w:w="100"/>
@@ -8503,11 +9035,8 @@
     <w:p>
       <w:pPr>
         <w:pStyle w:val="Heading1"/>
-        <w:pBdr>
-          <w:bottom w:val="single" w:color="0E6E73" w:sz="12" w:space="4"/>
-        </w:pBdr>
-        <w:bidi/>
-        <w:spacing w:after="280" w:before="240" w:line="480"/>
+        <w:bidi/>
+        <w:spacing w:after="240" w:before="240" w:line="480"/>
         <w:jc w:val="right"/>
       </w:pPr>
       <w:r>
@@ -8515,9 +9044,9 @@
           <w:rFonts w:ascii="David" w:cs="David" w:eastAsia="David" w:hAnsi="David"/>
           <w:b/>
           <w:bCs/>
-          <w:color w:val="1F3864"/>
-          <w:sz w:val="34"/>
-          <w:szCs w:val="34"/>
+          <w:color w:val="000000"/>
+          <w:sz w:val="32"/>
+          <w:szCs w:val="32"/>
           <w:rtl/>
         </w:rPr>
         <w:t xml:space="preserve">רשימת מקורות</w:t>
@@ -9199,7 +9728,7 @@
       <w:rFonts w:ascii="David" w:cs="David" w:eastAsia="David" w:hAnsi="David"/>
       <w:b/>
       <w:bCs/>
-      <w:color w:val="1F3864"/>
+      <w:color w:val="000000"/>
       <w:sz w:val="32"/>
       <w:szCs w:val="32"/>
     </w:rPr>
@@ -9217,10 +9746,48 @@
       <w:rFonts w:ascii="David" w:cs="David" w:eastAsia="David" w:hAnsi="David"/>
       <w:b/>
       <w:bCs/>
-      <w:color w:val="0E6E73"/>
+      <w:color w:val="000000"/>
       <w:sz w:val="28"/>
       <w:szCs w:val="28"/>
     </w:rPr>
   </w:style>
+  <w:style w:type="paragraph" w:styleId="TOC1">
+    <w:name w:val="toc 1"/>
+    <w:basedOn w:val="Normal"/>
+    <w:next w:val="Normal"/>
+    <w:uiPriority w:val="39"/>
+    <w:pPr>
+      <w:tabs>
+        <w:tab w:val="left" w:leader="dot" w:pos="8800"/>
+      </w:tabs>
+      <w:bidi/>
+      <w:spacing w:line="300" w:lineRule="auto" w:after="40"/>
+      <w:ind w:right="0"/>
+    </w:pPr>
+    <w:rPr>
+      <w:rFonts w:ascii="David" w:hAnsi="David" w:cs="David"/>
+      <w:sz w:val="24"/>
+      <w:szCs w:val="24"/>
+    </w:rPr>
+  </w:style>
+  <w:style w:type="paragraph" w:styleId="TOC2">
+    <w:name w:val="toc 2"/>
+    <w:basedOn w:val="Normal"/>
+    <w:next w:val="Normal"/>
+    <w:uiPriority w:val="39"/>
+    <w:pPr>
+      <w:tabs>
+        <w:tab w:val="left" w:leader="dot" w:pos="8800"/>
+      </w:tabs>
+      <w:bidi/>
+      <w:spacing w:line="300" w:lineRule="auto" w:after="40"/>
+      <w:ind w:right="400"/>
+    </w:pPr>
+    <w:rPr>
+      <w:rFonts w:ascii="David" w:hAnsi="David" w:cs="David"/>
+      <w:sz w:val="24"/>
+      <w:szCs w:val="24"/>
+    </w:rPr>
+  </w:style>
 </w:styles>
 </file>
--- a/career-management-final-project/ניהול קריירה - התמודדות עם חוסר ודאות תעסוקתי - עבודה מסכמת.docx
+++ b/career-management-final-project/ניהול קריירה - התמודדות עם חוסר ודאות תעסוקתי - עבודה מסכמת.docx
@@ -1667,7 +1667,7 @@
           <w:szCs w:val="24"/>
           <w:rtl/>
         </w:rPr>
-        <w:t xml:space="preserve">). ניהול קריירה, כפי שנלמד בקורס, הוא תהליך מתמשך של למידה, בניית זהות מקצועית וטיפוח רשת אנשים (דבדבני דקל, 2026א). תהליך כזה מניח מידה של יציבות. בעולם של אי-ודאות, השאלה היא אילו אסטרטגיות זמינות לעובד עצמו, ולא רק לארגון.</w:t>
+        <w:t xml:space="preserve">). ניהול קריירה, כפי שנלמד בקורס, הוא תהליך מתמשך של למידה, בניית זהות מקצועית וטיפוח רשת אנשים. תהליך כזה מניח מידה של יציבות. בעולם של אי-ודאות, השאלה היא אילו אסטרטגיות זמינות לעובד עצמו, ולא רק לארגון.</w:t>
       </w:r>
     </w:p>
     <w:p>
@@ -1717,7 +1717,7 @@
           <w:szCs w:val="24"/>
           <w:rtl/>
         </w:rPr>
-        <w:t xml:space="preserve"> בגישה פתוחה מלאה. המחקר עקב אחר 924 עובדים בגרמניה ובשווייץ במשך חצי שנה ובחן האם עיצוב תפקיד מבוסס צרכים, כלומר מאמצים יזומים של העובד לספק את צרכיו הפסיכולוגיים בעבודה, מחזק את תחושת הקוהרנטיות בעבודה: התפיסה שמצב העבודה מובן, ניתן לניהול ומשמעותי. הנושא נבחר משום שהוא מציע לסטודנטים הנמצאים בתחילת דרכם המקצועית כלי שבשליטתם, ומשום שהוא מתחבר לנושאים שנלמדו בקורס: מסע הקריירה במאה ה-21, שלושת "סלי הכלים" לניהול קריירה, רשת אנשים, זהות מקצועית והתפתחות (דבדבני דקל, 2026א), וההסתכלות על משבר כעל הזדמנות (דבדבני דקל, 2026ב). כמאמר משלים, לצורך הגשה בשלשה, נבחר מחקר האורך של צ'ונג ואחרים (</w:t>
+        <w:t xml:space="preserve"> בגישה פתוחה מלאה. המחקר עקב אחר 924 עובדים בגרמניה ובשווייץ במשך חצי שנה ובחן האם עיצוב תפקיד מבוסס צרכים, כלומר מאמצים יזומים של העובד לספק את צרכיו הפסיכולוגיים בעבודה, מחזק את תחושת הקוהרנטיות בעבודה: התפיסה שמצב העבודה מובן, ניתן לניהול ומשמעותי. הנושא נבחר משום שהוא מציע לסטודנטים הנמצאים בתחילת דרכם המקצועית כלי שבשליטתם, ומשום שהוא מתחבר לנושאים שנלמדו בקורס: מסע הקריירה במאה ה-21, שלושת "סלי הכלים" לניהול קריירה, רשת אנשים, זהות מקצועית והתפתחות, וההסתכלות על משבר כעל הזדמנות. כמאמר משלים, לצורך הגשה בשלשה, נבחר מחקר האורך של צ'ונג ואחרים (</w:t>
       </w:r>
       <w:r>
         <w:rPr>
@@ -5822,7 +5822,7 @@
           <w:szCs w:val="24"/>
           <w:rtl/>
         </w:rPr>
-        <w:t xml:space="preserve">עמדתנו היא שהמסר של המאמר משלים את "ממשבר להזדמנות" שלמדנו בקורס (דבדבני דקל, 2026ב). משבר הופך להזדמנות לא מעצמו, אלא כשמישהו מעצב אותו כך. עם זאת, המאמר עצמו מראה שהיוזמה תלויה בתחושת ניהוליות, ומי שמרגיש מאוים ובלי משאבים יתקשה להתחיל (</w:t>
+        <w:t xml:space="preserve">עמדתנו היא שהמסר של המאמר משלים את "ממשבר להזדמנות" שלמדנו בקורס. משבר הופך להזדמנות לא מעצמו, אלא כשמישהו מעצב אותו כך. עם זאת, המאמר עצמו מראה שהיוזמה תלויה בתחושת ניהוליות, ומי שמרגיש מאוים ובלי משאבים יתקשה להתחיל (</w:t>
       </w:r>
       <w:r>
         <w:rPr>
@@ -6555,7 +6555,7 @@
           <w:szCs w:val="24"/>
           <w:rtl/>
         </w:rPr>
-        <w:t xml:space="preserve">שלושת "סלי הכלים" שנלמדו בקורס, רשת אנשים, זהות מקצועית והתפתחות (דבדבני דקל, 2026א), מקבילים כמעט אחד לאחד לצרכי ההתקרבות. סל רשת האנשים הוא צורך השייכות. סל ההתפתחות, ובמרכזו תוכנית למידה שנתית, הוא צורך המיומנות. סל הזהות המקצועית, שמגדיר את הערך שהעובד מביא ללא תלות בארגון, הוא צורך המשמעות. המאמר מוסיף לשלושה את האוטונומיה, ובעיקר מוסיף ראיה אמפירית: פעולה על הצרכים האלה משנה, בתוך חצי שנה, את האופן שבו העבודה נתפסת (</w:t>
+        <w:t xml:space="preserve">שלושת "סלי הכלים" שנלמדו בקורס, רשת אנשים, זהות מקצועית והתפתחות, מקבילים כמעט אחד לאחד לצרכי ההתקרבות. סל רשת האנשים הוא צורך השייכות. סל ההתפתחות, ובמרכזו תוכנית למידה שנתית, הוא צורך המיומנות. סל הזהות המקצועית, שמגדיר את הערך שהעובד מביא ללא תלות בארגון, הוא צורך המשמעות. המאמר מוסיף לשלושה את האוטונומיה, ובעיקר מוסיף ראיה אמפירית: פעולה על הצרכים האלה משנה, בתוך חצי שנה, את האופן שבו העבודה נתפסת (</w:t>
       </w:r>
       <w:r>
         <w:rPr>
@@ -6588,7 +6588,7 @@
           <w:szCs w:val="24"/>
           <w:rtl/>
         </w:rPr>
-        <w:t xml:space="preserve">גם תיאוריות הקריירה שנלמדו בקורס מתחברות לממצאים. לפי מודל שלבי הקריירה של סופר, כפי שנלמד בניתוח הסרט בקורס, רוב הסטודנטים בכיתה נמצאים בשלב החקירה או הביסוס, שבו עיצוב התפקיד הוא גם דרך לברר מה מתאים להם (דבדבני דקל, 2026ג). לבסוף, העיקרון של בניית תמונת מצב סדורה ומיקוד במה שבשליטה, שנלמד בהקשר של משבר הקורונה (דבדבני דקל, 2026ב), הוא יישום ישיר של חיזוק המובנות והניהוליות.</w:t>
+        <w:t xml:space="preserve">גם תיאוריות הקריירה שנלמדו בקורס מתחברות לממצאים. לפי מודל שלבי הקריירה של סופר, כפי שנלמד בניתוח הסרט בקורס, רוב הסטודנטים בכיתה נמצאים בשלב החקירה או הביסוס, שבו עיצוב התפקיד הוא גם דרך לברר מה מתאים להם. לבסוף, העיקרון של בניית תמונת מצב סדורה ומיקוד במה שבשליטה, שנלמד בהקשר של משבר הקורונה, הוא יישום ישיר של חיזוק המובנות והניהוליות.</w:t>
       </w:r>
     </w:p>
     <w:p>
@@ -9075,57 +9075,6 @@
           <w:szCs w:val="24"/>
         </w:rPr>
         <w:t xml:space="preserve">‎https://www.boi.org.il/publications/pressreleases/11-3-25/‎</w:t>
-      </w:r>
-    </w:p>
-    <w:p>
-      <w:pPr>
-        <w:bidi/>
-        <w:spacing w:after="0" w:line="480"/>
-        <w:ind w:left="709" w:hanging="709"/>
-        <w:jc w:val="right"/>
-      </w:pPr>
-      <w:r>
-        <w:rPr>
-          <w:rFonts w:ascii="David" w:cs="David" w:eastAsia="David" w:hAnsi="David"/>
-          <w:sz w:val="24"/>
-          <w:szCs w:val="24"/>
-          <w:rtl/>
-        </w:rPr>
-        <w:t xml:space="preserve">דבדבני דקל, מ' (2026א). מחזון ורעיון למציאות ממשית [מצגת הרצאה]. ניהול קריירה בארגונים, הקריה האקדמית אונו.</w:t>
-      </w:r>
-    </w:p>
-    <w:p>
-      <w:pPr>
-        <w:bidi/>
-        <w:spacing w:after="0" w:line="480"/>
-        <w:ind w:left="709" w:hanging="709"/>
-        <w:jc w:val="right"/>
-      </w:pPr>
-      <w:r>
-        <w:rPr>
-          <w:rFonts w:ascii="David" w:cs="David" w:eastAsia="David" w:hAnsi="David"/>
-          <w:sz w:val="24"/>
-          <w:szCs w:val="24"/>
-          <w:rtl/>
-        </w:rPr>
-        <w:t xml:space="preserve">דבדבני דקל, מ' (2026ב). עסקים בצל הקורונה: ממשבר להזדמנות, איך עושים את זה? [מצגת הרצאה]. ניהול קריירה בארגונים, הקריה האקדמית אונו.</w:t>
-      </w:r>
-    </w:p>
-    <w:p>
-      <w:pPr>
-        <w:bidi/>
-        <w:spacing w:after="0" w:line="480"/>
-        <w:ind w:left="709" w:hanging="709"/>
-        <w:jc w:val="right"/>
-      </w:pPr>
-      <w:r>
-        <w:rPr>
-          <w:rFonts w:ascii="David" w:cs="David" w:eastAsia="David" w:hAnsi="David"/>
-          <w:sz w:val="24"/>
-          <w:szCs w:val="24"/>
-          <w:rtl/>
-        </w:rPr>
-        <w:t xml:space="preserve">דבדבני דקל, מ' (2026ג). ניתוח הסרט "השטן לובשת פראדה" לפי תיאוריות קריירה [מצגת הרצאה]. ניהול קריירה בארגונים, הקריה האקדמית אונו.</w:t>
       </w:r>
     </w:p>
     <w:p>

--- a/career-management-final-project/ניהול קריירה - התמודדות עם חוסר ודאות תעסוקתי - עבודה מסכמת.docx
+++ b/career-management-final-project/ניהול קריירה - התמודדות עם חוסר ודאות תעסוקתי - עבודה מסכמת.docx
@@ -4,8 +4,54 @@
   <w:body>
     <w:p>
       <w:pPr>
-        <w:spacing w:after="500"/>
-      </w:pPr>
+        <w:spacing w:after="200"/>
+      </w:pPr>
+    </w:p>
+    <w:p>
+      <w:pPr>
+        <w:spacing w:after="120"/>
+        <w:jc w:val="center"/>
+      </w:pPr>
+      <w:r>
+        <w:drawing>
+          <wp:inline distT="0" distB="0" distL="0" distR="0">
+            <wp:extent cx="1238250" cy="1238250"/>
+            <wp:effectExtent t="0" r="0" b="0" l="0"/>
+            <wp:docPr id="1" name="" descr="" title=""/>
+            <wp:cNvGraphicFramePr>
+              <a:graphicFrameLocks xmlns:a="http://schemas.openxmlformats.org/drawingml/2006/main" noChangeAspect="1"/>
+            </wp:cNvGraphicFramePr>
+            <a:graphic xmlns:a="http://schemas.openxmlformats.org/drawingml/2006/main">
+              <a:graphicData uri="http://schemas.openxmlformats.org/drawingml/2006/picture">
+                <pic:pic xmlns:pic="http://schemas.openxmlformats.org/drawingml/2006/picture">
+                  <pic:nvPicPr>
+                    <pic:cNvPr id="0" name="" descr=""/>
+                    <pic:cNvPicPr>
+                      <a:picLocks noChangeAspect="1" noChangeArrowheads="1"/>
+                    </pic:cNvPicPr>
+                  </pic:nvPicPr>
+                  <pic:blipFill>
+                    <a:blip r:embed="rId9" cstate="none"/>
+                    <a:srcRect/>
+                    <a:stretch>
+                      <a:fillRect/>
+                    </a:stretch>
+                  </pic:blipFill>
+                  <pic:spPr bwMode="auto">
+                    <a:xfrm>
+                      <a:off x="0" y="0"/>
+                      <a:ext cx="1238250" cy="1238250"/>
+                    </a:xfrm>
+                    <a:prstGeom prst="rect">
+                      <a:avLst/>
+                    </a:prstGeom>
+                  </pic:spPr>
+                </pic:pic>
+              </a:graphicData>
+            </a:graphic>
+          </wp:inline>
+        </w:drawing>
+      </w:r>
     </w:p>
     <w:p>
       <w:pPr>
@@ -100,7 +146,7 @@
     </w:p>
     <w:p>
       <w:pPr>
-        <w:spacing w:after="600"/>
+        <w:spacing w:after="400"/>
       </w:pPr>
     </w:p>
     <w:p>
@@ -622,7 +668,7 @@
               <w:rtl/>
             </w:rPr>
             <w:tab/>
-            <w:t>3</w:t>
+            <w:t>4</w:t>
           </w:r>
         </w:p>
         <w:p>
@@ -652,7 +698,7 @@
               <w:rtl/>
             </w:rPr>
             <w:tab/>
-            <w:t>5</w:t>
+            <w:t>6</w:t>
           </w:r>
         </w:p>
         <w:p>
@@ -682,7 +728,7 @@
               <w:rtl/>
             </w:rPr>
             <w:tab/>
-            <w:t>5</w:t>
+            <w:t>6</w:t>
           </w:r>
         </w:p>
         <w:p>
@@ -712,7 +758,7 @@
               <w:rtl/>
             </w:rPr>
             <w:tab/>
-            <w:t>5</w:t>
+            <w:t>6</w:t>
           </w:r>
         </w:p>
         <w:p>
@@ -742,7 +788,7 @@
               <w:rtl/>
             </w:rPr>
             <w:tab/>
-            <w:t>7</w:t>
+            <w:t>8</w:t>
           </w:r>
         </w:p>
         <w:p>
@@ -772,7 +818,7 @@
               <w:rtl/>
             </w:rPr>
             <w:tab/>
-            <w:t>7</w:t>
+            <w:t>8</w:t>
           </w:r>
         </w:p>
         <w:p>
@@ -802,7 +848,7 @@
               <w:rtl/>
             </w:rPr>
             <w:tab/>
-            <w:t>7</w:t>
+            <w:t>8</w:t>
           </w:r>
         </w:p>
         <w:p>
@@ -832,7 +878,7 @@
               <w:rtl/>
             </w:rPr>
             <w:tab/>
-            <w:t>8</w:t>
+            <w:t>9</w:t>
           </w:r>
         </w:p>
         <w:p>
@@ -862,7 +908,7 @@
               <w:rtl/>
             </w:rPr>
             <w:tab/>
-            <w:t>8</w:t>
+            <w:t>9</w:t>
           </w:r>
         </w:p>
         <w:p>
@@ -892,7 +938,7 @@
               <w:rtl/>
             </w:rPr>
             <w:tab/>
-            <w:t>9</w:t>
+            <w:t>10</w:t>
           </w:r>
         </w:p>
         <w:p>
@@ -922,7 +968,7 @@
               <w:rtl/>
             </w:rPr>
             <w:tab/>
-            <w:t>9</w:t>
+            <w:t>10</w:t>
           </w:r>
         </w:p>
         <w:p>
@@ -952,7 +998,7 @@
               <w:rtl/>
             </w:rPr>
             <w:tab/>
-            <w:t>11</w:t>
+            <w:t>12</w:t>
           </w:r>
         </w:p>
         <w:p>
@@ -982,7 +1028,7 @@
               <w:rtl/>
             </w:rPr>
             <w:tab/>
-            <w:t>11</w:t>
+            <w:t>12</w:t>
           </w:r>
         </w:p>
         <w:p>
@@ -1012,7 +1058,7 @@
               <w:rtl/>
             </w:rPr>
             <w:tab/>
-            <w:t>11</w:t>
+            <w:t>12</w:t>
           </w:r>
         </w:p>
         <w:p>
@@ -1042,7 +1088,7 @@
               <w:rtl/>
             </w:rPr>
             <w:tab/>
-            <w:t>12</w:t>
+            <w:t>13</w:t>
           </w:r>
         </w:p>
         <w:p>
@@ -1072,7 +1118,7 @@
               <w:rtl/>
             </w:rPr>
             <w:tab/>
-            <w:t>13</w:t>
+            <w:t>14</w:t>
           </w:r>
         </w:p>
         <w:p>
@@ -1102,7 +1148,7 @@
               <w:rtl/>
             </w:rPr>
             <w:tab/>
-            <w:t>13</w:t>
+            <w:t>14</w:t>
           </w:r>
         </w:p>
         <w:p>
@@ -1132,7 +1178,7 @@
               <w:rtl/>
             </w:rPr>
             <w:tab/>
-            <w:t>13</w:t>
+            <w:t>14</w:t>
           </w:r>
         </w:p>
         <w:p>
@@ -1162,7 +1208,7 @@
               <w:rtl/>
             </w:rPr>
             <w:tab/>
-            <w:t>14</w:t>
+            <w:t>15</w:t>
           </w:r>
         </w:p>
         <w:p>
@@ -1192,7 +1238,7 @@
               <w:rtl/>
             </w:rPr>
             <w:tab/>
-            <w:t>14</w:t>
+            <w:t>15</w:t>
           </w:r>
         </w:p>
         <w:p>
@@ -1222,7 +1268,7 @@
               <w:rtl/>
             </w:rPr>
             <w:tab/>
-            <w:t>14</w:t>
+            <w:t>15</w:t>
           </w:r>
         </w:p>
         <w:p>
@@ -1252,7 +1298,7 @@
               <w:rtl/>
             </w:rPr>
             <w:tab/>
-            <w:t>15</w:t>
+            <w:t>16</w:t>
           </w:r>
         </w:p>
         <w:p>
@@ -1282,7 +1328,7 @@
               <w:rtl/>
             </w:rPr>
             <w:tab/>
-            <w:t>16</w:t>
+            <w:t>17</w:t>
           </w:r>
         </w:p>
         <w:p>
@@ -1312,7 +1358,7 @@
               <w:rtl/>
             </w:rPr>
             <w:tab/>
-            <w:t>16</w:t>
+            <w:t>17</w:t>
           </w:r>
         </w:p>
         <w:p>
@@ -1332,7 +1378,7 @@
               <w:szCs w:val="24"/>
               <w:rtl/>
             </w:rPr>
-            <w:t xml:space="preserve">6.2 קישור לכלים שנלמדו בקורס</w:t>
+            <w:t xml:space="preserve">6.2 קישור לחומר הנלמד בקורס</w:t>
           </w:r>
           <w:r>
             <w:rPr>
@@ -1342,7 +1388,7 @@
               <w:rtl/>
             </w:rPr>
             <w:tab/>
-            <w:t>16</w:t>
+            <w:t>17</w:t>
           </w:r>
         </w:p>
         <w:p>
@@ -1372,7 +1418,7 @@
               <w:rtl/>
             </w:rPr>
             <w:tab/>
-            <w:t>17</w:t>
+            <w:t>18</w:t>
           </w:r>
         </w:p>
         <w:p>
@@ -1402,7 +1448,7 @@
               <w:rtl/>
             </w:rPr>
             <w:tab/>
-            <w:t>17</w:t>
+            <w:t>19</w:t>
           </w:r>
         </w:p>
         <w:p>
@@ -1432,7 +1478,7 @@
               <w:rtl/>
             </w:rPr>
             <w:tab/>
-            <w:t>18</w:t>
+            <w:t>20</w:t>
           </w:r>
         </w:p>
         <w:p>
@@ -1462,7 +1508,7 @@
               <w:rtl/>
             </w:rPr>
             <w:tab/>
-            <w:t>19</w:t>
+            <w:t>21</w:t>
           </w:r>
         </w:p>
         <w:p>
@@ -1492,7 +1538,7 @@
               <w:rtl/>
             </w:rPr>
             <w:tab/>
-            <w:t>19</w:t>
+            <w:t>21</w:t>
           </w:r>
         </w:p>
         <w:p>
@@ -1522,7 +1568,7 @@
               <w:rtl/>
             </w:rPr>
             <w:tab/>
-            <w:t>20</w:t>
+            <w:t>22</w:t>
           </w:r>
         </w:p>
         <w:p>
@@ -1552,7 +1598,7 @@
               <w:rtl/>
             </w:rPr>
             <w:tab/>
-            <w:t>21</w:t>
+            <w:t>23</w:t>
           </w:r>
         </w:p>
         <w:p>
@@ -1667,7 +1713,24 @@
           <w:szCs w:val="24"/>
           <w:rtl/>
         </w:rPr>
-        <w:t xml:space="preserve">). ניהול קריירה, כפי שנלמד בקורס, הוא תהליך מתמשך של למידה, בניית זהות מקצועית וטיפוח רשת אנשים. תהליך כזה מניח מידה של יציבות. בעולם של אי-ודאות, השאלה היא אילו אסטרטגיות זמינות לעובד עצמו, ולא רק לארגון.</w:t>
+        <w:t xml:space="preserve">). ניהול קריירה, כפי שנלמד בקורס, הוא תהליך מתמשך של למידה, בניית זהות מקצועית וטיפוח רשת אנשים, והוא נשען על משאבים שהסביבה מספקת, כגון תמיכה במקום העבודה ובמשפחה (</w:t>
+      </w:r>
+      <w:r>
+        <w:rPr>
+          <w:rFonts w:ascii="Times New Roman" w:cs="Times New Roman" w:eastAsia="Times New Roman" w:hAnsi="Times New Roman"/>
+          <w:sz w:val="24"/>
+          <w:szCs w:val="24"/>
+        </w:rPr>
+        <w:t xml:space="preserve">‎Russo et al., 2016‎</w:t>
+      </w:r>
+      <w:r>
+        <w:rPr>
+          <w:rFonts w:ascii="David" w:cs="David" w:eastAsia="David" w:hAnsi="David"/>
+          <w:sz w:val="24"/>
+          <w:szCs w:val="24"/>
+          <w:rtl/>
+        </w:rPr>
+        <w:t xml:space="preserve">). תהליך כזה מניח מידה של יציבות. בעולם של אי-ודאות, השאלה היא אילו אסטרטגיות זמינות לעובד עצמו, ולא רק לארגון.</w:t>
       </w:r>
     </w:p>
     <w:p>
@@ -6539,7 +6602,7 @@
           <w:szCs w:val="28"/>
           <w:rtl/>
         </w:rPr>
-        <w:t xml:space="preserve">6.2 קישור לכלים שנלמדו בקורס</w:t>
+        <w:t xml:space="preserve">6.2 קישור לחומר הנלמד בקורס</w:t>
       </w:r>
     </w:p>
     <w:p>
@@ -6555,7 +6618,7 @@
           <w:szCs w:val="24"/>
           <w:rtl/>
         </w:rPr>
-        <w:t xml:space="preserve">שלושת "סלי הכלים" שנלמדו בקורס, רשת אנשים, זהות מקצועית והתפתחות, מקבילים כמעט אחד לאחד לצרכי ההתקרבות. סל רשת האנשים הוא צורך השייכות. סל ההתפתחות, ובמרכזו תוכנית למידה שנתית, הוא צורך המיומנות. סל הזהות המקצועית, שמגדיר את הערך שהעובד מביא ללא תלות בארגון, הוא צורך המשמעות. המאמר מוסיף לשלושה את האוטונומיה, ובעיקר מוסיף ראיה אמפירית: פעולה על הצרכים האלה משנה, בתוך חצי שנה, את האופן שבו העבודה נתפסת (</w:t>
+        <w:t xml:space="preserve">המאמר אינו זר לחומר הקורס אלא מעניק לו בסיס אמפירי. שלושת "סלי הכלים" לניהול קריירה שנלמדו בקורס, רשת אנשים, זהות מקצועית והתפתחות, מקבילים כמעט אחד לאחד לצרכי ההתקרבות שנמצאו כבונים תחושת קוהרנטיות. סל רשת האנשים הוא צורך השייכות, סל ההתפתחות, ובמרכזו תוכנית למידה שנתית, הוא צורך המיומנות, וסל הזהות המקצועית הוא צורך המשמעות. חמש השאלות של הזהות המקצועית שנלמדו בקורס, איזה ערך אני מביא, עם מי עליי לשתף פעולה, מי זקוק לערך הזה, איך הוא מכונה וכיצד מיידעים שאני קיים, הן למעשה תרגיל מובנה של עיצוב תפקיד לצורך המשמעות. המאמר מוסיף לשלושת הסלים את צורך האוטונומיה, ובעיקר מוסיף ראיה: פעולה על הצרכים האלה משנה, בתוך חצי שנה, את האופן שבו העבודה נתפסת (</w:t>
       </w:r>
       <w:r>
         <w:rPr>
@@ -6588,7 +6651,57 @@
           <w:szCs w:val="24"/>
           <w:rtl/>
         </w:rPr>
-        <w:t xml:space="preserve">גם תיאוריות הקריירה שנלמדו בקורס מתחברות לממצאים. לפי מודל שלבי הקריירה של סופר, כפי שנלמד בניתוח הסרט בקורס, רוב הסטודנטים בכיתה נמצאים בשלב החקירה או הביסוס, שבו עיצוב התפקיד הוא גם דרך לברר מה מתאים להם. לבסוף, העיקרון של בניית תמונת מצב סדורה ומיקוד במה שבשליטה, שנלמד בהקשר של משבר הקורונה, הוא יישום ישיר של חיזוק המובנות והניהוליות.</w:t>
+        <w:t xml:space="preserve">גם תפיסת מסע הקריירה שנלמדה בקורס מתחברת לממצאים. הרעיון של קריירה רבודה, שבה קריירות נבנות זו על זו ומרחיבות את הניסיון והיכולות, והדימוי של הקריירה כקיר טיפוס שבו יש להחליט היכן להניח את הצעד הבא, הם תיאור מדויק של ספירלת הרווח שהמחקר מתעד: כל צעד של עיצוב תפקיד מגדיל את המשאבים ומאפשר את הצעד הבא. תיאוריית שני הגורמים של הרצברג, שנלמדה בניתוח הסרט בקורס, מסבירה מדוע דווקא צרכי ההתקרבות בונים משמעותיות: הגורמים המניעים שלו, הישג, הכרה והעבודה עצמה, חופפים לצרכי המיומנות והמשמעות, ואילו הגורמים ההיגייניים, כמו תנאים ונוחות, דומים לצרכי ההימנעות שלא שינו את תפיסת העבודה (</w:t>
+      </w:r>
+      <w:r>
+        <w:rPr>
+          <w:rFonts w:ascii="Times New Roman" w:cs="Times New Roman" w:eastAsia="Times New Roman" w:hAnsi="Times New Roman"/>
+          <w:sz w:val="24"/>
+          <w:szCs w:val="24"/>
+        </w:rPr>
+        <w:t xml:space="preserve">‎Cetkovská et al., 2026‎</w:t>
+      </w:r>
+      <w:r>
+        <w:rPr>
+          <w:rFonts w:ascii="David" w:cs="David" w:eastAsia="David" w:hAnsi="David"/>
+          <w:sz w:val="24"/>
+          <w:szCs w:val="24"/>
+          <w:rtl/>
+        </w:rPr>
+        <w:t xml:space="preserve">).</w:t>
+      </w:r>
+    </w:p>
+    <w:p>
+      <w:pPr>
+        <w:bidi/>
+        <w:spacing w:after="120" w:before="0" w:line="480"/>
+        <w:jc w:val="both"/>
+      </w:pPr>
+      <w:r>
+        <w:rPr>
+          <w:rFonts w:ascii="David" w:cs="David" w:eastAsia="David" w:hAnsi="David"/>
+          <w:sz w:val="24"/>
+          <w:szCs w:val="24"/>
+          <w:rtl/>
+        </w:rPr>
+        <w:t xml:space="preserve">מודל עוגני הקריירה שנלמד בקורס מסביר מדוע עובדים שונים ירוויחו מצרכים שונים. מי שעוגן האוטונומיה דומיננטי אצלו ימצא בעיצוב תפקיד לצורך האוטונומיה סיפוק מיוחד, ואילו מי שעוגן הביטחון והיציבות דומיננטי אצלו יפיק תועלת בעיקר מחיזוק המובנות, כלומר מהפיכת העבודה לצפויה וברורה יותר. לפי מודל שלבי הקריירה של סופר, שנלמד אף הוא בניתוח הסרט, רוב הסטודנטים בכיתה נמצאים בשלב החקירה או הביסוס, שבו עיצוב התפקיד הוא גם דרך לברר מה מתאים להם. לבסוף, מאמר החובה בקורס מראה שתמיכה במקום העבודה ובמשפחה משפרת את הזמינות הפסיכולוגית ואת האנרגיה בעבודה (</w:t>
+      </w:r>
+      <w:r>
+        <w:rPr>
+          <w:rFonts w:ascii="Times New Roman" w:cs="Times New Roman" w:eastAsia="Times New Roman" w:hAnsi="Times New Roman"/>
+          <w:sz w:val="24"/>
+          <w:szCs w:val="24"/>
+        </w:rPr>
+        <w:t xml:space="preserve">‎Russo et al., 2016‎</w:t>
+      </w:r>
+      <w:r>
+        <w:rPr>
+          <w:rFonts w:ascii="David" w:cs="David" w:eastAsia="David" w:hAnsi="David"/>
+          <w:sz w:val="24"/>
+          <w:szCs w:val="24"/>
+          <w:rtl/>
+        </w:rPr>
+        <w:t xml:space="preserve">). זהו בדיוק הרכיב שהמאמר המרכזי מזהה כמנוע ליוזמה, תחושת הניהוליות, ומכאן שתמיכה מהסביבה ועיצוב תפקיד יזום מזינים זה את זה. העיקרון של בניית תמונת מצב סדורה ומיקוד במה שבשליטה, שנלמד בהקשר של משבר הקורונה, הוא יישום ישיר של חיזוק המובנות והניהוליות.</w:t>
       </w:r>
     </w:p>
     <w:p>
@@ -6762,7 +6875,7 @@
           <w:szCs w:val="24"/>
           <w:rtl/>
         </w:rPr>
-        <w:t xml:space="preserve">), טבלת תוכנית עיצוב התפקיד והפעלה אישית קצרה שבה כל סטודנט בוחר צורך אחד ופעולה אחת.</w:t>
+        <w:t xml:space="preserve">), טבלת החיבור לחומר הקורס, טבלת תוכנית עיצוב התפקיד והפעלה אישית קצרה שבה כל סטודנט בוחר צורך אחד ופעולה אחת.</w:t>
       </w:r>
     </w:p>
     <w:p>
@@ -7422,7 +7535,7 @@
                 <w:szCs w:val="22"/>
                 <w:rtl/>
               </w:rPr>
-              <w:t xml:space="preserve">5:00-6:00</w:t>
+              <w:t xml:space="preserve">5:00-6:30</w:t>
             </w:r>
           </w:p>
         </w:tc>
@@ -7456,7 +7569,7 @@
                 <w:szCs w:val="22"/>
                 <w:rtl/>
               </w:rPr>
-              <w:t xml:space="preserve">המאמר המשלים ותובנות: בינה מלאכותית, חוסן קריירה, "המשאבים קודמים ליוזמה", דעה אישית</w:t>
+              <w:t xml:space="preserve">המאמר המשלים, חיבור לחומר הקורס ותובנות: בינה מלאכותית, חוסן קריירה, סלי הכלים, הרצברג, עוגני קריירה, "המשאבים קודמים ליוזמה"</w:t>
             </w:r>
           </w:p>
         </w:tc>
@@ -7490,7 +7603,7 @@
                 <w:szCs w:val="22"/>
                 <w:rtl/>
               </w:rPr>
-              <w:t xml:space="preserve">שקופית מעגל המשאבים</w:t>
+              <w:t xml:space="preserve">שקופית מעגל המשאבים, טבלת חיבור לחומר הקורס</w:t>
             </w:r>
           </w:p>
         </w:tc>
@@ -7526,7 +7639,7 @@
                 <w:szCs w:val="22"/>
                 <w:rtl/>
               </w:rPr>
-              <w:t xml:space="preserve">6:00-7:30</w:t>
+              <w:t xml:space="preserve">6:30-7:45</w:t>
             </w:r>
           </w:p>
         </w:tc>
@@ -7560,7 +7673,7 @@
                 <w:szCs w:val="22"/>
                 <w:rtl/>
               </w:rPr>
-              <w:t xml:space="preserve">סרטון: קטע של 90 שניות מהרצאת </w:t>
+              <w:t xml:space="preserve">סרטון: קטע של 75 שניות מהרצאת </w:t>
             </w:r>
             <w:r>
               <w:rPr>
@@ -7664,7 +7777,7 @@
                 <w:szCs w:val="22"/>
                 <w:rtl/>
               </w:rPr>
-              <w:t xml:space="preserve">7:30-9:00</w:t>
+              <w:t xml:space="preserve">7:45-9:00</w:t>
             </w:r>
           </w:p>
         </w:tc>
@@ -9248,6 +9361,44 @@
           <w:szCs w:val="24"/>
         </w:rPr>
         <w:t xml:space="preserve"> [Video]. TED Conferences. https://www.ted.com/talks/lucy_hone_the_three_secrets_of_resilient_people</w:t>
+      </w:r>
+    </w:p>
+    <w:p>
+      <w:pPr>
+        <w:bidi w:val="false"/>
+        <w:spacing w:after="0" w:line="480"/>
+        <w:ind w:left="709" w:hanging="709"/>
+        <w:jc w:val="left"/>
+      </w:pPr>
+      <w:r>
+        <w:rPr>
+          <w:rFonts w:ascii="Times New Roman" w:cs="Times New Roman" w:eastAsia="Times New Roman" w:hAnsi="Times New Roman"/>
+          <w:i w:val="false"/>
+          <w:iCs w:val="false"/>
+          <w:sz w:val="24"/>
+          <w:szCs w:val="24"/>
+        </w:rPr>
+        <w:t xml:space="preserve">Russo, M., Shteigman, A., &amp; Carmeli, A. (2016). Workplace and family support and work-life balance: Implications for individual psychological availability and energy at work. </w:t>
+      </w:r>
+      <w:r>
+        <w:rPr>
+          <w:rFonts w:ascii="Times New Roman" w:cs="Times New Roman" w:eastAsia="Times New Roman" w:hAnsi="Times New Roman"/>
+          <w:i/>
+          <w:iCs/>
+          <w:sz w:val="24"/>
+          <w:szCs w:val="24"/>
+        </w:rPr>
+        <w:t xml:space="preserve">The Journal of Positive Psychology, 11</w:t>
+      </w:r>
+      <w:r>
+        <w:rPr>
+          <w:rFonts w:ascii="Times New Roman" w:cs="Times New Roman" w:eastAsia="Times New Roman" w:hAnsi="Times New Roman"/>
+          <w:i w:val="false"/>
+          <w:iCs w:val="false"/>
+          <w:sz w:val="24"/>
+          <w:szCs w:val="24"/>
+        </w:rPr>
+        <w:t xml:space="preserve">(2), 173-188. https://doi.org/10.1080/17439760.2015.1025424</w:t>
       </w:r>
     </w:p>
     <w:sectPr>

--- a/career-management-final-project/ניהול קריירה - התמודדות עם חוסר ודאות תעסוקתי - עבודה מסכמת.docx
+++ b/career-management-final-project/ניהול קריירה - התמודדות עם חוסר ודאות תעסוקתי - עבודה מסכמת.docx
@@ -9179,15 +9179,7 @@
           <w:szCs w:val="24"/>
           <w:rtl/>
         </w:rPr>
-        <w:t xml:space="preserve">בנק ישראל. (2025, 11 במרץ). ההשפעה הצפויה של בינה מלאכותית יוצרת על העובדים: השלכות על המדיניות בשוק העבודה [תיבה מתוך דוח בנק ישראל לשנת 2024]. </w:t>
-      </w:r>
-      <w:r>
-        <w:rPr>
-          <w:rFonts w:ascii="Times New Roman" w:cs="Times New Roman" w:eastAsia="Times New Roman" w:hAnsi="Times New Roman"/>
-          <w:sz w:val="24"/>
-          <w:szCs w:val="24"/>
-        </w:rPr>
-        <w:t xml:space="preserve">‎https://www.boi.org.il/publications/pressreleases/11-3-25/‎</w:t>
+        <w:t xml:space="preserve">בנק ישראל. (2025, 11 במרץ). ההשפעה הצפויה של בינה מלאכותית יוצרת על העובדים: השלכות על המדיניות בשוק העבודה [תיבה מתוך דוח בנק ישראל לשנת 2024].</w:t>
       </w:r>
     </w:p>
     <w:p>
@@ -9238,15 +9230,7 @@
           <w:szCs w:val="24"/>
           <w:rtl/>
         </w:rPr>
-        <w:t xml:space="preserve">. </w:t>
-      </w:r>
-      <w:r>
-        <w:rPr>
-          <w:rFonts w:ascii="Times New Roman" w:cs="Times New Roman" w:eastAsia="Times New Roman" w:hAnsi="Times New Roman"/>
-          <w:sz w:val="24"/>
-          <w:szCs w:val="24"/>
-        </w:rPr>
-        <w:t xml:space="preserve">‎https://www.themarker.com/career/2026-06-21/ty-article/.premium/0000019e-e3b1-d2b1-a5bf-fbb76dff0000‎</w:t>
+        <w:t xml:space="preserve">.</w:t>
       </w:r>
     </w:p>
     <w:p>

--- a/career-management-final-project/ניהול קריירה - התמודדות עם חוסר ודאות תעסוקתי - עבודה מסכמת.docx
+++ b/career-management-final-project/ניהול קריירה - התמודדות עם חוסר ודאות תעסוקתי - עבודה מסכמת.docx
@@ -240,312 +240,40 @@
         <w:spacing w:after="400"/>
       </w:pPr>
     </w:p>
-    <w:tbl>
-      <w:tblPr>
-        <w:bidiVisual/>
-        <w:tblW w:type="dxa" w:w="7200"/>
+    <w:p>
+      <w:pPr>
+        <w:bidi/>
+        <w:spacing w:after="60" w:line="360"/>
         <w:jc w:val="center"/>
-        <w:tblBorders>
-          <w:top w:val="single" w:color="auto" w:sz="4"/>
-          <w:left w:val="single" w:color="auto" w:sz="4"/>
-          <w:bottom w:val="single" w:color="auto" w:sz="4"/>
-          <w:right w:val="single" w:color="auto" w:sz="4"/>
-          <w:insideH w:val="single" w:color="auto" w:sz="4"/>
-          <w:insideV w:val="single" w:color="auto" w:sz="4"/>
-        </w:tblBorders>
-      </w:tblPr>
-      <w:tblGrid>
-        <w:gridCol w:w="3600"/>
-        <w:gridCol w:w="3600"/>
-      </w:tblGrid>
-      <w:tr>
-        <w:trPr>
-          <w:tblHeader/>
-        </w:trPr>
-        <w:tc>
-          <w:tcPr>
-            <w:tcW w:type="dxa" w:w="3600"/>
-            <w:tcBorders>
-              <w:top w:val="single" w:color="A6A6A6" w:sz="6"/>
-              <w:left w:val="single" w:color="A6A6A6" w:sz="6"/>
-              <w:bottom w:val="single" w:color="A6A6A6" w:sz="6"/>
-              <w:right w:val="single" w:color="A6A6A6" w:sz="6"/>
-            </w:tcBorders>
-            <w:tcMar>
-              <w:top w:type="dxa" w:w="80"/>
-              <w:left w:type="dxa" w:w="100"/>
-              <w:bottom w:type="dxa" w:w="80"/>
-              <w:right w:type="dxa" w:w="100"/>
-            </w:tcMar>
-            <w:vAlign w:val="center"/>
-          </w:tcPr>
-          <w:p>
-            <w:pPr>
-              <w:bidi/>
-              <w:spacing w:after="40" w:line="276"/>
-              <w:jc w:val="center"/>
-            </w:pPr>
-            <w:r>
-              <w:rPr>
-                <w:rFonts w:ascii="David" w:cs="David" w:eastAsia="David" w:hAnsi="David"/>
-                <w:b/>
-                <w:bCs/>
-                <w:sz w:val="22"/>
-                <w:szCs w:val="22"/>
-                <w:rtl/>
-              </w:rPr>
-              <w:t xml:space="preserve">שם המגיש/ה</w:t>
-            </w:r>
-          </w:p>
-        </w:tc>
-        <w:tc>
-          <w:tcPr>
-            <w:tcW w:type="dxa" w:w="3600"/>
-            <w:tcBorders>
-              <w:top w:val="single" w:color="A6A6A6" w:sz="6"/>
-              <w:left w:val="single" w:color="A6A6A6" w:sz="6"/>
-              <w:bottom w:val="single" w:color="A6A6A6" w:sz="6"/>
-              <w:right w:val="single" w:color="A6A6A6" w:sz="6"/>
-            </w:tcBorders>
-            <w:tcMar>
-              <w:top w:type="dxa" w:w="80"/>
-              <w:left w:type="dxa" w:w="100"/>
-              <w:bottom w:type="dxa" w:w="80"/>
-              <w:right w:type="dxa" w:w="100"/>
-            </w:tcMar>
-            <w:vAlign w:val="center"/>
-          </w:tcPr>
-          <w:p>
-            <w:pPr>
-              <w:bidi/>
-              <w:spacing w:after="40" w:line="276"/>
-              <w:jc w:val="center"/>
-            </w:pPr>
-            <w:r>
-              <w:rPr>
-                <w:rFonts w:ascii="David" w:cs="David" w:eastAsia="David" w:hAnsi="David"/>
-                <w:b/>
-                <w:bCs/>
-                <w:sz w:val="22"/>
-                <w:szCs w:val="22"/>
-                <w:rtl/>
-              </w:rPr>
-              <w:t xml:space="preserve">מספר תעודת זהות</w:t>
-            </w:r>
-          </w:p>
-        </w:tc>
-      </w:tr>
-      <w:tr>
-        <w:tc>
-          <w:tcPr>
-            <w:tcW w:type="dxa" w:w="3600"/>
-            <w:tcBorders>
-              <w:top w:val="single" w:color="A6A6A6" w:sz="6"/>
-              <w:left w:val="single" w:color="A6A6A6" w:sz="6"/>
-              <w:bottom w:val="single" w:color="A6A6A6" w:sz="6"/>
-              <w:right w:val="single" w:color="A6A6A6" w:sz="6"/>
-            </w:tcBorders>
-            <w:tcMar>
-              <w:top w:type="dxa" w:w="80"/>
-              <w:left w:type="dxa" w:w="100"/>
-              <w:bottom w:type="dxa" w:w="80"/>
-              <w:right w:type="dxa" w:w="100"/>
-            </w:tcMar>
-            <w:vAlign w:val="center"/>
-          </w:tcPr>
-          <w:p>
-            <w:pPr>
-              <w:bidi/>
-              <w:spacing w:after="40" w:line="276"/>
-              <w:jc w:val="center"/>
-            </w:pPr>
-            <w:r>
-              <w:rPr>
-                <w:rFonts w:ascii="David" w:cs="David" w:eastAsia="David" w:hAnsi="David"/>
-                <w:sz w:val="22"/>
-                <w:szCs w:val="22"/>
-                <w:rtl/>
-              </w:rPr>
-              <w:t xml:space="preserve">[שם מלא]</w:t>
-            </w:r>
-          </w:p>
-        </w:tc>
-        <w:tc>
-          <w:tcPr>
-            <w:tcW w:type="dxa" w:w="3600"/>
-            <w:tcBorders>
-              <w:top w:val="single" w:color="A6A6A6" w:sz="6"/>
-              <w:left w:val="single" w:color="A6A6A6" w:sz="6"/>
-              <w:bottom w:val="single" w:color="A6A6A6" w:sz="6"/>
-              <w:right w:val="single" w:color="A6A6A6" w:sz="6"/>
-            </w:tcBorders>
-            <w:tcMar>
-              <w:top w:type="dxa" w:w="80"/>
-              <w:left w:type="dxa" w:w="100"/>
-              <w:bottom w:type="dxa" w:w="80"/>
-              <w:right w:type="dxa" w:w="100"/>
-            </w:tcMar>
-            <w:vAlign w:val="center"/>
-          </w:tcPr>
-          <w:p>
-            <w:pPr>
-              <w:bidi/>
-              <w:spacing w:after="40" w:line="276"/>
-              <w:jc w:val="center"/>
-            </w:pPr>
-            <w:r>
-              <w:rPr>
-                <w:rFonts w:ascii="David" w:cs="David" w:eastAsia="David" w:hAnsi="David"/>
-                <w:sz w:val="22"/>
-                <w:szCs w:val="22"/>
-                <w:rtl/>
-              </w:rPr>
-              <w:t xml:space="preserve">[ת.ז.]</w:t>
-            </w:r>
-          </w:p>
-        </w:tc>
-      </w:tr>
-      <w:tr>
-        <w:tc>
-          <w:tcPr>
-            <w:tcW w:type="dxa" w:w="3600"/>
-            <w:tcBorders>
-              <w:top w:val="single" w:color="A6A6A6" w:sz="6"/>
-              <w:left w:val="single" w:color="A6A6A6" w:sz="6"/>
-              <w:bottom w:val="single" w:color="A6A6A6" w:sz="6"/>
-              <w:right w:val="single" w:color="A6A6A6" w:sz="6"/>
-            </w:tcBorders>
-            <w:tcMar>
-              <w:top w:type="dxa" w:w="80"/>
-              <w:left w:type="dxa" w:w="100"/>
-              <w:bottom w:type="dxa" w:w="80"/>
-              <w:right w:type="dxa" w:w="100"/>
-            </w:tcMar>
-            <w:vAlign w:val="center"/>
-          </w:tcPr>
-          <w:p>
-            <w:pPr>
-              <w:bidi/>
-              <w:spacing w:after="40" w:line="276"/>
-              <w:jc w:val="center"/>
-            </w:pPr>
-            <w:r>
-              <w:rPr>
-                <w:rFonts w:ascii="David" w:cs="David" w:eastAsia="David" w:hAnsi="David"/>
-                <w:sz w:val="22"/>
-                <w:szCs w:val="22"/>
-                <w:rtl/>
-              </w:rPr>
-              <w:t xml:space="preserve">[שם מלא]</w:t>
-            </w:r>
-          </w:p>
-        </w:tc>
-        <w:tc>
-          <w:tcPr>
-            <w:tcW w:type="dxa" w:w="3600"/>
-            <w:tcBorders>
-              <w:top w:val="single" w:color="A6A6A6" w:sz="6"/>
-              <w:left w:val="single" w:color="A6A6A6" w:sz="6"/>
-              <w:bottom w:val="single" w:color="A6A6A6" w:sz="6"/>
-              <w:right w:val="single" w:color="A6A6A6" w:sz="6"/>
-            </w:tcBorders>
-            <w:tcMar>
-              <w:top w:type="dxa" w:w="80"/>
-              <w:left w:type="dxa" w:w="100"/>
-              <w:bottom w:type="dxa" w:w="80"/>
-              <w:right w:type="dxa" w:w="100"/>
-            </w:tcMar>
-            <w:vAlign w:val="center"/>
-          </w:tcPr>
-          <w:p>
-            <w:pPr>
-              <w:bidi/>
-              <w:spacing w:after="40" w:line="276"/>
-              <w:jc w:val="center"/>
-            </w:pPr>
-            <w:r>
-              <w:rPr>
-                <w:rFonts w:ascii="David" w:cs="David" w:eastAsia="David" w:hAnsi="David"/>
-                <w:sz w:val="22"/>
-                <w:szCs w:val="22"/>
-                <w:rtl/>
-              </w:rPr>
-              <w:t xml:space="preserve">[ת.ז.]</w:t>
-            </w:r>
-          </w:p>
-        </w:tc>
-      </w:tr>
-      <w:tr>
-        <w:tc>
-          <w:tcPr>
-            <w:tcW w:type="dxa" w:w="3600"/>
-            <w:tcBorders>
-              <w:top w:val="single" w:color="A6A6A6" w:sz="6"/>
-              <w:left w:val="single" w:color="A6A6A6" w:sz="6"/>
-              <w:bottom w:val="single" w:color="A6A6A6" w:sz="6"/>
-              <w:right w:val="single" w:color="A6A6A6" w:sz="6"/>
-            </w:tcBorders>
-            <w:tcMar>
-              <w:top w:type="dxa" w:w="80"/>
-              <w:left w:type="dxa" w:w="100"/>
-              <w:bottom w:type="dxa" w:w="80"/>
-              <w:right w:type="dxa" w:w="100"/>
-            </w:tcMar>
-            <w:vAlign w:val="center"/>
-          </w:tcPr>
-          <w:p>
-            <w:pPr>
-              <w:bidi/>
-              <w:spacing w:after="40" w:line="276"/>
-              <w:jc w:val="center"/>
-            </w:pPr>
-            <w:r>
-              <w:rPr>
-                <w:rFonts w:ascii="David" w:cs="David" w:eastAsia="David" w:hAnsi="David"/>
-                <w:sz w:val="22"/>
-                <w:szCs w:val="22"/>
-                <w:rtl/>
-              </w:rPr>
-              <w:t xml:space="preserve">[שם מלא, אם ההגשה בשלשה]</w:t>
-            </w:r>
-          </w:p>
-        </w:tc>
-        <w:tc>
-          <w:tcPr>
-            <w:tcW w:type="dxa" w:w="3600"/>
-            <w:tcBorders>
-              <w:top w:val="single" w:color="A6A6A6" w:sz="6"/>
-              <w:left w:val="single" w:color="A6A6A6" w:sz="6"/>
-              <w:bottom w:val="single" w:color="A6A6A6" w:sz="6"/>
-              <w:right w:val="single" w:color="A6A6A6" w:sz="6"/>
-            </w:tcBorders>
-            <w:tcMar>
-              <w:top w:type="dxa" w:w="80"/>
-              <w:left w:type="dxa" w:w="100"/>
-              <w:bottom w:type="dxa" w:w="80"/>
-              <w:right w:type="dxa" w:w="100"/>
-            </w:tcMar>
-            <w:vAlign w:val="center"/>
-          </w:tcPr>
-          <w:p>
-            <w:pPr>
-              <w:bidi/>
-              <w:spacing w:after="40" w:line="276"/>
-              <w:jc w:val="center"/>
-            </w:pPr>
-            <w:r>
-              <w:rPr>
-                <w:rFonts w:ascii="David" w:cs="David" w:eastAsia="David" w:hAnsi="David"/>
-                <w:sz w:val="22"/>
-                <w:szCs w:val="22"/>
-                <w:rtl/>
-              </w:rPr>
-              <w:t xml:space="preserve">[ת.ז.]</w:t>
-            </w:r>
-          </w:p>
-        </w:tc>
-      </w:tr>
-    </w:tbl>
+      </w:pPr>
+      <w:r>
+        <w:rPr>
+          <w:rFonts w:ascii="David" w:cs="David" w:eastAsia="David" w:hAnsi="David"/>
+          <w:b/>
+          <w:bCs/>
+          <w:sz w:val="26"/>
+          <w:szCs w:val="26"/>
+          <w:rtl/>
+        </w:rPr>
+        <w:t xml:space="preserve">מגיש/ה: דוחה עמאש</w:t>
+      </w:r>
+    </w:p>
+    <w:p>
+      <w:pPr>
+        <w:bidi/>
+        <w:spacing w:after="120" w:line="360"/>
+        <w:jc w:val="center"/>
+      </w:pPr>
+      <w:r>
+        <w:rPr>
+          <w:rFonts w:ascii="David" w:cs="David" w:eastAsia="David" w:hAnsi="David"/>
+          <w:sz w:val="24"/>
+          <w:szCs w:val="24"/>
+          <w:rtl/>
+        </w:rPr>
+        <w:t xml:space="preserve">מספר תעודת זהות: 208121137</w:t>
+      </w:r>
+    </w:p>
     <w:p>
       <w:pPr>
         <w:spacing w:after="400"/>
@@ -668,7 +396,7 @@
               <w:rtl/>
             </w:rPr>
             <w:tab/>
-            <w:t>4</w:t>
+            <w:t>3</w:t>
           </w:r>
         </w:p>
         <w:p>
@@ -698,7 +426,7 @@
               <w:rtl/>
             </w:rPr>
             <w:tab/>
-            <w:t>6</w:t>
+            <w:t>5</w:t>
           </w:r>
         </w:p>
         <w:p>
@@ -728,7 +456,7 @@
               <w:rtl/>
             </w:rPr>
             <w:tab/>
-            <w:t>6</w:t>
+            <w:t>5</w:t>
           </w:r>
         </w:p>
         <w:p>
@@ -758,7 +486,7 @@
               <w:rtl/>
             </w:rPr>
             <w:tab/>
-            <w:t>6</w:t>
+            <w:t>5</w:t>
           </w:r>
         </w:p>
         <w:p>
@@ -788,7 +516,7 @@
               <w:rtl/>
             </w:rPr>
             <w:tab/>
-            <w:t>8</w:t>
+            <w:t>7</w:t>
           </w:r>
         </w:p>
         <w:p>
@@ -818,7 +546,7 @@
               <w:rtl/>
             </w:rPr>
             <w:tab/>
-            <w:t>8</w:t>
+            <w:t>7</w:t>
           </w:r>
         </w:p>
         <w:p>
@@ -848,7 +576,7 @@
               <w:rtl/>
             </w:rPr>
             <w:tab/>
-            <w:t>8</w:t>
+            <w:t>7</w:t>
           </w:r>
         </w:p>
         <w:p>
@@ -878,7 +606,7 @@
               <w:rtl/>
             </w:rPr>
             <w:tab/>
-            <w:t>9</w:t>
+            <w:t>8</w:t>
           </w:r>
         </w:p>
         <w:p>
@@ -908,7 +636,7 @@
               <w:rtl/>
             </w:rPr>
             <w:tab/>
-            <w:t>9</w:t>
+            <w:t>8</w:t>
           </w:r>
         </w:p>
         <w:p>
@@ -938,7 +666,7 @@
               <w:rtl/>
             </w:rPr>
             <w:tab/>
-            <w:t>10</w:t>
+            <w:t>9</w:t>
           </w:r>
         </w:p>
         <w:p>
@@ -968,7 +696,7 @@
               <w:rtl/>
             </w:rPr>
             <w:tab/>
-            <w:t>10</w:t>
+            <w:t>9</w:t>
           </w:r>
         </w:p>
         <w:p>
@@ -998,7 +726,7 @@
               <w:rtl/>
             </w:rPr>
             <w:tab/>
-            <w:t>12</w:t>
+            <w:t>11</w:t>
           </w:r>
         </w:p>
         <w:p>
@@ -1028,7 +756,7 @@
               <w:rtl/>
             </w:rPr>
             <w:tab/>
-            <w:t>12</w:t>
+            <w:t>11</w:t>
           </w:r>
         </w:p>
         <w:p>
@@ -1058,7 +786,7 @@
               <w:rtl/>
             </w:rPr>
             <w:tab/>
-            <w:t>12</w:t>
+            <w:t>11</w:t>
           </w:r>
         </w:p>
         <w:p>
@@ -1088,7 +816,7 @@
               <w:rtl/>
             </w:rPr>
             <w:tab/>
-            <w:t>13</w:t>
+            <w:t>12</w:t>
           </w:r>
         </w:p>
         <w:p>
@@ -1118,7 +846,7 @@
               <w:rtl/>
             </w:rPr>
             <w:tab/>
-            <w:t>14</w:t>
+            <w:t>13</w:t>
           </w:r>
         </w:p>
         <w:p>
@@ -1148,7 +876,7 @@
               <w:rtl/>
             </w:rPr>
             <w:tab/>
-            <w:t>14</w:t>
+            <w:t>13</w:t>
           </w:r>
         </w:p>
         <w:p>
@@ -1178,7 +906,7 @@
               <w:rtl/>
             </w:rPr>
             <w:tab/>
-            <w:t>14</w:t>
+            <w:t>13</w:t>
           </w:r>
         </w:p>
         <w:p>
@@ -1208,7 +936,7 @@
               <w:rtl/>
             </w:rPr>
             <w:tab/>
-            <w:t>15</w:t>
+            <w:t>14</w:t>
           </w:r>
         </w:p>
         <w:p>
@@ -1238,7 +966,7 @@
               <w:rtl/>
             </w:rPr>
             <w:tab/>
-            <w:t>15</w:t>
+            <w:t>14</w:t>
           </w:r>
         </w:p>
         <w:p>
@@ -1268,7 +996,7 @@
               <w:rtl/>
             </w:rPr>
             <w:tab/>
-            <w:t>15</w:t>
+            <w:t>14</w:t>
           </w:r>
         </w:p>
         <w:p>
@@ -1298,7 +1026,7 @@
               <w:rtl/>
             </w:rPr>
             <w:tab/>
-            <w:t>16</w:t>
+            <w:t>15</w:t>
           </w:r>
         </w:p>
         <w:p>
@@ -1328,7 +1056,7 @@
               <w:rtl/>
             </w:rPr>
             <w:tab/>
-            <w:t>17</w:t>
+            <w:t>16</w:t>
           </w:r>
         </w:p>
         <w:p>
@@ -1358,7 +1086,7 @@
               <w:rtl/>
             </w:rPr>
             <w:tab/>
-            <w:t>17</w:t>
+            <w:t>16</w:t>
           </w:r>
         </w:p>
         <w:p>
@@ -1388,7 +1116,7 @@
               <w:rtl/>
             </w:rPr>
             <w:tab/>
-            <w:t>17</w:t>
+            <w:t>16</w:t>
           </w:r>
         </w:p>
         <w:p>
@@ -1418,7 +1146,7 @@
               <w:rtl/>
             </w:rPr>
             <w:tab/>
-            <w:t>18</w:t>
+            <w:t>17</w:t>
           </w:r>
         </w:p>
         <w:p>
@@ -1448,7 +1176,7 @@
               <w:rtl/>
             </w:rPr>
             <w:tab/>
-            <w:t>19</w:t>
+            <w:t>18</w:t>
           </w:r>
         </w:p>
         <w:p>
@@ -1478,7 +1206,7 @@
               <w:rtl/>
             </w:rPr>
             <w:tab/>
-            <w:t>20</w:t>
+            <w:t>19</w:t>
           </w:r>
         </w:p>
         <w:p>
@@ -1508,7 +1236,7 @@
               <w:rtl/>
             </w:rPr>
             <w:tab/>
-            <w:t>21</w:t>
+            <w:t>20</w:t>
           </w:r>
         </w:p>
         <w:p>
@@ -1538,7 +1266,7 @@
               <w:rtl/>
             </w:rPr>
             <w:tab/>
-            <w:t>21</w:t>
+            <w:t>20</w:t>
           </w:r>
         </w:p>
         <w:p>
@@ -1568,7 +1296,7 @@
               <w:rtl/>
             </w:rPr>
             <w:tab/>
-            <w:t>22</w:t>
+            <w:t>21</w:t>
           </w:r>
         </w:p>
         <w:p>
@@ -1598,7 +1326,7 @@
               <w:rtl/>
             </w:rPr>
             <w:tab/>
-            <w:t>23</w:t>
+            <w:t>22</w:t>
           </w:r>
         </w:p>
         <w:p>
@@ -5819,7 +5547,7 @@
           <w:szCs w:val="24"/>
           <w:rtl/>
         </w:rPr>
-        <w:t xml:space="preserve">מה שאהבנו במאמר הוא נקודת המבט. רוב מה שקראנו על חוסר ודאות תעסוקתי עסק בנזק, והמאמר הזה שואל מה עוזר. הרעיון של אנטונובסקי, שפעל כאן בישראל, שאפשר לחקור את מקורות הבריאות במקום את מקורות המחלה, נשמע לנו רלוונטי במיוחד לשנתיים האחרונות. אהבנו גם את הפרקטיות: שישה צרכים, שאלות פשוטות, ופעולות שכל אחד יכול לעשות בשבועיים הקרובים. והערכנו את הכנות של המחברים, שמקדישים כמעט עמוד שלם למגבלות, כולל הודאה שהמקדם השלילי של מובנות קשה להם להסביר (</w:t>
+        <w:t xml:space="preserve">מה שאהבתי במאמר הוא נקודת המבט. רוב מה שקראתי על חוסר ודאות תעסוקתי עסק בנזק, והמאמר הזה שואל מה עוזר. הרעיון של אנטונובסקי, שפעל כאן בישראל, שאפשר לחקור את מקורות הבריאות במקום את מקורות המחלה, נשמע לי רלוונטי במיוחד לשנתיים האחרונות. אהבתי גם את הפרקטיות: שישה צרכים, שאלות פשוטות, ופעולות שכל אחד יכול לעשות בשבועיים הקרובים. והערכתי את הכנות של המחברים, שמקדישים כמעט עמוד שלם למגבלות, כולל הודאה שהמקדם השלילי של מובנות קשה להם להסביר (</w:t>
       </w:r>
       <w:r>
         <w:rPr>
@@ -5852,7 +5580,7 @@
           <w:szCs w:val="24"/>
           <w:rtl/>
         </w:rPr>
-        <w:t xml:space="preserve">חסרו לנו שלושה דברים. ראשית, המאמר לא מודד חוסר ביטחון תעסוקתי במישרין. הוא נערך בתקופת הקורונה ומזכיר את אי-הוודאות רק כמגבלה, ולכן את הקשר לנושא שלנו בנינו בעצמנו, דרך המאמר המשלים והספרות על חוסר ביטחון. שנית, המדגם גרמני ושווייצרי, מבוגר יחסית, בגיל ממוצע של כמעט 49, ומגיע מתרבות עבודה עם ביטחון סוציאלי גבוה. אנחנו, סטודנטים ישראלים בתחילת הדרך, בסביבת עבודה פחות יציבה, לא בטוחים שהמרחב לעיצוב תפקיד שהיה למשתתפים קיים גם אצלנו. שלישית, המאמר מדבר על עובדים שכירים בתפקיד קיים, ולא על מי שעדיין מחפש עבודה או עובד כעצמאי (</w:t>
+        <w:t xml:space="preserve">חסרו לי שלושה דברים. ראשית, המאמר לא מודד חוסר ביטחון תעסוקתי במישרין. הוא נערך בתקופת הקורונה ומזכיר את אי-הוודאות רק כמגבלה, ולכן את הקשר לנושא העבודה בניתי בעצמי, דרך המאמר המשלים והספרות על חוסר ביטחון. שנית, המדגם גרמני ושווייצרי, מבוגר יחסית, בגיל ממוצע של כמעט 49, ומגיע מתרבות עבודה עם ביטחון סוציאלי גבוה. מנקודת המבט של סטודנטים ישראלים בתחילת הדרך, בסביבת עבודה פחות יציבה, לא ברור שהמרחב לעיצוב תפקיד שהיה למשתתפים קיים גם כאן. שלישית, המאמר מדבר על עובדים שכירים בתפקיד קיים, ולא על מי שעדיין מחפש עבודה או עובד כעצמאי (</w:t>
       </w:r>
       <w:r>
         <w:rPr>
@@ -5885,7 +5613,7 @@
           <w:szCs w:val="24"/>
           <w:rtl/>
         </w:rPr>
-        <w:t xml:space="preserve">עמדתנו היא שהמסר של המאמר משלים את "ממשבר להזדמנות" שלמדנו בקורס. משבר הופך להזדמנות לא מעצמו, אלא כשמישהו מעצב אותו כך. עם זאת, המאמר עצמו מראה שהיוזמה תלויה בתחושת ניהוליות, ומי שמרגיש מאוים ובלי משאבים יתקשה להתחיל (</w:t>
+        <w:t xml:space="preserve">עמדתי היא שהמסר של המאמר משלים את "ממשבר להזדמנות" שנלמד בקורס. משבר הופך להזדמנות לא מעצמו, אלא כשמישהו מעצב אותו כך. עם זאת, המאמר עצמו מראה שהיוזמה תלויה בתחושת ניהוליות, ומי שמרגיש מאוים ובלי משאבים יתקשה להתחיל (</w:t>
       </w:r>
       <w:r>
         <w:rPr>
@@ -5902,7 +5630,7 @@
           <w:szCs w:val="24"/>
           <w:rtl/>
         </w:rPr>
-        <w:t xml:space="preserve">). לכן אנחנו חושבים שהמסר לכיתה צריך להיות כפול: לעצב את התפקיד עכשיו, כשעוד יש משאבים, ולא לחכות; ולזכור שמי שמרגיש שאין לו משאבים צריך קודם תמיכה ולא עצות.</w:t>
+        <w:t xml:space="preserve">). לכן לדעתי המסר לכיתה צריך להיות כפול: לעצב את התפקיד עכשיו, כשעוד יש משאבים, ולא לחכות; ולזכור שמי שמרגיש שאין לו משאבים צריך קודם תמיכה ולא עצות.</w:t>
       </w:r>
     </w:p>
     <w:p>
